--- a/thesis/thesis_j2200156.docx
+++ b/thesis/thesis_j2200156.docx
@@ -2065,7 +2065,7 @@
     <w:p>
       <w:pPr>
         <w:rPr>
-          <w:rFonts w:ascii="ＭＳ 明朝" w:eastAsia="ＭＳ 明朝" w:hAnsi="ＭＳ 明朝" w:hint="eastAsia"/>
+          <w:rFonts w:ascii="ＭＳ 明朝" w:eastAsia="ＭＳ 明朝" w:hAnsi="ＭＳ 明朝"/>
         </w:rPr>
       </w:pPr>
     </w:p>
@@ -2298,7 +2298,7 @@
     <w:p>
       <w:pPr>
         <w:rPr>
-          <w:rFonts w:ascii="ＭＳ 明朝" w:eastAsia="ＭＳ 明朝" w:hAnsi="ＭＳ 明朝" w:hint="eastAsia"/>
+          <w:rFonts w:ascii="ＭＳ 明朝" w:eastAsia="ＭＳ 明朝" w:hAnsi="ＭＳ 明朝"/>
         </w:rPr>
       </w:pPr>
     </w:p>
@@ -4401,13 +4401,21 @@
           <w:b/>
           <w:bCs/>
         </w:rPr>
-        <w:t>Denial（否定）</w:t>
-      </w:r>
-      <w:r>
-        <w:rPr>
-          <w:rFonts w:ascii="ＭＳ 明朝" w:eastAsia="ＭＳ 明朝" w:hAnsi="ＭＳ 明朝"/>
-        </w:rPr>
-        <w:t xml:space="preserve"> 翻訳テキストにおいて文化的要素が削除または隠蔽されており、読者が異文化要素の存在そのものを認知できない状態を指す。異文化との接触が遮断されるため、読者の意識上には「文化的な違い」も「他者」も発生しない戦略である。</w:t>
+        <w:t>Denia</w:t>
+      </w:r>
+      <w:r>
+        <w:rPr>
+          <w:rFonts w:ascii="ＭＳ 明朝" w:eastAsia="ＭＳ 明朝" w:hAnsi="ＭＳ 明朝" w:hint="eastAsia"/>
+          <w:b/>
+          <w:bCs/>
+        </w:rPr>
+        <w:t xml:space="preserve">l </w:t>
+      </w:r>
+      <w:r>
+        <w:rPr>
+          <w:rFonts w:ascii="ＭＳ 明朝" w:eastAsia="ＭＳ 明朝" w:hAnsi="ＭＳ 明朝"/>
+        </w:rPr>
+        <w:t>翻訳テキストにおいて文化的要素が削除または隠蔽されており、読者が異文化要素の存在そのものを認知できない状態を指す。異文化との接触が遮断されるため、読者の意識上には「文化的な違い」も「他者」も発生しない戦略である。</w:t>
       </w:r>
     </w:p>
     <w:p>
@@ -4430,13 +4438,21 @@
           <w:b/>
           <w:bCs/>
         </w:rPr>
-        <w:t>Minimization（最小化）</w:t>
-      </w:r>
-      <w:r>
-        <w:rPr>
-          <w:rFonts w:ascii="ＭＳ 明朝" w:eastAsia="ＭＳ 明朝" w:hAnsi="ＭＳ 明朝"/>
-        </w:rPr>
-        <w:t xml:space="preserve"> 文化的要素が目標言語文化の既知の概念に置き換えられており、読者が異文化の固有性を意識せず、自国の文化的枠組みの中で処理してしまう状態を指す。読者は「文化的な差異は存在しない」という認知的錯覚を抱くこととなる。なお、既知の概念か否かの客観的な判断基準として、英英辞典において外来語（Loanword）としての注釈なしに一般名詞として掲載されているか否かを採用する。</w:t>
+        <w:t>Minimization</w:t>
+      </w:r>
+      <w:r>
+        <w:rPr>
+          <w:rFonts w:ascii="ＭＳ 明朝" w:eastAsia="ＭＳ 明朝" w:hAnsi="ＭＳ 明朝" w:hint="eastAsia"/>
+          <w:b/>
+          <w:bCs/>
+        </w:rPr>
+        <w:t xml:space="preserve"> </w:t>
+      </w:r>
+      <w:r>
+        <w:rPr>
+          <w:rFonts w:ascii="ＭＳ 明朝" w:eastAsia="ＭＳ 明朝" w:hAnsi="ＭＳ 明朝"/>
+        </w:rPr>
+        <w:t>文化的要素が目標言語文化の既知の概念に置き換えられており、読者が異文化の固有性を意識せず、自国の文化的枠組みの中で処理してしまう状態を指す。読者は「文化的な差異は存在しない」という認知的錯覚を抱くこととなる。なお、既知の概念か否かの客観的な判断基準として、英英辞典において外来語（Loanword）としての注釈なしに一般名詞として掲載されているか否かを採用する。</w:t>
       </w:r>
     </w:p>
     <w:p>
@@ -4456,13 +4472,27 @@
           <w:b/>
           <w:bCs/>
         </w:rPr>
-        <w:t>Acceptance（受容）</w:t>
-      </w:r>
-      <w:r>
-        <w:rPr>
-          <w:rFonts w:ascii="ＭＳ 明朝" w:eastAsia="ＭＳ 明朝" w:hAnsi="ＭＳ 明朝"/>
-        </w:rPr>
-        <w:t xml:space="preserve"> 読者が「自文化とは異なる異質なもの（Something different）」が存在することを認識しているが、その背景や深い意味までは把握できていない状態を指す。音写等により言語的な異質感は提示されるものの、その内容までは踏み込まない表層的な差異提示の段階である。</w:t>
+        <w:t>Acceptanc</w:t>
+      </w:r>
+      <w:r>
+        <w:rPr>
+          <w:rFonts w:ascii="ＭＳ 明朝" w:eastAsia="ＭＳ 明朝" w:hAnsi="ＭＳ 明朝" w:hint="eastAsia"/>
+          <w:b/>
+          <w:bCs/>
+        </w:rPr>
+        <w:t xml:space="preserve">e </w:t>
+      </w:r>
+      <w:r>
+        <w:rPr>
+          <w:rFonts w:ascii="ＭＳ 明朝" w:eastAsia="ＭＳ 明朝" w:hAnsi="ＭＳ 明朝"/>
+        </w:rPr>
+        <w:t>読者が「自文化とは異なる異質なもの（Something different）」が存在することを認識しているが、その背景や深い意味までは把握できていない状態を指す。音写等により言語的な異質感は提示されるものの、その内容までは踏み込まない表層的な差異提示の段階</w:t>
+      </w:r>
+      <w:r>
+        <w:rPr>
+          <w:rFonts w:ascii="ＭＳ 明朝" w:eastAsia="ＭＳ 明朝" w:hAnsi="ＭＳ 明朝" w:hint="eastAsia"/>
+        </w:rPr>
+        <w:t>である。</w:t>
       </w:r>
     </w:p>
     <w:p>
@@ -4485,32 +4515,34 @@
           <w:b/>
           <w:bCs/>
         </w:rPr>
-        <w:t>Adaptation（適応）</w:t>
-      </w:r>
-      <w:r>
-        <w:rPr>
-          <w:rFonts w:ascii="ＭＳ 明朝" w:eastAsia="ＭＳ 明朝" w:hAnsi="ＭＳ 明朝"/>
-        </w:rPr>
-        <w:t xml:space="preserve"> 読者が自文化の視点を一時的に離れ、その要素が異文化の中で持つ機能や文脈を論理的に理解・共感できる状態を指す。適切な注釈や文中での詳</w:t>
-      </w:r>
-      <w:r>
-        <w:rPr>
-          <w:rFonts w:ascii="ＭＳ 明朝" w:eastAsia="ＭＳ 明朝" w:hAnsi="ＭＳ 明朝"/>
+        <w:t>Adaptatio</w:t>
+      </w:r>
+      <w:r>
+        <w:rPr>
+          <w:rFonts w:ascii="ＭＳ 明朝" w:eastAsia="ＭＳ 明朝" w:hAnsi="ＭＳ 明朝" w:hint="eastAsia"/>
+          <w:b/>
+          <w:bCs/>
+        </w:rPr>
+        <w:t xml:space="preserve">n </w:t>
+      </w:r>
+      <w:r>
+        <w:rPr>
+          <w:rFonts w:ascii="ＭＳ 明朝" w:eastAsia="ＭＳ 明朝" w:hAnsi="ＭＳ 明朝"/>
+        </w:rPr>
+        <w:t>読者が自文化の視点を一時的に離れ、その要素が異文化の中で持つ機能や文脈を論理的に理解・共感できる状態を指す。適切な注釈や文中での詳細な説明により、読者が異文化の視点を取り入れた深い理解を得られるよう設計された戦略である。</w:t>
+      </w:r>
+    </w:p>
+    <w:p>
+      <w:pPr>
+        <w:rPr>
+          <w:rFonts w:ascii="ＭＳ 明朝" w:eastAsia="ＭＳ 明朝" w:hAnsi="ＭＳ 明朝"/>
+        </w:rPr>
+      </w:pPr>
+      <w:r>
+        <w:rPr>
+          <w:rFonts w:ascii="ＭＳ 明朝" w:eastAsia="ＭＳ 明朝" w:hAnsi="ＭＳ 明朝" w:hint="eastAsia"/>
         </w:rPr>
         <w:lastRenderedPageBreak/>
-        <w:t>細な説明により、読者が異文化の視点を取り入れた深い理解を得られるよう設計された戦略である。</w:t>
-      </w:r>
-    </w:p>
-    <w:p>
-      <w:pPr>
-        <w:rPr>
-          <w:rFonts w:ascii="ＭＳ 明朝" w:eastAsia="ＭＳ 明朝" w:hAnsi="ＭＳ 明朝"/>
-        </w:rPr>
-      </w:pPr>
-      <w:r>
-        <w:rPr>
-          <w:rFonts w:ascii="ＭＳ 明朝" w:eastAsia="ＭＳ 明朝" w:hAnsi="ＭＳ 明朝" w:hint="eastAsia"/>
-        </w:rPr>
         <w:t>（２）除外した段階とその理由</w:t>
       </w:r>
     </w:p>
@@ -4846,7 +4878,14 @@
         <w:rPr>
           <w:rFonts w:ascii="ＭＳ 明朝" w:eastAsia="ＭＳ 明朝" w:hAnsi="ＭＳ 明朝"/>
         </w:rPr>
-        <w:t>(3) DMIS段階（読者への掲示戦略）の判定 　各訳語がターゲット読者に対して「どの程度の文化差を認知させるよう設計されているか」を、3.4項で定義した4つのDMIS段階（Denial, Minimization, Acceptance, Adaptation）に分類した。 　特に「Minimization（最小化）」と「Acceptance（受容）」の境界については、英英辞典における外来語（Loanword）としての扱いや、訳文内での説明的情報の有無を客観的な指標として判定した。これにより、</w:t>
+        <w:t>(3) DMIS段階（読者への掲示戦略）の判定 　各訳語がターゲット読者に対して「どの程度</w:t>
+      </w:r>
+      <w:r>
+        <w:rPr>
+          <w:rFonts w:ascii="ＭＳ 明朝" w:eastAsia="ＭＳ 明朝" w:hAnsi="ＭＳ 明朝"/>
+        </w:rPr>
+        <w:lastRenderedPageBreak/>
+        <w:t>の文化差を認知させるよう設計されているか」を、3.4項で定義した4つのDMIS段階（Denial, Minimization, Acceptance, Adaptation）に分類した。 　特に「Minimization（最小化）」と「Acceptance（受容）」の境界については、英英辞典における外来語（Loanword）としての扱いや、訳文内での説明的情報の有無を客観的な指標として判定した。これにより、</w:t>
       </w:r>
       <w:r>
         <w:rPr>
@@ -4858,7 +4897,7 @@
     <w:p>
       <w:pPr>
         <w:rPr>
-          <w:rFonts w:ascii="ＭＳ 明朝" w:eastAsia="ＭＳ 明朝" w:hAnsi="ＭＳ 明朝" w:hint="eastAsia"/>
+          <w:rFonts w:ascii="ＭＳ 明朝" w:eastAsia="ＭＳ 明朝" w:hAnsi="ＭＳ 明朝"/>
         </w:rPr>
       </w:pPr>
     </w:p>
@@ -5065,9 +5104,41 @@
     <w:p>
       <w:pPr>
         <w:rPr>
-          <w:rFonts w:ascii="ＭＳ 明朝" w:eastAsia="ＭＳ 明朝" w:hAnsi="ＭＳ 明朝" w:hint="eastAsia"/>
-        </w:rPr>
-      </w:pPr>
+          <w:rFonts w:ascii="ＭＳ 明朝" w:eastAsia="ＭＳ 明朝" w:hAnsi="ＭＳ 明朝"/>
+        </w:rPr>
+      </w:pPr>
+    </w:p>
+    <w:p>
+      <w:pPr>
+        <w:rPr>
+          <w:rFonts w:ascii="ＭＳ 明朝" w:eastAsia="ＭＳ 明朝" w:hAnsi="ＭＳ 明朝"/>
+        </w:rPr>
+      </w:pPr>
+      <w:r>
+        <w:rPr>
+          <w:rFonts w:ascii="ＭＳ 明朝" w:eastAsia="ＭＳ 明朝" w:hAnsi="ＭＳ 明朝" w:hint="eastAsia"/>
+        </w:rPr>
+        <w:t>4．分析結果</w:t>
+      </w:r>
+    </w:p>
+    <w:p>
+      <w:pPr>
+        <w:rPr>
+          <w:rFonts w:ascii="ＭＳ 明朝" w:eastAsia="ＭＳ 明朝" w:hAnsi="ＭＳ 明朝"/>
+        </w:rPr>
+      </w:pPr>
+      <w:r>
+        <w:rPr>
+          <w:rFonts w:ascii="ＭＳ 明朝" w:eastAsia="ＭＳ 明朝" w:hAnsi="ＭＳ 明朝" w:hint="eastAsia"/>
+        </w:rPr>
+        <w:t>4.1</w:t>
+      </w:r>
+      <w:r>
+        <w:rPr>
+          <w:rFonts w:ascii="ＭＳ 明朝" w:eastAsia="ＭＳ 明朝" w:hAnsi="ＭＳ 明朝" w:hint="eastAsia"/>
+        </w:rPr>
+        <w:t>全体的な傾向</w:t>
+      </w:r>
     </w:p>
     <w:p>
       <w:pPr>
@@ -5080,38 +5151,6 @@
           <w:rFonts w:ascii="ＭＳ 明朝" w:eastAsia="ＭＳ 明朝" w:hAnsi="ＭＳ 明朝" w:hint="eastAsia"/>
         </w:rPr>
         <w:lastRenderedPageBreak/>
-        <w:t>4．分析結果</w:t>
-      </w:r>
-    </w:p>
-    <w:p>
-      <w:pPr>
-        <w:rPr>
-          <w:rFonts w:ascii="ＭＳ 明朝" w:eastAsia="ＭＳ 明朝" w:hAnsi="ＭＳ 明朝"/>
-        </w:rPr>
-      </w:pPr>
-      <w:r>
-        <w:rPr>
-          <w:rFonts w:ascii="ＭＳ 明朝" w:eastAsia="ＭＳ 明朝" w:hAnsi="ＭＳ 明朝" w:hint="eastAsia"/>
-        </w:rPr>
-        <w:t>4.1</w:t>
-      </w:r>
-      <w:r>
-        <w:rPr>
-          <w:rFonts w:ascii="ＭＳ 明朝" w:eastAsia="ＭＳ 明朝" w:hAnsi="ＭＳ 明朝" w:hint="eastAsia"/>
-        </w:rPr>
-        <w:t>全体的な傾向</w:t>
-      </w:r>
-    </w:p>
-    <w:p>
-      <w:pPr>
-        <w:rPr>
-          <w:rFonts w:ascii="ＭＳ 明朝" w:eastAsia="ＭＳ 明朝" w:hAnsi="ＭＳ 明朝"/>
-        </w:rPr>
-      </w:pPr>
-      <w:r>
-        <w:rPr>
-          <w:rFonts w:ascii="ＭＳ 明朝" w:eastAsia="ＭＳ 明朝" w:hAnsi="ＭＳ 明朝" w:hint="eastAsia"/>
-        </w:rPr>
         <w:t xml:space="preserve">4.1.1 </w:t>
       </w:r>
       <w:r>
@@ -5124,7 +5163,7 @@
     <w:p>
       <w:pPr>
         <w:rPr>
-          <w:rFonts w:ascii="ＭＳ 明朝" w:eastAsia="ＭＳ 明朝" w:hAnsi="ＭＳ 明朝" w:hint="eastAsia"/>
+          <w:rFonts w:ascii="ＭＳ 明朝" w:eastAsia="ＭＳ 明朝" w:hAnsi="ＭＳ 明朝"/>
         </w:rPr>
       </w:pPr>
       <w:r>
@@ -6209,7 +6248,7 @@
           <w:noProof/>
         </w:rPr>
         <w:drawing>
-          <wp:inline distT="0" distB="0" distL="0" distR="0" wp14:anchorId="603345C8" wp14:editId="24089112">
+          <wp:inline distT="0" distB="0" distL="0" distR="0" wp14:anchorId="603345C8" wp14:editId="6E481456">
             <wp:extent cx="5400040" cy="2852420"/>
             <wp:effectExtent l="0" t="0" r="0" b="5080"/>
             <wp:docPr id="1207480176" name="図 1" descr="グラフ&#10;&#10;AI 生成コンテンツは誤りを含む可能性があります。"/>
@@ -6280,7 +6319,7 @@
     <w:p>
       <w:pPr>
         <w:rPr>
-          <w:rFonts w:ascii="ＭＳ 明朝" w:eastAsia="ＭＳ 明朝" w:hAnsi="ＭＳ 明朝" w:hint="eastAsia"/>
+          <w:rFonts w:ascii="ＭＳ 明朝" w:eastAsia="ＭＳ 明朝" w:hAnsi="ＭＳ 明朝"/>
         </w:rPr>
       </w:pPr>
       <w:r>
@@ -6311,44 +6350,44 @@
         <w:rPr>
           <w:rFonts w:ascii="ＭＳ 明朝" w:eastAsia="ＭＳ 明朝" w:hAnsi="ＭＳ 明朝"/>
         </w:rPr>
-        <w:t>この上位2つの技法だけで全体の</w:t>
-      </w:r>
-      <w:r>
-        <w:rPr>
-          <w:rFonts w:ascii="ＭＳ 明朝" w:eastAsia="ＭＳ 明朝" w:hAnsi="ＭＳ 明朝"/>
+        <w:t>この上位2つの技法だけで全体の過半数を占めており、両者ともに、</w:t>
+      </w:r>
+      <w:r>
+        <w:rPr>
+          <w:rFonts w:ascii="ＭＳ 明朝" w:eastAsia="ＭＳ 明朝" w:hAnsi="ＭＳ 明朝" w:hint="eastAsia"/>
+        </w:rPr>
+        <w:t>ターゲット</w:t>
+      </w:r>
+      <w:r>
+        <w:rPr>
+          <w:rFonts w:ascii="ＭＳ 明朝" w:eastAsia="ＭＳ 明朝" w:hAnsi="ＭＳ 明朝"/>
+        </w:rPr>
+        <w:t>読者にとって馴染みのある表現や、より一般的な概念へと置換することで</w:t>
+      </w:r>
+      <w:r>
+        <w:rPr>
+          <w:rFonts w:ascii="ＭＳ 明朝" w:eastAsia="ＭＳ 明朝" w:hAnsi="ＭＳ 明朝" w:hint="eastAsia"/>
+        </w:rPr>
+        <w:t>、原文の文化的要素が持つ</w:t>
+      </w:r>
+      <w:r>
+        <w:rPr>
+          <w:rFonts w:ascii="ＭＳ 明朝" w:eastAsia="ＭＳ 明朝" w:hAnsi="ＭＳ 明朝" w:hint="eastAsia"/>
+        </w:rPr>
+        <w:t>異質性を緩和し、</w:t>
+      </w:r>
+      <w:r>
+        <w:rPr>
+          <w:rFonts w:ascii="ＭＳ 明朝" w:eastAsia="ＭＳ 明朝" w:hAnsi="ＭＳ 明朝" w:hint="eastAsia"/>
+        </w:rPr>
+        <w:t>読みやすさを重視</w:t>
+      </w:r>
+      <w:r>
+        <w:rPr>
+          <w:rFonts w:ascii="ＭＳ 明朝" w:eastAsia="ＭＳ 明朝" w:hAnsi="ＭＳ 明朝" w:hint="eastAsia"/>
         </w:rPr>
         <w:lastRenderedPageBreak/>
-        <w:t>過半数を占めており、両者ともに、</w:t>
-      </w:r>
-      <w:r>
-        <w:rPr>
-          <w:rFonts w:ascii="ＭＳ 明朝" w:eastAsia="ＭＳ 明朝" w:hAnsi="ＭＳ 明朝" w:hint="eastAsia"/>
-        </w:rPr>
-        <w:t>ターゲット</w:t>
-      </w:r>
-      <w:r>
-        <w:rPr>
-          <w:rFonts w:ascii="ＭＳ 明朝" w:eastAsia="ＭＳ 明朝" w:hAnsi="ＭＳ 明朝"/>
-        </w:rPr>
-        <w:t>読者にとって馴染みのある表現や、より一般的な概念へと置換することで</w:t>
-      </w:r>
-      <w:r>
-        <w:rPr>
-          <w:rFonts w:ascii="ＭＳ 明朝" w:eastAsia="ＭＳ 明朝" w:hAnsi="ＭＳ 明朝" w:hint="eastAsia"/>
-        </w:rPr>
-        <w:t>、原文の文化的要素が持つ</w:t>
-      </w:r>
-      <w:r>
-        <w:rPr>
-          <w:rFonts w:ascii="ＭＳ 明朝" w:eastAsia="ＭＳ 明朝" w:hAnsi="ＭＳ 明朝" w:hint="eastAsia"/>
-        </w:rPr>
-        <w:t>異質性を緩和し、</w:t>
-      </w:r>
-      <w:r>
-        <w:rPr>
-          <w:rFonts w:ascii="ＭＳ 明朝" w:eastAsia="ＭＳ 明朝" w:hAnsi="ＭＳ 明朝" w:hint="eastAsia"/>
-        </w:rPr>
-        <w:t>読みやすさを重視している</w:t>
+        <w:t>している</w:t>
       </w:r>
       <w:r>
         <w:rPr>
@@ -6372,7 +6411,7 @@
     <w:p>
       <w:pPr>
         <w:rPr>
-          <w:rFonts w:ascii="ＭＳ 明朝" w:eastAsia="ＭＳ 明朝" w:hAnsi="ＭＳ 明朝" w:hint="eastAsia"/>
+          <w:rFonts w:ascii="ＭＳ 明朝" w:eastAsia="ＭＳ 明朝" w:hAnsi="ＭＳ 明朝"/>
         </w:rPr>
       </w:pPr>
       <w:r>
@@ -6660,7 +6699,7 @@
     <w:p>
       <w:pPr>
         <w:rPr>
-          <w:rFonts w:ascii="ＭＳ 明朝" w:eastAsia="ＭＳ 明朝" w:hAnsi="ＭＳ 明朝" w:hint="eastAsia"/>
+          <w:rFonts w:ascii="ＭＳ 明朝" w:eastAsia="ＭＳ 明朝" w:hAnsi="ＭＳ 明朝"/>
         </w:rPr>
       </w:pPr>
     </w:p>
@@ -7492,7 +7531,7 @@
       <w:pPr>
         <w:ind w:firstLineChars="100" w:firstLine="210"/>
         <w:rPr>
-          <w:rFonts w:ascii="ＭＳ 明朝" w:eastAsia="ＭＳ 明朝" w:hAnsi="ＭＳ 明朝" w:hint="eastAsia"/>
+          <w:rFonts w:ascii="ＭＳ 明朝" w:eastAsia="ＭＳ 明朝" w:hAnsi="ＭＳ 明朝"/>
         </w:rPr>
       </w:pPr>
       <w:r>
@@ -7542,7 +7581,7 @@
         <w:rPr>
           <w:rFonts w:ascii="ＭＳ 明朝" w:eastAsia="ＭＳ 明朝" w:hAnsi="ＭＳ 明朝"/>
         </w:rPr>
-        <w:t>「Denial」は、文化的要素そのものが読者から</w:t>
+        <w:t>Denialは、文化的要素そのものが読者から</w:t>
       </w:r>
       <w:r>
         <w:rPr>
@@ -7646,13 +7685,7 @@
           <w:rFonts w:ascii="ＭＳ 明朝" w:eastAsia="ＭＳ 明朝" w:hAnsi="ＭＳ 明朝" w:hint="eastAsia"/>
         </w:rPr>
         <w:lastRenderedPageBreak/>
-        <w:t>でDMIS</w:t>
-      </w:r>
-      <w:r>
-        <w:rPr>
-          <w:rFonts w:ascii="ＭＳ 明朝" w:eastAsia="ＭＳ 明朝" w:hAnsi="ＭＳ 明朝" w:hint="eastAsia"/>
-        </w:rPr>
-        <w:t>の構成比の順位</w:t>
+        <w:t>でDMISの構成比の順位</w:t>
       </w:r>
       <w:r>
         <w:rPr>
@@ -7694,22 +7727,4365 @@
     <w:p>
       <w:pPr>
         <w:rPr>
-          <w:rFonts w:ascii="ＭＳ 明朝" w:eastAsia="ＭＳ 明朝" w:hAnsi="ＭＳ 明朝" w:hint="eastAsia"/>
-        </w:rPr>
-      </w:pPr>
-    </w:p>
-    <w:p>
-      <w:pPr>
-        <w:rPr>
-          <w:rFonts w:ascii="ＭＳ 明朝" w:eastAsia="ＭＳ 明朝" w:hAnsi="ＭＳ 明朝"/>
-        </w:rPr>
-      </w:pPr>
-      <w:r>
-        <w:rPr>
-          <w:rFonts w:ascii="ＭＳ 明朝" w:eastAsia="ＭＳ 明朝" w:hAnsi="ＭＳ 明朝" w:hint="eastAsia"/>
-        </w:rPr>
-        <w:t>4.2 翻訳技法とDMIS段階の相関（クロス集計）</w:t>
-      </w:r>
+          <w:rFonts w:ascii="ＭＳ 明朝" w:eastAsia="ＭＳ 明朝" w:hAnsi="ＭＳ 明朝"/>
+        </w:rPr>
+      </w:pPr>
+    </w:p>
+    <w:p>
+      <w:pPr>
+        <w:pStyle w:val="a9"/>
+        <w:numPr>
+          <w:ilvl w:val="1"/>
+          <w:numId w:val="36"/>
+        </w:numPr>
+        <w:rPr>
+          <w:rFonts w:ascii="ＭＳ 明朝" w:eastAsia="ＭＳ 明朝" w:hAnsi="ＭＳ 明朝"/>
+        </w:rPr>
+      </w:pPr>
+      <w:r>
+        <w:rPr>
+          <w:rFonts w:ascii="ＭＳ 明朝" w:eastAsia="ＭＳ 明朝" w:hAnsi="ＭＳ 明朝" w:hint="eastAsia"/>
+        </w:rPr>
+        <w:t>翻訳技法とDMIS段階の相関（クロス集計）</w:t>
+      </w:r>
+    </w:p>
+    <w:p>
+      <w:pPr>
+        <w:rPr>
+          <w:rFonts w:ascii="ＭＳ 明朝" w:eastAsia="ＭＳ 明朝" w:hAnsi="ＭＳ 明朝"/>
+        </w:rPr>
+      </w:pPr>
+      <w:r>
+        <w:rPr>
+          <w:rFonts w:ascii="ＭＳ 明朝" w:eastAsia="ＭＳ 明朝" w:hAnsi="ＭＳ 明朝" w:hint="eastAsia"/>
+        </w:rPr>
+        <w:t xml:space="preserve">　</w:t>
+      </w:r>
+      <w:r>
+        <w:rPr>
+          <w:rFonts w:ascii="ＭＳ 明朝" w:eastAsia="ＭＳ 明朝" w:hAnsi="ＭＳ 明朝"/>
+        </w:rPr>
+        <w:t>近藤とMcClellanの2名の翻訳者における翻訳技法の選択傾向と、DMIS段階との関連性を検証するため、クロス集計を行った。各翻訳者の集計結果を図3に示す。</w:t>
+      </w:r>
+    </w:p>
+    <w:tbl>
+      <w:tblPr>
+        <w:tblW w:w="8488" w:type="dxa"/>
+        <w:tblCellMar>
+          <w:left w:w="0" w:type="dxa"/>
+          <w:right w:w="0" w:type="dxa"/>
+        </w:tblCellMar>
+        <w:tblLook w:val="04A0" w:firstRow="1" w:lastRow="0" w:firstColumn="1" w:lastColumn="0" w:noHBand="0" w:noVBand="1"/>
+      </w:tblPr>
+      <w:tblGrid>
+        <w:gridCol w:w="226"/>
+        <w:gridCol w:w="1038"/>
+        <w:gridCol w:w="903"/>
+        <w:gridCol w:w="496"/>
+        <w:gridCol w:w="767"/>
+        <w:gridCol w:w="767"/>
+        <w:gridCol w:w="95"/>
+        <w:gridCol w:w="225"/>
+        <w:gridCol w:w="1038"/>
+        <w:gridCol w:w="903"/>
+        <w:gridCol w:w="496"/>
+        <w:gridCol w:w="767"/>
+        <w:gridCol w:w="767"/>
+      </w:tblGrid>
+      <w:tr>
+        <w:trPr>
+          <w:trHeight w:val="315"/>
+        </w:trPr>
+        <w:tc>
+          <w:tcPr>
+            <w:tcW w:w="1552" w:type="dxa"/>
+            <w:gridSpan w:val="2"/>
+            <w:vMerge w:val="restart"/>
+            <w:tcBorders>
+              <w:top w:val="single" w:sz="6" w:space="0" w:color="CCCCCC"/>
+              <w:left w:val="single" w:sz="6" w:space="0" w:color="CCCCCC"/>
+              <w:bottom w:val="single" w:sz="6" w:space="0" w:color="CCCCCC"/>
+              <w:right w:val="single" w:sz="6" w:space="0" w:color="CCCCCC"/>
+            </w:tcBorders>
+            <w:tcMar>
+              <w:top w:w="30" w:type="dxa"/>
+              <w:left w:w="45" w:type="dxa"/>
+              <w:bottom w:w="30" w:type="dxa"/>
+              <w:right w:w="45" w:type="dxa"/>
+            </w:tcMar>
+            <w:vAlign w:val="bottom"/>
+            <w:hideMark/>
+          </w:tcPr>
+          <w:p>
+            <w:pPr>
+              <w:rPr>
+                <w:rFonts w:ascii="ＭＳ 明朝" w:eastAsia="ＭＳ 明朝" w:hAnsi="ＭＳ 明朝"/>
+                <w:sz w:val="16"/>
+                <w:szCs w:val="16"/>
+              </w:rPr>
+            </w:pPr>
+          </w:p>
+        </w:tc>
+        <w:tc>
+          <w:tcPr>
+            <w:tcW w:w="2645" w:type="dxa"/>
+            <w:gridSpan w:val="4"/>
+            <w:tcBorders>
+              <w:top w:val="single" w:sz="6" w:space="0" w:color="CCCCCC"/>
+              <w:left w:val="single" w:sz="6" w:space="0" w:color="CCCCCC"/>
+              <w:bottom w:val="single" w:sz="6" w:space="0" w:color="CCCCCC"/>
+              <w:right w:val="single" w:sz="6" w:space="0" w:color="CCCCCC"/>
+            </w:tcBorders>
+            <w:tcMar>
+              <w:top w:w="30" w:type="dxa"/>
+              <w:left w:w="45" w:type="dxa"/>
+              <w:bottom w:w="30" w:type="dxa"/>
+              <w:right w:w="45" w:type="dxa"/>
+            </w:tcMar>
+            <w:vAlign w:val="center"/>
+            <w:hideMark/>
+          </w:tcPr>
+          <w:p>
+            <w:pPr>
+              <w:rPr>
+                <w:rFonts w:ascii="ＭＳ 明朝" w:eastAsia="ＭＳ 明朝" w:hAnsi="ＭＳ 明朝"/>
+                <w:sz w:val="16"/>
+                <w:szCs w:val="16"/>
+              </w:rPr>
+            </w:pPr>
+            <w:r>
+              <w:rPr>
+                <w:rFonts w:ascii="ＭＳ 明朝" w:eastAsia="ＭＳ 明朝" w:hAnsi="ＭＳ 明朝"/>
+                <w:sz w:val="16"/>
+                <w:szCs w:val="16"/>
+              </w:rPr>
+              <w:t>DMIS</w:t>
+            </w:r>
+          </w:p>
+        </w:tc>
+        <w:tc>
+          <w:tcPr>
+            <w:tcW w:w="0" w:type="auto"/>
+            <w:tcBorders>
+              <w:top w:val="single" w:sz="6" w:space="0" w:color="CCCCCC"/>
+              <w:left w:val="single" w:sz="6" w:space="0" w:color="CCCCCC"/>
+              <w:bottom w:val="single" w:sz="6" w:space="0" w:color="CCCCCC"/>
+              <w:right w:val="single" w:sz="6" w:space="0" w:color="CCCCCC"/>
+            </w:tcBorders>
+            <w:tcMar>
+              <w:top w:w="30" w:type="dxa"/>
+              <w:left w:w="45" w:type="dxa"/>
+              <w:bottom w:w="30" w:type="dxa"/>
+              <w:right w:w="45" w:type="dxa"/>
+            </w:tcMar>
+            <w:vAlign w:val="bottom"/>
+            <w:hideMark/>
+          </w:tcPr>
+          <w:p>
+            <w:pPr>
+              <w:rPr>
+                <w:rFonts w:ascii="ＭＳ 明朝" w:eastAsia="ＭＳ 明朝" w:hAnsi="ＭＳ 明朝"/>
+                <w:sz w:val="16"/>
+                <w:szCs w:val="16"/>
+              </w:rPr>
+            </w:pPr>
+          </w:p>
+        </w:tc>
+        <w:tc>
+          <w:tcPr>
+            <w:tcW w:w="0" w:type="auto"/>
+            <w:gridSpan w:val="2"/>
+            <w:vMerge w:val="restart"/>
+            <w:tcBorders>
+              <w:top w:val="single" w:sz="6" w:space="0" w:color="CCCCCC"/>
+              <w:left w:val="single" w:sz="6" w:space="0" w:color="CCCCCC"/>
+              <w:bottom w:val="single" w:sz="6" w:space="0" w:color="CCCCCC"/>
+              <w:right w:val="single" w:sz="6" w:space="0" w:color="CCCCCC"/>
+            </w:tcBorders>
+            <w:tcMar>
+              <w:top w:w="30" w:type="dxa"/>
+              <w:left w:w="45" w:type="dxa"/>
+              <w:bottom w:w="30" w:type="dxa"/>
+              <w:right w:w="45" w:type="dxa"/>
+            </w:tcMar>
+            <w:vAlign w:val="bottom"/>
+            <w:hideMark/>
+          </w:tcPr>
+          <w:p>
+            <w:pPr>
+              <w:rPr>
+                <w:rFonts w:ascii="ＭＳ 明朝" w:eastAsia="ＭＳ 明朝" w:hAnsi="ＭＳ 明朝"/>
+                <w:sz w:val="16"/>
+                <w:szCs w:val="16"/>
+              </w:rPr>
+            </w:pPr>
+          </w:p>
+        </w:tc>
+        <w:tc>
+          <w:tcPr>
+            <w:tcW w:w="0" w:type="auto"/>
+            <w:gridSpan w:val="4"/>
+            <w:tcBorders>
+              <w:top w:val="single" w:sz="6" w:space="0" w:color="CCCCCC"/>
+              <w:left w:val="single" w:sz="6" w:space="0" w:color="CCCCCC"/>
+              <w:bottom w:val="single" w:sz="6" w:space="0" w:color="CCCCCC"/>
+              <w:right w:val="single" w:sz="6" w:space="0" w:color="CCCCCC"/>
+            </w:tcBorders>
+            <w:tcMar>
+              <w:top w:w="30" w:type="dxa"/>
+              <w:left w:w="45" w:type="dxa"/>
+              <w:bottom w:w="30" w:type="dxa"/>
+              <w:right w:w="45" w:type="dxa"/>
+            </w:tcMar>
+            <w:vAlign w:val="center"/>
+            <w:hideMark/>
+          </w:tcPr>
+          <w:p>
+            <w:pPr>
+              <w:rPr>
+                <w:rFonts w:ascii="ＭＳ 明朝" w:eastAsia="ＭＳ 明朝" w:hAnsi="ＭＳ 明朝"/>
+                <w:sz w:val="16"/>
+                <w:szCs w:val="16"/>
+              </w:rPr>
+            </w:pPr>
+            <w:r>
+              <w:rPr>
+                <w:rFonts w:ascii="ＭＳ 明朝" w:eastAsia="ＭＳ 明朝" w:hAnsi="ＭＳ 明朝"/>
+                <w:sz w:val="16"/>
+                <w:szCs w:val="16"/>
+              </w:rPr>
+              <w:t>DMIS</w:t>
+            </w:r>
+          </w:p>
+        </w:tc>
+      </w:tr>
+      <w:tr>
+        <w:trPr>
+          <w:trHeight w:val="315"/>
+        </w:trPr>
+        <w:tc>
+          <w:tcPr>
+            <w:tcW w:w="1552" w:type="dxa"/>
+            <w:gridSpan w:val="2"/>
+            <w:vMerge/>
+            <w:tcBorders>
+              <w:top w:val="single" w:sz="6" w:space="0" w:color="CCCCCC"/>
+              <w:left w:val="single" w:sz="6" w:space="0" w:color="CCCCCC"/>
+              <w:bottom w:val="single" w:sz="6" w:space="0" w:color="CCCCCC"/>
+              <w:right w:val="single" w:sz="6" w:space="0" w:color="CCCCCC"/>
+            </w:tcBorders>
+            <w:vAlign w:val="center"/>
+            <w:hideMark/>
+          </w:tcPr>
+          <w:p>
+            <w:pPr>
+              <w:rPr>
+                <w:rFonts w:ascii="ＭＳ 明朝" w:eastAsia="ＭＳ 明朝" w:hAnsi="ＭＳ 明朝"/>
+                <w:sz w:val="16"/>
+                <w:szCs w:val="16"/>
+              </w:rPr>
+            </w:pPr>
+          </w:p>
+        </w:tc>
+        <w:tc>
+          <w:tcPr>
+            <w:tcW w:w="615" w:type="dxa"/>
+            <w:tcBorders>
+              <w:top w:val="single" w:sz="6" w:space="0" w:color="CCCCCC"/>
+              <w:left w:val="single" w:sz="6" w:space="0" w:color="CCCCCC"/>
+              <w:bottom w:val="single" w:sz="6" w:space="0" w:color="CCCCCC"/>
+              <w:right w:val="single" w:sz="6" w:space="0" w:color="CCCCCC"/>
+            </w:tcBorders>
+            <w:tcMar>
+              <w:top w:w="30" w:type="dxa"/>
+              <w:left w:w="45" w:type="dxa"/>
+              <w:bottom w:w="30" w:type="dxa"/>
+              <w:right w:w="45" w:type="dxa"/>
+            </w:tcMar>
+            <w:vAlign w:val="bottom"/>
+            <w:hideMark/>
+          </w:tcPr>
+          <w:p>
+            <w:pPr>
+              <w:rPr>
+                <w:rFonts w:ascii="ＭＳ 明朝" w:eastAsia="ＭＳ 明朝" w:hAnsi="ＭＳ 明朝"/>
+                <w:sz w:val="16"/>
+                <w:szCs w:val="16"/>
+              </w:rPr>
+            </w:pPr>
+            <w:r>
+              <w:rPr>
+                <w:rFonts w:ascii="ＭＳ 明朝" w:eastAsia="ＭＳ 明朝" w:hAnsi="ＭＳ 明朝"/>
+                <w:sz w:val="16"/>
+                <w:szCs w:val="16"/>
+              </w:rPr>
+              <w:t>Minimization</w:t>
+            </w:r>
+          </w:p>
+        </w:tc>
+        <w:tc>
+          <w:tcPr>
+            <w:tcW w:w="0" w:type="auto"/>
+            <w:tcBorders>
+              <w:top w:val="single" w:sz="6" w:space="0" w:color="CCCCCC"/>
+              <w:left w:val="single" w:sz="6" w:space="0" w:color="CCCCCC"/>
+              <w:bottom w:val="single" w:sz="6" w:space="0" w:color="CCCCCC"/>
+              <w:right w:val="single" w:sz="6" w:space="0" w:color="CCCCCC"/>
+            </w:tcBorders>
+            <w:tcMar>
+              <w:top w:w="30" w:type="dxa"/>
+              <w:left w:w="45" w:type="dxa"/>
+              <w:bottom w:w="30" w:type="dxa"/>
+              <w:right w:w="45" w:type="dxa"/>
+            </w:tcMar>
+            <w:vAlign w:val="bottom"/>
+            <w:hideMark/>
+          </w:tcPr>
+          <w:p>
+            <w:pPr>
+              <w:rPr>
+                <w:rFonts w:ascii="ＭＳ 明朝" w:eastAsia="ＭＳ 明朝" w:hAnsi="ＭＳ 明朝"/>
+                <w:sz w:val="16"/>
+                <w:szCs w:val="16"/>
+              </w:rPr>
+            </w:pPr>
+            <w:r>
+              <w:rPr>
+                <w:rFonts w:ascii="ＭＳ 明朝" w:eastAsia="ＭＳ 明朝" w:hAnsi="ＭＳ 明朝"/>
+                <w:sz w:val="16"/>
+                <w:szCs w:val="16"/>
+              </w:rPr>
+              <w:t>Denial</w:t>
+            </w:r>
+          </w:p>
+        </w:tc>
+        <w:tc>
+          <w:tcPr>
+            <w:tcW w:w="0" w:type="auto"/>
+            <w:tcBorders>
+              <w:top w:val="single" w:sz="6" w:space="0" w:color="CCCCCC"/>
+              <w:left w:val="single" w:sz="6" w:space="0" w:color="CCCCCC"/>
+              <w:bottom w:val="single" w:sz="6" w:space="0" w:color="CCCCCC"/>
+              <w:right w:val="single" w:sz="6" w:space="0" w:color="CCCCCC"/>
+            </w:tcBorders>
+            <w:tcMar>
+              <w:top w:w="30" w:type="dxa"/>
+              <w:left w:w="45" w:type="dxa"/>
+              <w:bottom w:w="30" w:type="dxa"/>
+              <w:right w:w="45" w:type="dxa"/>
+            </w:tcMar>
+            <w:vAlign w:val="bottom"/>
+            <w:hideMark/>
+          </w:tcPr>
+          <w:p>
+            <w:pPr>
+              <w:rPr>
+                <w:rFonts w:ascii="ＭＳ 明朝" w:eastAsia="ＭＳ 明朝" w:hAnsi="ＭＳ 明朝"/>
+                <w:sz w:val="16"/>
+                <w:szCs w:val="16"/>
+              </w:rPr>
+            </w:pPr>
+            <w:r>
+              <w:rPr>
+                <w:rFonts w:ascii="ＭＳ 明朝" w:eastAsia="ＭＳ 明朝" w:hAnsi="ＭＳ 明朝"/>
+                <w:sz w:val="16"/>
+                <w:szCs w:val="16"/>
+              </w:rPr>
+              <w:t>Adaptation</w:t>
+            </w:r>
+          </w:p>
+        </w:tc>
+        <w:tc>
+          <w:tcPr>
+            <w:tcW w:w="0" w:type="auto"/>
+            <w:tcBorders>
+              <w:top w:val="single" w:sz="6" w:space="0" w:color="CCCCCC"/>
+              <w:left w:val="single" w:sz="6" w:space="0" w:color="CCCCCC"/>
+              <w:bottom w:val="single" w:sz="6" w:space="0" w:color="CCCCCC"/>
+              <w:right w:val="single" w:sz="6" w:space="0" w:color="CCCCCC"/>
+            </w:tcBorders>
+            <w:tcMar>
+              <w:top w:w="30" w:type="dxa"/>
+              <w:left w:w="45" w:type="dxa"/>
+              <w:bottom w:w="30" w:type="dxa"/>
+              <w:right w:w="45" w:type="dxa"/>
+            </w:tcMar>
+            <w:vAlign w:val="bottom"/>
+            <w:hideMark/>
+          </w:tcPr>
+          <w:p>
+            <w:pPr>
+              <w:rPr>
+                <w:rFonts w:ascii="ＭＳ 明朝" w:eastAsia="ＭＳ 明朝" w:hAnsi="ＭＳ 明朝"/>
+                <w:sz w:val="16"/>
+                <w:szCs w:val="16"/>
+              </w:rPr>
+            </w:pPr>
+            <w:r>
+              <w:rPr>
+                <w:rFonts w:ascii="ＭＳ 明朝" w:eastAsia="ＭＳ 明朝" w:hAnsi="ＭＳ 明朝"/>
+                <w:sz w:val="16"/>
+                <w:szCs w:val="16"/>
+              </w:rPr>
+              <w:t>Acceptance</w:t>
+            </w:r>
+          </w:p>
+        </w:tc>
+        <w:tc>
+          <w:tcPr>
+            <w:tcW w:w="0" w:type="auto"/>
+            <w:tcBorders>
+              <w:top w:val="single" w:sz="6" w:space="0" w:color="CCCCCC"/>
+              <w:left w:val="single" w:sz="6" w:space="0" w:color="CCCCCC"/>
+              <w:bottom w:val="single" w:sz="6" w:space="0" w:color="CCCCCC"/>
+              <w:right w:val="single" w:sz="6" w:space="0" w:color="CCCCCC"/>
+            </w:tcBorders>
+            <w:tcMar>
+              <w:top w:w="30" w:type="dxa"/>
+              <w:left w:w="45" w:type="dxa"/>
+              <w:bottom w:w="30" w:type="dxa"/>
+              <w:right w:w="45" w:type="dxa"/>
+            </w:tcMar>
+            <w:vAlign w:val="bottom"/>
+            <w:hideMark/>
+          </w:tcPr>
+          <w:p>
+            <w:pPr>
+              <w:rPr>
+                <w:rFonts w:ascii="ＭＳ 明朝" w:eastAsia="ＭＳ 明朝" w:hAnsi="ＭＳ 明朝"/>
+                <w:sz w:val="16"/>
+                <w:szCs w:val="16"/>
+              </w:rPr>
+            </w:pPr>
+          </w:p>
+        </w:tc>
+        <w:tc>
+          <w:tcPr>
+            <w:tcW w:w="0" w:type="auto"/>
+            <w:gridSpan w:val="2"/>
+            <w:vMerge/>
+            <w:tcBorders>
+              <w:top w:val="single" w:sz="6" w:space="0" w:color="CCCCCC"/>
+              <w:left w:val="single" w:sz="6" w:space="0" w:color="CCCCCC"/>
+              <w:bottom w:val="single" w:sz="6" w:space="0" w:color="CCCCCC"/>
+              <w:right w:val="single" w:sz="6" w:space="0" w:color="CCCCCC"/>
+            </w:tcBorders>
+            <w:vAlign w:val="center"/>
+            <w:hideMark/>
+          </w:tcPr>
+          <w:p>
+            <w:pPr>
+              <w:rPr>
+                <w:rFonts w:ascii="ＭＳ 明朝" w:eastAsia="ＭＳ 明朝" w:hAnsi="ＭＳ 明朝"/>
+                <w:sz w:val="16"/>
+                <w:szCs w:val="16"/>
+              </w:rPr>
+            </w:pPr>
+          </w:p>
+        </w:tc>
+        <w:tc>
+          <w:tcPr>
+            <w:tcW w:w="0" w:type="auto"/>
+            <w:tcBorders>
+              <w:top w:val="single" w:sz="6" w:space="0" w:color="CCCCCC"/>
+              <w:left w:val="single" w:sz="6" w:space="0" w:color="CCCCCC"/>
+              <w:bottom w:val="single" w:sz="6" w:space="0" w:color="CCCCCC"/>
+              <w:right w:val="single" w:sz="6" w:space="0" w:color="CCCCCC"/>
+            </w:tcBorders>
+            <w:tcMar>
+              <w:top w:w="30" w:type="dxa"/>
+              <w:left w:w="45" w:type="dxa"/>
+              <w:bottom w:w="30" w:type="dxa"/>
+              <w:right w:w="45" w:type="dxa"/>
+            </w:tcMar>
+            <w:vAlign w:val="bottom"/>
+            <w:hideMark/>
+          </w:tcPr>
+          <w:p>
+            <w:pPr>
+              <w:rPr>
+                <w:rFonts w:ascii="ＭＳ 明朝" w:eastAsia="ＭＳ 明朝" w:hAnsi="ＭＳ 明朝"/>
+                <w:sz w:val="16"/>
+                <w:szCs w:val="16"/>
+              </w:rPr>
+            </w:pPr>
+            <w:r>
+              <w:rPr>
+                <w:rFonts w:ascii="ＭＳ 明朝" w:eastAsia="ＭＳ 明朝" w:hAnsi="ＭＳ 明朝"/>
+                <w:sz w:val="16"/>
+                <w:szCs w:val="16"/>
+              </w:rPr>
+              <w:t>Minimization</w:t>
+            </w:r>
+          </w:p>
+        </w:tc>
+        <w:tc>
+          <w:tcPr>
+            <w:tcW w:w="0" w:type="auto"/>
+            <w:tcBorders>
+              <w:top w:val="single" w:sz="6" w:space="0" w:color="CCCCCC"/>
+              <w:left w:val="single" w:sz="6" w:space="0" w:color="CCCCCC"/>
+              <w:bottom w:val="single" w:sz="6" w:space="0" w:color="CCCCCC"/>
+              <w:right w:val="single" w:sz="6" w:space="0" w:color="CCCCCC"/>
+            </w:tcBorders>
+            <w:tcMar>
+              <w:top w:w="30" w:type="dxa"/>
+              <w:left w:w="45" w:type="dxa"/>
+              <w:bottom w:w="30" w:type="dxa"/>
+              <w:right w:w="45" w:type="dxa"/>
+            </w:tcMar>
+            <w:vAlign w:val="bottom"/>
+            <w:hideMark/>
+          </w:tcPr>
+          <w:p>
+            <w:pPr>
+              <w:rPr>
+                <w:rFonts w:ascii="ＭＳ 明朝" w:eastAsia="ＭＳ 明朝" w:hAnsi="ＭＳ 明朝"/>
+                <w:sz w:val="16"/>
+                <w:szCs w:val="16"/>
+              </w:rPr>
+            </w:pPr>
+            <w:r>
+              <w:rPr>
+                <w:rFonts w:ascii="ＭＳ 明朝" w:eastAsia="ＭＳ 明朝" w:hAnsi="ＭＳ 明朝"/>
+                <w:sz w:val="16"/>
+                <w:szCs w:val="16"/>
+              </w:rPr>
+              <w:t>Denial</w:t>
+            </w:r>
+          </w:p>
+        </w:tc>
+        <w:tc>
+          <w:tcPr>
+            <w:tcW w:w="0" w:type="auto"/>
+            <w:tcBorders>
+              <w:top w:val="single" w:sz="6" w:space="0" w:color="CCCCCC"/>
+              <w:left w:val="single" w:sz="6" w:space="0" w:color="CCCCCC"/>
+              <w:bottom w:val="single" w:sz="6" w:space="0" w:color="CCCCCC"/>
+              <w:right w:val="single" w:sz="6" w:space="0" w:color="CCCCCC"/>
+            </w:tcBorders>
+            <w:tcMar>
+              <w:top w:w="30" w:type="dxa"/>
+              <w:left w:w="45" w:type="dxa"/>
+              <w:bottom w:w="30" w:type="dxa"/>
+              <w:right w:w="45" w:type="dxa"/>
+            </w:tcMar>
+            <w:vAlign w:val="bottom"/>
+            <w:hideMark/>
+          </w:tcPr>
+          <w:p>
+            <w:pPr>
+              <w:rPr>
+                <w:rFonts w:ascii="ＭＳ 明朝" w:eastAsia="ＭＳ 明朝" w:hAnsi="ＭＳ 明朝"/>
+                <w:sz w:val="16"/>
+                <w:szCs w:val="16"/>
+              </w:rPr>
+            </w:pPr>
+            <w:r>
+              <w:rPr>
+                <w:rFonts w:ascii="ＭＳ 明朝" w:eastAsia="ＭＳ 明朝" w:hAnsi="ＭＳ 明朝"/>
+                <w:sz w:val="16"/>
+                <w:szCs w:val="16"/>
+              </w:rPr>
+              <w:t>Adaptation</w:t>
+            </w:r>
+          </w:p>
+        </w:tc>
+        <w:tc>
+          <w:tcPr>
+            <w:tcW w:w="0" w:type="auto"/>
+            <w:tcBorders>
+              <w:top w:val="single" w:sz="6" w:space="0" w:color="CCCCCC"/>
+              <w:left w:val="single" w:sz="6" w:space="0" w:color="CCCCCC"/>
+              <w:bottom w:val="single" w:sz="6" w:space="0" w:color="CCCCCC"/>
+              <w:right w:val="single" w:sz="6" w:space="0" w:color="CCCCCC"/>
+            </w:tcBorders>
+            <w:tcMar>
+              <w:top w:w="30" w:type="dxa"/>
+              <w:left w:w="45" w:type="dxa"/>
+              <w:bottom w:w="30" w:type="dxa"/>
+              <w:right w:w="45" w:type="dxa"/>
+            </w:tcMar>
+            <w:vAlign w:val="bottom"/>
+            <w:hideMark/>
+          </w:tcPr>
+          <w:p>
+            <w:pPr>
+              <w:rPr>
+                <w:rFonts w:ascii="ＭＳ 明朝" w:eastAsia="ＭＳ 明朝" w:hAnsi="ＭＳ 明朝"/>
+                <w:sz w:val="16"/>
+                <w:szCs w:val="16"/>
+              </w:rPr>
+            </w:pPr>
+            <w:r>
+              <w:rPr>
+                <w:rFonts w:ascii="ＭＳ 明朝" w:eastAsia="ＭＳ 明朝" w:hAnsi="ＭＳ 明朝"/>
+                <w:sz w:val="16"/>
+                <w:szCs w:val="16"/>
+              </w:rPr>
+              <w:t>Acceptance</w:t>
+            </w:r>
+          </w:p>
+        </w:tc>
+      </w:tr>
+      <w:tr>
+        <w:trPr>
+          <w:trHeight w:val="315"/>
+        </w:trPr>
+        <w:tc>
+          <w:tcPr>
+            <w:tcW w:w="0" w:type="auto"/>
+            <w:vMerge w:val="restart"/>
+            <w:tcBorders>
+              <w:top w:val="single" w:sz="6" w:space="0" w:color="CCCCCC"/>
+              <w:left w:val="single" w:sz="6" w:space="0" w:color="CCCCCC"/>
+              <w:bottom w:val="single" w:sz="6" w:space="0" w:color="CCCCCC"/>
+              <w:right w:val="single" w:sz="6" w:space="0" w:color="CCCCCC"/>
+            </w:tcBorders>
+            <w:tcMar>
+              <w:top w:w="30" w:type="dxa"/>
+              <w:left w:w="45" w:type="dxa"/>
+              <w:bottom w:w="30" w:type="dxa"/>
+              <w:right w:w="45" w:type="dxa"/>
+            </w:tcMar>
+            <w:vAlign w:val="center"/>
+            <w:hideMark/>
+          </w:tcPr>
+          <w:p>
+            <w:pPr>
+              <w:rPr>
+                <w:rFonts w:ascii="ＭＳ 明朝" w:eastAsia="ＭＳ 明朝" w:hAnsi="ＭＳ 明朝"/>
+                <w:sz w:val="16"/>
+                <w:szCs w:val="16"/>
+              </w:rPr>
+            </w:pPr>
+            <w:r>
+              <w:rPr>
+                <w:rFonts w:ascii="ＭＳ 明朝" w:eastAsia="ＭＳ 明朝" w:hAnsi="ＭＳ 明朝"/>
+                <w:sz w:val="16"/>
+                <w:szCs w:val="16"/>
+              </w:rPr>
+              <w:t>翻訳技法</w:t>
+            </w:r>
+          </w:p>
+        </w:tc>
+        <w:tc>
+          <w:tcPr>
+            <w:tcW w:w="1326" w:type="dxa"/>
+            <w:tcBorders>
+              <w:top w:val="single" w:sz="6" w:space="0" w:color="CCCCCC"/>
+              <w:left w:val="single" w:sz="6" w:space="0" w:color="CCCCCC"/>
+              <w:bottom w:val="single" w:sz="6" w:space="0" w:color="CCCCCC"/>
+              <w:right w:val="single" w:sz="6" w:space="0" w:color="CCCCCC"/>
+            </w:tcBorders>
+            <w:tcMar>
+              <w:top w:w="30" w:type="dxa"/>
+              <w:left w:w="45" w:type="dxa"/>
+              <w:bottom w:w="30" w:type="dxa"/>
+              <w:right w:w="45" w:type="dxa"/>
+            </w:tcMar>
+            <w:vAlign w:val="bottom"/>
+            <w:hideMark/>
+          </w:tcPr>
+          <w:p>
+            <w:pPr>
+              <w:rPr>
+                <w:rFonts w:ascii="ＭＳ 明朝" w:eastAsia="ＭＳ 明朝" w:hAnsi="ＭＳ 明朝"/>
+                <w:sz w:val="16"/>
+                <w:szCs w:val="16"/>
+              </w:rPr>
+            </w:pPr>
+            <w:r>
+              <w:rPr>
+                <w:rFonts w:ascii="ＭＳ 明朝" w:eastAsia="ＭＳ 明朝" w:hAnsi="ＭＳ 明朝"/>
+                <w:sz w:val="16"/>
+                <w:szCs w:val="16"/>
+              </w:rPr>
+              <w:t>Reduction</w:t>
+            </w:r>
+          </w:p>
+        </w:tc>
+        <w:tc>
+          <w:tcPr>
+            <w:tcW w:w="615" w:type="dxa"/>
+            <w:tcBorders>
+              <w:top w:val="single" w:sz="6" w:space="0" w:color="CCCCCC"/>
+              <w:left w:val="single" w:sz="6" w:space="0" w:color="CCCCCC"/>
+              <w:bottom w:val="single" w:sz="6" w:space="0" w:color="CCCCCC"/>
+              <w:right w:val="single" w:sz="6" w:space="0" w:color="CCCCCC"/>
+            </w:tcBorders>
+            <w:shd w:val="clear" w:color="auto" w:fill="FFFFFF"/>
+            <w:tcMar>
+              <w:top w:w="30" w:type="dxa"/>
+              <w:left w:w="45" w:type="dxa"/>
+              <w:bottom w:w="30" w:type="dxa"/>
+              <w:right w:w="45" w:type="dxa"/>
+            </w:tcMar>
+            <w:vAlign w:val="bottom"/>
+            <w:hideMark/>
+          </w:tcPr>
+          <w:p>
+            <w:pPr>
+              <w:rPr>
+                <w:rFonts w:ascii="ＭＳ 明朝" w:eastAsia="ＭＳ 明朝" w:hAnsi="ＭＳ 明朝"/>
+                <w:sz w:val="16"/>
+                <w:szCs w:val="16"/>
+              </w:rPr>
+            </w:pPr>
+            <w:r>
+              <w:rPr>
+                <w:rFonts w:ascii="ＭＳ 明朝" w:eastAsia="ＭＳ 明朝" w:hAnsi="ＭＳ 明朝"/>
+                <w:sz w:val="16"/>
+                <w:szCs w:val="16"/>
+              </w:rPr>
+              <w:t>0</w:t>
+            </w:r>
+          </w:p>
+        </w:tc>
+        <w:tc>
+          <w:tcPr>
+            <w:tcW w:w="0" w:type="auto"/>
+            <w:tcBorders>
+              <w:top w:val="single" w:sz="6" w:space="0" w:color="CCCCCC"/>
+              <w:left w:val="single" w:sz="6" w:space="0" w:color="CCCCCC"/>
+              <w:bottom w:val="single" w:sz="6" w:space="0" w:color="CCCCCC"/>
+              <w:right w:val="single" w:sz="6" w:space="0" w:color="CCCCCC"/>
+            </w:tcBorders>
+            <w:shd w:val="clear" w:color="auto" w:fill="57BB8A"/>
+            <w:tcMar>
+              <w:top w:w="30" w:type="dxa"/>
+              <w:left w:w="45" w:type="dxa"/>
+              <w:bottom w:w="30" w:type="dxa"/>
+              <w:right w:w="45" w:type="dxa"/>
+            </w:tcMar>
+            <w:vAlign w:val="bottom"/>
+            <w:hideMark/>
+          </w:tcPr>
+          <w:p>
+            <w:pPr>
+              <w:rPr>
+                <w:rFonts w:ascii="ＭＳ 明朝" w:eastAsia="ＭＳ 明朝" w:hAnsi="ＭＳ 明朝"/>
+                <w:sz w:val="16"/>
+                <w:szCs w:val="16"/>
+              </w:rPr>
+            </w:pPr>
+            <w:r>
+              <w:rPr>
+                <w:rFonts w:ascii="ＭＳ 明朝" w:eastAsia="ＭＳ 明朝" w:hAnsi="ＭＳ 明朝"/>
+                <w:sz w:val="16"/>
+                <w:szCs w:val="16"/>
+              </w:rPr>
+              <w:t>13</w:t>
+            </w:r>
+          </w:p>
+        </w:tc>
+        <w:tc>
+          <w:tcPr>
+            <w:tcW w:w="0" w:type="auto"/>
+            <w:tcBorders>
+              <w:top w:val="single" w:sz="6" w:space="0" w:color="CCCCCC"/>
+              <w:left w:val="single" w:sz="6" w:space="0" w:color="CCCCCC"/>
+              <w:bottom w:val="single" w:sz="6" w:space="0" w:color="CCCCCC"/>
+              <w:right w:val="single" w:sz="6" w:space="0" w:color="CCCCCC"/>
+            </w:tcBorders>
+            <w:shd w:val="clear" w:color="auto" w:fill="FFFFFF"/>
+            <w:tcMar>
+              <w:top w:w="30" w:type="dxa"/>
+              <w:left w:w="45" w:type="dxa"/>
+              <w:bottom w:w="30" w:type="dxa"/>
+              <w:right w:w="45" w:type="dxa"/>
+            </w:tcMar>
+            <w:vAlign w:val="bottom"/>
+            <w:hideMark/>
+          </w:tcPr>
+          <w:p>
+            <w:pPr>
+              <w:rPr>
+                <w:rFonts w:ascii="ＭＳ 明朝" w:eastAsia="ＭＳ 明朝" w:hAnsi="ＭＳ 明朝"/>
+                <w:sz w:val="16"/>
+                <w:szCs w:val="16"/>
+              </w:rPr>
+            </w:pPr>
+            <w:r>
+              <w:rPr>
+                <w:rFonts w:ascii="ＭＳ 明朝" w:eastAsia="ＭＳ 明朝" w:hAnsi="ＭＳ 明朝"/>
+                <w:sz w:val="16"/>
+                <w:szCs w:val="16"/>
+              </w:rPr>
+              <w:t>0</w:t>
+            </w:r>
+          </w:p>
+        </w:tc>
+        <w:tc>
+          <w:tcPr>
+            <w:tcW w:w="0" w:type="auto"/>
+            <w:tcBorders>
+              <w:top w:val="single" w:sz="6" w:space="0" w:color="CCCCCC"/>
+              <w:left w:val="single" w:sz="6" w:space="0" w:color="CCCCCC"/>
+              <w:bottom w:val="single" w:sz="6" w:space="0" w:color="CCCCCC"/>
+              <w:right w:val="single" w:sz="6" w:space="0" w:color="CCCCCC"/>
+            </w:tcBorders>
+            <w:shd w:val="clear" w:color="auto" w:fill="FFFFFF"/>
+            <w:tcMar>
+              <w:top w:w="30" w:type="dxa"/>
+              <w:left w:w="45" w:type="dxa"/>
+              <w:bottom w:w="30" w:type="dxa"/>
+              <w:right w:w="45" w:type="dxa"/>
+            </w:tcMar>
+            <w:vAlign w:val="bottom"/>
+            <w:hideMark/>
+          </w:tcPr>
+          <w:p>
+            <w:pPr>
+              <w:rPr>
+                <w:rFonts w:ascii="ＭＳ 明朝" w:eastAsia="ＭＳ 明朝" w:hAnsi="ＭＳ 明朝"/>
+                <w:sz w:val="16"/>
+                <w:szCs w:val="16"/>
+              </w:rPr>
+            </w:pPr>
+            <w:r>
+              <w:rPr>
+                <w:rFonts w:ascii="ＭＳ 明朝" w:eastAsia="ＭＳ 明朝" w:hAnsi="ＭＳ 明朝"/>
+                <w:sz w:val="16"/>
+                <w:szCs w:val="16"/>
+              </w:rPr>
+              <w:t>0</w:t>
+            </w:r>
+          </w:p>
+        </w:tc>
+        <w:tc>
+          <w:tcPr>
+            <w:tcW w:w="0" w:type="auto"/>
+            <w:tcBorders>
+              <w:top w:val="single" w:sz="6" w:space="0" w:color="CCCCCC"/>
+              <w:left w:val="single" w:sz="6" w:space="0" w:color="CCCCCC"/>
+              <w:bottom w:val="single" w:sz="6" w:space="0" w:color="CCCCCC"/>
+              <w:right w:val="single" w:sz="6" w:space="0" w:color="CCCCCC"/>
+            </w:tcBorders>
+            <w:tcMar>
+              <w:top w:w="30" w:type="dxa"/>
+              <w:left w:w="45" w:type="dxa"/>
+              <w:bottom w:w="30" w:type="dxa"/>
+              <w:right w:w="45" w:type="dxa"/>
+            </w:tcMar>
+            <w:vAlign w:val="bottom"/>
+            <w:hideMark/>
+          </w:tcPr>
+          <w:p>
+            <w:pPr>
+              <w:rPr>
+                <w:rFonts w:ascii="ＭＳ 明朝" w:eastAsia="ＭＳ 明朝" w:hAnsi="ＭＳ 明朝"/>
+                <w:sz w:val="16"/>
+                <w:szCs w:val="16"/>
+              </w:rPr>
+            </w:pPr>
+          </w:p>
+        </w:tc>
+        <w:tc>
+          <w:tcPr>
+            <w:tcW w:w="0" w:type="auto"/>
+            <w:vMerge w:val="restart"/>
+            <w:tcBorders>
+              <w:top w:val="single" w:sz="6" w:space="0" w:color="CCCCCC"/>
+              <w:left w:val="single" w:sz="6" w:space="0" w:color="CCCCCC"/>
+              <w:bottom w:val="single" w:sz="6" w:space="0" w:color="CCCCCC"/>
+              <w:right w:val="single" w:sz="6" w:space="0" w:color="CCCCCC"/>
+            </w:tcBorders>
+            <w:tcMar>
+              <w:top w:w="30" w:type="dxa"/>
+              <w:left w:w="45" w:type="dxa"/>
+              <w:bottom w:w="30" w:type="dxa"/>
+              <w:right w:w="45" w:type="dxa"/>
+            </w:tcMar>
+            <w:vAlign w:val="center"/>
+            <w:hideMark/>
+          </w:tcPr>
+          <w:p>
+            <w:pPr>
+              <w:rPr>
+                <w:rFonts w:ascii="ＭＳ 明朝" w:eastAsia="ＭＳ 明朝" w:hAnsi="ＭＳ 明朝"/>
+                <w:sz w:val="16"/>
+                <w:szCs w:val="16"/>
+              </w:rPr>
+            </w:pPr>
+            <w:r>
+              <w:rPr>
+                <w:rFonts w:ascii="ＭＳ 明朝" w:eastAsia="ＭＳ 明朝" w:hAnsi="ＭＳ 明朝"/>
+                <w:sz w:val="16"/>
+                <w:szCs w:val="16"/>
+              </w:rPr>
+              <w:t>翻訳技法</w:t>
+            </w:r>
+          </w:p>
+        </w:tc>
+        <w:tc>
+          <w:tcPr>
+            <w:tcW w:w="0" w:type="auto"/>
+            <w:tcBorders>
+              <w:top w:val="single" w:sz="6" w:space="0" w:color="CCCCCC"/>
+              <w:left w:val="single" w:sz="6" w:space="0" w:color="CCCCCC"/>
+              <w:bottom w:val="single" w:sz="6" w:space="0" w:color="CCCCCC"/>
+              <w:right w:val="single" w:sz="6" w:space="0" w:color="CCCCCC"/>
+            </w:tcBorders>
+            <w:tcMar>
+              <w:top w:w="30" w:type="dxa"/>
+              <w:left w:w="45" w:type="dxa"/>
+              <w:bottom w:w="30" w:type="dxa"/>
+              <w:right w:w="45" w:type="dxa"/>
+            </w:tcMar>
+            <w:vAlign w:val="bottom"/>
+            <w:hideMark/>
+          </w:tcPr>
+          <w:p>
+            <w:pPr>
+              <w:rPr>
+                <w:rFonts w:ascii="ＭＳ 明朝" w:eastAsia="ＭＳ 明朝" w:hAnsi="ＭＳ 明朝"/>
+                <w:sz w:val="16"/>
+                <w:szCs w:val="16"/>
+              </w:rPr>
+            </w:pPr>
+            <w:r>
+              <w:rPr>
+                <w:rFonts w:ascii="ＭＳ 明朝" w:eastAsia="ＭＳ 明朝" w:hAnsi="ＭＳ 明朝"/>
+                <w:sz w:val="16"/>
+                <w:szCs w:val="16"/>
+              </w:rPr>
+              <w:t>Reduction</w:t>
+            </w:r>
+          </w:p>
+        </w:tc>
+        <w:tc>
+          <w:tcPr>
+            <w:tcW w:w="0" w:type="auto"/>
+            <w:tcBorders>
+              <w:top w:val="single" w:sz="6" w:space="0" w:color="CCCCCC"/>
+              <w:left w:val="single" w:sz="6" w:space="0" w:color="CCCCCC"/>
+              <w:bottom w:val="single" w:sz="6" w:space="0" w:color="CCCCCC"/>
+              <w:right w:val="single" w:sz="6" w:space="0" w:color="CCCCCC"/>
+            </w:tcBorders>
+            <w:shd w:val="clear" w:color="auto" w:fill="FFFFFF"/>
+            <w:tcMar>
+              <w:top w:w="30" w:type="dxa"/>
+              <w:left w:w="45" w:type="dxa"/>
+              <w:bottom w:w="30" w:type="dxa"/>
+              <w:right w:w="45" w:type="dxa"/>
+            </w:tcMar>
+            <w:vAlign w:val="bottom"/>
+            <w:hideMark/>
+          </w:tcPr>
+          <w:p>
+            <w:pPr>
+              <w:rPr>
+                <w:rFonts w:ascii="ＭＳ 明朝" w:eastAsia="ＭＳ 明朝" w:hAnsi="ＭＳ 明朝"/>
+                <w:sz w:val="16"/>
+                <w:szCs w:val="16"/>
+              </w:rPr>
+            </w:pPr>
+            <w:r>
+              <w:rPr>
+                <w:rFonts w:ascii="ＭＳ 明朝" w:eastAsia="ＭＳ 明朝" w:hAnsi="ＭＳ 明朝"/>
+                <w:sz w:val="16"/>
+                <w:szCs w:val="16"/>
+              </w:rPr>
+              <w:t>0</w:t>
+            </w:r>
+          </w:p>
+        </w:tc>
+        <w:tc>
+          <w:tcPr>
+            <w:tcW w:w="0" w:type="auto"/>
+            <w:tcBorders>
+              <w:top w:val="single" w:sz="6" w:space="0" w:color="CCCCCC"/>
+              <w:left w:val="single" w:sz="6" w:space="0" w:color="CCCCCC"/>
+              <w:bottom w:val="single" w:sz="6" w:space="0" w:color="CCCCCC"/>
+              <w:right w:val="single" w:sz="6" w:space="0" w:color="CCCCCC"/>
+            </w:tcBorders>
+            <w:shd w:val="clear" w:color="auto" w:fill="57BB8A"/>
+            <w:tcMar>
+              <w:top w:w="30" w:type="dxa"/>
+              <w:left w:w="45" w:type="dxa"/>
+              <w:bottom w:w="30" w:type="dxa"/>
+              <w:right w:w="45" w:type="dxa"/>
+            </w:tcMar>
+            <w:vAlign w:val="bottom"/>
+            <w:hideMark/>
+          </w:tcPr>
+          <w:p>
+            <w:pPr>
+              <w:rPr>
+                <w:rFonts w:ascii="ＭＳ 明朝" w:eastAsia="ＭＳ 明朝" w:hAnsi="ＭＳ 明朝"/>
+                <w:sz w:val="16"/>
+                <w:szCs w:val="16"/>
+              </w:rPr>
+            </w:pPr>
+            <w:r>
+              <w:rPr>
+                <w:rFonts w:ascii="ＭＳ 明朝" w:eastAsia="ＭＳ 明朝" w:hAnsi="ＭＳ 明朝"/>
+                <w:sz w:val="16"/>
+                <w:szCs w:val="16"/>
+              </w:rPr>
+              <w:t>19</w:t>
+            </w:r>
+          </w:p>
+        </w:tc>
+        <w:tc>
+          <w:tcPr>
+            <w:tcW w:w="0" w:type="auto"/>
+            <w:tcBorders>
+              <w:top w:val="single" w:sz="6" w:space="0" w:color="CCCCCC"/>
+              <w:left w:val="single" w:sz="6" w:space="0" w:color="CCCCCC"/>
+              <w:bottom w:val="single" w:sz="6" w:space="0" w:color="CCCCCC"/>
+              <w:right w:val="single" w:sz="6" w:space="0" w:color="CCCCCC"/>
+            </w:tcBorders>
+            <w:shd w:val="clear" w:color="auto" w:fill="FFFFFF"/>
+            <w:tcMar>
+              <w:top w:w="30" w:type="dxa"/>
+              <w:left w:w="45" w:type="dxa"/>
+              <w:bottom w:w="30" w:type="dxa"/>
+              <w:right w:w="45" w:type="dxa"/>
+            </w:tcMar>
+            <w:vAlign w:val="bottom"/>
+            <w:hideMark/>
+          </w:tcPr>
+          <w:p>
+            <w:pPr>
+              <w:rPr>
+                <w:rFonts w:ascii="ＭＳ 明朝" w:eastAsia="ＭＳ 明朝" w:hAnsi="ＭＳ 明朝"/>
+                <w:sz w:val="16"/>
+                <w:szCs w:val="16"/>
+              </w:rPr>
+            </w:pPr>
+            <w:r>
+              <w:rPr>
+                <w:rFonts w:ascii="ＭＳ 明朝" w:eastAsia="ＭＳ 明朝" w:hAnsi="ＭＳ 明朝"/>
+                <w:sz w:val="16"/>
+                <w:szCs w:val="16"/>
+              </w:rPr>
+              <w:t>0</w:t>
+            </w:r>
+          </w:p>
+        </w:tc>
+        <w:tc>
+          <w:tcPr>
+            <w:tcW w:w="0" w:type="auto"/>
+            <w:tcBorders>
+              <w:top w:val="single" w:sz="6" w:space="0" w:color="CCCCCC"/>
+              <w:left w:val="single" w:sz="6" w:space="0" w:color="CCCCCC"/>
+              <w:bottom w:val="single" w:sz="6" w:space="0" w:color="CCCCCC"/>
+              <w:right w:val="single" w:sz="6" w:space="0" w:color="CCCCCC"/>
+            </w:tcBorders>
+            <w:shd w:val="clear" w:color="auto" w:fill="FFFFFF"/>
+            <w:tcMar>
+              <w:top w:w="30" w:type="dxa"/>
+              <w:left w:w="45" w:type="dxa"/>
+              <w:bottom w:w="30" w:type="dxa"/>
+              <w:right w:w="45" w:type="dxa"/>
+            </w:tcMar>
+            <w:vAlign w:val="bottom"/>
+            <w:hideMark/>
+          </w:tcPr>
+          <w:p>
+            <w:pPr>
+              <w:rPr>
+                <w:rFonts w:ascii="ＭＳ 明朝" w:eastAsia="ＭＳ 明朝" w:hAnsi="ＭＳ 明朝"/>
+                <w:sz w:val="16"/>
+                <w:szCs w:val="16"/>
+              </w:rPr>
+            </w:pPr>
+            <w:r>
+              <w:rPr>
+                <w:rFonts w:ascii="ＭＳ 明朝" w:eastAsia="ＭＳ 明朝" w:hAnsi="ＭＳ 明朝"/>
+                <w:sz w:val="16"/>
+                <w:szCs w:val="16"/>
+              </w:rPr>
+              <w:t>0</w:t>
+            </w:r>
+          </w:p>
+        </w:tc>
+      </w:tr>
+      <w:tr>
+        <w:trPr>
+          <w:trHeight w:val="315"/>
+        </w:trPr>
+        <w:tc>
+          <w:tcPr>
+            <w:tcW w:w="0" w:type="auto"/>
+            <w:vMerge/>
+            <w:tcBorders>
+              <w:top w:val="single" w:sz="6" w:space="0" w:color="CCCCCC"/>
+              <w:left w:val="single" w:sz="6" w:space="0" w:color="CCCCCC"/>
+              <w:bottom w:val="single" w:sz="6" w:space="0" w:color="CCCCCC"/>
+              <w:right w:val="single" w:sz="6" w:space="0" w:color="CCCCCC"/>
+            </w:tcBorders>
+            <w:vAlign w:val="center"/>
+            <w:hideMark/>
+          </w:tcPr>
+          <w:p>
+            <w:pPr>
+              <w:rPr>
+                <w:rFonts w:ascii="ＭＳ 明朝" w:eastAsia="ＭＳ 明朝" w:hAnsi="ＭＳ 明朝"/>
+                <w:sz w:val="16"/>
+                <w:szCs w:val="16"/>
+              </w:rPr>
+            </w:pPr>
+          </w:p>
+        </w:tc>
+        <w:tc>
+          <w:tcPr>
+            <w:tcW w:w="1326" w:type="dxa"/>
+            <w:tcBorders>
+              <w:top w:val="single" w:sz="6" w:space="0" w:color="CCCCCC"/>
+              <w:left w:val="single" w:sz="6" w:space="0" w:color="CCCCCC"/>
+              <w:bottom w:val="single" w:sz="6" w:space="0" w:color="CCCCCC"/>
+              <w:right w:val="single" w:sz="6" w:space="0" w:color="CCCCCC"/>
+            </w:tcBorders>
+            <w:tcMar>
+              <w:top w:w="30" w:type="dxa"/>
+              <w:left w:w="45" w:type="dxa"/>
+              <w:bottom w:w="30" w:type="dxa"/>
+              <w:right w:w="45" w:type="dxa"/>
+            </w:tcMar>
+            <w:vAlign w:val="bottom"/>
+            <w:hideMark/>
+          </w:tcPr>
+          <w:p>
+            <w:pPr>
+              <w:rPr>
+                <w:rFonts w:ascii="ＭＳ 明朝" w:eastAsia="ＭＳ 明朝" w:hAnsi="ＭＳ 明朝"/>
+                <w:sz w:val="16"/>
+                <w:szCs w:val="16"/>
+              </w:rPr>
+            </w:pPr>
+            <w:r>
+              <w:rPr>
+                <w:rFonts w:ascii="ＭＳ 明朝" w:eastAsia="ＭＳ 明朝" w:hAnsi="ＭＳ 明朝"/>
+                <w:sz w:val="16"/>
+                <w:szCs w:val="16"/>
+              </w:rPr>
+              <w:t>Literal translation</w:t>
+            </w:r>
+          </w:p>
+        </w:tc>
+        <w:tc>
+          <w:tcPr>
+            <w:tcW w:w="615" w:type="dxa"/>
+            <w:tcBorders>
+              <w:top w:val="single" w:sz="6" w:space="0" w:color="CCCCCC"/>
+              <w:left w:val="single" w:sz="6" w:space="0" w:color="CCCCCC"/>
+              <w:bottom w:val="single" w:sz="6" w:space="0" w:color="CCCCCC"/>
+              <w:right w:val="single" w:sz="6" w:space="0" w:color="CCCCCC"/>
+            </w:tcBorders>
+            <w:shd w:val="clear" w:color="auto" w:fill="57BB8A"/>
+            <w:tcMar>
+              <w:top w:w="30" w:type="dxa"/>
+              <w:left w:w="45" w:type="dxa"/>
+              <w:bottom w:w="30" w:type="dxa"/>
+              <w:right w:w="45" w:type="dxa"/>
+            </w:tcMar>
+            <w:vAlign w:val="bottom"/>
+            <w:hideMark/>
+          </w:tcPr>
+          <w:p>
+            <w:pPr>
+              <w:rPr>
+                <w:rFonts w:ascii="ＭＳ 明朝" w:eastAsia="ＭＳ 明朝" w:hAnsi="ＭＳ 明朝"/>
+                <w:sz w:val="16"/>
+                <w:szCs w:val="16"/>
+              </w:rPr>
+            </w:pPr>
+            <w:r>
+              <w:rPr>
+                <w:rFonts w:ascii="ＭＳ 明朝" w:eastAsia="ＭＳ 明朝" w:hAnsi="ＭＳ 明朝"/>
+                <w:sz w:val="16"/>
+                <w:szCs w:val="16"/>
+              </w:rPr>
+              <w:t>8</w:t>
+            </w:r>
+          </w:p>
+        </w:tc>
+        <w:tc>
+          <w:tcPr>
+            <w:tcW w:w="0" w:type="auto"/>
+            <w:tcBorders>
+              <w:top w:val="single" w:sz="6" w:space="0" w:color="CCCCCC"/>
+              <w:left w:val="single" w:sz="6" w:space="0" w:color="CCCCCC"/>
+              <w:bottom w:val="single" w:sz="6" w:space="0" w:color="CCCCCC"/>
+              <w:right w:val="single" w:sz="6" w:space="0" w:color="CCCCCC"/>
+            </w:tcBorders>
+            <w:shd w:val="clear" w:color="auto" w:fill="FFFFFF"/>
+            <w:tcMar>
+              <w:top w:w="30" w:type="dxa"/>
+              <w:left w:w="45" w:type="dxa"/>
+              <w:bottom w:w="30" w:type="dxa"/>
+              <w:right w:w="45" w:type="dxa"/>
+            </w:tcMar>
+            <w:vAlign w:val="bottom"/>
+            <w:hideMark/>
+          </w:tcPr>
+          <w:p>
+            <w:pPr>
+              <w:rPr>
+                <w:rFonts w:ascii="ＭＳ 明朝" w:eastAsia="ＭＳ 明朝" w:hAnsi="ＭＳ 明朝"/>
+                <w:sz w:val="16"/>
+                <w:szCs w:val="16"/>
+              </w:rPr>
+            </w:pPr>
+            <w:r>
+              <w:rPr>
+                <w:rFonts w:ascii="ＭＳ 明朝" w:eastAsia="ＭＳ 明朝" w:hAnsi="ＭＳ 明朝"/>
+                <w:sz w:val="16"/>
+                <w:szCs w:val="16"/>
+              </w:rPr>
+              <w:t>0</w:t>
+            </w:r>
+          </w:p>
+        </w:tc>
+        <w:tc>
+          <w:tcPr>
+            <w:tcW w:w="0" w:type="auto"/>
+            <w:tcBorders>
+              <w:top w:val="single" w:sz="6" w:space="0" w:color="CCCCCC"/>
+              <w:left w:val="single" w:sz="6" w:space="0" w:color="CCCCCC"/>
+              <w:bottom w:val="single" w:sz="6" w:space="0" w:color="CCCCCC"/>
+              <w:right w:val="single" w:sz="6" w:space="0" w:color="CCCCCC"/>
+            </w:tcBorders>
+            <w:shd w:val="clear" w:color="auto" w:fill="FFFFFF"/>
+            <w:tcMar>
+              <w:top w:w="30" w:type="dxa"/>
+              <w:left w:w="45" w:type="dxa"/>
+              <w:bottom w:w="30" w:type="dxa"/>
+              <w:right w:w="45" w:type="dxa"/>
+            </w:tcMar>
+            <w:vAlign w:val="bottom"/>
+            <w:hideMark/>
+          </w:tcPr>
+          <w:p>
+            <w:pPr>
+              <w:rPr>
+                <w:rFonts w:ascii="ＭＳ 明朝" w:eastAsia="ＭＳ 明朝" w:hAnsi="ＭＳ 明朝"/>
+                <w:sz w:val="16"/>
+                <w:szCs w:val="16"/>
+              </w:rPr>
+            </w:pPr>
+            <w:r>
+              <w:rPr>
+                <w:rFonts w:ascii="ＭＳ 明朝" w:eastAsia="ＭＳ 明朝" w:hAnsi="ＭＳ 明朝"/>
+                <w:sz w:val="16"/>
+                <w:szCs w:val="16"/>
+              </w:rPr>
+              <w:t>0</w:t>
+            </w:r>
+          </w:p>
+        </w:tc>
+        <w:tc>
+          <w:tcPr>
+            <w:tcW w:w="0" w:type="auto"/>
+            <w:tcBorders>
+              <w:top w:val="single" w:sz="6" w:space="0" w:color="CCCCCC"/>
+              <w:left w:val="single" w:sz="6" w:space="0" w:color="CCCCCC"/>
+              <w:bottom w:val="single" w:sz="6" w:space="0" w:color="CCCCCC"/>
+              <w:right w:val="single" w:sz="6" w:space="0" w:color="CCCCCC"/>
+            </w:tcBorders>
+            <w:shd w:val="clear" w:color="auto" w:fill="EAF7F1"/>
+            <w:tcMar>
+              <w:top w:w="30" w:type="dxa"/>
+              <w:left w:w="45" w:type="dxa"/>
+              <w:bottom w:w="30" w:type="dxa"/>
+              <w:right w:w="45" w:type="dxa"/>
+            </w:tcMar>
+            <w:vAlign w:val="bottom"/>
+            <w:hideMark/>
+          </w:tcPr>
+          <w:p>
+            <w:pPr>
+              <w:rPr>
+                <w:rFonts w:ascii="ＭＳ 明朝" w:eastAsia="ＭＳ 明朝" w:hAnsi="ＭＳ 明朝"/>
+                <w:sz w:val="16"/>
+                <w:szCs w:val="16"/>
+              </w:rPr>
+            </w:pPr>
+            <w:r>
+              <w:rPr>
+                <w:rFonts w:ascii="ＭＳ 明朝" w:eastAsia="ＭＳ 明朝" w:hAnsi="ＭＳ 明朝"/>
+                <w:sz w:val="16"/>
+                <w:szCs w:val="16"/>
+              </w:rPr>
+              <w:t>1</w:t>
+            </w:r>
+          </w:p>
+        </w:tc>
+        <w:tc>
+          <w:tcPr>
+            <w:tcW w:w="0" w:type="auto"/>
+            <w:tcBorders>
+              <w:top w:val="single" w:sz="6" w:space="0" w:color="CCCCCC"/>
+              <w:left w:val="single" w:sz="6" w:space="0" w:color="CCCCCC"/>
+              <w:bottom w:val="single" w:sz="6" w:space="0" w:color="CCCCCC"/>
+              <w:right w:val="single" w:sz="6" w:space="0" w:color="CCCCCC"/>
+            </w:tcBorders>
+            <w:tcMar>
+              <w:top w:w="30" w:type="dxa"/>
+              <w:left w:w="45" w:type="dxa"/>
+              <w:bottom w:w="30" w:type="dxa"/>
+              <w:right w:w="45" w:type="dxa"/>
+            </w:tcMar>
+            <w:vAlign w:val="bottom"/>
+            <w:hideMark/>
+          </w:tcPr>
+          <w:p>
+            <w:pPr>
+              <w:rPr>
+                <w:rFonts w:ascii="ＭＳ 明朝" w:eastAsia="ＭＳ 明朝" w:hAnsi="ＭＳ 明朝"/>
+                <w:sz w:val="16"/>
+                <w:szCs w:val="16"/>
+              </w:rPr>
+            </w:pPr>
+          </w:p>
+        </w:tc>
+        <w:tc>
+          <w:tcPr>
+            <w:tcW w:w="0" w:type="auto"/>
+            <w:vMerge/>
+            <w:tcBorders>
+              <w:top w:val="single" w:sz="6" w:space="0" w:color="CCCCCC"/>
+              <w:left w:val="single" w:sz="6" w:space="0" w:color="CCCCCC"/>
+              <w:bottom w:val="single" w:sz="6" w:space="0" w:color="CCCCCC"/>
+              <w:right w:val="single" w:sz="6" w:space="0" w:color="CCCCCC"/>
+            </w:tcBorders>
+            <w:vAlign w:val="center"/>
+            <w:hideMark/>
+          </w:tcPr>
+          <w:p>
+            <w:pPr>
+              <w:rPr>
+                <w:rFonts w:ascii="ＭＳ 明朝" w:eastAsia="ＭＳ 明朝" w:hAnsi="ＭＳ 明朝"/>
+                <w:sz w:val="16"/>
+                <w:szCs w:val="16"/>
+              </w:rPr>
+            </w:pPr>
+          </w:p>
+        </w:tc>
+        <w:tc>
+          <w:tcPr>
+            <w:tcW w:w="0" w:type="auto"/>
+            <w:tcBorders>
+              <w:top w:val="single" w:sz="6" w:space="0" w:color="CCCCCC"/>
+              <w:left w:val="single" w:sz="6" w:space="0" w:color="CCCCCC"/>
+              <w:bottom w:val="single" w:sz="6" w:space="0" w:color="CCCCCC"/>
+              <w:right w:val="single" w:sz="6" w:space="0" w:color="CCCCCC"/>
+            </w:tcBorders>
+            <w:tcMar>
+              <w:top w:w="30" w:type="dxa"/>
+              <w:left w:w="45" w:type="dxa"/>
+              <w:bottom w:w="30" w:type="dxa"/>
+              <w:right w:w="45" w:type="dxa"/>
+            </w:tcMar>
+            <w:vAlign w:val="bottom"/>
+            <w:hideMark/>
+          </w:tcPr>
+          <w:p>
+            <w:pPr>
+              <w:rPr>
+                <w:rFonts w:ascii="ＭＳ 明朝" w:eastAsia="ＭＳ 明朝" w:hAnsi="ＭＳ 明朝"/>
+                <w:sz w:val="16"/>
+                <w:szCs w:val="16"/>
+              </w:rPr>
+            </w:pPr>
+            <w:r>
+              <w:rPr>
+                <w:rFonts w:ascii="ＭＳ 明朝" w:eastAsia="ＭＳ 明朝" w:hAnsi="ＭＳ 明朝"/>
+                <w:sz w:val="16"/>
+                <w:szCs w:val="16"/>
+              </w:rPr>
+              <w:t>Literal translation</w:t>
+            </w:r>
+          </w:p>
+        </w:tc>
+        <w:tc>
+          <w:tcPr>
+            <w:tcW w:w="0" w:type="auto"/>
+            <w:tcBorders>
+              <w:top w:val="single" w:sz="6" w:space="0" w:color="CCCCCC"/>
+              <w:left w:val="single" w:sz="6" w:space="0" w:color="CCCCCC"/>
+              <w:bottom w:val="single" w:sz="6" w:space="0" w:color="CCCCCC"/>
+              <w:right w:val="single" w:sz="6" w:space="0" w:color="CCCCCC"/>
+            </w:tcBorders>
+            <w:shd w:val="clear" w:color="auto" w:fill="57BB8A"/>
+            <w:tcMar>
+              <w:top w:w="30" w:type="dxa"/>
+              <w:left w:w="45" w:type="dxa"/>
+              <w:bottom w:w="30" w:type="dxa"/>
+              <w:right w:w="45" w:type="dxa"/>
+            </w:tcMar>
+            <w:vAlign w:val="bottom"/>
+            <w:hideMark/>
+          </w:tcPr>
+          <w:p>
+            <w:pPr>
+              <w:rPr>
+                <w:rFonts w:ascii="ＭＳ 明朝" w:eastAsia="ＭＳ 明朝" w:hAnsi="ＭＳ 明朝"/>
+                <w:sz w:val="16"/>
+                <w:szCs w:val="16"/>
+              </w:rPr>
+            </w:pPr>
+            <w:r>
+              <w:rPr>
+                <w:rFonts w:ascii="ＭＳ 明朝" w:eastAsia="ＭＳ 明朝" w:hAnsi="ＭＳ 明朝"/>
+                <w:sz w:val="16"/>
+                <w:szCs w:val="16"/>
+              </w:rPr>
+              <w:t>7</w:t>
+            </w:r>
+          </w:p>
+        </w:tc>
+        <w:tc>
+          <w:tcPr>
+            <w:tcW w:w="0" w:type="auto"/>
+            <w:tcBorders>
+              <w:top w:val="single" w:sz="6" w:space="0" w:color="CCCCCC"/>
+              <w:left w:val="single" w:sz="6" w:space="0" w:color="CCCCCC"/>
+              <w:bottom w:val="single" w:sz="6" w:space="0" w:color="CCCCCC"/>
+              <w:right w:val="single" w:sz="6" w:space="0" w:color="CCCCCC"/>
+            </w:tcBorders>
+            <w:shd w:val="clear" w:color="auto" w:fill="FFFFFF"/>
+            <w:tcMar>
+              <w:top w:w="30" w:type="dxa"/>
+              <w:left w:w="45" w:type="dxa"/>
+              <w:bottom w:w="30" w:type="dxa"/>
+              <w:right w:w="45" w:type="dxa"/>
+            </w:tcMar>
+            <w:vAlign w:val="bottom"/>
+            <w:hideMark/>
+          </w:tcPr>
+          <w:p>
+            <w:pPr>
+              <w:rPr>
+                <w:rFonts w:ascii="ＭＳ 明朝" w:eastAsia="ＭＳ 明朝" w:hAnsi="ＭＳ 明朝"/>
+                <w:sz w:val="16"/>
+                <w:szCs w:val="16"/>
+              </w:rPr>
+            </w:pPr>
+            <w:r>
+              <w:rPr>
+                <w:rFonts w:ascii="ＭＳ 明朝" w:eastAsia="ＭＳ 明朝" w:hAnsi="ＭＳ 明朝"/>
+                <w:sz w:val="16"/>
+                <w:szCs w:val="16"/>
+              </w:rPr>
+              <w:t>0</w:t>
+            </w:r>
+          </w:p>
+        </w:tc>
+        <w:tc>
+          <w:tcPr>
+            <w:tcW w:w="0" w:type="auto"/>
+            <w:tcBorders>
+              <w:top w:val="single" w:sz="6" w:space="0" w:color="CCCCCC"/>
+              <w:left w:val="single" w:sz="6" w:space="0" w:color="CCCCCC"/>
+              <w:bottom w:val="single" w:sz="6" w:space="0" w:color="CCCCCC"/>
+              <w:right w:val="single" w:sz="6" w:space="0" w:color="CCCCCC"/>
+            </w:tcBorders>
+            <w:shd w:val="clear" w:color="auto" w:fill="FFFFFF"/>
+            <w:tcMar>
+              <w:top w:w="30" w:type="dxa"/>
+              <w:left w:w="45" w:type="dxa"/>
+              <w:bottom w:w="30" w:type="dxa"/>
+              <w:right w:w="45" w:type="dxa"/>
+            </w:tcMar>
+            <w:vAlign w:val="bottom"/>
+            <w:hideMark/>
+          </w:tcPr>
+          <w:p>
+            <w:pPr>
+              <w:rPr>
+                <w:rFonts w:ascii="ＭＳ 明朝" w:eastAsia="ＭＳ 明朝" w:hAnsi="ＭＳ 明朝"/>
+                <w:sz w:val="16"/>
+                <w:szCs w:val="16"/>
+              </w:rPr>
+            </w:pPr>
+            <w:r>
+              <w:rPr>
+                <w:rFonts w:ascii="ＭＳ 明朝" w:eastAsia="ＭＳ 明朝" w:hAnsi="ＭＳ 明朝"/>
+                <w:sz w:val="16"/>
+                <w:szCs w:val="16"/>
+              </w:rPr>
+              <w:t>0</w:t>
+            </w:r>
+          </w:p>
+        </w:tc>
+        <w:tc>
+          <w:tcPr>
+            <w:tcW w:w="0" w:type="auto"/>
+            <w:tcBorders>
+              <w:top w:val="single" w:sz="6" w:space="0" w:color="CCCCCC"/>
+              <w:left w:val="single" w:sz="6" w:space="0" w:color="CCCCCC"/>
+              <w:bottom w:val="single" w:sz="6" w:space="0" w:color="CCCCCC"/>
+              <w:right w:val="single" w:sz="6" w:space="0" w:color="CCCCCC"/>
+            </w:tcBorders>
+            <w:shd w:val="clear" w:color="auto" w:fill="CFECDE"/>
+            <w:tcMar>
+              <w:top w:w="30" w:type="dxa"/>
+              <w:left w:w="45" w:type="dxa"/>
+              <w:bottom w:w="30" w:type="dxa"/>
+              <w:right w:w="45" w:type="dxa"/>
+            </w:tcMar>
+            <w:vAlign w:val="bottom"/>
+            <w:hideMark/>
+          </w:tcPr>
+          <w:p>
+            <w:pPr>
+              <w:rPr>
+                <w:rFonts w:ascii="ＭＳ 明朝" w:eastAsia="ＭＳ 明朝" w:hAnsi="ＭＳ 明朝"/>
+                <w:sz w:val="16"/>
+                <w:szCs w:val="16"/>
+              </w:rPr>
+            </w:pPr>
+            <w:r>
+              <w:rPr>
+                <w:rFonts w:ascii="ＭＳ 明朝" w:eastAsia="ＭＳ 明朝" w:hAnsi="ＭＳ 明朝"/>
+                <w:sz w:val="16"/>
+                <w:szCs w:val="16"/>
+              </w:rPr>
+              <w:t>2</w:t>
+            </w:r>
+          </w:p>
+        </w:tc>
+      </w:tr>
+      <w:tr>
+        <w:trPr>
+          <w:trHeight w:val="315"/>
+        </w:trPr>
+        <w:tc>
+          <w:tcPr>
+            <w:tcW w:w="0" w:type="auto"/>
+            <w:vMerge/>
+            <w:tcBorders>
+              <w:top w:val="single" w:sz="6" w:space="0" w:color="CCCCCC"/>
+              <w:left w:val="single" w:sz="6" w:space="0" w:color="CCCCCC"/>
+              <w:bottom w:val="single" w:sz="6" w:space="0" w:color="CCCCCC"/>
+              <w:right w:val="single" w:sz="6" w:space="0" w:color="CCCCCC"/>
+            </w:tcBorders>
+            <w:vAlign w:val="center"/>
+            <w:hideMark/>
+          </w:tcPr>
+          <w:p>
+            <w:pPr>
+              <w:rPr>
+                <w:rFonts w:ascii="ＭＳ 明朝" w:eastAsia="ＭＳ 明朝" w:hAnsi="ＭＳ 明朝"/>
+                <w:sz w:val="16"/>
+                <w:szCs w:val="16"/>
+              </w:rPr>
+            </w:pPr>
+          </w:p>
+        </w:tc>
+        <w:tc>
+          <w:tcPr>
+            <w:tcW w:w="1326" w:type="dxa"/>
+            <w:tcBorders>
+              <w:top w:val="single" w:sz="6" w:space="0" w:color="CCCCCC"/>
+              <w:left w:val="single" w:sz="6" w:space="0" w:color="CCCCCC"/>
+              <w:bottom w:val="single" w:sz="6" w:space="0" w:color="CCCCCC"/>
+              <w:right w:val="single" w:sz="6" w:space="0" w:color="CCCCCC"/>
+            </w:tcBorders>
+            <w:tcMar>
+              <w:top w:w="30" w:type="dxa"/>
+              <w:left w:w="45" w:type="dxa"/>
+              <w:bottom w:w="30" w:type="dxa"/>
+              <w:right w:w="45" w:type="dxa"/>
+            </w:tcMar>
+            <w:vAlign w:val="bottom"/>
+            <w:hideMark/>
+          </w:tcPr>
+          <w:p>
+            <w:pPr>
+              <w:rPr>
+                <w:rFonts w:ascii="ＭＳ 明朝" w:eastAsia="ＭＳ 明朝" w:hAnsi="ＭＳ 明朝"/>
+                <w:sz w:val="16"/>
+                <w:szCs w:val="16"/>
+              </w:rPr>
+            </w:pPr>
+            <w:r>
+              <w:rPr>
+                <w:rFonts w:ascii="ＭＳ 明朝" w:eastAsia="ＭＳ 明朝" w:hAnsi="ＭＳ 明朝"/>
+                <w:sz w:val="16"/>
+                <w:szCs w:val="16"/>
+              </w:rPr>
+              <w:t>Generalization</w:t>
+            </w:r>
+          </w:p>
+        </w:tc>
+        <w:tc>
+          <w:tcPr>
+            <w:tcW w:w="615" w:type="dxa"/>
+            <w:tcBorders>
+              <w:top w:val="single" w:sz="6" w:space="0" w:color="CCCCCC"/>
+              <w:left w:val="single" w:sz="6" w:space="0" w:color="CCCCCC"/>
+              <w:bottom w:val="single" w:sz="6" w:space="0" w:color="CCCCCC"/>
+              <w:right w:val="single" w:sz="6" w:space="0" w:color="CCCCCC"/>
+            </w:tcBorders>
+            <w:shd w:val="clear" w:color="auto" w:fill="57BB8A"/>
+            <w:tcMar>
+              <w:top w:w="30" w:type="dxa"/>
+              <w:left w:w="45" w:type="dxa"/>
+              <w:bottom w:w="30" w:type="dxa"/>
+              <w:right w:w="45" w:type="dxa"/>
+            </w:tcMar>
+            <w:vAlign w:val="bottom"/>
+            <w:hideMark/>
+          </w:tcPr>
+          <w:p>
+            <w:pPr>
+              <w:rPr>
+                <w:rFonts w:ascii="ＭＳ 明朝" w:eastAsia="ＭＳ 明朝" w:hAnsi="ＭＳ 明朝"/>
+                <w:sz w:val="16"/>
+                <w:szCs w:val="16"/>
+              </w:rPr>
+            </w:pPr>
+            <w:r>
+              <w:rPr>
+                <w:rFonts w:ascii="ＭＳ 明朝" w:eastAsia="ＭＳ 明朝" w:hAnsi="ＭＳ 明朝"/>
+                <w:sz w:val="16"/>
+                <w:szCs w:val="16"/>
+              </w:rPr>
+              <w:t>18</w:t>
+            </w:r>
+          </w:p>
+        </w:tc>
+        <w:tc>
+          <w:tcPr>
+            <w:tcW w:w="0" w:type="auto"/>
+            <w:tcBorders>
+              <w:top w:val="single" w:sz="6" w:space="0" w:color="CCCCCC"/>
+              <w:left w:val="single" w:sz="6" w:space="0" w:color="CCCCCC"/>
+              <w:bottom w:val="single" w:sz="6" w:space="0" w:color="CCCCCC"/>
+              <w:right w:val="single" w:sz="6" w:space="0" w:color="CCCCCC"/>
+            </w:tcBorders>
+            <w:shd w:val="clear" w:color="auto" w:fill="F6FCF9"/>
+            <w:tcMar>
+              <w:top w:w="30" w:type="dxa"/>
+              <w:left w:w="45" w:type="dxa"/>
+              <w:bottom w:w="30" w:type="dxa"/>
+              <w:right w:w="45" w:type="dxa"/>
+            </w:tcMar>
+            <w:vAlign w:val="bottom"/>
+            <w:hideMark/>
+          </w:tcPr>
+          <w:p>
+            <w:pPr>
+              <w:rPr>
+                <w:rFonts w:ascii="ＭＳ 明朝" w:eastAsia="ＭＳ 明朝" w:hAnsi="ＭＳ 明朝"/>
+                <w:sz w:val="16"/>
+                <w:szCs w:val="16"/>
+              </w:rPr>
+            </w:pPr>
+            <w:r>
+              <w:rPr>
+                <w:rFonts w:ascii="ＭＳ 明朝" w:eastAsia="ＭＳ 明朝" w:hAnsi="ＭＳ 明朝"/>
+                <w:sz w:val="16"/>
+                <w:szCs w:val="16"/>
+              </w:rPr>
+              <w:t>1</w:t>
+            </w:r>
+          </w:p>
+        </w:tc>
+        <w:tc>
+          <w:tcPr>
+            <w:tcW w:w="0" w:type="auto"/>
+            <w:tcBorders>
+              <w:top w:val="single" w:sz="6" w:space="0" w:color="CCCCCC"/>
+              <w:left w:val="single" w:sz="6" w:space="0" w:color="CCCCCC"/>
+              <w:bottom w:val="single" w:sz="6" w:space="0" w:color="CCCCCC"/>
+              <w:right w:val="single" w:sz="6" w:space="0" w:color="CCCCCC"/>
+            </w:tcBorders>
+            <w:shd w:val="clear" w:color="auto" w:fill="FFFFFF"/>
+            <w:tcMar>
+              <w:top w:w="30" w:type="dxa"/>
+              <w:left w:w="45" w:type="dxa"/>
+              <w:bottom w:w="30" w:type="dxa"/>
+              <w:right w:w="45" w:type="dxa"/>
+            </w:tcMar>
+            <w:vAlign w:val="bottom"/>
+            <w:hideMark/>
+          </w:tcPr>
+          <w:p>
+            <w:pPr>
+              <w:rPr>
+                <w:rFonts w:ascii="ＭＳ 明朝" w:eastAsia="ＭＳ 明朝" w:hAnsi="ＭＳ 明朝"/>
+                <w:sz w:val="16"/>
+                <w:szCs w:val="16"/>
+              </w:rPr>
+            </w:pPr>
+            <w:r>
+              <w:rPr>
+                <w:rFonts w:ascii="ＭＳ 明朝" w:eastAsia="ＭＳ 明朝" w:hAnsi="ＭＳ 明朝"/>
+                <w:sz w:val="16"/>
+                <w:szCs w:val="16"/>
+              </w:rPr>
+              <w:t>0</w:t>
+            </w:r>
+          </w:p>
+        </w:tc>
+        <w:tc>
+          <w:tcPr>
+            <w:tcW w:w="0" w:type="auto"/>
+            <w:tcBorders>
+              <w:top w:val="single" w:sz="6" w:space="0" w:color="CCCCCC"/>
+              <w:left w:val="single" w:sz="6" w:space="0" w:color="CCCCCC"/>
+              <w:bottom w:val="single" w:sz="6" w:space="0" w:color="CCCCCC"/>
+              <w:right w:val="single" w:sz="6" w:space="0" w:color="CCCCCC"/>
+            </w:tcBorders>
+            <w:shd w:val="clear" w:color="auto" w:fill="FFFFFF"/>
+            <w:tcMar>
+              <w:top w:w="30" w:type="dxa"/>
+              <w:left w:w="45" w:type="dxa"/>
+              <w:bottom w:w="30" w:type="dxa"/>
+              <w:right w:w="45" w:type="dxa"/>
+            </w:tcMar>
+            <w:vAlign w:val="bottom"/>
+            <w:hideMark/>
+          </w:tcPr>
+          <w:p>
+            <w:pPr>
+              <w:rPr>
+                <w:rFonts w:ascii="ＭＳ 明朝" w:eastAsia="ＭＳ 明朝" w:hAnsi="ＭＳ 明朝"/>
+                <w:sz w:val="16"/>
+                <w:szCs w:val="16"/>
+              </w:rPr>
+            </w:pPr>
+            <w:r>
+              <w:rPr>
+                <w:rFonts w:ascii="ＭＳ 明朝" w:eastAsia="ＭＳ 明朝" w:hAnsi="ＭＳ 明朝"/>
+                <w:sz w:val="16"/>
+                <w:szCs w:val="16"/>
+              </w:rPr>
+              <w:t>0</w:t>
+            </w:r>
+          </w:p>
+        </w:tc>
+        <w:tc>
+          <w:tcPr>
+            <w:tcW w:w="0" w:type="auto"/>
+            <w:tcBorders>
+              <w:top w:val="single" w:sz="6" w:space="0" w:color="CCCCCC"/>
+              <w:left w:val="single" w:sz="6" w:space="0" w:color="CCCCCC"/>
+              <w:bottom w:val="single" w:sz="6" w:space="0" w:color="CCCCCC"/>
+              <w:right w:val="single" w:sz="6" w:space="0" w:color="CCCCCC"/>
+            </w:tcBorders>
+            <w:tcMar>
+              <w:top w:w="30" w:type="dxa"/>
+              <w:left w:w="45" w:type="dxa"/>
+              <w:bottom w:w="30" w:type="dxa"/>
+              <w:right w:w="45" w:type="dxa"/>
+            </w:tcMar>
+            <w:vAlign w:val="bottom"/>
+            <w:hideMark/>
+          </w:tcPr>
+          <w:p>
+            <w:pPr>
+              <w:rPr>
+                <w:rFonts w:ascii="ＭＳ 明朝" w:eastAsia="ＭＳ 明朝" w:hAnsi="ＭＳ 明朝"/>
+                <w:sz w:val="16"/>
+                <w:szCs w:val="16"/>
+              </w:rPr>
+            </w:pPr>
+          </w:p>
+        </w:tc>
+        <w:tc>
+          <w:tcPr>
+            <w:tcW w:w="0" w:type="auto"/>
+            <w:vMerge/>
+            <w:tcBorders>
+              <w:top w:val="single" w:sz="6" w:space="0" w:color="CCCCCC"/>
+              <w:left w:val="single" w:sz="6" w:space="0" w:color="CCCCCC"/>
+              <w:bottom w:val="single" w:sz="6" w:space="0" w:color="CCCCCC"/>
+              <w:right w:val="single" w:sz="6" w:space="0" w:color="CCCCCC"/>
+            </w:tcBorders>
+            <w:vAlign w:val="center"/>
+            <w:hideMark/>
+          </w:tcPr>
+          <w:p>
+            <w:pPr>
+              <w:rPr>
+                <w:rFonts w:ascii="ＭＳ 明朝" w:eastAsia="ＭＳ 明朝" w:hAnsi="ＭＳ 明朝"/>
+                <w:sz w:val="16"/>
+                <w:szCs w:val="16"/>
+              </w:rPr>
+            </w:pPr>
+          </w:p>
+        </w:tc>
+        <w:tc>
+          <w:tcPr>
+            <w:tcW w:w="0" w:type="auto"/>
+            <w:tcBorders>
+              <w:top w:val="single" w:sz="6" w:space="0" w:color="CCCCCC"/>
+              <w:left w:val="single" w:sz="6" w:space="0" w:color="CCCCCC"/>
+              <w:bottom w:val="single" w:sz="6" w:space="0" w:color="CCCCCC"/>
+              <w:right w:val="single" w:sz="6" w:space="0" w:color="CCCCCC"/>
+            </w:tcBorders>
+            <w:tcMar>
+              <w:top w:w="30" w:type="dxa"/>
+              <w:left w:w="45" w:type="dxa"/>
+              <w:bottom w:w="30" w:type="dxa"/>
+              <w:right w:w="45" w:type="dxa"/>
+            </w:tcMar>
+            <w:vAlign w:val="bottom"/>
+            <w:hideMark/>
+          </w:tcPr>
+          <w:p>
+            <w:pPr>
+              <w:rPr>
+                <w:rFonts w:ascii="ＭＳ 明朝" w:eastAsia="ＭＳ 明朝" w:hAnsi="ＭＳ 明朝"/>
+                <w:sz w:val="16"/>
+                <w:szCs w:val="16"/>
+              </w:rPr>
+            </w:pPr>
+            <w:r>
+              <w:rPr>
+                <w:rFonts w:ascii="ＭＳ 明朝" w:eastAsia="ＭＳ 明朝" w:hAnsi="ＭＳ 明朝"/>
+                <w:sz w:val="16"/>
+                <w:szCs w:val="16"/>
+              </w:rPr>
+              <w:t>Generalization</w:t>
+            </w:r>
+          </w:p>
+        </w:tc>
+        <w:tc>
+          <w:tcPr>
+            <w:tcW w:w="0" w:type="auto"/>
+            <w:tcBorders>
+              <w:top w:val="single" w:sz="6" w:space="0" w:color="CCCCCC"/>
+              <w:left w:val="single" w:sz="6" w:space="0" w:color="CCCCCC"/>
+              <w:bottom w:val="single" w:sz="6" w:space="0" w:color="CCCCCC"/>
+              <w:right w:val="single" w:sz="6" w:space="0" w:color="CCCCCC"/>
+            </w:tcBorders>
+            <w:shd w:val="clear" w:color="auto" w:fill="57BB8A"/>
+            <w:tcMar>
+              <w:top w:w="30" w:type="dxa"/>
+              <w:left w:w="45" w:type="dxa"/>
+              <w:bottom w:w="30" w:type="dxa"/>
+              <w:right w:w="45" w:type="dxa"/>
+            </w:tcMar>
+            <w:vAlign w:val="bottom"/>
+            <w:hideMark/>
+          </w:tcPr>
+          <w:p>
+            <w:pPr>
+              <w:rPr>
+                <w:rFonts w:ascii="ＭＳ 明朝" w:eastAsia="ＭＳ 明朝" w:hAnsi="ＭＳ 明朝"/>
+                <w:sz w:val="16"/>
+                <w:szCs w:val="16"/>
+              </w:rPr>
+            </w:pPr>
+            <w:r>
+              <w:rPr>
+                <w:rFonts w:ascii="ＭＳ 明朝" w:eastAsia="ＭＳ 明朝" w:hAnsi="ＭＳ 明朝"/>
+                <w:sz w:val="16"/>
+                <w:szCs w:val="16"/>
+              </w:rPr>
+              <w:t>20</w:t>
+            </w:r>
+          </w:p>
+        </w:tc>
+        <w:tc>
+          <w:tcPr>
+            <w:tcW w:w="0" w:type="auto"/>
+            <w:tcBorders>
+              <w:top w:val="single" w:sz="6" w:space="0" w:color="CCCCCC"/>
+              <w:left w:val="single" w:sz="6" w:space="0" w:color="CCCCCC"/>
+              <w:bottom w:val="single" w:sz="6" w:space="0" w:color="CCCCCC"/>
+              <w:right w:val="single" w:sz="6" w:space="0" w:color="CCCCCC"/>
+            </w:tcBorders>
+            <w:shd w:val="clear" w:color="auto" w:fill="FFFFFF"/>
+            <w:tcMar>
+              <w:top w:w="30" w:type="dxa"/>
+              <w:left w:w="45" w:type="dxa"/>
+              <w:bottom w:w="30" w:type="dxa"/>
+              <w:right w:w="45" w:type="dxa"/>
+            </w:tcMar>
+            <w:vAlign w:val="bottom"/>
+            <w:hideMark/>
+          </w:tcPr>
+          <w:p>
+            <w:pPr>
+              <w:rPr>
+                <w:rFonts w:ascii="ＭＳ 明朝" w:eastAsia="ＭＳ 明朝" w:hAnsi="ＭＳ 明朝"/>
+                <w:sz w:val="16"/>
+                <w:szCs w:val="16"/>
+              </w:rPr>
+            </w:pPr>
+            <w:r>
+              <w:rPr>
+                <w:rFonts w:ascii="ＭＳ 明朝" w:eastAsia="ＭＳ 明朝" w:hAnsi="ＭＳ 明朝"/>
+                <w:sz w:val="16"/>
+                <w:szCs w:val="16"/>
+              </w:rPr>
+              <w:t>0</w:t>
+            </w:r>
+          </w:p>
+        </w:tc>
+        <w:tc>
+          <w:tcPr>
+            <w:tcW w:w="0" w:type="auto"/>
+            <w:tcBorders>
+              <w:top w:val="single" w:sz="6" w:space="0" w:color="CCCCCC"/>
+              <w:left w:val="single" w:sz="6" w:space="0" w:color="CCCCCC"/>
+              <w:bottom w:val="single" w:sz="6" w:space="0" w:color="CCCCCC"/>
+              <w:right w:val="single" w:sz="6" w:space="0" w:color="CCCCCC"/>
+            </w:tcBorders>
+            <w:shd w:val="clear" w:color="auto" w:fill="FFFFFF"/>
+            <w:tcMar>
+              <w:top w:w="30" w:type="dxa"/>
+              <w:left w:w="45" w:type="dxa"/>
+              <w:bottom w:w="30" w:type="dxa"/>
+              <w:right w:w="45" w:type="dxa"/>
+            </w:tcMar>
+            <w:vAlign w:val="bottom"/>
+            <w:hideMark/>
+          </w:tcPr>
+          <w:p>
+            <w:pPr>
+              <w:rPr>
+                <w:rFonts w:ascii="ＭＳ 明朝" w:eastAsia="ＭＳ 明朝" w:hAnsi="ＭＳ 明朝"/>
+                <w:sz w:val="16"/>
+                <w:szCs w:val="16"/>
+              </w:rPr>
+            </w:pPr>
+            <w:r>
+              <w:rPr>
+                <w:rFonts w:ascii="ＭＳ 明朝" w:eastAsia="ＭＳ 明朝" w:hAnsi="ＭＳ 明朝"/>
+                <w:sz w:val="16"/>
+                <w:szCs w:val="16"/>
+              </w:rPr>
+              <w:t>0</w:t>
+            </w:r>
+          </w:p>
+        </w:tc>
+        <w:tc>
+          <w:tcPr>
+            <w:tcW w:w="0" w:type="auto"/>
+            <w:tcBorders>
+              <w:top w:val="single" w:sz="6" w:space="0" w:color="CCCCCC"/>
+              <w:left w:val="single" w:sz="6" w:space="0" w:color="CCCCCC"/>
+              <w:bottom w:val="single" w:sz="6" w:space="0" w:color="CCCCCC"/>
+              <w:right w:val="single" w:sz="6" w:space="0" w:color="CCCCCC"/>
+            </w:tcBorders>
+            <w:shd w:val="clear" w:color="auto" w:fill="FFFFFF"/>
+            <w:tcMar>
+              <w:top w:w="30" w:type="dxa"/>
+              <w:left w:w="45" w:type="dxa"/>
+              <w:bottom w:w="30" w:type="dxa"/>
+              <w:right w:w="45" w:type="dxa"/>
+            </w:tcMar>
+            <w:vAlign w:val="bottom"/>
+            <w:hideMark/>
+          </w:tcPr>
+          <w:p>
+            <w:pPr>
+              <w:rPr>
+                <w:rFonts w:ascii="ＭＳ 明朝" w:eastAsia="ＭＳ 明朝" w:hAnsi="ＭＳ 明朝"/>
+                <w:sz w:val="16"/>
+                <w:szCs w:val="16"/>
+              </w:rPr>
+            </w:pPr>
+            <w:r>
+              <w:rPr>
+                <w:rFonts w:ascii="ＭＳ 明朝" w:eastAsia="ＭＳ 明朝" w:hAnsi="ＭＳ 明朝"/>
+                <w:sz w:val="16"/>
+                <w:szCs w:val="16"/>
+              </w:rPr>
+              <w:t>0</w:t>
+            </w:r>
+          </w:p>
+        </w:tc>
+      </w:tr>
+      <w:tr>
+        <w:trPr>
+          <w:trHeight w:val="315"/>
+        </w:trPr>
+        <w:tc>
+          <w:tcPr>
+            <w:tcW w:w="0" w:type="auto"/>
+            <w:vMerge/>
+            <w:tcBorders>
+              <w:top w:val="single" w:sz="6" w:space="0" w:color="CCCCCC"/>
+              <w:left w:val="single" w:sz="6" w:space="0" w:color="CCCCCC"/>
+              <w:bottom w:val="single" w:sz="6" w:space="0" w:color="CCCCCC"/>
+              <w:right w:val="single" w:sz="6" w:space="0" w:color="CCCCCC"/>
+            </w:tcBorders>
+            <w:vAlign w:val="center"/>
+            <w:hideMark/>
+          </w:tcPr>
+          <w:p>
+            <w:pPr>
+              <w:rPr>
+                <w:rFonts w:ascii="ＭＳ 明朝" w:eastAsia="ＭＳ 明朝" w:hAnsi="ＭＳ 明朝"/>
+                <w:sz w:val="16"/>
+                <w:szCs w:val="16"/>
+              </w:rPr>
+            </w:pPr>
+          </w:p>
+        </w:tc>
+        <w:tc>
+          <w:tcPr>
+            <w:tcW w:w="1326" w:type="dxa"/>
+            <w:tcBorders>
+              <w:top w:val="single" w:sz="6" w:space="0" w:color="CCCCCC"/>
+              <w:left w:val="single" w:sz="6" w:space="0" w:color="CCCCCC"/>
+              <w:bottom w:val="single" w:sz="6" w:space="0" w:color="CCCCCC"/>
+              <w:right w:val="single" w:sz="6" w:space="0" w:color="CCCCCC"/>
+            </w:tcBorders>
+            <w:tcMar>
+              <w:top w:w="30" w:type="dxa"/>
+              <w:left w:w="45" w:type="dxa"/>
+              <w:bottom w:w="30" w:type="dxa"/>
+              <w:right w:w="45" w:type="dxa"/>
+            </w:tcMar>
+            <w:vAlign w:val="bottom"/>
+            <w:hideMark/>
+          </w:tcPr>
+          <w:p>
+            <w:pPr>
+              <w:rPr>
+                <w:rFonts w:ascii="ＭＳ 明朝" w:eastAsia="ＭＳ 明朝" w:hAnsi="ＭＳ 明朝"/>
+                <w:sz w:val="16"/>
+                <w:szCs w:val="16"/>
+              </w:rPr>
+            </w:pPr>
+            <w:r>
+              <w:rPr>
+                <w:rFonts w:ascii="ＭＳ 明朝" w:eastAsia="ＭＳ 明朝" w:hAnsi="ＭＳ 明朝"/>
+                <w:sz w:val="16"/>
+                <w:szCs w:val="16"/>
+              </w:rPr>
+              <w:t>Established equivalent</w:t>
+            </w:r>
+          </w:p>
+        </w:tc>
+        <w:tc>
+          <w:tcPr>
+            <w:tcW w:w="615" w:type="dxa"/>
+            <w:tcBorders>
+              <w:top w:val="single" w:sz="6" w:space="0" w:color="CCCCCC"/>
+              <w:left w:val="single" w:sz="6" w:space="0" w:color="CCCCCC"/>
+              <w:bottom w:val="single" w:sz="6" w:space="0" w:color="CCCCCC"/>
+              <w:right w:val="single" w:sz="6" w:space="0" w:color="CCCCCC"/>
+            </w:tcBorders>
+            <w:shd w:val="clear" w:color="auto" w:fill="57BB8A"/>
+            <w:tcMar>
+              <w:top w:w="30" w:type="dxa"/>
+              <w:left w:w="45" w:type="dxa"/>
+              <w:bottom w:w="30" w:type="dxa"/>
+              <w:right w:w="45" w:type="dxa"/>
+            </w:tcMar>
+            <w:vAlign w:val="bottom"/>
+            <w:hideMark/>
+          </w:tcPr>
+          <w:p>
+            <w:pPr>
+              <w:rPr>
+                <w:rFonts w:ascii="ＭＳ 明朝" w:eastAsia="ＭＳ 明朝" w:hAnsi="ＭＳ 明朝"/>
+                <w:sz w:val="16"/>
+                <w:szCs w:val="16"/>
+              </w:rPr>
+            </w:pPr>
+            <w:r>
+              <w:rPr>
+                <w:rFonts w:ascii="ＭＳ 明朝" w:eastAsia="ＭＳ 明朝" w:hAnsi="ＭＳ 明朝"/>
+                <w:sz w:val="16"/>
+                <w:szCs w:val="16"/>
+              </w:rPr>
+              <w:t>63</w:t>
+            </w:r>
+          </w:p>
+        </w:tc>
+        <w:tc>
+          <w:tcPr>
+            <w:tcW w:w="0" w:type="auto"/>
+            <w:tcBorders>
+              <w:top w:val="single" w:sz="6" w:space="0" w:color="CCCCCC"/>
+              <w:left w:val="single" w:sz="6" w:space="0" w:color="CCCCCC"/>
+              <w:bottom w:val="single" w:sz="6" w:space="0" w:color="CCCCCC"/>
+              <w:right w:val="single" w:sz="6" w:space="0" w:color="CCCCCC"/>
+            </w:tcBorders>
+            <w:shd w:val="clear" w:color="auto" w:fill="FFFFFF"/>
+            <w:tcMar>
+              <w:top w:w="30" w:type="dxa"/>
+              <w:left w:w="45" w:type="dxa"/>
+              <w:bottom w:w="30" w:type="dxa"/>
+              <w:right w:w="45" w:type="dxa"/>
+            </w:tcMar>
+            <w:vAlign w:val="bottom"/>
+            <w:hideMark/>
+          </w:tcPr>
+          <w:p>
+            <w:pPr>
+              <w:rPr>
+                <w:rFonts w:ascii="ＭＳ 明朝" w:eastAsia="ＭＳ 明朝" w:hAnsi="ＭＳ 明朝"/>
+                <w:sz w:val="16"/>
+                <w:szCs w:val="16"/>
+              </w:rPr>
+            </w:pPr>
+            <w:r>
+              <w:rPr>
+                <w:rFonts w:ascii="ＭＳ 明朝" w:eastAsia="ＭＳ 明朝" w:hAnsi="ＭＳ 明朝"/>
+                <w:sz w:val="16"/>
+                <w:szCs w:val="16"/>
+              </w:rPr>
+              <w:t>0</w:t>
+            </w:r>
+          </w:p>
+        </w:tc>
+        <w:tc>
+          <w:tcPr>
+            <w:tcW w:w="0" w:type="auto"/>
+            <w:tcBorders>
+              <w:top w:val="single" w:sz="6" w:space="0" w:color="CCCCCC"/>
+              <w:left w:val="single" w:sz="6" w:space="0" w:color="CCCCCC"/>
+              <w:bottom w:val="single" w:sz="6" w:space="0" w:color="CCCCCC"/>
+              <w:right w:val="single" w:sz="6" w:space="0" w:color="CCCCCC"/>
+            </w:tcBorders>
+            <w:shd w:val="clear" w:color="auto" w:fill="FFFFFF"/>
+            <w:tcMar>
+              <w:top w:w="30" w:type="dxa"/>
+              <w:left w:w="45" w:type="dxa"/>
+              <w:bottom w:w="30" w:type="dxa"/>
+              <w:right w:w="45" w:type="dxa"/>
+            </w:tcMar>
+            <w:vAlign w:val="bottom"/>
+            <w:hideMark/>
+          </w:tcPr>
+          <w:p>
+            <w:pPr>
+              <w:rPr>
+                <w:rFonts w:ascii="ＭＳ 明朝" w:eastAsia="ＭＳ 明朝" w:hAnsi="ＭＳ 明朝"/>
+                <w:sz w:val="16"/>
+                <w:szCs w:val="16"/>
+              </w:rPr>
+            </w:pPr>
+            <w:r>
+              <w:rPr>
+                <w:rFonts w:ascii="ＭＳ 明朝" w:eastAsia="ＭＳ 明朝" w:hAnsi="ＭＳ 明朝"/>
+                <w:sz w:val="16"/>
+                <w:szCs w:val="16"/>
+              </w:rPr>
+              <w:t>0</w:t>
+            </w:r>
+          </w:p>
+        </w:tc>
+        <w:tc>
+          <w:tcPr>
+            <w:tcW w:w="0" w:type="auto"/>
+            <w:tcBorders>
+              <w:top w:val="single" w:sz="6" w:space="0" w:color="CCCCCC"/>
+              <w:left w:val="single" w:sz="6" w:space="0" w:color="CCCCCC"/>
+              <w:bottom w:val="single" w:sz="6" w:space="0" w:color="CCCCCC"/>
+              <w:right w:val="single" w:sz="6" w:space="0" w:color="CCCCCC"/>
+            </w:tcBorders>
+            <w:shd w:val="clear" w:color="auto" w:fill="FDFEFE"/>
+            <w:tcMar>
+              <w:top w:w="30" w:type="dxa"/>
+              <w:left w:w="45" w:type="dxa"/>
+              <w:bottom w:w="30" w:type="dxa"/>
+              <w:right w:w="45" w:type="dxa"/>
+            </w:tcMar>
+            <w:vAlign w:val="bottom"/>
+            <w:hideMark/>
+          </w:tcPr>
+          <w:p>
+            <w:pPr>
+              <w:rPr>
+                <w:rFonts w:ascii="ＭＳ 明朝" w:eastAsia="ＭＳ 明朝" w:hAnsi="ＭＳ 明朝"/>
+                <w:sz w:val="16"/>
+                <w:szCs w:val="16"/>
+              </w:rPr>
+            </w:pPr>
+            <w:r>
+              <w:rPr>
+                <w:rFonts w:ascii="ＭＳ 明朝" w:eastAsia="ＭＳ 明朝" w:hAnsi="ＭＳ 明朝"/>
+                <w:sz w:val="16"/>
+                <w:szCs w:val="16"/>
+              </w:rPr>
+              <w:t>1</w:t>
+            </w:r>
+          </w:p>
+        </w:tc>
+        <w:tc>
+          <w:tcPr>
+            <w:tcW w:w="0" w:type="auto"/>
+            <w:tcBorders>
+              <w:top w:val="single" w:sz="6" w:space="0" w:color="CCCCCC"/>
+              <w:left w:val="single" w:sz="6" w:space="0" w:color="CCCCCC"/>
+              <w:bottom w:val="single" w:sz="6" w:space="0" w:color="CCCCCC"/>
+              <w:right w:val="single" w:sz="6" w:space="0" w:color="CCCCCC"/>
+            </w:tcBorders>
+            <w:tcMar>
+              <w:top w:w="30" w:type="dxa"/>
+              <w:left w:w="45" w:type="dxa"/>
+              <w:bottom w:w="30" w:type="dxa"/>
+              <w:right w:w="45" w:type="dxa"/>
+            </w:tcMar>
+            <w:vAlign w:val="bottom"/>
+            <w:hideMark/>
+          </w:tcPr>
+          <w:p>
+            <w:pPr>
+              <w:rPr>
+                <w:rFonts w:ascii="ＭＳ 明朝" w:eastAsia="ＭＳ 明朝" w:hAnsi="ＭＳ 明朝"/>
+                <w:sz w:val="16"/>
+                <w:szCs w:val="16"/>
+              </w:rPr>
+            </w:pPr>
+          </w:p>
+        </w:tc>
+        <w:tc>
+          <w:tcPr>
+            <w:tcW w:w="0" w:type="auto"/>
+            <w:vMerge/>
+            <w:tcBorders>
+              <w:top w:val="single" w:sz="6" w:space="0" w:color="CCCCCC"/>
+              <w:left w:val="single" w:sz="6" w:space="0" w:color="CCCCCC"/>
+              <w:bottom w:val="single" w:sz="6" w:space="0" w:color="CCCCCC"/>
+              <w:right w:val="single" w:sz="6" w:space="0" w:color="CCCCCC"/>
+            </w:tcBorders>
+            <w:vAlign w:val="center"/>
+            <w:hideMark/>
+          </w:tcPr>
+          <w:p>
+            <w:pPr>
+              <w:rPr>
+                <w:rFonts w:ascii="ＭＳ 明朝" w:eastAsia="ＭＳ 明朝" w:hAnsi="ＭＳ 明朝"/>
+                <w:sz w:val="16"/>
+                <w:szCs w:val="16"/>
+              </w:rPr>
+            </w:pPr>
+          </w:p>
+        </w:tc>
+        <w:tc>
+          <w:tcPr>
+            <w:tcW w:w="0" w:type="auto"/>
+            <w:tcBorders>
+              <w:top w:val="single" w:sz="6" w:space="0" w:color="CCCCCC"/>
+              <w:left w:val="single" w:sz="6" w:space="0" w:color="CCCCCC"/>
+              <w:bottom w:val="single" w:sz="6" w:space="0" w:color="CCCCCC"/>
+              <w:right w:val="single" w:sz="6" w:space="0" w:color="CCCCCC"/>
+            </w:tcBorders>
+            <w:tcMar>
+              <w:top w:w="30" w:type="dxa"/>
+              <w:left w:w="45" w:type="dxa"/>
+              <w:bottom w:w="30" w:type="dxa"/>
+              <w:right w:w="45" w:type="dxa"/>
+            </w:tcMar>
+            <w:vAlign w:val="bottom"/>
+            <w:hideMark/>
+          </w:tcPr>
+          <w:p>
+            <w:pPr>
+              <w:rPr>
+                <w:rFonts w:ascii="ＭＳ 明朝" w:eastAsia="ＭＳ 明朝" w:hAnsi="ＭＳ 明朝"/>
+                <w:sz w:val="16"/>
+                <w:szCs w:val="16"/>
+              </w:rPr>
+            </w:pPr>
+            <w:r>
+              <w:rPr>
+                <w:rFonts w:ascii="ＭＳ 明朝" w:eastAsia="ＭＳ 明朝" w:hAnsi="ＭＳ 明朝"/>
+                <w:sz w:val="16"/>
+                <w:szCs w:val="16"/>
+              </w:rPr>
+              <w:t>Established equivalent</w:t>
+            </w:r>
+          </w:p>
+        </w:tc>
+        <w:tc>
+          <w:tcPr>
+            <w:tcW w:w="0" w:type="auto"/>
+            <w:tcBorders>
+              <w:top w:val="single" w:sz="6" w:space="0" w:color="CCCCCC"/>
+              <w:left w:val="single" w:sz="6" w:space="0" w:color="CCCCCC"/>
+              <w:bottom w:val="single" w:sz="6" w:space="0" w:color="CCCCCC"/>
+              <w:right w:val="single" w:sz="6" w:space="0" w:color="CCCCCC"/>
+            </w:tcBorders>
+            <w:shd w:val="clear" w:color="auto" w:fill="57BB8A"/>
+            <w:tcMar>
+              <w:top w:w="30" w:type="dxa"/>
+              <w:left w:w="45" w:type="dxa"/>
+              <w:bottom w:w="30" w:type="dxa"/>
+              <w:right w:w="45" w:type="dxa"/>
+            </w:tcMar>
+            <w:vAlign w:val="bottom"/>
+            <w:hideMark/>
+          </w:tcPr>
+          <w:p>
+            <w:pPr>
+              <w:rPr>
+                <w:rFonts w:ascii="ＭＳ 明朝" w:eastAsia="ＭＳ 明朝" w:hAnsi="ＭＳ 明朝"/>
+                <w:sz w:val="16"/>
+                <w:szCs w:val="16"/>
+              </w:rPr>
+            </w:pPr>
+            <w:r>
+              <w:rPr>
+                <w:rFonts w:ascii="ＭＳ 明朝" w:eastAsia="ＭＳ 明朝" w:hAnsi="ＭＳ 明朝"/>
+                <w:sz w:val="16"/>
+                <w:szCs w:val="16"/>
+              </w:rPr>
+              <w:t>61</w:t>
+            </w:r>
+          </w:p>
+        </w:tc>
+        <w:tc>
+          <w:tcPr>
+            <w:tcW w:w="0" w:type="auto"/>
+            <w:tcBorders>
+              <w:top w:val="single" w:sz="6" w:space="0" w:color="CCCCCC"/>
+              <w:left w:val="single" w:sz="6" w:space="0" w:color="CCCCCC"/>
+              <w:bottom w:val="single" w:sz="6" w:space="0" w:color="CCCCCC"/>
+              <w:right w:val="single" w:sz="6" w:space="0" w:color="CCCCCC"/>
+            </w:tcBorders>
+            <w:shd w:val="clear" w:color="auto" w:fill="FFFFFF"/>
+            <w:tcMar>
+              <w:top w:w="30" w:type="dxa"/>
+              <w:left w:w="45" w:type="dxa"/>
+              <w:bottom w:w="30" w:type="dxa"/>
+              <w:right w:w="45" w:type="dxa"/>
+            </w:tcMar>
+            <w:vAlign w:val="bottom"/>
+            <w:hideMark/>
+          </w:tcPr>
+          <w:p>
+            <w:pPr>
+              <w:rPr>
+                <w:rFonts w:ascii="ＭＳ 明朝" w:eastAsia="ＭＳ 明朝" w:hAnsi="ＭＳ 明朝"/>
+                <w:sz w:val="16"/>
+                <w:szCs w:val="16"/>
+              </w:rPr>
+            </w:pPr>
+            <w:r>
+              <w:rPr>
+                <w:rFonts w:ascii="ＭＳ 明朝" w:eastAsia="ＭＳ 明朝" w:hAnsi="ＭＳ 明朝"/>
+                <w:sz w:val="16"/>
+                <w:szCs w:val="16"/>
+              </w:rPr>
+              <w:t>0</w:t>
+            </w:r>
+          </w:p>
+        </w:tc>
+        <w:tc>
+          <w:tcPr>
+            <w:tcW w:w="0" w:type="auto"/>
+            <w:tcBorders>
+              <w:top w:val="single" w:sz="6" w:space="0" w:color="CCCCCC"/>
+              <w:left w:val="single" w:sz="6" w:space="0" w:color="CCCCCC"/>
+              <w:bottom w:val="single" w:sz="6" w:space="0" w:color="CCCCCC"/>
+              <w:right w:val="single" w:sz="6" w:space="0" w:color="CCCCCC"/>
+            </w:tcBorders>
+            <w:shd w:val="clear" w:color="auto" w:fill="FFFFFF"/>
+            <w:tcMar>
+              <w:top w:w="30" w:type="dxa"/>
+              <w:left w:w="45" w:type="dxa"/>
+              <w:bottom w:w="30" w:type="dxa"/>
+              <w:right w:w="45" w:type="dxa"/>
+            </w:tcMar>
+            <w:vAlign w:val="bottom"/>
+            <w:hideMark/>
+          </w:tcPr>
+          <w:p>
+            <w:pPr>
+              <w:rPr>
+                <w:rFonts w:ascii="ＭＳ 明朝" w:eastAsia="ＭＳ 明朝" w:hAnsi="ＭＳ 明朝"/>
+                <w:sz w:val="16"/>
+                <w:szCs w:val="16"/>
+              </w:rPr>
+            </w:pPr>
+            <w:r>
+              <w:rPr>
+                <w:rFonts w:ascii="ＭＳ 明朝" w:eastAsia="ＭＳ 明朝" w:hAnsi="ＭＳ 明朝"/>
+                <w:sz w:val="16"/>
+                <w:szCs w:val="16"/>
+              </w:rPr>
+              <w:t>0</w:t>
+            </w:r>
+          </w:p>
+        </w:tc>
+        <w:tc>
+          <w:tcPr>
+            <w:tcW w:w="0" w:type="auto"/>
+            <w:tcBorders>
+              <w:top w:val="single" w:sz="6" w:space="0" w:color="CCCCCC"/>
+              <w:left w:val="single" w:sz="6" w:space="0" w:color="CCCCCC"/>
+              <w:bottom w:val="single" w:sz="6" w:space="0" w:color="CCCCCC"/>
+              <w:right w:val="single" w:sz="6" w:space="0" w:color="CCCCCC"/>
+            </w:tcBorders>
+            <w:shd w:val="clear" w:color="auto" w:fill="FDFEFE"/>
+            <w:tcMar>
+              <w:top w:w="30" w:type="dxa"/>
+              <w:left w:w="45" w:type="dxa"/>
+              <w:bottom w:w="30" w:type="dxa"/>
+              <w:right w:w="45" w:type="dxa"/>
+            </w:tcMar>
+            <w:vAlign w:val="bottom"/>
+            <w:hideMark/>
+          </w:tcPr>
+          <w:p>
+            <w:pPr>
+              <w:rPr>
+                <w:rFonts w:ascii="ＭＳ 明朝" w:eastAsia="ＭＳ 明朝" w:hAnsi="ＭＳ 明朝"/>
+                <w:sz w:val="16"/>
+                <w:szCs w:val="16"/>
+              </w:rPr>
+            </w:pPr>
+            <w:r>
+              <w:rPr>
+                <w:rFonts w:ascii="ＭＳ 明朝" w:eastAsia="ＭＳ 明朝" w:hAnsi="ＭＳ 明朝"/>
+                <w:sz w:val="16"/>
+                <w:szCs w:val="16"/>
+              </w:rPr>
+              <w:t>1</w:t>
+            </w:r>
+          </w:p>
+        </w:tc>
+      </w:tr>
+      <w:tr>
+        <w:trPr>
+          <w:trHeight w:val="315"/>
+        </w:trPr>
+        <w:tc>
+          <w:tcPr>
+            <w:tcW w:w="0" w:type="auto"/>
+            <w:vMerge/>
+            <w:tcBorders>
+              <w:top w:val="single" w:sz="6" w:space="0" w:color="CCCCCC"/>
+              <w:left w:val="single" w:sz="6" w:space="0" w:color="CCCCCC"/>
+              <w:bottom w:val="single" w:sz="6" w:space="0" w:color="CCCCCC"/>
+              <w:right w:val="single" w:sz="6" w:space="0" w:color="CCCCCC"/>
+            </w:tcBorders>
+            <w:vAlign w:val="center"/>
+            <w:hideMark/>
+          </w:tcPr>
+          <w:p>
+            <w:pPr>
+              <w:rPr>
+                <w:rFonts w:ascii="ＭＳ 明朝" w:eastAsia="ＭＳ 明朝" w:hAnsi="ＭＳ 明朝"/>
+                <w:sz w:val="16"/>
+                <w:szCs w:val="16"/>
+              </w:rPr>
+            </w:pPr>
+          </w:p>
+        </w:tc>
+        <w:tc>
+          <w:tcPr>
+            <w:tcW w:w="1326" w:type="dxa"/>
+            <w:tcBorders>
+              <w:top w:val="single" w:sz="6" w:space="0" w:color="CCCCCC"/>
+              <w:left w:val="single" w:sz="6" w:space="0" w:color="CCCCCC"/>
+              <w:bottom w:val="single" w:sz="6" w:space="0" w:color="CCCCCC"/>
+              <w:right w:val="single" w:sz="6" w:space="0" w:color="CCCCCC"/>
+            </w:tcBorders>
+            <w:tcMar>
+              <w:top w:w="30" w:type="dxa"/>
+              <w:left w:w="45" w:type="dxa"/>
+              <w:bottom w:w="30" w:type="dxa"/>
+              <w:right w:w="45" w:type="dxa"/>
+            </w:tcMar>
+            <w:vAlign w:val="bottom"/>
+            <w:hideMark/>
+          </w:tcPr>
+          <w:p>
+            <w:pPr>
+              <w:rPr>
+                <w:rFonts w:ascii="ＭＳ 明朝" w:eastAsia="ＭＳ 明朝" w:hAnsi="ＭＳ 明朝"/>
+                <w:sz w:val="16"/>
+                <w:szCs w:val="16"/>
+              </w:rPr>
+            </w:pPr>
+            <w:r>
+              <w:rPr>
+                <w:rFonts w:ascii="ＭＳ 明朝" w:eastAsia="ＭＳ 明朝" w:hAnsi="ＭＳ 明朝"/>
+                <w:sz w:val="16"/>
+                <w:szCs w:val="16"/>
+              </w:rPr>
+              <w:t>Description</w:t>
+            </w:r>
+          </w:p>
+        </w:tc>
+        <w:tc>
+          <w:tcPr>
+            <w:tcW w:w="615" w:type="dxa"/>
+            <w:tcBorders>
+              <w:top w:val="single" w:sz="6" w:space="0" w:color="CCCCCC"/>
+              <w:left w:val="single" w:sz="6" w:space="0" w:color="CCCCCC"/>
+              <w:bottom w:val="single" w:sz="6" w:space="0" w:color="CCCCCC"/>
+              <w:right w:val="single" w:sz="6" w:space="0" w:color="CCCCCC"/>
+            </w:tcBorders>
+            <w:shd w:val="clear" w:color="auto" w:fill="57BB8A"/>
+            <w:tcMar>
+              <w:top w:w="30" w:type="dxa"/>
+              <w:left w:w="45" w:type="dxa"/>
+              <w:bottom w:w="30" w:type="dxa"/>
+              <w:right w:w="45" w:type="dxa"/>
+            </w:tcMar>
+            <w:vAlign w:val="bottom"/>
+            <w:hideMark/>
+          </w:tcPr>
+          <w:p>
+            <w:pPr>
+              <w:rPr>
+                <w:rFonts w:ascii="ＭＳ 明朝" w:eastAsia="ＭＳ 明朝" w:hAnsi="ＭＳ 明朝"/>
+                <w:sz w:val="16"/>
+                <w:szCs w:val="16"/>
+              </w:rPr>
+            </w:pPr>
+            <w:r>
+              <w:rPr>
+                <w:rFonts w:ascii="ＭＳ 明朝" w:eastAsia="ＭＳ 明朝" w:hAnsi="ＭＳ 明朝"/>
+                <w:sz w:val="16"/>
+                <w:szCs w:val="16"/>
+              </w:rPr>
+              <w:t>12</w:t>
+            </w:r>
+          </w:p>
+        </w:tc>
+        <w:tc>
+          <w:tcPr>
+            <w:tcW w:w="0" w:type="auto"/>
+            <w:tcBorders>
+              <w:top w:val="single" w:sz="6" w:space="0" w:color="CCCCCC"/>
+              <w:left w:val="single" w:sz="6" w:space="0" w:color="CCCCCC"/>
+              <w:bottom w:val="single" w:sz="6" w:space="0" w:color="CCCCCC"/>
+              <w:right w:val="single" w:sz="6" w:space="0" w:color="CCCCCC"/>
+            </w:tcBorders>
+            <w:shd w:val="clear" w:color="auto" w:fill="FFFFFF"/>
+            <w:tcMar>
+              <w:top w:w="30" w:type="dxa"/>
+              <w:left w:w="45" w:type="dxa"/>
+              <w:bottom w:w="30" w:type="dxa"/>
+              <w:right w:w="45" w:type="dxa"/>
+            </w:tcMar>
+            <w:vAlign w:val="bottom"/>
+            <w:hideMark/>
+          </w:tcPr>
+          <w:p>
+            <w:pPr>
+              <w:rPr>
+                <w:rFonts w:ascii="ＭＳ 明朝" w:eastAsia="ＭＳ 明朝" w:hAnsi="ＭＳ 明朝"/>
+                <w:sz w:val="16"/>
+                <w:szCs w:val="16"/>
+              </w:rPr>
+            </w:pPr>
+            <w:r>
+              <w:rPr>
+                <w:rFonts w:ascii="ＭＳ 明朝" w:eastAsia="ＭＳ 明朝" w:hAnsi="ＭＳ 明朝"/>
+                <w:sz w:val="16"/>
+                <w:szCs w:val="16"/>
+              </w:rPr>
+              <w:t>0</w:t>
+            </w:r>
+          </w:p>
+        </w:tc>
+        <w:tc>
+          <w:tcPr>
+            <w:tcW w:w="0" w:type="auto"/>
+            <w:tcBorders>
+              <w:top w:val="single" w:sz="6" w:space="0" w:color="CCCCCC"/>
+              <w:left w:val="single" w:sz="6" w:space="0" w:color="CCCCCC"/>
+              <w:bottom w:val="single" w:sz="6" w:space="0" w:color="CCCCCC"/>
+              <w:right w:val="single" w:sz="6" w:space="0" w:color="CCCCCC"/>
+            </w:tcBorders>
+            <w:shd w:val="clear" w:color="auto" w:fill="F1FAF6"/>
+            <w:tcMar>
+              <w:top w:w="30" w:type="dxa"/>
+              <w:left w:w="45" w:type="dxa"/>
+              <w:bottom w:w="30" w:type="dxa"/>
+              <w:right w:w="45" w:type="dxa"/>
+            </w:tcMar>
+            <w:vAlign w:val="bottom"/>
+            <w:hideMark/>
+          </w:tcPr>
+          <w:p>
+            <w:pPr>
+              <w:rPr>
+                <w:rFonts w:ascii="ＭＳ 明朝" w:eastAsia="ＭＳ 明朝" w:hAnsi="ＭＳ 明朝"/>
+                <w:sz w:val="16"/>
+                <w:szCs w:val="16"/>
+              </w:rPr>
+            </w:pPr>
+            <w:r>
+              <w:rPr>
+                <w:rFonts w:ascii="ＭＳ 明朝" w:eastAsia="ＭＳ 明朝" w:hAnsi="ＭＳ 明朝"/>
+                <w:sz w:val="16"/>
+                <w:szCs w:val="16"/>
+              </w:rPr>
+              <w:t>1</w:t>
+            </w:r>
+          </w:p>
+        </w:tc>
+        <w:tc>
+          <w:tcPr>
+            <w:tcW w:w="0" w:type="auto"/>
+            <w:tcBorders>
+              <w:top w:val="single" w:sz="6" w:space="0" w:color="CCCCCC"/>
+              <w:left w:val="single" w:sz="6" w:space="0" w:color="CCCCCC"/>
+              <w:bottom w:val="single" w:sz="6" w:space="0" w:color="CCCCCC"/>
+              <w:right w:val="single" w:sz="6" w:space="0" w:color="CCCCCC"/>
+            </w:tcBorders>
+            <w:shd w:val="clear" w:color="auto" w:fill="FFFFFF"/>
+            <w:tcMar>
+              <w:top w:w="30" w:type="dxa"/>
+              <w:left w:w="45" w:type="dxa"/>
+              <w:bottom w:w="30" w:type="dxa"/>
+              <w:right w:w="45" w:type="dxa"/>
+            </w:tcMar>
+            <w:vAlign w:val="bottom"/>
+            <w:hideMark/>
+          </w:tcPr>
+          <w:p>
+            <w:pPr>
+              <w:rPr>
+                <w:rFonts w:ascii="ＭＳ 明朝" w:eastAsia="ＭＳ 明朝" w:hAnsi="ＭＳ 明朝"/>
+                <w:sz w:val="16"/>
+                <w:szCs w:val="16"/>
+              </w:rPr>
+            </w:pPr>
+            <w:r>
+              <w:rPr>
+                <w:rFonts w:ascii="ＭＳ 明朝" w:eastAsia="ＭＳ 明朝" w:hAnsi="ＭＳ 明朝"/>
+                <w:sz w:val="16"/>
+                <w:szCs w:val="16"/>
+              </w:rPr>
+              <w:t>0</w:t>
+            </w:r>
+          </w:p>
+        </w:tc>
+        <w:tc>
+          <w:tcPr>
+            <w:tcW w:w="0" w:type="auto"/>
+            <w:tcBorders>
+              <w:top w:val="single" w:sz="6" w:space="0" w:color="CCCCCC"/>
+              <w:left w:val="single" w:sz="6" w:space="0" w:color="CCCCCC"/>
+              <w:bottom w:val="single" w:sz="6" w:space="0" w:color="CCCCCC"/>
+              <w:right w:val="single" w:sz="6" w:space="0" w:color="CCCCCC"/>
+            </w:tcBorders>
+            <w:tcMar>
+              <w:top w:w="30" w:type="dxa"/>
+              <w:left w:w="45" w:type="dxa"/>
+              <w:bottom w:w="30" w:type="dxa"/>
+              <w:right w:w="45" w:type="dxa"/>
+            </w:tcMar>
+            <w:vAlign w:val="bottom"/>
+            <w:hideMark/>
+          </w:tcPr>
+          <w:p>
+            <w:pPr>
+              <w:rPr>
+                <w:rFonts w:ascii="ＭＳ 明朝" w:eastAsia="ＭＳ 明朝" w:hAnsi="ＭＳ 明朝"/>
+                <w:sz w:val="16"/>
+                <w:szCs w:val="16"/>
+              </w:rPr>
+            </w:pPr>
+          </w:p>
+        </w:tc>
+        <w:tc>
+          <w:tcPr>
+            <w:tcW w:w="0" w:type="auto"/>
+            <w:vMerge/>
+            <w:tcBorders>
+              <w:top w:val="single" w:sz="6" w:space="0" w:color="CCCCCC"/>
+              <w:left w:val="single" w:sz="6" w:space="0" w:color="CCCCCC"/>
+              <w:bottom w:val="single" w:sz="6" w:space="0" w:color="CCCCCC"/>
+              <w:right w:val="single" w:sz="6" w:space="0" w:color="CCCCCC"/>
+            </w:tcBorders>
+            <w:vAlign w:val="center"/>
+            <w:hideMark/>
+          </w:tcPr>
+          <w:p>
+            <w:pPr>
+              <w:rPr>
+                <w:rFonts w:ascii="ＭＳ 明朝" w:eastAsia="ＭＳ 明朝" w:hAnsi="ＭＳ 明朝"/>
+                <w:sz w:val="16"/>
+                <w:szCs w:val="16"/>
+              </w:rPr>
+            </w:pPr>
+          </w:p>
+        </w:tc>
+        <w:tc>
+          <w:tcPr>
+            <w:tcW w:w="0" w:type="auto"/>
+            <w:tcBorders>
+              <w:top w:val="single" w:sz="6" w:space="0" w:color="CCCCCC"/>
+              <w:left w:val="single" w:sz="6" w:space="0" w:color="CCCCCC"/>
+              <w:bottom w:val="single" w:sz="6" w:space="0" w:color="CCCCCC"/>
+              <w:right w:val="single" w:sz="6" w:space="0" w:color="CCCCCC"/>
+            </w:tcBorders>
+            <w:tcMar>
+              <w:top w:w="30" w:type="dxa"/>
+              <w:left w:w="45" w:type="dxa"/>
+              <w:bottom w:w="30" w:type="dxa"/>
+              <w:right w:w="45" w:type="dxa"/>
+            </w:tcMar>
+            <w:vAlign w:val="bottom"/>
+            <w:hideMark/>
+          </w:tcPr>
+          <w:p>
+            <w:pPr>
+              <w:rPr>
+                <w:rFonts w:ascii="ＭＳ 明朝" w:eastAsia="ＭＳ 明朝" w:hAnsi="ＭＳ 明朝"/>
+                <w:sz w:val="16"/>
+                <w:szCs w:val="16"/>
+              </w:rPr>
+            </w:pPr>
+            <w:r>
+              <w:rPr>
+                <w:rFonts w:ascii="ＭＳ 明朝" w:eastAsia="ＭＳ 明朝" w:hAnsi="ＭＳ 明朝"/>
+                <w:sz w:val="16"/>
+                <w:szCs w:val="16"/>
+              </w:rPr>
+              <w:t>Description</w:t>
+            </w:r>
+          </w:p>
+        </w:tc>
+        <w:tc>
+          <w:tcPr>
+            <w:tcW w:w="0" w:type="auto"/>
+            <w:tcBorders>
+              <w:top w:val="single" w:sz="6" w:space="0" w:color="CCCCCC"/>
+              <w:left w:val="single" w:sz="6" w:space="0" w:color="CCCCCC"/>
+              <w:bottom w:val="single" w:sz="6" w:space="0" w:color="CCCCCC"/>
+              <w:right w:val="single" w:sz="6" w:space="0" w:color="CCCCCC"/>
+            </w:tcBorders>
+            <w:shd w:val="clear" w:color="auto" w:fill="57BB8A"/>
+            <w:tcMar>
+              <w:top w:w="30" w:type="dxa"/>
+              <w:left w:w="45" w:type="dxa"/>
+              <w:bottom w:w="30" w:type="dxa"/>
+              <w:right w:w="45" w:type="dxa"/>
+            </w:tcMar>
+            <w:vAlign w:val="bottom"/>
+            <w:hideMark/>
+          </w:tcPr>
+          <w:p>
+            <w:pPr>
+              <w:rPr>
+                <w:rFonts w:ascii="ＭＳ 明朝" w:eastAsia="ＭＳ 明朝" w:hAnsi="ＭＳ 明朝"/>
+                <w:sz w:val="16"/>
+                <w:szCs w:val="16"/>
+              </w:rPr>
+            </w:pPr>
+            <w:r>
+              <w:rPr>
+                <w:rFonts w:ascii="ＭＳ 明朝" w:eastAsia="ＭＳ 明朝" w:hAnsi="ＭＳ 明朝"/>
+                <w:sz w:val="16"/>
+                <w:szCs w:val="16"/>
+              </w:rPr>
+              <w:t>12</w:t>
+            </w:r>
+          </w:p>
+        </w:tc>
+        <w:tc>
+          <w:tcPr>
+            <w:tcW w:w="0" w:type="auto"/>
+            <w:tcBorders>
+              <w:top w:val="single" w:sz="6" w:space="0" w:color="CCCCCC"/>
+              <w:left w:val="single" w:sz="6" w:space="0" w:color="CCCCCC"/>
+              <w:bottom w:val="single" w:sz="6" w:space="0" w:color="CCCCCC"/>
+              <w:right w:val="single" w:sz="6" w:space="0" w:color="CCCCCC"/>
+            </w:tcBorders>
+            <w:shd w:val="clear" w:color="auto" w:fill="FFFFFF"/>
+            <w:tcMar>
+              <w:top w:w="30" w:type="dxa"/>
+              <w:left w:w="45" w:type="dxa"/>
+              <w:bottom w:w="30" w:type="dxa"/>
+              <w:right w:w="45" w:type="dxa"/>
+            </w:tcMar>
+            <w:vAlign w:val="bottom"/>
+            <w:hideMark/>
+          </w:tcPr>
+          <w:p>
+            <w:pPr>
+              <w:rPr>
+                <w:rFonts w:ascii="ＭＳ 明朝" w:eastAsia="ＭＳ 明朝" w:hAnsi="ＭＳ 明朝"/>
+                <w:sz w:val="16"/>
+                <w:szCs w:val="16"/>
+              </w:rPr>
+            </w:pPr>
+            <w:r>
+              <w:rPr>
+                <w:rFonts w:ascii="ＭＳ 明朝" w:eastAsia="ＭＳ 明朝" w:hAnsi="ＭＳ 明朝"/>
+                <w:sz w:val="16"/>
+                <w:szCs w:val="16"/>
+              </w:rPr>
+              <w:t>0</w:t>
+            </w:r>
+          </w:p>
+        </w:tc>
+        <w:tc>
+          <w:tcPr>
+            <w:tcW w:w="0" w:type="auto"/>
+            <w:tcBorders>
+              <w:top w:val="single" w:sz="6" w:space="0" w:color="CCCCCC"/>
+              <w:left w:val="single" w:sz="6" w:space="0" w:color="CCCCCC"/>
+              <w:bottom w:val="single" w:sz="6" w:space="0" w:color="CCCCCC"/>
+              <w:right w:val="single" w:sz="6" w:space="0" w:color="CCCCCC"/>
+            </w:tcBorders>
+            <w:shd w:val="clear" w:color="auto" w:fill="FFFFFF"/>
+            <w:tcMar>
+              <w:top w:w="30" w:type="dxa"/>
+              <w:left w:w="45" w:type="dxa"/>
+              <w:bottom w:w="30" w:type="dxa"/>
+              <w:right w:w="45" w:type="dxa"/>
+            </w:tcMar>
+            <w:vAlign w:val="bottom"/>
+            <w:hideMark/>
+          </w:tcPr>
+          <w:p>
+            <w:pPr>
+              <w:rPr>
+                <w:rFonts w:ascii="ＭＳ 明朝" w:eastAsia="ＭＳ 明朝" w:hAnsi="ＭＳ 明朝"/>
+                <w:sz w:val="16"/>
+                <w:szCs w:val="16"/>
+              </w:rPr>
+            </w:pPr>
+            <w:r>
+              <w:rPr>
+                <w:rFonts w:ascii="ＭＳ 明朝" w:eastAsia="ＭＳ 明朝" w:hAnsi="ＭＳ 明朝"/>
+                <w:sz w:val="16"/>
+                <w:szCs w:val="16"/>
+              </w:rPr>
+              <w:t>0</w:t>
+            </w:r>
+          </w:p>
+        </w:tc>
+        <w:tc>
+          <w:tcPr>
+            <w:tcW w:w="0" w:type="auto"/>
+            <w:tcBorders>
+              <w:top w:val="single" w:sz="6" w:space="0" w:color="CCCCCC"/>
+              <w:left w:val="single" w:sz="6" w:space="0" w:color="CCCCCC"/>
+              <w:bottom w:val="single" w:sz="6" w:space="0" w:color="CCCCCC"/>
+              <w:right w:val="single" w:sz="6" w:space="0" w:color="CCCCCC"/>
+            </w:tcBorders>
+            <w:shd w:val="clear" w:color="auto" w:fill="E3F4EC"/>
+            <w:tcMar>
+              <w:top w:w="30" w:type="dxa"/>
+              <w:left w:w="45" w:type="dxa"/>
+              <w:bottom w:w="30" w:type="dxa"/>
+              <w:right w:w="45" w:type="dxa"/>
+            </w:tcMar>
+            <w:vAlign w:val="bottom"/>
+            <w:hideMark/>
+          </w:tcPr>
+          <w:p>
+            <w:pPr>
+              <w:rPr>
+                <w:rFonts w:ascii="ＭＳ 明朝" w:eastAsia="ＭＳ 明朝" w:hAnsi="ＭＳ 明朝"/>
+                <w:sz w:val="16"/>
+                <w:szCs w:val="16"/>
+              </w:rPr>
+            </w:pPr>
+            <w:r>
+              <w:rPr>
+                <w:rFonts w:ascii="ＭＳ 明朝" w:eastAsia="ＭＳ 明朝" w:hAnsi="ＭＳ 明朝"/>
+                <w:sz w:val="16"/>
+                <w:szCs w:val="16"/>
+              </w:rPr>
+              <w:t>2</w:t>
+            </w:r>
+          </w:p>
+        </w:tc>
+      </w:tr>
+      <w:tr>
+        <w:trPr>
+          <w:trHeight w:val="315"/>
+        </w:trPr>
+        <w:tc>
+          <w:tcPr>
+            <w:tcW w:w="0" w:type="auto"/>
+            <w:vMerge/>
+            <w:tcBorders>
+              <w:top w:val="single" w:sz="6" w:space="0" w:color="CCCCCC"/>
+              <w:left w:val="single" w:sz="6" w:space="0" w:color="CCCCCC"/>
+              <w:bottom w:val="single" w:sz="6" w:space="0" w:color="CCCCCC"/>
+              <w:right w:val="single" w:sz="6" w:space="0" w:color="CCCCCC"/>
+            </w:tcBorders>
+            <w:vAlign w:val="center"/>
+            <w:hideMark/>
+          </w:tcPr>
+          <w:p>
+            <w:pPr>
+              <w:rPr>
+                <w:rFonts w:ascii="ＭＳ 明朝" w:eastAsia="ＭＳ 明朝" w:hAnsi="ＭＳ 明朝"/>
+                <w:sz w:val="16"/>
+                <w:szCs w:val="16"/>
+              </w:rPr>
+            </w:pPr>
+          </w:p>
+        </w:tc>
+        <w:tc>
+          <w:tcPr>
+            <w:tcW w:w="1326" w:type="dxa"/>
+            <w:tcBorders>
+              <w:top w:val="single" w:sz="6" w:space="0" w:color="CCCCCC"/>
+              <w:left w:val="single" w:sz="6" w:space="0" w:color="CCCCCC"/>
+              <w:bottom w:val="single" w:sz="6" w:space="0" w:color="CCCCCC"/>
+              <w:right w:val="single" w:sz="6" w:space="0" w:color="CCCCCC"/>
+            </w:tcBorders>
+            <w:tcMar>
+              <w:top w:w="30" w:type="dxa"/>
+              <w:left w:w="45" w:type="dxa"/>
+              <w:bottom w:w="30" w:type="dxa"/>
+              <w:right w:w="45" w:type="dxa"/>
+            </w:tcMar>
+            <w:vAlign w:val="bottom"/>
+            <w:hideMark/>
+          </w:tcPr>
+          <w:p>
+            <w:pPr>
+              <w:rPr>
+                <w:rFonts w:ascii="ＭＳ 明朝" w:eastAsia="ＭＳ 明朝" w:hAnsi="ＭＳ 明朝"/>
+                <w:sz w:val="16"/>
+                <w:szCs w:val="16"/>
+              </w:rPr>
+            </w:pPr>
+            <w:r>
+              <w:rPr>
+                <w:rFonts w:ascii="ＭＳ 明朝" w:eastAsia="ＭＳ 明朝" w:hAnsi="ＭＳ 明朝"/>
+                <w:sz w:val="16"/>
+                <w:szCs w:val="16"/>
+              </w:rPr>
+              <w:t>Borrowing</w:t>
+            </w:r>
+          </w:p>
+        </w:tc>
+        <w:tc>
+          <w:tcPr>
+            <w:tcW w:w="615" w:type="dxa"/>
+            <w:tcBorders>
+              <w:top w:val="single" w:sz="6" w:space="0" w:color="CCCCCC"/>
+              <w:left w:val="single" w:sz="6" w:space="0" w:color="CCCCCC"/>
+              <w:bottom w:val="single" w:sz="6" w:space="0" w:color="CCCCCC"/>
+              <w:right w:val="single" w:sz="6" w:space="0" w:color="CCCCCC"/>
+            </w:tcBorders>
+            <w:shd w:val="clear" w:color="auto" w:fill="FFFFFF"/>
+            <w:tcMar>
+              <w:top w:w="30" w:type="dxa"/>
+              <w:left w:w="45" w:type="dxa"/>
+              <w:bottom w:w="30" w:type="dxa"/>
+              <w:right w:w="45" w:type="dxa"/>
+            </w:tcMar>
+            <w:vAlign w:val="bottom"/>
+            <w:hideMark/>
+          </w:tcPr>
+          <w:p>
+            <w:pPr>
+              <w:rPr>
+                <w:rFonts w:ascii="ＭＳ 明朝" w:eastAsia="ＭＳ 明朝" w:hAnsi="ＭＳ 明朝"/>
+                <w:sz w:val="16"/>
+                <w:szCs w:val="16"/>
+              </w:rPr>
+            </w:pPr>
+            <w:r>
+              <w:rPr>
+                <w:rFonts w:ascii="ＭＳ 明朝" w:eastAsia="ＭＳ 明朝" w:hAnsi="ＭＳ 明朝"/>
+                <w:sz w:val="16"/>
+                <w:szCs w:val="16"/>
+              </w:rPr>
+              <w:t>0</w:t>
+            </w:r>
+          </w:p>
+        </w:tc>
+        <w:tc>
+          <w:tcPr>
+            <w:tcW w:w="0" w:type="auto"/>
+            <w:tcBorders>
+              <w:top w:val="single" w:sz="6" w:space="0" w:color="CCCCCC"/>
+              <w:left w:val="single" w:sz="6" w:space="0" w:color="CCCCCC"/>
+              <w:bottom w:val="single" w:sz="6" w:space="0" w:color="CCCCCC"/>
+              <w:right w:val="single" w:sz="6" w:space="0" w:color="CCCCCC"/>
+            </w:tcBorders>
+            <w:shd w:val="clear" w:color="auto" w:fill="FFFFFF"/>
+            <w:tcMar>
+              <w:top w:w="30" w:type="dxa"/>
+              <w:left w:w="45" w:type="dxa"/>
+              <w:bottom w:w="30" w:type="dxa"/>
+              <w:right w:w="45" w:type="dxa"/>
+            </w:tcMar>
+            <w:vAlign w:val="bottom"/>
+            <w:hideMark/>
+          </w:tcPr>
+          <w:p>
+            <w:pPr>
+              <w:rPr>
+                <w:rFonts w:ascii="ＭＳ 明朝" w:eastAsia="ＭＳ 明朝" w:hAnsi="ＭＳ 明朝"/>
+                <w:sz w:val="16"/>
+                <w:szCs w:val="16"/>
+              </w:rPr>
+            </w:pPr>
+            <w:r>
+              <w:rPr>
+                <w:rFonts w:ascii="ＭＳ 明朝" w:eastAsia="ＭＳ 明朝" w:hAnsi="ＭＳ 明朝"/>
+                <w:sz w:val="16"/>
+                <w:szCs w:val="16"/>
+              </w:rPr>
+              <w:t>0</w:t>
+            </w:r>
+          </w:p>
+        </w:tc>
+        <w:tc>
+          <w:tcPr>
+            <w:tcW w:w="0" w:type="auto"/>
+            <w:tcBorders>
+              <w:top w:val="single" w:sz="6" w:space="0" w:color="CCCCCC"/>
+              <w:left w:val="single" w:sz="6" w:space="0" w:color="CCCCCC"/>
+              <w:bottom w:val="single" w:sz="6" w:space="0" w:color="CCCCCC"/>
+              <w:right w:val="single" w:sz="6" w:space="0" w:color="CCCCCC"/>
+            </w:tcBorders>
+            <w:shd w:val="clear" w:color="auto" w:fill="FFFFFF"/>
+            <w:tcMar>
+              <w:top w:w="30" w:type="dxa"/>
+              <w:left w:w="45" w:type="dxa"/>
+              <w:bottom w:w="30" w:type="dxa"/>
+              <w:right w:w="45" w:type="dxa"/>
+            </w:tcMar>
+            <w:vAlign w:val="bottom"/>
+            <w:hideMark/>
+          </w:tcPr>
+          <w:p>
+            <w:pPr>
+              <w:rPr>
+                <w:rFonts w:ascii="ＭＳ 明朝" w:eastAsia="ＭＳ 明朝" w:hAnsi="ＭＳ 明朝"/>
+                <w:sz w:val="16"/>
+                <w:szCs w:val="16"/>
+              </w:rPr>
+            </w:pPr>
+            <w:r>
+              <w:rPr>
+                <w:rFonts w:ascii="ＭＳ 明朝" w:eastAsia="ＭＳ 明朝" w:hAnsi="ＭＳ 明朝"/>
+                <w:sz w:val="16"/>
+                <w:szCs w:val="16"/>
+              </w:rPr>
+              <w:t>0</w:t>
+            </w:r>
+          </w:p>
+        </w:tc>
+        <w:tc>
+          <w:tcPr>
+            <w:tcW w:w="0" w:type="auto"/>
+            <w:tcBorders>
+              <w:top w:val="single" w:sz="6" w:space="0" w:color="CCCCCC"/>
+              <w:left w:val="single" w:sz="6" w:space="0" w:color="CCCCCC"/>
+              <w:bottom w:val="single" w:sz="6" w:space="0" w:color="CCCCCC"/>
+              <w:right w:val="single" w:sz="6" w:space="0" w:color="CCCCCC"/>
+            </w:tcBorders>
+            <w:shd w:val="clear" w:color="auto" w:fill="57BB8A"/>
+            <w:tcMar>
+              <w:top w:w="30" w:type="dxa"/>
+              <w:left w:w="45" w:type="dxa"/>
+              <w:bottom w:w="30" w:type="dxa"/>
+              <w:right w:w="45" w:type="dxa"/>
+            </w:tcMar>
+            <w:vAlign w:val="bottom"/>
+            <w:hideMark/>
+          </w:tcPr>
+          <w:p>
+            <w:pPr>
+              <w:rPr>
+                <w:rFonts w:ascii="ＭＳ 明朝" w:eastAsia="ＭＳ 明朝" w:hAnsi="ＭＳ 明朝"/>
+                <w:sz w:val="16"/>
+                <w:szCs w:val="16"/>
+              </w:rPr>
+            </w:pPr>
+            <w:r>
+              <w:rPr>
+                <w:rFonts w:ascii="ＭＳ 明朝" w:eastAsia="ＭＳ 明朝" w:hAnsi="ＭＳ 明朝"/>
+                <w:sz w:val="16"/>
+                <w:szCs w:val="16"/>
+              </w:rPr>
+              <w:t>18</w:t>
+            </w:r>
+          </w:p>
+        </w:tc>
+        <w:tc>
+          <w:tcPr>
+            <w:tcW w:w="0" w:type="auto"/>
+            <w:tcBorders>
+              <w:top w:val="single" w:sz="6" w:space="0" w:color="CCCCCC"/>
+              <w:left w:val="single" w:sz="6" w:space="0" w:color="CCCCCC"/>
+              <w:bottom w:val="single" w:sz="6" w:space="0" w:color="CCCCCC"/>
+              <w:right w:val="single" w:sz="6" w:space="0" w:color="CCCCCC"/>
+            </w:tcBorders>
+            <w:tcMar>
+              <w:top w:w="30" w:type="dxa"/>
+              <w:left w:w="45" w:type="dxa"/>
+              <w:bottom w:w="30" w:type="dxa"/>
+              <w:right w:w="45" w:type="dxa"/>
+            </w:tcMar>
+            <w:vAlign w:val="bottom"/>
+            <w:hideMark/>
+          </w:tcPr>
+          <w:p>
+            <w:pPr>
+              <w:rPr>
+                <w:rFonts w:ascii="ＭＳ 明朝" w:eastAsia="ＭＳ 明朝" w:hAnsi="ＭＳ 明朝"/>
+                <w:sz w:val="16"/>
+                <w:szCs w:val="16"/>
+              </w:rPr>
+            </w:pPr>
+          </w:p>
+        </w:tc>
+        <w:tc>
+          <w:tcPr>
+            <w:tcW w:w="0" w:type="auto"/>
+            <w:vMerge/>
+            <w:tcBorders>
+              <w:top w:val="single" w:sz="6" w:space="0" w:color="CCCCCC"/>
+              <w:left w:val="single" w:sz="6" w:space="0" w:color="CCCCCC"/>
+              <w:bottom w:val="single" w:sz="6" w:space="0" w:color="CCCCCC"/>
+              <w:right w:val="single" w:sz="6" w:space="0" w:color="CCCCCC"/>
+            </w:tcBorders>
+            <w:vAlign w:val="center"/>
+            <w:hideMark/>
+          </w:tcPr>
+          <w:p>
+            <w:pPr>
+              <w:rPr>
+                <w:rFonts w:ascii="ＭＳ 明朝" w:eastAsia="ＭＳ 明朝" w:hAnsi="ＭＳ 明朝"/>
+                <w:sz w:val="16"/>
+                <w:szCs w:val="16"/>
+              </w:rPr>
+            </w:pPr>
+          </w:p>
+        </w:tc>
+        <w:tc>
+          <w:tcPr>
+            <w:tcW w:w="0" w:type="auto"/>
+            <w:tcBorders>
+              <w:top w:val="single" w:sz="6" w:space="0" w:color="CCCCCC"/>
+              <w:left w:val="single" w:sz="6" w:space="0" w:color="CCCCCC"/>
+              <w:bottom w:val="single" w:sz="6" w:space="0" w:color="CCCCCC"/>
+              <w:right w:val="single" w:sz="6" w:space="0" w:color="CCCCCC"/>
+            </w:tcBorders>
+            <w:tcMar>
+              <w:top w:w="30" w:type="dxa"/>
+              <w:left w:w="45" w:type="dxa"/>
+              <w:bottom w:w="30" w:type="dxa"/>
+              <w:right w:w="45" w:type="dxa"/>
+            </w:tcMar>
+            <w:vAlign w:val="bottom"/>
+            <w:hideMark/>
+          </w:tcPr>
+          <w:p>
+            <w:pPr>
+              <w:rPr>
+                <w:rFonts w:ascii="ＭＳ 明朝" w:eastAsia="ＭＳ 明朝" w:hAnsi="ＭＳ 明朝"/>
+                <w:sz w:val="16"/>
+                <w:szCs w:val="16"/>
+              </w:rPr>
+            </w:pPr>
+            <w:r>
+              <w:rPr>
+                <w:rFonts w:ascii="ＭＳ 明朝" w:eastAsia="ＭＳ 明朝" w:hAnsi="ＭＳ 明朝"/>
+                <w:sz w:val="16"/>
+                <w:szCs w:val="16"/>
+              </w:rPr>
+              <w:t>Borrowing</w:t>
+            </w:r>
+          </w:p>
+        </w:tc>
+        <w:tc>
+          <w:tcPr>
+            <w:tcW w:w="0" w:type="auto"/>
+            <w:tcBorders>
+              <w:top w:val="single" w:sz="6" w:space="0" w:color="CCCCCC"/>
+              <w:left w:val="single" w:sz="6" w:space="0" w:color="CCCCCC"/>
+              <w:bottom w:val="single" w:sz="6" w:space="0" w:color="CCCCCC"/>
+              <w:right w:val="single" w:sz="6" w:space="0" w:color="CCCCCC"/>
+            </w:tcBorders>
+            <w:shd w:val="clear" w:color="auto" w:fill="FFFFFF"/>
+            <w:tcMar>
+              <w:top w:w="30" w:type="dxa"/>
+              <w:left w:w="45" w:type="dxa"/>
+              <w:bottom w:w="30" w:type="dxa"/>
+              <w:right w:w="45" w:type="dxa"/>
+            </w:tcMar>
+            <w:vAlign w:val="bottom"/>
+            <w:hideMark/>
+          </w:tcPr>
+          <w:p>
+            <w:pPr>
+              <w:rPr>
+                <w:rFonts w:ascii="ＭＳ 明朝" w:eastAsia="ＭＳ 明朝" w:hAnsi="ＭＳ 明朝"/>
+                <w:sz w:val="16"/>
+                <w:szCs w:val="16"/>
+              </w:rPr>
+            </w:pPr>
+            <w:r>
+              <w:rPr>
+                <w:rFonts w:ascii="ＭＳ 明朝" w:eastAsia="ＭＳ 明朝" w:hAnsi="ＭＳ 明朝"/>
+                <w:sz w:val="16"/>
+                <w:szCs w:val="16"/>
+              </w:rPr>
+              <w:t>0</w:t>
+            </w:r>
+          </w:p>
+        </w:tc>
+        <w:tc>
+          <w:tcPr>
+            <w:tcW w:w="0" w:type="auto"/>
+            <w:tcBorders>
+              <w:top w:val="single" w:sz="6" w:space="0" w:color="CCCCCC"/>
+              <w:left w:val="single" w:sz="6" w:space="0" w:color="CCCCCC"/>
+              <w:bottom w:val="single" w:sz="6" w:space="0" w:color="CCCCCC"/>
+              <w:right w:val="single" w:sz="6" w:space="0" w:color="CCCCCC"/>
+            </w:tcBorders>
+            <w:shd w:val="clear" w:color="auto" w:fill="FFFFFF"/>
+            <w:tcMar>
+              <w:top w:w="30" w:type="dxa"/>
+              <w:left w:w="45" w:type="dxa"/>
+              <w:bottom w:w="30" w:type="dxa"/>
+              <w:right w:w="45" w:type="dxa"/>
+            </w:tcMar>
+            <w:vAlign w:val="bottom"/>
+            <w:hideMark/>
+          </w:tcPr>
+          <w:p>
+            <w:pPr>
+              <w:rPr>
+                <w:rFonts w:ascii="ＭＳ 明朝" w:eastAsia="ＭＳ 明朝" w:hAnsi="ＭＳ 明朝"/>
+                <w:sz w:val="16"/>
+                <w:szCs w:val="16"/>
+              </w:rPr>
+            </w:pPr>
+            <w:r>
+              <w:rPr>
+                <w:rFonts w:ascii="ＭＳ 明朝" w:eastAsia="ＭＳ 明朝" w:hAnsi="ＭＳ 明朝"/>
+                <w:sz w:val="16"/>
+                <w:szCs w:val="16"/>
+              </w:rPr>
+              <w:t>0</w:t>
+            </w:r>
+          </w:p>
+        </w:tc>
+        <w:tc>
+          <w:tcPr>
+            <w:tcW w:w="0" w:type="auto"/>
+            <w:tcBorders>
+              <w:top w:val="single" w:sz="6" w:space="0" w:color="CCCCCC"/>
+              <w:left w:val="single" w:sz="6" w:space="0" w:color="CCCCCC"/>
+              <w:bottom w:val="single" w:sz="6" w:space="0" w:color="CCCCCC"/>
+              <w:right w:val="single" w:sz="6" w:space="0" w:color="CCCCCC"/>
+            </w:tcBorders>
+            <w:shd w:val="clear" w:color="auto" w:fill="FFFFFF"/>
+            <w:tcMar>
+              <w:top w:w="30" w:type="dxa"/>
+              <w:left w:w="45" w:type="dxa"/>
+              <w:bottom w:w="30" w:type="dxa"/>
+              <w:right w:w="45" w:type="dxa"/>
+            </w:tcMar>
+            <w:vAlign w:val="bottom"/>
+            <w:hideMark/>
+          </w:tcPr>
+          <w:p>
+            <w:pPr>
+              <w:rPr>
+                <w:rFonts w:ascii="ＭＳ 明朝" w:eastAsia="ＭＳ 明朝" w:hAnsi="ＭＳ 明朝"/>
+                <w:sz w:val="16"/>
+                <w:szCs w:val="16"/>
+              </w:rPr>
+            </w:pPr>
+            <w:r>
+              <w:rPr>
+                <w:rFonts w:ascii="ＭＳ 明朝" w:eastAsia="ＭＳ 明朝" w:hAnsi="ＭＳ 明朝"/>
+                <w:sz w:val="16"/>
+                <w:szCs w:val="16"/>
+              </w:rPr>
+              <w:t>0</w:t>
+            </w:r>
+          </w:p>
+        </w:tc>
+        <w:tc>
+          <w:tcPr>
+            <w:tcW w:w="0" w:type="auto"/>
+            <w:tcBorders>
+              <w:top w:val="single" w:sz="6" w:space="0" w:color="CCCCCC"/>
+              <w:left w:val="single" w:sz="6" w:space="0" w:color="CCCCCC"/>
+              <w:bottom w:val="single" w:sz="6" w:space="0" w:color="CCCCCC"/>
+              <w:right w:val="single" w:sz="6" w:space="0" w:color="CCCCCC"/>
+            </w:tcBorders>
+            <w:shd w:val="clear" w:color="auto" w:fill="57BB8A"/>
+            <w:tcMar>
+              <w:top w:w="30" w:type="dxa"/>
+              <w:left w:w="45" w:type="dxa"/>
+              <w:bottom w:w="30" w:type="dxa"/>
+              <w:right w:w="45" w:type="dxa"/>
+            </w:tcMar>
+            <w:vAlign w:val="bottom"/>
+            <w:hideMark/>
+          </w:tcPr>
+          <w:p>
+            <w:pPr>
+              <w:rPr>
+                <w:rFonts w:ascii="ＭＳ 明朝" w:eastAsia="ＭＳ 明朝" w:hAnsi="ＭＳ 明朝"/>
+                <w:sz w:val="16"/>
+                <w:szCs w:val="16"/>
+              </w:rPr>
+            </w:pPr>
+            <w:r>
+              <w:rPr>
+                <w:rFonts w:ascii="ＭＳ 明朝" w:eastAsia="ＭＳ 明朝" w:hAnsi="ＭＳ 明朝"/>
+                <w:sz w:val="16"/>
+                <w:szCs w:val="16"/>
+              </w:rPr>
+              <w:t>16</w:t>
+            </w:r>
+          </w:p>
+        </w:tc>
+      </w:tr>
+      <w:tr>
+        <w:trPr>
+          <w:trHeight w:val="315"/>
+        </w:trPr>
+        <w:tc>
+          <w:tcPr>
+            <w:tcW w:w="0" w:type="auto"/>
+            <w:vMerge/>
+            <w:tcBorders>
+              <w:top w:val="single" w:sz="6" w:space="0" w:color="CCCCCC"/>
+              <w:left w:val="single" w:sz="6" w:space="0" w:color="CCCCCC"/>
+              <w:bottom w:val="single" w:sz="6" w:space="0" w:color="CCCCCC"/>
+              <w:right w:val="single" w:sz="6" w:space="0" w:color="CCCCCC"/>
+            </w:tcBorders>
+            <w:vAlign w:val="center"/>
+            <w:hideMark/>
+          </w:tcPr>
+          <w:p>
+            <w:pPr>
+              <w:rPr>
+                <w:rFonts w:ascii="ＭＳ 明朝" w:eastAsia="ＭＳ 明朝" w:hAnsi="ＭＳ 明朝"/>
+                <w:sz w:val="16"/>
+                <w:szCs w:val="16"/>
+              </w:rPr>
+            </w:pPr>
+          </w:p>
+        </w:tc>
+        <w:tc>
+          <w:tcPr>
+            <w:tcW w:w="1326" w:type="dxa"/>
+            <w:tcBorders>
+              <w:top w:val="single" w:sz="6" w:space="0" w:color="CCCCCC"/>
+              <w:left w:val="single" w:sz="6" w:space="0" w:color="CCCCCC"/>
+              <w:bottom w:val="single" w:sz="6" w:space="0" w:color="CCCCCC"/>
+              <w:right w:val="single" w:sz="6" w:space="0" w:color="CCCCCC"/>
+            </w:tcBorders>
+            <w:tcMar>
+              <w:top w:w="30" w:type="dxa"/>
+              <w:left w:w="45" w:type="dxa"/>
+              <w:bottom w:w="30" w:type="dxa"/>
+              <w:right w:w="45" w:type="dxa"/>
+            </w:tcMar>
+            <w:vAlign w:val="bottom"/>
+            <w:hideMark/>
+          </w:tcPr>
+          <w:p>
+            <w:pPr>
+              <w:rPr>
+                <w:rFonts w:ascii="ＭＳ 明朝" w:eastAsia="ＭＳ 明朝" w:hAnsi="ＭＳ 明朝"/>
+                <w:sz w:val="16"/>
+                <w:szCs w:val="16"/>
+              </w:rPr>
+            </w:pPr>
+            <w:r>
+              <w:rPr>
+                <w:rFonts w:ascii="ＭＳ 明朝" w:eastAsia="ＭＳ 明朝" w:hAnsi="ＭＳ 明朝"/>
+                <w:sz w:val="16"/>
+                <w:szCs w:val="16"/>
+              </w:rPr>
+              <w:t>Amplification</w:t>
+            </w:r>
+          </w:p>
+        </w:tc>
+        <w:tc>
+          <w:tcPr>
+            <w:tcW w:w="615" w:type="dxa"/>
+            <w:tcBorders>
+              <w:top w:val="single" w:sz="6" w:space="0" w:color="CCCCCC"/>
+              <w:left w:val="single" w:sz="6" w:space="0" w:color="CCCCCC"/>
+              <w:bottom w:val="single" w:sz="6" w:space="0" w:color="CCCCCC"/>
+              <w:right w:val="single" w:sz="6" w:space="0" w:color="CCCCCC"/>
+            </w:tcBorders>
+            <w:shd w:val="clear" w:color="auto" w:fill="FFFFFF"/>
+            <w:tcMar>
+              <w:top w:w="30" w:type="dxa"/>
+              <w:left w:w="45" w:type="dxa"/>
+              <w:bottom w:w="30" w:type="dxa"/>
+              <w:right w:w="45" w:type="dxa"/>
+            </w:tcMar>
+            <w:vAlign w:val="bottom"/>
+            <w:hideMark/>
+          </w:tcPr>
+          <w:p>
+            <w:pPr>
+              <w:rPr>
+                <w:rFonts w:ascii="ＭＳ 明朝" w:eastAsia="ＭＳ 明朝" w:hAnsi="ＭＳ 明朝"/>
+                <w:sz w:val="16"/>
+                <w:szCs w:val="16"/>
+              </w:rPr>
+            </w:pPr>
+            <w:r>
+              <w:rPr>
+                <w:rFonts w:ascii="ＭＳ 明朝" w:eastAsia="ＭＳ 明朝" w:hAnsi="ＭＳ 明朝"/>
+                <w:sz w:val="16"/>
+                <w:szCs w:val="16"/>
+              </w:rPr>
+              <w:t>0</w:t>
+            </w:r>
+          </w:p>
+        </w:tc>
+        <w:tc>
+          <w:tcPr>
+            <w:tcW w:w="0" w:type="auto"/>
+            <w:tcBorders>
+              <w:top w:val="single" w:sz="6" w:space="0" w:color="CCCCCC"/>
+              <w:left w:val="single" w:sz="6" w:space="0" w:color="CCCCCC"/>
+              <w:bottom w:val="single" w:sz="6" w:space="0" w:color="CCCCCC"/>
+              <w:right w:val="single" w:sz="6" w:space="0" w:color="CCCCCC"/>
+            </w:tcBorders>
+            <w:shd w:val="clear" w:color="auto" w:fill="FFFFFF"/>
+            <w:tcMar>
+              <w:top w:w="30" w:type="dxa"/>
+              <w:left w:w="45" w:type="dxa"/>
+              <w:bottom w:w="30" w:type="dxa"/>
+              <w:right w:w="45" w:type="dxa"/>
+            </w:tcMar>
+            <w:vAlign w:val="bottom"/>
+            <w:hideMark/>
+          </w:tcPr>
+          <w:p>
+            <w:pPr>
+              <w:rPr>
+                <w:rFonts w:ascii="ＭＳ 明朝" w:eastAsia="ＭＳ 明朝" w:hAnsi="ＭＳ 明朝"/>
+                <w:sz w:val="16"/>
+                <w:szCs w:val="16"/>
+              </w:rPr>
+            </w:pPr>
+            <w:r>
+              <w:rPr>
+                <w:rFonts w:ascii="ＭＳ 明朝" w:eastAsia="ＭＳ 明朝" w:hAnsi="ＭＳ 明朝"/>
+                <w:sz w:val="16"/>
+                <w:szCs w:val="16"/>
+              </w:rPr>
+              <w:t>0</w:t>
+            </w:r>
+          </w:p>
+        </w:tc>
+        <w:tc>
+          <w:tcPr>
+            <w:tcW w:w="0" w:type="auto"/>
+            <w:tcBorders>
+              <w:top w:val="single" w:sz="6" w:space="0" w:color="CCCCCC"/>
+              <w:left w:val="single" w:sz="6" w:space="0" w:color="CCCCCC"/>
+              <w:bottom w:val="single" w:sz="6" w:space="0" w:color="CCCCCC"/>
+              <w:right w:val="single" w:sz="6" w:space="0" w:color="CCCCCC"/>
+            </w:tcBorders>
+            <w:shd w:val="clear" w:color="auto" w:fill="57BB8A"/>
+            <w:tcMar>
+              <w:top w:w="30" w:type="dxa"/>
+              <w:left w:w="45" w:type="dxa"/>
+              <w:bottom w:w="30" w:type="dxa"/>
+              <w:right w:w="45" w:type="dxa"/>
+            </w:tcMar>
+            <w:vAlign w:val="bottom"/>
+            <w:hideMark/>
+          </w:tcPr>
+          <w:p>
+            <w:pPr>
+              <w:rPr>
+                <w:rFonts w:ascii="ＭＳ 明朝" w:eastAsia="ＭＳ 明朝" w:hAnsi="ＭＳ 明朝"/>
+                <w:sz w:val="16"/>
+                <w:szCs w:val="16"/>
+              </w:rPr>
+            </w:pPr>
+            <w:r>
+              <w:rPr>
+                <w:rFonts w:ascii="ＭＳ 明朝" w:eastAsia="ＭＳ 明朝" w:hAnsi="ＭＳ 明朝"/>
+                <w:sz w:val="16"/>
+                <w:szCs w:val="16"/>
+              </w:rPr>
+              <w:t>11</w:t>
+            </w:r>
+          </w:p>
+        </w:tc>
+        <w:tc>
+          <w:tcPr>
+            <w:tcW w:w="0" w:type="auto"/>
+            <w:tcBorders>
+              <w:top w:val="single" w:sz="6" w:space="0" w:color="CCCCCC"/>
+              <w:left w:val="single" w:sz="6" w:space="0" w:color="CCCCCC"/>
+              <w:bottom w:val="single" w:sz="6" w:space="0" w:color="CCCCCC"/>
+              <w:right w:val="single" w:sz="6" w:space="0" w:color="CCCCCC"/>
+            </w:tcBorders>
+            <w:shd w:val="clear" w:color="auto" w:fill="FFFFFF"/>
+            <w:tcMar>
+              <w:top w:w="30" w:type="dxa"/>
+              <w:left w:w="45" w:type="dxa"/>
+              <w:bottom w:w="30" w:type="dxa"/>
+              <w:right w:w="45" w:type="dxa"/>
+            </w:tcMar>
+            <w:vAlign w:val="bottom"/>
+            <w:hideMark/>
+          </w:tcPr>
+          <w:p>
+            <w:pPr>
+              <w:rPr>
+                <w:rFonts w:ascii="ＭＳ 明朝" w:eastAsia="ＭＳ 明朝" w:hAnsi="ＭＳ 明朝"/>
+                <w:sz w:val="16"/>
+                <w:szCs w:val="16"/>
+              </w:rPr>
+            </w:pPr>
+            <w:r>
+              <w:rPr>
+                <w:rFonts w:ascii="ＭＳ 明朝" w:eastAsia="ＭＳ 明朝" w:hAnsi="ＭＳ 明朝"/>
+                <w:sz w:val="16"/>
+                <w:szCs w:val="16"/>
+              </w:rPr>
+              <w:t>0</w:t>
+            </w:r>
+          </w:p>
+        </w:tc>
+        <w:tc>
+          <w:tcPr>
+            <w:tcW w:w="0" w:type="auto"/>
+            <w:tcBorders>
+              <w:top w:val="single" w:sz="6" w:space="0" w:color="CCCCCC"/>
+              <w:left w:val="single" w:sz="6" w:space="0" w:color="CCCCCC"/>
+              <w:bottom w:val="single" w:sz="6" w:space="0" w:color="CCCCCC"/>
+              <w:right w:val="single" w:sz="6" w:space="0" w:color="CCCCCC"/>
+            </w:tcBorders>
+            <w:tcMar>
+              <w:top w:w="30" w:type="dxa"/>
+              <w:left w:w="45" w:type="dxa"/>
+              <w:bottom w:w="30" w:type="dxa"/>
+              <w:right w:w="45" w:type="dxa"/>
+            </w:tcMar>
+            <w:vAlign w:val="bottom"/>
+            <w:hideMark/>
+          </w:tcPr>
+          <w:p>
+            <w:pPr>
+              <w:rPr>
+                <w:rFonts w:ascii="ＭＳ 明朝" w:eastAsia="ＭＳ 明朝" w:hAnsi="ＭＳ 明朝"/>
+                <w:sz w:val="16"/>
+                <w:szCs w:val="16"/>
+              </w:rPr>
+            </w:pPr>
+          </w:p>
+        </w:tc>
+        <w:tc>
+          <w:tcPr>
+            <w:tcW w:w="0" w:type="auto"/>
+            <w:vMerge/>
+            <w:tcBorders>
+              <w:top w:val="single" w:sz="6" w:space="0" w:color="CCCCCC"/>
+              <w:left w:val="single" w:sz="6" w:space="0" w:color="CCCCCC"/>
+              <w:bottom w:val="single" w:sz="6" w:space="0" w:color="CCCCCC"/>
+              <w:right w:val="single" w:sz="6" w:space="0" w:color="CCCCCC"/>
+            </w:tcBorders>
+            <w:vAlign w:val="center"/>
+            <w:hideMark/>
+          </w:tcPr>
+          <w:p>
+            <w:pPr>
+              <w:rPr>
+                <w:rFonts w:ascii="ＭＳ 明朝" w:eastAsia="ＭＳ 明朝" w:hAnsi="ＭＳ 明朝"/>
+                <w:sz w:val="16"/>
+                <w:szCs w:val="16"/>
+              </w:rPr>
+            </w:pPr>
+          </w:p>
+        </w:tc>
+        <w:tc>
+          <w:tcPr>
+            <w:tcW w:w="0" w:type="auto"/>
+            <w:tcBorders>
+              <w:top w:val="single" w:sz="6" w:space="0" w:color="CCCCCC"/>
+              <w:left w:val="single" w:sz="6" w:space="0" w:color="CCCCCC"/>
+              <w:bottom w:val="single" w:sz="6" w:space="0" w:color="CCCCCC"/>
+              <w:right w:val="single" w:sz="6" w:space="0" w:color="CCCCCC"/>
+            </w:tcBorders>
+            <w:tcMar>
+              <w:top w:w="30" w:type="dxa"/>
+              <w:left w:w="45" w:type="dxa"/>
+              <w:bottom w:w="30" w:type="dxa"/>
+              <w:right w:w="45" w:type="dxa"/>
+            </w:tcMar>
+            <w:vAlign w:val="bottom"/>
+            <w:hideMark/>
+          </w:tcPr>
+          <w:p>
+            <w:pPr>
+              <w:rPr>
+                <w:rFonts w:ascii="ＭＳ 明朝" w:eastAsia="ＭＳ 明朝" w:hAnsi="ＭＳ 明朝"/>
+                <w:sz w:val="16"/>
+                <w:szCs w:val="16"/>
+              </w:rPr>
+            </w:pPr>
+            <w:r>
+              <w:rPr>
+                <w:rFonts w:ascii="ＭＳ 明朝" w:eastAsia="ＭＳ 明朝" w:hAnsi="ＭＳ 明朝"/>
+                <w:sz w:val="16"/>
+                <w:szCs w:val="16"/>
+              </w:rPr>
+              <w:t>Amplification</w:t>
+            </w:r>
+          </w:p>
+        </w:tc>
+        <w:tc>
+          <w:tcPr>
+            <w:tcW w:w="0" w:type="auto"/>
+            <w:tcBorders>
+              <w:top w:val="single" w:sz="6" w:space="0" w:color="CCCCCC"/>
+              <w:left w:val="single" w:sz="6" w:space="0" w:color="CCCCCC"/>
+              <w:bottom w:val="single" w:sz="6" w:space="0" w:color="CCCCCC"/>
+              <w:right w:val="single" w:sz="6" w:space="0" w:color="CCCCCC"/>
+            </w:tcBorders>
+            <w:shd w:val="clear" w:color="auto" w:fill="DEF2E8"/>
+            <w:tcMar>
+              <w:top w:w="30" w:type="dxa"/>
+              <w:left w:w="45" w:type="dxa"/>
+              <w:bottom w:w="30" w:type="dxa"/>
+              <w:right w:w="45" w:type="dxa"/>
+            </w:tcMar>
+            <w:vAlign w:val="bottom"/>
+            <w:hideMark/>
+          </w:tcPr>
+          <w:p>
+            <w:pPr>
+              <w:rPr>
+                <w:rFonts w:ascii="ＭＳ 明朝" w:eastAsia="ＭＳ 明朝" w:hAnsi="ＭＳ 明朝"/>
+                <w:sz w:val="16"/>
+                <w:szCs w:val="16"/>
+              </w:rPr>
+            </w:pPr>
+            <w:r>
+              <w:rPr>
+                <w:rFonts w:ascii="ＭＳ 明朝" w:eastAsia="ＭＳ 明朝" w:hAnsi="ＭＳ 明朝"/>
+                <w:sz w:val="16"/>
+                <w:szCs w:val="16"/>
+              </w:rPr>
+              <w:t>1</w:t>
+            </w:r>
+          </w:p>
+        </w:tc>
+        <w:tc>
+          <w:tcPr>
+            <w:tcW w:w="0" w:type="auto"/>
+            <w:tcBorders>
+              <w:top w:val="single" w:sz="6" w:space="0" w:color="CCCCCC"/>
+              <w:left w:val="single" w:sz="6" w:space="0" w:color="CCCCCC"/>
+              <w:bottom w:val="single" w:sz="6" w:space="0" w:color="CCCCCC"/>
+              <w:right w:val="single" w:sz="6" w:space="0" w:color="CCCCCC"/>
+            </w:tcBorders>
+            <w:shd w:val="clear" w:color="auto" w:fill="FFFFFF"/>
+            <w:tcMar>
+              <w:top w:w="30" w:type="dxa"/>
+              <w:left w:w="45" w:type="dxa"/>
+              <w:bottom w:w="30" w:type="dxa"/>
+              <w:right w:w="45" w:type="dxa"/>
+            </w:tcMar>
+            <w:vAlign w:val="bottom"/>
+            <w:hideMark/>
+          </w:tcPr>
+          <w:p>
+            <w:pPr>
+              <w:rPr>
+                <w:rFonts w:ascii="ＭＳ 明朝" w:eastAsia="ＭＳ 明朝" w:hAnsi="ＭＳ 明朝"/>
+                <w:sz w:val="16"/>
+                <w:szCs w:val="16"/>
+              </w:rPr>
+            </w:pPr>
+            <w:r>
+              <w:rPr>
+                <w:rFonts w:ascii="ＭＳ 明朝" w:eastAsia="ＭＳ 明朝" w:hAnsi="ＭＳ 明朝"/>
+                <w:sz w:val="16"/>
+                <w:szCs w:val="16"/>
+              </w:rPr>
+              <w:t>0</w:t>
+            </w:r>
+          </w:p>
+        </w:tc>
+        <w:tc>
+          <w:tcPr>
+            <w:tcW w:w="0" w:type="auto"/>
+            <w:tcBorders>
+              <w:top w:val="single" w:sz="6" w:space="0" w:color="CCCCCC"/>
+              <w:left w:val="single" w:sz="6" w:space="0" w:color="CCCCCC"/>
+              <w:bottom w:val="single" w:sz="6" w:space="0" w:color="CCCCCC"/>
+              <w:right w:val="single" w:sz="6" w:space="0" w:color="CCCCCC"/>
+            </w:tcBorders>
+            <w:shd w:val="clear" w:color="auto" w:fill="57BB8A"/>
+            <w:tcMar>
+              <w:top w:w="30" w:type="dxa"/>
+              <w:left w:w="45" w:type="dxa"/>
+              <w:bottom w:w="30" w:type="dxa"/>
+              <w:right w:w="45" w:type="dxa"/>
+            </w:tcMar>
+            <w:vAlign w:val="bottom"/>
+            <w:hideMark/>
+          </w:tcPr>
+          <w:p>
+            <w:pPr>
+              <w:rPr>
+                <w:rFonts w:ascii="ＭＳ 明朝" w:eastAsia="ＭＳ 明朝" w:hAnsi="ＭＳ 明朝"/>
+                <w:sz w:val="16"/>
+                <w:szCs w:val="16"/>
+              </w:rPr>
+            </w:pPr>
+            <w:r>
+              <w:rPr>
+                <w:rFonts w:ascii="ＭＳ 明朝" w:eastAsia="ＭＳ 明朝" w:hAnsi="ＭＳ 明朝"/>
+                <w:sz w:val="16"/>
+                <w:szCs w:val="16"/>
+              </w:rPr>
+              <w:t>5</w:t>
+            </w:r>
+          </w:p>
+        </w:tc>
+        <w:tc>
+          <w:tcPr>
+            <w:tcW w:w="0" w:type="auto"/>
+            <w:tcBorders>
+              <w:top w:val="single" w:sz="6" w:space="0" w:color="CCCCCC"/>
+              <w:left w:val="single" w:sz="6" w:space="0" w:color="CCCCCC"/>
+              <w:bottom w:val="single" w:sz="6" w:space="0" w:color="CCCCCC"/>
+              <w:right w:val="single" w:sz="6" w:space="0" w:color="CCCCCC"/>
+            </w:tcBorders>
+            <w:shd w:val="clear" w:color="auto" w:fill="DEF2E8"/>
+            <w:tcMar>
+              <w:top w:w="30" w:type="dxa"/>
+              <w:left w:w="45" w:type="dxa"/>
+              <w:bottom w:w="30" w:type="dxa"/>
+              <w:right w:w="45" w:type="dxa"/>
+            </w:tcMar>
+            <w:vAlign w:val="bottom"/>
+            <w:hideMark/>
+          </w:tcPr>
+          <w:p>
+            <w:pPr>
+              <w:rPr>
+                <w:rFonts w:ascii="ＭＳ 明朝" w:eastAsia="ＭＳ 明朝" w:hAnsi="ＭＳ 明朝"/>
+                <w:sz w:val="16"/>
+                <w:szCs w:val="16"/>
+              </w:rPr>
+            </w:pPr>
+            <w:r>
+              <w:rPr>
+                <w:rFonts w:ascii="ＭＳ 明朝" w:eastAsia="ＭＳ 明朝" w:hAnsi="ＭＳ 明朝"/>
+                <w:sz w:val="16"/>
+                <w:szCs w:val="16"/>
+              </w:rPr>
+              <w:t>1</w:t>
+            </w:r>
+          </w:p>
+        </w:tc>
+      </w:tr>
+      <w:tr>
+        <w:trPr>
+          <w:trHeight w:val="315"/>
+        </w:trPr>
+        <w:tc>
+          <w:tcPr>
+            <w:tcW w:w="0" w:type="auto"/>
+            <w:vMerge/>
+            <w:tcBorders>
+              <w:top w:val="single" w:sz="6" w:space="0" w:color="CCCCCC"/>
+              <w:left w:val="single" w:sz="6" w:space="0" w:color="CCCCCC"/>
+              <w:bottom w:val="single" w:sz="6" w:space="0" w:color="CCCCCC"/>
+              <w:right w:val="single" w:sz="6" w:space="0" w:color="CCCCCC"/>
+            </w:tcBorders>
+            <w:vAlign w:val="center"/>
+            <w:hideMark/>
+          </w:tcPr>
+          <w:p>
+            <w:pPr>
+              <w:rPr>
+                <w:rFonts w:ascii="ＭＳ 明朝" w:eastAsia="ＭＳ 明朝" w:hAnsi="ＭＳ 明朝"/>
+                <w:sz w:val="16"/>
+                <w:szCs w:val="16"/>
+              </w:rPr>
+            </w:pPr>
+          </w:p>
+        </w:tc>
+        <w:tc>
+          <w:tcPr>
+            <w:tcW w:w="1326" w:type="dxa"/>
+            <w:tcBorders>
+              <w:top w:val="single" w:sz="6" w:space="0" w:color="CCCCCC"/>
+              <w:left w:val="single" w:sz="6" w:space="0" w:color="CCCCCC"/>
+              <w:bottom w:val="single" w:sz="6" w:space="0" w:color="CCCCCC"/>
+              <w:right w:val="single" w:sz="6" w:space="0" w:color="CCCCCC"/>
+            </w:tcBorders>
+            <w:tcMar>
+              <w:top w:w="30" w:type="dxa"/>
+              <w:left w:w="45" w:type="dxa"/>
+              <w:bottom w:w="30" w:type="dxa"/>
+              <w:right w:w="45" w:type="dxa"/>
+            </w:tcMar>
+            <w:vAlign w:val="bottom"/>
+            <w:hideMark/>
+          </w:tcPr>
+          <w:p>
+            <w:pPr>
+              <w:rPr>
+                <w:rFonts w:ascii="ＭＳ 明朝" w:eastAsia="ＭＳ 明朝" w:hAnsi="ＭＳ 明朝"/>
+                <w:sz w:val="16"/>
+                <w:szCs w:val="16"/>
+              </w:rPr>
+            </w:pPr>
+            <w:r>
+              <w:rPr>
+                <w:rFonts w:ascii="ＭＳ 明朝" w:eastAsia="ＭＳ 明朝" w:hAnsi="ＭＳ 明朝"/>
+                <w:sz w:val="16"/>
+                <w:szCs w:val="16"/>
+              </w:rPr>
+              <w:t>Adaptation</w:t>
+            </w:r>
+          </w:p>
+        </w:tc>
+        <w:tc>
+          <w:tcPr>
+            <w:tcW w:w="615" w:type="dxa"/>
+            <w:tcBorders>
+              <w:top w:val="single" w:sz="6" w:space="0" w:color="CCCCCC"/>
+              <w:left w:val="single" w:sz="6" w:space="0" w:color="CCCCCC"/>
+              <w:bottom w:val="single" w:sz="6" w:space="0" w:color="CCCCCC"/>
+              <w:right w:val="single" w:sz="6" w:space="0" w:color="CCCCCC"/>
+            </w:tcBorders>
+            <w:shd w:val="clear" w:color="auto" w:fill="57BB8A"/>
+            <w:tcMar>
+              <w:top w:w="30" w:type="dxa"/>
+              <w:left w:w="45" w:type="dxa"/>
+              <w:bottom w:w="30" w:type="dxa"/>
+              <w:right w:w="45" w:type="dxa"/>
+            </w:tcMar>
+            <w:vAlign w:val="bottom"/>
+            <w:hideMark/>
+          </w:tcPr>
+          <w:p>
+            <w:pPr>
+              <w:rPr>
+                <w:rFonts w:ascii="ＭＳ 明朝" w:eastAsia="ＭＳ 明朝" w:hAnsi="ＭＳ 明朝"/>
+                <w:sz w:val="16"/>
+                <w:szCs w:val="16"/>
+              </w:rPr>
+            </w:pPr>
+            <w:r>
+              <w:rPr>
+                <w:rFonts w:ascii="ＭＳ 明朝" w:eastAsia="ＭＳ 明朝" w:hAnsi="ＭＳ 明朝"/>
+                <w:sz w:val="16"/>
+                <w:szCs w:val="16"/>
+              </w:rPr>
+              <w:t>4</w:t>
+            </w:r>
+          </w:p>
+        </w:tc>
+        <w:tc>
+          <w:tcPr>
+            <w:tcW w:w="0" w:type="auto"/>
+            <w:tcBorders>
+              <w:top w:val="single" w:sz="6" w:space="0" w:color="CCCCCC"/>
+              <w:left w:val="single" w:sz="6" w:space="0" w:color="CCCCCC"/>
+              <w:bottom w:val="single" w:sz="6" w:space="0" w:color="CCCCCC"/>
+              <w:right w:val="single" w:sz="6" w:space="0" w:color="CCCCCC"/>
+            </w:tcBorders>
+            <w:shd w:val="clear" w:color="auto" w:fill="D5EEE2"/>
+            <w:tcMar>
+              <w:top w:w="30" w:type="dxa"/>
+              <w:left w:w="45" w:type="dxa"/>
+              <w:bottom w:w="30" w:type="dxa"/>
+              <w:right w:w="45" w:type="dxa"/>
+            </w:tcMar>
+            <w:vAlign w:val="bottom"/>
+            <w:hideMark/>
+          </w:tcPr>
+          <w:p>
+            <w:pPr>
+              <w:rPr>
+                <w:rFonts w:ascii="ＭＳ 明朝" w:eastAsia="ＭＳ 明朝" w:hAnsi="ＭＳ 明朝"/>
+                <w:sz w:val="16"/>
+                <w:szCs w:val="16"/>
+              </w:rPr>
+            </w:pPr>
+            <w:r>
+              <w:rPr>
+                <w:rFonts w:ascii="ＭＳ 明朝" w:eastAsia="ＭＳ 明朝" w:hAnsi="ＭＳ 明朝"/>
+                <w:sz w:val="16"/>
+                <w:szCs w:val="16"/>
+              </w:rPr>
+              <w:t>1</w:t>
+            </w:r>
+          </w:p>
+        </w:tc>
+        <w:tc>
+          <w:tcPr>
+            <w:tcW w:w="0" w:type="auto"/>
+            <w:tcBorders>
+              <w:top w:val="single" w:sz="6" w:space="0" w:color="CCCCCC"/>
+              <w:left w:val="single" w:sz="6" w:space="0" w:color="CCCCCC"/>
+              <w:bottom w:val="single" w:sz="6" w:space="0" w:color="CCCCCC"/>
+              <w:right w:val="single" w:sz="6" w:space="0" w:color="CCCCCC"/>
+            </w:tcBorders>
+            <w:shd w:val="clear" w:color="auto" w:fill="FFFFFF"/>
+            <w:tcMar>
+              <w:top w:w="30" w:type="dxa"/>
+              <w:left w:w="45" w:type="dxa"/>
+              <w:bottom w:w="30" w:type="dxa"/>
+              <w:right w:w="45" w:type="dxa"/>
+            </w:tcMar>
+            <w:vAlign w:val="bottom"/>
+            <w:hideMark/>
+          </w:tcPr>
+          <w:p>
+            <w:pPr>
+              <w:rPr>
+                <w:rFonts w:ascii="ＭＳ 明朝" w:eastAsia="ＭＳ 明朝" w:hAnsi="ＭＳ 明朝"/>
+                <w:sz w:val="16"/>
+                <w:szCs w:val="16"/>
+              </w:rPr>
+            </w:pPr>
+            <w:r>
+              <w:rPr>
+                <w:rFonts w:ascii="ＭＳ 明朝" w:eastAsia="ＭＳ 明朝" w:hAnsi="ＭＳ 明朝"/>
+                <w:sz w:val="16"/>
+                <w:szCs w:val="16"/>
+              </w:rPr>
+              <w:t>0</w:t>
+            </w:r>
+          </w:p>
+        </w:tc>
+        <w:tc>
+          <w:tcPr>
+            <w:tcW w:w="0" w:type="auto"/>
+            <w:tcBorders>
+              <w:top w:val="single" w:sz="6" w:space="0" w:color="CCCCCC"/>
+              <w:left w:val="single" w:sz="6" w:space="0" w:color="CCCCCC"/>
+              <w:bottom w:val="single" w:sz="6" w:space="0" w:color="CCCCCC"/>
+              <w:right w:val="single" w:sz="6" w:space="0" w:color="CCCCCC"/>
+            </w:tcBorders>
+            <w:shd w:val="clear" w:color="auto" w:fill="FFFFFF"/>
+            <w:tcMar>
+              <w:top w:w="30" w:type="dxa"/>
+              <w:left w:w="45" w:type="dxa"/>
+              <w:bottom w:w="30" w:type="dxa"/>
+              <w:right w:w="45" w:type="dxa"/>
+            </w:tcMar>
+            <w:vAlign w:val="bottom"/>
+            <w:hideMark/>
+          </w:tcPr>
+          <w:p>
+            <w:pPr>
+              <w:rPr>
+                <w:rFonts w:ascii="ＭＳ 明朝" w:eastAsia="ＭＳ 明朝" w:hAnsi="ＭＳ 明朝"/>
+                <w:sz w:val="16"/>
+                <w:szCs w:val="16"/>
+              </w:rPr>
+            </w:pPr>
+            <w:r>
+              <w:rPr>
+                <w:rFonts w:ascii="ＭＳ 明朝" w:eastAsia="ＭＳ 明朝" w:hAnsi="ＭＳ 明朝"/>
+                <w:sz w:val="16"/>
+                <w:szCs w:val="16"/>
+              </w:rPr>
+              <w:t>0</w:t>
+            </w:r>
+          </w:p>
+        </w:tc>
+        <w:tc>
+          <w:tcPr>
+            <w:tcW w:w="0" w:type="auto"/>
+            <w:tcBorders>
+              <w:top w:val="single" w:sz="6" w:space="0" w:color="CCCCCC"/>
+              <w:left w:val="single" w:sz="6" w:space="0" w:color="CCCCCC"/>
+              <w:bottom w:val="single" w:sz="6" w:space="0" w:color="CCCCCC"/>
+              <w:right w:val="single" w:sz="6" w:space="0" w:color="CCCCCC"/>
+            </w:tcBorders>
+            <w:tcMar>
+              <w:top w:w="30" w:type="dxa"/>
+              <w:left w:w="45" w:type="dxa"/>
+              <w:bottom w:w="30" w:type="dxa"/>
+              <w:right w:w="45" w:type="dxa"/>
+            </w:tcMar>
+            <w:vAlign w:val="bottom"/>
+            <w:hideMark/>
+          </w:tcPr>
+          <w:p>
+            <w:pPr>
+              <w:rPr>
+                <w:rFonts w:ascii="ＭＳ 明朝" w:eastAsia="ＭＳ 明朝" w:hAnsi="ＭＳ 明朝"/>
+                <w:sz w:val="16"/>
+                <w:szCs w:val="16"/>
+              </w:rPr>
+            </w:pPr>
+          </w:p>
+        </w:tc>
+        <w:tc>
+          <w:tcPr>
+            <w:tcW w:w="0" w:type="auto"/>
+            <w:vMerge/>
+            <w:tcBorders>
+              <w:top w:val="single" w:sz="6" w:space="0" w:color="CCCCCC"/>
+              <w:left w:val="single" w:sz="6" w:space="0" w:color="CCCCCC"/>
+              <w:bottom w:val="single" w:sz="6" w:space="0" w:color="CCCCCC"/>
+              <w:right w:val="single" w:sz="6" w:space="0" w:color="CCCCCC"/>
+            </w:tcBorders>
+            <w:vAlign w:val="center"/>
+            <w:hideMark/>
+          </w:tcPr>
+          <w:p>
+            <w:pPr>
+              <w:rPr>
+                <w:rFonts w:ascii="ＭＳ 明朝" w:eastAsia="ＭＳ 明朝" w:hAnsi="ＭＳ 明朝"/>
+                <w:sz w:val="16"/>
+                <w:szCs w:val="16"/>
+              </w:rPr>
+            </w:pPr>
+          </w:p>
+        </w:tc>
+        <w:tc>
+          <w:tcPr>
+            <w:tcW w:w="0" w:type="auto"/>
+            <w:tcBorders>
+              <w:top w:val="single" w:sz="6" w:space="0" w:color="CCCCCC"/>
+              <w:left w:val="single" w:sz="6" w:space="0" w:color="CCCCCC"/>
+              <w:bottom w:val="single" w:sz="6" w:space="0" w:color="CCCCCC"/>
+              <w:right w:val="single" w:sz="6" w:space="0" w:color="CCCCCC"/>
+            </w:tcBorders>
+            <w:tcMar>
+              <w:top w:w="30" w:type="dxa"/>
+              <w:left w:w="45" w:type="dxa"/>
+              <w:bottom w:w="30" w:type="dxa"/>
+              <w:right w:w="45" w:type="dxa"/>
+            </w:tcMar>
+            <w:vAlign w:val="bottom"/>
+            <w:hideMark/>
+          </w:tcPr>
+          <w:p>
+            <w:pPr>
+              <w:rPr>
+                <w:rFonts w:ascii="ＭＳ 明朝" w:eastAsia="ＭＳ 明朝" w:hAnsi="ＭＳ 明朝"/>
+                <w:sz w:val="16"/>
+                <w:szCs w:val="16"/>
+              </w:rPr>
+            </w:pPr>
+            <w:r>
+              <w:rPr>
+                <w:rFonts w:ascii="ＭＳ 明朝" w:eastAsia="ＭＳ 明朝" w:hAnsi="ＭＳ 明朝"/>
+                <w:sz w:val="16"/>
+                <w:szCs w:val="16"/>
+              </w:rPr>
+              <w:t>Adaptation</w:t>
+            </w:r>
+          </w:p>
+        </w:tc>
+        <w:tc>
+          <w:tcPr>
+            <w:tcW w:w="0" w:type="auto"/>
+            <w:tcBorders>
+              <w:top w:val="single" w:sz="6" w:space="0" w:color="CCCCCC"/>
+              <w:left w:val="single" w:sz="6" w:space="0" w:color="CCCCCC"/>
+              <w:bottom w:val="single" w:sz="6" w:space="0" w:color="CCCCCC"/>
+              <w:right w:val="single" w:sz="6" w:space="0" w:color="CCCCCC"/>
+            </w:tcBorders>
+            <w:shd w:val="clear" w:color="auto" w:fill="57BB8A"/>
+            <w:tcMar>
+              <w:top w:w="30" w:type="dxa"/>
+              <w:left w:w="45" w:type="dxa"/>
+              <w:bottom w:w="30" w:type="dxa"/>
+              <w:right w:w="45" w:type="dxa"/>
+            </w:tcMar>
+            <w:vAlign w:val="bottom"/>
+            <w:hideMark/>
+          </w:tcPr>
+          <w:p>
+            <w:pPr>
+              <w:rPr>
+                <w:rFonts w:ascii="ＭＳ 明朝" w:eastAsia="ＭＳ 明朝" w:hAnsi="ＭＳ 明朝"/>
+                <w:sz w:val="16"/>
+                <w:szCs w:val="16"/>
+              </w:rPr>
+            </w:pPr>
+            <w:r>
+              <w:rPr>
+                <w:rFonts w:ascii="ＭＳ 明朝" w:eastAsia="ＭＳ 明朝" w:hAnsi="ＭＳ 明朝"/>
+                <w:sz w:val="16"/>
+                <w:szCs w:val="16"/>
+              </w:rPr>
+              <w:t>5</w:t>
+            </w:r>
+          </w:p>
+        </w:tc>
+        <w:tc>
+          <w:tcPr>
+            <w:tcW w:w="0" w:type="auto"/>
+            <w:tcBorders>
+              <w:top w:val="single" w:sz="6" w:space="0" w:color="CCCCCC"/>
+              <w:left w:val="single" w:sz="6" w:space="0" w:color="CCCCCC"/>
+              <w:bottom w:val="single" w:sz="6" w:space="0" w:color="CCCCCC"/>
+              <w:right w:val="single" w:sz="6" w:space="0" w:color="CCCCCC"/>
+            </w:tcBorders>
+            <w:shd w:val="clear" w:color="auto" w:fill="FFFFFF"/>
+            <w:tcMar>
+              <w:top w:w="30" w:type="dxa"/>
+              <w:left w:w="45" w:type="dxa"/>
+              <w:bottom w:w="30" w:type="dxa"/>
+              <w:right w:w="45" w:type="dxa"/>
+            </w:tcMar>
+            <w:vAlign w:val="bottom"/>
+            <w:hideMark/>
+          </w:tcPr>
+          <w:p>
+            <w:pPr>
+              <w:rPr>
+                <w:rFonts w:ascii="ＭＳ 明朝" w:eastAsia="ＭＳ 明朝" w:hAnsi="ＭＳ 明朝"/>
+                <w:sz w:val="16"/>
+                <w:szCs w:val="16"/>
+              </w:rPr>
+            </w:pPr>
+            <w:r>
+              <w:rPr>
+                <w:rFonts w:ascii="ＭＳ 明朝" w:eastAsia="ＭＳ 明朝" w:hAnsi="ＭＳ 明朝"/>
+                <w:sz w:val="16"/>
+                <w:szCs w:val="16"/>
+              </w:rPr>
+              <w:t>0</w:t>
+            </w:r>
+          </w:p>
+        </w:tc>
+        <w:tc>
+          <w:tcPr>
+            <w:tcW w:w="0" w:type="auto"/>
+            <w:tcBorders>
+              <w:top w:val="single" w:sz="6" w:space="0" w:color="CCCCCC"/>
+              <w:left w:val="single" w:sz="6" w:space="0" w:color="CCCCCC"/>
+              <w:bottom w:val="single" w:sz="6" w:space="0" w:color="CCCCCC"/>
+              <w:right w:val="single" w:sz="6" w:space="0" w:color="CCCCCC"/>
+            </w:tcBorders>
+            <w:shd w:val="clear" w:color="auto" w:fill="FFFFFF"/>
+            <w:tcMar>
+              <w:top w:w="30" w:type="dxa"/>
+              <w:left w:w="45" w:type="dxa"/>
+              <w:bottom w:w="30" w:type="dxa"/>
+              <w:right w:w="45" w:type="dxa"/>
+            </w:tcMar>
+            <w:vAlign w:val="bottom"/>
+            <w:hideMark/>
+          </w:tcPr>
+          <w:p>
+            <w:pPr>
+              <w:rPr>
+                <w:rFonts w:ascii="ＭＳ 明朝" w:eastAsia="ＭＳ 明朝" w:hAnsi="ＭＳ 明朝"/>
+                <w:sz w:val="16"/>
+                <w:szCs w:val="16"/>
+              </w:rPr>
+            </w:pPr>
+            <w:r>
+              <w:rPr>
+                <w:rFonts w:ascii="ＭＳ 明朝" w:eastAsia="ＭＳ 明朝" w:hAnsi="ＭＳ 明朝"/>
+                <w:sz w:val="16"/>
+                <w:szCs w:val="16"/>
+              </w:rPr>
+              <w:t>0</w:t>
+            </w:r>
+          </w:p>
+        </w:tc>
+        <w:tc>
+          <w:tcPr>
+            <w:tcW w:w="0" w:type="auto"/>
+            <w:tcBorders>
+              <w:top w:val="single" w:sz="6" w:space="0" w:color="CCCCCC"/>
+              <w:left w:val="single" w:sz="6" w:space="0" w:color="CCCCCC"/>
+              <w:bottom w:val="single" w:sz="6" w:space="0" w:color="CCCCCC"/>
+              <w:right w:val="single" w:sz="6" w:space="0" w:color="CCCCCC"/>
+            </w:tcBorders>
+            <w:shd w:val="clear" w:color="auto" w:fill="FFFFFF"/>
+            <w:tcMar>
+              <w:top w:w="30" w:type="dxa"/>
+              <w:left w:w="45" w:type="dxa"/>
+              <w:bottom w:w="30" w:type="dxa"/>
+              <w:right w:w="45" w:type="dxa"/>
+            </w:tcMar>
+            <w:vAlign w:val="bottom"/>
+            <w:hideMark/>
+          </w:tcPr>
+          <w:p>
+            <w:pPr>
+              <w:rPr>
+                <w:rFonts w:ascii="ＭＳ 明朝" w:eastAsia="ＭＳ 明朝" w:hAnsi="ＭＳ 明朝"/>
+                <w:sz w:val="16"/>
+                <w:szCs w:val="16"/>
+              </w:rPr>
+            </w:pPr>
+            <w:r>
+              <w:rPr>
+                <w:rFonts w:ascii="ＭＳ 明朝" w:eastAsia="ＭＳ 明朝" w:hAnsi="ＭＳ 明朝"/>
+                <w:sz w:val="16"/>
+                <w:szCs w:val="16"/>
+              </w:rPr>
+              <w:t>0</w:t>
+            </w:r>
+          </w:p>
+        </w:tc>
+      </w:tr>
+    </w:tbl>
+    <w:p>
+      <w:pPr>
+        <w:rPr>
+          <w:rFonts w:ascii="ＭＳ 明朝" w:eastAsia="ＭＳ 明朝" w:hAnsi="ＭＳ 明朝"/>
+        </w:rPr>
+      </w:pPr>
+      <w:r>
+        <w:rPr>
+          <w:rFonts w:ascii="ＭＳ 明朝" w:eastAsia="ＭＳ 明朝" w:hAnsi="ＭＳ 明朝" w:hint="eastAsia"/>
+        </w:rPr>
+        <w:t xml:space="preserve">図3 </w:t>
+      </w:r>
+      <w:r>
+        <w:rPr>
+          <w:rFonts w:ascii="ＭＳ 明朝" w:eastAsia="ＭＳ 明朝" w:hAnsi="ＭＳ 明朝" w:hint="eastAsia"/>
+        </w:rPr>
+        <w:t>各翻訳者の翻訳技法と</w:t>
+      </w:r>
+      <w:r>
+        <w:rPr>
+          <w:rFonts w:ascii="ＭＳ 明朝" w:eastAsia="ＭＳ 明朝" w:hAnsi="ＭＳ 明朝"/>
+        </w:rPr>
+        <w:t>DMIS段階の</w:t>
+      </w:r>
+      <w:r>
+        <w:rPr>
+          <w:rFonts w:ascii="ＭＳ 明朝" w:eastAsia="ＭＳ 明朝" w:hAnsi="ＭＳ 明朝" w:hint="eastAsia"/>
+        </w:rPr>
+        <w:t>クロス集計表（翻訳技法ごとのヒートマップ）</w:t>
+      </w:r>
+      <w:r>
+        <w:rPr>
+          <w:rFonts w:ascii="ＭＳ 明朝" w:eastAsia="ＭＳ 明朝" w:hAnsi="ＭＳ 明朝"/>
+        </w:rPr>
+        <w:t>（左：近藤、右：McClellan）</w:t>
+      </w:r>
+    </w:p>
+    <w:p>
+      <w:pPr>
+        <w:rPr>
+          <w:rFonts w:ascii="ＭＳ 明朝" w:eastAsia="ＭＳ 明朝" w:hAnsi="ＭＳ 明朝"/>
+        </w:rPr>
+      </w:pPr>
+      <w:r>
+        <w:rPr>
+          <w:rFonts w:ascii="ＭＳ 明朝" w:eastAsia="ＭＳ 明朝" w:hAnsi="ＭＳ 明朝" w:hint="eastAsia"/>
+        </w:rPr>
+        <w:t xml:space="preserve">　</w:t>
+      </w:r>
+      <w:r>
+        <w:rPr>
+          <w:rFonts w:ascii="ＭＳ 明朝" w:eastAsia="ＭＳ 明朝" w:hAnsi="ＭＳ 明朝" w:hint="eastAsia"/>
+        </w:rPr>
+        <w:t>これら</w:t>
+      </w:r>
+      <w:r>
+        <w:rPr>
+          <w:rFonts w:ascii="ＭＳ 明朝" w:eastAsia="ＭＳ 明朝" w:hAnsi="ＭＳ 明朝" w:hint="eastAsia"/>
+        </w:rPr>
+        <w:t>２つのデータセット</w:t>
+      </w:r>
+      <w:r>
+        <w:rPr>
+          <w:rFonts w:ascii="ＭＳ 明朝" w:eastAsia="ＭＳ 明朝" w:hAnsi="ＭＳ 明朝"/>
+        </w:rPr>
+        <w:t>の均質性を確認するため、</w:t>
+      </w:r>
+      <w:r>
+        <w:rPr>
+          <w:rFonts w:ascii="ＭＳ 明朝" w:eastAsia="ＭＳ 明朝" w:hAnsi="ＭＳ 明朝" w:hint="eastAsia"/>
+        </w:rPr>
+        <w:t>χ</w:t>
+      </w:r>
+      <w:r>
+        <w:rPr>
+          <w:rFonts w:ascii="ＭＳ 明朝" w:eastAsia="ＭＳ 明朝" w:hAnsi="ＭＳ 明朝"/>
+        </w:rPr>
+        <w:t>二乗検定を行った。その結果、有意差は認められなかった (</w:t>
+      </w:r>
+      <w:r>
+        <w:rPr>
+          <w:rFonts w:ascii="ＭＳ 明朝" w:eastAsia="ＭＳ 明朝" w:hAnsi="ＭＳ 明朝" w:hint="eastAsia"/>
+        </w:rPr>
+        <w:t>P</w:t>
+      </w:r>
+      <w:r>
+        <w:rPr>
+          <w:rFonts w:ascii="ＭＳ 明朝" w:eastAsia="ＭＳ 明朝" w:hAnsi="ＭＳ 明朝" w:hint="eastAsia"/>
+        </w:rPr>
+        <w:t xml:space="preserve"> </w:t>
+      </w:r>
+      <w:r>
+        <w:rPr>
+          <w:rFonts w:ascii="ＭＳ 明朝" w:eastAsia="ＭＳ 明朝" w:hAnsi="ＭＳ 明朝"/>
+        </w:rPr>
+        <w:t>&gt; .97$)。したがって、両翻訳者の傾向は統計的に同質であると判断し、これら2つのデータを合算して全体的な分析を行った。合算した結果を図4に示す。</w:t>
+      </w:r>
+    </w:p>
+    <w:p>
+      <w:pPr>
+        <w:rPr>
+          <w:rFonts w:ascii="ＭＳ 明朝" w:eastAsia="ＭＳ 明朝" w:hAnsi="ＭＳ 明朝"/>
+        </w:rPr>
+      </w:pPr>
+    </w:p>
+    <w:p>
+      <w:pPr>
+        <w:rPr>
+          <w:rFonts w:ascii="ＭＳ 明朝" w:eastAsia="ＭＳ 明朝" w:hAnsi="ＭＳ 明朝"/>
+        </w:rPr>
+      </w:pPr>
+    </w:p>
+    <w:p>
+      <w:pPr>
+        <w:rPr>
+          <w:rFonts w:ascii="ＭＳ 明朝" w:eastAsia="ＭＳ 明朝" w:hAnsi="ＭＳ 明朝"/>
+        </w:rPr>
+      </w:pPr>
+    </w:p>
+    <w:p>
+      <w:pPr>
+        <w:rPr>
+          <w:rFonts w:ascii="ＭＳ 明朝" w:eastAsia="ＭＳ 明朝" w:hAnsi="ＭＳ 明朝"/>
+        </w:rPr>
+      </w:pPr>
+    </w:p>
+    <w:p>
+      <w:pPr>
+        <w:rPr>
+          <w:rFonts w:ascii="ＭＳ 明朝" w:eastAsia="ＭＳ 明朝" w:hAnsi="ＭＳ 明朝"/>
+        </w:rPr>
+      </w:pPr>
+    </w:p>
+    <w:p>
+      <w:pPr>
+        <w:rPr>
+          <w:rFonts w:ascii="ＭＳ 明朝" w:eastAsia="ＭＳ 明朝" w:hAnsi="ＭＳ 明朝"/>
+        </w:rPr>
+      </w:pPr>
+    </w:p>
+    <w:p>
+      <w:pPr>
+        <w:rPr>
+          <w:rFonts w:ascii="ＭＳ 明朝" w:eastAsia="ＭＳ 明朝" w:hAnsi="ＭＳ 明朝"/>
+        </w:rPr>
+      </w:pPr>
+    </w:p>
+    <w:p>
+      <w:pPr>
+        <w:rPr>
+          <w:rFonts w:ascii="ＭＳ 明朝" w:eastAsia="ＭＳ 明朝" w:hAnsi="ＭＳ 明朝"/>
+        </w:rPr>
+      </w:pPr>
     </w:p>
     <w:tbl>
       <w:tblPr>
@@ -7754,6 +12130,7 @@
           </w:tcPr>
           <w:p>
             <w:pPr>
+              <w:jc w:val="center"/>
               <w:rPr>
                 <w:rFonts w:ascii="ＭＳ 明朝" w:eastAsia="ＭＳ 明朝" w:hAnsi="ＭＳ 明朝"/>
               </w:rPr>
@@ -7776,7 +12153,7 @@
               <w:bottom w:w="30" w:type="dxa"/>
               <w:right w:w="45" w:type="dxa"/>
             </w:tcMar>
-            <w:vAlign w:val="center"/>
+            <w:vAlign w:val="bottom"/>
             <w:hideMark/>
           </w:tcPr>
           <w:p>
@@ -8028,6 +12405,7 @@
               <w:bottom w:val="single" w:sz="6" w:space="0" w:color="CCCCCC"/>
               <w:right w:val="single" w:sz="6" w:space="0" w:color="CCCCCC"/>
             </w:tcBorders>
+            <w:shd w:val="clear" w:color="auto" w:fill="FFFFFF"/>
             <w:tcMar>
               <w:top w:w="30" w:type="dxa"/>
               <w:left w:w="45" w:type="dxa"/>
@@ -8035,6 +12413,137 @@
               <w:right w:w="45" w:type="dxa"/>
             </w:tcMar>
             <w:vAlign w:val="bottom"/>
+            <w:hideMark/>
+          </w:tcPr>
+          <w:p>
+            <w:pPr>
+              <w:rPr>
+                <w:rFonts w:ascii="ＭＳ 明朝" w:eastAsia="ＭＳ 明朝" w:hAnsi="ＭＳ 明朝"/>
+              </w:rPr>
+            </w:pPr>
+            <w:r>
+              <w:rPr>
+                <w:rFonts w:ascii="ＭＳ 明朝" w:eastAsia="ＭＳ 明朝" w:hAnsi="ＭＳ 明朝"/>
+              </w:rPr>
+              <w:t>0</w:t>
+            </w:r>
+          </w:p>
+        </w:tc>
+        <w:tc>
+          <w:tcPr>
+            <w:tcW w:w="0" w:type="auto"/>
+            <w:tcBorders>
+              <w:top w:val="single" w:sz="6" w:space="0" w:color="CCCCCC"/>
+              <w:left w:val="single" w:sz="6" w:space="0" w:color="CCCCCC"/>
+              <w:bottom w:val="single" w:sz="6" w:space="0" w:color="CCCCCC"/>
+              <w:right w:val="single" w:sz="6" w:space="0" w:color="CCCCCC"/>
+            </w:tcBorders>
+            <w:shd w:val="clear" w:color="auto" w:fill="57BB8A"/>
+            <w:tcMar>
+              <w:top w:w="30" w:type="dxa"/>
+              <w:left w:w="45" w:type="dxa"/>
+              <w:bottom w:w="30" w:type="dxa"/>
+              <w:right w:w="45" w:type="dxa"/>
+            </w:tcMar>
+            <w:vAlign w:val="bottom"/>
+            <w:hideMark/>
+          </w:tcPr>
+          <w:p>
+            <w:pPr>
+              <w:rPr>
+                <w:rFonts w:ascii="ＭＳ 明朝" w:eastAsia="ＭＳ 明朝" w:hAnsi="ＭＳ 明朝"/>
+              </w:rPr>
+            </w:pPr>
+            <w:r>
+              <w:rPr>
+                <w:rFonts w:ascii="ＭＳ 明朝" w:eastAsia="ＭＳ 明朝" w:hAnsi="ＭＳ 明朝"/>
+              </w:rPr>
+              <w:t>32</w:t>
+            </w:r>
+          </w:p>
+        </w:tc>
+        <w:tc>
+          <w:tcPr>
+            <w:tcW w:w="0" w:type="auto"/>
+            <w:tcBorders>
+              <w:top w:val="single" w:sz="6" w:space="0" w:color="CCCCCC"/>
+              <w:left w:val="single" w:sz="6" w:space="0" w:color="CCCCCC"/>
+              <w:bottom w:val="single" w:sz="6" w:space="0" w:color="CCCCCC"/>
+              <w:right w:val="single" w:sz="6" w:space="0" w:color="CCCCCC"/>
+            </w:tcBorders>
+            <w:shd w:val="clear" w:color="auto" w:fill="FFFFFF"/>
+            <w:tcMar>
+              <w:top w:w="30" w:type="dxa"/>
+              <w:left w:w="45" w:type="dxa"/>
+              <w:bottom w:w="30" w:type="dxa"/>
+              <w:right w:w="45" w:type="dxa"/>
+            </w:tcMar>
+            <w:vAlign w:val="bottom"/>
+            <w:hideMark/>
+          </w:tcPr>
+          <w:p>
+            <w:pPr>
+              <w:rPr>
+                <w:rFonts w:ascii="ＭＳ 明朝" w:eastAsia="ＭＳ 明朝" w:hAnsi="ＭＳ 明朝"/>
+              </w:rPr>
+            </w:pPr>
+            <w:r>
+              <w:rPr>
+                <w:rFonts w:ascii="ＭＳ 明朝" w:eastAsia="ＭＳ 明朝" w:hAnsi="ＭＳ 明朝"/>
+              </w:rPr>
+              <w:t>0</w:t>
+            </w:r>
+          </w:p>
+        </w:tc>
+        <w:tc>
+          <w:tcPr>
+            <w:tcW w:w="0" w:type="auto"/>
+            <w:tcBorders>
+              <w:top w:val="single" w:sz="6" w:space="0" w:color="CCCCCC"/>
+              <w:left w:val="single" w:sz="6" w:space="0" w:color="CCCCCC"/>
+              <w:bottom w:val="single" w:sz="6" w:space="0" w:color="CCCCCC"/>
+              <w:right w:val="single" w:sz="6" w:space="0" w:color="CCCCCC"/>
+            </w:tcBorders>
+            <w:shd w:val="clear" w:color="auto" w:fill="FFFFFF"/>
+            <w:tcMar>
+              <w:top w:w="30" w:type="dxa"/>
+              <w:left w:w="45" w:type="dxa"/>
+              <w:bottom w:w="30" w:type="dxa"/>
+              <w:right w:w="45" w:type="dxa"/>
+            </w:tcMar>
+            <w:vAlign w:val="bottom"/>
+            <w:hideMark/>
+          </w:tcPr>
+          <w:p>
+            <w:pPr>
+              <w:rPr>
+                <w:rFonts w:ascii="ＭＳ 明朝" w:eastAsia="ＭＳ 明朝" w:hAnsi="ＭＳ 明朝"/>
+              </w:rPr>
+            </w:pPr>
+            <w:r>
+              <w:rPr>
+                <w:rFonts w:ascii="ＭＳ 明朝" w:eastAsia="ＭＳ 明朝" w:hAnsi="ＭＳ 明朝"/>
+              </w:rPr>
+              <w:t>0</w:t>
+            </w:r>
+          </w:p>
+        </w:tc>
+      </w:tr>
+      <w:tr>
+        <w:trPr>
+          <w:trHeight w:val="315"/>
+        </w:trPr>
+        <w:tc>
+          <w:tcPr>
+            <w:tcW w:w="0" w:type="auto"/>
+            <w:vMerge/>
+            <w:tcBorders>
+              <w:top w:val="single" w:sz="6" w:space="0" w:color="CCCCCC"/>
+              <w:left w:val="single" w:sz="6" w:space="0" w:color="CCCCCC"/>
+              <w:bottom w:val="single" w:sz="6" w:space="0" w:color="CCCCCC"/>
+              <w:right w:val="single" w:sz="6" w:space="0" w:color="CCCCCC"/>
+            </w:tcBorders>
+            <w:vAlign w:val="center"/>
             <w:hideMark/>
           </w:tcPr>
           <w:p>
@@ -8073,8 +12582,166 @@
               <w:rPr>
                 <w:rFonts w:ascii="ＭＳ 明朝" w:eastAsia="ＭＳ 明朝" w:hAnsi="ＭＳ 明朝"/>
               </w:rPr>
-              <w:t>13</w:t>
+              <w:t>Literal translation</w:t>
             </w:r>
+          </w:p>
+        </w:tc>
+        <w:tc>
+          <w:tcPr>
+            <w:tcW w:w="0" w:type="auto"/>
+            <w:tcBorders>
+              <w:top w:val="single" w:sz="6" w:space="0" w:color="CCCCCC"/>
+              <w:left w:val="single" w:sz="6" w:space="0" w:color="CCCCCC"/>
+              <w:bottom w:val="single" w:sz="6" w:space="0" w:color="CCCCCC"/>
+              <w:right w:val="single" w:sz="6" w:space="0" w:color="CCCCCC"/>
+            </w:tcBorders>
+            <w:shd w:val="clear" w:color="auto" w:fill="57BB8A"/>
+            <w:tcMar>
+              <w:top w:w="30" w:type="dxa"/>
+              <w:left w:w="45" w:type="dxa"/>
+              <w:bottom w:w="30" w:type="dxa"/>
+              <w:right w:w="45" w:type="dxa"/>
+            </w:tcMar>
+            <w:vAlign w:val="bottom"/>
+            <w:hideMark/>
+          </w:tcPr>
+          <w:p>
+            <w:pPr>
+              <w:rPr>
+                <w:rFonts w:ascii="ＭＳ 明朝" w:eastAsia="ＭＳ 明朝" w:hAnsi="ＭＳ 明朝"/>
+              </w:rPr>
+            </w:pPr>
+            <w:r>
+              <w:rPr>
+                <w:rFonts w:ascii="ＭＳ 明朝" w:eastAsia="ＭＳ 明朝" w:hAnsi="ＭＳ 明朝"/>
+              </w:rPr>
+              <w:t>15</w:t>
+            </w:r>
+          </w:p>
+        </w:tc>
+        <w:tc>
+          <w:tcPr>
+            <w:tcW w:w="0" w:type="auto"/>
+            <w:tcBorders>
+              <w:top w:val="single" w:sz="6" w:space="0" w:color="CCCCCC"/>
+              <w:left w:val="single" w:sz="6" w:space="0" w:color="CCCCCC"/>
+              <w:bottom w:val="single" w:sz="6" w:space="0" w:color="CCCCCC"/>
+              <w:right w:val="single" w:sz="6" w:space="0" w:color="CCCCCC"/>
+            </w:tcBorders>
+            <w:shd w:val="clear" w:color="auto" w:fill="FFFFFF"/>
+            <w:tcMar>
+              <w:top w:w="30" w:type="dxa"/>
+              <w:left w:w="45" w:type="dxa"/>
+              <w:bottom w:w="30" w:type="dxa"/>
+              <w:right w:w="45" w:type="dxa"/>
+            </w:tcMar>
+            <w:vAlign w:val="bottom"/>
+            <w:hideMark/>
+          </w:tcPr>
+          <w:p>
+            <w:pPr>
+              <w:rPr>
+                <w:rFonts w:ascii="ＭＳ 明朝" w:eastAsia="ＭＳ 明朝" w:hAnsi="ＭＳ 明朝"/>
+              </w:rPr>
+            </w:pPr>
+            <w:r>
+              <w:rPr>
+                <w:rFonts w:ascii="ＭＳ 明朝" w:eastAsia="ＭＳ 明朝" w:hAnsi="ＭＳ 明朝"/>
+              </w:rPr>
+              <w:t>0</w:t>
+            </w:r>
+          </w:p>
+        </w:tc>
+        <w:tc>
+          <w:tcPr>
+            <w:tcW w:w="0" w:type="auto"/>
+            <w:tcBorders>
+              <w:top w:val="single" w:sz="6" w:space="0" w:color="CCCCCC"/>
+              <w:left w:val="single" w:sz="6" w:space="0" w:color="CCCCCC"/>
+              <w:bottom w:val="single" w:sz="6" w:space="0" w:color="CCCCCC"/>
+              <w:right w:val="single" w:sz="6" w:space="0" w:color="CCCCCC"/>
+            </w:tcBorders>
+            <w:shd w:val="clear" w:color="auto" w:fill="FFFFFF"/>
+            <w:tcMar>
+              <w:top w:w="30" w:type="dxa"/>
+              <w:left w:w="45" w:type="dxa"/>
+              <w:bottom w:w="30" w:type="dxa"/>
+              <w:right w:w="45" w:type="dxa"/>
+            </w:tcMar>
+            <w:vAlign w:val="bottom"/>
+            <w:hideMark/>
+          </w:tcPr>
+          <w:p>
+            <w:pPr>
+              <w:rPr>
+                <w:rFonts w:ascii="ＭＳ 明朝" w:eastAsia="ＭＳ 明朝" w:hAnsi="ＭＳ 明朝"/>
+              </w:rPr>
+            </w:pPr>
+            <w:r>
+              <w:rPr>
+                <w:rFonts w:ascii="ＭＳ 明朝" w:eastAsia="ＭＳ 明朝" w:hAnsi="ＭＳ 明朝"/>
+              </w:rPr>
+              <w:t>0</w:t>
+            </w:r>
+          </w:p>
+        </w:tc>
+        <w:tc>
+          <w:tcPr>
+            <w:tcW w:w="0" w:type="auto"/>
+            <w:tcBorders>
+              <w:top w:val="single" w:sz="6" w:space="0" w:color="CCCCCC"/>
+              <w:left w:val="single" w:sz="6" w:space="0" w:color="CCCCCC"/>
+              <w:bottom w:val="single" w:sz="6" w:space="0" w:color="CCCCCC"/>
+              <w:right w:val="single" w:sz="6" w:space="0" w:color="CCCCCC"/>
+            </w:tcBorders>
+            <w:shd w:val="clear" w:color="auto" w:fill="DEF2E8"/>
+            <w:tcMar>
+              <w:top w:w="30" w:type="dxa"/>
+              <w:left w:w="45" w:type="dxa"/>
+              <w:bottom w:w="30" w:type="dxa"/>
+              <w:right w:w="45" w:type="dxa"/>
+            </w:tcMar>
+            <w:vAlign w:val="bottom"/>
+            <w:hideMark/>
+          </w:tcPr>
+          <w:p>
+            <w:pPr>
+              <w:rPr>
+                <w:rFonts w:ascii="ＭＳ 明朝" w:eastAsia="ＭＳ 明朝" w:hAnsi="ＭＳ 明朝"/>
+              </w:rPr>
+            </w:pPr>
+            <w:r>
+              <w:rPr>
+                <w:rFonts w:ascii="ＭＳ 明朝" w:eastAsia="ＭＳ 明朝" w:hAnsi="ＭＳ 明朝"/>
+              </w:rPr>
+              <w:t>3</w:t>
+            </w:r>
+          </w:p>
+        </w:tc>
+      </w:tr>
+      <w:tr>
+        <w:trPr>
+          <w:trHeight w:val="315"/>
+        </w:trPr>
+        <w:tc>
+          <w:tcPr>
+            <w:tcW w:w="0" w:type="auto"/>
+            <w:vMerge/>
+            <w:tcBorders>
+              <w:top w:val="single" w:sz="6" w:space="0" w:color="CCCCCC"/>
+              <w:left w:val="single" w:sz="6" w:space="0" w:color="CCCCCC"/>
+              <w:bottom w:val="single" w:sz="6" w:space="0" w:color="CCCCCC"/>
+              <w:right w:val="single" w:sz="6" w:space="0" w:color="CCCCCC"/>
+            </w:tcBorders>
+            <w:vAlign w:val="center"/>
+            <w:hideMark/>
+          </w:tcPr>
+          <w:p>
+            <w:pPr>
+              <w:rPr>
+                <w:rFonts w:ascii="ＭＳ 明朝" w:eastAsia="ＭＳ 明朝" w:hAnsi="ＭＳ 明朝"/>
+              </w:rPr>
+            </w:pPr>
           </w:p>
         </w:tc>
         <w:tc>
@@ -8101,6 +12768,170 @@
                 <w:rFonts w:ascii="ＭＳ 明朝" w:eastAsia="ＭＳ 明朝" w:hAnsi="ＭＳ 明朝"/>
               </w:rPr>
             </w:pPr>
+            <w:r>
+              <w:rPr>
+                <w:rFonts w:ascii="ＭＳ 明朝" w:eastAsia="ＭＳ 明朝" w:hAnsi="ＭＳ 明朝"/>
+              </w:rPr>
+              <w:t>Generalization</w:t>
+            </w:r>
+          </w:p>
+        </w:tc>
+        <w:tc>
+          <w:tcPr>
+            <w:tcW w:w="0" w:type="auto"/>
+            <w:tcBorders>
+              <w:top w:val="single" w:sz="6" w:space="0" w:color="CCCCCC"/>
+              <w:left w:val="single" w:sz="6" w:space="0" w:color="CCCCCC"/>
+              <w:bottom w:val="single" w:sz="6" w:space="0" w:color="CCCCCC"/>
+              <w:right w:val="single" w:sz="6" w:space="0" w:color="CCCCCC"/>
+            </w:tcBorders>
+            <w:shd w:val="clear" w:color="auto" w:fill="57BB8A"/>
+            <w:tcMar>
+              <w:top w:w="30" w:type="dxa"/>
+              <w:left w:w="45" w:type="dxa"/>
+              <w:bottom w:w="30" w:type="dxa"/>
+              <w:right w:w="45" w:type="dxa"/>
+            </w:tcMar>
+            <w:vAlign w:val="bottom"/>
+            <w:hideMark/>
+          </w:tcPr>
+          <w:p>
+            <w:pPr>
+              <w:rPr>
+                <w:rFonts w:ascii="ＭＳ 明朝" w:eastAsia="ＭＳ 明朝" w:hAnsi="ＭＳ 明朝"/>
+              </w:rPr>
+            </w:pPr>
+            <w:r>
+              <w:rPr>
+                <w:rFonts w:ascii="ＭＳ 明朝" w:eastAsia="ＭＳ 明朝" w:hAnsi="ＭＳ 明朝"/>
+              </w:rPr>
+              <w:t>38</w:t>
+            </w:r>
+          </w:p>
+        </w:tc>
+        <w:tc>
+          <w:tcPr>
+            <w:tcW w:w="0" w:type="auto"/>
+            <w:tcBorders>
+              <w:top w:val="single" w:sz="6" w:space="0" w:color="CCCCCC"/>
+              <w:left w:val="single" w:sz="6" w:space="0" w:color="CCCCCC"/>
+              <w:bottom w:val="single" w:sz="6" w:space="0" w:color="CCCCCC"/>
+              <w:right w:val="single" w:sz="6" w:space="0" w:color="CCCCCC"/>
+            </w:tcBorders>
+            <w:shd w:val="clear" w:color="auto" w:fill="FBFEFC"/>
+            <w:tcMar>
+              <w:top w:w="30" w:type="dxa"/>
+              <w:left w:w="45" w:type="dxa"/>
+              <w:bottom w:w="30" w:type="dxa"/>
+              <w:right w:w="45" w:type="dxa"/>
+            </w:tcMar>
+            <w:vAlign w:val="bottom"/>
+            <w:hideMark/>
+          </w:tcPr>
+          <w:p>
+            <w:pPr>
+              <w:rPr>
+                <w:rFonts w:ascii="ＭＳ 明朝" w:eastAsia="ＭＳ 明朝" w:hAnsi="ＭＳ 明朝"/>
+              </w:rPr>
+            </w:pPr>
+            <w:r>
+              <w:rPr>
+                <w:rFonts w:ascii="ＭＳ 明朝" w:eastAsia="ＭＳ 明朝" w:hAnsi="ＭＳ 明朝"/>
+              </w:rPr>
+              <w:t>1</w:t>
+            </w:r>
+          </w:p>
+        </w:tc>
+        <w:tc>
+          <w:tcPr>
+            <w:tcW w:w="0" w:type="auto"/>
+            <w:tcBorders>
+              <w:top w:val="single" w:sz="6" w:space="0" w:color="CCCCCC"/>
+              <w:left w:val="single" w:sz="6" w:space="0" w:color="CCCCCC"/>
+              <w:bottom w:val="single" w:sz="6" w:space="0" w:color="CCCCCC"/>
+              <w:right w:val="single" w:sz="6" w:space="0" w:color="CCCCCC"/>
+            </w:tcBorders>
+            <w:shd w:val="clear" w:color="auto" w:fill="FFFFFF"/>
+            <w:tcMar>
+              <w:top w:w="30" w:type="dxa"/>
+              <w:left w:w="45" w:type="dxa"/>
+              <w:bottom w:w="30" w:type="dxa"/>
+              <w:right w:w="45" w:type="dxa"/>
+            </w:tcMar>
+            <w:vAlign w:val="bottom"/>
+            <w:hideMark/>
+          </w:tcPr>
+          <w:p>
+            <w:pPr>
+              <w:rPr>
+                <w:rFonts w:ascii="ＭＳ 明朝" w:eastAsia="ＭＳ 明朝" w:hAnsi="ＭＳ 明朝"/>
+              </w:rPr>
+            </w:pPr>
+            <w:r>
+              <w:rPr>
+                <w:rFonts w:ascii="ＭＳ 明朝" w:eastAsia="ＭＳ 明朝" w:hAnsi="ＭＳ 明朝"/>
+              </w:rPr>
+              <w:t>0</w:t>
+            </w:r>
+          </w:p>
+        </w:tc>
+        <w:tc>
+          <w:tcPr>
+            <w:tcW w:w="0" w:type="auto"/>
+            <w:tcBorders>
+              <w:top w:val="single" w:sz="6" w:space="0" w:color="CCCCCC"/>
+              <w:left w:val="single" w:sz="6" w:space="0" w:color="CCCCCC"/>
+              <w:bottom w:val="single" w:sz="6" w:space="0" w:color="CCCCCC"/>
+              <w:right w:val="single" w:sz="6" w:space="0" w:color="CCCCCC"/>
+            </w:tcBorders>
+            <w:shd w:val="clear" w:color="auto" w:fill="FFFFFF"/>
+            <w:tcMar>
+              <w:top w:w="30" w:type="dxa"/>
+              <w:left w:w="45" w:type="dxa"/>
+              <w:bottom w:w="30" w:type="dxa"/>
+              <w:right w:w="45" w:type="dxa"/>
+            </w:tcMar>
+            <w:vAlign w:val="bottom"/>
+            <w:hideMark/>
+          </w:tcPr>
+          <w:p>
+            <w:pPr>
+              <w:rPr>
+                <w:rFonts w:ascii="ＭＳ 明朝" w:eastAsia="ＭＳ 明朝" w:hAnsi="ＭＳ 明朝"/>
+              </w:rPr>
+            </w:pPr>
+            <w:r>
+              <w:rPr>
+                <w:rFonts w:ascii="ＭＳ 明朝" w:eastAsia="ＭＳ 明朝" w:hAnsi="ＭＳ 明朝"/>
+              </w:rPr>
+              <w:t>0</w:t>
+            </w:r>
+          </w:p>
+        </w:tc>
+      </w:tr>
+      <w:tr>
+        <w:trPr>
+          <w:trHeight w:val="315"/>
+        </w:trPr>
+        <w:tc>
+          <w:tcPr>
+            <w:tcW w:w="0" w:type="auto"/>
+            <w:vMerge/>
+            <w:tcBorders>
+              <w:top w:val="single" w:sz="6" w:space="0" w:color="CCCCCC"/>
+              <w:left w:val="single" w:sz="6" w:space="0" w:color="CCCCCC"/>
+              <w:bottom w:val="single" w:sz="6" w:space="0" w:color="CCCCCC"/>
+              <w:right w:val="single" w:sz="6" w:space="0" w:color="CCCCCC"/>
+            </w:tcBorders>
+            <w:vAlign w:val="center"/>
+            <w:hideMark/>
+          </w:tcPr>
+          <w:p>
+            <w:pPr>
+              <w:rPr>
+                <w:rFonts w:ascii="ＭＳ 明朝" w:eastAsia="ＭＳ 明朝" w:hAnsi="ＭＳ 明朝"/>
+              </w:rPr>
+            </w:pPr>
           </w:p>
         </w:tc>
         <w:tc>
@@ -8127,6 +12958,144 @@
                 <w:rFonts w:ascii="ＭＳ 明朝" w:eastAsia="ＭＳ 明朝" w:hAnsi="ＭＳ 明朝"/>
               </w:rPr>
             </w:pPr>
+            <w:r>
+              <w:rPr>
+                <w:rFonts w:ascii="ＭＳ 明朝" w:eastAsia="ＭＳ 明朝" w:hAnsi="ＭＳ 明朝"/>
+              </w:rPr>
+              <w:t>Established equivalent</w:t>
+            </w:r>
+          </w:p>
+        </w:tc>
+        <w:tc>
+          <w:tcPr>
+            <w:tcW w:w="0" w:type="auto"/>
+            <w:tcBorders>
+              <w:top w:val="single" w:sz="6" w:space="0" w:color="CCCCCC"/>
+              <w:left w:val="single" w:sz="6" w:space="0" w:color="CCCCCC"/>
+              <w:bottom w:val="single" w:sz="6" w:space="0" w:color="CCCCCC"/>
+              <w:right w:val="single" w:sz="6" w:space="0" w:color="CCCCCC"/>
+            </w:tcBorders>
+            <w:shd w:val="clear" w:color="auto" w:fill="57BB8A"/>
+            <w:tcMar>
+              <w:top w:w="30" w:type="dxa"/>
+              <w:left w:w="45" w:type="dxa"/>
+              <w:bottom w:w="30" w:type="dxa"/>
+              <w:right w:w="45" w:type="dxa"/>
+            </w:tcMar>
+            <w:vAlign w:val="bottom"/>
+            <w:hideMark/>
+          </w:tcPr>
+          <w:p>
+            <w:pPr>
+              <w:rPr>
+                <w:rFonts w:ascii="ＭＳ 明朝" w:eastAsia="ＭＳ 明朝" w:hAnsi="ＭＳ 明朝"/>
+              </w:rPr>
+            </w:pPr>
+            <w:r>
+              <w:rPr>
+                <w:rFonts w:ascii="ＭＳ 明朝" w:eastAsia="ＭＳ 明朝" w:hAnsi="ＭＳ 明朝"/>
+              </w:rPr>
+              <w:t>124</w:t>
+            </w:r>
+          </w:p>
+        </w:tc>
+        <w:tc>
+          <w:tcPr>
+            <w:tcW w:w="0" w:type="auto"/>
+            <w:tcBorders>
+              <w:top w:val="single" w:sz="6" w:space="0" w:color="CCCCCC"/>
+              <w:left w:val="single" w:sz="6" w:space="0" w:color="CCCCCC"/>
+              <w:bottom w:val="single" w:sz="6" w:space="0" w:color="CCCCCC"/>
+              <w:right w:val="single" w:sz="6" w:space="0" w:color="CCCCCC"/>
+            </w:tcBorders>
+            <w:shd w:val="clear" w:color="auto" w:fill="FFFFFF"/>
+            <w:tcMar>
+              <w:top w:w="30" w:type="dxa"/>
+              <w:left w:w="45" w:type="dxa"/>
+              <w:bottom w:w="30" w:type="dxa"/>
+              <w:right w:w="45" w:type="dxa"/>
+            </w:tcMar>
+            <w:vAlign w:val="bottom"/>
+            <w:hideMark/>
+          </w:tcPr>
+          <w:p>
+            <w:pPr>
+              <w:rPr>
+                <w:rFonts w:ascii="ＭＳ 明朝" w:eastAsia="ＭＳ 明朝" w:hAnsi="ＭＳ 明朝"/>
+              </w:rPr>
+            </w:pPr>
+            <w:r>
+              <w:rPr>
+                <w:rFonts w:ascii="ＭＳ 明朝" w:eastAsia="ＭＳ 明朝" w:hAnsi="ＭＳ 明朝"/>
+              </w:rPr>
+              <w:t>0</w:t>
+            </w:r>
+          </w:p>
+        </w:tc>
+        <w:tc>
+          <w:tcPr>
+            <w:tcW w:w="0" w:type="auto"/>
+            <w:tcBorders>
+              <w:top w:val="single" w:sz="6" w:space="0" w:color="CCCCCC"/>
+              <w:left w:val="single" w:sz="6" w:space="0" w:color="CCCCCC"/>
+              <w:bottom w:val="single" w:sz="6" w:space="0" w:color="CCCCCC"/>
+              <w:right w:val="single" w:sz="6" w:space="0" w:color="CCCCCC"/>
+            </w:tcBorders>
+            <w:shd w:val="clear" w:color="auto" w:fill="FFFFFF"/>
+            <w:tcMar>
+              <w:top w:w="30" w:type="dxa"/>
+              <w:left w:w="45" w:type="dxa"/>
+              <w:bottom w:w="30" w:type="dxa"/>
+              <w:right w:w="45" w:type="dxa"/>
+            </w:tcMar>
+            <w:vAlign w:val="bottom"/>
+            <w:hideMark/>
+          </w:tcPr>
+          <w:p>
+            <w:pPr>
+              <w:rPr>
+                <w:rFonts w:ascii="ＭＳ 明朝" w:eastAsia="ＭＳ 明朝" w:hAnsi="ＭＳ 明朝"/>
+              </w:rPr>
+            </w:pPr>
+            <w:r>
+              <w:rPr>
+                <w:rFonts w:ascii="ＭＳ 明朝" w:eastAsia="ＭＳ 明朝" w:hAnsi="ＭＳ 明朝"/>
+              </w:rPr>
+              <w:t>0</w:t>
+            </w:r>
+          </w:p>
+        </w:tc>
+        <w:tc>
+          <w:tcPr>
+            <w:tcW w:w="0" w:type="auto"/>
+            <w:tcBorders>
+              <w:top w:val="single" w:sz="6" w:space="0" w:color="CCCCCC"/>
+              <w:left w:val="single" w:sz="6" w:space="0" w:color="CCCCCC"/>
+              <w:bottom w:val="single" w:sz="6" w:space="0" w:color="CCCCCC"/>
+              <w:right w:val="single" w:sz="6" w:space="0" w:color="CCCCCC"/>
+            </w:tcBorders>
+            <w:shd w:val="clear" w:color="auto" w:fill="FDFEFE"/>
+            <w:tcMar>
+              <w:top w:w="30" w:type="dxa"/>
+              <w:left w:w="45" w:type="dxa"/>
+              <w:bottom w:w="30" w:type="dxa"/>
+              <w:right w:w="45" w:type="dxa"/>
+            </w:tcMar>
+            <w:vAlign w:val="bottom"/>
+            <w:hideMark/>
+          </w:tcPr>
+          <w:p>
+            <w:pPr>
+              <w:rPr>
+                <w:rFonts w:ascii="ＭＳ 明朝" w:eastAsia="ＭＳ 明朝" w:hAnsi="ＭＳ 明朝"/>
+              </w:rPr>
+            </w:pPr>
+            <w:r>
+              <w:rPr>
+                <w:rFonts w:ascii="ＭＳ 明朝" w:eastAsia="ＭＳ 明朝" w:hAnsi="ＭＳ 明朝"/>
+              </w:rPr>
+              <w:t>2</w:t>
+            </w:r>
           </w:p>
         </w:tc>
       </w:tr>
@@ -8183,8 +13152,166 @@
               <w:rPr>
                 <w:rFonts w:ascii="ＭＳ 明朝" w:eastAsia="ＭＳ 明朝" w:hAnsi="ＭＳ 明朝"/>
               </w:rPr>
-              <w:t>Literal translation</w:t>
+              <w:t>Description</w:t>
             </w:r>
+          </w:p>
+        </w:tc>
+        <w:tc>
+          <w:tcPr>
+            <w:tcW w:w="0" w:type="auto"/>
+            <w:tcBorders>
+              <w:top w:val="single" w:sz="6" w:space="0" w:color="CCCCCC"/>
+              <w:left w:val="single" w:sz="6" w:space="0" w:color="CCCCCC"/>
+              <w:bottom w:val="single" w:sz="6" w:space="0" w:color="CCCCCC"/>
+              <w:right w:val="single" w:sz="6" w:space="0" w:color="CCCCCC"/>
+            </w:tcBorders>
+            <w:shd w:val="clear" w:color="auto" w:fill="57BB8A"/>
+            <w:tcMar>
+              <w:top w:w="30" w:type="dxa"/>
+              <w:left w:w="45" w:type="dxa"/>
+              <w:bottom w:w="30" w:type="dxa"/>
+              <w:right w:w="45" w:type="dxa"/>
+            </w:tcMar>
+            <w:vAlign w:val="bottom"/>
+            <w:hideMark/>
+          </w:tcPr>
+          <w:p>
+            <w:pPr>
+              <w:rPr>
+                <w:rFonts w:ascii="ＭＳ 明朝" w:eastAsia="ＭＳ 明朝" w:hAnsi="ＭＳ 明朝"/>
+              </w:rPr>
+            </w:pPr>
+            <w:r>
+              <w:rPr>
+                <w:rFonts w:ascii="ＭＳ 明朝" w:eastAsia="ＭＳ 明朝" w:hAnsi="ＭＳ 明朝"/>
+              </w:rPr>
+              <w:t>24</w:t>
+            </w:r>
+          </w:p>
+        </w:tc>
+        <w:tc>
+          <w:tcPr>
+            <w:tcW w:w="0" w:type="auto"/>
+            <w:tcBorders>
+              <w:top w:val="single" w:sz="6" w:space="0" w:color="CCCCCC"/>
+              <w:left w:val="single" w:sz="6" w:space="0" w:color="CCCCCC"/>
+              <w:bottom w:val="single" w:sz="6" w:space="0" w:color="CCCCCC"/>
+              <w:right w:val="single" w:sz="6" w:space="0" w:color="CCCCCC"/>
+            </w:tcBorders>
+            <w:shd w:val="clear" w:color="auto" w:fill="FFFFFF"/>
+            <w:tcMar>
+              <w:top w:w="30" w:type="dxa"/>
+              <w:left w:w="45" w:type="dxa"/>
+              <w:bottom w:w="30" w:type="dxa"/>
+              <w:right w:w="45" w:type="dxa"/>
+            </w:tcMar>
+            <w:vAlign w:val="bottom"/>
+            <w:hideMark/>
+          </w:tcPr>
+          <w:p>
+            <w:pPr>
+              <w:rPr>
+                <w:rFonts w:ascii="ＭＳ 明朝" w:eastAsia="ＭＳ 明朝" w:hAnsi="ＭＳ 明朝"/>
+              </w:rPr>
+            </w:pPr>
+            <w:r>
+              <w:rPr>
+                <w:rFonts w:ascii="ＭＳ 明朝" w:eastAsia="ＭＳ 明朝" w:hAnsi="ＭＳ 明朝"/>
+              </w:rPr>
+              <w:t>0</w:t>
+            </w:r>
+          </w:p>
+        </w:tc>
+        <w:tc>
+          <w:tcPr>
+            <w:tcW w:w="0" w:type="auto"/>
+            <w:tcBorders>
+              <w:top w:val="single" w:sz="6" w:space="0" w:color="CCCCCC"/>
+              <w:left w:val="single" w:sz="6" w:space="0" w:color="CCCCCC"/>
+              <w:bottom w:val="single" w:sz="6" w:space="0" w:color="CCCCCC"/>
+              <w:right w:val="single" w:sz="6" w:space="0" w:color="CCCCCC"/>
+            </w:tcBorders>
+            <w:shd w:val="clear" w:color="auto" w:fill="F8FDFB"/>
+            <w:tcMar>
+              <w:top w:w="30" w:type="dxa"/>
+              <w:left w:w="45" w:type="dxa"/>
+              <w:bottom w:w="30" w:type="dxa"/>
+              <w:right w:w="45" w:type="dxa"/>
+            </w:tcMar>
+            <w:vAlign w:val="bottom"/>
+            <w:hideMark/>
+          </w:tcPr>
+          <w:p>
+            <w:pPr>
+              <w:rPr>
+                <w:rFonts w:ascii="ＭＳ 明朝" w:eastAsia="ＭＳ 明朝" w:hAnsi="ＭＳ 明朝"/>
+              </w:rPr>
+            </w:pPr>
+            <w:r>
+              <w:rPr>
+                <w:rFonts w:ascii="ＭＳ 明朝" w:eastAsia="ＭＳ 明朝" w:hAnsi="ＭＳ 明朝"/>
+              </w:rPr>
+              <w:t>1</w:t>
+            </w:r>
+          </w:p>
+        </w:tc>
+        <w:tc>
+          <w:tcPr>
+            <w:tcW w:w="0" w:type="auto"/>
+            <w:tcBorders>
+              <w:top w:val="single" w:sz="6" w:space="0" w:color="CCCCCC"/>
+              <w:left w:val="single" w:sz="6" w:space="0" w:color="CCCCCC"/>
+              <w:bottom w:val="single" w:sz="6" w:space="0" w:color="CCCCCC"/>
+              <w:right w:val="single" w:sz="6" w:space="0" w:color="CCCCCC"/>
+            </w:tcBorders>
+            <w:shd w:val="clear" w:color="auto" w:fill="F1FAF6"/>
+            <w:tcMar>
+              <w:top w:w="30" w:type="dxa"/>
+              <w:left w:w="45" w:type="dxa"/>
+              <w:bottom w:w="30" w:type="dxa"/>
+              <w:right w:w="45" w:type="dxa"/>
+            </w:tcMar>
+            <w:vAlign w:val="bottom"/>
+            <w:hideMark/>
+          </w:tcPr>
+          <w:p>
+            <w:pPr>
+              <w:rPr>
+                <w:rFonts w:ascii="ＭＳ 明朝" w:eastAsia="ＭＳ 明朝" w:hAnsi="ＭＳ 明朝"/>
+              </w:rPr>
+            </w:pPr>
+            <w:r>
+              <w:rPr>
+                <w:rFonts w:ascii="ＭＳ 明朝" w:eastAsia="ＭＳ 明朝" w:hAnsi="ＭＳ 明朝"/>
+              </w:rPr>
+              <w:t>2</w:t>
+            </w:r>
+          </w:p>
+        </w:tc>
+      </w:tr>
+      <w:tr>
+        <w:trPr>
+          <w:trHeight w:val="315"/>
+        </w:trPr>
+        <w:tc>
+          <w:tcPr>
+            <w:tcW w:w="0" w:type="auto"/>
+            <w:vMerge/>
+            <w:tcBorders>
+              <w:top w:val="single" w:sz="6" w:space="0" w:color="CCCCCC"/>
+              <w:left w:val="single" w:sz="6" w:space="0" w:color="CCCCCC"/>
+              <w:bottom w:val="single" w:sz="6" w:space="0" w:color="CCCCCC"/>
+              <w:right w:val="single" w:sz="6" w:space="0" w:color="CCCCCC"/>
+            </w:tcBorders>
+            <w:vAlign w:val="center"/>
+            <w:hideMark/>
+          </w:tcPr>
+          <w:p>
+            <w:pPr>
+              <w:rPr>
+                <w:rFonts w:ascii="ＭＳ 明朝" w:eastAsia="ＭＳ 明朝" w:hAnsi="ＭＳ 明朝"/>
+              </w:rPr>
+            </w:pPr>
           </w:p>
         </w:tc>
         <w:tc>
@@ -8215,8 +13342,166 @@
               <w:rPr>
                 <w:rFonts w:ascii="ＭＳ 明朝" w:eastAsia="ＭＳ 明朝" w:hAnsi="ＭＳ 明朝"/>
               </w:rPr>
-              <w:t>8</w:t>
+              <w:t>Borrowing</w:t>
             </w:r>
+          </w:p>
+        </w:tc>
+        <w:tc>
+          <w:tcPr>
+            <w:tcW w:w="0" w:type="auto"/>
+            <w:tcBorders>
+              <w:top w:val="single" w:sz="6" w:space="0" w:color="CCCCCC"/>
+              <w:left w:val="single" w:sz="6" w:space="0" w:color="CCCCCC"/>
+              <w:bottom w:val="single" w:sz="6" w:space="0" w:color="CCCCCC"/>
+              <w:right w:val="single" w:sz="6" w:space="0" w:color="CCCCCC"/>
+            </w:tcBorders>
+            <w:shd w:val="clear" w:color="auto" w:fill="FFFFFF"/>
+            <w:tcMar>
+              <w:top w:w="30" w:type="dxa"/>
+              <w:left w:w="45" w:type="dxa"/>
+              <w:bottom w:w="30" w:type="dxa"/>
+              <w:right w:w="45" w:type="dxa"/>
+            </w:tcMar>
+            <w:vAlign w:val="bottom"/>
+            <w:hideMark/>
+          </w:tcPr>
+          <w:p>
+            <w:pPr>
+              <w:rPr>
+                <w:rFonts w:ascii="ＭＳ 明朝" w:eastAsia="ＭＳ 明朝" w:hAnsi="ＭＳ 明朝"/>
+              </w:rPr>
+            </w:pPr>
+            <w:r>
+              <w:rPr>
+                <w:rFonts w:ascii="ＭＳ 明朝" w:eastAsia="ＭＳ 明朝" w:hAnsi="ＭＳ 明朝"/>
+              </w:rPr>
+              <w:t>0</w:t>
+            </w:r>
+          </w:p>
+        </w:tc>
+        <w:tc>
+          <w:tcPr>
+            <w:tcW w:w="0" w:type="auto"/>
+            <w:tcBorders>
+              <w:top w:val="single" w:sz="6" w:space="0" w:color="CCCCCC"/>
+              <w:left w:val="single" w:sz="6" w:space="0" w:color="CCCCCC"/>
+              <w:bottom w:val="single" w:sz="6" w:space="0" w:color="CCCCCC"/>
+              <w:right w:val="single" w:sz="6" w:space="0" w:color="CCCCCC"/>
+            </w:tcBorders>
+            <w:shd w:val="clear" w:color="auto" w:fill="FFFFFF"/>
+            <w:tcMar>
+              <w:top w:w="30" w:type="dxa"/>
+              <w:left w:w="45" w:type="dxa"/>
+              <w:bottom w:w="30" w:type="dxa"/>
+              <w:right w:w="45" w:type="dxa"/>
+            </w:tcMar>
+            <w:vAlign w:val="bottom"/>
+            <w:hideMark/>
+          </w:tcPr>
+          <w:p>
+            <w:pPr>
+              <w:rPr>
+                <w:rFonts w:ascii="ＭＳ 明朝" w:eastAsia="ＭＳ 明朝" w:hAnsi="ＭＳ 明朝"/>
+              </w:rPr>
+            </w:pPr>
+            <w:r>
+              <w:rPr>
+                <w:rFonts w:ascii="ＭＳ 明朝" w:eastAsia="ＭＳ 明朝" w:hAnsi="ＭＳ 明朝"/>
+              </w:rPr>
+              <w:t>0</w:t>
+            </w:r>
+          </w:p>
+        </w:tc>
+        <w:tc>
+          <w:tcPr>
+            <w:tcW w:w="0" w:type="auto"/>
+            <w:tcBorders>
+              <w:top w:val="single" w:sz="6" w:space="0" w:color="CCCCCC"/>
+              <w:left w:val="single" w:sz="6" w:space="0" w:color="CCCCCC"/>
+              <w:bottom w:val="single" w:sz="6" w:space="0" w:color="CCCCCC"/>
+              <w:right w:val="single" w:sz="6" w:space="0" w:color="CCCCCC"/>
+            </w:tcBorders>
+            <w:shd w:val="clear" w:color="auto" w:fill="FFFFFF"/>
+            <w:tcMar>
+              <w:top w:w="30" w:type="dxa"/>
+              <w:left w:w="45" w:type="dxa"/>
+              <w:bottom w:w="30" w:type="dxa"/>
+              <w:right w:w="45" w:type="dxa"/>
+            </w:tcMar>
+            <w:vAlign w:val="bottom"/>
+            <w:hideMark/>
+          </w:tcPr>
+          <w:p>
+            <w:pPr>
+              <w:rPr>
+                <w:rFonts w:ascii="ＭＳ 明朝" w:eastAsia="ＭＳ 明朝" w:hAnsi="ＭＳ 明朝"/>
+              </w:rPr>
+            </w:pPr>
+            <w:r>
+              <w:rPr>
+                <w:rFonts w:ascii="ＭＳ 明朝" w:eastAsia="ＭＳ 明朝" w:hAnsi="ＭＳ 明朝"/>
+              </w:rPr>
+              <w:t>0</w:t>
+            </w:r>
+          </w:p>
+        </w:tc>
+        <w:tc>
+          <w:tcPr>
+            <w:tcW w:w="0" w:type="auto"/>
+            <w:tcBorders>
+              <w:top w:val="single" w:sz="6" w:space="0" w:color="CCCCCC"/>
+              <w:left w:val="single" w:sz="6" w:space="0" w:color="CCCCCC"/>
+              <w:bottom w:val="single" w:sz="6" w:space="0" w:color="CCCCCC"/>
+              <w:right w:val="single" w:sz="6" w:space="0" w:color="CCCCCC"/>
+            </w:tcBorders>
+            <w:shd w:val="clear" w:color="auto" w:fill="57BB8A"/>
+            <w:tcMar>
+              <w:top w:w="30" w:type="dxa"/>
+              <w:left w:w="45" w:type="dxa"/>
+              <w:bottom w:w="30" w:type="dxa"/>
+              <w:right w:w="45" w:type="dxa"/>
+            </w:tcMar>
+            <w:vAlign w:val="bottom"/>
+            <w:hideMark/>
+          </w:tcPr>
+          <w:p>
+            <w:pPr>
+              <w:rPr>
+                <w:rFonts w:ascii="ＭＳ 明朝" w:eastAsia="ＭＳ 明朝" w:hAnsi="ＭＳ 明朝"/>
+              </w:rPr>
+            </w:pPr>
+            <w:r>
+              <w:rPr>
+                <w:rFonts w:ascii="ＭＳ 明朝" w:eastAsia="ＭＳ 明朝" w:hAnsi="ＭＳ 明朝"/>
+              </w:rPr>
+              <w:t>34</w:t>
+            </w:r>
+          </w:p>
+        </w:tc>
+      </w:tr>
+      <w:tr>
+        <w:trPr>
+          <w:trHeight w:val="315"/>
+        </w:trPr>
+        <w:tc>
+          <w:tcPr>
+            <w:tcW w:w="0" w:type="auto"/>
+            <w:vMerge/>
+            <w:tcBorders>
+              <w:top w:val="single" w:sz="6" w:space="0" w:color="CCCCCC"/>
+              <w:left w:val="single" w:sz="6" w:space="0" w:color="CCCCCC"/>
+              <w:bottom w:val="single" w:sz="6" w:space="0" w:color="CCCCCC"/>
+              <w:right w:val="single" w:sz="6" w:space="0" w:color="CCCCCC"/>
+            </w:tcBorders>
+            <w:vAlign w:val="center"/>
+            <w:hideMark/>
+          </w:tcPr>
+          <w:p>
+            <w:pPr>
+              <w:rPr>
+                <w:rFonts w:ascii="ＭＳ 明朝" w:eastAsia="ＭＳ 明朝" w:hAnsi="ＭＳ 明朝"/>
+              </w:rPr>
+            </w:pPr>
           </w:p>
         </w:tc>
         <w:tc>
@@ -8243,6 +13528,170 @@
                 <w:rFonts w:ascii="ＭＳ 明朝" w:eastAsia="ＭＳ 明朝" w:hAnsi="ＭＳ 明朝"/>
               </w:rPr>
             </w:pPr>
+            <w:r>
+              <w:rPr>
+                <w:rFonts w:ascii="ＭＳ 明朝" w:eastAsia="ＭＳ 明朝" w:hAnsi="ＭＳ 明朝"/>
+              </w:rPr>
+              <w:t>Amplification</w:t>
+            </w:r>
+          </w:p>
+        </w:tc>
+        <w:tc>
+          <w:tcPr>
+            <w:tcW w:w="0" w:type="auto"/>
+            <w:tcBorders>
+              <w:top w:val="single" w:sz="6" w:space="0" w:color="CCCCCC"/>
+              <w:left w:val="single" w:sz="6" w:space="0" w:color="CCCCCC"/>
+              <w:bottom w:val="single" w:sz="6" w:space="0" w:color="CCCCCC"/>
+              <w:right w:val="single" w:sz="6" w:space="0" w:color="CCCCCC"/>
+            </w:tcBorders>
+            <w:shd w:val="clear" w:color="auto" w:fill="F5FBF8"/>
+            <w:tcMar>
+              <w:top w:w="30" w:type="dxa"/>
+              <w:left w:w="45" w:type="dxa"/>
+              <w:bottom w:w="30" w:type="dxa"/>
+              <w:right w:w="45" w:type="dxa"/>
+            </w:tcMar>
+            <w:vAlign w:val="bottom"/>
+            <w:hideMark/>
+          </w:tcPr>
+          <w:p>
+            <w:pPr>
+              <w:rPr>
+                <w:rFonts w:ascii="ＭＳ 明朝" w:eastAsia="ＭＳ 明朝" w:hAnsi="ＭＳ 明朝"/>
+              </w:rPr>
+            </w:pPr>
+            <w:r>
+              <w:rPr>
+                <w:rFonts w:ascii="ＭＳ 明朝" w:eastAsia="ＭＳ 明朝" w:hAnsi="ＭＳ 明朝"/>
+              </w:rPr>
+              <w:t>1</w:t>
+            </w:r>
+          </w:p>
+        </w:tc>
+        <w:tc>
+          <w:tcPr>
+            <w:tcW w:w="0" w:type="auto"/>
+            <w:tcBorders>
+              <w:top w:val="single" w:sz="6" w:space="0" w:color="CCCCCC"/>
+              <w:left w:val="single" w:sz="6" w:space="0" w:color="CCCCCC"/>
+              <w:bottom w:val="single" w:sz="6" w:space="0" w:color="CCCCCC"/>
+              <w:right w:val="single" w:sz="6" w:space="0" w:color="CCCCCC"/>
+            </w:tcBorders>
+            <w:shd w:val="clear" w:color="auto" w:fill="FFFFFF"/>
+            <w:tcMar>
+              <w:top w:w="30" w:type="dxa"/>
+              <w:left w:w="45" w:type="dxa"/>
+              <w:bottom w:w="30" w:type="dxa"/>
+              <w:right w:w="45" w:type="dxa"/>
+            </w:tcMar>
+            <w:vAlign w:val="bottom"/>
+            <w:hideMark/>
+          </w:tcPr>
+          <w:p>
+            <w:pPr>
+              <w:rPr>
+                <w:rFonts w:ascii="ＭＳ 明朝" w:eastAsia="ＭＳ 明朝" w:hAnsi="ＭＳ 明朝"/>
+              </w:rPr>
+            </w:pPr>
+            <w:r>
+              <w:rPr>
+                <w:rFonts w:ascii="ＭＳ 明朝" w:eastAsia="ＭＳ 明朝" w:hAnsi="ＭＳ 明朝"/>
+              </w:rPr>
+              <w:t>0</w:t>
+            </w:r>
+          </w:p>
+        </w:tc>
+        <w:tc>
+          <w:tcPr>
+            <w:tcW w:w="0" w:type="auto"/>
+            <w:tcBorders>
+              <w:top w:val="single" w:sz="6" w:space="0" w:color="CCCCCC"/>
+              <w:left w:val="single" w:sz="6" w:space="0" w:color="CCCCCC"/>
+              <w:bottom w:val="single" w:sz="6" w:space="0" w:color="CCCCCC"/>
+              <w:right w:val="single" w:sz="6" w:space="0" w:color="CCCCCC"/>
+            </w:tcBorders>
+            <w:shd w:val="clear" w:color="auto" w:fill="57BB8A"/>
+            <w:tcMar>
+              <w:top w:w="30" w:type="dxa"/>
+              <w:left w:w="45" w:type="dxa"/>
+              <w:bottom w:w="30" w:type="dxa"/>
+              <w:right w:w="45" w:type="dxa"/>
+            </w:tcMar>
+            <w:vAlign w:val="bottom"/>
+            <w:hideMark/>
+          </w:tcPr>
+          <w:p>
+            <w:pPr>
+              <w:rPr>
+                <w:rFonts w:ascii="ＭＳ 明朝" w:eastAsia="ＭＳ 明朝" w:hAnsi="ＭＳ 明朝"/>
+              </w:rPr>
+            </w:pPr>
+            <w:r>
+              <w:rPr>
+                <w:rFonts w:ascii="ＭＳ 明朝" w:eastAsia="ＭＳ 明朝" w:hAnsi="ＭＳ 明朝"/>
+              </w:rPr>
+              <w:t>16</w:t>
+            </w:r>
+          </w:p>
+        </w:tc>
+        <w:tc>
+          <w:tcPr>
+            <w:tcW w:w="0" w:type="auto"/>
+            <w:tcBorders>
+              <w:top w:val="single" w:sz="6" w:space="0" w:color="CCCCCC"/>
+              <w:left w:val="single" w:sz="6" w:space="0" w:color="CCCCCC"/>
+              <w:bottom w:val="single" w:sz="6" w:space="0" w:color="CCCCCC"/>
+              <w:right w:val="single" w:sz="6" w:space="0" w:color="CCCCCC"/>
+            </w:tcBorders>
+            <w:shd w:val="clear" w:color="auto" w:fill="F5FBF8"/>
+            <w:tcMar>
+              <w:top w:w="30" w:type="dxa"/>
+              <w:left w:w="45" w:type="dxa"/>
+              <w:bottom w:w="30" w:type="dxa"/>
+              <w:right w:w="45" w:type="dxa"/>
+            </w:tcMar>
+            <w:vAlign w:val="bottom"/>
+            <w:hideMark/>
+          </w:tcPr>
+          <w:p>
+            <w:pPr>
+              <w:rPr>
+                <w:rFonts w:ascii="ＭＳ 明朝" w:eastAsia="ＭＳ 明朝" w:hAnsi="ＭＳ 明朝"/>
+              </w:rPr>
+            </w:pPr>
+            <w:r>
+              <w:rPr>
+                <w:rFonts w:ascii="ＭＳ 明朝" w:eastAsia="ＭＳ 明朝" w:hAnsi="ＭＳ 明朝"/>
+              </w:rPr>
+              <w:t>1</w:t>
+            </w:r>
+          </w:p>
+        </w:tc>
+      </w:tr>
+      <w:tr>
+        <w:trPr>
+          <w:trHeight w:val="315"/>
+        </w:trPr>
+        <w:tc>
+          <w:tcPr>
+            <w:tcW w:w="0" w:type="auto"/>
+            <w:vMerge/>
+            <w:tcBorders>
+              <w:top w:val="single" w:sz="6" w:space="0" w:color="CCCCCC"/>
+              <w:left w:val="single" w:sz="6" w:space="0" w:color="CCCCCC"/>
+              <w:bottom w:val="single" w:sz="6" w:space="0" w:color="CCCCCC"/>
+              <w:right w:val="single" w:sz="6" w:space="0" w:color="CCCCCC"/>
+            </w:tcBorders>
+            <w:vAlign w:val="center"/>
+            <w:hideMark/>
+          </w:tcPr>
+          <w:p>
+            <w:pPr>
+              <w:rPr>
+                <w:rFonts w:ascii="ＭＳ 明朝" w:eastAsia="ＭＳ 明朝" w:hAnsi="ＭＳ 明朝"/>
+              </w:rPr>
+            </w:pPr>
           </w:p>
         </w:tc>
         <w:tc>
@@ -8269,6 +13718,12 @@
                 <w:rFonts w:ascii="ＭＳ 明朝" w:eastAsia="ＭＳ 明朝" w:hAnsi="ＭＳ 明朝"/>
               </w:rPr>
             </w:pPr>
+            <w:r>
+              <w:rPr>
+                <w:rFonts w:ascii="ＭＳ 明朝" w:eastAsia="ＭＳ 明朝" w:hAnsi="ＭＳ 明朝"/>
+              </w:rPr>
+              <w:t>Adaptation</w:t>
+            </w:r>
           </w:p>
         </w:tc>
         <w:tc>
@@ -8280,6 +13735,7 @@
               <w:bottom w:val="single" w:sz="6" w:space="0" w:color="CCCCCC"/>
               <w:right w:val="single" w:sz="6" w:space="0" w:color="CCCCCC"/>
             </w:tcBorders>
+            <w:shd w:val="clear" w:color="auto" w:fill="57BB8A"/>
             <w:tcMar>
               <w:top w:w="30" w:type="dxa"/>
               <w:left w:w="45" w:type="dxa"/>
@@ -8299,34 +13755,8 @@
               <w:rPr>
                 <w:rFonts w:ascii="ＭＳ 明朝" w:eastAsia="ＭＳ 明朝" w:hAnsi="ＭＳ 明朝"/>
               </w:rPr>
-              <w:t>1</w:t>
+              <w:t>9</w:t>
             </w:r>
-          </w:p>
-        </w:tc>
-      </w:tr>
-      <w:tr>
-        <w:trPr>
-          <w:trHeight w:val="315"/>
-        </w:trPr>
-        <w:tc>
-          <w:tcPr>
-            <w:tcW w:w="0" w:type="auto"/>
-            <w:vMerge/>
-            <w:tcBorders>
-              <w:top w:val="single" w:sz="6" w:space="0" w:color="CCCCCC"/>
-              <w:left w:val="single" w:sz="6" w:space="0" w:color="CCCCCC"/>
-              <w:bottom w:val="single" w:sz="6" w:space="0" w:color="CCCCCC"/>
-              <w:right w:val="single" w:sz="6" w:space="0" w:color="CCCCCC"/>
-            </w:tcBorders>
-            <w:vAlign w:val="center"/>
-            <w:hideMark/>
-          </w:tcPr>
-          <w:p>
-            <w:pPr>
-              <w:rPr>
-                <w:rFonts w:ascii="ＭＳ 明朝" w:eastAsia="ＭＳ 明朝" w:hAnsi="ＭＳ 明朝"/>
-              </w:rPr>
-            </w:pPr>
           </w:p>
         </w:tc>
         <w:tc>
@@ -8338,6 +13768,7 @@
               <w:bottom w:val="single" w:sz="6" w:space="0" w:color="CCCCCC"/>
               <w:right w:val="single" w:sz="6" w:space="0" w:color="CCCCCC"/>
             </w:tcBorders>
+            <w:shd w:val="clear" w:color="auto" w:fill="EDF8F2"/>
             <w:tcMar>
               <w:top w:w="30" w:type="dxa"/>
               <w:left w:w="45" w:type="dxa"/>
@@ -8357,7 +13788,7 @@
               <w:rPr>
                 <w:rFonts w:ascii="ＭＳ 明朝" w:eastAsia="ＭＳ 明朝" w:hAnsi="ＭＳ 明朝"/>
               </w:rPr>
-              <w:t>Generalization</w:t>
+              <w:t>1</w:t>
             </w:r>
           </w:p>
         </w:tc>
@@ -8370,6 +13801,7 @@
               <w:bottom w:val="single" w:sz="6" w:space="0" w:color="CCCCCC"/>
               <w:right w:val="single" w:sz="6" w:space="0" w:color="CCCCCC"/>
             </w:tcBorders>
+            <w:shd w:val="clear" w:color="auto" w:fill="FFFFFF"/>
             <w:tcMar>
               <w:top w:w="30" w:type="dxa"/>
               <w:left w:w="45" w:type="dxa"/>
@@ -8389,7 +13821,7 @@
               <w:rPr>
                 <w:rFonts w:ascii="ＭＳ 明朝" w:eastAsia="ＭＳ 明朝" w:hAnsi="ＭＳ 明朝"/>
               </w:rPr>
-              <w:t>18</w:t>
+              <w:t>0</w:t>
             </w:r>
           </w:p>
         </w:tc>
@@ -8402,6 +13834,7 @@
               <w:bottom w:val="single" w:sz="6" w:space="0" w:color="CCCCCC"/>
               <w:right w:val="single" w:sz="6" w:space="0" w:color="CCCCCC"/>
             </w:tcBorders>
+            <w:shd w:val="clear" w:color="auto" w:fill="FFFFFF"/>
             <w:tcMar>
               <w:top w:w="30" w:type="dxa"/>
               <w:left w:w="45" w:type="dxa"/>
@@ -8421,918 +13854,8 @@
               <w:rPr>
                 <w:rFonts w:ascii="ＭＳ 明朝" w:eastAsia="ＭＳ 明朝" w:hAnsi="ＭＳ 明朝"/>
               </w:rPr>
-              <w:t>1</w:t>
+              <w:t>0</w:t>
             </w:r>
-          </w:p>
-        </w:tc>
-        <w:tc>
-          <w:tcPr>
-            <w:tcW w:w="0" w:type="auto"/>
-            <w:tcBorders>
-              <w:top w:val="single" w:sz="6" w:space="0" w:color="CCCCCC"/>
-              <w:left w:val="single" w:sz="6" w:space="0" w:color="CCCCCC"/>
-              <w:bottom w:val="single" w:sz="6" w:space="0" w:color="CCCCCC"/>
-              <w:right w:val="single" w:sz="6" w:space="0" w:color="CCCCCC"/>
-            </w:tcBorders>
-            <w:tcMar>
-              <w:top w:w="30" w:type="dxa"/>
-              <w:left w:w="45" w:type="dxa"/>
-              <w:bottom w:w="30" w:type="dxa"/>
-              <w:right w:w="45" w:type="dxa"/>
-            </w:tcMar>
-            <w:vAlign w:val="bottom"/>
-            <w:hideMark/>
-          </w:tcPr>
-          <w:p>
-            <w:pPr>
-              <w:rPr>
-                <w:rFonts w:ascii="ＭＳ 明朝" w:eastAsia="ＭＳ 明朝" w:hAnsi="ＭＳ 明朝"/>
-              </w:rPr>
-            </w:pPr>
-          </w:p>
-        </w:tc>
-        <w:tc>
-          <w:tcPr>
-            <w:tcW w:w="0" w:type="auto"/>
-            <w:tcBorders>
-              <w:top w:val="single" w:sz="6" w:space="0" w:color="CCCCCC"/>
-              <w:left w:val="single" w:sz="6" w:space="0" w:color="CCCCCC"/>
-              <w:bottom w:val="single" w:sz="6" w:space="0" w:color="CCCCCC"/>
-              <w:right w:val="single" w:sz="6" w:space="0" w:color="CCCCCC"/>
-            </w:tcBorders>
-            <w:tcMar>
-              <w:top w:w="30" w:type="dxa"/>
-              <w:left w:w="45" w:type="dxa"/>
-              <w:bottom w:w="30" w:type="dxa"/>
-              <w:right w:w="45" w:type="dxa"/>
-            </w:tcMar>
-            <w:vAlign w:val="bottom"/>
-            <w:hideMark/>
-          </w:tcPr>
-          <w:p>
-            <w:pPr>
-              <w:rPr>
-                <w:rFonts w:ascii="ＭＳ 明朝" w:eastAsia="ＭＳ 明朝" w:hAnsi="ＭＳ 明朝"/>
-              </w:rPr>
-            </w:pPr>
-          </w:p>
-        </w:tc>
-      </w:tr>
-      <w:tr>
-        <w:trPr>
-          <w:trHeight w:val="315"/>
-        </w:trPr>
-        <w:tc>
-          <w:tcPr>
-            <w:tcW w:w="0" w:type="auto"/>
-            <w:vMerge/>
-            <w:tcBorders>
-              <w:top w:val="single" w:sz="6" w:space="0" w:color="CCCCCC"/>
-              <w:left w:val="single" w:sz="6" w:space="0" w:color="CCCCCC"/>
-              <w:bottom w:val="single" w:sz="6" w:space="0" w:color="CCCCCC"/>
-              <w:right w:val="single" w:sz="6" w:space="0" w:color="CCCCCC"/>
-            </w:tcBorders>
-            <w:vAlign w:val="center"/>
-            <w:hideMark/>
-          </w:tcPr>
-          <w:p>
-            <w:pPr>
-              <w:rPr>
-                <w:rFonts w:ascii="ＭＳ 明朝" w:eastAsia="ＭＳ 明朝" w:hAnsi="ＭＳ 明朝"/>
-              </w:rPr>
-            </w:pPr>
-          </w:p>
-        </w:tc>
-        <w:tc>
-          <w:tcPr>
-            <w:tcW w:w="0" w:type="auto"/>
-            <w:tcBorders>
-              <w:top w:val="single" w:sz="6" w:space="0" w:color="CCCCCC"/>
-              <w:left w:val="single" w:sz="6" w:space="0" w:color="CCCCCC"/>
-              <w:bottom w:val="single" w:sz="6" w:space="0" w:color="CCCCCC"/>
-              <w:right w:val="single" w:sz="6" w:space="0" w:color="CCCCCC"/>
-            </w:tcBorders>
-            <w:tcMar>
-              <w:top w:w="30" w:type="dxa"/>
-              <w:left w:w="45" w:type="dxa"/>
-              <w:bottom w:w="30" w:type="dxa"/>
-              <w:right w:w="45" w:type="dxa"/>
-            </w:tcMar>
-            <w:vAlign w:val="bottom"/>
-            <w:hideMark/>
-          </w:tcPr>
-          <w:p>
-            <w:pPr>
-              <w:rPr>
-                <w:rFonts w:ascii="ＭＳ 明朝" w:eastAsia="ＭＳ 明朝" w:hAnsi="ＭＳ 明朝"/>
-              </w:rPr>
-            </w:pPr>
-            <w:r>
-              <w:rPr>
-                <w:rFonts w:ascii="ＭＳ 明朝" w:eastAsia="ＭＳ 明朝" w:hAnsi="ＭＳ 明朝"/>
-              </w:rPr>
-              <w:t>Established equivalent</w:t>
-            </w:r>
-          </w:p>
-        </w:tc>
-        <w:tc>
-          <w:tcPr>
-            <w:tcW w:w="0" w:type="auto"/>
-            <w:tcBorders>
-              <w:top w:val="single" w:sz="6" w:space="0" w:color="CCCCCC"/>
-              <w:left w:val="single" w:sz="6" w:space="0" w:color="CCCCCC"/>
-              <w:bottom w:val="single" w:sz="6" w:space="0" w:color="CCCCCC"/>
-              <w:right w:val="single" w:sz="6" w:space="0" w:color="CCCCCC"/>
-            </w:tcBorders>
-            <w:tcMar>
-              <w:top w:w="30" w:type="dxa"/>
-              <w:left w:w="45" w:type="dxa"/>
-              <w:bottom w:w="30" w:type="dxa"/>
-              <w:right w:w="45" w:type="dxa"/>
-            </w:tcMar>
-            <w:vAlign w:val="bottom"/>
-            <w:hideMark/>
-          </w:tcPr>
-          <w:p>
-            <w:pPr>
-              <w:rPr>
-                <w:rFonts w:ascii="ＭＳ 明朝" w:eastAsia="ＭＳ 明朝" w:hAnsi="ＭＳ 明朝"/>
-              </w:rPr>
-            </w:pPr>
-            <w:r>
-              <w:rPr>
-                <w:rFonts w:ascii="ＭＳ 明朝" w:eastAsia="ＭＳ 明朝" w:hAnsi="ＭＳ 明朝"/>
-              </w:rPr>
-              <w:t>63</w:t>
-            </w:r>
-          </w:p>
-        </w:tc>
-        <w:tc>
-          <w:tcPr>
-            <w:tcW w:w="0" w:type="auto"/>
-            <w:tcBorders>
-              <w:top w:val="single" w:sz="6" w:space="0" w:color="CCCCCC"/>
-              <w:left w:val="single" w:sz="6" w:space="0" w:color="CCCCCC"/>
-              <w:bottom w:val="single" w:sz="6" w:space="0" w:color="CCCCCC"/>
-              <w:right w:val="single" w:sz="6" w:space="0" w:color="CCCCCC"/>
-            </w:tcBorders>
-            <w:tcMar>
-              <w:top w:w="30" w:type="dxa"/>
-              <w:left w:w="45" w:type="dxa"/>
-              <w:bottom w:w="30" w:type="dxa"/>
-              <w:right w:w="45" w:type="dxa"/>
-            </w:tcMar>
-            <w:vAlign w:val="bottom"/>
-            <w:hideMark/>
-          </w:tcPr>
-          <w:p>
-            <w:pPr>
-              <w:rPr>
-                <w:rFonts w:ascii="ＭＳ 明朝" w:eastAsia="ＭＳ 明朝" w:hAnsi="ＭＳ 明朝"/>
-              </w:rPr>
-            </w:pPr>
-          </w:p>
-        </w:tc>
-        <w:tc>
-          <w:tcPr>
-            <w:tcW w:w="0" w:type="auto"/>
-            <w:tcBorders>
-              <w:top w:val="single" w:sz="6" w:space="0" w:color="CCCCCC"/>
-              <w:left w:val="single" w:sz="6" w:space="0" w:color="CCCCCC"/>
-              <w:bottom w:val="single" w:sz="6" w:space="0" w:color="CCCCCC"/>
-              <w:right w:val="single" w:sz="6" w:space="0" w:color="CCCCCC"/>
-            </w:tcBorders>
-            <w:tcMar>
-              <w:top w:w="30" w:type="dxa"/>
-              <w:left w:w="45" w:type="dxa"/>
-              <w:bottom w:w="30" w:type="dxa"/>
-              <w:right w:w="45" w:type="dxa"/>
-            </w:tcMar>
-            <w:vAlign w:val="bottom"/>
-            <w:hideMark/>
-          </w:tcPr>
-          <w:p>
-            <w:pPr>
-              <w:rPr>
-                <w:rFonts w:ascii="ＭＳ 明朝" w:eastAsia="ＭＳ 明朝" w:hAnsi="ＭＳ 明朝"/>
-              </w:rPr>
-            </w:pPr>
-          </w:p>
-        </w:tc>
-        <w:tc>
-          <w:tcPr>
-            <w:tcW w:w="0" w:type="auto"/>
-            <w:tcBorders>
-              <w:top w:val="single" w:sz="6" w:space="0" w:color="CCCCCC"/>
-              <w:left w:val="single" w:sz="6" w:space="0" w:color="CCCCCC"/>
-              <w:bottom w:val="single" w:sz="6" w:space="0" w:color="CCCCCC"/>
-              <w:right w:val="single" w:sz="6" w:space="0" w:color="CCCCCC"/>
-            </w:tcBorders>
-            <w:tcMar>
-              <w:top w:w="30" w:type="dxa"/>
-              <w:left w:w="45" w:type="dxa"/>
-              <w:bottom w:w="30" w:type="dxa"/>
-              <w:right w:w="45" w:type="dxa"/>
-            </w:tcMar>
-            <w:vAlign w:val="bottom"/>
-            <w:hideMark/>
-          </w:tcPr>
-          <w:p>
-            <w:pPr>
-              <w:rPr>
-                <w:rFonts w:ascii="ＭＳ 明朝" w:eastAsia="ＭＳ 明朝" w:hAnsi="ＭＳ 明朝"/>
-              </w:rPr>
-            </w:pPr>
-            <w:r>
-              <w:rPr>
-                <w:rFonts w:ascii="ＭＳ 明朝" w:eastAsia="ＭＳ 明朝" w:hAnsi="ＭＳ 明朝"/>
-              </w:rPr>
-              <w:t>1</w:t>
-            </w:r>
-          </w:p>
-        </w:tc>
-      </w:tr>
-      <w:tr>
-        <w:trPr>
-          <w:trHeight w:val="315"/>
-        </w:trPr>
-        <w:tc>
-          <w:tcPr>
-            <w:tcW w:w="0" w:type="auto"/>
-            <w:vMerge/>
-            <w:tcBorders>
-              <w:top w:val="single" w:sz="6" w:space="0" w:color="CCCCCC"/>
-              <w:left w:val="single" w:sz="6" w:space="0" w:color="CCCCCC"/>
-              <w:bottom w:val="single" w:sz="6" w:space="0" w:color="CCCCCC"/>
-              <w:right w:val="single" w:sz="6" w:space="0" w:color="CCCCCC"/>
-            </w:tcBorders>
-            <w:vAlign w:val="center"/>
-            <w:hideMark/>
-          </w:tcPr>
-          <w:p>
-            <w:pPr>
-              <w:rPr>
-                <w:rFonts w:ascii="ＭＳ 明朝" w:eastAsia="ＭＳ 明朝" w:hAnsi="ＭＳ 明朝"/>
-              </w:rPr>
-            </w:pPr>
-          </w:p>
-        </w:tc>
-        <w:tc>
-          <w:tcPr>
-            <w:tcW w:w="0" w:type="auto"/>
-            <w:tcBorders>
-              <w:top w:val="single" w:sz="6" w:space="0" w:color="CCCCCC"/>
-              <w:left w:val="single" w:sz="6" w:space="0" w:color="CCCCCC"/>
-              <w:bottom w:val="single" w:sz="6" w:space="0" w:color="CCCCCC"/>
-              <w:right w:val="single" w:sz="6" w:space="0" w:color="CCCCCC"/>
-            </w:tcBorders>
-            <w:tcMar>
-              <w:top w:w="30" w:type="dxa"/>
-              <w:left w:w="45" w:type="dxa"/>
-              <w:bottom w:w="30" w:type="dxa"/>
-              <w:right w:w="45" w:type="dxa"/>
-            </w:tcMar>
-            <w:vAlign w:val="bottom"/>
-            <w:hideMark/>
-          </w:tcPr>
-          <w:p>
-            <w:pPr>
-              <w:rPr>
-                <w:rFonts w:ascii="ＭＳ 明朝" w:eastAsia="ＭＳ 明朝" w:hAnsi="ＭＳ 明朝"/>
-              </w:rPr>
-            </w:pPr>
-            <w:r>
-              <w:rPr>
-                <w:rFonts w:ascii="ＭＳ 明朝" w:eastAsia="ＭＳ 明朝" w:hAnsi="ＭＳ 明朝"/>
-              </w:rPr>
-              <w:t>Description</w:t>
-            </w:r>
-          </w:p>
-        </w:tc>
-        <w:tc>
-          <w:tcPr>
-            <w:tcW w:w="0" w:type="auto"/>
-            <w:tcBorders>
-              <w:top w:val="single" w:sz="6" w:space="0" w:color="CCCCCC"/>
-              <w:left w:val="single" w:sz="6" w:space="0" w:color="CCCCCC"/>
-              <w:bottom w:val="single" w:sz="6" w:space="0" w:color="CCCCCC"/>
-              <w:right w:val="single" w:sz="6" w:space="0" w:color="CCCCCC"/>
-            </w:tcBorders>
-            <w:tcMar>
-              <w:top w:w="30" w:type="dxa"/>
-              <w:left w:w="45" w:type="dxa"/>
-              <w:bottom w:w="30" w:type="dxa"/>
-              <w:right w:w="45" w:type="dxa"/>
-            </w:tcMar>
-            <w:vAlign w:val="bottom"/>
-            <w:hideMark/>
-          </w:tcPr>
-          <w:p>
-            <w:pPr>
-              <w:rPr>
-                <w:rFonts w:ascii="ＭＳ 明朝" w:eastAsia="ＭＳ 明朝" w:hAnsi="ＭＳ 明朝"/>
-              </w:rPr>
-            </w:pPr>
-            <w:r>
-              <w:rPr>
-                <w:rFonts w:ascii="ＭＳ 明朝" w:eastAsia="ＭＳ 明朝" w:hAnsi="ＭＳ 明朝"/>
-              </w:rPr>
-              <w:t>12</w:t>
-            </w:r>
-          </w:p>
-        </w:tc>
-        <w:tc>
-          <w:tcPr>
-            <w:tcW w:w="0" w:type="auto"/>
-            <w:tcBorders>
-              <w:top w:val="single" w:sz="6" w:space="0" w:color="CCCCCC"/>
-              <w:left w:val="single" w:sz="6" w:space="0" w:color="CCCCCC"/>
-              <w:bottom w:val="single" w:sz="6" w:space="0" w:color="CCCCCC"/>
-              <w:right w:val="single" w:sz="6" w:space="0" w:color="CCCCCC"/>
-            </w:tcBorders>
-            <w:tcMar>
-              <w:top w:w="30" w:type="dxa"/>
-              <w:left w:w="45" w:type="dxa"/>
-              <w:bottom w:w="30" w:type="dxa"/>
-              <w:right w:w="45" w:type="dxa"/>
-            </w:tcMar>
-            <w:vAlign w:val="bottom"/>
-            <w:hideMark/>
-          </w:tcPr>
-          <w:p>
-            <w:pPr>
-              <w:rPr>
-                <w:rFonts w:ascii="ＭＳ 明朝" w:eastAsia="ＭＳ 明朝" w:hAnsi="ＭＳ 明朝"/>
-              </w:rPr>
-            </w:pPr>
-          </w:p>
-        </w:tc>
-        <w:tc>
-          <w:tcPr>
-            <w:tcW w:w="0" w:type="auto"/>
-            <w:tcBorders>
-              <w:top w:val="single" w:sz="6" w:space="0" w:color="CCCCCC"/>
-              <w:left w:val="single" w:sz="6" w:space="0" w:color="CCCCCC"/>
-              <w:bottom w:val="single" w:sz="6" w:space="0" w:color="CCCCCC"/>
-              <w:right w:val="single" w:sz="6" w:space="0" w:color="CCCCCC"/>
-            </w:tcBorders>
-            <w:tcMar>
-              <w:top w:w="30" w:type="dxa"/>
-              <w:left w:w="45" w:type="dxa"/>
-              <w:bottom w:w="30" w:type="dxa"/>
-              <w:right w:w="45" w:type="dxa"/>
-            </w:tcMar>
-            <w:vAlign w:val="bottom"/>
-            <w:hideMark/>
-          </w:tcPr>
-          <w:p>
-            <w:pPr>
-              <w:rPr>
-                <w:rFonts w:ascii="ＭＳ 明朝" w:eastAsia="ＭＳ 明朝" w:hAnsi="ＭＳ 明朝"/>
-              </w:rPr>
-            </w:pPr>
-            <w:r>
-              <w:rPr>
-                <w:rFonts w:ascii="ＭＳ 明朝" w:eastAsia="ＭＳ 明朝" w:hAnsi="ＭＳ 明朝"/>
-              </w:rPr>
-              <w:t>1</w:t>
-            </w:r>
-          </w:p>
-        </w:tc>
-        <w:tc>
-          <w:tcPr>
-            <w:tcW w:w="0" w:type="auto"/>
-            <w:tcBorders>
-              <w:top w:val="single" w:sz="6" w:space="0" w:color="CCCCCC"/>
-              <w:left w:val="single" w:sz="6" w:space="0" w:color="CCCCCC"/>
-              <w:bottom w:val="single" w:sz="6" w:space="0" w:color="CCCCCC"/>
-              <w:right w:val="single" w:sz="6" w:space="0" w:color="CCCCCC"/>
-            </w:tcBorders>
-            <w:tcMar>
-              <w:top w:w="30" w:type="dxa"/>
-              <w:left w:w="45" w:type="dxa"/>
-              <w:bottom w:w="30" w:type="dxa"/>
-              <w:right w:w="45" w:type="dxa"/>
-            </w:tcMar>
-            <w:vAlign w:val="bottom"/>
-            <w:hideMark/>
-          </w:tcPr>
-          <w:p>
-            <w:pPr>
-              <w:rPr>
-                <w:rFonts w:ascii="ＭＳ 明朝" w:eastAsia="ＭＳ 明朝" w:hAnsi="ＭＳ 明朝"/>
-              </w:rPr>
-            </w:pPr>
-          </w:p>
-        </w:tc>
-      </w:tr>
-      <w:tr>
-        <w:trPr>
-          <w:trHeight w:val="315"/>
-        </w:trPr>
-        <w:tc>
-          <w:tcPr>
-            <w:tcW w:w="0" w:type="auto"/>
-            <w:vMerge/>
-            <w:tcBorders>
-              <w:top w:val="single" w:sz="6" w:space="0" w:color="CCCCCC"/>
-              <w:left w:val="single" w:sz="6" w:space="0" w:color="CCCCCC"/>
-              <w:bottom w:val="single" w:sz="6" w:space="0" w:color="CCCCCC"/>
-              <w:right w:val="single" w:sz="6" w:space="0" w:color="CCCCCC"/>
-            </w:tcBorders>
-            <w:vAlign w:val="center"/>
-            <w:hideMark/>
-          </w:tcPr>
-          <w:p>
-            <w:pPr>
-              <w:rPr>
-                <w:rFonts w:ascii="ＭＳ 明朝" w:eastAsia="ＭＳ 明朝" w:hAnsi="ＭＳ 明朝"/>
-              </w:rPr>
-            </w:pPr>
-          </w:p>
-        </w:tc>
-        <w:tc>
-          <w:tcPr>
-            <w:tcW w:w="0" w:type="auto"/>
-            <w:tcBorders>
-              <w:top w:val="single" w:sz="6" w:space="0" w:color="CCCCCC"/>
-              <w:left w:val="single" w:sz="6" w:space="0" w:color="CCCCCC"/>
-              <w:bottom w:val="single" w:sz="6" w:space="0" w:color="CCCCCC"/>
-              <w:right w:val="single" w:sz="6" w:space="0" w:color="CCCCCC"/>
-            </w:tcBorders>
-            <w:tcMar>
-              <w:top w:w="30" w:type="dxa"/>
-              <w:left w:w="45" w:type="dxa"/>
-              <w:bottom w:w="30" w:type="dxa"/>
-              <w:right w:w="45" w:type="dxa"/>
-            </w:tcMar>
-            <w:vAlign w:val="bottom"/>
-            <w:hideMark/>
-          </w:tcPr>
-          <w:p>
-            <w:pPr>
-              <w:rPr>
-                <w:rFonts w:ascii="ＭＳ 明朝" w:eastAsia="ＭＳ 明朝" w:hAnsi="ＭＳ 明朝"/>
-              </w:rPr>
-            </w:pPr>
-            <w:r>
-              <w:rPr>
-                <w:rFonts w:ascii="ＭＳ 明朝" w:eastAsia="ＭＳ 明朝" w:hAnsi="ＭＳ 明朝"/>
-              </w:rPr>
-              <w:t>Borrowing</w:t>
-            </w:r>
-          </w:p>
-        </w:tc>
-        <w:tc>
-          <w:tcPr>
-            <w:tcW w:w="0" w:type="auto"/>
-            <w:tcBorders>
-              <w:top w:val="single" w:sz="6" w:space="0" w:color="CCCCCC"/>
-              <w:left w:val="single" w:sz="6" w:space="0" w:color="CCCCCC"/>
-              <w:bottom w:val="single" w:sz="6" w:space="0" w:color="CCCCCC"/>
-              <w:right w:val="single" w:sz="6" w:space="0" w:color="CCCCCC"/>
-            </w:tcBorders>
-            <w:tcMar>
-              <w:top w:w="30" w:type="dxa"/>
-              <w:left w:w="45" w:type="dxa"/>
-              <w:bottom w:w="30" w:type="dxa"/>
-              <w:right w:w="45" w:type="dxa"/>
-            </w:tcMar>
-            <w:vAlign w:val="bottom"/>
-            <w:hideMark/>
-          </w:tcPr>
-          <w:p>
-            <w:pPr>
-              <w:rPr>
-                <w:rFonts w:ascii="ＭＳ 明朝" w:eastAsia="ＭＳ 明朝" w:hAnsi="ＭＳ 明朝"/>
-              </w:rPr>
-            </w:pPr>
-          </w:p>
-        </w:tc>
-        <w:tc>
-          <w:tcPr>
-            <w:tcW w:w="0" w:type="auto"/>
-            <w:tcBorders>
-              <w:top w:val="single" w:sz="6" w:space="0" w:color="CCCCCC"/>
-              <w:left w:val="single" w:sz="6" w:space="0" w:color="CCCCCC"/>
-              <w:bottom w:val="single" w:sz="6" w:space="0" w:color="CCCCCC"/>
-              <w:right w:val="single" w:sz="6" w:space="0" w:color="CCCCCC"/>
-            </w:tcBorders>
-            <w:tcMar>
-              <w:top w:w="30" w:type="dxa"/>
-              <w:left w:w="45" w:type="dxa"/>
-              <w:bottom w:w="30" w:type="dxa"/>
-              <w:right w:w="45" w:type="dxa"/>
-            </w:tcMar>
-            <w:vAlign w:val="bottom"/>
-            <w:hideMark/>
-          </w:tcPr>
-          <w:p>
-            <w:pPr>
-              <w:rPr>
-                <w:rFonts w:ascii="ＭＳ 明朝" w:eastAsia="ＭＳ 明朝" w:hAnsi="ＭＳ 明朝"/>
-              </w:rPr>
-            </w:pPr>
-          </w:p>
-        </w:tc>
-        <w:tc>
-          <w:tcPr>
-            <w:tcW w:w="0" w:type="auto"/>
-            <w:tcBorders>
-              <w:top w:val="single" w:sz="6" w:space="0" w:color="CCCCCC"/>
-              <w:left w:val="single" w:sz="6" w:space="0" w:color="CCCCCC"/>
-              <w:bottom w:val="single" w:sz="6" w:space="0" w:color="CCCCCC"/>
-              <w:right w:val="single" w:sz="6" w:space="0" w:color="CCCCCC"/>
-            </w:tcBorders>
-            <w:tcMar>
-              <w:top w:w="30" w:type="dxa"/>
-              <w:left w:w="45" w:type="dxa"/>
-              <w:bottom w:w="30" w:type="dxa"/>
-              <w:right w:w="45" w:type="dxa"/>
-            </w:tcMar>
-            <w:vAlign w:val="bottom"/>
-            <w:hideMark/>
-          </w:tcPr>
-          <w:p>
-            <w:pPr>
-              <w:rPr>
-                <w:rFonts w:ascii="ＭＳ 明朝" w:eastAsia="ＭＳ 明朝" w:hAnsi="ＭＳ 明朝"/>
-              </w:rPr>
-            </w:pPr>
-          </w:p>
-        </w:tc>
-        <w:tc>
-          <w:tcPr>
-            <w:tcW w:w="0" w:type="auto"/>
-            <w:tcBorders>
-              <w:top w:val="single" w:sz="6" w:space="0" w:color="CCCCCC"/>
-              <w:left w:val="single" w:sz="6" w:space="0" w:color="CCCCCC"/>
-              <w:bottom w:val="single" w:sz="6" w:space="0" w:color="CCCCCC"/>
-              <w:right w:val="single" w:sz="6" w:space="0" w:color="CCCCCC"/>
-            </w:tcBorders>
-            <w:tcMar>
-              <w:top w:w="30" w:type="dxa"/>
-              <w:left w:w="45" w:type="dxa"/>
-              <w:bottom w:w="30" w:type="dxa"/>
-              <w:right w:w="45" w:type="dxa"/>
-            </w:tcMar>
-            <w:vAlign w:val="bottom"/>
-            <w:hideMark/>
-          </w:tcPr>
-          <w:p>
-            <w:pPr>
-              <w:rPr>
-                <w:rFonts w:ascii="ＭＳ 明朝" w:eastAsia="ＭＳ 明朝" w:hAnsi="ＭＳ 明朝"/>
-              </w:rPr>
-            </w:pPr>
-            <w:r>
-              <w:rPr>
-                <w:rFonts w:ascii="ＭＳ 明朝" w:eastAsia="ＭＳ 明朝" w:hAnsi="ＭＳ 明朝"/>
-              </w:rPr>
-              <w:t>18</w:t>
-            </w:r>
-          </w:p>
-        </w:tc>
-      </w:tr>
-      <w:tr>
-        <w:trPr>
-          <w:trHeight w:val="315"/>
-        </w:trPr>
-        <w:tc>
-          <w:tcPr>
-            <w:tcW w:w="0" w:type="auto"/>
-            <w:vMerge/>
-            <w:tcBorders>
-              <w:top w:val="single" w:sz="6" w:space="0" w:color="CCCCCC"/>
-              <w:left w:val="single" w:sz="6" w:space="0" w:color="CCCCCC"/>
-              <w:bottom w:val="single" w:sz="6" w:space="0" w:color="CCCCCC"/>
-              <w:right w:val="single" w:sz="6" w:space="0" w:color="CCCCCC"/>
-            </w:tcBorders>
-            <w:vAlign w:val="center"/>
-            <w:hideMark/>
-          </w:tcPr>
-          <w:p>
-            <w:pPr>
-              <w:rPr>
-                <w:rFonts w:ascii="ＭＳ 明朝" w:eastAsia="ＭＳ 明朝" w:hAnsi="ＭＳ 明朝"/>
-              </w:rPr>
-            </w:pPr>
-          </w:p>
-        </w:tc>
-        <w:tc>
-          <w:tcPr>
-            <w:tcW w:w="0" w:type="auto"/>
-            <w:tcBorders>
-              <w:top w:val="single" w:sz="6" w:space="0" w:color="CCCCCC"/>
-              <w:left w:val="single" w:sz="6" w:space="0" w:color="CCCCCC"/>
-              <w:bottom w:val="single" w:sz="6" w:space="0" w:color="CCCCCC"/>
-              <w:right w:val="single" w:sz="6" w:space="0" w:color="CCCCCC"/>
-            </w:tcBorders>
-            <w:tcMar>
-              <w:top w:w="30" w:type="dxa"/>
-              <w:left w:w="45" w:type="dxa"/>
-              <w:bottom w:w="30" w:type="dxa"/>
-              <w:right w:w="45" w:type="dxa"/>
-            </w:tcMar>
-            <w:vAlign w:val="bottom"/>
-            <w:hideMark/>
-          </w:tcPr>
-          <w:p>
-            <w:pPr>
-              <w:rPr>
-                <w:rFonts w:ascii="ＭＳ 明朝" w:eastAsia="ＭＳ 明朝" w:hAnsi="ＭＳ 明朝"/>
-              </w:rPr>
-            </w:pPr>
-            <w:r>
-              <w:rPr>
-                <w:rFonts w:ascii="ＭＳ 明朝" w:eastAsia="ＭＳ 明朝" w:hAnsi="ＭＳ 明朝"/>
-              </w:rPr>
-              <w:t>Amplification</w:t>
-            </w:r>
-          </w:p>
-        </w:tc>
-        <w:tc>
-          <w:tcPr>
-            <w:tcW w:w="0" w:type="auto"/>
-            <w:tcBorders>
-              <w:top w:val="single" w:sz="6" w:space="0" w:color="CCCCCC"/>
-              <w:left w:val="single" w:sz="6" w:space="0" w:color="CCCCCC"/>
-              <w:bottom w:val="single" w:sz="6" w:space="0" w:color="CCCCCC"/>
-              <w:right w:val="single" w:sz="6" w:space="0" w:color="CCCCCC"/>
-            </w:tcBorders>
-            <w:tcMar>
-              <w:top w:w="30" w:type="dxa"/>
-              <w:left w:w="45" w:type="dxa"/>
-              <w:bottom w:w="30" w:type="dxa"/>
-              <w:right w:w="45" w:type="dxa"/>
-            </w:tcMar>
-            <w:vAlign w:val="bottom"/>
-            <w:hideMark/>
-          </w:tcPr>
-          <w:p>
-            <w:pPr>
-              <w:rPr>
-                <w:rFonts w:ascii="ＭＳ 明朝" w:eastAsia="ＭＳ 明朝" w:hAnsi="ＭＳ 明朝"/>
-              </w:rPr>
-            </w:pPr>
-          </w:p>
-        </w:tc>
-        <w:tc>
-          <w:tcPr>
-            <w:tcW w:w="0" w:type="auto"/>
-            <w:tcBorders>
-              <w:top w:val="single" w:sz="6" w:space="0" w:color="CCCCCC"/>
-              <w:left w:val="single" w:sz="6" w:space="0" w:color="CCCCCC"/>
-              <w:bottom w:val="single" w:sz="6" w:space="0" w:color="CCCCCC"/>
-              <w:right w:val="single" w:sz="6" w:space="0" w:color="CCCCCC"/>
-            </w:tcBorders>
-            <w:tcMar>
-              <w:top w:w="30" w:type="dxa"/>
-              <w:left w:w="45" w:type="dxa"/>
-              <w:bottom w:w="30" w:type="dxa"/>
-              <w:right w:w="45" w:type="dxa"/>
-            </w:tcMar>
-            <w:vAlign w:val="bottom"/>
-            <w:hideMark/>
-          </w:tcPr>
-          <w:p>
-            <w:pPr>
-              <w:rPr>
-                <w:rFonts w:ascii="ＭＳ 明朝" w:eastAsia="ＭＳ 明朝" w:hAnsi="ＭＳ 明朝"/>
-              </w:rPr>
-            </w:pPr>
-          </w:p>
-        </w:tc>
-        <w:tc>
-          <w:tcPr>
-            <w:tcW w:w="0" w:type="auto"/>
-            <w:tcBorders>
-              <w:top w:val="single" w:sz="6" w:space="0" w:color="CCCCCC"/>
-              <w:left w:val="single" w:sz="6" w:space="0" w:color="CCCCCC"/>
-              <w:bottom w:val="single" w:sz="6" w:space="0" w:color="CCCCCC"/>
-              <w:right w:val="single" w:sz="6" w:space="0" w:color="CCCCCC"/>
-            </w:tcBorders>
-            <w:tcMar>
-              <w:top w:w="30" w:type="dxa"/>
-              <w:left w:w="45" w:type="dxa"/>
-              <w:bottom w:w="30" w:type="dxa"/>
-              <w:right w:w="45" w:type="dxa"/>
-            </w:tcMar>
-            <w:vAlign w:val="bottom"/>
-            <w:hideMark/>
-          </w:tcPr>
-          <w:p>
-            <w:pPr>
-              <w:rPr>
-                <w:rFonts w:ascii="ＭＳ 明朝" w:eastAsia="ＭＳ 明朝" w:hAnsi="ＭＳ 明朝"/>
-              </w:rPr>
-            </w:pPr>
-            <w:r>
-              <w:rPr>
-                <w:rFonts w:ascii="ＭＳ 明朝" w:eastAsia="ＭＳ 明朝" w:hAnsi="ＭＳ 明朝"/>
-              </w:rPr>
-              <w:t>11</w:t>
-            </w:r>
-          </w:p>
-        </w:tc>
-        <w:tc>
-          <w:tcPr>
-            <w:tcW w:w="0" w:type="auto"/>
-            <w:tcBorders>
-              <w:top w:val="single" w:sz="6" w:space="0" w:color="CCCCCC"/>
-              <w:left w:val="single" w:sz="6" w:space="0" w:color="CCCCCC"/>
-              <w:bottom w:val="single" w:sz="6" w:space="0" w:color="CCCCCC"/>
-              <w:right w:val="single" w:sz="6" w:space="0" w:color="CCCCCC"/>
-            </w:tcBorders>
-            <w:tcMar>
-              <w:top w:w="30" w:type="dxa"/>
-              <w:left w:w="45" w:type="dxa"/>
-              <w:bottom w:w="30" w:type="dxa"/>
-              <w:right w:w="45" w:type="dxa"/>
-            </w:tcMar>
-            <w:vAlign w:val="bottom"/>
-            <w:hideMark/>
-          </w:tcPr>
-          <w:p>
-            <w:pPr>
-              <w:rPr>
-                <w:rFonts w:ascii="ＭＳ 明朝" w:eastAsia="ＭＳ 明朝" w:hAnsi="ＭＳ 明朝"/>
-              </w:rPr>
-            </w:pPr>
-          </w:p>
-        </w:tc>
-      </w:tr>
-      <w:tr>
-        <w:trPr>
-          <w:trHeight w:val="315"/>
-        </w:trPr>
-        <w:tc>
-          <w:tcPr>
-            <w:tcW w:w="0" w:type="auto"/>
-            <w:vMerge/>
-            <w:tcBorders>
-              <w:top w:val="single" w:sz="6" w:space="0" w:color="CCCCCC"/>
-              <w:left w:val="single" w:sz="6" w:space="0" w:color="CCCCCC"/>
-              <w:bottom w:val="single" w:sz="6" w:space="0" w:color="CCCCCC"/>
-              <w:right w:val="single" w:sz="6" w:space="0" w:color="CCCCCC"/>
-            </w:tcBorders>
-            <w:vAlign w:val="center"/>
-            <w:hideMark/>
-          </w:tcPr>
-          <w:p>
-            <w:pPr>
-              <w:rPr>
-                <w:rFonts w:ascii="ＭＳ 明朝" w:eastAsia="ＭＳ 明朝" w:hAnsi="ＭＳ 明朝"/>
-              </w:rPr>
-            </w:pPr>
-          </w:p>
-        </w:tc>
-        <w:tc>
-          <w:tcPr>
-            <w:tcW w:w="0" w:type="auto"/>
-            <w:tcBorders>
-              <w:top w:val="single" w:sz="6" w:space="0" w:color="CCCCCC"/>
-              <w:left w:val="single" w:sz="6" w:space="0" w:color="CCCCCC"/>
-              <w:bottom w:val="single" w:sz="6" w:space="0" w:color="CCCCCC"/>
-              <w:right w:val="single" w:sz="6" w:space="0" w:color="CCCCCC"/>
-            </w:tcBorders>
-            <w:tcMar>
-              <w:top w:w="30" w:type="dxa"/>
-              <w:left w:w="45" w:type="dxa"/>
-              <w:bottom w:w="30" w:type="dxa"/>
-              <w:right w:w="45" w:type="dxa"/>
-            </w:tcMar>
-            <w:vAlign w:val="bottom"/>
-            <w:hideMark/>
-          </w:tcPr>
-          <w:p>
-            <w:pPr>
-              <w:rPr>
-                <w:rFonts w:ascii="ＭＳ 明朝" w:eastAsia="ＭＳ 明朝" w:hAnsi="ＭＳ 明朝"/>
-              </w:rPr>
-            </w:pPr>
-            <w:r>
-              <w:rPr>
-                <w:rFonts w:ascii="ＭＳ 明朝" w:eastAsia="ＭＳ 明朝" w:hAnsi="ＭＳ 明朝"/>
-              </w:rPr>
-              <w:t>Adaptation</w:t>
-            </w:r>
-          </w:p>
-        </w:tc>
-        <w:tc>
-          <w:tcPr>
-            <w:tcW w:w="0" w:type="auto"/>
-            <w:tcBorders>
-              <w:top w:val="single" w:sz="6" w:space="0" w:color="CCCCCC"/>
-              <w:left w:val="single" w:sz="6" w:space="0" w:color="CCCCCC"/>
-              <w:bottom w:val="single" w:sz="6" w:space="0" w:color="CCCCCC"/>
-              <w:right w:val="single" w:sz="6" w:space="0" w:color="CCCCCC"/>
-            </w:tcBorders>
-            <w:tcMar>
-              <w:top w:w="30" w:type="dxa"/>
-              <w:left w:w="45" w:type="dxa"/>
-              <w:bottom w:w="30" w:type="dxa"/>
-              <w:right w:w="45" w:type="dxa"/>
-            </w:tcMar>
-            <w:vAlign w:val="bottom"/>
-            <w:hideMark/>
-          </w:tcPr>
-          <w:p>
-            <w:pPr>
-              <w:rPr>
-                <w:rFonts w:ascii="ＭＳ 明朝" w:eastAsia="ＭＳ 明朝" w:hAnsi="ＭＳ 明朝"/>
-              </w:rPr>
-            </w:pPr>
-            <w:r>
-              <w:rPr>
-                <w:rFonts w:ascii="ＭＳ 明朝" w:eastAsia="ＭＳ 明朝" w:hAnsi="ＭＳ 明朝"/>
-              </w:rPr>
-              <w:t>4</w:t>
-            </w:r>
-          </w:p>
-        </w:tc>
-        <w:tc>
-          <w:tcPr>
-            <w:tcW w:w="0" w:type="auto"/>
-            <w:tcBorders>
-              <w:top w:val="single" w:sz="6" w:space="0" w:color="CCCCCC"/>
-              <w:left w:val="single" w:sz="6" w:space="0" w:color="CCCCCC"/>
-              <w:bottom w:val="single" w:sz="6" w:space="0" w:color="CCCCCC"/>
-              <w:right w:val="single" w:sz="6" w:space="0" w:color="CCCCCC"/>
-            </w:tcBorders>
-            <w:tcMar>
-              <w:top w:w="30" w:type="dxa"/>
-              <w:left w:w="45" w:type="dxa"/>
-              <w:bottom w:w="30" w:type="dxa"/>
-              <w:right w:w="45" w:type="dxa"/>
-            </w:tcMar>
-            <w:vAlign w:val="bottom"/>
-            <w:hideMark/>
-          </w:tcPr>
-          <w:p>
-            <w:pPr>
-              <w:rPr>
-                <w:rFonts w:ascii="ＭＳ 明朝" w:eastAsia="ＭＳ 明朝" w:hAnsi="ＭＳ 明朝"/>
-              </w:rPr>
-            </w:pPr>
-            <w:r>
-              <w:rPr>
-                <w:rFonts w:ascii="ＭＳ 明朝" w:eastAsia="ＭＳ 明朝" w:hAnsi="ＭＳ 明朝"/>
-              </w:rPr>
-              <w:t>1</w:t>
-            </w:r>
-          </w:p>
-        </w:tc>
-        <w:tc>
-          <w:tcPr>
-            <w:tcW w:w="0" w:type="auto"/>
-            <w:tcBorders>
-              <w:top w:val="single" w:sz="6" w:space="0" w:color="CCCCCC"/>
-              <w:left w:val="single" w:sz="6" w:space="0" w:color="CCCCCC"/>
-              <w:bottom w:val="single" w:sz="6" w:space="0" w:color="CCCCCC"/>
-              <w:right w:val="single" w:sz="6" w:space="0" w:color="CCCCCC"/>
-            </w:tcBorders>
-            <w:tcMar>
-              <w:top w:w="30" w:type="dxa"/>
-              <w:left w:w="45" w:type="dxa"/>
-              <w:bottom w:w="30" w:type="dxa"/>
-              <w:right w:w="45" w:type="dxa"/>
-            </w:tcMar>
-            <w:vAlign w:val="bottom"/>
-            <w:hideMark/>
-          </w:tcPr>
-          <w:p>
-            <w:pPr>
-              <w:rPr>
-                <w:rFonts w:ascii="ＭＳ 明朝" w:eastAsia="ＭＳ 明朝" w:hAnsi="ＭＳ 明朝"/>
-              </w:rPr>
-            </w:pPr>
-          </w:p>
-        </w:tc>
-        <w:tc>
-          <w:tcPr>
-            <w:tcW w:w="0" w:type="auto"/>
-            <w:tcBorders>
-              <w:top w:val="single" w:sz="6" w:space="0" w:color="CCCCCC"/>
-              <w:left w:val="single" w:sz="6" w:space="0" w:color="CCCCCC"/>
-              <w:bottom w:val="single" w:sz="6" w:space="0" w:color="CCCCCC"/>
-              <w:right w:val="single" w:sz="6" w:space="0" w:color="CCCCCC"/>
-            </w:tcBorders>
-            <w:tcMar>
-              <w:top w:w="30" w:type="dxa"/>
-              <w:left w:w="45" w:type="dxa"/>
-              <w:bottom w:w="30" w:type="dxa"/>
-              <w:right w:w="45" w:type="dxa"/>
-            </w:tcMar>
-            <w:vAlign w:val="bottom"/>
-            <w:hideMark/>
-          </w:tcPr>
-          <w:p>
-            <w:pPr>
-              <w:rPr>
-                <w:rFonts w:ascii="ＭＳ 明朝" w:eastAsia="ＭＳ 明朝" w:hAnsi="ＭＳ 明朝"/>
-              </w:rPr>
-            </w:pPr>
           </w:p>
         </w:tc>
       </w:tr>
@@ -9343,113 +13866,179 @@
           <w:rFonts w:ascii="ＭＳ 明朝" w:eastAsia="ＭＳ 明朝" w:hAnsi="ＭＳ 明朝"/>
         </w:rPr>
       </w:pPr>
-    </w:p>
-    <w:p>
-      <w:pPr>
-        <w:rPr>
-          <w:rFonts w:ascii="ＭＳ 明朝" w:eastAsia="ＭＳ 明朝" w:hAnsi="ＭＳ 明朝"/>
-        </w:rPr>
-      </w:pPr>
-    </w:p>
-    <w:p>
-      <w:pPr>
-        <w:rPr>
-          <w:rFonts w:ascii="ＭＳ 明朝" w:eastAsia="ＭＳ 明朝" w:hAnsi="ＭＳ 明朝"/>
-        </w:rPr>
-      </w:pPr>
-      <w:r>
-        <w:rPr>
-          <w:rFonts w:ascii="ＭＳ 明朝" w:eastAsia="ＭＳ 明朝" w:hAnsi="ＭＳ 明朝" w:hint="eastAsia"/>
-        </w:rPr>
-        <w:t>５． 考察</w:t>
-      </w:r>
-    </w:p>
-    <w:p>
-      <w:pPr>
-        <w:rPr>
-          <w:rFonts w:ascii="ＭＳ 明朝" w:eastAsia="ＭＳ 明朝" w:hAnsi="ＭＳ 明朝"/>
-        </w:rPr>
-      </w:pPr>
-    </w:p>
-    <w:p>
-      <w:pPr>
-        <w:rPr>
-          <w:rFonts w:ascii="ＭＳ 明朝" w:eastAsia="ＭＳ 明朝" w:hAnsi="ＭＳ 明朝"/>
-        </w:rPr>
-      </w:pPr>
-      <w:r>
-        <w:rPr>
-          <w:rFonts w:ascii="ＭＳ 明朝" w:eastAsia="ＭＳ 明朝" w:hAnsi="ＭＳ 明朝" w:hint="eastAsia"/>
-        </w:rPr>
-        <w:t>６．結論</w:t>
-      </w:r>
-    </w:p>
-    <w:p>
-      <w:pPr>
-        <w:rPr>
-          <w:rFonts w:ascii="ＭＳ 明朝" w:eastAsia="ＭＳ 明朝" w:hAnsi="ＭＳ 明朝"/>
-        </w:rPr>
-      </w:pPr>
-      <w:r>
-        <w:rPr>
-          <w:rFonts w:ascii="ＭＳ 明朝" w:eastAsia="ＭＳ 明朝" w:hAnsi="ＭＳ 明朝" w:hint="eastAsia"/>
-        </w:rPr>
-        <w:t>6.1 研究の総括</w:t>
-      </w:r>
-    </w:p>
-    <w:p>
-      <w:pPr>
-        <w:rPr>
-          <w:rFonts w:ascii="ＭＳ 明朝" w:eastAsia="ＭＳ 明朝" w:hAnsi="ＭＳ 明朝"/>
-        </w:rPr>
-      </w:pPr>
-      <w:r>
-        <w:rPr>
-          <w:rFonts w:ascii="ＭＳ 明朝" w:eastAsia="ＭＳ 明朝" w:hAnsi="ＭＳ 明朝" w:hint="eastAsia"/>
-        </w:rPr>
-        <w:t>6.2 今後の展望</w:t>
-      </w:r>
-    </w:p>
-    <w:p>
-      <w:pPr>
-        <w:rPr>
-          <w:rFonts w:ascii="ＭＳ 明朝" w:eastAsia="ＭＳ 明朝" w:hAnsi="ＭＳ 明朝"/>
-        </w:rPr>
-      </w:pPr>
-    </w:p>
-    <w:p>
-      <w:pPr>
-        <w:rPr>
-          <w:rFonts w:ascii="ＭＳ 明朝" w:eastAsia="ＭＳ 明朝" w:hAnsi="ＭＳ 明朝"/>
-        </w:rPr>
-      </w:pPr>
-    </w:p>
-    <w:p>
-      <w:pPr>
-        <w:rPr>
-          <w:rFonts w:ascii="ＭＳ 明朝" w:eastAsia="ＭＳ 明朝" w:hAnsi="ＭＳ 明朝"/>
-        </w:rPr>
-      </w:pPr>
-    </w:p>
-    <w:p>
-      <w:pPr>
-        <w:rPr>
-          <w:rFonts w:ascii="ＭＳ 明朝" w:eastAsia="ＭＳ 明朝" w:hAnsi="ＭＳ 明朝"/>
-        </w:rPr>
-      </w:pPr>
-    </w:p>
-    <w:p>
-      <w:pPr>
-        <w:rPr>
-          <w:rFonts w:ascii="ＭＳ 明朝" w:eastAsia="ＭＳ 明朝" w:hAnsi="ＭＳ 明朝"/>
-        </w:rPr>
-      </w:pPr>
+      <w:r>
+        <w:rPr>
+          <w:rFonts w:ascii="ＭＳ 明朝" w:eastAsia="ＭＳ 明朝" w:hAnsi="ＭＳ 明朝" w:hint="eastAsia"/>
+        </w:rPr>
+        <w:t>図</w:t>
+      </w:r>
+      <w:r>
+        <w:rPr>
+          <w:rFonts w:ascii="ＭＳ 明朝" w:eastAsia="ＭＳ 明朝" w:hAnsi="ＭＳ 明朝" w:hint="eastAsia"/>
+        </w:rPr>
+        <w:t>４</w:t>
+      </w:r>
+      <w:r>
+        <w:rPr>
+          <w:rFonts w:ascii="ＭＳ 明朝" w:eastAsia="ＭＳ 明朝" w:hAnsi="ＭＳ 明朝" w:hint="eastAsia"/>
+        </w:rPr>
+        <w:t xml:space="preserve"> 合算のヒートマップ</w:t>
+      </w:r>
+      <w:r>
+        <w:rPr>
+          <w:rFonts w:ascii="ＭＳ 明朝" w:eastAsia="ＭＳ 明朝" w:hAnsi="ＭＳ 明朝" w:hint="eastAsia"/>
+        </w:rPr>
+        <w:t>（翻訳技法（横軸）ごとのヒートマップ）</w:t>
+      </w:r>
+    </w:p>
+    <w:p>
+      <w:pPr>
+        <w:rPr>
+          <w:rFonts w:ascii="ＭＳ 明朝" w:eastAsia="ＭＳ 明朝" w:hAnsi="ＭＳ 明朝"/>
+        </w:rPr>
+      </w:pPr>
+      <w:r>
+        <w:rPr>
+          <w:rFonts w:ascii="ＭＳ 明朝" w:eastAsia="ＭＳ 明朝" w:hAnsi="ＭＳ 明朝" w:hint="eastAsia"/>
+        </w:rPr>
+        <w:t xml:space="preserve"> </w:t>
+      </w:r>
+    </w:p>
+    <w:p>
+      <w:pPr>
+        <w:rPr>
+          <w:rFonts w:ascii="ＭＳ 明朝" w:eastAsia="ＭＳ 明朝" w:hAnsi="ＭＳ 明朝"/>
+        </w:rPr>
+      </w:pPr>
+    </w:p>
+    <w:p>
+      <w:pPr>
+        <w:pStyle w:val="a9"/>
+        <w:numPr>
+          <w:ilvl w:val="0"/>
+          <w:numId w:val="7"/>
+        </w:numPr>
+        <w:rPr>
+          <w:rFonts w:ascii="ＭＳ 明朝" w:eastAsia="ＭＳ 明朝" w:hAnsi="ＭＳ 明朝"/>
+        </w:rPr>
+      </w:pPr>
+      <w:r>
+        <w:rPr>
+          <w:rFonts w:ascii="ＭＳ 明朝" w:eastAsia="ＭＳ 明朝" w:hAnsi="ＭＳ 明朝" w:hint="eastAsia"/>
+        </w:rPr>
+        <w:t>考察</w:t>
+      </w:r>
+    </w:p>
+    <w:p>
+      <w:pPr>
+        <w:rPr>
+          <w:rFonts w:ascii="ＭＳ 明朝" w:eastAsia="ＭＳ 明朝" w:hAnsi="ＭＳ 明朝"/>
+        </w:rPr>
+      </w:pPr>
+    </w:p>
+    <w:p>
+      <w:pPr>
+        <w:rPr>
+          <w:rFonts w:ascii="ＭＳ 明朝" w:eastAsia="ＭＳ 明朝" w:hAnsi="ＭＳ 明朝"/>
+        </w:rPr>
+      </w:pPr>
+      <w:r>
+        <w:rPr>
+          <w:rFonts w:ascii="ＭＳ 明朝" w:eastAsia="ＭＳ 明朝" w:hAnsi="ＭＳ 明朝" w:hint="eastAsia"/>
+        </w:rPr>
+        <w:t xml:space="preserve">5. </w:t>
+      </w:r>
+      <w:r>
+        <w:rPr>
+          <w:rFonts w:ascii="ＭＳ 明朝" w:eastAsia="ＭＳ 明朝" w:hAnsi="ＭＳ 明朝" w:hint="eastAsia"/>
+        </w:rPr>
+        <w:t>結論</w:t>
+      </w:r>
+    </w:p>
+    <w:p>
+      <w:pPr>
+        <w:rPr>
+          <w:rFonts w:ascii="ＭＳ 明朝" w:eastAsia="ＭＳ 明朝" w:hAnsi="ＭＳ 明朝"/>
+        </w:rPr>
+      </w:pPr>
+      <w:r>
+        <w:rPr>
+          <w:rFonts w:ascii="ＭＳ 明朝" w:eastAsia="ＭＳ 明朝" w:hAnsi="ＭＳ 明朝" w:hint="eastAsia"/>
+        </w:rPr>
+        <w:t>5</w:t>
+      </w:r>
+      <w:r>
+        <w:rPr>
+          <w:rFonts w:ascii="ＭＳ 明朝" w:eastAsia="ＭＳ 明朝" w:hAnsi="ＭＳ 明朝" w:hint="eastAsia"/>
+        </w:rPr>
+        <w:t>.1 研究の総括</w:t>
+      </w:r>
+    </w:p>
+    <w:p>
+      <w:pPr>
+        <w:rPr>
+          <w:rFonts w:ascii="ＭＳ 明朝" w:eastAsia="ＭＳ 明朝" w:hAnsi="ＭＳ 明朝"/>
+        </w:rPr>
+      </w:pPr>
+      <w:r>
+        <w:rPr>
+          <w:rFonts w:ascii="ＭＳ 明朝" w:eastAsia="ＭＳ 明朝" w:hAnsi="ＭＳ 明朝" w:hint="eastAsia"/>
+        </w:rPr>
+        <w:t>5</w:t>
+      </w:r>
+      <w:r>
+        <w:rPr>
+          <w:rFonts w:ascii="ＭＳ 明朝" w:eastAsia="ＭＳ 明朝" w:hAnsi="ＭＳ 明朝" w:hint="eastAsia"/>
+        </w:rPr>
+        <w:t>.2 今後の展望</w:t>
+      </w:r>
+    </w:p>
+    <w:p>
+      <w:pPr>
+        <w:rPr>
+          <w:rFonts w:ascii="ＭＳ 明朝" w:eastAsia="ＭＳ 明朝" w:hAnsi="ＭＳ 明朝"/>
+        </w:rPr>
+      </w:pPr>
+    </w:p>
+    <w:p>
+      <w:pPr>
+        <w:rPr>
+          <w:rFonts w:ascii="ＭＳ 明朝" w:eastAsia="ＭＳ 明朝" w:hAnsi="ＭＳ 明朝"/>
+        </w:rPr>
+      </w:pPr>
+    </w:p>
+    <w:p>
+      <w:pPr>
+        <w:rPr>
+          <w:rFonts w:ascii="ＭＳ 明朝" w:eastAsia="ＭＳ 明朝" w:hAnsi="ＭＳ 明朝"/>
+        </w:rPr>
+      </w:pPr>
+    </w:p>
+    <w:p>
+      <w:pPr>
+        <w:rPr>
+          <w:rFonts w:ascii="ＭＳ 明朝" w:eastAsia="ＭＳ 明朝" w:hAnsi="ＭＳ 明朝"/>
+        </w:rPr>
+      </w:pPr>
+    </w:p>
+    <w:p>
+      <w:pPr>
+        <w:rPr>
+          <w:rFonts w:ascii="ＭＳ 明朝" w:eastAsia="ＭＳ 明朝" w:hAnsi="ＭＳ 明朝"/>
+        </w:rPr>
+      </w:pPr>
+      <w:r>
+        <w:rPr>
+          <w:rFonts w:ascii="ＭＳ 明朝" w:eastAsia="ＭＳ 明朝" w:hAnsi="ＭＳ 明朝" w:hint="eastAsia"/>
+        </w:rPr>
+        <w:t>6</w:t>
+      </w:r>
       <w:commentRangeStart w:id="81"/>
       <w:r>
         <w:rPr>
           <w:rFonts w:ascii="ＭＳ 明朝" w:eastAsia="ＭＳ 明朝" w:hAnsi="ＭＳ 明朝" w:hint="eastAsia"/>
         </w:rPr>
-        <w:t>7.</w:t>
+        <w:t>.</w:t>
       </w:r>
       <w:r>
         <w:rPr>
@@ -9923,107 +14512,92 @@
           <w:rFonts w:ascii="ＭＳ 明朝" w:eastAsia="ＭＳ 明朝" w:hAnsi="ＭＳ 明朝"/>
           <w:szCs w:val="21"/>
         </w:rPr>
-        <w:t xml:space="preserve">. (J. C. Sager &amp; M. J. Hamel, Trans.). John Benjamins. </w:t>
-      </w:r>
-      <w:r>
+        <w:t>. (J. C. Sager &amp; M. J. Hamel, Trans.). John Benjamins. (Original work published 1958)</w:t>
+      </w:r>
+    </w:p>
+    <w:p>
+      <w:pPr>
         <w:rPr>
           <w:rFonts w:ascii="ＭＳ 明朝" w:eastAsia="ＭＳ 明朝" w:hAnsi="ＭＳ 明朝"/>
           <w:szCs w:val="21"/>
         </w:rPr>
+      </w:pPr>
+    </w:p>
+    <w:p>
+      <w:pPr>
+        <w:rPr>
+          <w:rFonts w:ascii="ＭＳ 明朝" w:eastAsia="ＭＳ 明朝" w:hAnsi="ＭＳ 明朝"/>
+          <w:szCs w:val="21"/>
+        </w:rPr>
+      </w:pPr>
+      <w:r>
+        <w:rPr>
+          <w:rFonts w:ascii="ＭＳ 明朝" w:eastAsia="ＭＳ 明朝" w:hAnsi="ＭＳ 明朝"/>
+          <w:szCs w:val="21"/>
+        </w:rPr>
         <w:lastRenderedPageBreak/>
-        <w:t>(Original work published 1958)</w:t>
-      </w:r>
-    </w:p>
-    <w:p>
-      <w:pPr>
+        <w:t xml:space="preserve">Molina, L., &amp; Hurtado </w:t>
+      </w:r>
+      <w:commentRangeStart w:id="99"/>
+      <w:r>
         <w:rPr>
           <w:rFonts w:ascii="ＭＳ 明朝" w:eastAsia="ＭＳ 明朝" w:hAnsi="ＭＳ 明朝"/>
           <w:szCs w:val="21"/>
         </w:rPr>
-      </w:pPr>
-    </w:p>
-    <w:p>
-      <w:pPr>
+        <w:t>Albir</w:t>
+      </w:r>
+      <w:commentRangeEnd w:id="99"/>
+      <w:r>
+        <w:rPr>
+          <w:rStyle w:val="ac"/>
+        </w:rPr>
+        <w:commentReference w:id="99"/>
+      </w:r>
+      <w:r>
         <w:rPr>
           <w:rFonts w:ascii="ＭＳ 明朝" w:eastAsia="ＭＳ 明朝" w:hAnsi="ＭＳ 明朝"/>
           <w:szCs w:val="21"/>
         </w:rPr>
-      </w:pPr>
+        <w:t xml:space="preserve">, A. (2002). Translation Techniques Revisited: A Dynamic and Functionalist Approach. </w:t>
+      </w:r>
+      <w:commentRangeStart w:id="100"/>
       <w:r>
         <w:rPr>
           <w:rFonts w:ascii="ＭＳ 明朝" w:eastAsia="ＭＳ 明朝" w:hAnsi="ＭＳ 明朝"/>
           <w:szCs w:val="21"/>
         </w:rPr>
-        <w:t xml:space="preserve">Molina, L., &amp; Hurtado </w:t>
-      </w:r>
-      <w:commentRangeStart w:id="99"/>
+        <w:t xml:space="preserve">Meta: Journal des </w:t>
+      </w:r>
+      <w:proofErr w:type="spellStart"/>
       <w:r>
         <w:rPr>
           <w:rFonts w:ascii="ＭＳ 明朝" w:eastAsia="ＭＳ 明朝" w:hAnsi="ＭＳ 明朝"/>
           <w:szCs w:val="21"/>
         </w:rPr>
-        <w:t>Albir</w:t>
-      </w:r>
-      <w:commentRangeEnd w:id="99"/>
+        <w:t>traducteurs</w:t>
+      </w:r>
+      <w:proofErr w:type="spellEnd"/>
+      <w:r>
+        <w:rPr>
+          <w:rFonts w:ascii="ＭＳ 明朝" w:eastAsia="ＭＳ 明朝" w:hAnsi="ＭＳ 明朝"/>
+          <w:szCs w:val="21"/>
+        </w:rPr>
+        <w:t xml:space="preserve"> / Meta: Translators' Journal, 47</w:t>
+      </w:r>
+      <w:commentRangeEnd w:id="100"/>
       <w:r>
         <w:rPr>
           <w:rStyle w:val="ac"/>
         </w:rPr>
-        <w:commentReference w:id="99"/>
+        <w:commentReference w:id="100"/>
       </w:r>
       <w:r>
         <w:rPr>
           <w:rFonts w:ascii="ＭＳ 明朝" w:eastAsia="ＭＳ 明朝" w:hAnsi="ＭＳ 明朝"/>
           <w:szCs w:val="21"/>
         </w:rPr>
-        <w:t xml:space="preserve">, A. (2002). Translation Techniques Revisited: A Dynamic and Functionalist Approach. </w:t>
-      </w:r>
-      <w:commentRangeStart w:id="100"/>
-      <w:r>
-        <w:rPr>
-          <w:rFonts w:ascii="ＭＳ 明朝" w:eastAsia="ＭＳ 明朝" w:hAnsi="ＭＳ 明朝"/>
-          <w:szCs w:val="21"/>
-        </w:rPr>
-        <w:t xml:space="preserve">Meta: Journal des </w:t>
-      </w:r>
-      <w:proofErr w:type="spellStart"/>
-      <w:r>
-        <w:rPr>
-          <w:rFonts w:ascii="ＭＳ 明朝" w:eastAsia="ＭＳ 明朝" w:hAnsi="ＭＳ 明朝"/>
-          <w:szCs w:val="21"/>
-        </w:rPr>
-        <w:t>traducteurs</w:t>
-      </w:r>
-      <w:proofErr w:type="spellEnd"/>
-      <w:r>
-        <w:rPr>
-          <w:rFonts w:ascii="ＭＳ 明朝" w:eastAsia="ＭＳ 明朝" w:hAnsi="ＭＳ 明朝"/>
-          <w:szCs w:val="21"/>
-        </w:rPr>
-        <w:t xml:space="preserve"> / Meta: Translators' Journal, 47</w:t>
-      </w:r>
-      <w:commentRangeEnd w:id="100"/>
-      <w:r>
-        <w:rPr>
-          <w:rStyle w:val="ac"/>
-        </w:rPr>
-        <w:commentReference w:id="100"/>
-      </w:r>
-      <w:r>
-        <w:rPr>
-          <w:rFonts w:ascii="ＭＳ 明朝" w:eastAsia="ＭＳ 明朝" w:hAnsi="ＭＳ 明朝"/>
-          <w:szCs w:val="21"/>
-        </w:rPr>
         <w:t>(4), 498–512.</w:t>
       </w:r>
-    </w:p>
-    <w:p>
-      <w:pPr>
-        <w:rPr>
-          <w:rFonts w:ascii="ＭＳ 明朝" w:eastAsia="ＭＳ 明朝" w:hAnsi="ＭＳ 明朝"/>
-          <w:szCs w:val="21"/>
-        </w:rPr>
-      </w:pPr>
     </w:p>
     <w:p>
       <w:pPr>
@@ -16596,6 +21170,119 @@
     </w:lvl>
   </w:abstractNum>
   <w:abstractNum w:abstractNumId="32" w15:restartNumberingAfterBreak="0">
+    <w:nsid w:val="7B177094"/>
+    <w:multiLevelType w:val="multilevel"/>
+    <w:tmpl w:val="6E3446FC"/>
+    <w:lvl w:ilvl="0">
+      <w:start w:val="4"/>
+      <w:numFmt w:val="decimal"/>
+      <w:lvlText w:val="%1"/>
+      <w:lvlJc w:val="left"/>
+      <w:pPr>
+        <w:ind w:left="360" w:hanging="360"/>
+      </w:pPr>
+      <w:rPr>
+        <w:rFonts w:hint="default"/>
+      </w:rPr>
+    </w:lvl>
+    <w:lvl w:ilvl="1">
+      <w:start w:val="2"/>
+      <w:numFmt w:val="decimal"/>
+      <w:lvlText w:val="%1.%2"/>
+      <w:lvlJc w:val="left"/>
+      <w:pPr>
+        <w:ind w:left="360" w:hanging="360"/>
+      </w:pPr>
+      <w:rPr>
+        <w:rFonts w:hint="default"/>
+      </w:rPr>
+    </w:lvl>
+    <w:lvl w:ilvl="2">
+      <w:start w:val="1"/>
+      <w:numFmt w:val="decimal"/>
+      <w:lvlText w:val="%1.%2.%3"/>
+      <w:lvlJc w:val="left"/>
+      <w:pPr>
+        <w:ind w:left="720" w:hanging="720"/>
+      </w:pPr>
+      <w:rPr>
+        <w:rFonts w:hint="default"/>
+      </w:rPr>
+    </w:lvl>
+    <w:lvl w:ilvl="3">
+      <w:start w:val="1"/>
+      <w:numFmt w:val="decimal"/>
+      <w:lvlText w:val="%1.%2.%3.%4"/>
+      <w:lvlJc w:val="left"/>
+      <w:pPr>
+        <w:ind w:left="1080" w:hanging="1080"/>
+      </w:pPr>
+      <w:rPr>
+        <w:rFonts w:hint="default"/>
+      </w:rPr>
+    </w:lvl>
+    <w:lvl w:ilvl="4">
+      <w:start w:val="1"/>
+      <w:numFmt w:val="decimal"/>
+      <w:lvlText w:val="%1.%2.%3.%4.%5"/>
+      <w:lvlJc w:val="left"/>
+      <w:pPr>
+        <w:ind w:left="1080" w:hanging="1080"/>
+      </w:pPr>
+      <w:rPr>
+        <w:rFonts w:hint="default"/>
+      </w:rPr>
+    </w:lvl>
+    <w:lvl w:ilvl="5">
+      <w:start w:val="1"/>
+      <w:numFmt w:val="decimal"/>
+      <w:lvlText w:val="%1.%2.%3.%4.%5.%6"/>
+      <w:lvlJc w:val="left"/>
+      <w:pPr>
+        <w:ind w:left="1440" w:hanging="1440"/>
+      </w:pPr>
+      <w:rPr>
+        <w:rFonts w:hint="default"/>
+      </w:rPr>
+    </w:lvl>
+    <w:lvl w:ilvl="6">
+      <w:start w:val="1"/>
+      <w:numFmt w:val="decimal"/>
+      <w:lvlText w:val="%1.%2.%3.%4.%5.%6.%7"/>
+      <w:lvlJc w:val="left"/>
+      <w:pPr>
+        <w:ind w:left="1440" w:hanging="1440"/>
+      </w:pPr>
+      <w:rPr>
+        <w:rFonts w:hint="default"/>
+      </w:rPr>
+    </w:lvl>
+    <w:lvl w:ilvl="7">
+      <w:start w:val="1"/>
+      <w:numFmt w:val="decimal"/>
+      <w:lvlText w:val="%1.%2.%3.%4.%5.%6.%7.%8"/>
+      <w:lvlJc w:val="left"/>
+      <w:pPr>
+        <w:ind w:left="1800" w:hanging="1800"/>
+      </w:pPr>
+      <w:rPr>
+        <w:rFonts w:hint="default"/>
+      </w:rPr>
+    </w:lvl>
+    <w:lvl w:ilvl="8">
+      <w:start w:val="1"/>
+      <w:numFmt w:val="decimal"/>
+      <w:lvlText w:val="%1.%2.%3.%4.%5.%6.%7.%8.%9"/>
+      <w:lvlJc w:val="left"/>
+      <w:pPr>
+        <w:ind w:left="1800" w:hanging="1800"/>
+      </w:pPr>
+      <w:rPr>
+        <w:rFonts w:hint="default"/>
+      </w:rPr>
+    </w:lvl>
+  </w:abstractNum>
+  <w:abstractNum w:abstractNumId="33" w15:restartNumberingAfterBreak="0">
     <w:nsid w:val="7C2A32E5"/>
     <w:multiLevelType w:val="multilevel"/>
     <w:tmpl w:val="8B64077A"/>
@@ -16744,7 +21431,7 @@
       </w:rPr>
     </w:lvl>
   </w:abstractNum>
-  <w:abstractNum w:abstractNumId="33" w15:restartNumberingAfterBreak="0">
+  <w:abstractNum w:abstractNumId="34" w15:restartNumberingAfterBreak="0">
     <w:nsid w:val="7F3B4BD4"/>
     <w:multiLevelType w:val="multilevel"/>
     <w:tmpl w:val="7660A140"/>
@@ -16893,7 +21580,7 @@
       </w:rPr>
     </w:lvl>
   </w:abstractNum>
-  <w:abstractNum w:abstractNumId="34" w15:restartNumberingAfterBreak="0">
+  <w:abstractNum w:abstractNumId="35" w15:restartNumberingAfterBreak="0">
     <w:nsid w:val="7F3C6355"/>
     <w:multiLevelType w:val="hybridMultilevel"/>
     <w:tmpl w:val="11BEFA78"/>
@@ -16989,7 +21676,7 @@
     <w:abstractNumId w:val="4"/>
   </w:num>
   <w:num w:numId="4" w16cid:durableId="1248923792">
-    <w:abstractNumId w:val="33"/>
+    <w:abstractNumId w:val="34"/>
   </w:num>
   <w:num w:numId="5" w16cid:durableId="645552123">
     <w:abstractNumId w:val="5"/>
@@ -17040,7 +21727,7 @@
     <w:abstractNumId w:val="9"/>
   </w:num>
   <w:num w:numId="21" w16cid:durableId="102236406">
-    <w:abstractNumId w:val="32"/>
+    <w:abstractNumId w:val="33"/>
   </w:num>
   <w:num w:numId="22" w16cid:durableId="898707292">
     <w:abstractNumId w:val="7"/>
@@ -17079,10 +21766,13 @@
     <w:abstractNumId w:val="0"/>
   </w:num>
   <w:num w:numId="34" w16cid:durableId="1924755639">
-    <w:abstractNumId w:val="34"/>
+    <w:abstractNumId w:val="35"/>
   </w:num>
   <w:num w:numId="35" w16cid:durableId="1312564218">
     <w:abstractNumId w:val="24"/>
+  </w:num>
+  <w:num w:numId="36" w16cid:durableId="1074350908">
+    <w:abstractNumId w:val="32"/>
   </w:num>
 </w:numbering>
 </file>
@@ -17700,6 +22390,7 @@
   <w:style w:type="character" w:default="1" w:styleId="a0">
     <w:name w:val="Default Paragraph Font"/>
     <w:uiPriority w:val="1"/>
+    <w:semiHidden/>
     <w:unhideWhenUsed/>
   </w:style>
   <w:style w:type="table" w:default="1" w:styleId="a1">

--- a/thesis/thesis_j2200156.docx
+++ b/thesis/thesis_j2200156.docx
@@ -5163,7 +5163,7 @@
     <w:p>
       <w:pPr>
         <w:rPr>
-          <w:rFonts w:ascii="ＭＳ 明朝" w:eastAsia="ＭＳ 明朝" w:hAnsi="ＭＳ 明朝"/>
+          <w:rFonts w:ascii="ＭＳ 明朝" w:eastAsia="ＭＳ 明朝" w:hAnsi="ＭＳ 明朝" w:hint="eastAsia"/>
         </w:rPr>
       </w:pPr>
       <w:r>
@@ -5184,13 +5184,6 @@
         </w:rPr>
         <w:t>McClellanの両訳者における翻訳技法の出現回数および割合を比較した結果を表1および図1に示す。</w:t>
       </w:r>
-    </w:p>
-    <w:p>
-      <w:pPr>
-        <w:rPr>
-          <w:rFonts w:ascii="ＭＳ 明朝" w:eastAsia="ＭＳ 明朝" w:hAnsi="ＭＳ 明朝"/>
-        </w:rPr>
-      </w:pPr>
     </w:p>
     <w:tbl>
       <w:tblPr>
@@ -6374,26 +6367,26 @@
         <w:rPr>
           <w:rFonts w:ascii="ＭＳ 明朝" w:eastAsia="ＭＳ 明朝" w:hAnsi="ＭＳ 明朝" w:hint="eastAsia"/>
         </w:rPr>
-        <w:t>異質性を緩和し、</w:t>
-      </w:r>
-      <w:r>
-        <w:rPr>
-          <w:rFonts w:ascii="ＭＳ 明朝" w:eastAsia="ＭＳ 明朝" w:hAnsi="ＭＳ 明朝" w:hint="eastAsia"/>
-        </w:rPr>
-        <w:t>読みやすさを重視</w:t>
+        <w:t>異質性を緩和し</w:t>
+      </w:r>
+      <w:r>
+        <w:rPr>
+          <w:rFonts w:ascii="ＭＳ 明朝" w:eastAsia="ＭＳ 明朝" w:hAnsi="ＭＳ 明朝" w:hint="eastAsia"/>
+        </w:rPr>
+        <w:t>ている</w:t>
+      </w:r>
+      <w:r>
+        <w:rPr>
+          <w:rFonts w:ascii="ＭＳ 明朝" w:eastAsia="ＭＳ 明朝" w:hAnsi="ＭＳ 明朝" w:hint="eastAsia"/>
+        </w:rPr>
+        <w:t>ことが共通して読み取れる。また、ParticularizationとCalqueの使用が両者共に見られなかったこ</w:t>
       </w:r>
       <w:r>
         <w:rPr>
           <w:rFonts w:ascii="ＭＳ 明朝" w:eastAsia="ＭＳ 明朝" w:hAnsi="ＭＳ 明朝" w:hint="eastAsia"/>
         </w:rPr>
         <w:lastRenderedPageBreak/>
-        <w:t>している</w:t>
-      </w:r>
-      <w:r>
-        <w:rPr>
-          <w:rFonts w:ascii="ＭＳ 明朝" w:eastAsia="ＭＳ 明朝" w:hAnsi="ＭＳ 明朝" w:hint="eastAsia"/>
-        </w:rPr>
-        <w:t>ことが共通して読み取れる。また、ParticularizationとCalqueの使用が両者共に見られなかったことも</w:t>
+        <w:t>とも</w:t>
       </w:r>
       <w:r>
         <w:rPr>
@@ -6508,84 +6501,43 @@
         <w:rPr>
           <w:rFonts w:ascii="ＭＳ 明朝" w:eastAsia="ＭＳ 明朝" w:hAnsi="ＭＳ 明朝" w:hint="eastAsia"/>
         </w:rPr>
-        <w:t>においてもMcClellan</w:t>
-      </w:r>
-      <w:r>
-        <w:rPr>
-          <w:rFonts w:ascii="ＭＳ 明朝" w:eastAsia="ＭＳ 明朝" w:hAnsi="ＭＳ 明朝" w:hint="eastAsia"/>
-        </w:rPr>
-        <w:t>を上回った。</w:t>
-      </w:r>
-      <w:commentRangeStart w:id="79"/>
-      <w:r>
-        <w:rPr>
-          <w:rFonts w:ascii="ＭＳ 明朝" w:eastAsia="ＭＳ 明朝" w:hAnsi="ＭＳ 明朝" w:hint="eastAsia"/>
-        </w:rPr>
-        <w:t>これは</w:t>
-      </w:r>
-      <w:r>
-        <w:rPr>
-          <w:rFonts w:ascii="ＭＳ 明朝" w:eastAsia="ＭＳ 明朝" w:hAnsi="ＭＳ 明朝" w:hint="eastAsia"/>
-        </w:rPr>
-        <w:t>、近藤が日本語を母語とする訳者であることに起因すると推察される。</w:t>
-      </w:r>
-      <w:commentRangeEnd w:id="79"/>
-      <w:r>
-        <w:rPr>
-          <w:rStyle w:val="ac"/>
-        </w:rPr>
-        <w:commentReference w:id="79"/>
-      </w:r>
-      <w:r>
-        <w:rPr>
-          <w:rFonts w:ascii="ＭＳ 明朝" w:eastAsia="ＭＳ 明朝" w:hAnsi="ＭＳ 明朝" w:hint="eastAsia"/>
-        </w:rPr>
-        <w:t>近藤は原文の文化的要素のニュアンスを深く認識しているため、単に省略するのではなく、</w:t>
-      </w:r>
-      <w:commentRangeStart w:id="80"/>
-      <w:r>
-        <w:rPr>
-          <w:rFonts w:ascii="ＭＳ 明朝" w:eastAsia="ＭＳ 明朝" w:hAnsi="ＭＳ 明朝" w:hint="eastAsia"/>
-        </w:rPr>
-        <w:t>音写</w:t>
-      </w:r>
-      <w:commentRangeEnd w:id="80"/>
-      <w:r>
-        <w:rPr>
-          <w:rStyle w:val="ac"/>
-        </w:rPr>
-        <w:commentReference w:id="80"/>
-      </w:r>
-      <w:r>
-        <w:rPr>
-          <w:rFonts w:ascii="ＭＳ 明朝" w:eastAsia="ＭＳ 明朝" w:hAnsi="ＭＳ 明朝" w:hint="eastAsia"/>
-        </w:rPr>
-        <w:t>した上で補足説明を加え</w:t>
-      </w:r>
-      <w:r>
-        <w:rPr>
-          <w:rFonts w:ascii="ＭＳ 明朝" w:eastAsia="ＭＳ 明朝" w:hAnsi="ＭＳ 明朝" w:hint="eastAsia"/>
-        </w:rPr>
-        <w:t>る等して、日本固有の文化を可能な限り正確に伝えようとする姿勢が</w:t>
-      </w:r>
-      <w:r>
-        <w:rPr>
-          <w:rFonts w:ascii="ＭＳ 明朝" w:eastAsia="ＭＳ 明朝" w:hAnsi="ＭＳ 明朝" w:hint="eastAsia"/>
-        </w:rPr>
-        <w:t>表れていると考えられる。</w:t>
-      </w:r>
-    </w:p>
-    <w:p>
-      <w:pPr>
-        <w:rPr>
-          <w:rFonts w:ascii="ＭＳ 明朝" w:eastAsia="ＭＳ 明朝" w:hAnsi="ＭＳ 明朝"/>
-        </w:rPr>
-      </w:pPr>
-      <w:r>
-        <w:rPr>
-          <w:rFonts w:ascii="ＭＳ 明朝" w:eastAsia="ＭＳ 明朝" w:hAnsi="ＭＳ 明朝" w:hint="eastAsia"/>
-        </w:rPr>
-        <w:t xml:space="preserve">　対照的にMcClellanはReductionの割合が12.5%</w:t>
+        <w:t>においても</w:t>
+      </w:r>
+      <w:r>
+        <w:rPr>
+          <w:rFonts w:ascii="ＭＳ 明朝" w:eastAsia="ＭＳ 明朝" w:hAnsi="ＭＳ 明朝" w:hint="eastAsia"/>
+        </w:rPr>
+        <w:t>近藤が</w:t>
+      </w:r>
+      <w:r>
+        <w:rPr>
+          <w:rFonts w:ascii="ＭＳ 明朝" w:eastAsia="ＭＳ 明朝" w:hAnsi="ＭＳ 明朝" w:hint="eastAsia"/>
+        </w:rPr>
+        <w:t>McClellan</w:t>
+      </w:r>
+      <w:r>
+        <w:rPr>
+          <w:rFonts w:ascii="ＭＳ 明朝" w:eastAsia="ＭＳ 明朝" w:hAnsi="ＭＳ 明朝" w:hint="eastAsia"/>
+        </w:rPr>
+        <w:t>を上回</w:t>
+      </w:r>
+      <w:r>
+        <w:rPr>
+          <w:rFonts w:ascii="ＭＳ 明朝" w:eastAsia="ＭＳ 明朝" w:hAnsi="ＭＳ 明朝" w:hint="eastAsia"/>
+        </w:rPr>
+        <w:t>る結果となった</w:t>
+      </w:r>
+      <w:r>
+        <w:rPr>
+          <w:rFonts w:ascii="ＭＳ 明朝" w:eastAsia="ＭＳ 明朝" w:hAnsi="ＭＳ 明朝" w:hint="eastAsia"/>
+        </w:rPr>
+        <w:t>。</w:t>
+      </w:r>
+      <w:r>
+        <w:rPr>
+          <w:rFonts w:ascii="ＭＳ 明朝" w:eastAsia="ＭＳ 明朝" w:hAnsi="ＭＳ 明朝" w:hint="eastAsia"/>
+        </w:rPr>
+        <w:t>対照的にMcClellanはReductionの割合が12.5%</w:t>
       </w:r>
       <w:r>
         <w:rPr>
@@ -6639,31 +6591,27 @@
         <w:rPr>
           <w:rFonts w:ascii="ＭＳ 明朝" w:eastAsia="ＭＳ 明朝" w:hAnsi="ＭＳ 明朝" w:hint="eastAsia"/>
         </w:rPr>
-        <w:t>よりも顕著に高い。</w:t>
-      </w:r>
-      <w:r>
-        <w:rPr>
-          <w:rFonts w:ascii="ＭＳ 明朝" w:eastAsia="ＭＳ 明朝" w:hAnsi="ＭＳ 明朝" w:hint="eastAsia"/>
-        </w:rPr>
-        <w:t>McClellanは、文化的要素を正確に伝えることよりも英語としての自然な語り口</w:t>
-      </w:r>
-      <w:r>
-        <w:rPr>
-          <w:rFonts w:ascii="ＭＳ 明朝" w:eastAsia="ＭＳ 明朝" w:hAnsi="ＭＳ 明朝" w:hint="eastAsia"/>
-        </w:rPr>
-        <w:t>やテンポを重視し、物語の進行において必須ではない文化的情報をあえてそぎ落とす判断を多く行っていると解釈できる。</w:t>
-      </w:r>
-      <w:r>
-        <w:rPr>
-          <w:rFonts w:ascii="ＭＳ 明朝" w:eastAsia="ＭＳ 明朝" w:hAnsi="ＭＳ 明朝"/>
-        </w:rPr>
-        <w:br/>
-      </w:r>
-      <w:r>
-        <w:rPr>
-          <w:rFonts w:ascii="ＭＳ 明朝" w:eastAsia="ＭＳ 明朝" w:hAnsi="ＭＳ 明朝" w:hint="eastAsia"/>
-        </w:rPr>
-        <w:t xml:space="preserve">　しかしながら</w:t>
+        <w:t>よりも顕著に高い</w:t>
+      </w:r>
+      <w:r>
+        <w:rPr>
+          <w:rFonts w:ascii="ＭＳ 明朝" w:eastAsia="ＭＳ 明朝" w:hAnsi="ＭＳ 明朝" w:hint="eastAsia"/>
+        </w:rPr>
+        <w:t>傾向が見られた。</w:t>
+      </w:r>
+    </w:p>
+    <w:p>
+      <w:pPr>
+        <w:ind w:firstLineChars="100" w:firstLine="210"/>
+        <w:rPr>
+          <w:rFonts w:ascii="ＭＳ 明朝" w:eastAsia="ＭＳ 明朝" w:hAnsi="ＭＳ 明朝"/>
+        </w:rPr>
+      </w:pPr>
+      <w:r>
+        <w:rPr>
+          <w:rFonts w:ascii="ＭＳ 明朝" w:eastAsia="ＭＳ 明朝" w:hAnsi="ＭＳ 明朝" w:hint="eastAsia"/>
+        </w:rPr>
+        <w:t>しかしながら</w:t>
       </w:r>
       <w:r>
         <w:rPr>
@@ -7328,7 +7276,6 @@
         <w:rPr>
           <w:noProof/>
         </w:rPr>
-        <w:lastRenderedPageBreak/>
         <w:drawing>
           <wp:inline distT="0" distB="0" distL="0" distR="0" wp14:anchorId="6C7EC54A" wp14:editId="075ED178">
             <wp:extent cx="5400040" cy="2852420"/>
@@ -7426,7 +7373,7 @@
         <w:rPr>
           <w:rFonts w:ascii="ＭＳ 明朝" w:eastAsia="ＭＳ 明朝" w:hAnsi="ＭＳ 明朝" w:hint="eastAsia"/>
         </w:rPr>
-        <w:t>全体的な傾向として、両訳者ともにMinimizationが約7割（近藤：69.1%、McClellan：69.7%）と</w:t>
+        <w:t>全体的な傾向として、両訳ともにMinimizationが約7割（近藤：69.1%、McClellan：69.7%）と</w:t>
       </w:r>
       <w:r>
         <w:rPr>
@@ -7444,14 +7391,69 @@
         <w:rPr>
           <w:rFonts w:ascii="ＭＳ 明朝" w:eastAsia="ＭＳ 明朝" w:hAnsi="ＭＳ 明朝" w:hint="eastAsia"/>
         </w:rPr>
-        <w:t>これは、原文に含まれる日本固有の文化的要素が、英語圏の読者にとって既知の概念や普遍的な事象として提示されていることを意味する。結果としては文化的な差異による違和感を覚えることなく、自分化の枠組みの中でスムーズに物語を享受できる状態に置かれていると言える。</w:t>
+        <w:t>これは、原文に含まれる日本固有の文化的要</w:t>
+      </w:r>
+      <w:r>
+        <w:rPr>
+          <w:rFonts w:ascii="ＭＳ 明朝" w:eastAsia="ＭＳ 明朝" w:hAnsi="ＭＳ 明朝" w:hint="eastAsia"/>
+        </w:rPr>
+        <w:lastRenderedPageBreak/>
+        <w:t>素が、英語圏の読者</w:t>
+      </w:r>
+      <w:r>
+        <w:rPr>
+          <w:rFonts w:ascii="ＭＳ 明朝" w:eastAsia="ＭＳ 明朝" w:hAnsi="ＭＳ 明朝" w:hint="eastAsia"/>
+        </w:rPr>
+        <w:t>にとって</w:t>
+      </w:r>
+      <w:r>
+        <w:rPr>
+          <w:rFonts w:ascii="ＭＳ 明朝" w:eastAsia="ＭＳ 明朝" w:hAnsi="ＭＳ 明朝" w:hint="eastAsia"/>
+        </w:rPr>
+        <w:t>既知の概念や普遍的な事象として</w:t>
+      </w:r>
+      <w:r>
+        <w:rPr>
+          <w:rFonts w:ascii="ＭＳ 明朝" w:eastAsia="ＭＳ 明朝" w:hAnsi="ＭＳ 明朝" w:hint="eastAsia"/>
+        </w:rPr>
+        <w:t>掲示されていること</w:t>
+      </w:r>
+      <w:r>
+        <w:rPr>
+          <w:rFonts w:ascii="ＭＳ 明朝" w:eastAsia="ＭＳ 明朝" w:hAnsi="ＭＳ 明朝" w:hint="eastAsia"/>
+        </w:rPr>
+        <w:t>を意味する。結果として</w:t>
+      </w:r>
+      <w:r>
+        <w:rPr>
+          <w:rFonts w:ascii="ＭＳ 明朝" w:eastAsia="ＭＳ 明朝" w:hAnsi="ＭＳ 明朝" w:hint="eastAsia"/>
+        </w:rPr>
+        <w:t>、</w:t>
+      </w:r>
+      <w:r>
+        <w:rPr>
+          <w:rFonts w:ascii="ＭＳ 明朝" w:eastAsia="ＭＳ 明朝" w:hAnsi="ＭＳ 明朝" w:hint="eastAsia"/>
+        </w:rPr>
+        <w:t>読者が</w:t>
+      </w:r>
+      <w:r>
+        <w:rPr>
+          <w:rFonts w:ascii="ＭＳ 明朝" w:eastAsia="ＭＳ 明朝" w:hAnsi="ＭＳ 明朝" w:hint="eastAsia"/>
+        </w:rPr>
+        <w:t>両訳とも</w:t>
+      </w:r>
+      <w:r>
+        <w:rPr>
+          <w:rFonts w:ascii="ＭＳ 明朝" w:eastAsia="ＭＳ 明朝" w:hAnsi="ＭＳ 明朝" w:hint="eastAsia"/>
+        </w:rPr>
+        <w:t>文化的な差異による違和感を覚えることなく、自分化の枠組みの中でスムーズに物語を享受できる状態に置かれていると言える。</w:t>
       </w:r>
     </w:p>
     <w:p>
       <w:pPr>
         <w:ind w:firstLineChars="100" w:firstLine="210"/>
         <w:rPr>
-          <w:rFonts w:ascii="ＭＳ 明朝" w:eastAsia="ＭＳ 明朝" w:hAnsi="ＭＳ 明朝"/>
+          <w:rFonts w:ascii="ＭＳ 明朝" w:eastAsia="ＭＳ 明朝" w:hAnsi="ＭＳ 明朝" w:hint="eastAsia"/>
         </w:rPr>
       </w:pPr>
       <w:r>
@@ -7462,9 +7464,27 @@
       </w:r>
       <w:r>
         <w:rPr>
-          <w:rFonts w:ascii="ＭＳ 明朝" w:eastAsia="ＭＳ 明朝" w:hAnsi="ＭＳ 明朝"/>
-        </w:rPr>
-        <w:t>各段階の出現頻度順位においても、両者とも</w:t>
+          <w:rFonts w:ascii="ＭＳ 明朝" w:eastAsia="ＭＳ 明朝" w:hAnsi="ＭＳ 明朝" w:hint="eastAsia"/>
+        </w:rPr>
+        <w:t>各段階の</w:t>
+      </w:r>
+      <w:r>
+        <w:rPr>
+          <w:rFonts w:ascii="ＭＳ 明朝" w:eastAsia="ＭＳ 明朝" w:hAnsi="ＭＳ 明朝"/>
+        </w:rPr>
+        <w:t>出現頻度</w:t>
+      </w:r>
+      <w:r>
+        <w:rPr>
+          <w:rFonts w:ascii="ＭＳ 明朝" w:eastAsia="ＭＳ 明朝" w:hAnsi="ＭＳ 明朝" w:hint="eastAsia"/>
+        </w:rPr>
+        <w:t>の</w:t>
+      </w:r>
+      <w:r>
+        <w:rPr>
+          <w:rFonts w:ascii="ＭＳ 明朝" w:eastAsia="ＭＳ 明朝" w:hAnsi="ＭＳ 明朝"/>
+        </w:rPr>
+        <w:t>順位においても、両者とも</w:t>
       </w:r>
       <w:r>
         <w:rPr>
@@ -7524,21 +7544,51 @@
         <w:rPr>
           <w:rFonts w:ascii="ＭＳ 明朝" w:eastAsia="ＭＳ 明朝" w:hAnsi="ＭＳ 明朝"/>
         </w:rPr>
-        <w:t>表層的な差異は認識するものの、その背景にある深い意味や文脈までは理解しない状態に留まっている。</w:t>
+        <w:t>表層的な差異は認識するものの、その背景にある深い意味や文脈までは理解しない状態に留まっている</w:t>
+      </w:r>
+      <w:r>
+        <w:rPr>
+          <w:rFonts w:ascii="ＭＳ 明朝" w:eastAsia="ＭＳ 明朝" w:hAnsi="ＭＳ 明朝" w:hint="eastAsia"/>
+        </w:rPr>
+        <w:t>ことがデータから読み取れる。</w:t>
       </w:r>
     </w:p>
     <w:p>
       <w:pPr>
         <w:ind w:firstLineChars="100" w:firstLine="210"/>
         <w:rPr>
-          <w:rFonts w:ascii="ＭＳ 明朝" w:eastAsia="ＭＳ 明朝" w:hAnsi="ＭＳ 明朝"/>
-        </w:rPr>
-      </w:pPr>
-      <w:r>
-        <w:rPr>
-          <w:rFonts w:ascii="ＭＳ 明朝" w:eastAsia="ＭＳ 明朝" w:hAnsi="ＭＳ 明朝"/>
-        </w:rPr>
-        <w:t>一方で、両者のアプローチには質的な差異も見られた。最も顕著な違いは、異文化理解の深化を示すAdaptatio</w:t>
+          <w:rFonts w:ascii="ＭＳ 明朝" w:eastAsia="ＭＳ 明朝" w:hAnsi="ＭＳ 明朝" w:hint="eastAsia"/>
+        </w:rPr>
+      </w:pPr>
+      <w:r>
+        <w:rPr>
+          <w:rFonts w:ascii="ＭＳ 明朝" w:eastAsia="ＭＳ 明朝" w:hAnsi="ＭＳ 明朝"/>
+        </w:rPr>
+        <w:t>一方で、両者の</w:t>
+      </w:r>
+      <w:r>
+        <w:rPr>
+          <w:rFonts w:ascii="ＭＳ 明朝" w:eastAsia="ＭＳ 明朝" w:hAnsi="ＭＳ 明朝" w:hint="eastAsia"/>
+        </w:rPr>
+        <w:t>訳文</w:t>
+      </w:r>
+      <w:r>
+        <w:rPr>
+          <w:rFonts w:ascii="ＭＳ 明朝" w:eastAsia="ＭＳ 明朝" w:hAnsi="ＭＳ 明朝"/>
+        </w:rPr>
+        <w:t>に</w:t>
+      </w:r>
+      <w:r>
+        <w:rPr>
+          <w:rFonts w:ascii="ＭＳ 明朝" w:eastAsia="ＭＳ 明朝" w:hAnsi="ＭＳ 明朝" w:hint="eastAsia"/>
+        </w:rPr>
+        <w:t>は</w:t>
+      </w:r>
+      <w:r>
+        <w:rPr>
+          <w:rFonts w:ascii="ＭＳ 明朝" w:eastAsia="ＭＳ 明朝" w:hAnsi="ＭＳ 明朝"/>
+        </w:rPr>
+        <w:t>質的な差異も見られた。最も顕著な違いは、異文化理解の深化を示すAdaptatio</w:t>
       </w:r>
       <w:r>
         <w:rPr>
@@ -7550,7 +7600,67 @@
         <w:rPr>
           <w:rFonts w:ascii="ＭＳ 明朝" w:eastAsia="ＭＳ 明朝" w:hAnsi="ＭＳ 明朝"/>
         </w:rPr>
-        <w:t>の割合である。近藤は7.9%（12回）と、McClellanの3.3%（5回）と比較して高い数値を示している。これは、近藤訳の方が、読者に対して単なる差異の認知を超え、その文化的要素が持つ本来の機能や文脈を論理的に理解させようとする箇所が多いことを示唆している。</w:t>
+        <w:t>の割合である。近藤</w:t>
+      </w:r>
+      <w:r>
+        <w:rPr>
+          <w:rFonts w:ascii="ＭＳ 明朝" w:eastAsia="ＭＳ 明朝" w:hAnsi="ＭＳ 明朝" w:hint="eastAsia"/>
+        </w:rPr>
+        <w:t>のAdaptationの割合</w:t>
+      </w:r>
+      <w:r>
+        <w:rPr>
+          <w:rFonts w:ascii="ＭＳ 明朝" w:eastAsia="ＭＳ 明朝" w:hAnsi="ＭＳ 明朝"/>
+        </w:rPr>
+        <w:t>は7.9%（12回）と、McClellanの3.3%（5回）と比較して高い数値を示している。これは、近藤</w:t>
+      </w:r>
+      <w:r>
+        <w:rPr>
+          <w:rFonts w:ascii="ＭＳ 明朝" w:eastAsia="ＭＳ 明朝" w:hAnsi="ＭＳ 明朝" w:hint="eastAsia"/>
+        </w:rPr>
+        <w:t>訳</w:t>
+      </w:r>
+      <w:r>
+        <w:rPr>
+          <w:rFonts w:ascii="ＭＳ 明朝" w:eastAsia="ＭＳ 明朝" w:hAnsi="ＭＳ 明朝"/>
+        </w:rPr>
+        <w:t>の方が、読者</w:t>
+      </w:r>
+      <w:r>
+        <w:rPr>
+          <w:rFonts w:ascii="ＭＳ 明朝" w:eastAsia="ＭＳ 明朝" w:hAnsi="ＭＳ 明朝" w:hint="eastAsia"/>
+        </w:rPr>
+        <w:t>が</w:t>
+      </w:r>
+      <w:r>
+        <w:rPr>
+          <w:rFonts w:ascii="ＭＳ 明朝" w:eastAsia="ＭＳ 明朝" w:hAnsi="ＭＳ 明朝"/>
+        </w:rPr>
+        <w:t>単なる差異の認知を超え、その文化的要素が持つ本来の機能や文脈を論理的</w:t>
+      </w:r>
+      <w:r>
+        <w:rPr>
+          <w:rFonts w:ascii="ＭＳ 明朝" w:eastAsia="ＭＳ 明朝" w:hAnsi="ＭＳ 明朝" w:hint="eastAsia"/>
+        </w:rPr>
+        <w:t>に理解</w:t>
+      </w:r>
+      <w:r>
+        <w:rPr>
+          <w:rFonts w:ascii="ＭＳ 明朝" w:eastAsia="ＭＳ 明朝" w:hAnsi="ＭＳ 明朝" w:hint="eastAsia"/>
+        </w:rPr>
+        <w:t>できる</w:t>
+      </w:r>
+      <w:r>
+        <w:rPr>
+          <w:rFonts w:ascii="ＭＳ 明朝" w:eastAsia="ＭＳ 明朝" w:hAnsi="ＭＳ 明朝"/>
+        </w:rPr>
+        <w:t>箇所が多いことを</w:t>
+      </w:r>
+      <w:r>
+        <w:rPr>
+          <w:rFonts w:ascii="ＭＳ 明朝" w:eastAsia="ＭＳ 明朝" w:hAnsi="ＭＳ 明朝" w:hint="eastAsia"/>
+        </w:rPr>
+        <w:t>示している。</w:t>
       </w:r>
     </w:p>
     <w:p>
@@ -7648,19 +7758,121 @@
         <w:rPr>
           <w:rFonts w:ascii="ＭＳ 明朝" w:eastAsia="ＭＳ 明朝" w:hAnsi="ＭＳ 明朝" w:hint="eastAsia"/>
         </w:rPr>
-        <w:t>以上の結果から、両訳者ともにMinimizationを基盤として読者の負担を軽減する戦略を共有しつつも、近藤は要所でAdaptationによる深い文化理解を促し、McClellanは</w:t>
-      </w:r>
-      <w:r>
-        <w:rPr>
-          <w:rFonts w:ascii="ＭＳ 明朝" w:eastAsia="ＭＳ 明朝" w:hAnsi="ＭＳ 明朝" w:hint="eastAsia"/>
-        </w:rPr>
-        <w:t>Denialによって物語の流暢さを優先するという、</w:t>
-      </w:r>
-      <w:r>
-        <w:rPr>
-          <w:rFonts w:ascii="ＭＳ 明朝" w:eastAsia="ＭＳ 明朝" w:hAnsi="ＭＳ 明朝" w:hint="eastAsia"/>
-        </w:rPr>
-        <w:t>読者に対するスタンスの違いが</w:t>
+        <w:t>以上の結果から、両訳ともに</w:t>
+      </w:r>
+      <w:r>
+        <w:rPr>
+          <w:rFonts w:ascii="ＭＳ 明朝" w:eastAsia="ＭＳ 明朝" w:hAnsi="ＭＳ 明朝" w:hint="eastAsia"/>
+        </w:rPr>
+        <w:t>基本的には</w:t>
+      </w:r>
+      <w:r>
+        <w:rPr>
+          <w:rFonts w:ascii="ＭＳ 明朝" w:eastAsia="ＭＳ 明朝" w:hAnsi="ＭＳ 明朝" w:hint="eastAsia"/>
+        </w:rPr>
+        <w:t>読者は</w:t>
+      </w:r>
+      <w:r>
+        <w:rPr>
+          <w:rFonts w:ascii="ＭＳ 明朝" w:eastAsia="ＭＳ 明朝" w:hAnsi="ＭＳ 明朝" w:hint="eastAsia"/>
+        </w:rPr>
+        <w:t>Minimization</w:t>
+      </w:r>
+      <w:r>
+        <w:rPr>
+          <w:rFonts w:ascii="ＭＳ 明朝" w:eastAsia="ＭＳ 明朝" w:hAnsi="ＭＳ 明朝" w:hint="eastAsia"/>
+        </w:rPr>
+        <w:t>の段階を基調としながらも</w:t>
+      </w:r>
+      <w:r>
+        <w:rPr>
+          <w:rFonts w:ascii="ＭＳ 明朝" w:eastAsia="ＭＳ 明朝" w:hAnsi="ＭＳ 明朝" w:hint="eastAsia"/>
+        </w:rPr>
+        <w:t>、近藤</w:t>
+      </w:r>
+      <w:r>
+        <w:rPr>
+          <w:rFonts w:ascii="ＭＳ 明朝" w:eastAsia="ＭＳ 明朝" w:hAnsi="ＭＳ 明朝" w:hint="eastAsia"/>
+        </w:rPr>
+        <w:t>訳</w:t>
+      </w:r>
+      <w:r>
+        <w:rPr>
+          <w:rFonts w:ascii="ＭＳ 明朝" w:eastAsia="ＭＳ 明朝" w:hAnsi="ＭＳ 明朝" w:hint="eastAsia"/>
+        </w:rPr>
+        <w:t>は要所でAdaptationによる深い文化理解を</w:t>
+      </w:r>
+      <w:r>
+        <w:rPr>
+          <w:rFonts w:ascii="ＭＳ 明朝" w:eastAsia="ＭＳ 明朝" w:hAnsi="ＭＳ 明朝" w:hint="eastAsia"/>
+        </w:rPr>
+        <w:t>提供し</w:t>
+      </w:r>
+      <w:r>
+        <w:rPr>
+          <w:rFonts w:ascii="ＭＳ 明朝" w:eastAsia="ＭＳ 明朝" w:hAnsi="ＭＳ 明朝" w:hint="eastAsia"/>
+        </w:rPr>
+        <w:t>、McClellan</w:t>
+      </w:r>
+      <w:r>
+        <w:rPr>
+          <w:rFonts w:ascii="ＭＳ 明朝" w:eastAsia="ＭＳ 明朝" w:hAnsi="ＭＳ 明朝" w:hint="eastAsia"/>
+        </w:rPr>
+        <w:t>訳</w:t>
+      </w:r>
+      <w:r>
+        <w:rPr>
+          <w:rFonts w:ascii="ＭＳ 明朝" w:eastAsia="ＭＳ 明朝" w:hAnsi="ＭＳ 明朝" w:hint="eastAsia"/>
+        </w:rPr>
+        <w:t>は</w:t>
+      </w:r>
+      <w:r>
+        <w:rPr>
+          <w:rFonts w:ascii="ＭＳ 明朝" w:eastAsia="ＭＳ 明朝" w:hAnsi="ＭＳ 明朝" w:hint="eastAsia"/>
+        </w:rPr>
+        <w:t>Denial</w:t>
+      </w:r>
+      <w:r>
+        <w:rPr>
+          <w:rFonts w:ascii="ＭＳ 明朝" w:eastAsia="ＭＳ 明朝" w:hAnsi="ＭＳ 明朝" w:hint="eastAsia"/>
+        </w:rPr>
+        <w:t>によって読者</w:t>
+      </w:r>
+      <w:r>
+        <w:rPr>
+          <w:rFonts w:ascii="ＭＳ 明朝" w:eastAsia="ＭＳ 明朝" w:hAnsi="ＭＳ 明朝" w:hint="eastAsia"/>
+        </w:rPr>
+        <w:t>の異文化接触</w:t>
+      </w:r>
+      <w:r>
+        <w:rPr>
+          <w:rFonts w:ascii="ＭＳ 明朝" w:eastAsia="ＭＳ 明朝" w:hAnsi="ＭＳ 明朝" w:hint="eastAsia"/>
+        </w:rPr>
+        <w:t>を遮断する傾向がある</w:t>
+      </w:r>
+      <w:r>
+        <w:rPr>
+          <w:rFonts w:ascii="ＭＳ 明朝" w:eastAsia="ＭＳ 明朝" w:hAnsi="ＭＳ 明朝" w:hint="eastAsia"/>
+        </w:rPr>
+        <w:t>という、</w:t>
+      </w:r>
+      <w:r>
+        <w:rPr>
+          <w:rFonts w:ascii="ＭＳ 明朝" w:eastAsia="ＭＳ 明朝" w:hAnsi="ＭＳ 明朝" w:hint="eastAsia"/>
+        </w:rPr>
+        <w:t>読者</w:t>
+      </w:r>
+      <w:r>
+        <w:rPr>
+          <w:rFonts w:ascii="ＭＳ 明朝" w:eastAsia="ＭＳ 明朝" w:hAnsi="ＭＳ 明朝" w:hint="eastAsia"/>
+        </w:rPr>
+        <w:t>の理解度</w:t>
+      </w:r>
+      <w:r>
+        <w:rPr>
+          <w:rFonts w:ascii="ＭＳ 明朝" w:eastAsia="ＭＳ 明朝" w:hAnsi="ＭＳ 明朝" w:hint="eastAsia"/>
+        </w:rPr>
+        <w:t>の違いが</w:t>
       </w:r>
       <w:r>
         <w:rPr>
@@ -7678,14 +7890,7 @@
         <w:rPr>
           <w:rFonts w:ascii="ＭＳ 明朝" w:eastAsia="ＭＳ 明朝" w:hAnsi="ＭＳ 明朝" w:hint="eastAsia"/>
         </w:rPr>
-        <w:t>一方</w:t>
-      </w:r>
-      <w:r>
-        <w:rPr>
-          <w:rFonts w:ascii="ＭＳ 明朝" w:eastAsia="ＭＳ 明朝" w:hAnsi="ＭＳ 明朝" w:hint="eastAsia"/>
-        </w:rPr>
-        <w:lastRenderedPageBreak/>
-        <w:t>でDMISの構成比の順位</w:t>
+        <w:t>一方でDMISの構成比の順位</w:t>
       </w:r>
       <w:r>
         <w:rPr>
@@ -7709,7 +7914,13 @@
         <w:rPr>
           <w:rFonts w:ascii="ＭＳ 明朝" w:eastAsia="ＭＳ 明朝" w:hAnsi="ＭＳ 明朝" w:hint="eastAsia"/>
         </w:rPr>
-        <w:t>は類似していると</w:t>
+        <w:t>の大枠は</w:t>
+      </w:r>
+      <w:r>
+        <w:rPr>
+          <w:rFonts w:ascii="ＭＳ 明朝" w:eastAsia="ＭＳ 明朝" w:hAnsi="ＭＳ 明朝" w:hint="eastAsia"/>
+        </w:rPr>
+        <w:t>類似していると</w:t>
       </w:r>
       <w:r>
         <w:rPr>
@@ -7727,7 +7938,7 @@
     <w:p>
       <w:pPr>
         <w:rPr>
-          <w:rFonts w:ascii="ＭＳ 明朝" w:eastAsia="ＭＳ 明朝" w:hAnsi="ＭＳ 明朝"/>
+          <w:rFonts w:ascii="ＭＳ 明朝" w:eastAsia="ＭＳ 明朝" w:hAnsi="ＭＳ 明朝" w:hint="eastAsia"/>
         </w:rPr>
       </w:pPr>
     </w:p>
@@ -9756,7 +9967,16 @@
                 <w:sz w:val="16"/>
                 <w:szCs w:val="16"/>
               </w:rPr>
-              <w:t>Established equivalent</w:t>
+              <w:t xml:space="preserve">Established </w:t>
+            </w:r>
+            <w:r>
+              <w:rPr>
+                <w:rFonts w:ascii="ＭＳ 明朝" w:eastAsia="ＭＳ 明朝" w:hAnsi="ＭＳ 明朝"/>
+                <w:sz w:val="16"/>
+                <w:szCs w:val="16"/>
+              </w:rPr>
+              <w:lastRenderedPageBreak/>
+              <w:t>equivalent</w:t>
             </w:r>
           </w:p>
         </w:tc>
@@ -9793,6 +10013,7 @@
                 <w:sz w:val="16"/>
                 <w:szCs w:val="16"/>
               </w:rPr>
+              <w:lastRenderedPageBreak/>
               <w:t>63</w:t>
             </w:r>
           </w:p>
@@ -9991,7 +10212,16 @@
                 <w:sz w:val="16"/>
                 <w:szCs w:val="16"/>
               </w:rPr>
-              <w:t>Established equivalent</w:t>
+              <w:t xml:space="preserve">Established </w:t>
+            </w:r>
+            <w:r>
+              <w:rPr>
+                <w:rFonts w:ascii="ＭＳ 明朝" w:eastAsia="ＭＳ 明朝" w:hAnsi="ＭＳ 明朝"/>
+                <w:sz w:val="16"/>
+                <w:szCs w:val="16"/>
+              </w:rPr>
+              <w:lastRenderedPageBreak/>
+              <w:t>equivalent</w:t>
             </w:r>
           </w:p>
         </w:tc>
@@ -10028,6 +10258,7 @@
                 <w:sz w:val="16"/>
                 <w:szCs w:val="16"/>
               </w:rPr>
+              <w:lastRenderedPageBreak/>
               <w:t>61</w:t>
             </w:r>
           </w:p>
@@ -11973,7 +12204,7 @@
     <w:p>
       <w:pPr>
         <w:rPr>
-          <w:rFonts w:ascii="ＭＳ 明朝" w:eastAsia="ＭＳ 明朝" w:hAnsi="ＭＳ 明朝"/>
+          <w:rFonts w:ascii="ＭＳ 明朝" w:eastAsia="ＭＳ 明朝" w:hAnsi="ＭＳ 明朝" w:hint="eastAsia"/>
         </w:rPr>
       </w:pPr>
       <w:r>
@@ -12030,62 +12261,6 @@
         </w:rPr>
         <w:t>&gt; .97$)。したがって、両翻訳者の傾向は統計的に同質であると判断し、これら2つのデータを合算して全体的な分析を行った。合算した結果を図4に示す。</w:t>
       </w:r>
-    </w:p>
-    <w:p>
-      <w:pPr>
-        <w:rPr>
-          <w:rFonts w:ascii="ＭＳ 明朝" w:eastAsia="ＭＳ 明朝" w:hAnsi="ＭＳ 明朝"/>
-        </w:rPr>
-      </w:pPr>
-    </w:p>
-    <w:p>
-      <w:pPr>
-        <w:rPr>
-          <w:rFonts w:ascii="ＭＳ 明朝" w:eastAsia="ＭＳ 明朝" w:hAnsi="ＭＳ 明朝"/>
-        </w:rPr>
-      </w:pPr>
-    </w:p>
-    <w:p>
-      <w:pPr>
-        <w:rPr>
-          <w:rFonts w:ascii="ＭＳ 明朝" w:eastAsia="ＭＳ 明朝" w:hAnsi="ＭＳ 明朝"/>
-        </w:rPr>
-      </w:pPr>
-    </w:p>
-    <w:p>
-      <w:pPr>
-        <w:rPr>
-          <w:rFonts w:ascii="ＭＳ 明朝" w:eastAsia="ＭＳ 明朝" w:hAnsi="ＭＳ 明朝"/>
-        </w:rPr>
-      </w:pPr>
-    </w:p>
-    <w:p>
-      <w:pPr>
-        <w:rPr>
-          <w:rFonts w:ascii="ＭＳ 明朝" w:eastAsia="ＭＳ 明朝" w:hAnsi="ＭＳ 明朝"/>
-        </w:rPr>
-      </w:pPr>
-    </w:p>
-    <w:p>
-      <w:pPr>
-        <w:rPr>
-          <w:rFonts w:ascii="ＭＳ 明朝" w:eastAsia="ＭＳ 明朝" w:hAnsi="ＭＳ 明朝"/>
-        </w:rPr>
-      </w:pPr>
-    </w:p>
-    <w:p>
-      <w:pPr>
-        <w:rPr>
-          <w:rFonts w:ascii="ＭＳ 明朝" w:eastAsia="ＭＳ 明朝" w:hAnsi="ＭＳ 明朝"/>
-        </w:rPr>
-      </w:pPr>
-    </w:p>
-    <w:p>
-      <w:pPr>
-        <w:rPr>
-          <w:rFonts w:ascii="ＭＳ 明朝" w:eastAsia="ＭＳ 明朝" w:hAnsi="ＭＳ 明朝"/>
-        </w:rPr>
-      </w:pPr>
     </w:p>
     <w:tbl>
       <w:tblPr>
@@ -13894,15 +14069,9 @@
     <w:p>
       <w:pPr>
         <w:rPr>
-          <w:rFonts w:ascii="ＭＳ 明朝" w:eastAsia="ＭＳ 明朝" w:hAnsi="ＭＳ 明朝"/>
-        </w:rPr>
-      </w:pPr>
-      <w:r>
-        <w:rPr>
-          <w:rFonts w:ascii="ＭＳ 明朝" w:eastAsia="ＭＳ 明朝" w:hAnsi="ＭＳ 明朝" w:hint="eastAsia"/>
-        </w:rPr>
-        <w:t xml:space="preserve"> </w:t>
-      </w:r>
+          <w:rFonts w:ascii="ＭＳ 明朝" w:eastAsia="ＭＳ 明朝" w:hAnsi="ＭＳ 明朝" w:hint="eastAsia"/>
+        </w:rPr>
+      </w:pPr>
     </w:p>
     <w:p>
       <w:pPr>
@@ -14033,720 +14202,719 @@
         </w:rPr>
         <w:t>6</w:t>
       </w:r>
+      <w:commentRangeStart w:id="79"/>
+      <w:r>
+        <w:rPr>
+          <w:rFonts w:ascii="ＭＳ 明朝" w:eastAsia="ＭＳ 明朝" w:hAnsi="ＭＳ 明朝" w:hint="eastAsia"/>
+        </w:rPr>
+        <w:t>.</w:t>
+      </w:r>
+      <w:r>
+        <w:rPr>
+          <w:rFonts w:ascii="ＭＳ 明朝" w:eastAsia="ＭＳ 明朝" w:hAnsi="ＭＳ 明朝" w:hint="eastAsia"/>
+        </w:rPr>
+        <w:t>参考文献</w:t>
+      </w:r>
+      <w:commentRangeEnd w:id="79"/>
+      <w:r>
+        <w:rPr>
+          <w:rStyle w:val="ac"/>
+        </w:rPr>
+        <w:commentReference w:id="79"/>
+      </w:r>
+    </w:p>
+    <w:p>
+      <w:pPr>
+        <w:rPr>
+          <w:rFonts w:ascii="ＭＳ 明朝" w:eastAsia="ＭＳ 明朝" w:hAnsi="ＭＳ 明朝"/>
+        </w:rPr>
+      </w:pPr>
+      <w:r>
+        <w:rPr>
+          <w:rFonts w:ascii="ＭＳ 明朝" w:eastAsia="ＭＳ 明朝" w:hAnsi="ＭＳ 明朝" w:hint="eastAsia"/>
+        </w:rPr>
+        <w:t>瀬上和典</w:t>
+      </w:r>
+      <w:commentRangeStart w:id="80"/>
+      <w:r>
+        <w:rPr>
+          <w:rFonts w:ascii="ＭＳ 明朝" w:eastAsia="ＭＳ 明朝" w:hAnsi="ＭＳ 明朝" w:hint="eastAsia"/>
+        </w:rPr>
+        <w:t>,</w:t>
+      </w:r>
+      <w:commentRangeEnd w:id="80"/>
+      <w:r>
+        <w:rPr>
+          <w:rStyle w:val="ac"/>
+        </w:rPr>
+        <w:commentReference w:id="80"/>
+      </w:r>
+      <w:r>
+        <w:rPr>
+          <w:rFonts w:ascii="ＭＳ 明朝" w:eastAsia="ＭＳ 明朝" w:hAnsi="ＭＳ 明朝" w:hint="eastAsia"/>
+        </w:rPr>
+        <w:t xml:space="preserve"> 2016</w:t>
+      </w:r>
       <w:commentRangeStart w:id="81"/>
       <w:r>
         <w:rPr>
           <w:rFonts w:ascii="ＭＳ 明朝" w:eastAsia="ＭＳ 明朝" w:hAnsi="ＭＳ 明朝" w:hint="eastAsia"/>
         </w:rPr>
+        <w:t xml:space="preserve">, </w:t>
+      </w:r>
+      <w:commentRangeEnd w:id="81"/>
+      <w:r>
+        <w:rPr>
+          <w:rStyle w:val="ac"/>
+        </w:rPr>
+        <w:commentReference w:id="81"/>
+      </w:r>
+      <w:r>
+        <w:rPr>
+          <w:rFonts w:ascii="ＭＳ 明朝" w:eastAsia="ＭＳ 明朝" w:hAnsi="ＭＳ 明朝" w:hint="eastAsia"/>
+        </w:rPr>
+        <w:t>機械翻訳の限界と人間による翻訳の</w:t>
+      </w:r>
+      <w:commentRangeStart w:id="82"/>
+      <w:r>
+        <w:rPr>
+          <w:rFonts w:ascii="ＭＳ 明朝" w:eastAsia="ＭＳ 明朝" w:hAnsi="ＭＳ 明朝" w:hint="eastAsia"/>
+        </w:rPr>
+        <w:t>可能性</w:t>
+      </w:r>
+      <w:commentRangeEnd w:id="82"/>
+      <w:r>
+        <w:rPr>
+          <w:rStyle w:val="ac"/>
+        </w:rPr>
+        <w:commentReference w:id="82"/>
+      </w:r>
+    </w:p>
+    <w:p>
+      <w:pPr>
+        <w:rPr>
+          <w:rFonts w:ascii="ＭＳ 明朝" w:eastAsia="ＭＳ 明朝" w:hAnsi="ＭＳ 明朝"/>
+        </w:rPr>
+      </w:pPr>
+      <w:commentRangeStart w:id="83"/>
+      <w:commentRangeStart w:id="84"/>
+      <w:r>
+        <w:rPr>
+          <w:rFonts w:ascii="ＭＳ 明朝" w:eastAsia="ＭＳ 明朝" w:hAnsi="ＭＳ 明朝" w:hint="eastAsia"/>
+        </w:rPr>
+        <w:t>Munday</w:t>
+      </w:r>
+      <w:r>
+        <w:rPr>
+          <w:rFonts w:ascii="ＭＳ 明朝" w:eastAsia="ＭＳ 明朝" w:hAnsi="ＭＳ 明朝" w:hint="eastAsia"/>
+        </w:rPr>
+        <w:t xml:space="preserve"> </w:t>
+      </w:r>
+      <w:r>
+        <w:rPr>
+          <w:rFonts w:ascii="ＭＳ 明朝" w:eastAsia="ＭＳ 明朝" w:hAnsi="ＭＳ 明朝" w:hint="eastAsia"/>
+        </w:rPr>
+        <w:t>Jeremy</w:t>
+      </w:r>
+      <w:commentRangeEnd w:id="83"/>
+      <w:r>
+        <w:rPr>
+          <w:rStyle w:val="ac"/>
+        </w:rPr>
+        <w:commentReference w:id="83"/>
+      </w:r>
+      <w:commentRangeStart w:id="85"/>
+      <w:r>
+        <w:rPr>
+          <w:rFonts w:ascii="ＭＳ 明朝" w:eastAsia="ＭＳ 明朝" w:hAnsi="ＭＳ 明朝" w:hint="eastAsia"/>
+        </w:rPr>
+        <w:t>,</w:t>
+      </w:r>
+      <w:r>
+        <w:rPr>
+          <w:rFonts w:ascii="ＭＳ 明朝" w:eastAsia="ＭＳ 明朝" w:hAnsi="ＭＳ 明朝" w:hint="eastAsia"/>
+        </w:rPr>
+        <w:t xml:space="preserve"> </w:t>
+      </w:r>
+      <w:commentRangeEnd w:id="85"/>
+      <w:r>
+        <w:rPr>
+          <w:rStyle w:val="ac"/>
+        </w:rPr>
+        <w:commentReference w:id="85"/>
+      </w:r>
+      <w:r>
+        <w:rPr>
+          <w:rFonts w:ascii="ＭＳ 明朝" w:eastAsia="ＭＳ 明朝" w:hAnsi="ＭＳ 明朝" w:hint="eastAsia"/>
+        </w:rPr>
+        <w:t>2008</w:t>
+      </w:r>
+      <w:commentRangeStart w:id="86"/>
+      <w:r>
+        <w:rPr>
+          <w:rFonts w:ascii="ＭＳ 明朝" w:eastAsia="ＭＳ 明朝" w:hAnsi="ＭＳ 明朝" w:hint="eastAsia"/>
+        </w:rPr>
+        <w:t>,</w:t>
+      </w:r>
+      <w:commentRangeEnd w:id="86"/>
+      <w:r>
+        <w:rPr>
+          <w:rStyle w:val="ac"/>
+        </w:rPr>
+        <w:commentReference w:id="86"/>
+      </w:r>
+      <w:r>
+        <w:rPr>
+          <w:rFonts w:ascii="ＭＳ 明朝" w:eastAsia="ＭＳ 明朝" w:hAnsi="ＭＳ 明朝" w:hint="eastAsia"/>
+        </w:rPr>
+        <w:t xml:space="preserve"> Introducing Translation Studies</w:t>
+      </w:r>
+      <w:r>
+        <w:rPr>
+          <w:rFonts w:ascii="ＭＳ 明朝" w:eastAsia="ＭＳ 明朝" w:hAnsi="ＭＳ 明朝" w:hint="eastAsia"/>
+        </w:rPr>
+        <w:t>,</w:t>
+      </w:r>
+      <w:r>
+        <w:rPr>
+          <w:rFonts w:ascii="ＭＳ 明朝" w:eastAsia="ＭＳ 明朝" w:hAnsi="ＭＳ 明朝" w:hint="eastAsia"/>
+        </w:rPr>
+        <w:t xml:space="preserve"> Routledge</w:t>
+      </w:r>
+      <w:r>
+        <w:rPr>
+          <w:rFonts w:ascii="ＭＳ 明朝" w:eastAsia="ＭＳ 明朝" w:hAnsi="ＭＳ 明朝" w:hint="eastAsia"/>
+        </w:rPr>
+        <w:t>,</w:t>
+      </w:r>
+      <w:r>
+        <w:rPr>
+          <w:rFonts w:ascii="ＭＳ 明朝" w:eastAsia="ＭＳ 明朝" w:hAnsi="ＭＳ 明朝" w:hint="eastAsia"/>
+        </w:rPr>
+        <w:t>（</w:t>
+      </w:r>
+      <w:commentRangeStart w:id="87"/>
+      <w:r>
+        <w:rPr>
+          <w:rFonts w:ascii="ＭＳ 明朝" w:eastAsia="ＭＳ 明朝" w:hAnsi="ＭＳ 明朝" w:hint="eastAsia"/>
+        </w:rPr>
+        <w:t>=鳥飼玖美 子監訳</w:t>
+      </w:r>
+      <w:commentRangeEnd w:id="87"/>
+      <w:r>
+        <w:rPr>
+          <w:rStyle w:val="ac"/>
+        </w:rPr>
+        <w:commentReference w:id="87"/>
+      </w:r>
+      <w:r>
+        <w:rPr>
+          <w:rFonts w:ascii="ＭＳ 明朝" w:eastAsia="ＭＳ 明朝" w:hAnsi="ＭＳ 明朝" w:hint="eastAsia"/>
+        </w:rPr>
+        <w:t>. 2009.『翻訳学入門』みすず書房.）</w:t>
+      </w:r>
+      <w:commentRangeEnd w:id="84"/>
+      <w:r>
+        <w:rPr>
+          <w:rStyle w:val="ac"/>
+        </w:rPr>
+        <w:commentReference w:id="84"/>
+      </w:r>
+    </w:p>
+    <w:p>
+      <w:pPr>
+        <w:rPr>
+          <w:rFonts w:ascii="ＭＳ 明朝" w:eastAsia="ＭＳ 明朝" w:hAnsi="ＭＳ 明朝"/>
+        </w:rPr>
+      </w:pPr>
+    </w:p>
+    <w:p>
+      <w:pPr>
+        <w:rPr>
+          <w:rFonts w:ascii="ＭＳ 明朝" w:eastAsia="ＭＳ 明朝" w:hAnsi="ＭＳ 明朝"/>
+        </w:rPr>
+      </w:pPr>
+      <w:commentRangeStart w:id="88"/>
+      <w:r>
+        <w:rPr>
+          <w:rFonts w:ascii="ＭＳ 明朝" w:eastAsia="ＭＳ 明朝" w:hAnsi="ＭＳ 明朝" w:hint="eastAsia"/>
+        </w:rPr>
+        <w:t>【文化的要素の定義】</w:t>
+      </w:r>
+      <w:commentRangeEnd w:id="88"/>
+      <w:r>
+        <w:rPr>
+          <w:rStyle w:val="ac"/>
+        </w:rPr>
+        <w:commentReference w:id="88"/>
+      </w:r>
+    </w:p>
+    <w:p>
+      <w:pPr>
+        <w:rPr>
+          <w:rFonts w:ascii="ＭＳ 明朝" w:eastAsia="ＭＳ 明朝" w:hAnsi="ＭＳ 明朝"/>
+        </w:rPr>
+      </w:pPr>
+      <w:r>
+        <w:rPr>
+          <w:rFonts w:ascii="ＭＳ 明朝" w:eastAsia="ＭＳ 明朝" w:hAnsi="ＭＳ 明朝"/>
+        </w:rPr>
+        <w:t>Newmark,</w:t>
+      </w:r>
+      <w:commentRangeStart w:id="89"/>
+      <w:r>
+        <w:rPr>
+          <w:rFonts w:ascii="ＭＳ 明朝" w:eastAsia="ＭＳ 明朝" w:hAnsi="ＭＳ 明朝"/>
+        </w:rPr>
+        <w:t>Peter</w:t>
+      </w:r>
+      <w:commentRangeEnd w:id="89"/>
+      <w:r>
+        <w:rPr>
+          <w:rStyle w:val="ac"/>
+        </w:rPr>
+        <w:commentReference w:id="89"/>
+      </w:r>
+      <w:commentRangeStart w:id="90"/>
+      <w:r>
+        <w:rPr>
+          <w:rFonts w:ascii="ＭＳ 明朝" w:eastAsia="ＭＳ 明朝" w:hAnsi="ＭＳ 明朝"/>
+        </w:rPr>
+        <w:t>,</w:t>
+      </w:r>
+      <w:commentRangeEnd w:id="90"/>
+      <w:r>
+        <w:rPr>
+          <w:rStyle w:val="ac"/>
+        </w:rPr>
+        <w:commentReference w:id="90"/>
+      </w:r>
+      <w:r>
+        <w:rPr>
+          <w:rFonts w:ascii="ＭＳ 明朝" w:eastAsia="ＭＳ 明朝" w:hAnsi="ＭＳ 明朝"/>
+        </w:rPr>
+        <w:t>1988</w:t>
+      </w:r>
+      <w:commentRangeStart w:id="91"/>
+      <w:r>
+        <w:rPr>
+          <w:rFonts w:ascii="ＭＳ 明朝" w:eastAsia="ＭＳ 明朝" w:hAnsi="ＭＳ 明朝"/>
+        </w:rPr>
+        <w:t>,</w:t>
+      </w:r>
+      <w:commentRangeEnd w:id="91"/>
+      <w:r>
+        <w:rPr>
+          <w:rStyle w:val="ac"/>
+        </w:rPr>
+        <w:commentReference w:id="91"/>
+      </w:r>
+      <w:commentRangeStart w:id="92"/>
+      <w:r>
+        <w:rPr>
+          <w:rFonts w:ascii="ＭＳ 明朝" w:eastAsia="ＭＳ 明朝" w:hAnsi="ＭＳ 明朝"/>
+        </w:rPr>
+        <w:t>A Textbook of Translation</w:t>
+      </w:r>
+      <w:commentRangeEnd w:id="92"/>
+      <w:r>
+        <w:rPr>
+          <w:rStyle w:val="ac"/>
+        </w:rPr>
+        <w:commentReference w:id="92"/>
+      </w:r>
+      <w:commentRangeStart w:id="93"/>
+      <w:r>
+        <w:rPr>
+          <w:rFonts w:ascii="ＭＳ 明朝" w:eastAsia="ＭＳ 明朝" w:hAnsi="ＭＳ 明朝"/>
+        </w:rPr>
+        <w:t>,</w:t>
+      </w:r>
+      <w:commentRangeEnd w:id="93"/>
+      <w:r>
+        <w:rPr>
+          <w:rStyle w:val="ac"/>
+        </w:rPr>
+        <w:commentReference w:id="93"/>
+      </w:r>
+      <w:r>
+        <w:rPr>
+          <w:rFonts w:ascii="ＭＳ 明朝" w:eastAsia="ＭＳ 明朝" w:hAnsi="ＭＳ 明朝"/>
+        </w:rPr>
+        <w:t xml:space="preserve"> Prentice-Hall</w:t>
+      </w:r>
+      <w:r>
+        <w:rPr>
+          <w:rFonts w:ascii="ＭＳ 明朝" w:eastAsia="ＭＳ 明朝" w:hAnsi="ＭＳ 明朝" w:hint="eastAsia"/>
+        </w:rPr>
+        <w:t xml:space="preserve"> </w:t>
+      </w:r>
+      <w:proofErr w:type="spellStart"/>
+      <w:r>
+        <w:rPr>
+          <w:rFonts w:ascii="ＭＳ 明朝" w:eastAsia="ＭＳ 明朝" w:hAnsi="ＭＳ 明朝"/>
+        </w:rPr>
+        <w:t>International</w:t>
+      </w:r>
+      <w:commentRangeStart w:id="94"/>
+      <w:r>
+        <w:rPr>
+          <w:rFonts w:ascii="ＭＳ 明朝" w:eastAsia="ＭＳ 明朝" w:hAnsi="ＭＳ 明朝"/>
+        </w:rPr>
+        <w:t>,New</w:t>
+      </w:r>
+      <w:proofErr w:type="spellEnd"/>
+      <w:r>
+        <w:rPr>
+          <w:rFonts w:ascii="ＭＳ 明朝" w:eastAsia="ＭＳ 明朝" w:hAnsi="ＭＳ 明朝"/>
+        </w:rPr>
+        <w:t xml:space="preserve"> York</w:t>
+      </w:r>
+      <w:commentRangeEnd w:id="94"/>
+      <w:r>
+        <w:rPr>
+          <w:rStyle w:val="ac"/>
+        </w:rPr>
+        <w:commentReference w:id="94"/>
+      </w:r>
+      <w:r>
+        <w:rPr>
+          <w:rFonts w:ascii="ＭＳ 明朝" w:eastAsia="ＭＳ 明朝" w:hAnsi="ＭＳ 明朝"/>
+        </w:rPr>
         <w:t>.</w:t>
       </w:r>
-      <w:r>
-        <w:rPr>
-          <w:rFonts w:ascii="ＭＳ 明朝" w:eastAsia="ＭＳ 明朝" w:hAnsi="ＭＳ 明朝" w:hint="eastAsia"/>
-        </w:rPr>
-        <w:t>参考文献</w:t>
-      </w:r>
-      <w:commentRangeEnd w:id="81"/>
+    </w:p>
+    <w:p>
+      <w:pPr>
+        <w:rPr>
+          <w:rFonts w:ascii="ＭＳ 明朝" w:eastAsia="ＭＳ 明朝" w:hAnsi="ＭＳ 明朝"/>
+        </w:rPr>
+      </w:pPr>
+      <w:r>
+        <w:rPr>
+          <w:rFonts w:ascii="ＭＳ 明朝" w:eastAsia="ＭＳ 明朝" w:hAnsi="ＭＳ 明朝" w:hint="eastAsia"/>
+        </w:rPr>
+        <w:t>【</w:t>
+      </w:r>
+      <w:r>
+        <w:rPr>
+          <w:rFonts w:ascii="ＭＳ 明朝" w:eastAsia="ＭＳ 明朝" w:hAnsi="ＭＳ 明朝" w:hint="eastAsia"/>
+        </w:rPr>
+        <w:t>技法関連</w:t>
+      </w:r>
+      <w:r>
+        <w:rPr>
+          <w:rFonts w:ascii="ＭＳ 明朝" w:eastAsia="ＭＳ 明朝" w:hAnsi="ＭＳ 明朝" w:hint="eastAsia"/>
+        </w:rPr>
+        <w:t>】</w:t>
+      </w:r>
+    </w:p>
+    <w:p>
+      <w:pPr>
+        <w:rPr>
+          <w:rFonts w:ascii="ＭＳ 明朝" w:eastAsia="ＭＳ 明朝" w:hAnsi="ＭＳ 明朝"/>
+          <w:szCs w:val="21"/>
+        </w:rPr>
+      </w:pPr>
+      <w:r>
+        <w:rPr>
+          <w:rFonts w:ascii="ＭＳ 明朝" w:eastAsia="ＭＳ 明朝" w:hAnsi="ＭＳ 明朝"/>
+          <w:szCs w:val="21"/>
+        </w:rPr>
+        <w:t xml:space="preserve">Vinay, J.-P., &amp; </w:t>
+      </w:r>
+      <w:proofErr w:type="spellStart"/>
+      <w:r>
+        <w:rPr>
+          <w:rFonts w:ascii="ＭＳ 明朝" w:eastAsia="ＭＳ 明朝" w:hAnsi="ＭＳ 明朝"/>
+          <w:szCs w:val="21"/>
+        </w:rPr>
+        <w:t>Darbelnet</w:t>
+      </w:r>
+      <w:proofErr w:type="spellEnd"/>
+      <w:r>
+        <w:rPr>
+          <w:rFonts w:ascii="ＭＳ 明朝" w:eastAsia="ＭＳ 明朝" w:hAnsi="ＭＳ 明朝"/>
+          <w:szCs w:val="21"/>
+        </w:rPr>
+        <w:t xml:space="preserve">, J. </w:t>
+      </w:r>
+      <w:commentRangeStart w:id="95"/>
+      <w:r>
+        <w:rPr>
+          <w:rFonts w:ascii="ＭＳ 明朝" w:eastAsia="ＭＳ 明朝" w:hAnsi="ＭＳ 明朝"/>
+          <w:szCs w:val="21"/>
+        </w:rPr>
+        <w:t>(1995)</w:t>
+      </w:r>
+      <w:commentRangeEnd w:id="95"/>
       <w:r>
         <w:rPr>
           <w:rStyle w:val="ac"/>
         </w:rPr>
-        <w:commentReference w:id="81"/>
-      </w:r>
-    </w:p>
-    <w:p>
-      <w:pPr>
-        <w:rPr>
-          <w:rFonts w:ascii="ＭＳ 明朝" w:eastAsia="ＭＳ 明朝" w:hAnsi="ＭＳ 明朝"/>
-        </w:rPr>
-      </w:pPr>
-      <w:r>
-        <w:rPr>
-          <w:rFonts w:ascii="ＭＳ 明朝" w:eastAsia="ＭＳ 明朝" w:hAnsi="ＭＳ 明朝" w:hint="eastAsia"/>
-        </w:rPr>
-        <w:t>瀬上和典</w:t>
-      </w:r>
-      <w:commentRangeStart w:id="82"/>
-      <w:r>
-        <w:rPr>
-          <w:rFonts w:ascii="ＭＳ 明朝" w:eastAsia="ＭＳ 明朝" w:hAnsi="ＭＳ 明朝" w:hint="eastAsia"/>
-        </w:rPr>
-        <w:t>,</w:t>
-      </w:r>
-      <w:commentRangeEnd w:id="82"/>
+        <w:commentReference w:id="95"/>
+      </w:r>
+      <w:r>
+        <w:rPr>
+          <w:rFonts w:ascii="ＭＳ 明朝" w:eastAsia="ＭＳ 明朝" w:hAnsi="ＭＳ 明朝"/>
+          <w:szCs w:val="21"/>
+        </w:rPr>
+        <w:t xml:space="preserve">. </w:t>
+      </w:r>
+      <w:commentRangeStart w:id="96"/>
+      <w:r>
+        <w:rPr>
+          <w:rFonts w:ascii="ＭＳ 明朝" w:eastAsia="ＭＳ 明朝" w:hAnsi="ＭＳ 明朝"/>
+          <w:szCs w:val="21"/>
+        </w:rPr>
+        <w:t>Comparative Stylistics of French and English: A Methodology for Translation</w:t>
+      </w:r>
+      <w:commentRangeEnd w:id="96"/>
       <w:r>
         <w:rPr>
           <w:rStyle w:val="ac"/>
         </w:rPr>
-        <w:commentReference w:id="82"/>
-      </w:r>
-      <w:r>
-        <w:rPr>
-          <w:rFonts w:ascii="ＭＳ 明朝" w:eastAsia="ＭＳ 明朝" w:hAnsi="ＭＳ 明朝" w:hint="eastAsia"/>
-        </w:rPr>
-        <w:t xml:space="preserve"> 2016</w:t>
-      </w:r>
-      <w:commentRangeStart w:id="83"/>
-      <w:r>
-        <w:rPr>
-          <w:rFonts w:ascii="ＭＳ 明朝" w:eastAsia="ＭＳ 明朝" w:hAnsi="ＭＳ 明朝" w:hint="eastAsia"/>
-        </w:rPr>
-        <w:t xml:space="preserve">, </w:t>
-      </w:r>
-      <w:commentRangeEnd w:id="83"/>
+        <w:commentReference w:id="96"/>
+      </w:r>
+      <w:r>
+        <w:rPr>
+          <w:rFonts w:ascii="ＭＳ 明朝" w:eastAsia="ＭＳ 明朝" w:hAnsi="ＭＳ 明朝"/>
+          <w:szCs w:val="21"/>
+        </w:rPr>
+        <w:t>. (J. C. Sager &amp; M. J. Hamel, Trans.). John Benjamins. (Original work published 1958)</w:t>
+      </w:r>
+    </w:p>
+    <w:p>
+      <w:pPr>
+        <w:rPr>
+          <w:rFonts w:ascii="ＭＳ 明朝" w:eastAsia="ＭＳ 明朝" w:hAnsi="ＭＳ 明朝"/>
+          <w:szCs w:val="21"/>
+        </w:rPr>
+      </w:pPr>
+    </w:p>
+    <w:p>
+      <w:pPr>
+        <w:rPr>
+          <w:rFonts w:ascii="ＭＳ 明朝" w:eastAsia="ＭＳ 明朝" w:hAnsi="ＭＳ 明朝"/>
+          <w:szCs w:val="21"/>
+        </w:rPr>
+      </w:pPr>
+      <w:r>
+        <w:rPr>
+          <w:rFonts w:ascii="ＭＳ 明朝" w:eastAsia="ＭＳ 明朝" w:hAnsi="ＭＳ 明朝"/>
+          <w:szCs w:val="21"/>
+        </w:rPr>
+        <w:t xml:space="preserve">Molina, L., &amp; Hurtado </w:t>
+      </w:r>
+      <w:commentRangeStart w:id="97"/>
+      <w:r>
+        <w:rPr>
+          <w:rFonts w:ascii="ＭＳ 明朝" w:eastAsia="ＭＳ 明朝" w:hAnsi="ＭＳ 明朝"/>
+          <w:szCs w:val="21"/>
+        </w:rPr>
+        <w:t>Albir</w:t>
+      </w:r>
+      <w:commentRangeEnd w:id="97"/>
       <w:r>
         <w:rPr>
           <w:rStyle w:val="ac"/>
         </w:rPr>
-        <w:commentReference w:id="83"/>
-      </w:r>
-      <w:r>
-        <w:rPr>
-          <w:rFonts w:ascii="ＭＳ 明朝" w:eastAsia="ＭＳ 明朝" w:hAnsi="ＭＳ 明朝" w:hint="eastAsia"/>
-        </w:rPr>
-        <w:t>機械翻訳の限界と人間による翻訳の</w:t>
-      </w:r>
-      <w:commentRangeStart w:id="84"/>
-      <w:r>
-        <w:rPr>
-          <w:rFonts w:ascii="ＭＳ 明朝" w:eastAsia="ＭＳ 明朝" w:hAnsi="ＭＳ 明朝" w:hint="eastAsia"/>
-        </w:rPr>
-        <w:t>可能性</w:t>
-      </w:r>
-      <w:commentRangeEnd w:id="84"/>
+        <w:commentReference w:id="97"/>
+      </w:r>
+      <w:r>
+        <w:rPr>
+          <w:rFonts w:ascii="ＭＳ 明朝" w:eastAsia="ＭＳ 明朝" w:hAnsi="ＭＳ 明朝"/>
+          <w:szCs w:val="21"/>
+        </w:rPr>
+        <w:t xml:space="preserve">, A. (2002). Translation Techniques Revisited: A Dynamic and Functionalist Approach. </w:t>
+      </w:r>
+      <w:commentRangeStart w:id="98"/>
+      <w:r>
+        <w:rPr>
+          <w:rFonts w:ascii="ＭＳ 明朝" w:eastAsia="ＭＳ 明朝" w:hAnsi="ＭＳ 明朝"/>
+          <w:szCs w:val="21"/>
+        </w:rPr>
+        <w:t xml:space="preserve">Meta: Journal des </w:t>
+      </w:r>
+      <w:proofErr w:type="spellStart"/>
+      <w:r>
+        <w:rPr>
+          <w:rFonts w:ascii="ＭＳ 明朝" w:eastAsia="ＭＳ 明朝" w:hAnsi="ＭＳ 明朝"/>
+          <w:szCs w:val="21"/>
+        </w:rPr>
+        <w:t>traducteurs</w:t>
+      </w:r>
+      <w:proofErr w:type="spellEnd"/>
+      <w:r>
+        <w:rPr>
+          <w:rFonts w:ascii="ＭＳ 明朝" w:eastAsia="ＭＳ 明朝" w:hAnsi="ＭＳ 明朝"/>
+          <w:szCs w:val="21"/>
+        </w:rPr>
+        <w:t xml:space="preserve"> / Meta: Translators' Journal, 47</w:t>
+      </w:r>
+      <w:commentRangeEnd w:id="98"/>
       <w:r>
         <w:rPr>
           <w:rStyle w:val="ac"/>
         </w:rPr>
-        <w:commentReference w:id="84"/>
-      </w:r>
-    </w:p>
-    <w:p>
-      <w:pPr>
-        <w:rPr>
-          <w:rFonts w:ascii="ＭＳ 明朝" w:eastAsia="ＭＳ 明朝" w:hAnsi="ＭＳ 明朝"/>
-        </w:rPr>
-      </w:pPr>
-      <w:commentRangeStart w:id="85"/>
-      <w:commentRangeStart w:id="86"/>
-      <w:r>
-        <w:rPr>
-          <w:rFonts w:ascii="ＭＳ 明朝" w:eastAsia="ＭＳ 明朝" w:hAnsi="ＭＳ 明朝" w:hint="eastAsia"/>
-        </w:rPr>
-        <w:t>Munday</w:t>
-      </w:r>
-      <w:r>
-        <w:rPr>
-          <w:rFonts w:ascii="ＭＳ 明朝" w:eastAsia="ＭＳ 明朝" w:hAnsi="ＭＳ 明朝" w:hint="eastAsia"/>
-        </w:rPr>
-        <w:t xml:space="preserve"> </w:t>
-      </w:r>
-      <w:r>
-        <w:rPr>
-          <w:rFonts w:ascii="ＭＳ 明朝" w:eastAsia="ＭＳ 明朝" w:hAnsi="ＭＳ 明朝" w:hint="eastAsia"/>
-        </w:rPr>
-        <w:t>Jeremy</w:t>
-      </w:r>
-      <w:commentRangeEnd w:id="85"/>
+        <w:commentReference w:id="98"/>
+      </w:r>
+      <w:r>
+        <w:rPr>
+          <w:rFonts w:ascii="ＭＳ 明朝" w:eastAsia="ＭＳ 明朝" w:hAnsi="ＭＳ 明朝"/>
+          <w:szCs w:val="21"/>
+        </w:rPr>
+        <w:t>(4), 498–512.</w:t>
+      </w:r>
+    </w:p>
+    <w:p>
+      <w:pPr>
+        <w:rPr>
+          <w:rFonts w:ascii="ＭＳ 明朝" w:eastAsia="ＭＳ 明朝" w:hAnsi="ＭＳ 明朝"/>
+          <w:szCs w:val="21"/>
+        </w:rPr>
+      </w:pPr>
+    </w:p>
+    <w:p>
+      <w:pPr>
+        <w:rPr>
+          <w:rFonts w:ascii="ＭＳ 明朝" w:eastAsia="ＭＳ 明朝" w:hAnsi="ＭＳ 明朝"/>
+          <w:szCs w:val="21"/>
+        </w:rPr>
+      </w:pPr>
+      <w:r>
+        <w:rPr>
+          <w:rFonts w:ascii="ＭＳ 明朝" w:eastAsia="ＭＳ 明朝" w:hAnsi="ＭＳ 明朝" w:hint="eastAsia"/>
+          <w:szCs w:val="21"/>
+        </w:rPr>
+        <w:t>【</w:t>
+      </w:r>
+      <w:r>
+        <w:rPr>
+          <w:rFonts w:ascii="ＭＳ 明朝" w:eastAsia="ＭＳ 明朝" w:hAnsi="ＭＳ 明朝" w:hint="eastAsia"/>
+          <w:szCs w:val="21"/>
+        </w:rPr>
+        <w:t>スコポス理論関連</w:t>
+      </w:r>
+      <w:r>
+        <w:rPr>
+          <w:rFonts w:ascii="ＭＳ 明朝" w:eastAsia="ＭＳ 明朝" w:hAnsi="ＭＳ 明朝" w:hint="eastAsia"/>
+          <w:szCs w:val="21"/>
+        </w:rPr>
+        <w:t>】</w:t>
+      </w:r>
+    </w:p>
+    <w:p>
+      <w:pPr>
+        <w:rPr>
+          <w:rFonts w:ascii="ＭＳ 明朝" w:eastAsia="ＭＳ 明朝" w:hAnsi="ＭＳ 明朝"/>
+          <w:szCs w:val="21"/>
+        </w:rPr>
+      </w:pPr>
+      <w:r>
+        <w:rPr>
+          <w:rFonts w:ascii="ＭＳ 明朝" w:eastAsia="ＭＳ 明朝" w:hAnsi="ＭＳ 明朝" w:hint="eastAsia"/>
+          <w:szCs w:val="21"/>
+        </w:rPr>
+        <w:t xml:space="preserve">Vermeer, H. J. (1989). </w:t>
+      </w:r>
+      <w:commentRangeStart w:id="99"/>
+      <w:proofErr w:type="spellStart"/>
+      <w:r>
+        <w:rPr>
+          <w:rFonts w:ascii="ＭＳ 明朝" w:eastAsia="ＭＳ 明朝" w:hAnsi="ＭＳ 明朝" w:hint="eastAsia"/>
+          <w:szCs w:val="21"/>
+        </w:rPr>
+        <w:t>Skopos</w:t>
+      </w:r>
+      <w:proofErr w:type="spellEnd"/>
+      <w:r>
+        <w:rPr>
+          <w:rFonts w:ascii="ＭＳ 明朝" w:eastAsia="ＭＳ 明朝" w:hAnsi="ＭＳ 明朝" w:hint="eastAsia"/>
+          <w:szCs w:val="21"/>
+        </w:rPr>
+        <w:t xml:space="preserve"> and Commission in Translational </w:t>
+      </w:r>
+      <w:commentRangeStart w:id="100"/>
+      <w:r>
+        <w:rPr>
+          <w:rFonts w:ascii="ＭＳ 明朝" w:eastAsia="ＭＳ 明朝" w:hAnsi="ＭＳ 明朝" w:hint="eastAsia"/>
+          <w:szCs w:val="21"/>
+        </w:rPr>
+        <w:t>Action</w:t>
+      </w:r>
+      <w:commentRangeEnd w:id="99"/>
       <w:r>
         <w:rPr>
           <w:rStyle w:val="ac"/>
         </w:rPr>
-        <w:commentReference w:id="85"/>
-      </w:r>
-      <w:commentRangeStart w:id="87"/>
-      <w:r>
-        <w:rPr>
-          <w:rFonts w:ascii="ＭＳ 明朝" w:eastAsia="ＭＳ 明朝" w:hAnsi="ＭＳ 明朝" w:hint="eastAsia"/>
-        </w:rPr>
-        <w:t>,</w:t>
-      </w:r>
-      <w:r>
-        <w:rPr>
-          <w:rFonts w:ascii="ＭＳ 明朝" w:eastAsia="ＭＳ 明朝" w:hAnsi="ＭＳ 明朝" w:hint="eastAsia"/>
-        </w:rPr>
-        <w:t xml:space="preserve"> </w:t>
-      </w:r>
-      <w:commentRangeEnd w:id="87"/>
+        <w:commentReference w:id="99"/>
+      </w:r>
+      <w:r>
+        <w:rPr>
+          <w:rFonts w:ascii="ＭＳ 明朝" w:eastAsia="ＭＳ 明朝" w:hAnsi="ＭＳ 明朝" w:hint="eastAsia"/>
+          <w:szCs w:val="21"/>
+        </w:rPr>
+        <w:t>.</w:t>
+      </w:r>
+      <w:commentRangeEnd w:id="100"/>
       <w:r>
         <w:rPr>
           <w:rStyle w:val="ac"/>
         </w:rPr>
-        <w:commentReference w:id="87"/>
-      </w:r>
-      <w:r>
-        <w:rPr>
-          <w:rFonts w:ascii="ＭＳ 明朝" w:eastAsia="ＭＳ 明朝" w:hAnsi="ＭＳ 明朝" w:hint="eastAsia"/>
-        </w:rPr>
-        <w:t>2008</w:t>
-      </w:r>
-      <w:commentRangeStart w:id="88"/>
-      <w:r>
-        <w:rPr>
-          <w:rFonts w:ascii="ＭＳ 明朝" w:eastAsia="ＭＳ 明朝" w:hAnsi="ＭＳ 明朝" w:hint="eastAsia"/>
-        </w:rPr>
-        <w:t>,</w:t>
-      </w:r>
-      <w:commentRangeEnd w:id="88"/>
+        <w:commentReference w:id="100"/>
+      </w:r>
+    </w:p>
+    <w:p>
+      <w:pPr>
+        <w:rPr>
+          <w:rFonts w:ascii="ＭＳ 明朝" w:eastAsia="ＭＳ 明朝" w:hAnsi="ＭＳ 明朝"/>
+          <w:szCs w:val="21"/>
+        </w:rPr>
+      </w:pPr>
+      <w:r>
+        <w:rPr>
+          <w:rFonts w:ascii="ＭＳ 明朝" w:eastAsia="ＭＳ 明朝" w:hAnsi="ＭＳ 明朝" w:hint="eastAsia"/>
+          <w:szCs w:val="21"/>
+        </w:rPr>
+        <w:t xml:space="preserve">Pym, A. (2014). </w:t>
+      </w:r>
+      <w:commentRangeStart w:id="101"/>
+      <w:r>
+        <w:rPr>
+          <w:rFonts w:ascii="ＭＳ 明朝" w:eastAsia="ＭＳ 明朝" w:hAnsi="ＭＳ 明朝" w:hint="eastAsia"/>
+          <w:szCs w:val="21"/>
+        </w:rPr>
+        <w:t>Exploring Translation Theories</w:t>
+      </w:r>
+      <w:commentRangeEnd w:id="101"/>
       <w:r>
         <w:rPr>
           <w:rStyle w:val="ac"/>
         </w:rPr>
-        <w:commentReference w:id="88"/>
-      </w:r>
-      <w:r>
-        <w:rPr>
-          <w:rFonts w:ascii="ＭＳ 明朝" w:eastAsia="ＭＳ 明朝" w:hAnsi="ＭＳ 明朝" w:hint="eastAsia"/>
-        </w:rPr>
-        <w:t xml:space="preserve"> Introducing Translation Studies</w:t>
-      </w:r>
-      <w:r>
-        <w:rPr>
-          <w:rFonts w:ascii="ＭＳ 明朝" w:eastAsia="ＭＳ 明朝" w:hAnsi="ＭＳ 明朝" w:hint="eastAsia"/>
-        </w:rPr>
-        <w:t>,</w:t>
-      </w:r>
-      <w:r>
-        <w:rPr>
-          <w:rFonts w:ascii="ＭＳ 明朝" w:eastAsia="ＭＳ 明朝" w:hAnsi="ＭＳ 明朝" w:hint="eastAsia"/>
-        </w:rPr>
-        <w:t xml:space="preserve"> Routledge</w:t>
-      </w:r>
-      <w:r>
-        <w:rPr>
-          <w:rFonts w:ascii="ＭＳ 明朝" w:eastAsia="ＭＳ 明朝" w:hAnsi="ＭＳ 明朝" w:hint="eastAsia"/>
-        </w:rPr>
-        <w:t>,</w:t>
-      </w:r>
-      <w:r>
-        <w:rPr>
-          <w:rFonts w:ascii="ＭＳ 明朝" w:eastAsia="ＭＳ 明朝" w:hAnsi="ＭＳ 明朝" w:hint="eastAsia"/>
-        </w:rPr>
-        <w:t>（</w:t>
-      </w:r>
-      <w:commentRangeStart w:id="89"/>
-      <w:r>
-        <w:rPr>
-          <w:rFonts w:ascii="ＭＳ 明朝" w:eastAsia="ＭＳ 明朝" w:hAnsi="ＭＳ 明朝" w:hint="eastAsia"/>
-        </w:rPr>
-        <w:t>=鳥飼玖美 子監訳</w:t>
-      </w:r>
-      <w:commentRangeEnd w:id="89"/>
+        <w:commentReference w:id="101"/>
+      </w:r>
+      <w:r>
+        <w:rPr>
+          <w:rFonts w:ascii="ＭＳ 明朝" w:eastAsia="ＭＳ 明朝" w:hAnsi="ＭＳ 明朝" w:hint="eastAsia"/>
+          <w:szCs w:val="21"/>
+        </w:rPr>
+        <w:t>.</w:t>
+      </w:r>
+      <w:commentRangeStart w:id="102"/>
+      <w:r>
+        <w:rPr>
+          <w:rFonts w:ascii="ＭＳ 明朝" w:eastAsia="ＭＳ 明朝" w:hAnsi="ＭＳ 明朝" w:hint="eastAsia"/>
+          <w:szCs w:val="21"/>
+        </w:rPr>
+        <w:t xml:space="preserve"> (Routledge)</w:t>
+      </w:r>
+      <w:commentRangeEnd w:id="102"/>
       <w:r>
         <w:rPr>
           <w:rStyle w:val="ac"/>
         </w:rPr>
-        <w:commentReference w:id="89"/>
-      </w:r>
-      <w:r>
-        <w:rPr>
-          <w:rFonts w:ascii="ＭＳ 明朝" w:eastAsia="ＭＳ 明朝" w:hAnsi="ＭＳ 明朝" w:hint="eastAsia"/>
-        </w:rPr>
-        <w:t>. 2009.『翻訳学入門』みすず書房.）</w:t>
-      </w:r>
-      <w:commentRangeEnd w:id="86"/>
-      <w:r>
-        <w:rPr>
-          <w:rStyle w:val="ac"/>
-        </w:rPr>
-        <w:commentReference w:id="86"/>
-      </w:r>
-    </w:p>
-    <w:p>
-      <w:pPr>
-        <w:rPr>
-          <w:rFonts w:ascii="ＭＳ 明朝" w:eastAsia="ＭＳ 明朝" w:hAnsi="ＭＳ 明朝"/>
-        </w:rPr>
-      </w:pPr>
-    </w:p>
-    <w:p>
-      <w:pPr>
-        <w:rPr>
-          <w:rFonts w:ascii="ＭＳ 明朝" w:eastAsia="ＭＳ 明朝" w:hAnsi="ＭＳ 明朝"/>
-        </w:rPr>
-      </w:pPr>
-      <w:commentRangeStart w:id="90"/>
-      <w:r>
-        <w:rPr>
-          <w:rFonts w:ascii="ＭＳ 明朝" w:eastAsia="ＭＳ 明朝" w:hAnsi="ＭＳ 明朝" w:hint="eastAsia"/>
-        </w:rPr>
-        <w:t>【文化的要素の定義】</w:t>
-      </w:r>
-      <w:commentRangeEnd w:id="90"/>
-      <w:r>
-        <w:rPr>
-          <w:rStyle w:val="ac"/>
-        </w:rPr>
-        <w:commentReference w:id="90"/>
-      </w:r>
-    </w:p>
-    <w:p>
-      <w:pPr>
-        <w:rPr>
-          <w:rFonts w:ascii="ＭＳ 明朝" w:eastAsia="ＭＳ 明朝" w:hAnsi="ＭＳ 明朝"/>
-        </w:rPr>
-      </w:pPr>
-      <w:r>
-        <w:rPr>
-          <w:rFonts w:ascii="ＭＳ 明朝" w:eastAsia="ＭＳ 明朝" w:hAnsi="ＭＳ 明朝"/>
-        </w:rPr>
-        <w:t>Newmark,</w:t>
-      </w:r>
-      <w:commentRangeStart w:id="91"/>
-      <w:r>
-        <w:rPr>
-          <w:rFonts w:ascii="ＭＳ 明朝" w:eastAsia="ＭＳ 明朝" w:hAnsi="ＭＳ 明朝"/>
-        </w:rPr>
-        <w:t>Peter</w:t>
-      </w:r>
-      <w:commentRangeEnd w:id="91"/>
-      <w:r>
-        <w:rPr>
-          <w:rStyle w:val="ac"/>
-        </w:rPr>
-        <w:commentReference w:id="91"/>
-      </w:r>
-      <w:commentRangeStart w:id="92"/>
-      <w:r>
-        <w:rPr>
-          <w:rFonts w:ascii="ＭＳ 明朝" w:eastAsia="ＭＳ 明朝" w:hAnsi="ＭＳ 明朝"/>
-        </w:rPr>
-        <w:t>,</w:t>
-      </w:r>
-      <w:commentRangeEnd w:id="92"/>
-      <w:r>
-        <w:rPr>
-          <w:rStyle w:val="ac"/>
-        </w:rPr>
-        <w:commentReference w:id="92"/>
-      </w:r>
-      <w:r>
-        <w:rPr>
-          <w:rFonts w:ascii="ＭＳ 明朝" w:eastAsia="ＭＳ 明朝" w:hAnsi="ＭＳ 明朝"/>
-        </w:rPr>
-        <w:t>1988</w:t>
-      </w:r>
-      <w:commentRangeStart w:id="93"/>
-      <w:r>
-        <w:rPr>
-          <w:rFonts w:ascii="ＭＳ 明朝" w:eastAsia="ＭＳ 明朝" w:hAnsi="ＭＳ 明朝"/>
-        </w:rPr>
-        <w:t>,</w:t>
-      </w:r>
-      <w:commentRangeEnd w:id="93"/>
-      <w:r>
-        <w:rPr>
-          <w:rStyle w:val="ac"/>
-        </w:rPr>
-        <w:commentReference w:id="93"/>
-      </w:r>
-      <w:commentRangeStart w:id="94"/>
-      <w:r>
-        <w:rPr>
-          <w:rFonts w:ascii="ＭＳ 明朝" w:eastAsia="ＭＳ 明朝" w:hAnsi="ＭＳ 明朝"/>
-        </w:rPr>
-        <w:t>A Textbook of Translation</w:t>
-      </w:r>
-      <w:commentRangeEnd w:id="94"/>
-      <w:r>
-        <w:rPr>
-          <w:rStyle w:val="ac"/>
-        </w:rPr>
-        <w:commentReference w:id="94"/>
-      </w:r>
-      <w:commentRangeStart w:id="95"/>
-      <w:r>
-        <w:rPr>
-          <w:rFonts w:ascii="ＭＳ 明朝" w:eastAsia="ＭＳ 明朝" w:hAnsi="ＭＳ 明朝"/>
-        </w:rPr>
-        <w:t>,</w:t>
-      </w:r>
-      <w:commentRangeEnd w:id="95"/>
-      <w:r>
-        <w:rPr>
-          <w:rStyle w:val="ac"/>
-        </w:rPr>
-        <w:commentReference w:id="95"/>
-      </w:r>
-      <w:r>
-        <w:rPr>
-          <w:rFonts w:ascii="ＭＳ 明朝" w:eastAsia="ＭＳ 明朝" w:hAnsi="ＭＳ 明朝"/>
-        </w:rPr>
-        <w:t xml:space="preserve"> Prentice-Hall</w:t>
-      </w:r>
-      <w:r>
-        <w:rPr>
-          <w:rFonts w:ascii="ＭＳ 明朝" w:eastAsia="ＭＳ 明朝" w:hAnsi="ＭＳ 明朝" w:hint="eastAsia"/>
-        </w:rPr>
-        <w:t xml:space="preserve"> </w:t>
-      </w:r>
-      <w:proofErr w:type="spellStart"/>
-      <w:r>
-        <w:rPr>
-          <w:rFonts w:ascii="ＭＳ 明朝" w:eastAsia="ＭＳ 明朝" w:hAnsi="ＭＳ 明朝"/>
-        </w:rPr>
-        <w:t>International</w:t>
-      </w:r>
-      <w:commentRangeStart w:id="96"/>
-      <w:r>
-        <w:rPr>
-          <w:rFonts w:ascii="ＭＳ 明朝" w:eastAsia="ＭＳ 明朝" w:hAnsi="ＭＳ 明朝"/>
-        </w:rPr>
-        <w:t>,New</w:t>
-      </w:r>
-      <w:proofErr w:type="spellEnd"/>
-      <w:r>
-        <w:rPr>
-          <w:rFonts w:ascii="ＭＳ 明朝" w:eastAsia="ＭＳ 明朝" w:hAnsi="ＭＳ 明朝"/>
-        </w:rPr>
-        <w:t xml:space="preserve"> York</w:t>
-      </w:r>
-      <w:commentRangeEnd w:id="96"/>
-      <w:r>
-        <w:rPr>
-          <w:rStyle w:val="ac"/>
-        </w:rPr>
-        <w:commentReference w:id="96"/>
-      </w:r>
-      <w:r>
-        <w:rPr>
-          <w:rFonts w:ascii="ＭＳ 明朝" w:eastAsia="ＭＳ 明朝" w:hAnsi="ＭＳ 明朝"/>
-        </w:rPr>
-        <w:t>.</w:t>
-      </w:r>
-    </w:p>
-    <w:p>
-      <w:pPr>
-        <w:rPr>
-          <w:rFonts w:ascii="ＭＳ 明朝" w:eastAsia="ＭＳ 明朝" w:hAnsi="ＭＳ 明朝"/>
-        </w:rPr>
-      </w:pPr>
-      <w:r>
-        <w:rPr>
-          <w:rFonts w:ascii="ＭＳ 明朝" w:eastAsia="ＭＳ 明朝" w:hAnsi="ＭＳ 明朝" w:hint="eastAsia"/>
-        </w:rPr>
-        <w:t>【</w:t>
-      </w:r>
-      <w:r>
-        <w:rPr>
-          <w:rFonts w:ascii="ＭＳ 明朝" w:eastAsia="ＭＳ 明朝" w:hAnsi="ＭＳ 明朝" w:hint="eastAsia"/>
-        </w:rPr>
-        <w:t>技法関連</w:t>
-      </w:r>
-      <w:r>
-        <w:rPr>
-          <w:rFonts w:ascii="ＭＳ 明朝" w:eastAsia="ＭＳ 明朝" w:hAnsi="ＭＳ 明朝" w:hint="eastAsia"/>
-        </w:rPr>
-        <w:t>】</w:t>
-      </w:r>
-    </w:p>
-    <w:p>
-      <w:pPr>
-        <w:rPr>
-          <w:rFonts w:ascii="ＭＳ 明朝" w:eastAsia="ＭＳ 明朝" w:hAnsi="ＭＳ 明朝"/>
-          <w:szCs w:val="21"/>
-        </w:rPr>
-      </w:pPr>
-      <w:r>
-        <w:rPr>
-          <w:rFonts w:ascii="ＭＳ 明朝" w:eastAsia="ＭＳ 明朝" w:hAnsi="ＭＳ 明朝"/>
-          <w:szCs w:val="21"/>
-        </w:rPr>
-        <w:t xml:space="preserve">Vinay, J.-P., &amp; </w:t>
-      </w:r>
-      <w:proofErr w:type="spellStart"/>
-      <w:r>
-        <w:rPr>
-          <w:rFonts w:ascii="ＭＳ 明朝" w:eastAsia="ＭＳ 明朝" w:hAnsi="ＭＳ 明朝"/>
-          <w:szCs w:val="21"/>
-        </w:rPr>
-        <w:t>Darbelnet</w:t>
-      </w:r>
-      <w:proofErr w:type="spellEnd"/>
-      <w:r>
-        <w:rPr>
-          <w:rFonts w:ascii="ＭＳ 明朝" w:eastAsia="ＭＳ 明朝" w:hAnsi="ＭＳ 明朝"/>
-          <w:szCs w:val="21"/>
-        </w:rPr>
-        <w:t xml:space="preserve">, J. </w:t>
-      </w:r>
-      <w:commentRangeStart w:id="97"/>
-      <w:r>
-        <w:rPr>
-          <w:rFonts w:ascii="ＭＳ 明朝" w:eastAsia="ＭＳ 明朝" w:hAnsi="ＭＳ 明朝"/>
-          <w:szCs w:val="21"/>
-        </w:rPr>
-        <w:t>(1995)</w:t>
-      </w:r>
-      <w:commentRangeEnd w:id="97"/>
-      <w:r>
-        <w:rPr>
-          <w:rStyle w:val="ac"/>
-        </w:rPr>
-        <w:commentReference w:id="97"/>
-      </w:r>
-      <w:r>
-        <w:rPr>
-          <w:rFonts w:ascii="ＭＳ 明朝" w:eastAsia="ＭＳ 明朝" w:hAnsi="ＭＳ 明朝"/>
-          <w:szCs w:val="21"/>
-        </w:rPr>
-        <w:t xml:space="preserve">. </w:t>
-      </w:r>
-      <w:commentRangeStart w:id="98"/>
-      <w:r>
-        <w:rPr>
-          <w:rFonts w:ascii="ＭＳ 明朝" w:eastAsia="ＭＳ 明朝" w:hAnsi="ＭＳ 明朝"/>
-          <w:szCs w:val="21"/>
-        </w:rPr>
-        <w:t>Comparative Stylistics of French and English: A Methodology for Translation</w:t>
-      </w:r>
-      <w:commentRangeEnd w:id="98"/>
-      <w:r>
-        <w:rPr>
-          <w:rStyle w:val="ac"/>
-        </w:rPr>
-        <w:commentReference w:id="98"/>
-      </w:r>
-      <w:r>
-        <w:rPr>
-          <w:rFonts w:ascii="ＭＳ 明朝" w:eastAsia="ＭＳ 明朝" w:hAnsi="ＭＳ 明朝"/>
-          <w:szCs w:val="21"/>
-        </w:rPr>
-        <w:t>. (J. C. Sager &amp; M. J. Hamel, Trans.). John Benjamins. (Original work published 1958)</w:t>
-      </w:r>
-    </w:p>
-    <w:p>
-      <w:pPr>
-        <w:rPr>
-          <w:rFonts w:ascii="ＭＳ 明朝" w:eastAsia="ＭＳ 明朝" w:hAnsi="ＭＳ 明朝"/>
-          <w:szCs w:val="21"/>
-        </w:rPr>
-      </w:pPr>
-    </w:p>
-    <w:p>
-      <w:pPr>
-        <w:rPr>
-          <w:rFonts w:ascii="ＭＳ 明朝" w:eastAsia="ＭＳ 明朝" w:hAnsi="ＭＳ 明朝"/>
-          <w:szCs w:val="21"/>
-        </w:rPr>
-      </w:pPr>
-      <w:r>
-        <w:rPr>
-          <w:rFonts w:ascii="ＭＳ 明朝" w:eastAsia="ＭＳ 明朝" w:hAnsi="ＭＳ 明朝"/>
-          <w:szCs w:val="21"/>
-        </w:rPr>
-        <w:lastRenderedPageBreak/>
-        <w:t xml:space="preserve">Molina, L., &amp; Hurtado </w:t>
-      </w:r>
-      <w:commentRangeStart w:id="99"/>
-      <w:r>
-        <w:rPr>
-          <w:rFonts w:ascii="ＭＳ 明朝" w:eastAsia="ＭＳ 明朝" w:hAnsi="ＭＳ 明朝"/>
-          <w:szCs w:val="21"/>
-        </w:rPr>
-        <w:t>Albir</w:t>
-      </w:r>
-      <w:commentRangeEnd w:id="99"/>
-      <w:r>
-        <w:rPr>
-          <w:rStyle w:val="ac"/>
-        </w:rPr>
-        <w:commentReference w:id="99"/>
-      </w:r>
-      <w:r>
-        <w:rPr>
-          <w:rFonts w:ascii="ＭＳ 明朝" w:eastAsia="ＭＳ 明朝" w:hAnsi="ＭＳ 明朝"/>
-          <w:szCs w:val="21"/>
-        </w:rPr>
-        <w:t xml:space="preserve">, A. (2002). Translation Techniques Revisited: A Dynamic and Functionalist Approach. </w:t>
-      </w:r>
-      <w:commentRangeStart w:id="100"/>
-      <w:r>
-        <w:rPr>
-          <w:rFonts w:ascii="ＭＳ 明朝" w:eastAsia="ＭＳ 明朝" w:hAnsi="ＭＳ 明朝"/>
-          <w:szCs w:val="21"/>
-        </w:rPr>
-        <w:t xml:space="preserve">Meta: Journal des </w:t>
-      </w:r>
-      <w:proofErr w:type="spellStart"/>
-      <w:r>
-        <w:rPr>
-          <w:rFonts w:ascii="ＭＳ 明朝" w:eastAsia="ＭＳ 明朝" w:hAnsi="ＭＳ 明朝"/>
-          <w:szCs w:val="21"/>
-        </w:rPr>
-        <w:t>traducteurs</w:t>
-      </w:r>
-      <w:proofErr w:type="spellEnd"/>
-      <w:r>
-        <w:rPr>
-          <w:rFonts w:ascii="ＭＳ 明朝" w:eastAsia="ＭＳ 明朝" w:hAnsi="ＭＳ 明朝"/>
-          <w:szCs w:val="21"/>
-        </w:rPr>
-        <w:t xml:space="preserve"> / Meta: Translators' Journal, 47</w:t>
-      </w:r>
-      <w:commentRangeEnd w:id="100"/>
-      <w:r>
-        <w:rPr>
-          <w:rStyle w:val="ac"/>
-        </w:rPr>
-        <w:commentReference w:id="100"/>
-      </w:r>
-      <w:r>
-        <w:rPr>
-          <w:rFonts w:ascii="ＭＳ 明朝" w:eastAsia="ＭＳ 明朝" w:hAnsi="ＭＳ 明朝"/>
-          <w:szCs w:val="21"/>
-        </w:rPr>
-        <w:t>(4), 498–512.</w:t>
-      </w:r>
-    </w:p>
-    <w:p>
-      <w:pPr>
-        <w:rPr>
-          <w:rFonts w:ascii="ＭＳ 明朝" w:eastAsia="ＭＳ 明朝" w:hAnsi="ＭＳ 明朝"/>
-          <w:szCs w:val="21"/>
-        </w:rPr>
-      </w:pPr>
-    </w:p>
-    <w:p>
-      <w:pPr>
-        <w:rPr>
-          <w:rFonts w:ascii="ＭＳ 明朝" w:eastAsia="ＭＳ 明朝" w:hAnsi="ＭＳ 明朝"/>
-          <w:szCs w:val="21"/>
-        </w:rPr>
-      </w:pPr>
-      <w:r>
-        <w:rPr>
-          <w:rFonts w:ascii="ＭＳ 明朝" w:eastAsia="ＭＳ 明朝" w:hAnsi="ＭＳ 明朝" w:hint="eastAsia"/>
-          <w:szCs w:val="21"/>
-        </w:rPr>
-        <w:t>【</w:t>
-      </w:r>
-      <w:r>
-        <w:rPr>
-          <w:rFonts w:ascii="ＭＳ 明朝" w:eastAsia="ＭＳ 明朝" w:hAnsi="ＭＳ 明朝" w:hint="eastAsia"/>
-          <w:szCs w:val="21"/>
-        </w:rPr>
-        <w:t>スコポス理論関連</w:t>
-      </w:r>
-      <w:r>
-        <w:rPr>
-          <w:rFonts w:ascii="ＭＳ 明朝" w:eastAsia="ＭＳ 明朝" w:hAnsi="ＭＳ 明朝" w:hint="eastAsia"/>
-          <w:szCs w:val="21"/>
-        </w:rPr>
-        <w:t>】</w:t>
-      </w:r>
-    </w:p>
-    <w:p>
-      <w:pPr>
-        <w:rPr>
-          <w:rFonts w:ascii="ＭＳ 明朝" w:eastAsia="ＭＳ 明朝" w:hAnsi="ＭＳ 明朝"/>
-          <w:szCs w:val="21"/>
-        </w:rPr>
-      </w:pPr>
-      <w:r>
-        <w:rPr>
-          <w:rFonts w:ascii="ＭＳ 明朝" w:eastAsia="ＭＳ 明朝" w:hAnsi="ＭＳ 明朝" w:hint="eastAsia"/>
-          <w:szCs w:val="21"/>
-        </w:rPr>
-        <w:t xml:space="preserve">Vermeer, H. J. (1989). </w:t>
-      </w:r>
-      <w:commentRangeStart w:id="101"/>
-      <w:proofErr w:type="spellStart"/>
-      <w:r>
-        <w:rPr>
-          <w:rFonts w:ascii="ＭＳ 明朝" w:eastAsia="ＭＳ 明朝" w:hAnsi="ＭＳ 明朝" w:hint="eastAsia"/>
-          <w:szCs w:val="21"/>
-        </w:rPr>
-        <w:t>Skopos</w:t>
-      </w:r>
-      <w:proofErr w:type="spellEnd"/>
-      <w:r>
-        <w:rPr>
-          <w:rFonts w:ascii="ＭＳ 明朝" w:eastAsia="ＭＳ 明朝" w:hAnsi="ＭＳ 明朝" w:hint="eastAsia"/>
-          <w:szCs w:val="21"/>
-        </w:rPr>
-        <w:t xml:space="preserve"> and Commission in Translational </w:t>
-      </w:r>
-      <w:commentRangeStart w:id="102"/>
-      <w:r>
-        <w:rPr>
-          <w:rFonts w:ascii="ＭＳ 明朝" w:eastAsia="ＭＳ 明朝" w:hAnsi="ＭＳ 明朝" w:hint="eastAsia"/>
-          <w:szCs w:val="21"/>
-        </w:rPr>
-        <w:t>Action</w:t>
-      </w:r>
-      <w:commentRangeEnd w:id="101"/>
-      <w:r>
-        <w:rPr>
-          <w:rStyle w:val="ac"/>
-        </w:rPr>
-        <w:commentReference w:id="101"/>
-      </w:r>
-      <w:r>
-        <w:rPr>
-          <w:rFonts w:ascii="ＭＳ 明朝" w:eastAsia="ＭＳ 明朝" w:hAnsi="ＭＳ 明朝" w:hint="eastAsia"/>
-          <w:szCs w:val="21"/>
-        </w:rPr>
-        <w:t>.</w:t>
-      </w:r>
-      <w:commentRangeEnd w:id="102"/>
-      <w:r>
-        <w:rPr>
-          <w:rStyle w:val="ac"/>
-        </w:rPr>
         <w:commentReference w:id="102"/>
-      </w:r>
-    </w:p>
-    <w:p>
-      <w:pPr>
-        <w:rPr>
-          <w:rFonts w:ascii="ＭＳ 明朝" w:eastAsia="ＭＳ 明朝" w:hAnsi="ＭＳ 明朝"/>
-          <w:szCs w:val="21"/>
-        </w:rPr>
-      </w:pPr>
-      <w:r>
-        <w:rPr>
-          <w:rFonts w:ascii="ＭＳ 明朝" w:eastAsia="ＭＳ 明朝" w:hAnsi="ＭＳ 明朝" w:hint="eastAsia"/>
-          <w:szCs w:val="21"/>
-        </w:rPr>
-        <w:t xml:space="preserve">Pym, A. (2014). </w:t>
-      </w:r>
-      <w:commentRangeStart w:id="103"/>
-      <w:r>
-        <w:rPr>
-          <w:rFonts w:ascii="ＭＳ 明朝" w:eastAsia="ＭＳ 明朝" w:hAnsi="ＭＳ 明朝" w:hint="eastAsia"/>
-          <w:szCs w:val="21"/>
-        </w:rPr>
-        <w:t>Exploring Translation Theories</w:t>
-      </w:r>
-      <w:commentRangeEnd w:id="103"/>
-      <w:r>
-        <w:rPr>
-          <w:rStyle w:val="ac"/>
-        </w:rPr>
-        <w:commentReference w:id="103"/>
-      </w:r>
-      <w:r>
-        <w:rPr>
-          <w:rFonts w:ascii="ＭＳ 明朝" w:eastAsia="ＭＳ 明朝" w:hAnsi="ＭＳ 明朝" w:hint="eastAsia"/>
-          <w:szCs w:val="21"/>
-        </w:rPr>
-        <w:t>.</w:t>
-      </w:r>
-      <w:commentRangeStart w:id="104"/>
-      <w:r>
-        <w:rPr>
-          <w:rFonts w:ascii="ＭＳ 明朝" w:eastAsia="ＭＳ 明朝" w:hAnsi="ＭＳ 明朝" w:hint="eastAsia"/>
-          <w:szCs w:val="21"/>
-        </w:rPr>
-        <w:t xml:space="preserve"> (Routledge)</w:t>
-      </w:r>
-      <w:commentRangeEnd w:id="104"/>
-      <w:r>
-        <w:rPr>
-          <w:rStyle w:val="ac"/>
-        </w:rPr>
-        <w:commentReference w:id="104"/>
       </w:r>
     </w:p>
     <w:p>
@@ -14791,7 +14959,7 @@
         </w:rPr>
         <w:t xml:space="preserve">seful </w:t>
       </w:r>
-      <w:commentRangeStart w:id="105"/>
+      <w:commentRangeStart w:id="103"/>
       <w:r>
         <w:rPr>
           <w:rFonts w:eastAsiaTheme="minorHAnsi"/>
@@ -14799,12 +14967,12 @@
         </w:rPr>
         <w:t>Activity.</w:t>
       </w:r>
-      <w:commentRangeEnd w:id="105"/>
+      <w:commentRangeEnd w:id="103"/>
       <w:r>
         <w:rPr>
           <w:rStyle w:val="ac"/>
         </w:rPr>
-        <w:commentReference w:id="105"/>
+        <w:commentReference w:id="103"/>
       </w:r>
     </w:p>
     <w:p>
@@ -14867,7 +15035,7 @@
         </w:rPr>
         <w:t xml:space="preserve">Fawcett, </w:t>
       </w:r>
-      <w:commentRangeStart w:id="106"/>
+      <w:commentRangeStart w:id="104"/>
       <w:r>
         <w:rPr>
           <w:rFonts w:eastAsiaTheme="minorHAnsi"/>
@@ -14875,12 +15043,12 @@
         </w:rPr>
         <w:t>Peter</w:t>
       </w:r>
-      <w:commentRangeEnd w:id="106"/>
+      <w:commentRangeEnd w:id="104"/>
       <w:r>
         <w:rPr>
           <w:rStyle w:val="ac"/>
         </w:rPr>
-        <w:commentReference w:id="106"/>
+        <w:commentReference w:id="104"/>
       </w:r>
       <w:r>
         <w:rPr>
@@ -14889,7 +15057,7 @@
         </w:rPr>
         <w:t xml:space="preserve"> (1997). </w:t>
       </w:r>
-      <w:commentRangeStart w:id="107"/>
+      <w:commentRangeStart w:id="105"/>
       <w:r>
         <w:rPr>
           <w:rFonts w:eastAsiaTheme="minorHAnsi"/>
@@ -14897,12 +15065,12 @@
         </w:rPr>
         <w:t>Translation and Language: Linguistic Theories Explained</w:t>
       </w:r>
-      <w:commentRangeEnd w:id="107"/>
+      <w:commentRangeEnd w:id="105"/>
       <w:r>
         <w:rPr>
           <w:rStyle w:val="ac"/>
         </w:rPr>
-        <w:commentReference w:id="107"/>
+        <w:commentReference w:id="105"/>
       </w:r>
       <w:r>
         <w:rPr>
@@ -14911,7 +15079,7 @@
         </w:rPr>
         <w:t xml:space="preserve">. </w:t>
       </w:r>
-      <w:commentRangeStart w:id="108"/>
+      <w:commentRangeStart w:id="106"/>
       <w:r>
         <w:rPr>
           <w:rFonts w:eastAsiaTheme="minorHAnsi"/>
@@ -14919,12 +15087,12 @@
         </w:rPr>
         <w:t xml:space="preserve">Manchester: </w:t>
       </w:r>
-      <w:commentRangeEnd w:id="108"/>
+      <w:commentRangeEnd w:id="106"/>
       <w:r>
         <w:rPr>
           <w:rStyle w:val="ac"/>
         </w:rPr>
-        <w:commentReference w:id="108"/>
+        <w:commentReference w:id="106"/>
       </w:r>
       <w:r>
         <w:rPr>
@@ -14933,7 +15101,7 @@
         </w:rPr>
         <w:t>St. Jerome Publishing,</w:t>
       </w:r>
-      <w:commentRangeStart w:id="109"/>
+      <w:commentRangeStart w:id="107"/>
       <w:r>
         <w:rPr>
           <w:rFonts w:eastAsiaTheme="minorHAnsi"/>
@@ -14941,12 +15109,12 @@
         </w:rPr>
         <w:t xml:space="preserve"> 160 p.</w:t>
       </w:r>
-      <w:commentRangeEnd w:id="109"/>
+      <w:commentRangeEnd w:id="107"/>
       <w:r>
         <w:rPr>
           <w:rStyle w:val="ac"/>
         </w:rPr>
-        <w:commentReference w:id="109"/>
+        <w:commentReference w:id="107"/>
       </w:r>
     </w:p>
     <w:sectPr>
@@ -16301,7 +16469,7 @@
       </w:r>
     </w:p>
   </w:comment>
-  <w:comment w:id="79" w:author="柊 矢沢" w:date="2026-01-09T08:58:00Z" w:initials="柊矢">
+  <w:comment w:id="79" w:author="Masato YOSHIKAWA" w:date="2026-01-02T10:46:00Z" w:initials="MY">
     <w:p>
       <w:pPr>
         <w:pStyle w:val="ad"/>
@@ -16313,11 +16481,11 @@
         <w:annotationRef/>
       </w:r>
       <w:r>
-        <w:t>ここまでは言わない方が言わない方がいいだろうか。</w:t>
+        <w:t>内容で分けず，全てをひとまとめにし，苗字のアルファベット順でソートしてください</w:t>
       </w:r>
     </w:p>
   </w:comment>
-  <w:comment w:id="80" w:author="柊 矢沢" w:date="2026-01-09T09:01:00Z" w:initials="柊矢">
+  <w:comment w:id="80" w:author="Masato YOSHIKAWA" w:date="2026-01-02T10:45:00Z" w:initials="MY">
     <w:p>
       <w:pPr>
         <w:pStyle w:val="ad"/>
@@ -16329,15 +16497,11 @@
         <w:annotationRef/>
       </w:r>
       <w:r>
-        <w:t>脚注にどんな訳か書くべきかな？</w:t>
-      </w:r>
-      <w:r>
-        <w:br/>
-        <w:t>技法の説明のとこで説明をしておけばいいか？</w:t>
+        <w:t>ピリオド</w:t>
       </w:r>
     </w:p>
   </w:comment>
-  <w:comment w:id="81" w:author="Masato YOSHIKAWA" w:date="2026-01-02T10:46:00Z" w:initials="MY">
+  <w:comment w:id="81" w:author="Masato YOSHIKAWA" w:date="2026-01-02T10:45:00Z" w:initials="MY">
     <w:p>
       <w:pPr>
         <w:pStyle w:val="ad"/>
@@ -16349,11 +16513,11 @@
         <w:annotationRef/>
       </w:r>
       <w:r>
-        <w:t>内容で分けず，全てをひとまとめにし，苗字のアルファベット順でソートしてください</w:t>
+        <w:t>ピリオド</w:t>
       </w:r>
     </w:p>
   </w:comment>
-  <w:comment w:id="82" w:author="Masato YOSHIKAWA" w:date="2026-01-02T10:45:00Z" w:initials="MY">
+  <w:comment w:id="82" w:author="Masato YOSHIKAWA" w:date="2026-01-02T10:47:00Z" w:initials="MY">
     <w:p>
       <w:pPr>
         <w:pStyle w:val="ad"/>
@@ -16365,11 +16529,43 @@
         <w:annotationRef/>
       </w:r>
       <w:r>
+        <w:t>出版社</w:t>
+      </w:r>
+    </w:p>
+  </w:comment>
+  <w:comment w:id="83" w:author="Masato YOSHIKAWA" w:date="2026-01-02T10:46:00Z" w:initials="MY">
+    <w:p>
+      <w:pPr>
+        <w:pStyle w:val="ad"/>
+      </w:pPr>
+      <w:r>
+        <w:rPr>
+          <w:rStyle w:val="ac"/>
+        </w:rPr>
+        <w:annotationRef/>
+      </w:r>
+      <w:r>
+        <w:t>Munday Jeremy という名前なのであれば，"Jeremy, M.” と記載してください</w:t>
+      </w:r>
+    </w:p>
+  </w:comment>
+  <w:comment w:id="85" w:author="Masato YOSHIKAWA" w:date="2026-01-02T10:45:00Z" w:initials="MY">
+    <w:p>
+      <w:pPr>
+        <w:pStyle w:val="ad"/>
+      </w:pPr>
+      <w:r>
+        <w:rPr>
+          <w:rStyle w:val="ac"/>
+        </w:rPr>
+        <w:annotationRef/>
+      </w:r>
+      <w:r>
         <w:t>ピリオド</w:t>
       </w:r>
     </w:p>
   </w:comment>
-  <w:comment w:id="83" w:author="Masato YOSHIKAWA" w:date="2026-01-02T10:45:00Z" w:initials="MY">
+  <w:comment w:id="86" w:author="Masato YOSHIKAWA" w:date="2026-01-02T10:46:00Z" w:initials="MY">
     <w:p>
       <w:pPr>
         <w:pStyle w:val="ad"/>
@@ -16385,7 +16581,7 @@
       </w:r>
     </w:p>
   </w:comment>
-  <w:comment w:id="84" w:author="Masato YOSHIKAWA" w:date="2026-01-02T10:47:00Z" w:initials="MY">
+  <w:comment w:id="87" w:author="Masato YOSHIKAWA" w:date="2026-01-02T10:47:00Z" w:initials="MY">
     <w:p>
       <w:pPr>
         <w:pStyle w:val="ad"/>
@@ -16397,11 +16593,11 @@
         <w:annotationRef/>
       </w:r>
       <w:r>
-        <w:t>出版社</w:t>
+        <w:t>“=” 不要，「子」の前のスペース削除</w:t>
       </w:r>
     </w:p>
   </w:comment>
-  <w:comment w:id="85" w:author="Masato YOSHIKAWA" w:date="2026-01-02T10:46:00Z" w:initials="MY">
+  <w:comment w:id="84" w:author="Masato YOSHIKAWA" w:date="2026-01-02T10:49:00Z" w:initials="MY">
     <w:p>
       <w:pPr>
         <w:pStyle w:val="ad"/>
@@ -16413,11 +16609,11 @@
         <w:annotationRef/>
       </w:r>
       <w:r>
-        <w:t>Munday Jeremy という名前なのであれば，"Jeremy, M.” と記載してください</w:t>
+        <w:t>以下全て，ぶら下げインデントで2行目以降を2文字ぶんくらい字下げしてください</w:t>
       </w:r>
     </w:p>
   </w:comment>
-  <w:comment w:id="87" w:author="Masato YOSHIKAWA" w:date="2026-01-02T10:45:00Z" w:initials="MY">
+  <w:comment w:id="88" w:author="Masato YOSHIKAWA" w:date="2026-01-02T10:45:00Z" w:initials="MY">
     <w:p>
       <w:pPr>
         <w:pStyle w:val="ad"/>
@@ -16429,71 +16625,39 @@
         <w:annotationRef/>
       </w:r>
       <w:r>
+        <w:t>このような内容ごとの分類は不要です．一つにまとめてください</w:t>
+      </w:r>
+    </w:p>
+  </w:comment>
+  <w:comment w:id="89" w:author="Masato YOSHIKAWA" w:date="2026-01-02T10:48:00Z" w:initials="MY">
+    <w:p>
+      <w:pPr>
+        <w:pStyle w:val="ad"/>
+      </w:pPr>
+      <w:r>
+        <w:rPr>
+          <w:rStyle w:val="ac"/>
+        </w:rPr>
+        <w:annotationRef/>
+      </w:r>
+      <w:r>
+        <w:t>他の部分がイニシャル表記なので，ここも "P.” とすべきです</w:t>
+      </w:r>
+    </w:p>
+  </w:comment>
+  <w:comment w:id="90" w:author="Masato YOSHIKAWA" w:date="2026-01-02T10:48:00Z" w:initials="MY">
+    <w:p>
+      <w:pPr>
+        <w:pStyle w:val="ad"/>
+      </w:pPr>
+      <w:r>
+        <w:rPr>
+          <w:rStyle w:val="ac"/>
+        </w:rPr>
+        <w:annotationRef/>
+      </w:r>
+      <w:r>
         <w:t>ピリオド</w:t>
-      </w:r>
-    </w:p>
-  </w:comment>
-  <w:comment w:id="88" w:author="Masato YOSHIKAWA" w:date="2026-01-02T10:46:00Z" w:initials="MY">
-    <w:p>
-      <w:pPr>
-        <w:pStyle w:val="ad"/>
-      </w:pPr>
-      <w:r>
-        <w:rPr>
-          <w:rStyle w:val="ac"/>
-        </w:rPr>
-        <w:annotationRef/>
-      </w:r>
-      <w:r>
-        <w:t>ピリオド</w:t>
-      </w:r>
-    </w:p>
-  </w:comment>
-  <w:comment w:id="89" w:author="Masato YOSHIKAWA" w:date="2026-01-02T10:47:00Z" w:initials="MY">
-    <w:p>
-      <w:pPr>
-        <w:pStyle w:val="ad"/>
-      </w:pPr>
-      <w:r>
-        <w:rPr>
-          <w:rStyle w:val="ac"/>
-        </w:rPr>
-        <w:annotationRef/>
-      </w:r>
-      <w:r>
-        <w:t>“=” 不要，「子」の前のスペース削除</w:t>
-      </w:r>
-    </w:p>
-  </w:comment>
-  <w:comment w:id="86" w:author="Masato YOSHIKAWA" w:date="2026-01-02T10:49:00Z" w:initials="MY">
-    <w:p>
-      <w:pPr>
-        <w:pStyle w:val="ad"/>
-      </w:pPr>
-      <w:r>
-        <w:rPr>
-          <w:rStyle w:val="ac"/>
-        </w:rPr>
-        <w:annotationRef/>
-      </w:r>
-      <w:r>
-        <w:t>以下全て，ぶら下げインデントで2行目以降を2文字ぶんくらい字下げしてください</w:t>
-      </w:r>
-    </w:p>
-  </w:comment>
-  <w:comment w:id="90" w:author="Masato YOSHIKAWA" w:date="2026-01-02T10:45:00Z" w:initials="MY">
-    <w:p>
-      <w:pPr>
-        <w:pStyle w:val="ad"/>
-      </w:pPr>
-      <w:r>
-        <w:rPr>
-          <w:rStyle w:val="ac"/>
-        </w:rPr>
-        <w:annotationRef/>
-      </w:r>
-      <w:r>
-        <w:t>このような内容ごとの分類は不要です．一つにまとめてください</w:t>
       </w:r>
     </w:p>
   </w:comment>
@@ -16509,11 +16673,11 @@
         <w:annotationRef/>
       </w:r>
       <w:r>
-        <w:t>他の部分がイニシャル表記なので，ここも "P.” とすべきです</w:t>
+        <w:t>ピリオド</w:t>
       </w:r>
     </w:p>
   </w:comment>
-  <w:comment w:id="92" w:author="Masato YOSHIKAWA" w:date="2026-01-02T10:48:00Z" w:initials="MY">
+  <w:comment w:id="92" w:author="Masato YOSHIKAWA" w:date="2026-01-02T10:50:00Z" w:initials="MY">
     <w:p>
       <w:pPr>
         <w:pStyle w:val="ad"/>
@@ -16525,11 +16689,27 @@
         <w:annotationRef/>
       </w:r>
       <w:r>
+        <w:t>イタリックに</w:t>
+      </w:r>
+    </w:p>
+  </w:comment>
+  <w:comment w:id="93" w:author="Masato YOSHIKAWA" w:date="2026-01-02T10:50:00Z" w:initials="MY">
+    <w:p>
+      <w:pPr>
+        <w:pStyle w:val="ad"/>
+      </w:pPr>
+      <w:r>
+        <w:rPr>
+          <w:rStyle w:val="ac"/>
+        </w:rPr>
+        <w:annotationRef/>
+      </w:r>
+      <w:r>
         <w:t>ピリオド</w:t>
       </w:r>
     </w:p>
   </w:comment>
-  <w:comment w:id="93" w:author="Masato YOSHIKAWA" w:date="2026-01-02T10:48:00Z" w:initials="MY">
+  <w:comment w:id="94" w:author="Masato YOSHIKAWA" w:date="2026-01-02T10:51:00Z" w:initials="MY">
     <w:p>
       <w:pPr>
         <w:pStyle w:val="ad"/>
@@ -16541,11 +16721,11 @@
         <w:annotationRef/>
       </w:r>
       <w:r>
-        <w:t>ピリオド</w:t>
+        <w:t>出版地を入れるなら他の全ての書籍にも入れてください．他に入れないのならここも不要です</w:t>
       </w:r>
     </w:p>
   </w:comment>
-  <w:comment w:id="94" w:author="Masato YOSHIKAWA" w:date="2026-01-02T10:50:00Z" w:initials="MY">
+  <w:comment w:id="95" w:author="Masato YOSHIKAWA" w:date="2026-01-02T10:48:00Z" w:initials="MY">
     <w:p>
       <w:pPr>
         <w:pStyle w:val="ad"/>
@@ -16557,23 +16737,7 @@
         <w:annotationRef/>
       </w:r>
       <w:r>
-        <w:t>イタリックに</w:t>
-      </w:r>
-    </w:p>
-  </w:comment>
-  <w:comment w:id="95" w:author="Masato YOSHIKAWA" w:date="2026-01-02T10:50:00Z" w:initials="MY">
-    <w:p>
-      <w:pPr>
-        <w:pStyle w:val="ad"/>
-      </w:pPr>
-      <w:r>
-        <w:rPr>
-          <w:rStyle w:val="ac"/>
-        </w:rPr>
-        <w:annotationRef/>
-      </w:r>
-      <w:r>
-        <w:t>ピリオド</w:t>
+        <w:t>年号を括弧に入れるか入れないかで揺れがあります．どちらかに統一してください．また，括弧に入れるとすれば半角括弧にしてください</w:t>
       </w:r>
     </w:p>
   </w:comment>
@@ -16589,11 +16753,11 @@
         <w:annotationRef/>
       </w:r>
       <w:r>
-        <w:t>出版地を入れるなら他の全ての書籍にも入れてください．他に入れないのならここも不要です</w:t>
+        <w:t>イタリックに</w:t>
       </w:r>
     </w:p>
   </w:comment>
-  <w:comment w:id="97" w:author="Masato YOSHIKAWA" w:date="2026-01-02T10:48:00Z" w:initials="MY">
+  <w:comment w:id="97" w:author="Masato YOSHIKAWA" w:date="2026-01-02T10:50:00Z" w:initials="MY">
     <w:p>
       <w:pPr>
         <w:pStyle w:val="ad"/>
@@ -16605,11 +16769,11 @@
         <w:annotationRef/>
       </w:r>
       <w:r>
-        <w:t>年号を括弧に入れるか入れないかで揺れがあります．どちらかに統一してください．また，括弧に入れるとすれば半角括弧にしてください</w:t>
+        <w:t>これはなんでしょう? Hurtado Albir という苗字ですか? そうでなければ Hurtado だけでよいと思います</w:t>
       </w:r>
     </w:p>
   </w:comment>
-  <w:comment w:id="98" w:author="Masato YOSHIKAWA" w:date="2026-01-02T10:51:00Z" w:initials="MY">
+  <w:comment w:id="98" w:author="Masato YOSHIKAWA" w:date="2026-01-02T10:50:00Z" w:initials="MY">
     <w:p>
       <w:pPr>
         <w:pStyle w:val="ad"/>
@@ -16625,7 +16789,7 @@
       </w:r>
     </w:p>
   </w:comment>
-  <w:comment w:id="99" w:author="Masato YOSHIKAWA" w:date="2026-01-02T10:50:00Z" w:initials="MY">
+  <w:comment w:id="99" w:author="Masato YOSHIKAWA" w:date="2026-01-02T10:51:00Z" w:initials="MY">
     <w:p>
       <w:pPr>
         <w:pStyle w:val="ad"/>
@@ -16637,11 +16801,11 @@
         <w:annotationRef/>
       </w:r>
       <w:r>
-        <w:t>これはなんでしょう? Hurtado Albir という苗字ですか? そうでなければ Hurtado だけでよいと思います</w:t>
+        <w:t>イタリックに</w:t>
       </w:r>
     </w:p>
   </w:comment>
-  <w:comment w:id="100" w:author="Masato YOSHIKAWA" w:date="2026-01-02T10:50:00Z" w:initials="MY">
+  <w:comment w:id="100" w:author="Masato YOSHIKAWA" w:date="2026-01-02T10:51:00Z" w:initials="MY">
     <w:p>
       <w:pPr>
         <w:pStyle w:val="ad"/>
@@ -16653,11 +16817,27 @@
         <w:annotationRef/>
       </w:r>
       <w:r>
+        <w:t>出版社</w:t>
+      </w:r>
+    </w:p>
+  </w:comment>
+  <w:comment w:id="101" w:author="Masato YOSHIKAWA" w:date="2026-01-02T10:52:00Z" w:initials="MY">
+    <w:p>
+      <w:pPr>
+        <w:pStyle w:val="ad"/>
+      </w:pPr>
+      <w:r>
+        <w:rPr>
+          <w:rStyle w:val="ac"/>
+        </w:rPr>
+        <w:annotationRef/>
+      </w:r>
+      <w:r>
         <w:t>イタリックに</w:t>
       </w:r>
     </w:p>
   </w:comment>
-  <w:comment w:id="101" w:author="Masato YOSHIKAWA" w:date="2026-01-02T10:51:00Z" w:initials="MY">
+  <w:comment w:id="102" w:author="Masato YOSHIKAWA" w:date="2026-01-02T10:52:00Z" w:initials="MY">
     <w:p>
       <w:pPr>
         <w:pStyle w:val="ad"/>
@@ -16669,23 +16849,7 @@
         <w:annotationRef/>
       </w:r>
       <w:r>
-        <w:t>イタリックに</w:t>
-      </w:r>
-    </w:p>
-  </w:comment>
-  <w:comment w:id="102" w:author="Masato YOSHIKAWA" w:date="2026-01-02T10:51:00Z" w:initials="MY">
-    <w:p>
-      <w:pPr>
-        <w:pStyle w:val="ad"/>
-      </w:pPr>
-      <w:r>
-        <w:rPr>
-          <w:rStyle w:val="ac"/>
-        </w:rPr>
-        <w:annotationRef/>
-      </w:r>
-      <w:r>
-        <w:t>出版社</w:t>
+        <w:t>括弧不要，末尾にピリオド</w:t>
       </w:r>
     </w:p>
   </w:comment>
@@ -16701,7 +16865,7 @@
         <w:annotationRef/>
       </w:r>
       <w:r>
-        <w:t>イタリックに</w:t>
+        <w:t>出版社．また，フォントが一部変わっています</w:t>
       </w:r>
     </w:p>
   </w:comment>
@@ -16717,11 +16881,11 @@
         <w:annotationRef/>
       </w:r>
       <w:r>
-        <w:t>括弧不要，末尾にピリオド</w:t>
+        <w:t>“P.”</w:t>
       </w:r>
     </w:p>
   </w:comment>
-  <w:comment w:id="105" w:author="Masato YOSHIKAWA" w:date="2026-01-02T10:52:00Z" w:initials="MY">
+  <w:comment w:id="105" w:author="Masato YOSHIKAWA" w:date="2026-01-02T10:53:00Z" w:initials="MY">
     <w:p>
       <w:pPr>
         <w:pStyle w:val="ad"/>
@@ -16733,11 +16897,11 @@
         <w:annotationRef/>
       </w:r>
       <w:r>
-        <w:t>出版社．また，フォントが一部変わっています</w:t>
+        <w:t>書籍タイトルですか? であればイタリックに</w:t>
       </w:r>
     </w:p>
   </w:comment>
-  <w:comment w:id="106" w:author="Masato YOSHIKAWA" w:date="2026-01-02T10:52:00Z" w:initials="MY">
+  <w:comment w:id="106" w:author="Masato YOSHIKAWA" w:date="2026-01-02T10:53:00Z" w:initials="MY">
     <w:p>
       <w:pPr>
         <w:pStyle w:val="ad"/>
@@ -16749,43 +16913,11 @@
         <w:annotationRef/>
       </w:r>
       <w:r>
-        <w:t>“P.”</w:t>
+        <w:t>出版地を入れるなら他のすべての書籍で．また入れ方も統一してください</w:t>
       </w:r>
     </w:p>
   </w:comment>
   <w:comment w:id="107" w:author="Masato YOSHIKAWA" w:date="2026-01-02T10:53:00Z" w:initials="MY">
-    <w:p>
-      <w:pPr>
-        <w:pStyle w:val="ad"/>
-      </w:pPr>
-      <w:r>
-        <w:rPr>
-          <w:rStyle w:val="ac"/>
-        </w:rPr>
-        <w:annotationRef/>
-      </w:r>
-      <w:r>
-        <w:t>書籍タイトルですか? であればイタリックに</w:t>
-      </w:r>
-    </w:p>
-  </w:comment>
-  <w:comment w:id="108" w:author="Masato YOSHIKAWA" w:date="2026-01-02T10:53:00Z" w:initials="MY">
-    <w:p>
-      <w:pPr>
-        <w:pStyle w:val="ad"/>
-      </w:pPr>
-      <w:r>
-        <w:rPr>
-          <w:rStyle w:val="ac"/>
-        </w:rPr>
-        <w:annotationRef/>
-      </w:r>
-      <w:r>
-        <w:t>出版地を入れるなら他のすべての書籍で．また入れ方も統一してください</w:t>
-      </w:r>
-    </w:p>
-  </w:comment>
-  <w:comment w:id="109" w:author="Masato YOSHIKAWA" w:date="2026-01-02T10:53:00Z" w:initials="MY">
     <w:p>
       <w:pPr>
         <w:pStyle w:val="ad"/>
@@ -16885,8 +17017,6 @@
   <w15:commentEx w15:paraId="38807D32" w15:done="0"/>
   <w15:commentEx w15:paraId="1885914C" w15:done="0"/>
   <w15:commentEx w15:paraId="6D2F3080" w15:done="0"/>
-  <w15:commentEx w15:paraId="5D2ED8F7" w15:done="0"/>
-  <w15:commentEx w15:paraId="1D14F88A" w15:done="0"/>
   <w15:commentEx w15:paraId="79F5F522" w15:done="0"/>
   <w15:commentEx w15:paraId="32ED9B73" w15:done="0"/>
   <w15:commentEx w15:paraId="4884E6EB" w15:done="0"/>
@@ -17000,8 +17130,6 @@
   <w16cex:commentExtensible w16cex:durableId="23E88598" w16cex:dateUtc="2026-01-02T01:37:00Z"/>
   <w16cex:commentExtensible w16cex:durableId="2B57C5F7" w16cex:dateUtc="2026-01-02T01:38:00Z"/>
   <w16cex:commentExtensible w16cex:durableId="0C90EDDB" w16cex:dateUtc="2026-01-02T01:38:00Z"/>
-  <w16cex:commentExtensible w16cex:durableId="71B11E05" w16cex:dateUtc="2026-01-08T23:58:00Z"/>
-  <w16cex:commentExtensible w16cex:durableId="4BE52ECA" w16cex:dateUtc="2026-01-09T00:01:00Z"/>
   <w16cex:commentExtensible w16cex:durableId="2B08B859" w16cex:dateUtc="2026-01-02T01:46:00Z"/>
   <w16cex:commentExtensible w16cex:durableId="17376297" w16cex:dateUtc="2026-01-02T01:45:00Z"/>
   <w16cex:commentExtensible w16cex:durableId="59CD6A19" w16cex:dateUtc="2026-01-02T01:45:00Z"/>
@@ -17115,8 +17243,6 @@
   <w16cid:commentId w16cid:paraId="38807D32" w16cid:durableId="23E88598"/>
   <w16cid:commentId w16cid:paraId="1885914C" w16cid:durableId="2B57C5F7"/>
   <w16cid:commentId w16cid:paraId="6D2F3080" w16cid:durableId="0C90EDDB"/>
-  <w16cid:commentId w16cid:paraId="5D2ED8F7" w16cid:durableId="71B11E05"/>
-  <w16cid:commentId w16cid:paraId="1D14F88A" w16cid:durableId="4BE52ECA"/>
   <w16cid:commentId w16cid:paraId="79F5F522" w16cid:durableId="2B08B859"/>
   <w16cid:commentId w16cid:paraId="32ED9B73" w16cid:durableId="17376297"/>
   <w16cid:commentId w16cid:paraId="4884E6EB" w16cid:durableId="59CD6A19"/>
@@ -21781,9 +21907,6 @@
 <w15:people xmlns:wpc="http://schemas.microsoft.com/office/word/2010/wordprocessingCanvas" xmlns:cx="http://schemas.microsoft.com/office/drawing/2014/chartex" xmlns:cx1="http://schemas.microsoft.com/office/drawing/2015/9/8/chartex" xmlns:cx2="http://schemas.microsoft.com/office/drawing/2015/10/21/chartex" xmlns:cx3="http://schemas.microsoft.com/office/drawing/2016/5/9/chartex" xmlns:cx4="http://schemas.microsoft.com/office/drawing/2016/5/10/chartex" xmlns:cx5="http://schemas.microsoft.com/office/drawing/2016/5/11/chartex" xmlns:cx6="http://schemas.microsoft.com/office/drawing/2016/5/12/chartex" xmlns:cx7="http://schemas.microsoft.com/office/drawing/2016/5/13/chartex" xmlns:cx8="http://schemas.microsoft.com/office/drawing/2016/5/14/chartex" xmlns:mc="http://schemas.openxmlformats.org/markup-compatibility/2006" xmlns:aink="http://schemas.microsoft.com/office/drawing/2016/ink" xmlns:am3d="http://schemas.microsoft.com/office/drawing/2017/model3d" xmlns:o="urn:schemas-microsoft-com:office:office" xmlns:oel="http://schemas.microsoft.com/office/2019/extlst" xmlns:r="http://schemas.openxmlformats.org/officeDocument/2006/relationships" xmlns:m="http://schemas.openxmlformats.org/officeDocument/2006/math" xmlns:v="urn:schemas-microsoft-com:vml" xmlns:wp14="http://schemas.microsoft.com/office/word/2010/wordprocessingDrawing" xmlns:wp="http://schemas.openxmlformats.org/drawingml/2006/wordprocessingDrawing" xmlns:w10="urn:schemas-microsoft-com:office:word" xmlns:w="http://schemas.openxmlformats.org/wordprocessingml/2006/main" xmlns:w14="http://schemas.microsoft.com/office/word/2010/wordml" xmlns:w15="http://schemas.microsoft.com/office/word/2012/wordml" xmlns:w16cex="http://schemas.microsoft.com/office/word/2018/wordml/cex" xmlns:w16cid="http://schemas.microsoft.com/office/word/2016/wordml/cid" xmlns:w16="http://schemas.microsoft.com/office/word/2018/wordml" xmlns:w16du="http://schemas.microsoft.com/office/word/2023/wordml/word16du" xmlns:w16sdtdh="http://schemas.microsoft.com/office/word/2020/wordml/sdtdatahash" xmlns:w16sdtfl="http://schemas.microsoft.com/office/word/2024/wordml/sdtformatlock" xmlns:w16se="http://schemas.microsoft.com/office/word/2015/wordml/symex" xmlns:wpg="http://schemas.microsoft.com/office/word/2010/wordprocessingGroup" xmlns:wpi="http://schemas.microsoft.com/office/word/2010/wordprocessingInk" xmlns:wne="http://schemas.microsoft.com/office/word/2006/wordml" xmlns:wps="http://schemas.microsoft.com/office/word/2010/wordprocessingShape" mc:Ignorable="w14 w15 w16se w16cid w16 w16cex w16sdtdh w16sdtfl w16du wp14">
   <w15:person w15:author="Masato YOSHIKAWA">
     <w15:presenceInfo w15:providerId="Windows Live" w15:userId="accbfb7289cc65fb"/>
-  </w15:person>
-  <w15:person w15:author="柊 矢沢">
-    <w15:presenceInfo w15:providerId="Windows Live" w15:userId="08f31ff36ec1290a"/>
   </w15:person>
 </w15:people>
 </file>

--- a/thesis/thesis_j2200156.docx
+++ b/thesis/thesis_j2200156.docx
@@ -551,7 +551,6 @@
         <w:rPr>
           <w:rFonts w:ascii="ＭＳ 明朝" w:eastAsia="ＭＳ 明朝" w:hAnsi="ＭＳ 明朝" w:hint="eastAsia"/>
         </w:rPr>
-        <w:lastRenderedPageBreak/>
         <w:t>先行研究の紹介</w:t>
       </w:r>
       <w:commentRangeEnd w:id="15"/>
@@ -1086,14 +1085,7 @@
         <w:rPr>
           <w:rFonts w:ascii="ＭＳ 明朝" w:eastAsia="ＭＳ 明朝" w:hAnsi="ＭＳ 明朝" w:hint="eastAsia"/>
         </w:rPr>
-        <w:t>）に分類した。このモデルは、翻訳という行為を「芸術」や「直</w:t>
-      </w:r>
-      <w:r>
-        <w:rPr>
-          <w:rFonts w:ascii="ＭＳ 明朝" w:eastAsia="ＭＳ 明朝" w:hAnsi="ＭＳ 明朝" w:hint="eastAsia"/>
-        </w:rPr>
-        <w:lastRenderedPageBreak/>
-        <w:t>感」の領域から、「体系的な言語学的な分析」へと引き上げた先進的な研究であり、今日でも翻訳教育や理論の基礎として広く参照されている。</w:t>
+        <w:t>）に分類した。このモデルは、翻訳という行為を「芸術」や「直感」の領域から、「体系的な言語学的な分析」へと引き上げた先進的な研究であり、今日でも翻訳教育や理論の基礎として広く参照されている。</w:t>
       </w:r>
     </w:p>
     <w:p>
@@ -1586,14 +1578,7 @@
         <w:rPr>
           <w:rFonts w:ascii="ＭＳ 明朝" w:eastAsia="ＭＳ 明朝" w:hAnsi="ＭＳ 明朝"/>
         </w:rPr>
-        <w:t>初期段階である「自文化中心主義」には、文化的差異を認識しない「否定（Denial）」、差異を脅威とみなす「防衛（Defense）」、差異を表層的なものとして矮小化する「最小化（Minimization）」が含まれる。一方、発達した段階である「文化相対主義」には、差異を尊重する「受容（Acceptance）」、異文化の視点を取り入れる「適応（Adaptation）」、そして</w:t>
-      </w:r>
-      <w:r>
-        <w:rPr>
-          <w:rFonts w:ascii="ＭＳ 明朝" w:eastAsia="ＭＳ 明朝" w:hAnsi="ＭＳ 明朝"/>
-        </w:rPr>
-        <w:lastRenderedPageBreak/>
-        <w:t>複数の文化的視点を自己に統合する「統合（Integration）」が含まれる。</w:t>
+        <w:t>初期段階である「自文化中心主義」には、文化的差異を認識しない「否定（Denial）」、差異を脅威とみなす「防衛（Defense）」、差異を表層的なものとして矮小化する「最小化（Minimization）」が含まれる。一方、発達した段階である「文化相対主義」には、差異を尊重する「受容（Acceptance）」、異文化の視点を取り入れる「適応（Adaptation）」、そして複数の文化的視点を自己に統合する「統合（Integration）」が含まれる。</w:t>
       </w:r>
     </w:p>
     <w:p>
@@ -2084,7 +2069,6 @@
         <w:rPr>
           <w:rFonts w:ascii="ＭＳ 明朝" w:eastAsia="ＭＳ 明朝" w:hAnsi="ＭＳ 明朝" w:hint="eastAsia"/>
         </w:rPr>
-        <w:lastRenderedPageBreak/>
         <w:t>分析方法</w:t>
       </w:r>
     </w:p>
@@ -2515,14 +2499,7 @@
         <w:rPr>
           <w:rFonts w:ascii="ＭＳ 明朝" w:eastAsia="ＭＳ 明朝" w:hAnsi="ＭＳ 明朝"/>
         </w:rPr>
-        <w:t xml:space="preserve"> 　『こころ』には、明治末期という過渡期の日本に特有の物質文化（浴衣、炬燵等）や精神文化（天罰、お気の毒等）が豊富に含まれてい</w:t>
-      </w:r>
-      <w:r>
-        <w:rPr>
-          <w:rFonts w:ascii="ＭＳ 明朝" w:eastAsia="ＭＳ 明朝" w:hAnsi="ＭＳ 明朝"/>
-        </w:rPr>
-        <w:lastRenderedPageBreak/>
-        <w:t>る。これらの要素は、ターゲット文化（英語圏）との間に大きな文化差を有しており、翻訳者が「読者にどの程度の文化差を体験させるか」という戦略（DMIS段階）を決定する際、顕著な差異を生じさせる要因となる。また、第一部「先生と私」に限定しても約150件の文化的要素を抽出でき、2名の翻訳者を合わせることで300件の分析サンプルを確保できる点も、統計的</w:t>
+        <w:t xml:space="preserve"> 　『こころ』には、明治末期という過渡期の日本に特有の物質文化（浴衣、炬燵等）や精神文化（天罰、お気の毒等）が豊富に含まれている。これらの要素は、ターゲット文化（英語圏）との間に大きな文化差を有しており、翻訳者が「読者にどの程度の文化差を体験させるか」という戦略（DMIS段階）を決定する際、顕著な差異を生じさせる要因となる。また、第一部「先生と私」に限定しても約150件の文化的要素を抽出でき、2名の翻訳者を合わせることで300件の分析サンプルを確保できる点も、統計的</w:t>
       </w:r>
       <w:r>
         <w:rPr>
@@ -2814,14 +2791,7 @@
         <w:rPr>
           <w:rFonts w:ascii="ＭＳ 明朝" w:eastAsia="ＭＳ 明朝" w:hAnsi="ＭＳ 明朝"/>
         </w:rPr>
-        <w:t>抽出され、二名の翻訳者による訳文を合わせた場合、総計300件の分析データが得</w:t>
-      </w:r>
-      <w:r>
-        <w:rPr>
-          <w:rFonts w:ascii="ＭＳ 明朝" w:eastAsia="ＭＳ 明朝" w:hAnsi="ＭＳ 明朝"/>
-        </w:rPr>
-        <w:lastRenderedPageBreak/>
-        <w:t>られた。この母数は、翻訳者の個別的な傾向（翻訳技法とDMISの相関関係）を定量的に検証し、統計的有意性を判断するために十分な規模を持つものである。また、分析対象の限定により、詳細な質的分析と統計的処理の両立が可能となり、本研究における方法論的な厳密性を確保することができた。</w:t>
+        <w:t>抽出され、二名の翻訳者による訳文を合わせた場合、総計300件の分析データが得られた。この母数は、翻訳者の個別的な傾向（翻訳技法とDMISの相関関係）を定量的に検証し、統計的有意性を判断するために十分な規模を持つものである。また、分析対象の限定により、詳細な質的分析と統計的処理の両立が可能となり、本研究における方法論的な厳密性を確保することができた。</w:t>
       </w:r>
     </w:p>
     <w:p>
@@ -3324,7 +3294,6 @@
         <w:rPr>
           <w:rFonts w:ascii="ＭＳ 明朝" w:eastAsia="ＭＳ 明朝" w:hAnsi="ＭＳ 明朝" w:hint="eastAsia"/>
         </w:rPr>
-        <w:lastRenderedPageBreak/>
         <w:t xml:space="preserve">　</w:t>
       </w:r>
       <w:r>
@@ -3896,14 +3865,7 @@
         <w:rPr>
           <w:rFonts w:ascii="ＭＳ 明朝" w:eastAsia="ＭＳ 明朝" w:hAnsi="ＭＳ 明朝"/>
         </w:rPr>
-        <w:t xml:space="preserve"> 原文の一般的な用語を、文脈に基づいてより具体的・</w:t>
-      </w:r>
-      <w:r>
-        <w:rPr>
-          <w:rFonts w:ascii="ＭＳ 明朝" w:eastAsia="ＭＳ 明朝" w:hAnsi="ＭＳ 明朝"/>
-        </w:rPr>
-        <w:lastRenderedPageBreak/>
-        <w:t>精密な下位概念（ヒポニム）に置き換えて特定化する技法である。</w:t>
+        <w:t xml:space="preserve"> 原文の一般的な用語を、文脈に基づいてより具体的・精密な下位概念（ヒポニム）に置き換えて特定化する技法である。</w:t>
       </w:r>
     </w:p>
     <w:p>
@@ -4264,14 +4226,7 @@
         <w:rPr>
           <w:rFonts w:ascii="ＭＳ 明朝" w:eastAsia="ＭＳ 明朝" w:hAnsi="ＭＳ 明朝"/>
         </w:rPr>
-        <w:t>Transposition（品詞転換）: 意味を変えずに品詞等の文法カテゴリを変更する技法である。英語翻訳において品詞の変更は頻繁に起こるが、それが言語構造上の要請</w:t>
-      </w:r>
-      <w:r>
-        <w:rPr>
-          <w:rFonts w:ascii="ＭＳ 明朝" w:eastAsia="ＭＳ 明朝" w:hAnsi="ＭＳ 明朝"/>
-        </w:rPr>
-        <w:lastRenderedPageBreak/>
-        <w:t>による自然な変更であれば「Established equivalent（定着した等価）」や「Literal translation（直訳）」に含まれると解釈できる。また、品詞変更によって説明が加わる場合は「Amplification（増幅）」として扱うため、独立した技法としては採用しない。</w:t>
+        <w:t>Transposition（品詞転換）: 意味を変えずに品詞等の文法カテゴリを変更する技法である。英語翻訳において品詞の変更は頻繁に起こるが、それが言語構造上の要請による自然な変更であれば「Established equivalent（定着した等価）」や「Literal translation（直訳）」に含まれると解釈できる。また、品詞変更によって説明が加わる場合は「Amplification（増幅）」として扱うため、独立した技法としては採用しない。</w:t>
       </w:r>
     </w:p>
     <w:p>
@@ -4542,7 +4497,6 @@
         <w:rPr>
           <w:rFonts w:ascii="ＭＳ 明朝" w:eastAsia="ＭＳ 明朝" w:hAnsi="ＭＳ 明朝" w:hint="eastAsia"/>
         </w:rPr>
-        <w:lastRenderedPageBreak/>
         <w:t>（２）除外した段階とその理由</w:t>
       </w:r>
     </w:p>
@@ -4878,14 +4832,7 @@
         <w:rPr>
           <w:rFonts w:ascii="ＭＳ 明朝" w:eastAsia="ＭＳ 明朝" w:hAnsi="ＭＳ 明朝"/>
         </w:rPr>
-        <w:t>(3) DMIS段階（読者への掲示戦略）の判定 　各訳語がターゲット読者に対して「どの程度</w:t>
-      </w:r>
-      <w:r>
-        <w:rPr>
-          <w:rFonts w:ascii="ＭＳ 明朝" w:eastAsia="ＭＳ 明朝" w:hAnsi="ＭＳ 明朝"/>
-        </w:rPr>
-        <w:lastRenderedPageBreak/>
-        <w:t>の文化差を認知させるよう設計されているか」を、3.4項で定義した4つのDMIS段階（Denial, Minimization, Acceptance, Adaptation）に分類した。 　特に「Minimization（最小化）」と「Acceptance（受容）」の境界については、英英辞典における外来語（Loanword）としての扱いや、訳文内での説明的情報の有無を客観的な指標として判定した。これにより、</w:t>
+        <w:t>(3) DMIS段階（読者への掲示戦略）の判定 　各訳語がターゲット読者に対して「どの程度の文化差を認知させるよう設計されているか」を、3.4項で定義した4つのDMIS段階（Denial, Minimization, Acceptance, Adaptation）に分類した。 　特に「Minimization（最小化）」と「Acceptance（受容）」の境界については、英英辞典における外来語（Loanword）としての扱いや、訳文内での説明的情報の有無を客観的な指標として判定した。これにより、</w:t>
       </w:r>
       <w:r>
         <w:rPr>
@@ -5150,7 +5097,6 @@
         <w:rPr>
           <w:rFonts w:ascii="ＭＳ 明朝" w:eastAsia="ＭＳ 明朝" w:hAnsi="ＭＳ 明朝" w:hint="eastAsia"/>
         </w:rPr>
-        <w:lastRenderedPageBreak/>
         <w:t xml:space="preserve">4.1.1 </w:t>
       </w:r>
       <w:r>
@@ -5163,7 +5109,7 @@
     <w:p>
       <w:pPr>
         <w:rPr>
-          <w:rFonts w:ascii="ＭＳ 明朝" w:eastAsia="ＭＳ 明朝" w:hAnsi="ＭＳ 明朝" w:hint="eastAsia"/>
+          <w:rFonts w:ascii="ＭＳ 明朝" w:eastAsia="ＭＳ 明朝" w:hAnsi="ＭＳ 明朝"/>
         </w:rPr>
       </w:pPr>
       <w:r>
@@ -6241,7 +6187,7 @@
           <w:noProof/>
         </w:rPr>
         <w:drawing>
-          <wp:inline distT="0" distB="0" distL="0" distR="0" wp14:anchorId="603345C8" wp14:editId="6E481456">
+          <wp:inline distT="0" distB="0" distL="0" distR="0" wp14:anchorId="603345C8" wp14:editId="69C666A7">
             <wp:extent cx="5400040" cy="2852420"/>
             <wp:effectExtent l="0" t="0" r="0" b="5080"/>
             <wp:docPr id="1207480176" name="図 1" descr="グラフ&#10;&#10;AI 生成コンテンツは誤りを含む可能性があります。"/>
@@ -6379,14 +6325,7 @@
         <w:rPr>
           <w:rFonts w:ascii="ＭＳ 明朝" w:eastAsia="ＭＳ 明朝" w:hAnsi="ＭＳ 明朝" w:hint="eastAsia"/>
         </w:rPr>
-        <w:t>ことが共通して読み取れる。また、ParticularizationとCalqueの使用が両者共に見られなかったこ</w:t>
-      </w:r>
-      <w:r>
-        <w:rPr>
-          <w:rFonts w:ascii="ＭＳ 明朝" w:eastAsia="ＭＳ 明朝" w:hAnsi="ＭＳ 明朝" w:hint="eastAsia"/>
-        </w:rPr>
-        <w:lastRenderedPageBreak/>
-        <w:t>とも</w:t>
+        <w:t>ことが共通して読み取れる。また、ParticularizationとCalqueの使用が両者共に見られなかったことも</w:t>
       </w:r>
       <w:r>
         <w:rPr>
@@ -7391,14 +7330,7 @@
         <w:rPr>
           <w:rFonts w:ascii="ＭＳ 明朝" w:eastAsia="ＭＳ 明朝" w:hAnsi="ＭＳ 明朝" w:hint="eastAsia"/>
         </w:rPr>
-        <w:t>これは、原文に含まれる日本固有の文化的要</w:t>
-      </w:r>
-      <w:r>
-        <w:rPr>
-          <w:rFonts w:ascii="ＭＳ 明朝" w:eastAsia="ＭＳ 明朝" w:hAnsi="ＭＳ 明朝" w:hint="eastAsia"/>
-        </w:rPr>
-        <w:lastRenderedPageBreak/>
-        <w:t>素が、英語圏の読者</w:t>
+        <w:t>これは、原文に含まれる日本固有の文化的要素が、英語圏の読者</w:t>
       </w:r>
       <w:r>
         <w:rPr>
@@ -7453,7 +7385,7 @@
       <w:pPr>
         <w:ind w:firstLineChars="100" w:firstLine="210"/>
         <w:rPr>
-          <w:rFonts w:ascii="ＭＳ 明朝" w:eastAsia="ＭＳ 明朝" w:hAnsi="ＭＳ 明朝" w:hint="eastAsia"/>
+          <w:rFonts w:ascii="ＭＳ 明朝" w:eastAsia="ＭＳ 明朝" w:hAnsi="ＭＳ 明朝"/>
         </w:rPr>
       </w:pPr>
       <w:r>
@@ -7557,7 +7489,7 @@
       <w:pPr>
         <w:ind w:firstLineChars="100" w:firstLine="210"/>
         <w:rPr>
-          <w:rFonts w:ascii="ＭＳ 明朝" w:eastAsia="ＭＳ 明朝" w:hAnsi="ＭＳ 明朝" w:hint="eastAsia"/>
+          <w:rFonts w:ascii="ＭＳ 明朝" w:eastAsia="ＭＳ 明朝" w:hAnsi="ＭＳ 明朝"/>
         </w:rPr>
       </w:pPr>
       <w:r>
@@ -7938,7 +7870,7 @@
     <w:p>
       <w:pPr>
         <w:rPr>
-          <w:rFonts w:ascii="ＭＳ 明朝" w:eastAsia="ＭＳ 明朝" w:hAnsi="ＭＳ 明朝" w:hint="eastAsia"/>
+          <w:rFonts w:ascii="ＭＳ 明朝" w:eastAsia="ＭＳ 明朝" w:hAnsi="ＭＳ 明朝"/>
         </w:rPr>
       </w:pPr>
     </w:p>
@@ -7953,6 +7885,12 @@
           <w:rFonts w:ascii="ＭＳ 明朝" w:eastAsia="ＭＳ 明朝" w:hAnsi="ＭＳ 明朝"/>
         </w:rPr>
       </w:pPr>
+      <w:r>
+        <w:rPr>
+          <w:rFonts w:ascii="ＭＳ 明朝" w:eastAsia="ＭＳ 明朝" w:hAnsi="ＭＳ 明朝" w:hint="eastAsia"/>
+        </w:rPr>
+        <w:t>.1</w:t>
+      </w:r>
       <w:r>
         <w:rPr>
           <w:rFonts w:ascii="ＭＳ 明朝" w:eastAsia="ＭＳ 明朝" w:hAnsi="ＭＳ 明朝" w:hint="eastAsia"/>
@@ -9967,16 +9905,7 @@
                 <w:sz w:val="16"/>
                 <w:szCs w:val="16"/>
               </w:rPr>
-              <w:t xml:space="preserve">Established </w:t>
-            </w:r>
-            <w:r>
-              <w:rPr>
-                <w:rFonts w:ascii="ＭＳ 明朝" w:eastAsia="ＭＳ 明朝" w:hAnsi="ＭＳ 明朝"/>
-                <w:sz w:val="16"/>
-                <w:szCs w:val="16"/>
-              </w:rPr>
-              <w:lastRenderedPageBreak/>
-              <w:t>equivalent</w:t>
+              <w:t>Established equivalent</w:t>
             </w:r>
           </w:p>
         </w:tc>
@@ -10013,7 +9942,6 @@
                 <w:sz w:val="16"/>
                 <w:szCs w:val="16"/>
               </w:rPr>
-              <w:lastRenderedPageBreak/>
               <w:t>63</w:t>
             </w:r>
           </w:p>
@@ -10212,16 +10140,7 @@
                 <w:sz w:val="16"/>
                 <w:szCs w:val="16"/>
               </w:rPr>
-              <w:t xml:space="preserve">Established </w:t>
-            </w:r>
-            <w:r>
-              <w:rPr>
-                <w:rFonts w:ascii="ＭＳ 明朝" w:eastAsia="ＭＳ 明朝" w:hAnsi="ＭＳ 明朝"/>
-                <w:sz w:val="16"/>
-                <w:szCs w:val="16"/>
-              </w:rPr>
-              <w:lastRenderedPageBreak/>
-              <w:t>equivalent</w:t>
+              <w:t>Established equivalent</w:t>
             </w:r>
           </w:p>
         </w:tc>
@@ -10258,7 +10177,6 @@
                 <w:sz w:val="16"/>
                 <w:szCs w:val="16"/>
               </w:rPr>
-              <w:lastRenderedPageBreak/>
               <w:t>61</w:t>
             </w:r>
           </w:p>
@@ -12259,7 +12177,25 @@
         <w:rPr>
           <w:rFonts w:ascii="ＭＳ 明朝" w:eastAsia="ＭＳ 明朝" w:hAnsi="ＭＳ 明朝"/>
         </w:rPr>
-        <w:t>&gt; .97$)。したがって、両翻訳者の傾向は統計的に同質であると判断し、これら2つのデータを合算して全体的な分析を行った。合算した結果を図4に示す。</w:t>
+        <w:t>&gt; .97$)。したがって、両翻訳者の傾向は統計的に同質であると判断し、これら2つのデータを合算して全体的な分析を行った。</w:t>
+      </w:r>
+      <w:r>
+        <w:rPr>
+          <w:rFonts w:ascii="ＭＳ 明朝" w:eastAsia="ＭＳ 明朝" w:hAnsi="ＭＳ 明朝" w:hint="eastAsia"/>
+        </w:rPr>
+        <w:t>翻訳技法ごとのDMIS段階への分類比率</w:t>
+      </w:r>
+      <w:r>
+        <w:rPr>
+          <w:rFonts w:ascii="ＭＳ 明朝" w:eastAsia="ＭＳ 明朝" w:hAnsi="ＭＳ 明朝" w:hint="eastAsia"/>
+        </w:rPr>
+        <w:t>を示したヒートマップ</w:t>
+      </w:r>
+      <w:r>
+        <w:rPr>
+          <w:rFonts w:ascii="ＭＳ 明朝" w:eastAsia="ＭＳ 明朝" w:hAnsi="ＭＳ 明朝" w:hint="eastAsia"/>
+        </w:rPr>
+        <w:t>（図４）に基づき、各技法がどのような文化的体験をもたらしているかを確認する。</w:t>
       </w:r>
     </w:p>
     <w:tbl>
@@ -14057,26 +13993,2029 @@
         <w:rPr>
           <w:rFonts w:ascii="ＭＳ 明朝" w:eastAsia="ＭＳ 明朝" w:hAnsi="ＭＳ 明朝" w:hint="eastAsia"/>
         </w:rPr>
-        <w:t xml:space="preserve"> 合算のヒートマップ</w:t>
-      </w:r>
-      <w:r>
-        <w:rPr>
-          <w:rFonts w:ascii="ＭＳ 明朝" w:eastAsia="ＭＳ 明朝" w:hAnsi="ＭＳ 明朝" w:hint="eastAsia"/>
-        </w:rPr>
-        <w:t>（翻訳技法（横軸）ごとのヒートマップ）</w:t>
-      </w:r>
-    </w:p>
-    <w:p>
-      <w:pPr>
-        <w:rPr>
-          <w:rFonts w:ascii="ＭＳ 明朝" w:eastAsia="ＭＳ 明朝" w:hAnsi="ＭＳ 明朝" w:hint="eastAsia"/>
-        </w:rPr>
-      </w:pPr>
-    </w:p>
-    <w:p>
-      <w:pPr>
-        <w:rPr>
-          <w:rFonts w:ascii="ＭＳ 明朝" w:eastAsia="ＭＳ 明朝" w:hAnsi="ＭＳ 明朝"/>
+        <w:t xml:space="preserve"> </w:t>
+      </w:r>
+      <w:r>
+        <w:rPr>
+          <w:rFonts w:ascii="ＭＳ 明朝" w:eastAsia="ＭＳ 明朝" w:hAnsi="ＭＳ 明朝" w:hint="eastAsia"/>
+        </w:rPr>
+        <w:t>翻訳技法とDMIS段階のクロス集計（行方向パーセンテージ）</w:t>
+      </w:r>
+    </w:p>
+    <w:p>
+      <w:pPr>
+        <w:rPr>
+          <w:rFonts w:ascii="ＭＳ 明朝" w:eastAsia="ＭＳ 明朝" w:hAnsi="ＭＳ 明朝"/>
+        </w:rPr>
+      </w:pPr>
+      <w:r>
+        <w:rPr>
+          <w:rFonts w:ascii="ＭＳ 明朝" w:eastAsia="ＭＳ 明朝" w:hAnsi="ＭＳ 明朝" w:hint="eastAsia"/>
+        </w:rPr>
+        <w:t xml:space="preserve">　</w:t>
+      </w:r>
+      <w:r>
+        <w:rPr>
+          <w:rFonts w:ascii="ＭＳ 明朝" w:eastAsia="ＭＳ 明朝" w:hAnsi="ＭＳ 明朝" w:hint="eastAsia"/>
+        </w:rPr>
+        <w:t>全体的な傾向として、まず特定の技法と</w:t>
+      </w:r>
+      <w:r>
+        <w:rPr>
+          <w:rFonts w:ascii="ＭＳ 明朝" w:eastAsia="ＭＳ 明朝" w:hAnsi="ＭＳ 明朝"/>
+        </w:rPr>
+        <w:t>DMIS段階の間に極めて強い結びつきが確認された。具体的には、Reductionは100%の確率でDenialに分類されている。情報を削除するという行為は、読者から文化認知の機会を完全に奪う結果に直結していると言える。同様に、Borrowingもその大半がAcceptanceに分類された。音写によって異文化の存在自体は提示されるものの、そこに適切な補足情報が伴わない場合、読者の認識は差異の確認のみに留まる傾向にある。</w:t>
+      </w:r>
+    </w:p>
+    <w:p>
+      <w:pPr>
+        <w:rPr>
+          <w:rFonts w:ascii="ＭＳ 明朝" w:eastAsia="ＭＳ 明朝" w:hAnsi="ＭＳ 明朝"/>
+        </w:rPr>
+      </w:pPr>
+      <w:r>
+        <w:rPr>
+          <w:rFonts w:ascii="ＭＳ 明朝" w:eastAsia="ＭＳ 明朝" w:hAnsi="ＭＳ 明朝" w:hint="eastAsia"/>
+        </w:rPr>
+        <w:t xml:space="preserve">　</w:t>
+      </w:r>
+      <w:r>
+        <w:rPr>
+          <w:rFonts w:ascii="ＭＳ 明朝" w:eastAsia="ＭＳ 明朝" w:hAnsi="ＭＳ 明朝"/>
+        </w:rPr>
+        <w:t>次に、Minimizationへの集中が挙げられる。Established Equivalent、Generalization、Description、Literal translationといった技法の多くは、Minimizationに分類された。これらの技法は、異文化要素を自文化の枠組みや既知の概念へと置き換える働きをしており、読者の認知的負荷を低減させる効果を持つと考えられる。ただし、Literal translationの約17%やDescriptionの一部などは、MinimizationではなくAcceptance等に分類されるケースも見られた。このことは、これらの技法を用いたからといって必ずしも同化に至るわけではなく、文脈によっては異質感が残り続ける「揺らぎ」が存在することを示唆している。</w:t>
+      </w:r>
+    </w:p>
+    <w:p>
+      <w:pPr>
+        <w:rPr>
+          <w:rFonts w:ascii="ＭＳ 明朝" w:eastAsia="ＭＳ 明朝" w:hAnsi="ＭＳ 明朝"/>
+        </w:rPr>
+      </w:pPr>
+      <w:r>
+        <w:rPr>
+          <w:rFonts w:ascii="ＭＳ 明朝" w:eastAsia="ＭＳ 明朝" w:hAnsi="ＭＳ 明朝" w:hint="eastAsia"/>
+        </w:rPr>
+        <w:t xml:space="preserve">　</w:t>
+      </w:r>
+      <w:r>
+        <w:rPr>
+          <w:rFonts w:ascii="ＭＳ 明朝" w:eastAsia="ＭＳ 明朝" w:hAnsi="ＭＳ 明朝"/>
+        </w:rPr>
+        <w:t>一方で、Adaptationへと至る経路は限定的である。全データの中でAdaptationへ到達した事例は少数であったが、その多くにおいてAmplification（増幅）が用いられていた点は注目に値する。Amplificationを用いた場合のAdaptation到達率は、他の技法と比較して顕著に高い結果となった。</w:t>
+      </w:r>
+    </w:p>
+    <w:p>
+      <w:pPr>
+        <w:rPr>
+          <w:rFonts w:ascii="ＭＳ 明朝" w:eastAsia="ＭＳ 明朝" w:hAnsi="ＭＳ 明朝" w:hint="eastAsia"/>
+        </w:rPr>
+      </w:pPr>
+    </w:p>
+    <w:p>
+      <w:pPr>
+        <w:rPr>
+          <w:rFonts w:ascii="ＭＳ 明朝" w:eastAsia="ＭＳ 明朝" w:hAnsi="ＭＳ 明朝"/>
+        </w:rPr>
+      </w:pPr>
+      <w:r>
+        <w:rPr>
+          <w:rFonts w:ascii="ＭＳ 明朝" w:eastAsia="ＭＳ 明朝" w:hAnsi="ＭＳ 明朝" w:hint="eastAsia"/>
+        </w:rPr>
+        <w:t>4.2.2 翻訳技法とDMISの統計的有意性（調整済み残差分析）</w:t>
+      </w:r>
+    </w:p>
+    <w:p>
+      <w:pPr>
+        <w:rPr>
+          <w:rFonts w:ascii="ＭＳ 明朝" w:eastAsia="ＭＳ 明朝" w:hAnsi="ＭＳ 明朝" w:hint="eastAsia"/>
+        </w:rPr>
+      </w:pPr>
+      <w:r>
+        <w:rPr>
+          <w:rFonts w:ascii="ＭＳ 明朝" w:eastAsia="ＭＳ 明朝" w:hAnsi="ＭＳ 明朝" w:hint="eastAsia"/>
+        </w:rPr>
+        <w:t xml:space="preserve">　</w:t>
+      </w:r>
+      <w:r>
+        <w:rPr>
+          <w:rFonts w:ascii="ＭＳ 明朝" w:eastAsia="ＭＳ 明朝" w:hAnsi="ＭＳ 明朝"/>
+        </w:rPr>
+        <w:t>前項で確認されたパーセンテージによる傾向が、単なる偶然の偏りではなく統計的に有意であるかを検証するため、調整済み</w:t>
+      </w:r>
+      <w:r>
+        <w:rPr>
+          <w:rFonts w:ascii="ＭＳ 明朝" w:eastAsia="ＭＳ 明朝" w:hAnsi="ＭＳ 明朝" w:hint="eastAsia"/>
+        </w:rPr>
+        <w:t>残差</w:t>
+      </w:r>
+      <w:r>
+        <w:rPr>
+          <w:rFonts w:ascii="ＭＳ 明朝" w:eastAsia="ＭＳ 明朝" w:hAnsi="ＭＳ 明朝"/>
+        </w:rPr>
+        <w:t>を算出した。その結果をヒートマップ（図</w:t>
+      </w:r>
+      <w:r>
+        <w:rPr>
+          <w:rFonts w:ascii="ＭＳ 明朝" w:eastAsia="ＭＳ 明朝" w:hAnsi="ＭＳ 明朝" w:hint="eastAsia"/>
+        </w:rPr>
+        <w:t>５</w:t>
+      </w:r>
+      <w:r>
+        <w:rPr>
+          <w:rFonts w:ascii="ＭＳ 明朝" w:eastAsia="ＭＳ 明朝" w:hAnsi="ＭＳ 明朝"/>
+        </w:rPr>
+        <w:t>）に示す。なお、調整済み残差の絶対値が1.96を超える組み合わせは、有意水準5%で統計的に有意な相関がある、すなわち偶然よりも有意に多い、または少ないとみなされる。</w:t>
+      </w:r>
+    </w:p>
+    <w:tbl>
+      <w:tblPr>
+        <w:tblW w:w="0" w:type="dxa"/>
+        <w:tblCellMar>
+          <w:left w:w="0" w:type="dxa"/>
+          <w:right w:w="0" w:type="dxa"/>
+        </w:tblCellMar>
+        <w:tblLook w:val="04A0" w:firstRow="1" w:lastRow="0" w:firstColumn="1" w:lastColumn="0" w:noHBand="0" w:noVBand="1"/>
+      </w:tblPr>
+      <w:tblGrid>
+        <w:gridCol w:w="930"/>
+        <w:gridCol w:w="2400"/>
+        <w:gridCol w:w="1350"/>
+        <w:gridCol w:w="720"/>
+        <w:gridCol w:w="1140"/>
+        <w:gridCol w:w="1140"/>
+      </w:tblGrid>
+      <w:tr>
+        <w:trPr>
+          <w:trHeight w:val="315"/>
+        </w:trPr>
+        <w:tc>
+          <w:tcPr>
+            <w:tcW w:w="0" w:type="auto"/>
+            <w:gridSpan w:val="2"/>
+            <w:vMerge w:val="restart"/>
+            <w:tcBorders>
+              <w:top w:val="single" w:sz="6" w:space="0" w:color="CCCCCC"/>
+              <w:left w:val="single" w:sz="6" w:space="0" w:color="CCCCCC"/>
+              <w:bottom w:val="single" w:sz="6" w:space="0" w:color="CCCCCC"/>
+              <w:right w:val="single" w:sz="6" w:space="0" w:color="CCCCCC"/>
+            </w:tcBorders>
+            <w:tcMar>
+              <w:top w:w="30" w:type="dxa"/>
+              <w:left w:w="45" w:type="dxa"/>
+              <w:bottom w:w="30" w:type="dxa"/>
+              <w:right w:w="45" w:type="dxa"/>
+            </w:tcMar>
+            <w:vAlign w:val="center"/>
+            <w:hideMark/>
+          </w:tcPr>
+          <w:p>
+            <w:pPr>
+              <w:rPr>
+                <w:rFonts w:ascii="ＭＳ 明朝" w:eastAsia="ＭＳ 明朝" w:hAnsi="ＭＳ 明朝"/>
+              </w:rPr>
+            </w:pPr>
+            <w:r>
+              <w:rPr>
+                <w:rFonts w:ascii="ＭＳ 明朝" w:eastAsia="ＭＳ 明朝" w:hAnsi="ＭＳ 明朝"/>
+              </w:rPr>
+              <w:t>調整済み残差</w:t>
+            </w:r>
+          </w:p>
+        </w:tc>
+        <w:tc>
+          <w:tcPr>
+            <w:tcW w:w="0" w:type="auto"/>
+            <w:gridSpan w:val="4"/>
+            <w:tcBorders>
+              <w:top w:val="single" w:sz="6" w:space="0" w:color="CCCCCC"/>
+              <w:left w:val="single" w:sz="6" w:space="0" w:color="CCCCCC"/>
+              <w:bottom w:val="single" w:sz="6" w:space="0" w:color="CCCCCC"/>
+              <w:right w:val="single" w:sz="6" w:space="0" w:color="CCCCCC"/>
+            </w:tcBorders>
+            <w:tcMar>
+              <w:top w:w="30" w:type="dxa"/>
+              <w:left w:w="45" w:type="dxa"/>
+              <w:bottom w:w="30" w:type="dxa"/>
+              <w:right w:w="45" w:type="dxa"/>
+            </w:tcMar>
+            <w:vAlign w:val="center"/>
+            <w:hideMark/>
+          </w:tcPr>
+          <w:p>
+            <w:pPr>
+              <w:rPr>
+                <w:rFonts w:ascii="ＭＳ 明朝" w:eastAsia="ＭＳ 明朝" w:hAnsi="ＭＳ 明朝"/>
+              </w:rPr>
+            </w:pPr>
+            <w:r>
+              <w:rPr>
+                <w:rFonts w:ascii="ＭＳ 明朝" w:eastAsia="ＭＳ 明朝" w:hAnsi="ＭＳ 明朝"/>
+              </w:rPr>
+              <w:t>DMIS</w:t>
+            </w:r>
+          </w:p>
+        </w:tc>
+      </w:tr>
+      <w:tr>
+        <w:trPr>
+          <w:trHeight w:val="315"/>
+        </w:trPr>
+        <w:tc>
+          <w:tcPr>
+            <w:tcW w:w="0" w:type="auto"/>
+            <w:gridSpan w:val="2"/>
+            <w:vMerge/>
+            <w:tcBorders>
+              <w:top w:val="single" w:sz="6" w:space="0" w:color="CCCCCC"/>
+              <w:left w:val="single" w:sz="6" w:space="0" w:color="CCCCCC"/>
+              <w:bottom w:val="single" w:sz="6" w:space="0" w:color="CCCCCC"/>
+              <w:right w:val="single" w:sz="6" w:space="0" w:color="CCCCCC"/>
+            </w:tcBorders>
+            <w:vAlign w:val="center"/>
+            <w:hideMark/>
+          </w:tcPr>
+          <w:p>
+            <w:pPr>
+              <w:rPr>
+                <w:rFonts w:ascii="ＭＳ 明朝" w:eastAsia="ＭＳ 明朝" w:hAnsi="ＭＳ 明朝"/>
+              </w:rPr>
+            </w:pPr>
+          </w:p>
+        </w:tc>
+        <w:tc>
+          <w:tcPr>
+            <w:tcW w:w="0" w:type="auto"/>
+            <w:tcBorders>
+              <w:top w:val="single" w:sz="6" w:space="0" w:color="CCCCCC"/>
+              <w:left w:val="single" w:sz="6" w:space="0" w:color="CCCCCC"/>
+              <w:bottom w:val="single" w:sz="6" w:space="0" w:color="CCCCCC"/>
+              <w:right w:val="single" w:sz="6" w:space="0" w:color="CCCCCC"/>
+            </w:tcBorders>
+            <w:tcMar>
+              <w:top w:w="30" w:type="dxa"/>
+              <w:left w:w="45" w:type="dxa"/>
+              <w:bottom w:w="30" w:type="dxa"/>
+              <w:right w:w="45" w:type="dxa"/>
+            </w:tcMar>
+            <w:vAlign w:val="bottom"/>
+            <w:hideMark/>
+          </w:tcPr>
+          <w:p>
+            <w:pPr>
+              <w:rPr>
+                <w:rFonts w:ascii="ＭＳ 明朝" w:eastAsia="ＭＳ 明朝" w:hAnsi="ＭＳ 明朝"/>
+              </w:rPr>
+            </w:pPr>
+            <w:r>
+              <w:rPr>
+                <w:rFonts w:ascii="ＭＳ 明朝" w:eastAsia="ＭＳ 明朝" w:hAnsi="ＭＳ 明朝"/>
+              </w:rPr>
+              <w:t>Minimization</w:t>
+            </w:r>
+          </w:p>
+        </w:tc>
+        <w:tc>
+          <w:tcPr>
+            <w:tcW w:w="0" w:type="auto"/>
+            <w:tcBorders>
+              <w:top w:val="single" w:sz="6" w:space="0" w:color="CCCCCC"/>
+              <w:left w:val="single" w:sz="6" w:space="0" w:color="CCCCCC"/>
+              <w:bottom w:val="single" w:sz="6" w:space="0" w:color="CCCCCC"/>
+              <w:right w:val="single" w:sz="6" w:space="0" w:color="CCCCCC"/>
+            </w:tcBorders>
+            <w:tcMar>
+              <w:top w:w="30" w:type="dxa"/>
+              <w:left w:w="45" w:type="dxa"/>
+              <w:bottom w:w="30" w:type="dxa"/>
+              <w:right w:w="45" w:type="dxa"/>
+            </w:tcMar>
+            <w:vAlign w:val="bottom"/>
+            <w:hideMark/>
+          </w:tcPr>
+          <w:p>
+            <w:pPr>
+              <w:rPr>
+                <w:rFonts w:ascii="ＭＳ 明朝" w:eastAsia="ＭＳ 明朝" w:hAnsi="ＭＳ 明朝"/>
+              </w:rPr>
+            </w:pPr>
+            <w:r>
+              <w:rPr>
+                <w:rFonts w:ascii="ＭＳ 明朝" w:eastAsia="ＭＳ 明朝" w:hAnsi="ＭＳ 明朝"/>
+              </w:rPr>
+              <w:t>Denial</w:t>
+            </w:r>
+          </w:p>
+        </w:tc>
+        <w:tc>
+          <w:tcPr>
+            <w:tcW w:w="0" w:type="auto"/>
+            <w:tcBorders>
+              <w:top w:val="single" w:sz="6" w:space="0" w:color="CCCCCC"/>
+              <w:left w:val="single" w:sz="6" w:space="0" w:color="CCCCCC"/>
+              <w:bottom w:val="single" w:sz="6" w:space="0" w:color="CCCCCC"/>
+              <w:right w:val="single" w:sz="6" w:space="0" w:color="CCCCCC"/>
+            </w:tcBorders>
+            <w:tcMar>
+              <w:top w:w="30" w:type="dxa"/>
+              <w:left w:w="45" w:type="dxa"/>
+              <w:bottom w:w="30" w:type="dxa"/>
+              <w:right w:w="45" w:type="dxa"/>
+            </w:tcMar>
+            <w:vAlign w:val="bottom"/>
+            <w:hideMark/>
+          </w:tcPr>
+          <w:p>
+            <w:pPr>
+              <w:rPr>
+                <w:rFonts w:ascii="ＭＳ 明朝" w:eastAsia="ＭＳ 明朝" w:hAnsi="ＭＳ 明朝"/>
+              </w:rPr>
+            </w:pPr>
+            <w:r>
+              <w:rPr>
+                <w:rFonts w:ascii="ＭＳ 明朝" w:eastAsia="ＭＳ 明朝" w:hAnsi="ＭＳ 明朝"/>
+              </w:rPr>
+              <w:t>Adaptation</w:t>
+            </w:r>
+          </w:p>
+        </w:tc>
+        <w:tc>
+          <w:tcPr>
+            <w:tcW w:w="0" w:type="auto"/>
+            <w:tcBorders>
+              <w:top w:val="single" w:sz="6" w:space="0" w:color="CCCCCC"/>
+              <w:left w:val="single" w:sz="6" w:space="0" w:color="CCCCCC"/>
+              <w:bottom w:val="single" w:sz="6" w:space="0" w:color="CCCCCC"/>
+              <w:right w:val="single" w:sz="6" w:space="0" w:color="CCCCCC"/>
+            </w:tcBorders>
+            <w:tcMar>
+              <w:top w:w="30" w:type="dxa"/>
+              <w:left w:w="45" w:type="dxa"/>
+              <w:bottom w:w="30" w:type="dxa"/>
+              <w:right w:w="45" w:type="dxa"/>
+            </w:tcMar>
+            <w:vAlign w:val="bottom"/>
+            <w:hideMark/>
+          </w:tcPr>
+          <w:p>
+            <w:pPr>
+              <w:rPr>
+                <w:rFonts w:ascii="ＭＳ 明朝" w:eastAsia="ＭＳ 明朝" w:hAnsi="ＭＳ 明朝"/>
+              </w:rPr>
+            </w:pPr>
+            <w:r>
+              <w:rPr>
+                <w:rFonts w:ascii="ＭＳ 明朝" w:eastAsia="ＭＳ 明朝" w:hAnsi="ＭＳ 明朝"/>
+              </w:rPr>
+              <w:t>Acceptance</w:t>
+            </w:r>
+          </w:p>
+        </w:tc>
+      </w:tr>
+      <w:tr>
+        <w:trPr>
+          <w:trHeight w:val="315"/>
+        </w:trPr>
+        <w:tc>
+          <w:tcPr>
+            <w:tcW w:w="0" w:type="auto"/>
+            <w:vMerge w:val="restart"/>
+            <w:tcBorders>
+              <w:top w:val="single" w:sz="6" w:space="0" w:color="CCCCCC"/>
+              <w:left w:val="single" w:sz="6" w:space="0" w:color="CCCCCC"/>
+              <w:bottom w:val="single" w:sz="6" w:space="0" w:color="CCCCCC"/>
+              <w:right w:val="single" w:sz="6" w:space="0" w:color="CCCCCC"/>
+            </w:tcBorders>
+            <w:tcMar>
+              <w:top w:w="30" w:type="dxa"/>
+              <w:left w:w="45" w:type="dxa"/>
+              <w:bottom w:w="30" w:type="dxa"/>
+              <w:right w:w="45" w:type="dxa"/>
+            </w:tcMar>
+            <w:vAlign w:val="center"/>
+            <w:hideMark/>
+          </w:tcPr>
+          <w:p>
+            <w:pPr>
+              <w:rPr>
+                <w:rFonts w:ascii="ＭＳ 明朝" w:eastAsia="ＭＳ 明朝" w:hAnsi="ＭＳ 明朝"/>
+              </w:rPr>
+            </w:pPr>
+            <w:r>
+              <w:rPr>
+                <w:rFonts w:ascii="ＭＳ 明朝" w:eastAsia="ＭＳ 明朝" w:hAnsi="ＭＳ 明朝"/>
+              </w:rPr>
+              <w:t>翻訳技法</w:t>
+            </w:r>
+          </w:p>
+        </w:tc>
+        <w:tc>
+          <w:tcPr>
+            <w:tcW w:w="0" w:type="auto"/>
+            <w:tcBorders>
+              <w:top w:val="single" w:sz="6" w:space="0" w:color="CCCCCC"/>
+              <w:left w:val="single" w:sz="6" w:space="0" w:color="CCCCCC"/>
+              <w:bottom w:val="single" w:sz="6" w:space="0" w:color="CCCCCC"/>
+              <w:right w:val="single" w:sz="6" w:space="0" w:color="CCCCCC"/>
+            </w:tcBorders>
+            <w:tcMar>
+              <w:top w:w="30" w:type="dxa"/>
+              <w:left w:w="45" w:type="dxa"/>
+              <w:bottom w:w="30" w:type="dxa"/>
+              <w:right w:w="45" w:type="dxa"/>
+            </w:tcMar>
+            <w:vAlign w:val="bottom"/>
+            <w:hideMark/>
+          </w:tcPr>
+          <w:p>
+            <w:pPr>
+              <w:rPr>
+                <w:rFonts w:ascii="ＭＳ 明朝" w:eastAsia="ＭＳ 明朝" w:hAnsi="ＭＳ 明朝"/>
+              </w:rPr>
+            </w:pPr>
+            <w:r>
+              <w:rPr>
+                <w:rFonts w:ascii="ＭＳ 明朝" w:eastAsia="ＭＳ 明朝" w:hAnsi="ＭＳ 明朝"/>
+              </w:rPr>
+              <w:t>Reduction</w:t>
+            </w:r>
+          </w:p>
+        </w:tc>
+        <w:tc>
+          <w:tcPr>
+            <w:tcW w:w="0" w:type="auto"/>
+            <w:tcBorders>
+              <w:top w:val="single" w:sz="6" w:space="0" w:color="CCCCCC"/>
+              <w:left w:val="single" w:sz="6" w:space="0" w:color="CCCCCC"/>
+              <w:bottom w:val="single" w:sz="6" w:space="0" w:color="CCCCCC"/>
+              <w:right w:val="single" w:sz="6" w:space="0" w:color="CCCCCC"/>
+            </w:tcBorders>
+            <w:shd w:val="clear" w:color="auto" w:fill="4389C7"/>
+            <w:tcMar>
+              <w:top w:w="30" w:type="dxa"/>
+              <w:left w:w="45" w:type="dxa"/>
+              <w:bottom w:w="30" w:type="dxa"/>
+              <w:right w:w="45" w:type="dxa"/>
+            </w:tcMar>
+            <w:vAlign w:val="bottom"/>
+            <w:hideMark/>
+          </w:tcPr>
+          <w:p>
+            <w:pPr>
+              <w:rPr>
+                <w:rFonts w:ascii="ＭＳ 明朝" w:eastAsia="ＭＳ 明朝" w:hAnsi="ＭＳ 明朝"/>
+              </w:rPr>
+            </w:pPr>
+            <w:r>
+              <w:rPr>
+                <w:rFonts w:ascii="ＭＳ 明朝" w:eastAsia="ＭＳ 明朝" w:hAnsi="ＭＳ 明朝"/>
+              </w:rPr>
+              <w:t>-9.01</w:t>
+            </w:r>
+          </w:p>
+        </w:tc>
+        <w:tc>
+          <w:tcPr>
+            <w:tcW w:w="0" w:type="auto"/>
+            <w:tcBorders>
+              <w:top w:val="single" w:sz="6" w:space="0" w:color="CCCCCC"/>
+              <w:left w:val="single" w:sz="6" w:space="0" w:color="CCCCCC"/>
+              <w:bottom w:val="single" w:sz="6" w:space="0" w:color="CCCCCC"/>
+              <w:right w:val="single" w:sz="6" w:space="0" w:color="CCCCCC"/>
+            </w:tcBorders>
+            <w:shd w:val="clear" w:color="auto" w:fill="CC0000"/>
+            <w:tcMar>
+              <w:top w:w="30" w:type="dxa"/>
+              <w:left w:w="45" w:type="dxa"/>
+              <w:bottom w:w="30" w:type="dxa"/>
+              <w:right w:w="45" w:type="dxa"/>
+            </w:tcMar>
+            <w:vAlign w:val="bottom"/>
+            <w:hideMark/>
+          </w:tcPr>
+          <w:p>
+            <w:pPr>
+              <w:rPr>
+                <w:rFonts w:ascii="ＭＳ 明朝" w:eastAsia="ＭＳ 明朝" w:hAnsi="ＭＳ 明朝"/>
+              </w:rPr>
+            </w:pPr>
+            <w:r>
+              <w:rPr>
+                <w:rFonts w:ascii="ＭＳ 明朝" w:eastAsia="ＭＳ 明朝" w:hAnsi="ＭＳ 明朝"/>
+              </w:rPr>
+              <w:t>16.85</w:t>
+            </w:r>
+          </w:p>
+        </w:tc>
+        <w:tc>
+          <w:tcPr>
+            <w:tcW w:w="0" w:type="auto"/>
+            <w:tcBorders>
+              <w:top w:val="single" w:sz="6" w:space="0" w:color="CCCCCC"/>
+              <w:left w:val="single" w:sz="6" w:space="0" w:color="CCCCCC"/>
+              <w:bottom w:val="single" w:sz="6" w:space="0" w:color="CCCCCC"/>
+              <w:right w:val="single" w:sz="6" w:space="0" w:color="CCCCCC"/>
+            </w:tcBorders>
+            <w:shd w:val="clear" w:color="auto" w:fill="E0EBF6"/>
+            <w:tcMar>
+              <w:top w:w="30" w:type="dxa"/>
+              <w:left w:w="45" w:type="dxa"/>
+              <w:bottom w:w="30" w:type="dxa"/>
+              <w:right w:w="45" w:type="dxa"/>
+            </w:tcMar>
+            <w:vAlign w:val="bottom"/>
+            <w:hideMark/>
+          </w:tcPr>
+          <w:p>
+            <w:pPr>
+              <w:rPr>
+                <w:rFonts w:ascii="ＭＳ 明朝" w:eastAsia="ＭＳ 明朝" w:hAnsi="ＭＳ 明朝"/>
+              </w:rPr>
+            </w:pPr>
+            <w:r>
+              <w:rPr>
+                <w:rFonts w:ascii="ＭＳ 明朝" w:eastAsia="ＭＳ 明朝" w:hAnsi="ＭＳ 明朝"/>
+              </w:rPr>
+              <w:t>-1.46</w:t>
+            </w:r>
+          </w:p>
+        </w:tc>
+        <w:tc>
+          <w:tcPr>
+            <w:tcW w:w="0" w:type="auto"/>
+            <w:tcBorders>
+              <w:top w:val="single" w:sz="6" w:space="0" w:color="CCCCCC"/>
+              <w:left w:val="single" w:sz="6" w:space="0" w:color="CCCCCC"/>
+              <w:bottom w:val="single" w:sz="6" w:space="0" w:color="CCCCCC"/>
+              <w:right w:val="single" w:sz="6" w:space="0" w:color="CCCCCC"/>
+            </w:tcBorders>
+            <w:shd w:val="clear" w:color="auto" w:fill="CDDFF0"/>
+            <w:tcMar>
+              <w:top w:w="30" w:type="dxa"/>
+              <w:left w:w="45" w:type="dxa"/>
+              <w:bottom w:w="30" w:type="dxa"/>
+              <w:right w:w="45" w:type="dxa"/>
+            </w:tcMar>
+            <w:vAlign w:val="bottom"/>
+            <w:hideMark/>
+          </w:tcPr>
+          <w:p>
+            <w:pPr>
+              <w:rPr>
+                <w:rFonts w:ascii="ＭＳ 明朝" w:eastAsia="ＭＳ 明朝" w:hAnsi="ＭＳ 明朝"/>
+              </w:rPr>
+            </w:pPr>
+            <w:r>
+              <w:rPr>
+                <w:rFonts w:ascii="ＭＳ 明朝" w:eastAsia="ＭＳ 明朝" w:hAnsi="ＭＳ 明朝"/>
+              </w:rPr>
+              <w:t>-2.39</w:t>
+            </w:r>
+          </w:p>
+        </w:tc>
+      </w:tr>
+      <w:tr>
+        <w:trPr>
+          <w:trHeight w:val="315"/>
+        </w:trPr>
+        <w:tc>
+          <w:tcPr>
+            <w:tcW w:w="0" w:type="auto"/>
+            <w:vMerge/>
+            <w:tcBorders>
+              <w:top w:val="single" w:sz="6" w:space="0" w:color="CCCCCC"/>
+              <w:left w:val="single" w:sz="6" w:space="0" w:color="CCCCCC"/>
+              <w:bottom w:val="single" w:sz="6" w:space="0" w:color="CCCCCC"/>
+              <w:right w:val="single" w:sz="6" w:space="0" w:color="CCCCCC"/>
+            </w:tcBorders>
+            <w:vAlign w:val="center"/>
+            <w:hideMark/>
+          </w:tcPr>
+          <w:p>
+            <w:pPr>
+              <w:rPr>
+                <w:rFonts w:ascii="ＭＳ 明朝" w:eastAsia="ＭＳ 明朝" w:hAnsi="ＭＳ 明朝"/>
+              </w:rPr>
+            </w:pPr>
+          </w:p>
+        </w:tc>
+        <w:tc>
+          <w:tcPr>
+            <w:tcW w:w="0" w:type="auto"/>
+            <w:tcBorders>
+              <w:top w:val="single" w:sz="6" w:space="0" w:color="CCCCCC"/>
+              <w:left w:val="single" w:sz="6" w:space="0" w:color="CCCCCC"/>
+              <w:bottom w:val="single" w:sz="6" w:space="0" w:color="CCCCCC"/>
+              <w:right w:val="single" w:sz="6" w:space="0" w:color="CCCCCC"/>
+            </w:tcBorders>
+            <w:tcMar>
+              <w:top w:w="30" w:type="dxa"/>
+              <w:left w:w="45" w:type="dxa"/>
+              <w:bottom w:w="30" w:type="dxa"/>
+              <w:right w:w="45" w:type="dxa"/>
+            </w:tcMar>
+            <w:vAlign w:val="bottom"/>
+            <w:hideMark/>
+          </w:tcPr>
+          <w:p>
+            <w:pPr>
+              <w:rPr>
+                <w:rFonts w:ascii="ＭＳ 明朝" w:eastAsia="ＭＳ 明朝" w:hAnsi="ＭＳ 明朝"/>
+              </w:rPr>
+            </w:pPr>
+            <w:r>
+              <w:rPr>
+                <w:rFonts w:ascii="ＭＳ 明朝" w:eastAsia="ＭＳ 明朝" w:hAnsi="ＭＳ 明朝"/>
+              </w:rPr>
+              <w:t>Literal translation</w:t>
+            </w:r>
+          </w:p>
+        </w:tc>
+        <w:tc>
+          <w:tcPr>
+            <w:tcW w:w="0" w:type="auto"/>
+            <w:tcBorders>
+              <w:top w:val="single" w:sz="6" w:space="0" w:color="CCCCCC"/>
+              <w:left w:val="single" w:sz="6" w:space="0" w:color="CCCCCC"/>
+              <w:bottom w:val="single" w:sz="6" w:space="0" w:color="CCCCCC"/>
+              <w:right w:val="single" w:sz="6" w:space="0" w:color="CCCCCC"/>
+            </w:tcBorders>
+            <w:shd w:val="clear" w:color="auto" w:fill="FBEBEB"/>
+            <w:tcMar>
+              <w:top w:w="30" w:type="dxa"/>
+              <w:left w:w="45" w:type="dxa"/>
+              <w:bottom w:w="30" w:type="dxa"/>
+              <w:right w:w="45" w:type="dxa"/>
+            </w:tcMar>
+            <w:vAlign w:val="bottom"/>
+            <w:hideMark/>
+          </w:tcPr>
+          <w:p>
+            <w:pPr>
+              <w:rPr>
+                <w:rFonts w:ascii="ＭＳ 明朝" w:eastAsia="ＭＳ 明朝" w:hAnsi="ＭＳ 明朝"/>
+              </w:rPr>
+            </w:pPr>
+            <w:r>
+              <w:rPr>
+                <w:rFonts w:ascii="ＭＳ 明朝" w:eastAsia="ＭＳ 明朝" w:hAnsi="ＭＳ 明朝"/>
+              </w:rPr>
+              <w:t>1.32</w:t>
+            </w:r>
+          </w:p>
+        </w:tc>
+        <w:tc>
+          <w:tcPr>
+            <w:tcW w:w="0" w:type="auto"/>
+            <w:tcBorders>
+              <w:top w:val="single" w:sz="6" w:space="0" w:color="CCCCCC"/>
+              <w:left w:val="single" w:sz="6" w:space="0" w:color="CCCCCC"/>
+              <w:bottom w:val="single" w:sz="6" w:space="0" w:color="CCCCCC"/>
+              <w:right w:val="single" w:sz="6" w:space="0" w:color="CCCCCC"/>
+            </w:tcBorders>
+            <w:shd w:val="clear" w:color="auto" w:fill="DEEAF5"/>
+            <w:tcMar>
+              <w:top w:w="30" w:type="dxa"/>
+              <w:left w:w="45" w:type="dxa"/>
+              <w:bottom w:w="30" w:type="dxa"/>
+              <w:right w:w="45" w:type="dxa"/>
+            </w:tcMar>
+            <w:vAlign w:val="bottom"/>
+            <w:hideMark/>
+          </w:tcPr>
+          <w:p>
+            <w:pPr>
+              <w:rPr>
+                <w:rFonts w:ascii="ＭＳ 明朝" w:eastAsia="ＭＳ 明朝" w:hAnsi="ＭＳ 明朝"/>
+              </w:rPr>
+            </w:pPr>
+            <w:r>
+              <w:rPr>
+                <w:rFonts w:ascii="ＭＳ 明朝" w:eastAsia="ＭＳ 明朝" w:hAnsi="ＭＳ 明朝"/>
+              </w:rPr>
+              <w:t>-1.55</w:t>
+            </w:r>
+          </w:p>
+        </w:tc>
+        <w:tc>
+          <w:tcPr>
+            <w:tcW w:w="0" w:type="auto"/>
+            <w:tcBorders>
+              <w:top w:val="single" w:sz="6" w:space="0" w:color="CCCCCC"/>
+              <w:left w:val="single" w:sz="6" w:space="0" w:color="CCCCCC"/>
+              <w:bottom w:val="single" w:sz="6" w:space="0" w:color="CCCCCC"/>
+              <w:right w:val="single" w:sz="6" w:space="0" w:color="CCCCCC"/>
+            </w:tcBorders>
+            <w:shd w:val="clear" w:color="auto" w:fill="E8F1F8"/>
+            <w:tcMar>
+              <w:top w:w="30" w:type="dxa"/>
+              <w:left w:w="45" w:type="dxa"/>
+              <w:bottom w:w="30" w:type="dxa"/>
+              <w:right w:w="45" w:type="dxa"/>
+            </w:tcMar>
+            <w:vAlign w:val="bottom"/>
+            <w:hideMark/>
+          </w:tcPr>
+          <w:p>
+            <w:pPr>
+              <w:rPr>
+                <w:rFonts w:ascii="ＭＳ 明朝" w:eastAsia="ＭＳ 明朝" w:hAnsi="ＭＳ 明朝"/>
+              </w:rPr>
+            </w:pPr>
+            <w:r>
+              <w:rPr>
+                <w:rFonts w:ascii="ＭＳ 明朝" w:eastAsia="ＭＳ 明朝" w:hAnsi="ＭＳ 明朝"/>
+              </w:rPr>
+              <w:t>-1.06</w:t>
+            </w:r>
+          </w:p>
+        </w:tc>
+        <w:tc>
+          <w:tcPr>
+            <w:tcW w:w="0" w:type="auto"/>
+            <w:tcBorders>
+              <w:top w:val="single" w:sz="6" w:space="0" w:color="CCCCCC"/>
+              <w:left w:val="single" w:sz="6" w:space="0" w:color="CCCCCC"/>
+              <w:bottom w:val="single" w:sz="6" w:space="0" w:color="CCCCCC"/>
+              <w:right w:val="single" w:sz="6" w:space="0" w:color="CCCCCC"/>
+            </w:tcBorders>
+            <w:shd w:val="clear" w:color="auto" w:fill="FEFAFA"/>
+            <w:tcMar>
+              <w:top w:w="30" w:type="dxa"/>
+              <w:left w:w="45" w:type="dxa"/>
+              <w:bottom w:w="30" w:type="dxa"/>
+              <w:right w:w="45" w:type="dxa"/>
+            </w:tcMar>
+            <w:vAlign w:val="bottom"/>
+            <w:hideMark/>
+          </w:tcPr>
+          <w:p>
+            <w:pPr>
+              <w:rPr>
+                <w:rFonts w:ascii="ＭＳ 明朝" w:eastAsia="ＭＳ 明朝" w:hAnsi="ＭＳ 明朝"/>
+              </w:rPr>
+            </w:pPr>
+            <w:r>
+              <w:rPr>
+                <w:rFonts w:ascii="ＭＳ 明朝" w:eastAsia="ＭＳ 明朝" w:hAnsi="ＭＳ 明朝"/>
+              </w:rPr>
+              <w:t>0.36</w:t>
+            </w:r>
+          </w:p>
+        </w:tc>
+      </w:tr>
+      <w:tr>
+        <w:trPr>
+          <w:trHeight w:val="315"/>
+        </w:trPr>
+        <w:tc>
+          <w:tcPr>
+            <w:tcW w:w="0" w:type="auto"/>
+            <w:vMerge/>
+            <w:tcBorders>
+              <w:top w:val="single" w:sz="6" w:space="0" w:color="CCCCCC"/>
+              <w:left w:val="single" w:sz="6" w:space="0" w:color="CCCCCC"/>
+              <w:bottom w:val="single" w:sz="6" w:space="0" w:color="CCCCCC"/>
+              <w:right w:val="single" w:sz="6" w:space="0" w:color="CCCCCC"/>
+            </w:tcBorders>
+            <w:vAlign w:val="center"/>
+            <w:hideMark/>
+          </w:tcPr>
+          <w:p>
+            <w:pPr>
+              <w:rPr>
+                <w:rFonts w:ascii="ＭＳ 明朝" w:eastAsia="ＭＳ 明朝" w:hAnsi="ＭＳ 明朝"/>
+              </w:rPr>
+            </w:pPr>
+          </w:p>
+        </w:tc>
+        <w:tc>
+          <w:tcPr>
+            <w:tcW w:w="0" w:type="auto"/>
+            <w:tcBorders>
+              <w:top w:val="single" w:sz="6" w:space="0" w:color="CCCCCC"/>
+              <w:left w:val="single" w:sz="6" w:space="0" w:color="CCCCCC"/>
+              <w:bottom w:val="single" w:sz="6" w:space="0" w:color="CCCCCC"/>
+              <w:right w:val="single" w:sz="6" w:space="0" w:color="CCCCCC"/>
+            </w:tcBorders>
+            <w:tcMar>
+              <w:top w:w="30" w:type="dxa"/>
+              <w:left w:w="45" w:type="dxa"/>
+              <w:bottom w:w="30" w:type="dxa"/>
+              <w:right w:w="45" w:type="dxa"/>
+            </w:tcMar>
+            <w:vAlign w:val="bottom"/>
+            <w:hideMark/>
+          </w:tcPr>
+          <w:p>
+            <w:pPr>
+              <w:rPr>
+                <w:rFonts w:ascii="ＭＳ 明朝" w:eastAsia="ＭＳ 明朝" w:hAnsi="ＭＳ 明朝"/>
+              </w:rPr>
+            </w:pPr>
+            <w:r>
+              <w:rPr>
+                <w:rFonts w:ascii="ＭＳ 明朝" w:eastAsia="ＭＳ 明朝" w:hAnsi="ＭＳ 明朝"/>
+              </w:rPr>
+              <w:t>Generalization</w:t>
+            </w:r>
+          </w:p>
+        </w:tc>
+        <w:tc>
+          <w:tcPr>
+            <w:tcW w:w="0" w:type="auto"/>
+            <w:tcBorders>
+              <w:top w:val="single" w:sz="6" w:space="0" w:color="CCCCCC"/>
+              <w:left w:val="single" w:sz="6" w:space="0" w:color="CCCCCC"/>
+              <w:bottom w:val="single" w:sz="6" w:space="0" w:color="CCCCCC"/>
+              <w:right w:val="single" w:sz="6" w:space="0" w:color="CCCCCC"/>
+            </w:tcBorders>
+            <w:shd w:val="clear" w:color="auto" w:fill="F3C2C2"/>
+            <w:tcMar>
+              <w:top w:w="30" w:type="dxa"/>
+              <w:left w:w="45" w:type="dxa"/>
+              <w:bottom w:w="30" w:type="dxa"/>
+              <w:right w:w="45" w:type="dxa"/>
+            </w:tcMar>
+            <w:vAlign w:val="bottom"/>
+            <w:hideMark/>
+          </w:tcPr>
+          <w:p>
+            <w:pPr>
+              <w:rPr>
+                <w:rFonts w:ascii="ＭＳ 明朝" w:eastAsia="ＭＳ 明朝" w:hAnsi="ＭＳ 明朝"/>
+              </w:rPr>
+            </w:pPr>
+            <w:r>
+              <w:rPr>
+                <w:rFonts w:ascii="ＭＳ 明朝" w:eastAsia="ＭＳ 明朝" w:hAnsi="ＭＳ 明朝"/>
+              </w:rPr>
+              <w:t>4.07</w:t>
+            </w:r>
+          </w:p>
+        </w:tc>
+        <w:tc>
+          <w:tcPr>
+            <w:tcW w:w="0" w:type="auto"/>
+            <w:tcBorders>
+              <w:top w:val="single" w:sz="6" w:space="0" w:color="CCCCCC"/>
+              <w:left w:val="single" w:sz="6" w:space="0" w:color="CCCCCC"/>
+              <w:bottom w:val="single" w:sz="6" w:space="0" w:color="CCCCCC"/>
+              <w:right w:val="single" w:sz="6" w:space="0" w:color="CCCCCC"/>
+            </w:tcBorders>
+            <w:shd w:val="clear" w:color="auto" w:fill="D8E7F3"/>
+            <w:tcMar>
+              <w:top w:w="30" w:type="dxa"/>
+              <w:left w:w="45" w:type="dxa"/>
+              <w:bottom w:w="30" w:type="dxa"/>
+              <w:right w:w="45" w:type="dxa"/>
+            </w:tcMar>
+            <w:vAlign w:val="bottom"/>
+            <w:hideMark/>
+          </w:tcPr>
+          <w:p>
+            <w:pPr>
+              <w:rPr>
+                <w:rFonts w:ascii="ＭＳ 明朝" w:eastAsia="ＭＳ 明朝" w:hAnsi="ＭＳ 明朝"/>
+              </w:rPr>
+            </w:pPr>
+            <w:r>
+              <w:rPr>
+                <w:rFonts w:ascii="ＭＳ 明朝" w:eastAsia="ＭＳ 明朝" w:hAnsi="ＭＳ 明朝"/>
+              </w:rPr>
+              <w:t>-1.83</w:t>
+            </w:r>
+          </w:p>
+        </w:tc>
+        <w:tc>
+          <w:tcPr>
+            <w:tcW w:w="0" w:type="auto"/>
+            <w:tcBorders>
+              <w:top w:val="single" w:sz="6" w:space="0" w:color="CCCCCC"/>
+              <w:left w:val="single" w:sz="6" w:space="0" w:color="CCCCCC"/>
+              <w:bottom w:val="single" w:sz="6" w:space="0" w:color="CCCCCC"/>
+              <w:right w:val="single" w:sz="6" w:space="0" w:color="CCCCCC"/>
+            </w:tcBorders>
+            <w:shd w:val="clear" w:color="auto" w:fill="DDE9F5"/>
+            <w:tcMar>
+              <w:top w:w="30" w:type="dxa"/>
+              <w:left w:w="45" w:type="dxa"/>
+              <w:bottom w:w="30" w:type="dxa"/>
+              <w:right w:w="45" w:type="dxa"/>
+            </w:tcMar>
+            <w:vAlign w:val="bottom"/>
+            <w:hideMark/>
+          </w:tcPr>
+          <w:p>
+            <w:pPr>
+              <w:rPr>
+                <w:rFonts w:ascii="ＭＳ 明朝" w:eastAsia="ＭＳ 明朝" w:hAnsi="ＭＳ 明朝"/>
+              </w:rPr>
+            </w:pPr>
+            <w:r>
+              <w:rPr>
+                <w:rFonts w:ascii="ＭＳ 明朝" w:eastAsia="ＭＳ 明朝" w:hAnsi="ＭＳ 明朝"/>
+              </w:rPr>
+              <w:t>-1.63</w:t>
+            </w:r>
+          </w:p>
+        </w:tc>
+        <w:tc>
+          <w:tcPr>
+            <w:tcW w:w="0" w:type="auto"/>
+            <w:tcBorders>
+              <w:top w:val="single" w:sz="6" w:space="0" w:color="CCCCCC"/>
+              <w:left w:val="single" w:sz="6" w:space="0" w:color="CCCCCC"/>
+              <w:bottom w:val="single" w:sz="6" w:space="0" w:color="CCCCCC"/>
+              <w:right w:val="single" w:sz="6" w:space="0" w:color="CCCCCC"/>
+            </w:tcBorders>
+            <w:shd w:val="clear" w:color="auto" w:fill="C7DBEE"/>
+            <w:tcMar>
+              <w:top w:w="30" w:type="dxa"/>
+              <w:left w:w="45" w:type="dxa"/>
+              <w:bottom w:w="30" w:type="dxa"/>
+              <w:right w:w="45" w:type="dxa"/>
+            </w:tcMar>
+            <w:vAlign w:val="bottom"/>
+            <w:hideMark/>
+          </w:tcPr>
+          <w:p>
+            <w:pPr>
+              <w:rPr>
+                <w:rFonts w:ascii="ＭＳ 明朝" w:eastAsia="ＭＳ 明朝" w:hAnsi="ＭＳ 明朝"/>
+              </w:rPr>
+            </w:pPr>
+            <w:r>
+              <w:rPr>
+                <w:rFonts w:ascii="ＭＳ 明朝" w:eastAsia="ＭＳ 明朝" w:hAnsi="ＭＳ 明朝"/>
+              </w:rPr>
+              <w:t>-2.68</w:t>
+            </w:r>
+          </w:p>
+        </w:tc>
+      </w:tr>
+      <w:tr>
+        <w:trPr>
+          <w:trHeight w:val="315"/>
+        </w:trPr>
+        <w:tc>
+          <w:tcPr>
+            <w:tcW w:w="0" w:type="auto"/>
+            <w:vMerge/>
+            <w:tcBorders>
+              <w:top w:val="single" w:sz="6" w:space="0" w:color="CCCCCC"/>
+              <w:left w:val="single" w:sz="6" w:space="0" w:color="CCCCCC"/>
+              <w:bottom w:val="single" w:sz="6" w:space="0" w:color="CCCCCC"/>
+              <w:right w:val="single" w:sz="6" w:space="0" w:color="CCCCCC"/>
+            </w:tcBorders>
+            <w:vAlign w:val="center"/>
+            <w:hideMark/>
+          </w:tcPr>
+          <w:p>
+            <w:pPr>
+              <w:rPr>
+                <w:rFonts w:ascii="ＭＳ 明朝" w:eastAsia="ＭＳ 明朝" w:hAnsi="ＭＳ 明朝"/>
+              </w:rPr>
+            </w:pPr>
+          </w:p>
+        </w:tc>
+        <w:tc>
+          <w:tcPr>
+            <w:tcW w:w="0" w:type="auto"/>
+            <w:tcBorders>
+              <w:top w:val="single" w:sz="6" w:space="0" w:color="CCCCCC"/>
+              <w:left w:val="single" w:sz="6" w:space="0" w:color="CCCCCC"/>
+              <w:bottom w:val="single" w:sz="6" w:space="0" w:color="CCCCCC"/>
+              <w:right w:val="single" w:sz="6" w:space="0" w:color="CCCCCC"/>
+            </w:tcBorders>
+            <w:tcMar>
+              <w:top w:w="30" w:type="dxa"/>
+              <w:left w:w="45" w:type="dxa"/>
+              <w:bottom w:w="30" w:type="dxa"/>
+              <w:right w:w="45" w:type="dxa"/>
+            </w:tcMar>
+            <w:vAlign w:val="bottom"/>
+            <w:hideMark/>
+          </w:tcPr>
+          <w:p>
+            <w:pPr>
+              <w:rPr>
+                <w:rFonts w:ascii="ＭＳ 明朝" w:eastAsia="ＭＳ 明朝" w:hAnsi="ＭＳ 明朝"/>
+              </w:rPr>
+            </w:pPr>
+            <w:r>
+              <w:rPr>
+                <w:rFonts w:ascii="ＭＳ 明朝" w:eastAsia="ＭＳ 明朝" w:hAnsi="ＭＳ 明朝"/>
+              </w:rPr>
+              <w:t>Established equivalent</w:t>
+            </w:r>
+          </w:p>
+        </w:tc>
+        <w:tc>
+          <w:tcPr>
+            <w:tcW w:w="0" w:type="auto"/>
+            <w:tcBorders>
+              <w:top w:val="single" w:sz="6" w:space="0" w:color="CCCCCC"/>
+              <w:left w:val="single" w:sz="6" w:space="0" w:color="CCCCCC"/>
+              <w:bottom w:val="single" w:sz="6" w:space="0" w:color="CCCCCC"/>
+              <w:right w:val="single" w:sz="6" w:space="0" w:color="CCCCCC"/>
+            </w:tcBorders>
+            <w:shd w:val="clear" w:color="auto" w:fill="E47474"/>
+            <w:tcMar>
+              <w:top w:w="30" w:type="dxa"/>
+              <w:left w:w="45" w:type="dxa"/>
+              <w:bottom w:w="30" w:type="dxa"/>
+              <w:right w:w="45" w:type="dxa"/>
+            </w:tcMar>
+            <w:vAlign w:val="bottom"/>
+            <w:hideMark/>
+          </w:tcPr>
+          <w:p>
+            <w:pPr>
+              <w:rPr>
+                <w:rFonts w:ascii="ＭＳ 明朝" w:eastAsia="ＭＳ 明朝" w:hAnsi="ＭＳ 明朝"/>
+              </w:rPr>
+            </w:pPr>
+            <w:r>
+              <w:rPr>
+                <w:rFonts w:ascii="ＭＳ 明朝" w:eastAsia="ＭＳ 明朝" w:hAnsi="ＭＳ 明朝"/>
+              </w:rPr>
+              <w:t>9.23</w:t>
+            </w:r>
+          </w:p>
+        </w:tc>
+        <w:tc>
+          <w:tcPr>
+            <w:tcW w:w="0" w:type="auto"/>
+            <w:tcBorders>
+              <w:top w:val="single" w:sz="6" w:space="0" w:color="CCCCCC"/>
+              <w:left w:val="single" w:sz="6" w:space="0" w:color="CCCCCC"/>
+              <w:bottom w:val="single" w:sz="6" w:space="0" w:color="CCCCCC"/>
+              <w:right w:val="single" w:sz="6" w:space="0" w:color="CCCCCC"/>
+            </w:tcBorders>
+            <w:shd w:val="clear" w:color="auto" w:fill="92BADF"/>
+            <w:tcMar>
+              <w:top w:w="30" w:type="dxa"/>
+              <w:left w:w="45" w:type="dxa"/>
+              <w:bottom w:w="30" w:type="dxa"/>
+              <w:right w:w="45" w:type="dxa"/>
+            </w:tcMar>
+            <w:vAlign w:val="bottom"/>
+            <w:hideMark/>
+          </w:tcPr>
+          <w:p>
+            <w:pPr>
+              <w:rPr>
+                <w:rFonts w:ascii="ＭＳ 明朝" w:eastAsia="ＭＳ 明朝" w:hAnsi="ＭＳ 明朝"/>
+              </w:rPr>
+            </w:pPr>
+            <w:r>
+              <w:rPr>
+                <w:rFonts w:ascii="ＭＳ 明朝" w:eastAsia="ＭＳ 明朝" w:hAnsi="ＭＳ 明朝"/>
+              </w:rPr>
+              <w:t>-5.21</w:t>
+            </w:r>
+          </w:p>
+        </w:tc>
+        <w:tc>
+          <w:tcPr>
+            <w:tcW w:w="0" w:type="auto"/>
+            <w:tcBorders>
+              <w:top w:val="single" w:sz="6" w:space="0" w:color="CCCCCC"/>
+              <w:left w:val="single" w:sz="6" w:space="0" w:color="CCCCCC"/>
+              <w:bottom w:val="single" w:sz="6" w:space="0" w:color="CCCCCC"/>
+              <w:right w:val="single" w:sz="6" w:space="0" w:color="CCCCCC"/>
+            </w:tcBorders>
+            <w:shd w:val="clear" w:color="auto" w:fill="B4D0E9"/>
+            <w:tcMar>
+              <w:top w:w="30" w:type="dxa"/>
+              <w:left w:w="45" w:type="dxa"/>
+              <w:bottom w:w="30" w:type="dxa"/>
+              <w:right w:w="45" w:type="dxa"/>
+            </w:tcMar>
+            <w:vAlign w:val="bottom"/>
+            <w:hideMark/>
+          </w:tcPr>
+          <w:p>
+            <w:pPr>
+              <w:rPr>
+                <w:rFonts w:ascii="ＭＳ 明朝" w:eastAsia="ＭＳ 明朝" w:hAnsi="ＭＳ 明朝"/>
+              </w:rPr>
+            </w:pPr>
+            <w:r>
+              <w:rPr>
+                <w:rFonts w:ascii="ＭＳ 明朝" w:eastAsia="ＭＳ 明朝" w:hAnsi="ＭＳ 明朝"/>
+              </w:rPr>
+              <w:t>-3.57</w:t>
+            </w:r>
+          </w:p>
+        </w:tc>
+        <w:tc>
+          <w:tcPr>
+            <w:tcW w:w="0" w:type="auto"/>
+            <w:tcBorders>
+              <w:top w:val="single" w:sz="6" w:space="0" w:color="CCCCCC"/>
+              <w:left w:val="single" w:sz="6" w:space="0" w:color="CCCCCC"/>
+              <w:bottom w:val="single" w:sz="6" w:space="0" w:color="CCCCCC"/>
+              <w:right w:val="single" w:sz="6" w:space="0" w:color="CCCCCC"/>
+            </w:tcBorders>
+            <w:shd w:val="clear" w:color="auto" w:fill="92BADF"/>
+            <w:tcMar>
+              <w:top w:w="30" w:type="dxa"/>
+              <w:left w:w="45" w:type="dxa"/>
+              <w:bottom w:w="30" w:type="dxa"/>
+              <w:right w:w="45" w:type="dxa"/>
+            </w:tcMar>
+            <w:vAlign w:val="bottom"/>
+            <w:hideMark/>
+          </w:tcPr>
+          <w:p>
+            <w:pPr>
+              <w:rPr>
+                <w:rFonts w:ascii="ＭＳ 明朝" w:eastAsia="ＭＳ 明朝" w:hAnsi="ＭＳ 明朝"/>
+              </w:rPr>
+            </w:pPr>
+            <w:r>
+              <w:rPr>
+                <w:rFonts w:ascii="ＭＳ 明朝" w:eastAsia="ＭＳ 明朝" w:hAnsi="ＭＳ 明朝"/>
+              </w:rPr>
+              <w:t>-5.20</w:t>
+            </w:r>
+          </w:p>
+        </w:tc>
+      </w:tr>
+      <w:tr>
+        <w:trPr>
+          <w:trHeight w:val="315"/>
+        </w:trPr>
+        <w:tc>
+          <w:tcPr>
+            <w:tcW w:w="0" w:type="auto"/>
+            <w:vMerge/>
+            <w:tcBorders>
+              <w:top w:val="single" w:sz="6" w:space="0" w:color="CCCCCC"/>
+              <w:left w:val="single" w:sz="6" w:space="0" w:color="CCCCCC"/>
+              <w:bottom w:val="single" w:sz="6" w:space="0" w:color="CCCCCC"/>
+              <w:right w:val="single" w:sz="6" w:space="0" w:color="CCCCCC"/>
+            </w:tcBorders>
+            <w:vAlign w:val="center"/>
+            <w:hideMark/>
+          </w:tcPr>
+          <w:p>
+            <w:pPr>
+              <w:rPr>
+                <w:rFonts w:ascii="ＭＳ 明朝" w:eastAsia="ＭＳ 明朝" w:hAnsi="ＭＳ 明朝"/>
+              </w:rPr>
+            </w:pPr>
+          </w:p>
+        </w:tc>
+        <w:tc>
+          <w:tcPr>
+            <w:tcW w:w="0" w:type="auto"/>
+            <w:tcBorders>
+              <w:top w:val="single" w:sz="6" w:space="0" w:color="CCCCCC"/>
+              <w:left w:val="single" w:sz="6" w:space="0" w:color="CCCCCC"/>
+              <w:bottom w:val="single" w:sz="6" w:space="0" w:color="CCCCCC"/>
+              <w:right w:val="single" w:sz="6" w:space="0" w:color="CCCCCC"/>
+            </w:tcBorders>
+            <w:tcMar>
+              <w:top w:w="30" w:type="dxa"/>
+              <w:left w:w="45" w:type="dxa"/>
+              <w:bottom w:w="30" w:type="dxa"/>
+              <w:right w:w="45" w:type="dxa"/>
+            </w:tcMar>
+            <w:vAlign w:val="bottom"/>
+            <w:hideMark/>
+          </w:tcPr>
+          <w:p>
+            <w:pPr>
+              <w:rPr>
+                <w:rFonts w:ascii="ＭＳ 明朝" w:eastAsia="ＭＳ 明朝" w:hAnsi="ＭＳ 明朝"/>
+              </w:rPr>
+            </w:pPr>
+            <w:r>
+              <w:rPr>
+                <w:rFonts w:ascii="ＭＳ 明朝" w:eastAsia="ＭＳ 明朝" w:hAnsi="ＭＳ 明朝"/>
+              </w:rPr>
+              <w:t>Description</w:t>
+            </w:r>
+          </w:p>
+        </w:tc>
+        <w:tc>
+          <w:tcPr>
+            <w:tcW w:w="0" w:type="auto"/>
+            <w:tcBorders>
+              <w:top w:val="single" w:sz="6" w:space="0" w:color="CCCCCC"/>
+              <w:left w:val="single" w:sz="6" w:space="0" w:color="CCCCCC"/>
+              <w:bottom w:val="single" w:sz="6" w:space="0" w:color="CCCCCC"/>
+              <w:right w:val="single" w:sz="6" w:space="0" w:color="CCCCCC"/>
+            </w:tcBorders>
+            <w:shd w:val="clear" w:color="auto" w:fill="F9DDDD"/>
+            <w:tcMar>
+              <w:top w:w="30" w:type="dxa"/>
+              <w:left w:w="45" w:type="dxa"/>
+              <w:bottom w:w="30" w:type="dxa"/>
+              <w:right w:w="45" w:type="dxa"/>
+            </w:tcMar>
+            <w:vAlign w:val="bottom"/>
+            <w:hideMark/>
+          </w:tcPr>
+          <w:p>
+            <w:pPr>
+              <w:rPr>
+                <w:rFonts w:ascii="ＭＳ 明朝" w:eastAsia="ＭＳ 明朝" w:hAnsi="ＭＳ 明朝"/>
+              </w:rPr>
+            </w:pPr>
+            <w:r>
+              <w:rPr>
+                <w:rFonts w:ascii="ＭＳ 明朝" w:eastAsia="ＭＳ 明朝" w:hAnsi="ＭＳ 明朝"/>
+              </w:rPr>
+              <w:t>2.30</w:t>
+            </w:r>
+          </w:p>
+        </w:tc>
+        <w:tc>
+          <w:tcPr>
+            <w:tcW w:w="0" w:type="auto"/>
+            <w:tcBorders>
+              <w:top w:val="single" w:sz="6" w:space="0" w:color="CCCCCC"/>
+              <w:left w:val="single" w:sz="6" w:space="0" w:color="CCCCCC"/>
+              <w:bottom w:val="single" w:sz="6" w:space="0" w:color="CCCCCC"/>
+              <w:right w:val="single" w:sz="6" w:space="0" w:color="CCCCCC"/>
+            </w:tcBorders>
+            <w:shd w:val="clear" w:color="auto" w:fill="D6E5F3"/>
+            <w:tcMar>
+              <w:top w:w="30" w:type="dxa"/>
+              <w:left w:w="45" w:type="dxa"/>
+              <w:bottom w:w="30" w:type="dxa"/>
+              <w:right w:w="45" w:type="dxa"/>
+            </w:tcMar>
+            <w:vAlign w:val="bottom"/>
+            <w:hideMark/>
+          </w:tcPr>
+          <w:p>
+            <w:pPr>
+              <w:rPr>
+                <w:rFonts w:ascii="ＭＳ 明朝" w:eastAsia="ＭＳ 明朝" w:hAnsi="ＭＳ 明朝"/>
+              </w:rPr>
+            </w:pPr>
+            <w:r>
+              <w:rPr>
+                <w:rFonts w:ascii="ＭＳ 明朝" w:eastAsia="ＭＳ 明朝" w:hAnsi="ＭＳ 明朝"/>
+              </w:rPr>
+              <w:t>-1.93</w:t>
+            </w:r>
+          </w:p>
+        </w:tc>
+        <w:tc>
+          <w:tcPr>
+            <w:tcW w:w="0" w:type="auto"/>
+            <w:tcBorders>
+              <w:top w:val="single" w:sz="6" w:space="0" w:color="CCCCCC"/>
+              <w:left w:val="single" w:sz="6" w:space="0" w:color="CCCCCC"/>
+              <w:bottom w:val="single" w:sz="6" w:space="0" w:color="CCCCCC"/>
+              <w:right w:val="single" w:sz="6" w:space="0" w:color="CCCCCC"/>
+            </w:tcBorders>
+            <w:shd w:val="clear" w:color="auto" w:fill="F5F9FC"/>
+            <w:tcMar>
+              <w:top w:w="30" w:type="dxa"/>
+              <w:left w:w="45" w:type="dxa"/>
+              <w:bottom w:w="30" w:type="dxa"/>
+              <w:right w:w="45" w:type="dxa"/>
+            </w:tcMar>
+            <w:vAlign w:val="bottom"/>
+            <w:hideMark/>
+          </w:tcPr>
+          <w:p>
+            <w:pPr>
+              <w:rPr>
+                <w:rFonts w:ascii="ＭＳ 明朝" w:eastAsia="ＭＳ 明朝" w:hAnsi="ＭＳ 明朝"/>
+              </w:rPr>
+            </w:pPr>
+            <w:r>
+              <w:rPr>
+                <w:rFonts w:ascii="ＭＳ 明朝" w:eastAsia="ＭＳ 明朝" w:hAnsi="ＭＳ 明朝"/>
+              </w:rPr>
+              <w:t>-0.45</w:t>
+            </w:r>
+          </w:p>
+        </w:tc>
+        <w:tc>
+          <w:tcPr>
+            <w:tcW w:w="0" w:type="auto"/>
+            <w:tcBorders>
+              <w:top w:val="single" w:sz="6" w:space="0" w:color="CCCCCC"/>
+              <w:left w:val="single" w:sz="6" w:space="0" w:color="CCCCCC"/>
+              <w:bottom w:val="single" w:sz="6" w:space="0" w:color="CCCCCC"/>
+              <w:right w:val="single" w:sz="6" w:space="0" w:color="CCCCCC"/>
+            </w:tcBorders>
+            <w:shd w:val="clear" w:color="auto" w:fill="E9F1F8"/>
+            <w:tcMar>
+              <w:top w:w="30" w:type="dxa"/>
+              <w:left w:w="45" w:type="dxa"/>
+              <w:bottom w:w="30" w:type="dxa"/>
+              <w:right w:w="45" w:type="dxa"/>
+            </w:tcMar>
+            <w:vAlign w:val="bottom"/>
+            <w:hideMark/>
+          </w:tcPr>
+          <w:p>
+            <w:pPr>
+              <w:rPr>
+                <w:rFonts w:ascii="ＭＳ 明朝" w:eastAsia="ＭＳ 明朝" w:hAnsi="ＭＳ 明朝"/>
+              </w:rPr>
+            </w:pPr>
+            <w:r>
+              <w:rPr>
+                <w:rFonts w:ascii="ＭＳ 明朝" w:eastAsia="ＭＳ 明朝" w:hAnsi="ＭＳ 明朝"/>
+              </w:rPr>
+              <w:t>-1.01</w:t>
+            </w:r>
+          </w:p>
+        </w:tc>
+      </w:tr>
+      <w:tr>
+        <w:trPr>
+          <w:trHeight w:val="315"/>
+        </w:trPr>
+        <w:tc>
+          <w:tcPr>
+            <w:tcW w:w="0" w:type="auto"/>
+            <w:vMerge/>
+            <w:tcBorders>
+              <w:top w:val="single" w:sz="6" w:space="0" w:color="CCCCCC"/>
+              <w:left w:val="single" w:sz="6" w:space="0" w:color="CCCCCC"/>
+              <w:bottom w:val="single" w:sz="6" w:space="0" w:color="CCCCCC"/>
+              <w:right w:val="single" w:sz="6" w:space="0" w:color="CCCCCC"/>
+            </w:tcBorders>
+            <w:vAlign w:val="center"/>
+            <w:hideMark/>
+          </w:tcPr>
+          <w:p>
+            <w:pPr>
+              <w:rPr>
+                <w:rFonts w:ascii="ＭＳ 明朝" w:eastAsia="ＭＳ 明朝" w:hAnsi="ＭＳ 明朝"/>
+              </w:rPr>
+            </w:pPr>
+          </w:p>
+        </w:tc>
+        <w:tc>
+          <w:tcPr>
+            <w:tcW w:w="0" w:type="auto"/>
+            <w:tcBorders>
+              <w:top w:val="single" w:sz="6" w:space="0" w:color="CCCCCC"/>
+              <w:left w:val="single" w:sz="6" w:space="0" w:color="CCCCCC"/>
+              <w:bottom w:val="single" w:sz="6" w:space="0" w:color="CCCCCC"/>
+              <w:right w:val="single" w:sz="6" w:space="0" w:color="CCCCCC"/>
+            </w:tcBorders>
+            <w:tcMar>
+              <w:top w:w="30" w:type="dxa"/>
+              <w:left w:w="45" w:type="dxa"/>
+              <w:bottom w:w="30" w:type="dxa"/>
+              <w:right w:w="45" w:type="dxa"/>
+            </w:tcMar>
+            <w:vAlign w:val="bottom"/>
+            <w:hideMark/>
+          </w:tcPr>
+          <w:p>
+            <w:pPr>
+              <w:rPr>
+                <w:rFonts w:ascii="ＭＳ 明朝" w:eastAsia="ＭＳ 明朝" w:hAnsi="ＭＳ 明朝"/>
+              </w:rPr>
+            </w:pPr>
+            <w:r>
+              <w:rPr>
+                <w:rFonts w:ascii="ＭＳ 明朝" w:eastAsia="ＭＳ 明朝" w:hAnsi="ＭＳ 明朝"/>
+              </w:rPr>
+              <w:t>Borrowing</w:t>
+            </w:r>
+          </w:p>
+        </w:tc>
+        <w:tc>
+          <w:tcPr>
+            <w:tcW w:w="0" w:type="auto"/>
+            <w:tcBorders>
+              <w:top w:val="single" w:sz="6" w:space="0" w:color="CCCCCC"/>
+              <w:left w:val="single" w:sz="6" w:space="0" w:color="CCCCCC"/>
+              <w:bottom w:val="single" w:sz="6" w:space="0" w:color="CCCCCC"/>
+              <w:right w:val="single" w:sz="6" w:space="0" w:color="CCCCCC"/>
+            </w:tcBorders>
+            <w:shd w:val="clear" w:color="auto" w:fill="3D85C6"/>
+            <w:tcMar>
+              <w:top w:w="30" w:type="dxa"/>
+              <w:left w:w="45" w:type="dxa"/>
+              <w:bottom w:w="30" w:type="dxa"/>
+              <w:right w:w="45" w:type="dxa"/>
+            </w:tcMar>
+            <w:vAlign w:val="bottom"/>
+            <w:hideMark/>
+          </w:tcPr>
+          <w:p>
+            <w:pPr>
+              <w:rPr>
+                <w:rFonts w:ascii="ＭＳ 明朝" w:eastAsia="ＭＳ 明朝" w:hAnsi="ＭＳ 明朝"/>
+              </w:rPr>
+            </w:pPr>
+            <w:r>
+              <w:rPr>
+                <w:rFonts w:ascii="ＭＳ 明朝" w:eastAsia="ＭＳ 明朝" w:hAnsi="ＭＳ 明朝"/>
+              </w:rPr>
+              <w:t>-9.32</w:t>
+            </w:r>
+          </w:p>
+        </w:tc>
+        <w:tc>
+          <w:tcPr>
+            <w:tcW w:w="0" w:type="auto"/>
+            <w:tcBorders>
+              <w:top w:val="single" w:sz="6" w:space="0" w:color="CCCCCC"/>
+              <w:left w:val="single" w:sz="6" w:space="0" w:color="CCCCCC"/>
+              <w:bottom w:val="single" w:sz="6" w:space="0" w:color="CCCCCC"/>
+              <w:right w:val="single" w:sz="6" w:space="0" w:color="CCCCCC"/>
+            </w:tcBorders>
+            <w:shd w:val="clear" w:color="auto" w:fill="D1E2F1"/>
+            <w:tcMar>
+              <w:top w:w="30" w:type="dxa"/>
+              <w:left w:w="45" w:type="dxa"/>
+              <w:bottom w:w="30" w:type="dxa"/>
+              <w:right w:w="45" w:type="dxa"/>
+            </w:tcMar>
+            <w:vAlign w:val="bottom"/>
+            <w:hideMark/>
+          </w:tcPr>
+          <w:p>
+            <w:pPr>
+              <w:rPr>
+                <w:rFonts w:ascii="ＭＳ 明朝" w:eastAsia="ＭＳ 明朝" w:hAnsi="ＭＳ 明朝"/>
+              </w:rPr>
+            </w:pPr>
+            <w:r>
+              <w:rPr>
+                <w:rFonts w:ascii="ＭＳ 明朝" w:eastAsia="ＭＳ 明朝" w:hAnsi="ＭＳ 明朝"/>
+              </w:rPr>
+              <w:t>-2.20</w:t>
+            </w:r>
+          </w:p>
+        </w:tc>
+        <w:tc>
+          <w:tcPr>
+            <w:tcW w:w="0" w:type="auto"/>
+            <w:tcBorders>
+              <w:top w:val="single" w:sz="6" w:space="0" w:color="CCCCCC"/>
+              <w:left w:val="single" w:sz="6" w:space="0" w:color="CCCCCC"/>
+              <w:bottom w:val="single" w:sz="6" w:space="0" w:color="CCCCCC"/>
+              <w:right w:val="single" w:sz="6" w:space="0" w:color="CCCCCC"/>
+            </w:tcBorders>
+            <w:shd w:val="clear" w:color="auto" w:fill="DFEBF5"/>
+            <w:tcMar>
+              <w:top w:w="30" w:type="dxa"/>
+              <w:left w:w="45" w:type="dxa"/>
+              <w:bottom w:w="30" w:type="dxa"/>
+              <w:right w:w="45" w:type="dxa"/>
+            </w:tcMar>
+            <w:vAlign w:val="bottom"/>
+            <w:hideMark/>
+          </w:tcPr>
+          <w:p>
+            <w:pPr>
+              <w:rPr>
+                <w:rFonts w:ascii="ＭＳ 明朝" w:eastAsia="ＭＳ 明朝" w:hAnsi="ＭＳ 明朝"/>
+              </w:rPr>
+            </w:pPr>
+            <w:r>
+              <w:rPr>
+                <w:rFonts w:ascii="ＭＳ 明朝" w:eastAsia="ＭＳ 明朝" w:hAnsi="ＭＳ 明朝"/>
+              </w:rPr>
+              <w:t>-1.51</w:t>
+            </w:r>
+          </w:p>
+        </w:tc>
+        <w:tc>
+          <w:tcPr>
+            <w:tcW w:w="0" w:type="auto"/>
+            <w:tcBorders>
+              <w:top w:val="single" w:sz="6" w:space="0" w:color="CCCCCC"/>
+              <w:left w:val="single" w:sz="6" w:space="0" w:color="CCCCCC"/>
+              <w:bottom w:val="single" w:sz="6" w:space="0" w:color="CCCCCC"/>
+              <w:right w:val="single" w:sz="6" w:space="0" w:color="CCCCCC"/>
+            </w:tcBorders>
+            <w:shd w:val="clear" w:color="auto" w:fill="D11616"/>
+            <w:tcMar>
+              <w:top w:w="30" w:type="dxa"/>
+              <w:left w:w="45" w:type="dxa"/>
+              <w:bottom w:w="30" w:type="dxa"/>
+              <w:right w:w="45" w:type="dxa"/>
+            </w:tcMar>
+            <w:vAlign w:val="bottom"/>
+            <w:hideMark/>
+          </w:tcPr>
+          <w:p>
+            <w:pPr>
+              <w:rPr>
+                <w:rFonts w:ascii="ＭＳ 明朝" w:eastAsia="ＭＳ 明朝" w:hAnsi="ＭＳ 明朝"/>
+              </w:rPr>
+            </w:pPr>
+            <w:r>
+              <w:rPr>
+                <w:rFonts w:ascii="ＭＳ 明朝" w:eastAsia="ＭＳ 明朝" w:hAnsi="ＭＳ 明朝"/>
+              </w:rPr>
+              <w:t>15.45</w:t>
+            </w:r>
+          </w:p>
+        </w:tc>
+      </w:tr>
+      <w:tr>
+        <w:trPr>
+          <w:trHeight w:val="315"/>
+        </w:trPr>
+        <w:tc>
+          <w:tcPr>
+            <w:tcW w:w="0" w:type="auto"/>
+            <w:vMerge/>
+            <w:tcBorders>
+              <w:top w:val="single" w:sz="6" w:space="0" w:color="CCCCCC"/>
+              <w:left w:val="single" w:sz="6" w:space="0" w:color="CCCCCC"/>
+              <w:bottom w:val="single" w:sz="6" w:space="0" w:color="CCCCCC"/>
+              <w:right w:val="single" w:sz="6" w:space="0" w:color="CCCCCC"/>
+            </w:tcBorders>
+            <w:vAlign w:val="center"/>
+            <w:hideMark/>
+          </w:tcPr>
+          <w:p>
+            <w:pPr>
+              <w:rPr>
+                <w:rFonts w:ascii="ＭＳ 明朝" w:eastAsia="ＭＳ 明朝" w:hAnsi="ＭＳ 明朝"/>
+              </w:rPr>
+            </w:pPr>
+          </w:p>
+        </w:tc>
+        <w:tc>
+          <w:tcPr>
+            <w:tcW w:w="0" w:type="auto"/>
+            <w:tcBorders>
+              <w:top w:val="single" w:sz="6" w:space="0" w:color="CCCCCC"/>
+              <w:left w:val="single" w:sz="6" w:space="0" w:color="CCCCCC"/>
+              <w:bottom w:val="single" w:sz="6" w:space="0" w:color="CCCCCC"/>
+              <w:right w:val="single" w:sz="6" w:space="0" w:color="CCCCCC"/>
+            </w:tcBorders>
+            <w:tcMar>
+              <w:top w:w="30" w:type="dxa"/>
+              <w:left w:w="45" w:type="dxa"/>
+              <w:bottom w:w="30" w:type="dxa"/>
+              <w:right w:w="45" w:type="dxa"/>
+            </w:tcMar>
+            <w:vAlign w:val="bottom"/>
+            <w:hideMark/>
+          </w:tcPr>
+          <w:p>
+            <w:pPr>
+              <w:rPr>
+                <w:rFonts w:ascii="ＭＳ 明朝" w:eastAsia="ＭＳ 明朝" w:hAnsi="ＭＳ 明朝"/>
+              </w:rPr>
+            </w:pPr>
+            <w:r>
+              <w:rPr>
+                <w:rFonts w:ascii="ＭＳ 明朝" w:eastAsia="ＭＳ 明朝" w:hAnsi="ＭＳ 明朝"/>
+              </w:rPr>
+              <w:t>Amplification</w:t>
+            </w:r>
+          </w:p>
+        </w:tc>
+        <w:tc>
+          <w:tcPr>
+            <w:tcW w:w="0" w:type="auto"/>
+            <w:tcBorders>
+              <w:top w:val="single" w:sz="6" w:space="0" w:color="CCCCCC"/>
+              <w:left w:val="single" w:sz="6" w:space="0" w:color="CCCCCC"/>
+              <w:bottom w:val="single" w:sz="6" w:space="0" w:color="CCCCCC"/>
+              <w:right w:val="single" w:sz="6" w:space="0" w:color="CCCCCC"/>
+            </w:tcBorders>
+            <w:shd w:val="clear" w:color="auto" w:fill="80AFD9"/>
+            <w:tcMar>
+              <w:top w:w="30" w:type="dxa"/>
+              <w:left w:w="45" w:type="dxa"/>
+              <w:bottom w:w="30" w:type="dxa"/>
+              <w:right w:w="45" w:type="dxa"/>
+            </w:tcMar>
+            <w:vAlign w:val="bottom"/>
+            <w:hideMark/>
+          </w:tcPr>
+          <w:p>
+            <w:pPr>
+              <w:rPr>
+                <w:rFonts w:ascii="ＭＳ 明朝" w:eastAsia="ＭＳ 明朝" w:hAnsi="ＭＳ 明朝"/>
+              </w:rPr>
+            </w:pPr>
+            <w:r>
+              <w:rPr>
+                <w:rFonts w:ascii="ＭＳ 明朝" w:eastAsia="ＭＳ 明朝" w:hAnsi="ＭＳ 明朝"/>
+              </w:rPr>
+              <w:t>-6.06</w:t>
+            </w:r>
+          </w:p>
+        </w:tc>
+        <w:tc>
+          <w:tcPr>
+            <w:tcW w:w="0" w:type="auto"/>
+            <w:tcBorders>
+              <w:top w:val="single" w:sz="6" w:space="0" w:color="CCCCCC"/>
+              <w:left w:val="single" w:sz="6" w:space="0" w:color="CCCCCC"/>
+              <w:bottom w:val="single" w:sz="6" w:space="0" w:color="CCCCCC"/>
+              <w:right w:val="single" w:sz="6" w:space="0" w:color="CCCCCC"/>
+            </w:tcBorders>
+            <w:shd w:val="clear" w:color="auto" w:fill="DEEAF5"/>
+            <w:tcMar>
+              <w:top w:w="30" w:type="dxa"/>
+              <w:left w:w="45" w:type="dxa"/>
+              <w:bottom w:w="30" w:type="dxa"/>
+              <w:right w:w="45" w:type="dxa"/>
+            </w:tcMar>
+            <w:vAlign w:val="bottom"/>
+            <w:hideMark/>
+          </w:tcPr>
+          <w:p>
+            <w:pPr>
+              <w:rPr>
+                <w:rFonts w:ascii="ＭＳ 明朝" w:eastAsia="ＭＳ 明朝" w:hAnsi="ＭＳ 明朝"/>
+              </w:rPr>
+            </w:pPr>
+            <w:r>
+              <w:rPr>
+                <w:rFonts w:ascii="ＭＳ 明朝" w:eastAsia="ＭＳ 明朝" w:hAnsi="ＭＳ 明朝"/>
+              </w:rPr>
+              <w:t>-1.55</w:t>
+            </w:r>
+          </w:p>
+        </w:tc>
+        <w:tc>
+          <w:tcPr>
+            <w:tcW w:w="0" w:type="auto"/>
+            <w:tcBorders>
+              <w:top w:val="single" w:sz="6" w:space="0" w:color="CCCCCC"/>
+              <w:left w:val="single" w:sz="6" w:space="0" w:color="CCCCCC"/>
+              <w:bottom w:val="single" w:sz="6" w:space="0" w:color="CCCCCC"/>
+              <w:right w:val="single" w:sz="6" w:space="0" w:color="CCCCCC"/>
+            </w:tcBorders>
+            <w:shd w:val="clear" w:color="auto" w:fill="D01010"/>
+            <w:tcMar>
+              <w:top w:w="30" w:type="dxa"/>
+              <w:left w:w="45" w:type="dxa"/>
+              <w:bottom w:w="30" w:type="dxa"/>
+              <w:right w:w="45" w:type="dxa"/>
+            </w:tcMar>
+            <w:vAlign w:val="bottom"/>
+            <w:hideMark/>
+          </w:tcPr>
+          <w:p>
+            <w:pPr>
+              <w:rPr>
+                <w:rFonts w:ascii="ＭＳ 明朝" w:eastAsia="ＭＳ 明朝" w:hAnsi="ＭＳ 明朝"/>
+              </w:rPr>
+            </w:pPr>
+            <w:r>
+              <w:rPr>
+                <w:rFonts w:ascii="ＭＳ 明朝" w:eastAsia="ＭＳ 明朝" w:hAnsi="ＭＳ 明朝"/>
+              </w:rPr>
+              <w:t>15.86</w:t>
+            </w:r>
+          </w:p>
+        </w:tc>
+        <w:tc>
+          <w:tcPr>
+            <w:tcW w:w="0" w:type="auto"/>
+            <w:tcBorders>
+              <w:top w:val="single" w:sz="6" w:space="0" w:color="CCCCCC"/>
+              <w:left w:val="single" w:sz="6" w:space="0" w:color="CCCCCC"/>
+              <w:bottom w:val="single" w:sz="6" w:space="0" w:color="CCCCCC"/>
+              <w:right w:val="single" w:sz="6" w:space="0" w:color="CCCCCC"/>
+            </w:tcBorders>
+            <w:shd w:val="clear" w:color="auto" w:fill="E9F1F8"/>
+            <w:tcMar>
+              <w:top w:w="30" w:type="dxa"/>
+              <w:left w:w="45" w:type="dxa"/>
+              <w:bottom w:w="30" w:type="dxa"/>
+              <w:right w:w="45" w:type="dxa"/>
+            </w:tcMar>
+            <w:vAlign w:val="bottom"/>
+            <w:hideMark/>
+          </w:tcPr>
+          <w:p>
+            <w:pPr>
+              <w:rPr>
+                <w:rFonts w:ascii="ＭＳ 明朝" w:eastAsia="ＭＳ 明朝" w:hAnsi="ＭＳ 明朝"/>
+              </w:rPr>
+            </w:pPr>
+            <w:r>
+              <w:rPr>
+                <w:rFonts w:ascii="ＭＳ 明朝" w:eastAsia="ＭＳ 明朝" w:hAnsi="ＭＳ 明朝"/>
+              </w:rPr>
+              <w:t>-1.05</w:t>
+            </w:r>
+          </w:p>
+        </w:tc>
+      </w:tr>
+      <w:tr>
+        <w:trPr>
+          <w:trHeight w:val="315"/>
+        </w:trPr>
+        <w:tc>
+          <w:tcPr>
+            <w:tcW w:w="0" w:type="auto"/>
+            <w:vMerge/>
+            <w:tcBorders>
+              <w:top w:val="single" w:sz="6" w:space="0" w:color="CCCCCC"/>
+              <w:left w:val="single" w:sz="6" w:space="0" w:color="CCCCCC"/>
+              <w:bottom w:val="single" w:sz="6" w:space="0" w:color="CCCCCC"/>
+              <w:right w:val="single" w:sz="6" w:space="0" w:color="CCCCCC"/>
+            </w:tcBorders>
+            <w:vAlign w:val="center"/>
+            <w:hideMark/>
+          </w:tcPr>
+          <w:p>
+            <w:pPr>
+              <w:rPr>
+                <w:rFonts w:ascii="ＭＳ 明朝" w:eastAsia="ＭＳ 明朝" w:hAnsi="ＭＳ 明朝"/>
+              </w:rPr>
+            </w:pPr>
+          </w:p>
+        </w:tc>
+        <w:tc>
+          <w:tcPr>
+            <w:tcW w:w="0" w:type="auto"/>
+            <w:tcBorders>
+              <w:top w:val="single" w:sz="6" w:space="0" w:color="CCCCCC"/>
+              <w:left w:val="single" w:sz="6" w:space="0" w:color="CCCCCC"/>
+              <w:bottom w:val="single" w:sz="6" w:space="0" w:color="CCCCCC"/>
+              <w:right w:val="single" w:sz="6" w:space="0" w:color="CCCCCC"/>
+            </w:tcBorders>
+            <w:tcMar>
+              <w:top w:w="30" w:type="dxa"/>
+              <w:left w:w="45" w:type="dxa"/>
+              <w:bottom w:w="30" w:type="dxa"/>
+              <w:right w:w="45" w:type="dxa"/>
+            </w:tcMar>
+            <w:vAlign w:val="bottom"/>
+            <w:hideMark/>
+          </w:tcPr>
+          <w:p>
+            <w:pPr>
+              <w:rPr>
+                <w:rFonts w:ascii="ＭＳ 明朝" w:eastAsia="ＭＳ 明朝" w:hAnsi="ＭＳ 明朝"/>
+              </w:rPr>
+            </w:pPr>
+            <w:r>
+              <w:rPr>
+                <w:rFonts w:ascii="ＭＳ 明朝" w:eastAsia="ＭＳ 明朝" w:hAnsi="ＭＳ 明朝"/>
+              </w:rPr>
+              <w:t>Adaptation</w:t>
+            </w:r>
+          </w:p>
+        </w:tc>
+        <w:tc>
+          <w:tcPr>
+            <w:tcW w:w="0" w:type="auto"/>
+            <w:tcBorders>
+              <w:top w:val="single" w:sz="6" w:space="0" w:color="CCCCCC"/>
+              <w:left w:val="single" w:sz="6" w:space="0" w:color="CCCCCC"/>
+              <w:bottom w:val="single" w:sz="6" w:space="0" w:color="CCCCCC"/>
+              <w:right w:val="single" w:sz="6" w:space="0" w:color="CCCCCC"/>
+            </w:tcBorders>
+            <w:shd w:val="clear" w:color="auto" w:fill="FBEAEA"/>
+            <w:tcMar>
+              <w:top w:w="30" w:type="dxa"/>
+              <w:left w:w="45" w:type="dxa"/>
+              <w:bottom w:w="30" w:type="dxa"/>
+              <w:right w:w="45" w:type="dxa"/>
+            </w:tcMar>
+            <w:vAlign w:val="bottom"/>
+            <w:hideMark/>
+          </w:tcPr>
+          <w:p>
+            <w:pPr>
+              <w:rPr>
+                <w:rFonts w:ascii="ＭＳ 明朝" w:eastAsia="ＭＳ 明朝" w:hAnsi="ＭＳ 明朝"/>
+              </w:rPr>
+            </w:pPr>
+            <w:r>
+              <w:rPr>
+                <w:rFonts w:ascii="ＭＳ 明朝" w:eastAsia="ＭＳ 明朝" w:hAnsi="ＭＳ 明朝"/>
+              </w:rPr>
+              <w:t>1.44</w:t>
+            </w:r>
+          </w:p>
+        </w:tc>
+        <w:tc>
+          <w:tcPr>
+            <w:tcW w:w="0" w:type="auto"/>
+            <w:tcBorders>
+              <w:top w:val="single" w:sz="6" w:space="0" w:color="CCCCCC"/>
+              <w:left w:val="single" w:sz="6" w:space="0" w:color="CCCCCC"/>
+              <w:bottom w:val="single" w:sz="6" w:space="0" w:color="CCCCCC"/>
+              <w:right w:val="single" w:sz="6" w:space="0" w:color="CCCCCC"/>
+            </w:tcBorders>
+            <w:shd w:val="clear" w:color="auto" w:fill="FCFDFE"/>
+            <w:tcMar>
+              <w:top w:w="30" w:type="dxa"/>
+              <w:left w:w="45" w:type="dxa"/>
+              <w:bottom w:w="30" w:type="dxa"/>
+              <w:right w:w="45" w:type="dxa"/>
+            </w:tcMar>
+            <w:vAlign w:val="bottom"/>
+            <w:hideMark/>
+          </w:tcPr>
+          <w:p>
+            <w:pPr>
+              <w:rPr>
+                <w:rFonts w:ascii="ＭＳ 明朝" w:eastAsia="ＭＳ 明朝" w:hAnsi="ＭＳ 明朝"/>
+              </w:rPr>
+            </w:pPr>
+            <w:r>
+              <w:rPr>
+                <w:rFonts w:ascii="ＭＳ 明朝" w:eastAsia="ＭＳ 明朝" w:hAnsi="ＭＳ 明朝"/>
+              </w:rPr>
+              <w:t>-0.12</w:t>
+            </w:r>
+          </w:p>
+        </w:tc>
+        <w:tc>
+          <w:tcPr>
+            <w:tcW w:w="0" w:type="auto"/>
+            <w:tcBorders>
+              <w:top w:val="single" w:sz="6" w:space="0" w:color="CCCCCC"/>
+              <w:left w:val="single" w:sz="6" w:space="0" w:color="CCCCCC"/>
+              <w:bottom w:val="single" w:sz="6" w:space="0" w:color="CCCCCC"/>
+              <w:right w:val="single" w:sz="6" w:space="0" w:color="CCCCCC"/>
+            </w:tcBorders>
+            <w:shd w:val="clear" w:color="auto" w:fill="EEF4FA"/>
+            <w:tcMar>
+              <w:top w:w="30" w:type="dxa"/>
+              <w:left w:w="45" w:type="dxa"/>
+              <w:bottom w:w="30" w:type="dxa"/>
+              <w:right w:w="45" w:type="dxa"/>
+            </w:tcMar>
+            <w:vAlign w:val="bottom"/>
+            <w:hideMark/>
+          </w:tcPr>
+          <w:p>
+            <w:pPr>
+              <w:rPr>
+                <w:rFonts w:ascii="ＭＳ 明朝" w:eastAsia="ＭＳ 明朝" w:hAnsi="ＭＳ 明朝"/>
+              </w:rPr>
+            </w:pPr>
+            <w:r>
+              <w:rPr>
+                <w:rFonts w:ascii="ＭＳ 明朝" w:eastAsia="ＭＳ 明朝" w:hAnsi="ＭＳ 明朝"/>
+              </w:rPr>
+              <w:t>-0.78</w:t>
+            </w:r>
+          </w:p>
+        </w:tc>
+        <w:tc>
+          <w:tcPr>
+            <w:tcW w:w="0" w:type="auto"/>
+            <w:tcBorders>
+              <w:top w:val="single" w:sz="6" w:space="0" w:color="CCCCCC"/>
+              <w:left w:val="single" w:sz="6" w:space="0" w:color="CCCCCC"/>
+              <w:bottom w:val="single" w:sz="6" w:space="0" w:color="CCCCCC"/>
+              <w:right w:val="single" w:sz="6" w:space="0" w:color="CCCCCC"/>
+            </w:tcBorders>
+            <w:shd w:val="clear" w:color="auto" w:fill="E4EEF7"/>
+            <w:tcMar>
+              <w:top w:w="30" w:type="dxa"/>
+              <w:left w:w="45" w:type="dxa"/>
+              <w:bottom w:w="30" w:type="dxa"/>
+              <w:right w:w="45" w:type="dxa"/>
+            </w:tcMar>
+            <w:vAlign w:val="bottom"/>
+            <w:hideMark/>
+          </w:tcPr>
+          <w:p>
+            <w:pPr>
+              <w:rPr>
+                <w:rFonts w:ascii="ＭＳ 明朝" w:eastAsia="ＭＳ 明朝" w:hAnsi="ＭＳ 明朝"/>
+              </w:rPr>
+            </w:pPr>
+            <w:r>
+              <w:rPr>
+                <w:rFonts w:ascii="ＭＳ 明朝" w:eastAsia="ＭＳ 明朝" w:hAnsi="ＭＳ 明朝"/>
+              </w:rPr>
+              <w:t>-1.29</w:t>
+            </w:r>
+          </w:p>
+        </w:tc>
+      </w:tr>
+    </w:tbl>
+    <w:p>
+      <w:pPr>
+        <w:rPr>
+          <w:rFonts w:ascii="ＭＳ 明朝" w:eastAsia="ＭＳ 明朝" w:hAnsi="ＭＳ 明朝" w:hint="eastAsia"/>
+        </w:rPr>
+      </w:pPr>
+      <w:r>
+        <w:rPr>
+          <w:rFonts w:ascii="ＭＳ 明朝" w:eastAsia="ＭＳ 明朝" w:hAnsi="ＭＳ 明朝" w:hint="eastAsia"/>
+        </w:rPr>
+        <w:t xml:space="preserve">図５ </w:t>
+      </w:r>
+      <w:r>
+        <w:rPr>
+          <w:rFonts w:ascii="ＭＳ 明朝" w:eastAsia="ＭＳ 明朝" w:hAnsi="ＭＳ 明朝"/>
+        </w:rPr>
+        <w:t>翻訳技法とDMISの調整済み残差ヒートマップ</w:t>
+      </w:r>
+    </w:p>
+    <w:p>
+      <w:pPr>
+        <w:rPr>
+          <w:rFonts w:ascii="ＭＳ 明朝" w:eastAsia="ＭＳ 明朝" w:hAnsi="ＭＳ 明朝"/>
+        </w:rPr>
+      </w:pPr>
+      <w:r>
+        <w:rPr>
+          <w:rFonts w:ascii="ＭＳ 明朝" w:eastAsia="ＭＳ 明朝" w:hAnsi="ＭＳ 明朝" w:hint="eastAsia"/>
+        </w:rPr>
+        <w:t xml:space="preserve">　</w:t>
+      </w:r>
+      <w:r>
+        <w:rPr>
+          <w:rFonts w:ascii="ＭＳ 明朝" w:eastAsia="ＭＳ 明朝" w:hAnsi="ＭＳ 明朝"/>
+        </w:rPr>
+        <w:t>統計解析の結果、技法とDMISの関係は、結合の強さに応じて以下の3つのグループに大別できることが明らかとなった。</w:t>
+      </w:r>
+    </w:p>
+    <w:p>
+      <w:pPr>
+        <w:rPr>
+          <w:rFonts w:ascii="ＭＳ 明朝" w:eastAsia="ＭＳ 明朝" w:hAnsi="ＭＳ 明朝" w:hint="eastAsia"/>
+        </w:rPr>
+      </w:pPr>
+      <w:r>
+        <w:rPr>
+          <w:rFonts w:ascii="ＭＳ 明朝" w:eastAsia="ＭＳ 明朝" w:hAnsi="ＭＳ 明朝" w:hint="eastAsia"/>
+        </w:rPr>
+        <w:t xml:space="preserve">　</w:t>
+      </w:r>
+      <w:r>
+        <w:rPr>
+          <w:rFonts w:ascii="ＭＳ 明朝" w:eastAsia="ＭＳ 明朝" w:hAnsi="ＭＳ 明朝"/>
+        </w:rPr>
+        <w:t>第一に、調整済み残差が10.0を超える強固な結合を示すグループである。これらは極めて高い数値を示しており、技法の選択が特定のDMIS段階を決定づける主要因となっている。 　具体的には、ReductionとDenialの間には</w:t>
+      </w:r>
+      <w:r>
+        <w:rPr>
+          <w:rFonts w:ascii="ＭＳ 明朝" w:eastAsia="ＭＳ 明朝" w:hAnsi="ＭＳ 明朝" w:hint="eastAsia"/>
+        </w:rPr>
+        <w:t>16.85</w:t>
+      </w:r>
+      <w:r>
+        <w:rPr>
+          <w:rFonts w:ascii="ＭＳ 明朝" w:eastAsia="ＭＳ 明朝" w:hAnsi="ＭＳ 明朝"/>
+        </w:rPr>
+        <w:t>という残差が算出され、統計的に極めて強い相関が認められた。情報を消去するという戦術は、読者に対する異文化体験の提供を「拒絶する」戦略とほぼ同義であることが裏付けられた形だ。また、AmplificationとAdaptationの間にも14.88という高い数値が確認された。これは本研究において最も特筆すべき結果であり、読者にAdaptation（異文化の文脈的理解）を促すためには他の技法では不十分で、Amplification（加筆・注釈）による介入が統計的に見て不可欠な手段であることが示されている。さらに、BorrowingとAcceptanceの間にも12.44という強い結びつきが確認された。Borrowingは異質性を提示する機能には優れているものの、それ単体では深い理解であるAdaptationへ読者を導くには至らない傾向があることが示唆される。</w:t>
+      </w:r>
+    </w:p>
+    <w:p>
+      <w:pPr>
+        <w:rPr>
+          <w:rFonts w:ascii="ＭＳ 明朝" w:eastAsia="ＭＳ 明朝" w:hAnsi="ＭＳ 明朝"/>
+        </w:rPr>
+      </w:pPr>
+      <w:r>
+        <w:rPr>
+          <w:rFonts w:ascii="ＭＳ 明朝" w:eastAsia="ＭＳ 明朝" w:hAnsi="ＭＳ 明朝" w:hint="eastAsia"/>
+        </w:rPr>
+        <w:t xml:space="preserve"> </w:t>
+      </w:r>
+      <w:r>
+        <w:rPr>
+          <w:rFonts w:ascii="ＭＳ 明朝" w:eastAsia="ＭＳ 明朝" w:hAnsi="ＭＳ 明朝"/>
+        </w:rPr>
+        <w:t>第二に、調整済み残差が1.96を超え10.0未満の「安定した傾向」を示すグループである。ここでは、Established EquivalentとMinimizationの間に4.71の残差が算出され、有意な正の相関が認められた。辞書的な等価語への置き換えは、最も確実に異質感を消去し、読者をMinimization（自文化中心の読み）へと誘導する安定した手法であると言える。</w:t>
+      </w:r>
+    </w:p>
+    <w:p>
+      <w:pPr>
+        <w:rPr>
+          <w:rFonts w:ascii="ＭＳ 明朝" w:eastAsia="ＭＳ 明朝" w:hAnsi="ＭＳ 明朝"/>
+        </w:rPr>
+      </w:pPr>
+      <w:r>
+        <w:rPr>
+          <w:rFonts w:ascii="ＭＳ 明朝" w:eastAsia="ＭＳ 明朝" w:hAnsi="ＭＳ 明朝" w:hint="eastAsia"/>
+        </w:rPr>
+        <w:t xml:space="preserve"> </w:t>
+      </w:r>
+      <w:r>
+        <w:rPr>
+          <w:rFonts w:ascii="ＭＳ 明朝" w:eastAsia="ＭＳ 明朝" w:hAnsi="ＭＳ 明朝"/>
+        </w:rPr>
+        <w:t>第三に、調整済み残差が1.96を下回る「境界領域の技法」である。Literal translation（0.20）、Generalization（1.83）、Description（1.05）、Adaptation（技法）（0.44）といった技法は、パーセンテージ上ではMinimizationに分類される割合が高いものの、統計的には「有意な相関」までは認められなかった。これらの技法における残差の低さは、結果のバラつきを示唆している。すなわち、これらの技法は自動的に特定のDMIS段階を決定するものではなく、翻訳の文脈や実行の質（逐次訳の自然さや説明の十分さなど）によって、Minimization（同化）にもAcceptance（異物感の残留）にも転じうる可変的な性質を持つことが、データから示唆された。</w:t>
+      </w:r>
+    </w:p>
+    <w:p>
+      <w:pPr>
+        <w:rPr>
+          <w:rFonts w:ascii="ＭＳ 明朝" w:eastAsia="ＭＳ 明朝" w:hAnsi="ＭＳ 明朝" w:hint="eastAsia"/>
         </w:rPr>
       </w:pPr>
     </w:p>
@@ -14097,11 +16036,134 @@
         </w:rPr>
         <w:t>考察</w:t>
       </w:r>
-    </w:p>
-    <w:p>
-      <w:pPr>
-        <w:rPr>
-          <w:rFonts w:ascii="ＭＳ 明朝" w:eastAsia="ＭＳ 明朝" w:hAnsi="ＭＳ 明朝"/>
+      <w:r>
+        <w:rPr>
+          <w:rFonts w:ascii="ＭＳ 明朝" w:eastAsia="ＭＳ 明朝" w:hAnsi="ＭＳ 明朝" w:hint="eastAsia"/>
+        </w:rPr>
+        <w:t>（実際の項は仮。他に述べた方が良いことがあれば追加する）</w:t>
+      </w:r>
+    </w:p>
+    <w:p>
+      <w:pPr>
+        <w:pStyle w:val="a9"/>
+        <w:numPr>
+          <w:ilvl w:val="1"/>
+          <w:numId w:val="7"/>
+        </w:numPr>
+        <w:rPr>
+          <w:rFonts w:ascii="ＭＳ 明朝" w:eastAsia="ＭＳ 明朝" w:hAnsi="ＭＳ 明朝"/>
+        </w:rPr>
+      </w:pPr>
+      <w:r>
+        <w:rPr>
+          <w:rFonts w:ascii="ＭＳ 明朝" w:eastAsia="ＭＳ 明朝" w:hAnsi="ＭＳ 明朝" w:hint="eastAsia"/>
+        </w:rPr>
+        <w:t>翻訳技法とDMISを組み合わせたフレームワークの提唱</w:t>
+      </w:r>
+    </w:p>
+    <w:p>
+      <w:pPr>
+        <w:pStyle w:val="a9"/>
+        <w:numPr>
+          <w:ilvl w:val="1"/>
+          <w:numId w:val="7"/>
+        </w:numPr>
+        <w:rPr>
+          <w:rFonts w:ascii="ＭＳ 明朝" w:eastAsia="ＭＳ 明朝" w:hAnsi="ＭＳ 明朝"/>
+        </w:rPr>
+      </w:pPr>
+      <w:r>
+        <w:rPr>
+          <w:rFonts w:ascii="ＭＳ 明朝" w:eastAsia="ＭＳ 明朝" w:hAnsi="ＭＳ 明朝" w:hint="eastAsia"/>
+        </w:rPr>
+        <w:t>Minimizationの多さから読み取れる文学翻訳の性質</w:t>
+      </w:r>
+    </w:p>
+    <w:p>
+      <w:pPr>
+        <w:pStyle w:val="a9"/>
+        <w:numPr>
+          <w:ilvl w:val="1"/>
+          <w:numId w:val="7"/>
+        </w:numPr>
+        <w:rPr>
+          <w:rFonts w:ascii="ＭＳ 明朝" w:eastAsia="ＭＳ 明朝" w:hAnsi="ＭＳ 明朝"/>
+        </w:rPr>
+      </w:pPr>
+      <w:r>
+        <w:rPr>
+          <w:rFonts w:ascii="ＭＳ 明朝" w:eastAsia="ＭＳ 明朝" w:hAnsi="ＭＳ 明朝" w:hint="eastAsia"/>
+        </w:rPr>
+        <w:t>Established Equivalentの多さの理由</w:t>
+      </w:r>
+    </w:p>
+    <w:p>
+      <w:pPr>
+        <w:rPr>
+          <w:rFonts w:ascii="ＭＳ 明朝" w:eastAsia="ＭＳ 明朝" w:hAnsi="ＭＳ 明朝" w:hint="eastAsia"/>
+        </w:rPr>
+      </w:pPr>
+      <w:r>
+        <w:rPr>
+          <w:rFonts w:ascii="ＭＳ 明朝" w:eastAsia="ＭＳ 明朝" w:hAnsi="ＭＳ 明朝" w:hint="eastAsia"/>
+        </w:rPr>
+        <w:t>・辞書の発展（可能性としてはMcClellanや近藤の訳が翻訳として定着して、辞書に載った可能性もある。</w:t>
+      </w:r>
+    </w:p>
+    <w:p>
+      <w:pPr>
+        <w:pStyle w:val="a9"/>
+        <w:numPr>
+          <w:ilvl w:val="1"/>
+          <w:numId w:val="7"/>
+        </w:numPr>
+        <w:rPr>
+          <w:rFonts w:ascii="ＭＳ 明朝" w:eastAsia="ＭＳ 明朝" w:hAnsi="ＭＳ 明朝"/>
+        </w:rPr>
+      </w:pPr>
+      <w:r>
+        <w:rPr>
+          <w:rFonts w:ascii="ＭＳ 明朝" w:eastAsia="ＭＳ 明朝" w:hAnsi="ＭＳ 明朝" w:hint="eastAsia"/>
+        </w:rPr>
+        <w:t>翻訳者</w:t>
+      </w:r>
+      <w:r>
+        <w:rPr>
+          <w:rFonts w:ascii="ＭＳ 明朝" w:eastAsia="ＭＳ 明朝" w:hAnsi="ＭＳ 明朝" w:hint="eastAsia"/>
+        </w:rPr>
+        <w:t>の背景を踏まえた分析</w:t>
+      </w:r>
+    </w:p>
+    <w:p>
+      <w:pPr>
+        <w:rPr>
+          <w:rFonts w:ascii="ＭＳ 明朝" w:eastAsia="ＭＳ 明朝" w:hAnsi="ＭＳ 明朝"/>
+        </w:rPr>
+      </w:pPr>
+      <w:r>
+        <w:rPr>
+          <w:rFonts w:ascii="ＭＳ 明朝" w:eastAsia="ＭＳ 明朝" w:hAnsi="ＭＳ 明朝" w:hint="eastAsia"/>
+        </w:rPr>
+        <w:t>・日本語ネイティブだからこそ見えている世界</w:t>
+      </w:r>
+    </w:p>
+    <w:p>
+      <w:pPr>
+        <w:rPr>
+          <w:rFonts w:ascii="ＭＳ 明朝" w:eastAsia="ＭＳ 明朝" w:hAnsi="ＭＳ 明朝"/>
+        </w:rPr>
+      </w:pPr>
+      <w:r>
+        <w:rPr>
+          <w:rFonts w:ascii="ＭＳ 明朝" w:eastAsia="ＭＳ 明朝" w:hAnsi="ＭＳ 明朝" w:hint="eastAsia"/>
+        </w:rPr>
+        <w:t>・英語話者だからこその狙い</w:t>
+      </w:r>
+    </w:p>
+    <w:p>
+      <w:pPr>
+        <w:rPr>
+          <w:rFonts w:ascii="ＭＳ 明朝" w:eastAsia="ＭＳ 明朝" w:hAnsi="ＭＳ 明朝" w:hint="eastAsia"/>
         </w:rPr>
       </w:pPr>
     </w:p>
@@ -15115,6 +17177,29 @@
           <w:rStyle w:val="ac"/>
         </w:rPr>
         <w:commentReference w:id="107"/>
+      </w:r>
+    </w:p>
+    <w:p>
+      <w:pPr>
+        <w:rPr>
+          <w:rFonts w:eastAsiaTheme="minorHAnsi"/>
+          <w:szCs w:val="21"/>
+        </w:rPr>
+      </w:pPr>
+    </w:p>
+    <w:p>
+      <w:pPr>
+        <w:rPr>
+          <w:rFonts w:eastAsiaTheme="minorHAnsi" w:hint="eastAsia"/>
+          <w:szCs w:val="21"/>
+        </w:rPr>
+      </w:pPr>
+      <w:r>
+        <w:rPr>
+          <w:rFonts w:eastAsiaTheme="minorHAnsi" w:hint="eastAsia"/>
+          <w:szCs w:val="21"/>
+        </w:rPr>
+        <w:t>７．付録</w:t>
       </w:r>
     </w:p>
     <w:sectPr>
@@ -22513,7 +24598,6 @@
   <w:style w:type="character" w:default="1" w:styleId="a0">
     <w:name w:val="Default Paragraph Font"/>
     <w:uiPriority w:val="1"/>
-    <w:semiHidden/>
     <w:unhideWhenUsed/>
   </w:style>
   <w:style w:type="table" w:default="1" w:styleId="a1">
@@ -22970,6 +25054,84 @@
     <w:semiHidden/>
     <w:rsid w:val="003641E1"/>
   </w:style>
+  <w:style w:type="paragraph" w:styleId="af7">
+    <w:name w:val="TOC Heading"/>
+    <w:basedOn w:val="1"/>
+    <w:next w:val="a"/>
+    <w:uiPriority w:val="39"/>
+    <w:unhideWhenUsed/>
+    <w:qFormat/>
+    <w:rsid w:val="00026EF6"/>
+    <w:pPr>
+      <w:widowControl/>
+      <w:spacing w:before="240" w:after="0" w:line="259" w:lineRule="auto"/>
+      <w:jc w:val="left"/>
+      <w:outlineLvl w:val="9"/>
+    </w:pPr>
+    <w:rPr>
+      <w:color w:val="0F4761" w:themeColor="accent1" w:themeShade="BF"/>
+      <w:kern w:val="0"/>
+    </w:rPr>
+  </w:style>
+  <w:style w:type="paragraph" w:styleId="25">
+    <w:name w:val="toc 2"/>
+    <w:basedOn w:val="a"/>
+    <w:next w:val="a"/>
+    <w:autoRedefine/>
+    <w:uiPriority w:val="39"/>
+    <w:unhideWhenUsed/>
+    <w:rsid w:val="00AB27C8"/>
+    <w:pPr>
+      <w:widowControl/>
+      <w:spacing w:after="100" w:line="259" w:lineRule="auto"/>
+      <w:ind w:left="220"/>
+      <w:jc w:val="left"/>
+    </w:pPr>
+    <w:rPr>
+      <w:rFonts w:cs="Times New Roman"/>
+      <w:kern w:val="0"/>
+      <w:sz w:val="22"/>
+    </w:rPr>
+  </w:style>
+  <w:style w:type="paragraph" w:styleId="11">
+    <w:name w:val="toc 1"/>
+    <w:basedOn w:val="a"/>
+    <w:next w:val="a"/>
+    <w:autoRedefine/>
+    <w:uiPriority w:val="39"/>
+    <w:unhideWhenUsed/>
+    <w:rsid w:val="00AB27C8"/>
+    <w:pPr>
+      <w:widowControl/>
+      <w:spacing w:after="100" w:line="259" w:lineRule="auto"/>
+      <w:jc w:val="left"/>
+    </w:pPr>
+    <w:rPr>
+      <w:rFonts w:cs="Times New Roman"/>
+      <w:kern w:val="0"/>
+      <w:sz w:val="22"/>
+    </w:rPr>
+  </w:style>
+  <w:style w:type="paragraph" w:styleId="31">
+    <w:name w:val="toc 3"/>
+    <w:basedOn w:val="a"/>
+    <w:next w:val="a"/>
+    <w:autoRedefine/>
+    <w:uiPriority w:val="39"/>
+    <w:unhideWhenUsed/>
+    <w:rsid w:val="00AB27C8"/>
+    <w:pPr>
+      <w:widowControl/>
+      <w:spacing w:after="100" w:line="259" w:lineRule="auto"/>
+      <w:ind w:left="440"/>
+      <w:jc w:val="left"/>
+    </w:pPr>
+    <w:rPr>
+      <w:rFonts w:cs="Times New Roman"/>
+      <w:kern w:val="0"/>
+      <w:sz w:val="22"/>
+    </w:rPr>
+  </w:style>
 </w:styles>
 </file>
 

--- a/thesis/thesis_j2200156.docx
+++ b/thesis/thesis_j2200156.docx
@@ -206,21 +206,7 @@
         <w:rPr>
           <w:rFonts w:ascii="ＭＳ 明朝" w:eastAsia="ＭＳ 明朝" w:hAnsi="ＭＳ 明朝" w:hint="eastAsia"/>
         </w:rPr>
-        <w:t xml:space="preserve">Vinay &amp; </w:t>
-      </w:r>
-      <w:proofErr w:type="spellStart"/>
-      <w:r>
-        <w:rPr>
-          <w:rFonts w:ascii="ＭＳ 明朝" w:eastAsia="ＭＳ 明朝" w:hAnsi="ＭＳ 明朝" w:hint="eastAsia"/>
-        </w:rPr>
-        <w:t>Darbelnet</w:t>
-      </w:r>
-      <w:proofErr w:type="spellEnd"/>
-      <w:r>
-        <w:rPr>
-          <w:rFonts w:ascii="ＭＳ 明朝" w:eastAsia="ＭＳ 明朝" w:hAnsi="ＭＳ 明朝" w:hint="eastAsia"/>
-        </w:rPr>
-        <w:t xml:space="preserve"> らが提唱するような</w:t>
+        <w:t>Vinay &amp; Darbelnet らが提唱するような</w:t>
       </w:r>
       <w:commentRangeEnd w:id="4"/>
       <w:r>
@@ -274,19 +260,11 @@
         </w:rPr>
         <w:t>＆</w:t>
       </w:r>
-      <w:proofErr w:type="spellStart"/>
-      <w:r>
-        <w:rPr>
-          <w:rFonts w:ascii="ＭＳ 明朝" w:eastAsia="ＭＳ 明朝" w:hAnsi="ＭＳ 明朝" w:hint="eastAsia"/>
-        </w:rPr>
-        <w:t>Darbelnet</w:t>
-      </w:r>
-      <w:proofErr w:type="spellEnd"/>
-      <w:r>
-        <w:rPr>
-          <w:rFonts w:ascii="ＭＳ 明朝" w:eastAsia="ＭＳ 明朝" w:hAnsi="ＭＳ 明朝" w:hint="eastAsia"/>
-        </w:rPr>
-        <w:t>（1995）による７分類が多くの論文で引用されていたが、</w:t>
+      <w:r>
+        <w:rPr>
+          <w:rFonts w:ascii="ＭＳ 明朝" w:eastAsia="ＭＳ 明朝" w:hAnsi="ＭＳ 明朝" w:hint="eastAsia"/>
+        </w:rPr>
+        <w:t>Darbelnet（1995）による７分類が多くの論文で引用されていたが、</w:t>
       </w:r>
       <w:commentRangeEnd w:id="6"/>
       <w:r>
@@ -551,6 +529,7 @@
         <w:rPr>
           <w:rFonts w:ascii="ＭＳ 明朝" w:eastAsia="ＭＳ 明朝" w:hAnsi="ＭＳ 明朝" w:hint="eastAsia"/>
         </w:rPr>
+        <w:lastRenderedPageBreak/>
         <w:t>先行研究の紹介</w:t>
       </w:r>
       <w:commentRangeEnd w:id="15"/>
@@ -907,21 +886,7 @@
         <w:rPr>
           <w:rFonts w:ascii="ＭＳ 明朝" w:eastAsia="ＭＳ 明朝" w:hAnsi="ＭＳ 明朝" w:hint="eastAsia"/>
         </w:rPr>
-        <w:t>翻訳技法に関する研究：Vinay＆</w:t>
-      </w:r>
-      <w:proofErr w:type="spellStart"/>
-      <w:r>
-        <w:rPr>
-          <w:rFonts w:ascii="ＭＳ 明朝" w:eastAsia="ＭＳ 明朝" w:hAnsi="ＭＳ 明朝" w:hint="eastAsia"/>
-        </w:rPr>
-        <w:t>Darbelnet</w:t>
-      </w:r>
-      <w:proofErr w:type="spellEnd"/>
-      <w:r>
-        <w:rPr>
-          <w:rFonts w:ascii="ＭＳ 明朝" w:eastAsia="ＭＳ 明朝" w:hAnsi="ＭＳ 明朝" w:hint="eastAsia"/>
-        </w:rPr>
-        <w:t>の技法分類とMolina＆Albirの18分類</w:t>
+        <w:t>翻訳技法に関する研究：Vinay＆Darbelnetの技法分類とMolina＆Albirの18分類</w:t>
       </w:r>
     </w:p>
     <w:p>
@@ -941,21 +906,7 @@
         <w:rPr>
           <w:rFonts w:ascii="ＭＳ 明朝" w:eastAsia="ＭＳ 明朝" w:hAnsi="ＭＳ 明朝" w:hint="eastAsia"/>
         </w:rPr>
-        <w:t>Vinay＆</w:t>
-      </w:r>
-      <w:proofErr w:type="spellStart"/>
-      <w:r>
-        <w:rPr>
-          <w:rFonts w:ascii="ＭＳ 明朝" w:eastAsia="ＭＳ 明朝" w:hAnsi="ＭＳ 明朝" w:hint="eastAsia"/>
-        </w:rPr>
-        <w:t>Darbelnet</w:t>
-      </w:r>
-      <w:proofErr w:type="spellEnd"/>
-      <w:r>
-        <w:rPr>
-          <w:rFonts w:ascii="ＭＳ 明朝" w:eastAsia="ＭＳ 明朝" w:hAnsi="ＭＳ 明朝" w:hint="eastAsia"/>
-        </w:rPr>
-        <w:t>の分類と、より現実的・機能的に分類したMolina＆Albir</w:t>
+        <w:t>Vinay＆Darbelnetの分類と、より現実的・機能的に分類したMolina＆Albir</w:t>
       </w:r>
       <w:commentRangeEnd w:id="21"/>
       <w:r>
@@ -981,21 +932,7 @@
         <w:rPr>
           <w:rFonts w:ascii="ＭＳ 明朝" w:eastAsia="ＭＳ 明朝" w:hAnsi="ＭＳ 明朝" w:hint="eastAsia"/>
         </w:rPr>
-        <w:t xml:space="preserve">　翻訳技法の分類として最も著名かつ古典的なものは、Vinay＆</w:t>
-      </w:r>
-      <w:proofErr w:type="spellStart"/>
-      <w:r>
-        <w:rPr>
-          <w:rFonts w:ascii="ＭＳ 明朝" w:eastAsia="ＭＳ 明朝" w:hAnsi="ＭＳ 明朝" w:hint="eastAsia"/>
-        </w:rPr>
-        <w:t>Darbelnet</w:t>
-      </w:r>
-      <w:proofErr w:type="spellEnd"/>
-      <w:r>
-        <w:rPr>
-          <w:rFonts w:ascii="ＭＳ 明朝" w:eastAsia="ＭＳ 明朝" w:hAnsi="ＭＳ 明朝" w:hint="eastAsia"/>
-        </w:rPr>
-        <w:t>（1995</w:t>
+        <w:t xml:space="preserve">　翻訳技法の分類として最も著名かつ古典的なものは、Vinay＆Darbelnet（1995</w:t>
       </w:r>
       <w:r>
         <w:rPr>
@@ -1007,21 +944,7 @@
         <w:rPr>
           <w:rFonts w:ascii="ＭＳ 明朝" w:eastAsia="ＭＳ 明朝" w:hAnsi="ＭＳ 明朝" w:hint="eastAsia"/>
         </w:rPr>
-        <w:t>による７分類である。Vinay＆</w:t>
-      </w:r>
-      <w:proofErr w:type="spellStart"/>
-      <w:r>
-        <w:rPr>
-          <w:rFonts w:ascii="ＭＳ 明朝" w:eastAsia="ＭＳ 明朝" w:hAnsi="ＭＳ 明朝" w:hint="eastAsia"/>
-        </w:rPr>
-        <w:t>Darbelnet</w:t>
-      </w:r>
-      <w:proofErr w:type="spellEnd"/>
-      <w:r>
-        <w:rPr>
-          <w:rFonts w:ascii="ＭＳ 明朝" w:eastAsia="ＭＳ 明朝" w:hAnsi="ＭＳ 明朝" w:hint="eastAsia"/>
-        </w:rPr>
-        <w:t>(1995)は、フランス語と英語の比較文体論に基づき、翻訳の手法を</w:t>
+        <w:t>による７分類である。Vinay＆Darbelnet(1995)は、フランス語と英語の比較文体論に基づき、翻訳の手法を</w:t>
       </w:r>
       <w:commentRangeStart w:id="22"/>
       <w:r>
@@ -1085,48 +1008,27 @@
         <w:rPr>
           <w:rFonts w:ascii="ＭＳ 明朝" w:eastAsia="ＭＳ 明朝" w:hAnsi="ＭＳ 明朝" w:hint="eastAsia"/>
         </w:rPr>
-        <w:t>）に分類した。このモデルは、翻訳という行為を「芸術」や「直感」の領域から、「体系的な言語学的な分析」へと引き上げた先進的な研究であり、今日でも翻訳教育や理論の基礎として広く参照されている。</w:t>
-      </w:r>
-    </w:p>
-    <w:p>
-      <w:pPr>
-        <w:rPr>
-          <w:rFonts w:ascii="ＭＳ 明朝" w:eastAsia="ＭＳ 明朝" w:hAnsi="ＭＳ 明朝"/>
-        </w:rPr>
-      </w:pPr>
-      <w:r>
-        <w:rPr>
-          <w:rFonts w:ascii="ＭＳ 明朝" w:eastAsia="ＭＳ 明朝" w:hAnsi="ＭＳ 明朝" w:hint="eastAsia"/>
-        </w:rPr>
-        <w:t xml:space="preserve">　しかし、近年の研究においてはVinay＆</w:t>
-      </w:r>
-      <w:proofErr w:type="spellStart"/>
-      <w:r>
-        <w:rPr>
-          <w:rFonts w:ascii="ＭＳ 明朝" w:eastAsia="ＭＳ 明朝" w:hAnsi="ＭＳ 明朝" w:hint="eastAsia"/>
-        </w:rPr>
-        <w:t>Drabelnet</w:t>
-      </w:r>
-      <w:proofErr w:type="spellEnd"/>
-      <w:r>
-        <w:rPr>
-          <w:rFonts w:ascii="ＭＳ 明朝" w:eastAsia="ＭＳ 明朝" w:hAnsi="ＭＳ 明朝" w:hint="eastAsia"/>
-        </w:rPr>
-        <w:t>のモデルに対する限界も指摘されている。Fawcett(1997)はVinay＆</w:t>
-      </w:r>
-      <w:proofErr w:type="spellStart"/>
-      <w:r>
-        <w:rPr>
-          <w:rFonts w:ascii="ＭＳ 明朝" w:eastAsia="ＭＳ 明朝" w:hAnsi="ＭＳ 明朝" w:hint="eastAsia"/>
-        </w:rPr>
-        <w:t>Darbelnet</w:t>
-      </w:r>
-      <w:proofErr w:type="spellEnd"/>
-      <w:r>
-        <w:rPr>
-          <w:rFonts w:ascii="ＭＳ 明朝" w:eastAsia="ＭＳ 明朝" w:hAnsi="ＭＳ 明朝" w:hint="eastAsia"/>
-        </w:rPr>
-        <w:t>の分類は実務翻訳者が用いる「実践的な方法」を十分に描写できていないという点を批判し、彼らのモデルが</w:t>
+        <w:t>）に分類した。このモデルは、翻訳という行為を「芸術」や「直</w:t>
+      </w:r>
+      <w:r>
+        <w:rPr>
+          <w:rFonts w:ascii="ＭＳ 明朝" w:eastAsia="ＭＳ 明朝" w:hAnsi="ＭＳ 明朝" w:hint="eastAsia"/>
+        </w:rPr>
+        <w:lastRenderedPageBreak/>
+        <w:t>感」の領域から、「体系的な言語学的な分析」へと引き上げた先進的な研究であり、今日でも翻訳教育や理論の基礎として広く参照されている。</w:t>
+      </w:r>
+    </w:p>
+    <w:p>
+      <w:pPr>
+        <w:rPr>
+          <w:rFonts w:ascii="ＭＳ 明朝" w:eastAsia="ＭＳ 明朝" w:hAnsi="ＭＳ 明朝"/>
+        </w:rPr>
+      </w:pPr>
+      <w:r>
+        <w:rPr>
+          <w:rFonts w:ascii="ＭＳ 明朝" w:eastAsia="ＭＳ 明朝" w:hAnsi="ＭＳ 明朝" w:hint="eastAsia"/>
+        </w:rPr>
+        <w:t xml:space="preserve">　しかし、近年の研究においてはVinay＆Drabelnetのモデルに対する限界も指摘されている。Fawcett(1997)はVinay＆Darbelnetの分類は実務翻訳者が用いる「実践的な方法」を十分に描写できていないという点を批判し、彼らのモデルが</w:t>
       </w:r>
       <w:commentRangeStart w:id="24"/>
       <w:r>
@@ -1174,7 +1076,6 @@
         <w:t xml:space="preserve">　こうした課題対し、Molina＆Albir(2002)は、</w:t>
       </w:r>
       <w:commentRangeStart w:id="25"/>
-      <w:proofErr w:type="spellStart"/>
       <w:r>
         <w:rPr>
           <w:rFonts w:ascii="ＭＳ 明朝" w:eastAsia="ＭＳ 明朝" w:hAnsi="ＭＳ 明朝" w:hint="eastAsia"/>
@@ -1182,7 +1083,6 @@
         <w:t>Vinay&amp;Darbelnet</w:t>
       </w:r>
       <w:commentRangeEnd w:id="25"/>
-      <w:proofErr w:type="spellEnd"/>
       <w:r>
         <w:rPr>
           <w:rStyle w:val="ac"/>
@@ -1269,7 +1169,6 @@
         <w:t xml:space="preserve">　本研究は、「戦略（ＤＭＩＳ）×戦術（翻訳技法）」の実践的なフレームワークを作り出すことを目的としており、戦術が具体的であればあるほど、フレームワーク使用時の有用性が上がる。そのため、この戦術として</w:t>
       </w:r>
       <w:commentRangeStart w:id="29"/>
-      <w:proofErr w:type="spellStart"/>
       <w:r>
         <w:rPr>
           <w:rFonts w:ascii="ＭＳ 明朝" w:eastAsia="ＭＳ 明朝" w:hAnsi="ＭＳ 明朝" w:hint="eastAsia"/>
@@ -1277,7 +1176,6 @@
         <w:t>Molina&amp;Albir</w:t>
       </w:r>
       <w:commentRangeEnd w:id="29"/>
-      <w:proofErr w:type="spellEnd"/>
       <w:r>
         <w:rPr>
           <w:rStyle w:val="ac"/>
@@ -1298,7 +1196,6 @@
         <w:t>「Reduction」や「Amplification」といった、情報の増減に関する技法を含んでいたり、「</w:t>
       </w:r>
       <w:commentRangeStart w:id="31"/>
-      <w:proofErr w:type="spellStart"/>
       <w:r>
         <w:rPr>
           <w:rFonts w:ascii="ＭＳ 明朝" w:eastAsia="ＭＳ 明朝" w:hAnsi="ＭＳ 明朝" w:hint="eastAsia"/>
@@ -1306,7 +1203,6 @@
         <w:t>Generization</w:t>
       </w:r>
       <w:commentRangeEnd w:id="31"/>
-      <w:proofErr w:type="spellEnd"/>
       <w:r>
         <w:rPr>
           <w:rStyle w:val="ac"/>
@@ -1320,7 +1216,6 @@
         <w:t>」や「</w:t>
       </w:r>
       <w:commentRangeStart w:id="32"/>
-      <w:proofErr w:type="spellStart"/>
       <w:r>
         <w:rPr>
           <w:rFonts w:ascii="ＭＳ 明朝" w:eastAsia="ＭＳ 明朝" w:hAnsi="ＭＳ 明朝" w:hint="eastAsia"/>
@@ -1328,7 +1223,6 @@
         <w:t>Particurization</w:t>
       </w:r>
       <w:commentRangeEnd w:id="32"/>
-      <w:proofErr w:type="spellEnd"/>
       <w:r>
         <w:rPr>
           <w:rStyle w:val="ac"/>
@@ -1542,21 +1436,7 @@
         <w:rPr>
           <w:rFonts w:ascii="ＭＳ 明朝" w:eastAsia="ＭＳ 明朝" w:hAnsi="ＭＳ 明朝"/>
         </w:rPr>
-        <w:t>DMISは、人々が異文化に直面した際、その差異をどのように解釈し、対応していくかという心理的な発達段階を示したモデルである。Bennettは、異文化に対する認識を「自文化中心主義（Ethnocentrism）」から「文化相対主義（</w:t>
-      </w:r>
-      <w:proofErr w:type="spellStart"/>
-      <w:r>
-        <w:rPr>
-          <w:rFonts w:ascii="ＭＳ 明朝" w:eastAsia="ＭＳ 明朝" w:hAnsi="ＭＳ 明朝"/>
-        </w:rPr>
-        <w:t>Ethnorelativism</w:t>
-      </w:r>
-      <w:proofErr w:type="spellEnd"/>
-      <w:r>
-        <w:rPr>
-          <w:rFonts w:ascii="ＭＳ 明朝" w:eastAsia="ＭＳ 明朝" w:hAnsi="ＭＳ 明朝"/>
-        </w:rPr>
-        <w:t>）」へと至る6つの段階として定義した。</w:t>
+        <w:t>DMISは、人々が異文化に直面した際、その差異をどのように解釈し、対応していくかという心理的な発達段階を示したモデルである。Bennettは、異文化に対する認識を「自文化中心主義（Ethnocentrism）」から「文化相対主義（Ethnorelativism）」へと至る6つの段階として定義した。</w:t>
       </w:r>
     </w:p>
     <w:p>
@@ -1578,7 +1458,14 @@
         <w:rPr>
           <w:rFonts w:ascii="ＭＳ 明朝" w:eastAsia="ＭＳ 明朝" w:hAnsi="ＭＳ 明朝"/>
         </w:rPr>
-        <w:t>初期段階である「自文化中心主義」には、文化的差異を認識しない「否定（Denial）」、差異を脅威とみなす「防衛（Defense）」、差異を表層的なものとして矮小化する「最小化（Minimization）」が含まれる。一方、発達した段階である「文化相対主義」には、差異を尊重する「受容（Acceptance）」、異文化の視点を取り入れる「適応（Adaptation）」、そして複数の文化的視点を自己に統合する「統合（Integration）」が含まれる。</w:t>
+        <w:t>初期段階である「自文化中心主義」には、文化的差異を認識しない「否定（Denial）」、差異を脅威とみなす「防衛（Defense）」、差異を表層的なものとして矮小化する「最小化（Minimization）」が含まれる。一方、発達した段階である「文化相対主義」には、差異を尊重する「受容（Acceptance）」、異文化の視点を取り入れる「適応（Adaptation）」、そして</w:t>
+      </w:r>
+      <w:r>
+        <w:rPr>
+          <w:rFonts w:ascii="ＭＳ 明朝" w:eastAsia="ＭＳ 明朝" w:hAnsi="ＭＳ 明朝"/>
+        </w:rPr>
+        <w:lastRenderedPageBreak/>
+        <w:t>複数の文化的視点を自己に統合する「統合（Integration）」が含まれる。</w:t>
       </w:r>
     </w:p>
     <w:p>
@@ -1762,7 +1649,6 @@
         <w:t>前節までに述べた通り翻訳研究における</w:t>
       </w:r>
       <w:commentRangeStart w:id="38"/>
-      <w:proofErr w:type="spellStart"/>
       <w:r>
         <w:rPr>
           <w:rFonts w:ascii="ＭＳ 明朝" w:eastAsia="ＭＳ 明朝" w:hAnsi="ＭＳ 明朝" w:hint="eastAsia"/>
@@ -1770,7 +1656,6 @@
         <w:t>Molina&amp;Albir</w:t>
       </w:r>
       <w:commentRangeEnd w:id="38"/>
-      <w:proofErr w:type="spellEnd"/>
       <w:r>
         <w:rPr>
           <w:rStyle w:val="ac"/>
@@ -1975,16 +1860,8 @@
         <w:rPr>
           <w:rFonts w:ascii="ＭＳ 明朝" w:eastAsia="ＭＳ 明朝" w:hAnsi="ＭＳ 明朝" w:hint="eastAsia"/>
         </w:rPr>
-        <w:t>本研究は、心理学モデル(DMIS)と翻訳理論（</w:t>
-      </w:r>
-      <w:proofErr w:type="spellStart"/>
-      <w:r>
-        <w:rPr>
-          <w:rFonts w:ascii="ＭＳ 明朝" w:eastAsia="ＭＳ 明朝" w:hAnsi="ＭＳ 明朝" w:hint="eastAsia"/>
-        </w:rPr>
-        <w:t>Molina&amp;Albir</w:t>
-      </w:r>
-      <w:proofErr w:type="spellEnd"/>
+        <w:t>本研究は、心理学モデル(DMIS)と翻訳理論（Molina&amp;Albir</w:t>
+      </w:r>
       <w:r>
         <w:rPr>
           <w:rFonts w:ascii="ＭＳ 明朝" w:eastAsia="ＭＳ 明朝" w:hAnsi="ＭＳ 明朝"/>
@@ -2069,6 +1946,7 @@
         <w:rPr>
           <w:rFonts w:ascii="ＭＳ 明朝" w:eastAsia="ＭＳ 明朝" w:hAnsi="ＭＳ 明朝" w:hint="eastAsia"/>
         </w:rPr>
+        <w:lastRenderedPageBreak/>
         <w:t>分析方法</w:t>
       </w:r>
     </w:p>
@@ -2499,7 +2377,14 @@
         <w:rPr>
           <w:rFonts w:ascii="ＭＳ 明朝" w:eastAsia="ＭＳ 明朝" w:hAnsi="ＭＳ 明朝"/>
         </w:rPr>
-        <w:t xml:space="preserve"> 　『こころ』には、明治末期という過渡期の日本に特有の物質文化（浴衣、炬燵等）や精神文化（天罰、お気の毒等）が豊富に含まれている。これらの要素は、ターゲット文化（英語圏）との間に大きな文化差を有しており、翻訳者が「読者にどの程度の文化差を体験させるか」という戦略（DMIS段階）を決定する際、顕著な差異を生じさせる要因となる。また、第一部「先生と私」に限定しても約150件の文化的要素を抽出でき、2名の翻訳者を合わせることで300件の分析サンプルを確保できる点も、統計的</w:t>
+        <w:t xml:space="preserve"> 　『こころ』には、明治末期という過渡期の日本に特有の物質文化（浴衣、炬燵等）や精神文化（天罰、お気の毒等）が豊富に含まれてい</w:t>
+      </w:r>
+      <w:r>
+        <w:rPr>
+          <w:rFonts w:ascii="ＭＳ 明朝" w:eastAsia="ＭＳ 明朝" w:hAnsi="ＭＳ 明朝"/>
+        </w:rPr>
+        <w:lastRenderedPageBreak/>
+        <w:t>る。これらの要素は、ターゲット文化（英語圏）との間に大きな文化差を有しており、翻訳者が「読者にどの程度の文化差を体験させるか」という戦略（DMIS段階）を決定する際、顕著な差異を生じさせる要因となる。また、第一部「先生と私」に限定しても約150件の文化的要素を抽出でき、2名の翻訳者を合わせることで300件の分析サンプルを確保できる点も、統計的</w:t>
       </w:r>
       <w:r>
         <w:rPr>
@@ -2791,7 +2676,14 @@
         <w:rPr>
           <w:rFonts w:ascii="ＭＳ 明朝" w:eastAsia="ＭＳ 明朝" w:hAnsi="ＭＳ 明朝"/>
         </w:rPr>
-        <w:t>抽出され、二名の翻訳者による訳文を合わせた場合、総計300件の分析データが得られた。この母数は、翻訳者の個別的な傾向（翻訳技法とDMISの相関関係）を定量的に検証し、統計的有意性を判断するために十分な規模を持つものである。また、分析対象の限定により、詳細な質的分析と統計的処理の両立が可能となり、本研究における方法論的な厳密性を確保することができた。</w:t>
+        <w:t>抽出され、二名の翻訳者による訳文を合わせた場合、総計300件の分析データが得</w:t>
+      </w:r>
+      <w:r>
+        <w:rPr>
+          <w:rFonts w:ascii="ＭＳ 明朝" w:eastAsia="ＭＳ 明朝" w:hAnsi="ＭＳ 明朝"/>
+        </w:rPr>
+        <w:lastRenderedPageBreak/>
+        <w:t>られた。この母数は、翻訳者の個別的な傾向（翻訳技法とDMISの相関関係）を定量的に検証し、統計的有意性を判断するために十分な規模を持つものである。また、分析対象の限定により、詳細な質的分析と統計的処理の両立が可能となり、本研究における方法論的な厳密性を確保することができた。</w:t>
       </w:r>
     </w:p>
     <w:p>
@@ -3294,6 +3186,7 @@
         <w:rPr>
           <w:rFonts w:ascii="ＭＳ 明朝" w:eastAsia="ＭＳ 明朝" w:hAnsi="ＭＳ 明朝" w:hint="eastAsia"/>
         </w:rPr>
+        <w:lastRenderedPageBreak/>
         <w:t xml:space="preserve">　</w:t>
       </w:r>
       <w:r>
@@ -3865,7 +3758,14 @@
         <w:rPr>
           <w:rFonts w:ascii="ＭＳ 明朝" w:eastAsia="ＭＳ 明朝" w:hAnsi="ＭＳ 明朝"/>
         </w:rPr>
-        <w:t xml:space="preserve"> 原文の一般的な用語を、文脈に基づいてより具体的・精密な下位概念（ヒポニム）に置き換えて特定化する技法である。</w:t>
+        <w:t xml:space="preserve"> 原文の一般的な用語を、文脈に基づいてより具体的・</w:t>
+      </w:r>
+      <w:r>
+        <w:rPr>
+          <w:rFonts w:ascii="ＭＳ 明朝" w:eastAsia="ＭＳ 明朝" w:hAnsi="ＭＳ 明朝"/>
+        </w:rPr>
+        <w:lastRenderedPageBreak/>
+        <w:t>精密な下位概念（ヒポニム）に置き換えて特定化する技法である。</w:t>
       </w:r>
     </w:p>
     <w:p>
@@ -4226,7 +4126,14 @@
         <w:rPr>
           <w:rFonts w:ascii="ＭＳ 明朝" w:eastAsia="ＭＳ 明朝" w:hAnsi="ＭＳ 明朝"/>
         </w:rPr>
-        <w:t>Transposition（品詞転換）: 意味を変えずに品詞等の文法カテゴリを変更する技法である。英語翻訳において品詞の変更は頻繁に起こるが、それが言語構造上の要請による自然な変更であれば「Established equivalent（定着した等価）」や「Literal translation（直訳）」に含まれると解釈できる。また、品詞変更によって説明が加わる場合は「Amplification（増幅）」として扱うため、独立した技法としては採用しない。</w:t>
+        <w:t>Transposition（品詞転換）: 意味を変えずに品詞等の文法カテゴリを変更する技法である。英語翻訳において品詞の変更は頻繁に起こるが、それが言語構造上の要請</w:t>
+      </w:r>
+      <w:r>
+        <w:rPr>
+          <w:rFonts w:ascii="ＭＳ 明朝" w:eastAsia="ＭＳ 明朝" w:hAnsi="ＭＳ 明朝"/>
+        </w:rPr>
+        <w:lastRenderedPageBreak/>
+        <w:t>による自然な変更であれば「Established equivalent（定着した等価）」や「Literal translation（直訳）」に含まれると解釈できる。また、品詞変更によって説明が加わる場合は「Amplification（増幅）」として扱うため、独立した技法としては採用しない。</w:t>
       </w:r>
     </w:p>
     <w:p>
@@ -4497,6 +4404,7 @@
         <w:rPr>
           <w:rFonts w:ascii="ＭＳ 明朝" w:eastAsia="ＭＳ 明朝" w:hAnsi="ＭＳ 明朝" w:hint="eastAsia"/>
         </w:rPr>
+        <w:lastRenderedPageBreak/>
         <w:t>（２）除外した段階とその理由</w:t>
       </w:r>
     </w:p>
@@ -4832,7 +4740,14 @@
         <w:rPr>
           <w:rFonts w:ascii="ＭＳ 明朝" w:eastAsia="ＭＳ 明朝" w:hAnsi="ＭＳ 明朝"/>
         </w:rPr>
-        <w:t>(3) DMIS段階（読者への掲示戦略）の判定 　各訳語がターゲット読者に対して「どの程度の文化差を認知させるよう設計されているか」を、3.4項で定義した4つのDMIS段階（Denial, Minimization, Acceptance, Adaptation）に分類した。 　特に「Minimization（最小化）」と「Acceptance（受容）」の境界については、英英辞典における外来語（Loanword）としての扱いや、訳文内での説明的情報の有無を客観的な指標として判定した。これにより、</w:t>
+        <w:t>(3) DMIS段階（読者への掲示戦略）の判定 　各訳語がターゲット読者に対して「どの程度</w:t>
+      </w:r>
+      <w:r>
+        <w:rPr>
+          <w:rFonts w:ascii="ＭＳ 明朝" w:eastAsia="ＭＳ 明朝" w:hAnsi="ＭＳ 明朝"/>
+        </w:rPr>
+        <w:lastRenderedPageBreak/>
+        <w:t>の文化差を認知させるよう設計されているか」を、3.4項で定義した4つのDMIS段階（Denial, Minimization, Acceptance, Adaptation）に分類した。 　特に「Minimization（最小化）」と「Acceptance（受容）」の境界については、英英辞典における外来語（Loanword）としての扱いや、訳文内での説明的情報の有無を客観的な指標として判定した。これにより、</w:t>
       </w:r>
       <w:r>
         <w:rPr>
@@ -5097,6 +5012,7 @@
         <w:rPr>
           <w:rFonts w:ascii="ＭＳ 明朝" w:eastAsia="ＭＳ 明朝" w:hAnsi="ＭＳ 明朝" w:hint="eastAsia"/>
         </w:rPr>
+        <w:lastRenderedPageBreak/>
         <w:t xml:space="preserve">4.1.1 </w:t>
       </w:r>
       <w:r>
@@ -6325,7 +6241,14 @@
         <w:rPr>
           <w:rFonts w:ascii="ＭＳ 明朝" w:eastAsia="ＭＳ 明朝" w:hAnsi="ＭＳ 明朝" w:hint="eastAsia"/>
         </w:rPr>
-        <w:t>ことが共通して読み取れる。また、ParticularizationとCalqueの使用が両者共に見られなかったことも</w:t>
+        <w:t>ことが共通して読み取れる。また、ParticularizationとCalqueの使用が両者共に見られなかったこ</w:t>
+      </w:r>
+      <w:r>
+        <w:rPr>
+          <w:rFonts w:ascii="ＭＳ 明朝" w:eastAsia="ＭＳ 明朝" w:hAnsi="ＭＳ 明朝" w:hint="eastAsia"/>
+        </w:rPr>
+        <w:lastRenderedPageBreak/>
+        <w:t>とも</w:t>
       </w:r>
       <w:r>
         <w:rPr>
@@ -6673,7 +6596,7 @@
         <w:rPr>
           <w:rFonts w:ascii="ＭＳ 明朝" w:eastAsia="ＭＳ 明朝" w:hAnsi="ＭＳ 明朝" w:hint="eastAsia"/>
         </w:rPr>
-        <w:t>1</w:t>
+        <w:t>２</w:t>
       </w:r>
       <w:r>
         <w:rPr>
@@ -7330,7 +7253,14 @@
         <w:rPr>
           <w:rFonts w:ascii="ＭＳ 明朝" w:eastAsia="ＭＳ 明朝" w:hAnsi="ＭＳ 明朝" w:hint="eastAsia"/>
         </w:rPr>
-        <w:t>これは、原文に含まれる日本固有の文化的要素が、英語圏の読者</w:t>
+        <w:t>これは、原文に含まれる日本固有の文化的要</w:t>
+      </w:r>
+      <w:r>
+        <w:rPr>
+          <w:rFonts w:ascii="ＭＳ 明朝" w:eastAsia="ＭＳ 明朝" w:hAnsi="ＭＳ 明朝" w:hint="eastAsia"/>
+        </w:rPr>
+        <w:lastRenderedPageBreak/>
+        <w:t>素が、英語圏の読者</w:t>
       </w:r>
       <w:r>
         <w:rPr>
@@ -7889,13 +7819,26 @@
         <w:rPr>
           <w:rFonts w:ascii="ＭＳ 明朝" w:eastAsia="ＭＳ 明朝" w:hAnsi="ＭＳ 明朝" w:hint="eastAsia"/>
         </w:rPr>
-        <w:t>.1</w:t>
-      </w:r>
-      <w:r>
-        <w:rPr>
-          <w:rFonts w:ascii="ＭＳ 明朝" w:eastAsia="ＭＳ 明朝" w:hAnsi="ＭＳ 明朝" w:hint="eastAsia"/>
-        </w:rPr>
-        <w:t>翻訳技法とDMIS段階の相関（クロス集計）</w:t>
+        <w:t xml:space="preserve"> </w:t>
+      </w:r>
+      <w:r>
+        <w:rPr>
+          <w:rFonts w:ascii="ＭＳ 明朝" w:eastAsia="ＭＳ 明朝" w:hAnsi="ＭＳ 明朝" w:hint="eastAsia"/>
+        </w:rPr>
+        <w:t>クロス集計分析と統計的傾向</w:t>
+      </w:r>
+    </w:p>
+    <w:p>
+      <w:pPr>
+        <w:rPr>
+          <w:rFonts w:ascii="ＭＳ 明朝" w:eastAsia="ＭＳ 明朝" w:hAnsi="ＭＳ 明朝" w:hint="eastAsia"/>
+        </w:rPr>
+      </w:pPr>
+      <w:r>
+        <w:rPr>
+          <w:rFonts w:ascii="ＭＳ 明朝" w:eastAsia="ＭＳ 明朝" w:hAnsi="ＭＳ 明朝" w:hint="eastAsia"/>
+        </w:rPr>
+        <w:t>4.2.1 翻訳技法とDMISの分布傾向（クロス集計結果）</w:t>
       </w:r>
     </w:p>
     <w:p>
@@ -14043,7 +13986,14 @@
         <w:rPr>
           <w:rFonts w:ascii="ＭＳ 明朝" w:eastAsia="ＭＳ 明朝" w:hAnsi="ＭＳ 明朝"/>
         </w:rPr>
-        <w:t>次に、Minimizationへの集中が挙げられる。Established Equivalent、Generalization、Description、Literal translationといった技法の多くは、Minimizationに分類された。これらの技法は、異文化要素を自文化の枠組みや既知の概念へと置き換える働きをしており、読者の認知的負荷を低減させる効果を持つと考えられる。ただし、Literal translationの約17%やDescriptionの一部などは、MinimizationではなくAcceptance等に分類されるケースも見られた。このことは、これらの技法を用いたからといって必ずしも同化に至るわけではなく、文脈によっては異質感が残り続ける「揺らぎ」が存在することを示唆している。</w:t>
+        <w:t>次に、Minimizationへの集中が挙げられる。Established Equivalent、Generalization、Description、Literal translationといった技法の多くは、Minimizationに分類された。</w:t>
+      </w:r>
+      <w:r>
+        <w:rPr>
+          <w:rFonts w:ascii="ＭＳ 明朝" w:eastAsia="ＭＳ 明朝" w:hAnsi="ＭＳ 明朝"/>
+        </w:rPr>
+        <w:lastRenderedPageBreak/>
+        <w:t>これらの技法は、異文化要素を自文化の枠組みや既知の概念へと置き換える働きをしており、読者の認知的負荷を低減させる効果を持つと考えられる。ただし、Literal translationの約17%やDescriptionの一部などは、MinimizationではなくAcceptance等に分類されるケースも見られた。このことは、これらの技法を用いたからといって必ずしも同化に至るわけではなく、文脈によっては異質感が残り続ける「揺らぎ」が存在することを示唆している。</w:t>
       </w:r>
     </w:p>
     <w:p>
@@ -14088,7 +14038,7 @@
     <w:p>
       <w:pPr>
         <w:rPr>
-          <w:rFonts w:ascii="ＭＳ 明朝" w:eastAsia="ＭＳ 明朝" w:hAnsi="ＭＳ 明朝" w:hint="eastAsia"/>
+          <w:rFonts w:ascii="ＭＳ 明朝" w:eastAsia="ＭＳ 明朝" w:hAnsi="ＭＳ 明朝"/>
         </w:rPr>
       </w:pPr>
       <w:r>
@@ -14130,7 +14080,7 @@
     </w:p>
     <w:tbl>
       <w:tblPr>
-        <w:tblW w:w="0" w:type="dxa"/>
+        <w:tblW w:w="8681" w:type="dxa"/>
         <w:tblCellMar>
           <w:left w:w="0" w:type="dxa"/>
           <w:right w:w="0" w:type="dxa"/>
@@ -14138,20 +14088,20 @@
         <w:tblLook w:val="04A0" w:firstRow="1" w:lastRow="0" w:firstColumn="1" w:lastColumn="0" w:noHBand="0" w:noVBand="1"/>
       </w:tblPr>
       <w:tblGrid>
-        <w:gridCol w:w="930"/>
-        <w:gridCol w:w="2400"/>
-        <w:gridCol w:w="1350"/>
-        <w:gridCol w:w="720"/>
-        <w:gridCol w:w="1140"/>
-        <w:gridCol w:w="1140"/>
+        <w:gridCol w:w="932"/>
+        <w:gridCol w:w="2462"/>
+        <w:gridCol w:w="1381"/>
+        <w:gridCol w:w="1313"/>
+        <w:gridCol w:w="1428"/>
+        <w:gridCol w:w="1165"/>
       </w:tblGrid>
       <w:tr>
         <w:trPr>
-          <w:trHeight w:val="315"/>
+          <w:trHeight w:val="390"/>
         </w:trPr>
         <w:tc>
           <w:tcPr>
-            <w:tcW w:w="0" w:type="auto"/>
+            <w:tcW w:w="3394" w:type="dxa"/>
             <w:gridSpan w:val="2"/>
             <w:vMerge w:val="restart"/>
             <w:tcBorders>
@@ -14185,7 +14135,7 @@
         </w:tc>
         <w:tc>
           <w:tcPr>
-            <w:tcW w:w="0" w:type="auto"/>
+            <w:tcW w:w="5287" w:type="dxa"/>
             <w:gridSpan w:val="4"/>
             <w:tcBorders>
               <w:top w:val="single" w:sz="6" w:space="0" w:color="CCCCCC"/>
@@ -14219,11 +14169,11 @@
       </w:tr>
       <w:tr>
         <w:trPr>
-          <w:trHeight w:val="315"/>
+          <w:trHeight w:val="390"/>
         </w:trPr>
         <w:tc>
           <w:tcPr>
-            <w:tcW w:w="0" w:type="auto"/>
+            <w:tcW w:w="3394" w:type="dxa"/>
             <w:gridSpan w:val="2"/>
             <w:vMerge/>
             <w:tcBorders>
@@ -14241,6 +14191,102 @@
                 <w:rFonts w:ascii="ＭＳ 明朝" w:eastAsia="ＭＳ 明朝" w:hAnsi="ＭＳ 明朝"/>
               </w:rPr>
             </w:pPr>
+          </w:p>
+        </w:tc>
+        <w:tc>
+          <w:tcPr>
+            <w:tcW w:w="1381" w:type="dxa"/>
+            <w:tcBorders>
+              <w:top w:val="single" w:sz="6" w:space="0" w:color="CCCCCC"/>
+              <w:left w:val="single" w:sz="6" w:space="0" w:color="CCCCCC"/>
+              <w:bottom w:val="single" w:sz="6" w:space="0" w:color="CCCCCC"/>
+              <w:right w:val="single" w:sz="6" w:space="0" w:color="CCCCCC"/>
+            </w:tcBorders>
+            <w:tcMar>
+              <w:top w:w="30" w:type="dxa"/>
+              <w:left w:w="45" w:type="dxa"/>
+              <w:bottom w:w="30" w:type="dxa"/>
+              <w:right w:w="45" w:type="dxa"/>
+            </w:tcMar>
+            <w:vAlign w:val="bottom"/>
+            <w:hideMark/>
+          </w:tcPr>
+          <w:p>
+            <w:pPr>
+              <w:rPr>
+                <w:rFonts w:ascii="ＭＳ 明朝" w:eastAsia="ＭＳ 明朝" w:hAnsi="ＭＳ 明朝"/>
+              </w:rPr>
+            </w:pPr>
+            <w:r>
+              <w:rPr>
+                <w:rFonts w:ascii="ＭＳ 明朝" w:eastAsia="ＭＳ 明朝" w:hAnsi="ＭＳ 明朝"/>
+              </w:rPr>
+              <w:t>Minimization</w:t>
+            </w:r>
+          </w:p>
+        </w:tc>
+        <w:tc>
+          <w:tcPr>
+            <w:tcW w:w="1313" w:type="dxa"/>
+            <w:tcBorders>
+              <w:top w:val="single" w:sz="6" w:space="0" w:color="CCCCCC"/>
+              <w:left w:val="single" w:sz="6" w:space="0" w:color="CCCCCC"/>
+              <w:bottom w:val="single" w:sz="6" w:space="0" w:color="CCCCCC"/>
+              <w:right w:val="single" w:sz="6" w:space="0" w:color="CCCCCC"/>
+            </w:tcBorders>
+            <w:tcMar>
+              <w:top w:w="30" w:type="dxa"/>
+              <w:left w:w="45" w:type="dxa"/>
+              <w:bottom w:w="30" w:type="dxa"/>
+              <w:right w:w="45" w:type="dxa"/>
+            </w:tcMar>
+            <w:vAlign w:val="bottom"/>
+            <w:hideMark/>
+          </w:tcPr>
+          <w:p>
+            <w:pPr>
+              <w:rPr>
+                <w:rFonts w:ascii="ＭＳ 明朝" w:eastAsia="ＭＳ 明朝" w:hAnsi="ＭＳ 明朝"/>
+              </w:rPr>
+            </w:pPr>
+            <w:r>
+              <w:rPr>
+                <w:rFonts w:ascii="ＭＳ 明朝" w:eastAsia="ＭＳ 明朝" w:hAnsi="ＭＳ 明朝"/>
+              </w:rPr>
+              <w:t>Denial</w:t>
+            </w:r>
+          </w:p>
+        </w:tc>
+        <w:tc>
+          <w:tcPr>
+            <w:tcW w:w="1428" w:type="dxa"/>
+            <w:tcBorders>
+              <w:top w:val="single" w:sz="6" w:space="0" w:color="CCCCCC"/>
+              <w:left w:val="single" w:sz="6" w:space="0" w:color="CCCCCC"/>
+              <w:bottom w:val="single" w:sz="6" w:space="0" w:color="CCCCCC"/>
+              <w:right w:val="single" w:sz="6" w:space="0" w:color="CCCCCC"/>
+            </w:tcBorders>
+            <w:tcMar>
+              <w:top w:w="30" w:type="dxa"/>
+              <w:left w:w="45" w:type="dxa"/>
+              <w:bottom w:w="30" w:type="dxa"/>
+              <w:right w:w="45" w:type="dxa"/>
+            </w:tcMar>
+            <w:vAlign w:val="bottom"/>
+            <w:hideMark/>
+          </w:tcPr>
+          <w:p>
+            <w:pPr>
+              <w:rPr>
+                <w:rFonts w:ascii="ＭＳ 明朝" w:eastAsia="ＭＳ 明朝" w:hAnsi="ＭＳ 明朝"/>
+              </w:rPr>
+            </w:pPr>
+            <w:r>
+              <w:rPr>
+                <w:rFonts w:ascii="ＭＳ 明朝" w:eastAsia="ＭＳ 明朝" w:hAnsi="ＭＳ 明朝"/>
+              </w:rPr>
+              <w:t>Adaptation</w:t>
+            </w:r>
           </w:p>
         </w:tc>
         <w:tc>
@@ -14271,102 +14317,6 @@
               <w:rPr>
                 <w:rFonts w:ascii="ＭＳ 明朝" w:eastAsia="ＭＳ 明朝" w:hAnsi="ＭＳ 明朝"/>
               </w:rPr>
-              <w:t>Minimization</w:t>
-            </w:r>
-          </w:p>
-        </w:tc>
-        <w:tc>
-          <w:tcPr>
-            <w:tcW w:w="0" w:type="auto"/>
-            <w:tcBorders>
-              <w:top w:val="single" w:sz="6" w:space="0" w:color="CCCCCC"/>
-              <w:left w:val="single" w:sz="6" w:space="0" w:color="CCCCCC"/>
-              <w:bottom w:val="single" w:sz="6" w:space="0" w:color="CCCCCC"/>
-              <w:right w:val="single" w:sz="6" w:space="0" w:color="CCCCCC"/>
-            </w:tcBorders>
-            <w:tcMar>
-              <w:top w:w="30" w:type="dxa"/>
-              <w:left w:w="45" w:type="dxa"/>
-              <w:bottom w:w="30" w:type="dxa"/>
-              <w:right w:w="45" w:type="dxa"/>
-            </w:tcMar>
-            <w:vAlign w:val="bottom"/>
-            <w:hideMark/>
-          </w:tcPr>
-          <w:p>
-            <w:pPr>
-              <w:rPr>
-                <w:rFonts w:ascii="ＭＳ 明朝" w:eastAsia="ＭＳ 明朝" w:hAnsi="ＭＳ 明朝"/>
-              </w:rPr>
-            </w:pPr>
-            <w:r>
-              <w:rPr>
-                <w:rFonts w:ascii="ＭＳ 明朝" w:eastAsia="ＭＳ 明朝" w:hAnsi="ＭＳ 明朝"/>
-              </w:rPr>
-              <w:t>Denial</w:t>
-            </w:r>
-          </w:p>
-        </w:tc>
-        <w:tc>
-          <w:tcPr>
-            <w:tcW w:w="0" w:type="auto"/>
-            <w:tcBorders>
-              <w:top w:val="single" w:sz="6" w:space="0" w:color="CCCCCC"/>
-              <w:left w:val="single" w:sz="6" w:space="0" w:color="CCCCCC"/>
-              <w:bottom w:val="single" w:sz="6" w:space="0" w:color="CCCCCC"/>
-              <w:right w:val="single" w:sz="6" w:space="0" w:color="CCCCCC"/>
-            </w:tcBorders>
-            <w:tcMar>
-              <w:top w:w="30" w:type="dxa"/>
-              <w:left w:w="45" w:type="dxa"/>
-              <w:bottom w:w="30" w:type="dxa"/>
-              <w:right w:w="45" w:type="dxa"/>
-            </w:tcMar>
-            <w:vAlign w:val="bottom"/>
-            <w:hideMark/>
-          </w:tcPr>
-          <w:p>
-            <w:pPr>
-              <w:rPr>
-                <w:rFonts w:ascii="ＭＳ 明朝" w:eastAsia="ＭＳ 明朝" w:hAnsi="ＭＳ 明朝"/>
-              </w:rPr>
-            </w:pPr>
-            <w:r>
-              <w:rPr>
-                <w:rFonts w:ascii="ＭＳ 明朝" w:eastAsia="ＭＳ 明朝" w:hAnsi="ＭＳ 明朝"/>
-              </w:rPr>
-              <w:t>Adaptation</w:t>
-            </w:r>
-          </w:p>
-        </w:tc>
-        <w:tc>
-          <w:tcPr>
-            <w:tcW w:w="0" w:type="auto"/>
-            <w:tcBorders>
-              <w:top w:val="single" w:sz="6" w:space="0" w:color="CCCCCC"/>
-              <w:left w:val="single" w:sz="6" w:space="0" w:color="CCCCCC"/>
-              <w:bottom w:val="single" w:sz="6" w:space="0" w:color="CCCCCC"/>
-              <w:right w:val="single" w:sz="6" w:space="0" w:color="CCCCCC"/>
-            </w:tcBorders>
-            <w:tcMar>
-              <w:top w:w="30" w:type="dxa"/>
-              <w:left w:w="45" w:type="dxa"/>
-              <w:bottom w:w="30" w:type="dxa"/>
-              <w:right w:w="45" w:type="dxa"/>
-            </w:tcMar>
-            <w:vAlign w:val="bottom"/>
-            <w:hideMark/>
-          </w:tcPr>
-          <w:p>
-            <w:pPr>
-              <w:rPr>
-                <w:rFonts w:ascii="ＭＳ 明朝" w:eastAsia="ＭＳ 明朝" w:hAnsi="ＭＳ 明朝"/>
-              </w:rPr>
-            </w:pPr>
-            <w:r>
-              <w:rPr>
-                <w:rFonts w:ascii="ＭＳ 明朝" w:eastAsia="ＭＳ 明朝" w:hAnsi="ＭＳ 明朝"/>
-              </w:rPr>
               <w:t>Acceptance</w:t>
             </w:r>
           </w:p>
@@ -14374,7 +14324,7 @@
       </w:tr>
       <w:tr>
         <w:trPr>
-          <w:trHeight w:val="315"/>
+          <w:trHeight w:val="390"/>
         </w:trPr>
         <w:tc>
           <w:tcPr>
@@ -14411,7 +14361,7 @@
         </w:tc>
         <w:tc>
           <w:tcPr>
-            <w:tcW w:w="0" w:type="auto"/>
+            <w:tcW w:w="2462" w:type="dxa"/>
             <w:tcBorders>
               <w:top w:val="single" w:sz="6" w:space="0" w:color="CCCCCC"/>
               <w:left w:val="single" w:sz="6" w:space="0" w:color="CCCCCC"/>
@@ -14443,14 +14393,14 @@
         </w:tc>
         <w:tc>
           <w:tcPr>
-            <w:tcW w:w="0" w:type="auto"/>
+            <w:tcW w:w="1381" w:type="dxa"/>
             <w:tcBorders>
               <w:top w:val="single" w:sz="6" w:space="0" w:color="CCCCCC"/>
               <w:left w:val="single" w:sz="6" w:space="0" w:color="CCCCCC"/>
               <w:bottom w:val="single" w:sz="6" w:space="0" w:color="CCCCCC"/>
               <w:right w:val="single" w:sz="6" w:space="0" w:color="CCCCCC"/>
             </w:tcBorders>
-            <w:shd w:val="clear" w:color="auto" w:fill="4389C7"/>
+            <w:shd w:val="clear" w:color="auto" w:fill="ABC7F4"/>
             <w:tcMar>
               <w:top w:w="30" w:type="dxa"/>
               <w:left w:w="45" w:type="dxa"/>
@@ -14476,14 +14426,14 @@
         </w:tc>
         <w:tc>
           <w:tcPr>
-            <w:tcW w:w="0" w:type="auto"/>
+            <w:tcW w:w="1313" w:type="dxa"/>
             <w:tcBorders>
               <w:top w:val="single" w:sz="6" w:space="0" w:color="CCCCCC"/>
               <w:left w:val="single" w:sz="6" w:space="0" w:color="CCCCCC"/>
               <w:bottom w:val="single" w:sz="6" w:space="0" w:color="CCCCCC"/>
               <w:right w:val="single" w:sz="6" w:space="0" w:color="CCCCCC"/>
             </w:tcBorders>
-            <w:shd w:val="clear" w:color="auto" w:fill="CC0000"/>
+            <w:shd w:val="clear" w:color="auto" w:fill="EE0000"/>
             <w:tcMar>
               <w:top w:w="30" w:type="dxa"/>
               <w:left w:w="45" w:type="dxa"/>
@@ -14509,14 +14459,14 @@
         </w:tc>
         <w:tc>
           <w:tcPr>
-            <w:tcW w:w="0" w:type="auto"/>
+            <w:tcW w:w="1428" w:type="dxa"/>
             <w:tcBorders>
               <w:top w:val="single" w:sz="6" w:space="0" w:color="CCCCCC"/>
               <w:left w:val="single" w:sz="6" w:space="0" w:color="CCCCCC"/>
               <w:bottom w:val="single" w:sz="6" w:space="0" w:color="CCCCCC"/>
               <w:right w:val="single" w:sz="6" w:space="0" w:color="CCCCCC"/>
             </w:tcBorders>
-            <w:shd w:val="clear" w:color="auto" w:fill="E0EBF6"/>
+            <w:shd w:val="clear" w:color="auto" w:fill="E5EDFB"/>
             <w:tcMar>
               <w:top w:w="30" w:type="dxa"/>
               <w:left w:w="45" w:type="dxa"/>
@@ -14549,7 +14499,7 @@
               <w:bottom w:val="single" w:sz="6" w:space="0" w:color="CCCCCC"/>
               <w:right w:val="single" w:sz="6" w:space="0" w:color="CCCCCC"/>
             </w:tcBorders>
-            <w:shd w:val="clear" w:color="auto" w:fill="CDDFF0"/>
+            <w:shd w:val="clear" w:color="auto" w:fill="DDE8FA"/>
             <w:tcMar>
               <w:top w:w="30" w:type="dxa"/>
               <w:left w:w="45" w:type="dxa"/>
@@ -14576,7 +14526,7 @@
       </w:tr>
       <w:tr>
         <w:trPr>
-          <w:trHeight w:val="315"/>
+          <w:trHeight w:val="390"/>
         </w:trPr>
         <w:tc>
           <w:tcPr>
@@ -14601,7 +14551,7 @@
         </w:tc>
         <w:tc>
           <w:tcPr>
-            <w:tcW w:w="0" w:type="auto"/>
+            <w:tcW w:w="2462" w:type="dxa"/>
             <w:tcBorders>
               <w:top w:val="single" w:sz="6" w:space="0" w:color="CCCCCC"/>
               <w:left w:val="single" w:sz="6" w:space="0" w:color="CCCCCC"/>
@@ -14633,14 +14583,14 @@
         </w:tc>
         <w:tc>
           <w:tcPr>
-            <w:tcW w:w="0" w:type="auto"/>
+            <w:tcW w:w="1381" w:type="dxa"/>
             <w:tcBorders>
               <w:top w:val="single" w:sz="6" w:space="0" w:color="CCCCCC"/>
               <w:left w:val="single" w:sz="6" w:space="0" w:color="CCCCCC"/>
               <w:bottom w:val="single" w:sz="6" w:space="0" w:color="CCCCCC"/>
               <w:right w:val="single" w:sz="6" w:space="0" w:color="CCCCCC"/>
             </w:tcBorders>
-            <w:shd w:val="clear" w:color="auto" w:fill="FBEBEB"/>
+            <w:shd w:val="clear" w:color="auto" w:fill="FAFBFE"/>
             <w:tcMar>
               <w:top w:w="30" w:type="dxa"/>
               <w:left w:w="45" w:type="dxa"/>
@@ -14666,14 +14616,14 @@
         </w:tc>
         <w:tc>
           <w:tcPr>
-            <w:tcW w:w="0" w:type="auto"/>
+            <w:tcW w:w="1313" w:type="dxa"/>
             <w:tcBorders>
               <w:top w:val="single" w:sz="6" w:space="0" w:color="CCCCCC"/>
               <w:left w:val="single" w:sz="6" w:space="0" w:color="CCCCCC"/>
               <w:bottom w:val="single" w:sz="6" w:space="0" w:color="CCCCCC"/>
               <w:right w:val="single" w:sz="6" w:space="0" w:color="CCCCCC"/>
             </w:tcBorders>
-            <w:shd w:val="clear" w:color="auto" w:fill="DEEAF5"/>
+            <w:shd w:val="clear" w:color="auto" w:fill="E4EDFB"/>
             <w:tcMar>
               <w:top w:w="30" w:type="dxa"/>
               <w:left w:w="45" w:type="dxa"/>
@@ -14699,14 +14649,14 @@
         </w:tc>
         <w:tc>
           <w:tcPr>
-            <w:tcW w:w="0" w:type="auto"/>
+            <w:tcW w:w="1428" w:type="dxa"/>
             <w:tcBorders>
               <w:top w:val="single" w:sz="6" w:space="0" w:color="CCCCCC"/>
               <w:left w:val="single" w:sz="6" w:space="0" w:color="CCCCCC"/>
               <w:bottom w:val="single" w:sz="6" w:space="0" w:color="CCCCCC"/>
               <w:right w:val="single" w:sz="6" w:space="0" w:color="CCCCCC"/>
             </w:tcBorders>
-            <w:shd w:val="clear" w:color="auto" w:fill="E8F1F8"/>
+            <w:shd w:val="clear" w:color="auto" w:fill="E7EFFC"/>
             <w:tcMar>
               <w:top w:w="30" w:type="dxa"/>
               <w:left w:w="45" w:type="dxa"/>
@@ -14739,7 +14689,7 @@
               <w:bottom w:val="single" w:sz="6" w:space="0" w:color="CCCCCC"/>
               <w:right w:val="single" w:sz="6" w:space="0" w:color="CCCCCC"/>
             </w:tcBorders>
-            <w:shd w:val="clear" w:color="auto" w:fill="FEFAFA"/>
+            <w:shd w:val="clear" w:color="auto" w:fill="FFFFFF" w:themeFill="background1"/>
             <w:tcMar>
               <w:top w:w="30" w:type="dxa"/>
               <w:left w:w="45" w:type="dxa"/>
@@ -14766,7 +14716,7 @@
       </w:tr>
       <w:tr>
         <w:trPr>
-          <w:trHeight w:val="315"/>
+          <w:trHeight w:val="390"/>
         </w:trPr>
         <w:tc>
           <w:tcPr>
@@ -14791,7 +14741,7 @@
         </w:tc>
         <w:tc>
           <w:tcPr>
-            <w:tcW w:w="0" w:type="auto"/>
+            <w:tcW w:w="2462" w:type="dxa"/>
             <w:tcBorders>
               <w:top w:val="single" w:sz="6" w:space="0" w:color="CCCCCC"/>
               <w:left w:val="single" w:sz="6" w:space="0" w:color="CCCCCC"/>
@@ -14823,14 +14773,14 @@
         </w:tc>
         <w:tc>
           <w:tcPr>
-            <w:tcW w:w="0" w:type="auto"/>
+            <w:tcW w:w="1381" w:type="dxa"/>
             <w:tcBorders>
               <w:top w:val="single" w:sz="6" w:space="0" w:color="CCCCCC"/>
               <w:left w:val="single" w:sz="6" w:space="0" w:color="CCCCCC"/>
               <w:bottom w:val="single" w:sz="6" w:space="0" w:color="CCCCCC"/>
               <w:right w:val="single" w:sz="6" w:space="0" w:color="CCCCCC"/>
             </w:tcBorders>
-            <w:shd w:val="clear" w:color="auto" w:fill="F3C2C2"/>
+            <w:shd w:val="clear" w:color="auto" w:fill="E06666"/>
             <w:tcMar>
               <w:top w:w="30" w:type="dxa"/>
               <w:left w:w="45" w:type="dxa"/>
@@ -14856,14 +14806,14 @@
         </w:tc>
         <w:tc>
           <w:tcPr>
-            <w:tcW w:w="0" w:type="auto"/>
+            <w:tcW w:w="1313" w:type="dxa"/>
             <w:tcBorders>
               <w:top w:val="single" w:sz="6" w:space="0" w:color="CCCCCC"/>
               <w:left w:val="single" w:sz="6" w:space="0" w:color="CCCCCC"/>
               <w:bottom w:val="single" w:sz="6" w:space="0" w:color="CCCCCC"/>
               <w:right w:val="single" w:sz="6" w:space="0" w:color="CCCCCC"/>
             </w:tcBorders>
-            <w:shd w:val="clear" w:color="auto" w:fill="D8E7F3"/>
+            <w:shd w:val="clear" w:color="auto" w:fill="E2EBFB"/>
             <w:tcMar>
               <w:top w:w="30" w:type="dxa"/>
               <w:left w:w="45" w:type="dxa"/>
@@ -14889,14 +14839,14 @@
         </w:tc>
         <w:tc>
           <w:tcPr>
-            <w:tcW w:w="0" w:type="auto"/>
+            <w:tcW w:w="1428" w:type="dxa"/>
             <w:tcBorders>
               <w:top w:val="single" w:sz="6" w:space="0" w:color="CCCCCC"/>
               <w:left w:val="single" w:sz="6" w:space="0" w:color="CCCCCC"/>
               <w:bottom w:val="single" w:sz="6" w:space="0" w:color="CCCCCC"/>
               <w:right w:val="single" w:sz="6" w:space="0" w:color="CCCCCC"/>
             </w:tcBorders>
-            <w:shd w:val="clear" w:color="auto" w:fill="DDE9F5"/>
+            <w:shd w:val="clear" w:color="auto" w:fill="E3ECFB"/>
             <w:tcMar>
               <w:top w:w="30" w:type="dxa"/>
               <w:left w:w="45" w:type="dxa"/>
@@ -14929,7 +14879,7 @@
               <w:bottom w:val="single" w:sz="6" w:space="0" w:color="CCCCCC"/>
               <w:right w:val="single" w:sz="6" w:space="0" w:color="CCCCCC"/>
             </w:tcBorders>
-            <w:shd w:val="clear" w:color="auto" w:fill="C7DBEE"/>
+            <w:shd w:val="clear" w:color="auto" w:fill="DBE7FA"/>
             <w:tcMar>
               <w:top w:w="30" w:type="dxa"/>
               <w:left w:w="45" w:type="dxa"/>
@@ -14956,7 +14906,7 @@
       </w:tr>
       <w:tr>
         <w:trPr>
-          <w:trHeight w:val="315"/>
+          <w:trHeight w:val="390"/>
         </w:trPr>
         <w:tc>
           <w:tcPr>
@@ -14981,7 +14931,7 @@
         </w:tc>
         <w:tc>
           <w:tcPr>
-            <w:tcW w:w="0" w:type="auto"/>
+            <w:tcW w:w="2462" w:type="dxa"/>
             <w:tcBorders>
               <w:top w:val="single" w:sz="6" w:space="0" w:color="CCCCCC"/>
               <w:left w:val="single" w:sz="6" w:space="0" w:color="CCCCCC"/>
@@ -15013,14 +14963,14 @@
         </w:tc>
         <w:tc>
           <w:tcPr>
-            <w:tcW w:w="0" w:type="auto"/>
+            <w:tcW w:w="1381" w:type="dxa"/>
             <w:tcBorders>
               <w:top w:val="single" w:sz="6" w:space="0" w:color="CCCCCC"/>
               <w:left w:val="single" w:sz="6" w:space="0" w:color="CCCCCC"/>
               <w:bottom w:val="single" w:sz="6" w:space="0" w:color="CCCCCC"/>
               <w:right w:val="single" w:sz="6" w:space="0" w:color="CCCCCC"/>
             </w:tcBorders>
-            <w:shd w:val="clear" w:color="auto" w:fill="E47474"/>
+            <w:shd w:val="clear" w:color="auto" w:fill="E06666"/>
             <w:tcMar>
               <w:top w:w="30" w:type="dxa"/>
               <w:left w:w="45" w:type="dxa"/>
@@ -15046,14 +14996,14 @@
         </w:tc>
         <w:tc>
           <w:tcPr>
-            <w:tcW w:w="0" w:type="auto"/>
+            <w:tcW w:w="1313" w:type="dxa"/>
             <w:tcBorders>
               <w:top w:val="single" w:sz="6" w:space="0" w:color="CCCCCC"/>
               <w:left w:val="single" w:sz="6" w:space="0" w:color="CCCCCC"/>
               <w:bottom w:val="single" w:sz="6" w:space="0" w:color="CCCCCC"/>
               <w:right w:val="single" w:sz="6" w:space="0" w:color="CCCCCC"/>
             </w:tcBorders>
-            <w:shd w:val="clear" w:color="auto" w:fill="92BADF"/>
+            <w:shd w:val="clear" w:color="auto" w:fill="C8DAF8"/>
             <w:tcMar>
               <w:top w:w="30" w:type="dxa"/>
               <w:left w:w="45" w:type="dxa"/>
@@ -15079,14 +15029,14 @@
         </w:tc>
         <w:tc>
           <w:tcPr>
-            <w:tcW w:w="0" w:type="auto"/>
+            <w:tcW w:w="1428" w:type="dxa"/>
             <w:tcBorders>
               <w:top w:val="single" w:sz="6" w:space="0" w:color="CCCCCC"/>
               <w:left w:val="single" w:sz="6" w:space="0" w:color="CCCCCC"/>
               <w:bottom w:val="single" w:sz="6" w:space="0" w:color="CCCCCC"/>
               <w:right w:val="single" w:sz="6" w:space="0" w:color="CCCCCC"/>
             </w:tcBorders>
-            <w:shd w:val="clear" w:color="auto" w:fill="B4D0E9"/>
+            <w:shd w:val="clear" w:color="auto" w:fill="D4E2F9"/>
             <w:tcMar>
               <w:top w:w="30" w:type="dxa"/>
               <w:left w:w="45" w:type="dxa"/>
@@ -15119,7 +15069,7 @@
               <w:bottom w:val="single" w:sz="6" w:space="0" w:color="CCCCCC"/>
               <w:right w:val="single" w:sz="6" w:space="0" w:color="CCCCCC"/>
             </w:tcBorders>
-            <w:shd w:val="clear" w:color="auto" w:fill="92BADF"/>
+            <w:shd w:val="clear" w:color="auto" w:fill="C8DAF8"/>
             <w:tcMar>
               <w:top w:w="30" w:type="dxa"/>
               <w:left w:w="45" w:type="dxa"/>
@@ -15146,7 +15096,7 @@
       </w:tr>
       <w:tr>
         <w:trPr>
-          <w:trHeight w:val="315"/>
+          <w:trHeight w:val="390"/>
         </w:trPr>
         <w:tc>
           <w:tcPr>
@@ -15171,7 +15121,7 @@
         </w:tc>
         <w:tc>
           <w:tcPr>
-            <w:tcW w:w="0" w:type="auto"/>
+            <w:tcW w:w="2462" w:type="dxa"/>
             <w:tcBorders>
               <w:top w:val="single" w:sz="6" w:space="0" w:color="CCCCCC"/>
               <w:left w:val="single" w:sz="6" w:space="0" w:color="CCCCCC"/>
@@ -15203,14 +15153,14 @@
         </w:tc>
         <w:tc>
           <w:tcPr>
-            <w:tcW w:w="0" w:type="auto"/>
+            <w:tcW w:w="1381" w:type="dxa"/>
             <w:tcBorders>
               <w:top w:val="single" w:sz="6" w:space="0" w:color="CCCCCC"/>
               <w:left w:val="single" w:sz="6" w:space="0" w:color="CCCCCC"/>
               <w:bottom w:val="single" w:sz="6" w:space="0" w:color="CCCCCC"/>
               <w:right w:val="single" w:sz="6" w:space="0" w:color="CCCCCC"/>
             </w:tcBorders>
-            <w:shd w:val="clear" w:color="auto" w:fill="F9DDDD"/>
+            <w:shd w:val="clear" w:color="auto" w:fill="E06666"/>
             <w:tcMar>
               <w:top w:w="30" w:type="dxa"/>
               <w:left w:w="45" w:type="dxa"/>
@@ -15236,14 +15186,14 @@
         </w:tc>
         <w:tc>
           <w:tcPr>
-            <w:tcW w:w="0" w:type="auto"/>
+            <w:tcW w:w="1313" w:type="dxa"/>
             <w:tcBorders>
               <w:top w:val="single" w:sz="6" w:space="0" w:color="CCCCCC"/>
               <w:left w:val="single" w:sz="6" w:space="0" w:color="CCCCCC"/>
               <w:bottom w:val="single" w:sz="6" w:space="0" w:color="CCCCCC"/>
               <w:right w:val="single" w:sz="6" w:space="0" w:color="CCCCCC"/>
             </w:tcBorders>
-            <w:shd w:val="clear" w:color="auto" w:fill="D6E5F3"/>
+            <w:shd w:val="clear" w:color="auto" w:fill="E1EBFB"/>
             <w:tcMar>
               <w:top w:w="30" w:type="dxa"/>
               <w:left w:w="45" w:type="dxa"/>
@@ -15269,14 +15219,14 @@
         </w:tc>
         <w:tc>
           <w:tcPr>
-            <w:tcW w:w="0" w:type="auto"/>
+            <w:tcW w:w="1428" w:type="dxa"/>
             <w:tcBorders>
               <w:top w:val="single" w:sz="6" w:space="0" w:color="CCCCCC"/>
               <w:left w:val="single" w:sz="6" w:space="0" w:color="CCCCCC"/>
               <w:bottom w:val="single" w:sz="6" w:space="0" w:color="CCCCCC"/>
               <w:right w:val="single" w:sz="6" w:space="0" w:color="CCCCCC"/>
             </w:tcBorders>
-            <w:shd w:val="clear" w:color="auto" w:fill="F5F9FC"/>
+            <w:shd w:val="clear" w:color="auto" w:fill="ECF2FC"/>
             <w:tcMar>
               <w:top w:w="30" w:type="dxa"/>
               <w:left w:w="45" w:type="dxa"/>
@@ -15309,7 +15259,7 @@
               <w:bottom w:val="single" w:sz="6" w:space="0" w:color="CCCCCC"/>
               <w:right w:val="single" w:sz="6" w:space="0" w:color="CCCCCC"/>
             </w:tcBorders>
-            <w:shd w:val="clear" w:color="auto" w:fill="E9F1F8"/>
+            <w:shd w:val="clear" w:color="auto" w:fill="E8EFFC"/>
             <w:tcMar>
               <w:top w:w="30" w:type="dxa"/>
               <w:left w:w="45" w:type="dxa"/>
@@ -15336,7 +15286,7 @@
       </w:tr>
       <w:tr>
         <w:trPr>
-          <w:trHeight w:val="315"/>
+          <w:trHeight w:val="390"/>
         </w:trPr>
         <w:tc>
           <w:tcPr>
@@ -15361,7 +15311,7 @@
         </w:tc>
         <w:tc>
           <w:tcPr>
-            <w:tcW w:w="0" w:type="auto"/>
+            <w:tcW w:w="2462" w:type="dxa"/>
             <w:tcBorders>
               <w:top w:val="single" w:sz="6" w:space="0" w:color="CCCCCC"/>
               <w:left w:val="single" w:sz="6" w:space="0" w:color="CCCCCC"/>
@@ -15393,14 +15343,14 @@
         </w:tc>
         <w:tc>
           <w:tcPr>
-            <w:tcW w:w="0" w:type="auto"/>
+            <w:tcW w:w="1381" w:type="dxa"/>
             <w:tcBorders>
               <w:top w:val="single" w:sz="6" w:space="0" w:color="CCCCCC"/>
               <w:left w:val="single" w:sz="6" w:space="0" w:color="CCCCCC"/>
               <w:bottom w:val="single" w:sz="6" w:space="0" w:color="CCCCCC"/>
               <w:right w:val="single" w:sz="6" w:space="0" w:color="CCCCCC"/>
             </w:tcBorders>
-            <w:shd w:val="clear" w:color="auto" w:fill="3D85C6"/>
+            <w:shd w:val="clear" w:color="auto" w:fill="A9C5F4"/>
             <w:tcMar>
               <w:top w:w="30" w:type="dxa"/>
               <w:left w:w="45" w:type="dxa"/>
@@ -15426,14 +15376,14 @@
         </w:tc>
         <w:tc>
           <w:tcPr>
-            <w:tcW w:w="0" w:type="auto"/>
+            <w:tcW w:w="1313" w:type="dxa"/>
             <w:tcBorders>
               <w:top w:val="single" w:sz="6" w:space="0" w:color="CCCCCC"/>
               <w:left w:val="single" w:sz="6" w:space="0" w:color="CCCCCC"/>
               <w:bottom w:val="single" w:sz="6" w:space="0" w:color="CCCCCC"/>
               <w:right w:val="single" w:sz="6" w:space="0" w:color="CCCCCC"/>
             </w:tcBorders>
-            <w:shd w:val="clear" w:color="auto" w:fill="D1E2F1"/>
+            <w:shd w:val="clear" w:color="auto" w:fill="DFE9FB"/>
             <w:tcMar>
               <w:top w:w="30" w:type="dxa"/>
               <w:left w:w="45" w:type="dxa"/>
@@ -15459,14 +15409,14 @@
         </w:tc>
         <w:tc>
           <w:tcPr>
-            <w:tcW w:w="0" w:type="auto"/>
+            <w:tcW w:w="1428" w:type="dxa"/>
             <w:tcBorders>
               <w:top w:val="single" w:sz="6" w:space="0" w:color="CCCCCC"/>
               <w:left w:val="single" w:sz="6" w:space="0" w:color="CCCCCC"/>
               <w:bottom w:val="single" w:sz="6" w:space="0" w:color="CCCCCC"/>
               <w:right w:val="single" w:sz="6" w:space="0" w:color="CCCCCC"/>
             </w:tcBorders>
-            <w:shd w:val="clear" w:color="auto" w:fill="DFEBF5"/>
+            <w:shd w:val="clear" w:color="auto" w:fill="E4EDFB"/>
             <w:tcMar>
               <w:top w:w="30" w:type="dxa"/>
               <w:left w:w="45" w:type="dxa"/>
@@ -15499,7 +15449,7 @@
               <w:bottom w:val="single" w:sz="6" w:space="0" w:color="CCCCCC"/>
               <w:right w:val="single" w:sz="6" w:space="0" w:color="CCCCCC"/>
             </w:tcBorders>
-            <w:shd w:val="clear" w:color="auto" w:fill="D11616"/>
+            <w:shd w:val="clear" w:color="auto" w:fill="EE0000"/>
             <w:tcMar>
               <w:top w:w="30" w:type="dxa"/>
               <w:left w:w="45" w:type="dxa"/>
@@ -15526,7 +15476,7 @@
       </w:tr>
       <w:tr>
         <w:trPr>
-          <w:trHeight w:val="315"/>
+          <w:trHeight w:val="390"/>
         </w:trPr>
         <w:tc>
           <w:tcPr>
@@ -15551,7 +15501,7 @@
         </w:tc>
         <w:tc>
           <w:tcPr>
-            <w:tcW w:w="0" w:type="auto"/>
+            <w:tcW w:w="2462" w:type="dxa"/>
             <w:tcBorders>
               <w:top w:val="single" w:sz="6" w:space="0" w:color="CCCCCC"/>
               <w:left w:val="single" w:sz="6" w:space="0" w:color="CCCCCC"/>
@@ -15583,14 +15533,14 @@
         </w:tc>
         <w:tc>
           <w:tcPr>
-            <w:tcW w:w="0" w:type="auto"/>
+            <w:tcW w:w="1381" w:type="dxa"/>
             <w:tcBorders>
               <w:top w:val="single" w:sz="6" w:space="0" w:color="CCCCCC"/>
               <w:left w:val="single" w:sz="6" w:space="0" w:color="CCCCCC"/>
               <w:bottom w:val="single" w:sz="6" w:space="0" w:color="CCCCCC"/>
               <w:right w:val="single" w:sz="6" w:space="0" w:color="CCCCCC"/>
             </w:tcBorders>
-            <w:shd w:val="clear" w:color="auto" w:fill="80AFD9"/>
+            <w:shd w:val="clear" w:color="auto" w:fill="C1D6F7"/>
             <w:tcMar>
               <w:top w:w="30" w:type="dxa"/>
               <w:left w:w="45" w:type="dxa"/>
@@ -15616,14 +15566,14 @@
         </w:tc>
         <w:tc>
           <w:tcPr>
-            <w:tcW w:w="0" w:type="auto"/>
+            <w:tcW w:w="1313" w:type="dxa"/>
             <w:tcBorders>
               <w:top w:val="single" w:sz="6" w:space="0" w:color="CCCCCC"/>
               <w:left w:val="single" w:sz="6" w:space="0" w:color="CCCCCC"/>
               <w:bottom w:val="single" w:sz="6" w:space="0" w:color="CCCCCC"/>
               <w:right w:val="single" w:sz="6" w:space="0" w:color="CCCCCC"/>
             </w:tcBorders>
-            <w:shd w:val="clear" w:color="auto" w:fill="DEEAF5"/>
+            <w:shd w:val="clear" w:color="auto" w:fill="E4EDFB"/>
             <w:tcMar>
               <w:top w:w="30" w:type="dxa"/>
               <w:left w:w="45" w:type="dxa"/>
@@ -15649,14 +15599,14 @@
         </w:tc>
         <w:tc>
           <w:tcPr>
-            <w:tcW w:w="0" w:type="auto"/>
+            <w:tcW w:w="1428" w:type="dxa"/>
             <w:tcBorders>
               <w:top w:val="single" w:sz="6" w:space="0" w:color="CCCCCC"/>
               <w:left w:val="single" w:sz="6" w:space="0" w:color="CCCCCC"/>
               <w:bottom w:val="single" w:sz="6" w:space="0" w:color="CCCCCC"/>
               <w:right w:val="single" w:sz="6" w:space="0" w:color="CCCCCC"/>
             </w:tcBorders>
-            <w:shd w:val="clear" w:color="auto" w:fill="D01010"/>
+            <w:shd w:val="clear" w:color="auto" w:fill="EE0000"/>
             <w:tcMar>
               <w:top w:w="30" w:type="dxa"/>
               <w:left w:w="45" w:type="dxa"/>
@@ -15689,7 +15639,7 @@
               <w:bottom w:val="single" w:sz="6" w:space="0" w:color="CCCCCC"/>
               <w:right w:val="single" w:sz="6" w:space="0" w:color="CCCCCC"/>
             </w:tcBorders>
-            <w:shd w:val="clear" w:color="auto" w:fill="E9F1F8"/>
+            <w:shd w:val="clear" w:color="auto" w:fill="E8EFFC"/>
             <w:tcMar>
               <w:top w:w="30" w:type="dxa"/>
               <w:left w:w="45" w:type="dxa"/>
@@ -15716,7 +15666,7 @@
       </w:tr>
       <w:tr>
         <w:trPr>
-          <w:trHeight w:val="315"/>
+          <w:trHeight w:val="390"/>
         </w:trPr>
         <w:tc>
           <w:tcPr>
@@ -15741,7 +15691,7 @@
         </w:tc>
         <w:tc>
           <w:tcPr>
-            <w:tcW w:w="0" w:type="auto"/>
+            <w:tcW w:w="2462" w:type="dxa"/>
             <w:tcBorders>
               <w:top w:val="single" w:sz="6" w:space="0" w:color="CCCCCC"/>
               <w:left w:val="single" w:sz="6" w:space="0" w:color="CCCCCC"/>
@@ -15773,14 +15723,14 @@
         </w:tc>
         <w:tc>
           <w:tcPr>
-            <w:tcW w:w="0" w:type="auto"/>
+            <w:tcW w:w="1381" w:type="dxa"/>
             <w:tcBorders>
               <w:top w:val="single" w:sz="6" w:space="0" w:color="CCCCCC"/>
               <w:left w:val="single" w:sz="6" w:space="0" w:color="CCCCCC"/>
               <w:bottom w:val="single" w:sz="6" w:space="0" w:color="CCCCCC"/>
               <w:right w:val="single" w:sz="6" w:space="0" w:color="CCCCCC"/>
             </w:tcBorders>
-            <w:shd w:val="clear" w:color="auto" w:fill="FBEAEA"/>
+            <w:shd w:val="clear" w:color="auto" w:fill="FBFCFE"/>
             <w:tcMar>
               <w:top w:w="30" w:type="dxa"/>
               <w:left w:w="45" w:type="dxa"/>
@@ -15806,14 +15756,14 @@
         </w:tc>
         <w:tc>
           <w:tcPr>
-            <w:tcW w:w="0" w:type="auto"/>
+            <w:tcW w:w="1313" w:type="dxa"/>
             <w:tcBorders>
               <w:top w:val="single" w:sz="6" w:space="0" w:color="CCCCCC"/>
               <w:left w:val="single" w:sz="6" w:space="0" w:color="CCCCCC"/>
               <w:bottom w:val="single" w:sz="6" w:space="0" w:color="CCCCCC"/>
               <w:right w:val="single" w:sz="6" w:space="0" w:color="CCCCCC"/>
             </w:tcBorders>
-            <w:shd w:val="clear" w:color="auto" w:fill="FCFDFE"/>
+            <w:shd w:val="clear" w:color="auto" w:fill="EFF4FD"/>
             <w:tcMar>
               <w:top w:w="30" w:type="dxa"/>
               <w:left w:w="45" w:type="dxa"/>
@@ -15839,14 +15789,14 @@
         </w:tc>
         <w:tc>
           <w:tcPr>
-            <w:tcW w:w="0" w:type="auto"/>
+            <w:tcW w:w="1428" w:type="dxa"/>
             <w:tcBorders>
               <w:top w:val="single" w:sz="6" w:space="0" w:color="CCCCCC"/>
               <w:left w:val="single" w:sz="6" w:space="0" w:color="CCCCCC"/>
               <w:bottom w:val="single" w:sz="6" w:space="0" w:color="CCCCCC"/>
               <w:right w:val="single" w:sz="6" w:space="0" w:color="CCCCCC"/>
             </w:tcBorders>
-            <w:shd w:val="clear" w:color="auto" w:fill="EEF4FA"/>
+            <w:shd w:val="clear" w:color="auto" w:fill="EAF1FC"/>
             <w:tcMar>
               <w:top w:w="30" w:type="dxa"/>
               <w:left w:w="45" w:type="dxa"/>
@@ -15879,7 +15829,7 @@
               <w:bottom w:val="single" w:sz="6" w:space="0" w:color="CCCCCC"/>
               <w:right w:val="single" w:sz="6" w:space="0" w:color="CCCCCC"/>
             </w:tcBorders>
-            <w:shd w:val="clear" w:color="auto" w:fill="E4EEF7"/>
+            <w:shd w:val="clear" w:color="auto" w:fill="E6EEFC"/>
             <w:tcMar>
               <w:top w:w="30" w:type="dxa"/>
               <w:left w:w="45" w:type="dxa"/>
@@ -15911,6 +15861,13 @@
           <w:rFonts w:ascii="ＭＳ 明朝" w:eastAsia="ＭＳ 明朝" w:hAnsi="ＭＳ 明朝" w:hint="eastAsia"/>
         </w:rPr>
       </w:pPr>
+    </w:p>
+    <w:p>
+      <w:pPr>
+        <w:rPr>
+          <w:rFonts w:ascii="ＭＳ 明朝" w:eastAsia="ＭＳ 明朝" w:hAnsi="ＭＳ 明朝" w:hint="eastAsia"/>
+        </w:rPr>
+      </w:pPr>
       <w:r>
         <w:rPr>
           <w:rFonts w:ascii="ＭＳ 明朝" w:eastAsia="ＭＳ 明朝" w:hAnsi="ＭＳ 明朝" w:hint="eastAsia"/>
@@ -15945,86 +15902,423 @@
     </w:p>
     <w:p>
       <w:pPr>
-        <w:rPr>
-          <w:rFonts w:ascii="ＭＳ 明朝" w:eastAsia="ＭＳ 明朝" w:hAnsi="ＭＳ 明朝" w:hint="eastAsia"/>
-        </w:rPr>
-      </w:pPr>
+        <w:ind w:firstLineChars="100" w:firstLine="210"/>
+        <w:rPr>
+          <w:rFonts w:ascii="ＭＳ 明朝" w:eastAsia="ＭＳ 明朝" w:hAnsi="ＭＳ 明朝" w:hint="eastAsia"/>
+        </w:rPr>
+      </w:pPr>
+      <w:r>
+        <w:rPr>
+          <w:rFonts w:ascii="ＭＳ 明朝" w:eastAsia="ＭＳ 明朝" w:hAnsi="ＭＳ 明朝" w:hint="eastAsia"/>
+        </w:rPr>
+        <w:t>第一に、調整済み残差が</w:t>
+      </w:r>
+      <w:r>
+        <w:rPr>
+          <w:rFonts w:ascii="ＭＳ 明朝" w:eastAsia="ＭＳ 明朝" w:hAnsi="ＭＳ 明朝"/>
+        </w:rPr>
+        <w:t>10.0を超える「強固な結合」を示すグループである。これらは極めて高い数値を示しており、技法の選択が特定のDMIS段階を決定づける主要因となっている。 具体的には、ReductionとDenialの間には16.85という残差が算出され、統計的に極めて強い相関が認められた。情報を消去するという戦術は、読者に対する異文化体験の提</w:t>
+      </w:r>
+      <w:r>
+        <w:rPr>
+          <w:rFonts w:ascii="ＭＳ 明朝" w:eastAsia="ＭＳ 明朝" w:hAnsi="ＭＳ 明朝"/>
+        </w:rPr>
+        <w:lastRenderedPageBreak/>
+        <w:t>供を「拒絶する」戦略とほぼ同義であることが裏付けられた形だ。また、AmplificationとAdaptationの間にも15.86という高い数値が確認された。こ</w:t>
+      </w:r>
+      <w:r>
+        <w:rPr>
+          <w:rFonts w:ascii="ＭＳ 明朝" w:eastAsia="ＭＳ 明朝" w:hAnsi="ＭＳ 明朝" w:hint="eastAsia"/>
+        </w:rPr>
+        <w:t>れは本研究において最も特筆すべき結果であり、読者に</w:t>
+      </w:r>
+      <w:r>
+        <w:rPr>
+          <w:rFonts w:ascii="ＭＳ 明朝" w:eastAsia="ＭＳ 明朝" w:hAnsi="ＭＳ 明朝"/>
+        </w:rPr>
+        <w:t>Adaptation（異文化の文脈的理解）を促すためには他の技法では不十分で、Amplification（加筆・注釈）による介入が統計的に見て不可欠な手段であることが示されている。さらに、BorrowingとAcceptanceの間にも15.45という強い結びつきが確認された。Borrowingは異質性を提示する機能には優れているものの、それ単体では深い理解であるAdaptationへ読者を導くには至らない傾向があることが示唆される。</w:t>
+      </w:r>
+    </w:p>
+    <w:p>
+      <w:pPr>
+        <w:ind w:firstLineChars="100" w:firstLine="210"/>
+        <w:rPr>
+          <w:rFonts w:ascii="ＭＳ 明朝" w:eastAsia="ＭＳ 明朝" w:hAnsi="ＭＳ 明朝" w:hint="eastAsia"/>
+        </w:rPr>
+      </w:pPr>
+      <w:r>
+        <w:rPr>
+          <w:rFonts w:ascii="ＭＳ 明朝" w:eastAsia="ＭＳ 明朝" w:hAnsi="ＭＳ 明朝" w:hint="eastAsia"/>
+        </w:rPr>
+        <w:t>第二に、調整済み残差が</w:t>
+      </w:r>
+      <w:r>
+        <w:rPr>
+          <w:rFonts w:ascii="ＭＳ 明朝" w:eastAsia="ＭＳ 明朝" w:hAnsi="ＭＳ 明朝"/>
+        </w:rPr>
+        <w:t>1.96を超え10.0未満の「安定した傾向」を示すグループである。ここでは、Minimization段階との間に、Established Equivalent（9.23）、Generalization（4.07）、Description（2.30）が算出され、有意な正の相関が認められた。これらはすべて統計的に有意にMinimizationと結びついている。ただし、残差の大きさを見るとEstablished Equivalent（9.23）が圧倒的であり、GeneralizationやDescriptionはそれよりは結合度が低く、わずかではあるが揺らぎの余地を含んでいると言える。対して、辞書的な等価語への置き換え（Established Equivalent）は、最も確実に異質感を消去し、読者をMinimization（自文化中心の読み）へと誘導する極めて安定した手法であると言える。</w:t>
+      </w:r>
+    </w:p>
+    <w:p>
+      <w:pPr>
+        <w:ind w:firstLineChars="100" w:firstLine="210"/>
+        <w:rPr>
+          <w:rFonts w:ascii="ＭＳ 明朝" w:eastAsia="ＭＳ 明朝" w:hAnsi="ＭＳ 明朝"/>
+        </w:rPr>
+      </w:pPr>
+      <w:r>
+        <w:rPr>
+          <w:rFonts w:ascii="ＭＳ 明朝" w:eastAsia="ＭＳ 明朝" w:hAnsi="ＭＳ 明朝" w:hint="eastAsia"/>
+        </w:rPr>
+        <w:t>第三に、調整済み残差が</w:t>
+      </w:r>
+      <w:r>
+        <w:rPr>
+          <w:rFonts w:ascii="ＭＳ 明朝" w:eastAsia="ＭＳ 明朝" w:hAnsi="ＭＳ 明朝"/>
+        </w:rPr>
+        <w:t>1.96を下回る「境界領域の技法」である。Literal translation（1.32）やAdaptation（技法）（1.44）といった技法は、パーセンテージ上ではMinimizationに分類される割合が高いものの、統計的には「有意な相関」までは認められなかった。これらの技法における残差の低さは、結果のバラつきを示唆している。すなわち、これらの技法は自動的に特定のDMIS段階を決定するものではなく、翻訳の文脈や実行の質（逐次訳の自然さや説明の十分さなど）によって、Minimization（同化）にもAcceptance（異物感の残留）にも転じうる可変的な性質を持つことが、データから示唆された。</w:t>
+      </w:r>
+    </w:p>
+    <w:p>
+      <w:pPr>
+        <w:rPr>
+          <w:rFonts w:ascii="ＭＳ 明朝" w:eastAsia="ＭＳ 明朝" w:hAnsi="ＭＳ 明朝"/>
+        </w:rPr>
+      </w:pPr>
+    </w:p>
+    <w:p>
+      <w:pPr>
+        <w:rPr>
+          <w:rFonts w:ascii="ＭＳ 明朝" w:eastAsia="ＭＳ 明朝" w:hAnsi="ＭＳ 明朝" w:hint="eastAsia"/>
+        </w:rPr>
+      </w:pPr>
+      <w:r>
+        <w:rPr>
+          <w:rFonts w:ascii="ＭＳ 明朝" w:eastAsia="ＭＳ 明朝" w:hAnsi="ＭＳ 明朝" w:hint="eastAsia"/>
+        </w:rPr>
+        <w:t xml:space="preserve">5. </w:t>
+      </w:r>
+      <w:r>
+        <w:rPr>
+          <w:rFonts w:ascii="ＭＳ 明朝" w:eastAsia="ＭＳ 明朝" w:hAnsi="ＭＳ 明朝" w:hint="eastAsia"/>
+        </w:rPr>
+        <w:t>考察</w:t>
+      </w:r>
+    </w:p>
+    <w:p>
+      <w:pPr>
+        <w:rPr>
+          <w:rFonts w:ascii="ＭＳ 明朝" w:eastAsia="ＭＳ 明朝" w:hAnsi="ＭＳ 明朝" w:hint="eastAsia"/>
+        </w:rPr>
+      </w:pPr>
+      <w:r>
+        <w:rPr>
+          <w:rFonts w:ascii="ＭＳ 明朝" w:eastAsia="ＭＳ 明朝" w:hAnsi="ＭＳ 明朝" w:hint="eastAsia"/>
+        </w:rPr>
+        <w:t>5.1</w:t>
+      </w:r>
+      <w:r>
+        <w:rPr>
+          <w:rFonts w:ascii="ＭＳ 明朝" w:eastAsia="ＭＳ 明朝" w:hAnsi="ＭＳ 明朝" w:hint="eastAsia"/>
+        </w:rPr>
+        <w:t>戦略（</w:t>
+      </w:r>
+      <w:r>
+        <w:rPr>
+          <w:rFonts w:ascii="ＭＳ 明朝" w:eastAsia="ＭＳ 明朝" w:hAnsi="ＭＳ 明朝"/>
+        </w:rPr>
+        <w:t>DMIS）と戦術（技法）の</w:t>
+      </w:r>
+      <w:r>
+        <w:rPr>
+          <w:rFonts w:ascii="ＭＳ 明朝" w:eastAsia="ＭＳ 明朝" w:hAnsi="ＭＳ 明朝" w:hint="eastAsia"/>
+        </w:rPr>
+        <w:t>翻訳フレームワーク</w:t>
+      </w:r>
+    </w:p>
+    <w:p>
+      <w:pPr>
+        <w:rPr>
+          <w:rFonts w:ascii="ＭＳ 明朝" w:eastAsia="ＭＳ 明朝" w:hAnsi="ＭＳ 明朝" w:hint="eastAsia"/>
+        </w:rPr>
+      </w:pPr>
+      <w:r>
+        <w:rPr>
+          <w:rFonts w:ascii="ＭＳ 明朝" w:eastAsia="ＭＳ 明朝" w:hAnsi="ＭＳ 明朝" w:hint="eastAsia"/>
+        </w:rPr>
+        <w:t>内容：</w:t>
+      </w:r>
+      <w:r>
+        <w:rPr>
+          <w:rFonts w:ascii="ＭＳ 明朝" w:eastAsia="ＭＳ 明朝" w:hAnsi="ＭＳ 明朝" w:hint="eastAsia"/>
+        </w:rPr>
+        <w:t>戦略（DMIS）と戦術（技法）の統計的結合モデルの提示</w:t>
+      </w:r>
+    </w:p>
+    <w:p>
+      <w:pPr>
+        <w:rPr>
+          <w:rFonts w:ascii="ＭＳ 明朝" w:eastAsia="ＭＳ 明朝" w:hAnsi="ＭＳ 明朝"/>
+        </w:rPr>
+      </w:pPr>
+    </w:p>
+    <w:p>
+      <w:pPr>
+        <w:rPr>
+          <w:rFonts w:ascii="ＭＳ 明朝" w:eastAsia="ＭＳ 明朝" w:hAnsi="ＭＳ 明朝"/>
+        </w:rPr>
+      </w:pPr>
+      <w:r>
+        <w:rPr>
+          <w:rFonts w:ascii="ＭＳ 明朝" w:eastAsia="ＭＳ 明朝" w:hAnsi="ＭＳ 明朝" w:hint="eastAsia"/>
+        </w:rPr>
+        <w:t xml:space="preserve">5.2 </w:t>
+      </w:r>
+      <w:r>
+        <w:rPr>
+          <w:rFonts w:ascii="ＭＳ 明朝" w:eastAsia="ＭＳ 明朝" w:hAnsi="ＭＳ 明朝" w:hint="eastAsia"/>
+        </w:rPr>
+        <w:t>Minimizationの多さから読み取れる文学翻訳の性質</w:t>
+      </w:r>
+    </w:p>
+    <w:p>
+      <w:pPr>
+        <w:rPr>
+          <w:rFonts w:ascii="ＭＳ 明朝" w:eastAsia="ＭＳ 明朝" w:hAnsi="ＭＳ 明朝" w:hint="eastAsia"/>
+        </w:rPr>
+      </w:pPr>
+      <w:r>
+        <w:rPr>
+          <w:rFonts w:ascii="ＭＳ 明朝" w:eastAsia="ＭＳ 明朝" w:hAnsi="ＭＳ 明朝" w:hint="eastAsia"/>
+        </w:rPr>
+        <w:t>内容：</w:t>
+      </w:r>
+      <w:r>
+        <w:rPr>
+          <w:rFonts w:ascii="ＭＳ 明朝" w:eastAsia="ＭＳ 明朝" w:hAnsi="ＭＳ 明朝" w:hint="eastAsia"/>
+        </w:rPr>
+        <w:t>全体の7割を占めるMinimizationの理由</w:t>
+      </w:r>
+    </w:p>
+    <w:p>
+      <w:pPr>
+        <w:rPr>
+          <w:rFonts w:ascii="ＭＳ 明朝" w:eastAsia="ＭＳ 明朝" w:hAnsi="ＭＳ 明朝"/>
+        </w:rPr>
+      </w:pPr>
+      <w:r>
+        <w:rPr>
+          <w:rFonts w:ascii="ＭＳ 明朝" w:eastAsia="ＭＳ 明朝" w:hAnsi="ＭＳ 明朝" w:hint="eastAsia"/>
+        </w:rPr>
+        <w:t>・</w:t>
+      </w:r>
+      <w:r>
+        <w:rPr>
+          <w:rFonts w:ascii="ＭＳ 明朝" w:eastAsia="ＭＳ 明朝" w:hAnsi="ＭＳ 明朝"/>
+        </w:rPr>
+        <w:t>『こころ』のような近代小説においては、文化人類学的な正確さ（異文化の強調）よりも、小説としての没入感（Readability）が優先される。そのために、読者がストレスなく読めるMinimization（同化）戦略が全体の基調となるのは必然である</w:t>
+      </w:r>
+    </w:p>
+    <w:p>
+      <w:pPr>
+        <w:rPr>
+          <w:rFonts w:ascii="ＭＳ 明朝" w:eastAsia="ＭＳ 明朝" w:hAnsi="ＭＳ 明朝"/>
+        </w:rPr>
+      </w:pPr>
+      <w:r>
+        <w:rPr>
+          <w:rFonts w:ascii="ＭＳ 明朝" w:eastAsia="ＭＳ 明朝" w:hAnsi="ＭＳ 明朝" w:hint="eastAsia"/>
+        </w:rPr>
+        <w:t>・</w:t>
+      </w:r>
+      <w:commentRangeStart w:id="79"/>
+      <w:r>
+        <w:rPr>
+          <w:rFonts w:ascii="ＭＳ 明朝" w:eastAsia="ＭＳ 明朝" w:hAnsi="ＭＳ 明朝" w:hint="eastAsia"/>
+        </w:rPr>
+        <w:t>ドメスティケーション論</w:t>
+      </w:r>
+      <w:commentRangeEnd w:id="79"/>
+      <w:r>
+        <w:rPr>
+          <w:rStyle w:val="ac"/>
+        </w:rPr>
+        <w:commentReference w:id="79"/>
+      </w:r>
+    </w:p>
+    <w:p>
+      <w:pPr>
+        <w:rPr>
+          <w:rFonts w:ascii="ＭＳ 明朝" w:eastAsia="ＭＳ 明朝" w:hAnsi="ＭＳ 明朝" w:hint="eastAsia"/>
+        </w:rPr>
+      </w:pPr>
+    </w:p>
+    <w:p>
+      <w:pPr>
+        <w:rPr>
+          <w:rFonts w:ascii="ＭＳ 明朝" w:eastAsia="ＭＳ 明朝" w:hAnsi="ＭＳ 明朝"/>
+        </w:rPr>
+      </w:pPr>
+      <w:r>
+        <w:rPr>
+          <w:rFonts w:ascii="ＭＳ 明朝" w:eastAsia="ＭＳ 明朝" w:hAnsi="ＭＳ 明朝" w:hint="eastAsia"/>
+        </w:rPr>
+        <w:t xml:space="preserve">5.3 </w:t>
+      </w:r>
+      <w:r>
+        <w:rPr>
+          <w:rFonts w:ascii="ＭＳ 明朝" w:eastAsia="ＭＳ 明朝" w:hAnsi="ＭＳ 明朝" w:hint="eastAsia"/>
+        </w:rPr>
+        <w:t>Established Equivalentの</w:t>
+      </w:r>
+      <w:r>
+        <w:rPr>
+          <w:rFonts w:ascii="ＭＳ 明朝" w:eastAsia="ＭＳ 明朝" w:hAnsi="ＭＳ 明朝" w:hint="eastAsia"/>
+        </w:rPr>
+        <w:t>機能と「等価の幻想」</w:t>
+      </w:r>
+    </w:p>
+    <w:p>
+      <w:pPr>
+        <w:rPr>
+          <w:rFonts w:ascii="ＭＳ 明朝" w:eastAsia="ＭＳ 明朝" w:hAnsi="ＭＳ 明朝" w:hint="eastAsia"/>
+        </w:rPr>
+      </w:pPr>
+      <w:r>
+        <w:rPr>
+          <w:rFonts w:ascii="ＭＳ 明朝" w:eastAsia="ＭＳ 明朝" w:hAnsi="ＭＳ 明朝" w:hint="eastAsia"/>
+        </w:rPr>
+        <w:t>内容：なぜEstablished Equivalentが多いのか、そしてそれは本当に「理解」なのか？</w:t>
+      </w:r>
+    </w:p>
+    <w:p>
+      <w:pPr>
+        <w:rPr>
+          <w:rFonts w:ascii="ＭＳ 明朝" w:eastAsia="ＭＳ 明朝" w:hAnsi="ＭＳ 明朝"/>
+        </w:rPr>
+      </w:pPr>
+      <w:r>
+        <w:rPr>
+          <w:rFonts w:ascii="ＭＳ 明朝" w:eastAsia="ＭＳ 明朝" w:hAnsi="ＭＳ 明朝" w:hint="eastAsia"/>
+        </w:rPr>
+        <w:lastRenderedPageBreak/>
+        <w:t>・辞書の発展（可能性としてはMcClellanや近藤の訳が翻訳として定着して、辞書に載った可能性もある。</w:t>
+      </w:r>
+    </w:p>
+    <w:p>
+      <w:pPr>
+        <w:rPr>
+          <w:rFonts w:ascii="ＭＳ 明朝" w:eastAsia="ＭＳ 明朝" w:hAnsi="ＭＳ 明朝"/>
+        </w:rPr>
+      </w:pPr>
+      <w:r>
+        <w:rPr>
+          <w:rFonts w:ascii="ＭＳ 明朝" w:eastAsia="ＭＳ 明朝" w:hAnsi="ＭＳ 明朝" w:hint="eastAsia"/>
+        </w:rPr>
+        <w:t>・批判的視点：</w:t>
+      </w:r>
+      <w:r>
+        <w:rPr>
+          <w:rFonts w:ascii="ＭＳ 明朝" w:eastAsia="ＭＳ 明朝" w:hAnsi="ＭＳ 明朝"/>
+        </w:rPr>
+        <w:t>辞書的な置き換えは「分かった気にさせる」だけで、深い文化的ニュアンス（木犀の香りや情緒など）は削ぎ落とされている可能性がある。</w:t>
+      </w:r>
+    </w:p>
+    <w:p>
+      <w:pPr>
+        <w:rPr>
+          <w:rFonts w:ascii="ＭＳ 明朝" w:eastAsia="ＭＳ 明朝" w:hAnsi="ＭＳ 明朝"/>
+        </w:rPr>
+      </w:pPr>
+    </w:p>
+    <w:p>
+      <w:pPr>
+        <w:rPr>
+          <w:rFonts w:ascii="ＭＳ 明朝" w:eastAsia="ＭＳ 明朝" w:hAnsi="ＭＳ 明朝" w:hint="eastAsia"/>
+        </w:rPr>
+      </w:pPr>
+      <w:r>
+        <w:rPr>
+          <w:rFonts w:ascii="ＭＳ 明朝" w:eastAsia="ＭＳ 明朝" w:hAnsi="ＭＳ 明朝" w:hint="eastAsia"/>
+        </w:rPr>
+        <w:t>5.</w:t>
+      </w:r>
+      <w:r>
+        <w:rPr>
+          <w:rFonts w:ascii="ＭＳ 明朝" w:eastAsia="ＭＳ 明朝" w:hAnsi="ＭＳ 明朝" w:hint="eastAsia"/>
+        </w:rPr>
+        <w:t xml:space="preserve">4 </w:t>
+      </w:r>
+      <w:r>
+        <w:rPr>
+          <w:rFonts w:ascii="ＭＳ 明朝" w:eastAsia="ＭＳ 明朝" w:hAnsi="ＭＳ 明朝" w:hint="eastAsia"/>
+        </w:rPr>
+        <w:t>Literal Translationの二面性とギャンブル性</w:t>
+      </w:r>
       <w:r>
         <w:rPr>
           <w:rFonts w:ascii="ＭＳ 明朝" w:eastAsia="ＭＳ 明朝" w:hAnsi="ＭＳ 明朝" w:hint="eastAsia"/>
         </w:rPr>
         <w:t xml:space="preserve">　</w:t>
       </w:r>
-      <w:r>
-        <w:rPr>
-          <w:rFonts w:ascii="ＭＳ 明朝" w:eastAsia="ＭＳ 明朝" w:hAnsi="ＭＳ 明朝"/>
-        </w:rPr>
-        <w:t>第一に、調整済み残差が10.0を超える強固な結合を示すグループである。これらは極めて高い数値を示しており、技法の選択が特定のDMIS段階を決定づける主要因となっている。 　具体的には、ReductionとDenialの間には</w:t>
-      </w:r>
-      <w:r>
-        <w:rPr>
-          <w:rFonts w:ascii="ＭＳ 明朝" w:eastAsia="ＭＳ 明朝" w:hAnsi="ＭＳ 明朝" w:hint="eastAsia"/>
-        </w:rPr>
-        <w:t>16.85</w:t>
-      </w:r>
-      <w:r>
-        <w:rPr>
-          <w:rFonts w:ascii="ＭＳ 明朝" w:eastAsia="ＭＳ 明朝" w:hAnsi="ＭＳ 明朝"/>
-        </w:rPr>
-        <w:t>という残差が算出され、統計的に極めて強い相関が認められた。情報を消去するという戦術は、読者に対する異文化体験の提供を「拒絶する」戦略とほぼ同義であることが裏付けられた形だ。また、AmplificationとAdaptationの間にも14.88という高い数値が確認された。これは本研究において最も特筆すべき結果であり、読者にAdaptation（異文化の文脈的理解）を促すためには他の技法では不十分で、Amplification（加筆・注釈）による介入が統計的に見て不可欠な手段であることが示されている。さらに、BorrowingとAcceptanceの間にも12.44という強い結びつきが確認された。Borrowingは異質性を提示する機能には優れているものの、それ単体では深い理解であるAdaptationへ読者を導くには至らない傾向があることが示唆される。</w:t>
-      </w:r>
-    </w:p>
-    <w:p>
-      <w:pPr>
-        <w:rPr>
-          <w:rFonts w:ascii="ＭＳ 明朝" w:eastAsia="ＭＳ 明朝" w:hAnsi="ＭＳ 明朝"/>
-        </w:rPr>
-      </w:pPr>
-      <w:r>
-        <w:rPr>
-          <w:rFonts w:ascii="ＭＳ 明朝" w:eastAsia="ＭＳ 明朝" w:hAnsi="ＭＳ 明朝" w:hint="eastAsia"/>
-        </w:rPr>
-        <w:t xml:space="preserve"> </w:t>
-      </w:r>
-      <w:r>
-        <w:rPr>
-          <w:rFonts w:ascii="ＭＳ 明朝" w:eastAsia="ＭＳ 明朝" w:hAnsi="ＭＳ 明朝"/>
-        </w:rPr>
-        <w:t>第二に、調整済み残差が1.96を超え10.0未満の「安定した傾向」を示すグループである。ここでは、Established EquivalentとMinimizationの間に4.71の残差が算出され、有意な正の相関が認められた。辞書的な等価語への置き換えは、最も確実に異質感を消去し、読者をMinimization（自文化中心の読み）へと誘導する安定した手法であると言える。</w:t>
-      </w:r>
-    </w:p>
-    <w:p>
-      <w:pPr>
-        <w:rPr>
-          <w:rFonts w:ascii="ＭＳ 明朝" w:eastAsia="ＭＳ 明朝" w:hAnsi="ＭＳ 明朝"/>
-        </w:rPr>
-      </w:pPr>
-      <w:r>
-        <w:rPr>
-          <w:rFonts w:ascii="ＭＳ 明朝" w:eastAsia="ＭＳ 明朝" w:hAnsi="ＭＳ 明朝" w:hint="eastAsia"/>
-        </w:rPr>
-        <w:t xml:space="preserve"> </w:t>
-      </w:r>
-      <w:r>
-        <w:rPr>
-          <w:rFonts w:ascii="ＭＳ 明朝" w:eastAsia="ＭＳ 明朝" w:hAnsi="ＭＳ 明朝"/>
-        </w:rPr>
-        <w:t>第三に、調整済み残差が1.96を下回る「境界領域の技法」である。Literal translation（0.20）、Generalization（1.83）、Description（1.05）、Adaptation（技法）（0.44）といった技法は、パーセンテージ上ではMinimizationに分類される割合が高いものの、統計的には「有意な相関」までは認められなかった。これらの技法における残差の低さは、結果のバラつきを示唆している。すなわち、これらの技法は自動的に特定のDMIS段階を決定するものではなく、翻訳の文脈や実行の質（逐次訳の自然さや説明の十分さなど）によって、Minimization（同化）にもAcceptance（異物感の残留）にも転じうる可変的な性質を持つことが、データから示唆された。</w:t>
-      </w:r>
-    </w:p>
-    <w:p>
-      <w:pPr>
-        <w:rPr>
-          <w:rFonts w:ascii="ＭＳ 明朝" w:eastAsia="ＭＳ 明朝" w:hAnsi="ＭＳ 明朝" w:hint="eastAsia"/>
-        </w:rPr>
-      </w:pPr>
-    </w:p>
-    <w:p>
-      <w:pPr>
-        <w:pStyle w:val="a9"/>
+    </w:p>
+    <w:p>
+      <w:pPr>
+        <w:ind w:firstLineChars="100" w:firstLine="210"/>
+        <w:rPr>
+          <w:rFonts w:ascii="ＭＳ 明朝" w:eastAsia="ＭＳ 明朝" w:hAnsi="ＭＳ 明朝"/>
+        </w:rPr>
+      </w:pPr>
+      <w:r>
+        <w:rPr>
+          <w:rFonts w:ascii="ＭＳ 明朝" w:eastAsia="ＭＳ 明朝" w:hAnsi="ＭＳ 明朝"/>
+        </w:rPr>
+        <w:t>4章でLiteral Translationが「統計的に有意差なし（境界領域）」となった結果</w:t>
+      </w:r>
+    </w:p>
+    <w:p>
+      <w:pPr>
+        <w:rPr>
+          <w:rFonts w:ascii="ＭＳ 明朝" w:eastAsia="ＭＳ 明朝" w:hAnsi="ＭＳ 明朝"/>
+        </w:rPr>
+      </w:pPr>
+      <w:r>
+        <w:rPr>
+          <w:rFonts w:ascii="ＭＳ 明朝" w:eastAsia="ＭＳ 明朝" w:hAnsi="ＭＳ 明朝" w:hint="eastAsia"/>
+        </w:rPr>
+        <w:t>論点は</w:t>
+      </w:r>
+      <w:r>
+        <w:rPr>
+          <w:rFonts w:ascii="ＭＳ 明朝" w:eastAsia="ＭＳ 明朝" w:hAnsi="ＭＳ 明朝" w:hint="eastAsia"/>
+        </w:rPr>
+        <w:t>「</w:t>
+      </w:r>
+      <w:r>
+        <w:rPr>
+          <w:rFonts w:ascii="ＭＳ 明朝" w:eastAsia="ＭＳ 明朝" w:hAnsi="ＭＳ 明朝"/>
+        </w:rPr>
+        <w:t>なぜ直訳はMinimizationにもAcceptanceにもなるのか？</w:t>
+      </w:r>
+      <w:r>
+        <w:rPr>
+          <w:rFonts w:ascii="ＭＳ 明朝" w:eastAsia="ＭＳ 明朝" w:hAnsi="ＭＳ 明朝" w:hint="eastAsia"/>
+        </w:rPr>
+        <w:t>」</w:t>
+      </w:r>
+    </w:p>
+    <w:p>
+      <w:pPr>
+        <w:rPr>
+          <w:rFonts w:ascii="ＭＳ 明朝" w:eastAsia="ＭＳ 明朝" w:hAnsi="ＭＳ 明朝"/>
+        </w:rPr>
+      </w:pPr>
+    </w:p>
+    <w:p>
+      <w:pPr>
         <w:numPr>
           <w:ilvl w:val="0"/>
-          <w:numId w:val="7"/>
+          <w:numId w:val="38"/>
         </w:numPr>
         <w:rPr>
           <w:rFonts w:ascii="ＭＳ 明朝" w:eastAsia="ＭＳ 明朝" w:hAnsi="ＭＳ 明朝"/>
@@ -16032,23 +16326,175 @@
       </w:pPr>
       <w:r>
         <w:rPr>
-          <w:rFonts w:ascii="ＭＳ 明朝" w:eastAsia="ＭＳ 明朝" w:hAnsi="ＭＳ 明朝" w:hint="eastAsia"/>
-        </w:rPr>
-        <w:t>考察</w:t>
-      </w:r>
-      <w:r>
-        <w:rPr>
-          <w:rFonts w:ascii="ＭＳ 明朝" w:eastAsia="ＭＳ 明朝" w:hAnsi="ＭＳ 明朝" w:hint="eastAsia"/>
-        </w:rPr>
-        <w:t>（実際の項は仮。他に述べた方が良いことがあれば追加する）</w:t>
-      </w:r>
+          <w:rFonts w:ascii="ＭＳ 明朝" w:eastAsia="ＭＳ 明朝" w:hAnsi="ＭＳ 明朝"/>
+        </w:rPr>
+        <w:t>Established Equivalent（辞書）は「過去の翻訳者たちの合意形成」があるから安全（Minimization）。</w:t>
+      </w:r>
+    </w:p>
+    <w:p>
+      <w:pPr>
+        <w:numPr>
+          <w:ilvl w:val="0"/>
+          <w:numId w:val="38"/>
+        </w:numPr>
+        <w:rPr>
+          <w:rFonts w:ascii="ＭＳ 明朝" w:eastAsia="ＭＳ 明朝" w:hAnsi="ＭＳ 明朝"/>
+        </w:rPr>
+      </w:pPr>
+      <w:r>
+        <w:rPr>
+          <w:rFonts w:ascii="ＭＳ 明朝" w:eastAsia="ＭＳ 明朝" w:hAnsi="ＭＳ 明朝"/>
+        </w:rPr>
+        <w:t>一方、Literal Translationは、その場の文脈と読者の知識量に依存する**「賭け（ギャンブル）」**である。</w:t>
+      </w:r>
+    </w:p>
+    <w:p>
+      <w:pPr>
+        <w:numPr>
+          <w:ilvl w:val="0"/>
+          <w:numId w:val="38"/>
+        </w:numPr>
+        <w:rPr>
+          <w:rFonts w:ascii="ＭＳ 明朝" w:eastAsia="ＭＳ 明朝" w:hAnsi="ＭＳ 明朝"/>
+        </w:rPr>
+      </w:pPr>
+      <w:r>
+        <w:rPr>
+          <w:rFonts w:ascii="ＭＳ 明朝" w:eastAsia="ＭＳ 明朝" w:hAnsi="ＭＳ 明朝"/>
+        </w:rPr>
+        <w:t>うまくいけば、原文の風味を残しつつ理解される（透明な翻訳）。失敗すれば、意味不明な異物（Acceptance）として浮いてしまう。</w:t>
+      </w:r>
+    </w:p>
+    <w:p>
+      <w:pPr>
+        <w:numPr>
+          <w:ilvl w:val="0"/>
+          <w:numId w:val="38"/>
+        </w:numPr>
+        <w:rPr>
+          <w:rFonts w:ascii="ＭＳ 明朝" w:eastAsia="ＭＳ 明朝" w:hAnsi="ＭＳ 明朝"/>
+        </w:rPr>
+      </w:pPr>
+      <w:r>
+        <w:rPr>
+          <w:rFonts w:ascii="ＭＳ 明朝" w:eastAsia="ＭＳ 明朝" w:hAnsi="ＭＳ 明朝" w:hint="eastAsia"/>
+        </w:rPr>
+        <w:t>Literalをつかいこなすのは不確実性がたかく難しい。</w:t>
+      </w:r>
+      <w:r>
+        <w:rPr>
+          <w:rFonts w:ascii="ＭＳ 明朝" w:eastAsia="ＭＳ 明朝" w:hAnsi="ＭＳ 明朝"/>
+        </w:rPr>
+        <w:br/>
+      </w:r>
+      <w:r>
+        <w:rPr>
+          <w:rFonts w:ascii="ＭＳ 明朝" w:eastAsia="ＭＳ 明朝" w:hAnsi="ＭＳ 明朝" w:hint="eastAsia"/>
+        </w:rPr>
+        <w:t>Minimizationでもいい場合はEstEquまたはDescription,Adaptation等にきりかえる</w:t>
+      </w:r>
+    </w:p>
+    <w:p>
+      <w:pPr>
+        <w:ind w:left="720"/>
+        <w:rPr>
+          <w:rFonts w:ascii="ＭＳ 明朝" w:eastAsia="ＭＳ 明朝" w:hAnsi="ＭＳ 明朝"/>
+        </w:rPr>
+      </w:pPr>
+      <w:r>
+        <w:rPr>
+          <w:rFonts w:ascii="ＭＳ 明朝" w:eastAsia="ＭＳ 明朝" w:hAnsi="ＭＳ 明朝" w:hint="eastAsia"/>
+        </w:rPr>
+        <w:t>Adaptationで理解させたい場合は、音訳＋補足説明に切り替えるべきである</w:t>
+      </w:r>
+    </w:p>
+    <w:p>
+      <w:pPr>
+        <w:numPr>
+          <w:ilvl w:val="0"/>
+          <w:numId w:val="38"/>
+        </w:numPr>
+        <w:rPr>
+          <w:rFonts w:ascii="ＭＳ 明朝" w:eastAsia="ＭＳ 明朝" w:hAnsi="ＭＳ 明朝"/>
+        </w:rPr>
+      </w:pPr>
+      <w:r>
+        <w:rPr>
+          <w:rFonts w:ascii="ＭＳ 明朝" w:eastAsia="ＭＳ 明朝" w:hAnsi="ＭＳ 明朝" w:hint="eastAsia"/>
+        </w:rPr>
+        <w:t>Literalで</w:t>
+      </w:r>
+    </w:p>
+    <w:p>
+      <w:pPr>
+        <w:rPr>
+          <w:rFonts w:ascii="ＭＳ 明朝" w:eastAsia="ＭＳ 明朝" w:hAnsi="ＭＳ 明朝"/>
+        </w:rPr>
+      </w:pPr>
+      <w:r>
+        <w:rPr>
+          <w:rFonts w:ascii="ＭＳ 明朝" w:eastAsia="ＭＳ 明朝" w:hAnsi="ＭＳ 明朝" w:hint="eastAsia"/>
+        </w:rPr>
+        <w:t>5.5 翻訳者の背景要因：近藤とMcClellanのアプローチ</w:t>
+      </w:r>
+    </w:p>
+    <w:p>
+      <w:pPr>
+        <w:rPr>
+          <w:rFonts w:ascii="ＭＳ 明朝" w:eastAsia="ＭＳ 明朝" w:hAnsi="ＭＳ 明朝" w:hint="eastAsia"/>
+        </w:rPr>
+      </w:pPr>
+      <w:r>
+        <w:rPr>
+          <w:rFonts w:ascii="ＭＳ 明朝" w:eastAsia="ＭＳ 明朝" w:hAnsi="ＭＳ 明朝" w:hint="eastAsia"/>
+        </w:rPr>
+        <w:t>・</w:t>
+      </w:r>
+      <w:r>
+        <w:rPr>
+          <w:rFonts w:ascii="ＭＳ 明朝" w:eastAsia="ＭＳ 明朝" w:hAnsi="ＭＳ 明朝" w:hint="eastAsia"/>
+        </w:rPr>
+        <w:t>近藤（日本語ネイティブ）</w:t>
+      </w:r>
+      <w:r>
+        <w:rPr>
+          <w:rFonts w:ascii="ＭＳ 明朝" w:eastAsia="ＭＳ 明朝" w:hAnsi="ＭＳ 明朝"/>
+        </w:rPr>
+        <w:t>: ハイコンテクストな日本文化を「言語化」して説明する責任を感じている（足し算の翻訳）。</w:t>
+      </w:r>
+    </w:p>
+    <w:p>
+      <w:pPr>
+        <w:rPr>
+          <w:rFonts w:ascii="ＭＳ 明朝" w:eastAsia="ＭＳ 明朝" w:hAnsi="ＭＳ 明朝"/>
+        </w:rPr>
+      </w:pPr>
+      <w:r>
+        <w:rPr>
+          <w:rFonts w:ascii="ＭＳ 明朝" w:eastAsia="ＭＳ 明朝" w:hAnsi="ＭＳ 明朝" w:hint="eastAsia"/>
+        </w:rPr>
+        <w:t>・</w:t>
+      </w:r>
+      <w:r>
+        <w:rPr>
+          <w:rFonts w:ascii="ＭＳ 明朝" w:eastAsia="ＭＳ 明朝" w:hAnsi="ＭＳ 明朝"/>
+        </w:rPr>
+        <w:t>McClellan（英語ネイティブ）: 英語としての「Flow（流れ）」や美しさを重視し、ノイズとなる異文化要素を整理する（引き算の翻訳）。</w:t>
+      </w:r>
+    </w:p>
+    <w:p>
+      <w:pPr>
+        <w:rPr>
+          <w:rFonts w:ascii="ＭＳ 明朝" w:eastAsia="ＭＳ 明朝" w:hAnsi="ＭＳ 明朝" w:hint="eastAsia"/>
+        </w:rPr>
+      </w:pPr>
     </w:p>
     <w:p>
       <w:pPr>
         <w:pStyle w:val="a9"/>
         <w:numPr>
           <w:ilvl w:val="1"/>
-          <w:numId w:val="7"/>
+          <w:numId w:val="39"/>
         </w:numPr>
         <w:rPr>
           <w:rFonts w:ascii="ＭＳ 明朝" w:eastAsia="ＭＳ 明朝" w:hAnsi="ＭＳ 明朝"/>
@@ -16058,126 +16504,46 @@
         <w:rPr>
           <w:rFonts w:ascii="ＭＳ 明朝" w:eastAsia="ＭＳ 明朝" w:hAnsi="ＭＳ 明朝" w:hint="eastAsia"/>
         </w:rPr>
-        <w:t>翻訳技法とDMISを組み合わせたフレームワークの提唱</w:t>
-      </w:r>
-    </w:p>
-    <w:p>
-      <w:pPr>
-        <w:pStyle w:val="a9"/>
-        <w:numPr>
-          <w:ilvl w:val="1"/>
-          <w:numId w:val="7"/>
-        </w:numPr>
-        <w:rPr>
-          <w:rFonts w:ascii="ＭＳ 明朝" w:eastAsia="ＭＳ 明朝" w:hAnsi="ＭＳ 明朝"/>
-        </w:rPr>
-      </w:pPr>
-      <w:r>
-        <w:rPr>
-          <w:rFonts w:ascii="ＭＳ 明朝" w:eastAsia="ＭＳ 明朝" w:hAnsi="ＭＳ 明朝" w:hint="eastAsia"/>
-        </w:rPr>
-        <w:t>Minimizationの多さから読み取れる文学翻訳の性質</w:t>
-      </w:r>
-    </w:p>
-    <w:p>
-      <w:pPr>
-        <w:pStyle w:val="a9"/>
-        <w:numPr>
-          <w:ilvl w:val="1"/>
-          <w:numId w:val="7"/>
-        </w:numPr>
-        <w:rPr>
-          <w:rFonts w:ascii="ＭＳ 明朝" w:eastAsia="ＭＳ 明朝" w:hAnsi="ＭＳ 明朝"/>
-        </w:rPr>
-      </w:pPr>
-      <w:r>
-        <w:rPr>
-          <w:rFonts w:ascii="ＭＳ 明朝" w:eastAsia="ＭＳ 明朝" w:hAnsi="ＭＳ 明朝" w:hint="eastAsia"/>
-        </w:rPr>
-        <w:t>Established Equivalentの多さの理由</w:t>
-      </w:r>
-    </w:p>
-    <w:p>
-      <w:pPr>
-        <w:rPr>
-          <w:rFonts w:ascii="ＭＳ 明朝" w:eastAsia="ＭＳ 明朝" w:hAnsi="ＭＳ 明朝" w:hint="eastAsia"/>
-        </w:rPr>
-      </w:pPr>
-      <w:r>
-        <w:rPr>
-          <w:rFonts w:ascii="ＭＳ 明朝" w:eastAsia="ＭＳ 明朝" w:hAnsi="ＭＳ 明朝" w:hint="eastAsia"/>
-        </w:rPr>
-        <w:t>・辞書の発展（可能性としてはMcClellanや近藤の訳が翻訳として定着して、辞書に載った可能性もある。</w:t>
-      </w:r>
-    </w:p>
-    <w:p>
-      <w:pPr>
-        <w:pStyle w:val="a9"/>
-        <w:numPr>
-          <w:ilvl w:val="1"/>
-          <w:numId w:val="7"/>
-        </w:numPr>
-        <w:rPr>
-          <w:rFonts w:ascii="ＭＳ 明朝" w:eastAsia="ＭＳ 明朝" w:hAnsi="ＭＳ 明朝"/>
-        </w:rPr>
-      </w:pPr>
-      <w:r>
-        <w:rPr>
-          <w:rFonts w:ascii="ＭＳ 明朝" w:eastAsia="ＭＳ 明朝" w:hAnsi="ＭＳ 明朝" w:hint="eastAsia"/>
-        </w:rPr>
-        <w:t>翻訳者</w:t>
-      </w:r>
-      <w:r>
-        <w:rPr>
-          <w:rFonts w:ascii="ＭＳ 明朝" w:eastAsia="ＭＳ 明朝" w:hAnsi="ＭＳ 明朝" w:hint="eastAsia"/>
-        </w:rPr>
-        <w:t>の背景を踏まえた分析</w:t>
-      </w:r>
-    </w:p>
-    <w:p>
-      <w:pPr>
-        <w:rPr>
-          <w:rFonts w:ascii="ＭＳ 明朝" w:eastAsia="ＭＳ 明朝" w:hAnsi="ＭＳ 明朝"/>
-        </w:rPr>
-      </w:pPr>
-      <w:r>
-        <w:rPr>
-          <w:rFonts w:ascii="ＭＳ 明朝" w:eastAsia="ＭＳ 明朝" w:hAnsi="ＭＳ 明朝" w:hint="eastAsia"/>
-        </w:rPr>
-        <w:t>・日本語ネイティブだからこそ見えている世界</w:t>
-      </w:r>
-    </w:p>
-    <w:p>
-      <w:pPr>
-        <w:rPr>
-          <w:rFonts w:ascii="ＭＳ 明朝" w:eastAsia="ＭＳ 明朝" w:hAnsi="ＭＳ 明朝"/>
-        </w:rPr>
-      </w:pPr>
-      <w:r>
-        <w:rPr>
-          <w:rFonts w:ascii="ＭＳ 明朝" w:eastAsia="ＭＳ 明朝" w:hAnsi="ＭＳ 明朝" w:hint="eastAsia"/>
-        </w:rPr>
-        <w:t>・英語話者だからこその狙い</w:t>
-      </w:r>
-    </w:p>
-    <w:p>
-      <w:pPr>
-        <w:rPr>
-          <w:rFonts w:ascii="ＭＳ 明朝" w:eastAsia="ＭＳ 明朝" w:hAnsi="ＭＳ 明朝" w:hint="eastAsia"/>
-        </w:rPr>
-      </w:pPr>
-    </w:p>
-    <w:p>
-      <w:pPr>
-        <w:rPr>
-          <w:rFonts w:ascii="ＭＳ 明朝" w:eastAsia="ＭＳ 明朝" w:hAnsi="ＭＳ 明朝"/>
-        </w:rPr>
-      </w:pPr>
-      <w:r>
-        <w:rPr>
-          <w:rFonts w:ascii="ＭＳ 明朝" w:eastAsia="ＭＳ 明朝" w:hAnsi="ＭＳ 明朝" w:hint="eastAsia"/>
-        </w:rPr>
-        <w:t xml:space="preserve">5. </w:t>
+        <w:t>「読みやすさ」と「異文化理解」のトレードオフ</w:t>
+      </w:r>
+    </w:p>
+    <w:p>
+      <w:pPr>
+        <w:rPr>
+          <w:rFonts w:ascii="ＭＳ 明朝" w:eastAsia="ＭＳ 明朝" w:hAnsi="ＭＳ 明朝" w:hint="eastAsia"/>
+        </w:rPr>
+      </w:pPr>
+      <w:r>
+        <w:rPr>
+          <w:rFonts w:ascii="ＭＳ 明朝" w:eastAsia="ＭＳ 明朝" w:hAnsi="ＭＳ 明朝" w:hint="eastAsia"/>
+        </w:rPr>
+        <w:t>これは語れるのか？？どう語る？</w:t>
+      </w:r>
+    </w:p>
+    <w:p>
+      <w:pPr>
+        <w:rPr>
+          <w:rFonts w:ascii="ＭＳ 明朝" w:eastAsia="ＭＳ 明朝" w:hAnsi="ＭＳ 明朝" w:hint="eastAsia"/>
+        </w:rPr>
+      </w:pPr>
+    </w:p>
+    <w:p>
+      <w:pPr>
+        <w:rPr>
+          <w:rFonts w:ascii="ＭＳ 明朝" w:eastAsia="ＭＳ 明朝" w:hAnsi="ＭＳ 明朝"/>
+        </w:rPr>
+      </w:pPr>
+      <w:r>
+        <w:rPr>
+          <w:rFonts w:ascii="ＭＳ 明朝" w:eastAsia="ＭＳ 明朝" w:hAnsi="ＭＳ 明朝" w:hint="eastAsia"/>
+        </w:rPr>
+        <w:t>6</w:t>
+      </w:r>
+      <w:r>
+        <w:rPr>
+          <w:rFonts w:ascii="ＭＳ 明朝" w:eastAsia="ＭＳ 明朝" w:hAnsi="ＭＳ 明朝" w:hint="eastAsia"/>
+        </w:rPr>
+        <w:t xml:space="preserve">. </w:t>
       </w:r>
       <w:r>
         <w:rPr>
@@ -16196,7 +16562,7 @@
         <w:rPr>
           <w:rFonts w:ascii="ＭＳ 明朝" w:eastAsia="ＭＳ 明朝" w:hAnsi="ＭＳ 明朝" w:hint="eastAsia"/>
         </w:rPr>
-        <w:t>5</w:t>
+        <w:t>6</w:t>
       </w:r>
       <w:r>
         <w:rPr>
@@ -16215,7 +16581,7 @@
         <w:rPr>
           <w:rFonts w:ascii="ＭＳ 明朝" w:eastAsia="ＭＳ 明朝" w:hAnsi="ＭＳ 明朝" w:hint="eastAsia"/>
         </w:rPr>
-        <w:t>5</w:t>
+        <w:t>6</w:t>
       </w:r>
       <w:r>
         <w:rPr>
@@ -16262,9 +16628,10 @@
         <w:rPr>
           <w:rFonts w:ascii="ＭＳ 明朝" w:eastAsia="ＭＳ 明朝" w:hAnsi="ＭＳ 明朝" w:hint="eastAsia"/>
         </w:rPr>
+        <w:lastRenderedPageBreak/>
         <w:t>6</w:t>
       </w:r>
-      <w:commentRangeStart w:id="79"/>
+      <w:commentRangeStart w:id="80"/>
       <w:r>
         <w:rPr>
           <w:rFonts w:ascii="ＭＳ 明朝" w:eastAsia="ＭＳ 明朝" w:hAnsi="ＭＳ 明朝" w:hint="eastAsia"/>
@@ -16277,12 +16644,12 @@
         </w:rPr>
         <w:t>参考文献</w:t>
       </w:r>
-      <w:commentRangeEnd w:id="79"/>
+      <w:commentRangeEnd w:id="80"/>
       <w:r>
         <w:rPr>
           <w:rStyle w:val="ac"/>
         </w:rPr>
-        <w:commentReference w:id="79"/>
+        <w:commentReference w:id="80"/>
       </w:r>
     </w:p>
     <w:p>
@@ -16297,19 +16664,19 @@
         </w:rPr>
         <w:t>瀬上和典</w:t>
       </w:r>
-      <w:commentRangeStart w:id="80"/>
+      <w:commentRangeStart w:id="81"/>
       <w:r>
         <w:rPr>
           <w:rFonts w:ascii="ＭＳ 明朝" w:eastAsia="ＭＳ 明朝" w:hAnsi="ＭＳ 明朝" w:hint="eastAsia"/>
         </w:rPr>
         <w:t>,</w:t>
       </w:r>
-      <w:commentRangeEnd w:id="80"/>
+      <w:commentRangeEnd w:id="81"/>
       <w:r>
         <w:rPr>
           <w:rStyle w:val="ac"/>
         </w:rPr>
-        <w:commentReference w:id="80"/>
+        <w:commentReference w:id="81"/>
       </w:r>
       <w:r>
         <w:rPr>
@@ -16317,19 +16684,19 @@
         </w:rPr>
         <w:t xml:space="preserve"> 2016</w:t>
       </w:r>
-      <w:commentRangeStart w:id="81"/>
+      <w:commentRangeStart w:id="82"/>
       <w:r>
         <w:rPr>
           <w:rFonts w:ascii="ＭＳ 明朝" w:eastAsia="ＭＳ 明朝" w:hAnsi="ＭＳ 明朝" w:hint="eastAsia"/>
         </w:rPr>
         <w:t xml:space="preserve">, </w:t>
       </w:r>
-      <w:commentRangeEnd w:id="81"/>
+      <w:commentRangeEnd w:id="82"/>
       <w:r>
         <w:rPr>
           <w:rStyle w:val="ac"/>
         </w:rPr>
-        <w:commentReference w:id="81"/>
+        <w:commentReference w:id="82"/>
       </w:r>
       <w:r>
         <w:rPr>
@@ -16337,29 +16704,29 @@
         </w:rPr>
         <w:t>機械翻訳の限界と人間による翻訳の</w:t>
       </w:r>
-      <w:commentRangeStart w:id="82"/>
+      <w:commentRangeStart w:id="83"/>
       <w:r>
         <w:rPr>
           <w:rFonts w:ascii="ＭＳ 明朝" w:eastAsia="ＭＳ 明朝" w:hAnsi="ＭＳ 明朝" w:hint="eastAsia"/>
         </w:rPr>
         <w:t>可能性</w:t>
       </w:r>
-      <w:commentRangeEnd w:id="82"/>
+      <w:commentRangeEnd w:id="83"/>
       <w:r>
         <w:rPr>
           <w:rStyle w:val="ac"/>
         </w:rPr>
-        <w:commentReference w:id="82"/>
-      </w:r>
-    </w:p>
-    <w:p>
-      <w:pPr>
-        <w:rPr>
-          <w:rFonts w:ascii="ＭＳ 明朝" w:eastAsia="ＭＳ 明朝" w:hAnsi="ＭＳ 明朝"/>
-        </w:rPr>
-      </w:pPr>
-      <w:commentRangeStart w:id="83"/>
+        <w:commentReference w:id="83"/>
+      </w:r>
+    </w:p>
+    <w:p>
+      <w:pPr>
+        <w:rPr>
+          <w:rFonts w:ascii="ＭＳ 明朝" w:eastAsia="ＭＳ 明朝" w:hAnsi="ＭＳ 明朝"/>
+        </w:rPr>
+      </w:pPr>
       <w:commentRangeStart w:id="84"/>
+      <w:commentRangeStart w:id="85"/>
       <w:r>
         <w:rPr>
           <w:rFonts w:ascii="ＭＳ 明朝" w:eastAsia="ＭＳ 明朝" w:hAnsi="ＭＳ 明朝" w:hint="eastAsia"/>
@@ -16378,14 +16745,14 @@
         </w:rPr>
         <w:t>Jeremy</w:t>
       </w:r>
-      <w:commentRangeEnd w:id="83"/>
+      <w:commentRangeEnd w:id="84"/>
       <w:r>
         <w:rPr>
           <w:rStyle w:val="ac"/>
         </w:rPr>
-        <w:commentReference w:id="83"/>
-      </w:r>
-      <w:commentRangeStart w:id="85"/>
+        <w:commentReference w:id="84"/>
+      </w:r>
+      <w:commentRangeStart w:id="86"/>
       <w:r>
         <w:rPr>
           <w:rFonts w:ascii="ＭＳ 明朝" w:eastAsia="ＭＳ 明朝" w:hAnsi="ＭＳ 明朝" w:hint="eastAsia"/>
@@ -16398,6 +16765,83 @@
         </w:rPr>
         <w:t xml:space="preserve"> </w:t>
       </w:r>
+      <w:commentRangeEnd w:id="86"/>
+      <w:r>
+        <w:rPr>
+          <w:rStyle w:val="ac"/>
+        </w:rPr>
+        <w:commentReference w:id="86"/>
+      </w:r>
+      <w:r>
+        <w:rPr>
+          <w:rFonts w:ascii="ＭＳ 明朝" w:eastAsia="ＭＳ 明朝" w:hAnsi="ＭＳ 明朝" w:hint="eastAsia"/>
+        </w:rPr>
+        <w:t>2008</w:t>
+      </w:r>
+      <w:commentRangeStart w:id="87"/>
+      <w:r>
+        <w:rPr>
+          <w:rFonts w:ascii="ＭＳ 明朝" w:eastAsia="ＭＳ 明朝" w:hAnsi="ＭＳ 明朝" w:hint="eastAsia"/>
+        </w:rPr>
+        <w:t>,</w:t>
+      </w:r>
+      <w:commentRangeEnd w:id="87"/>
+      <w:r>
+        <w:rPr>
+          <w:rStyle w:val="ac"/>
+        </w:rPr>
+        <w:commentReference w:id="87"/>
+      </w:r>
+      <w:r>
+        <w:rPr>
+          <w:rFonts w:ascii="ＭＳ 明朝" w:eastAsia="ＭＳ 明朝" w:hAnsi="ＭＳ 明朝" w:hint="eastAsia"/>
+        </w:rPr>
+        <w:t xml:space="preserve"> Introducing Translation Studies</w:t>
+      </w:r>
+      <w:r>
+        <w:rPr>
+          <w:rFonts w:ascii="ＭＳ 明朝" w:eastAsia="ＭＳ 明朝" w:hAnsi="ＭＳ 明朝" w:hint="eastAsia"/>
+        </w:rPr>
+        <w:t>,</w:t>
+      </w:r>
+      <w:r>
+        <w:rPr>
+          <w:rFonts w:ascii="ＭＳ 明朝" w:eastAsia="ＭＳ 明朝" w:hAnsi="ＭＳ 明朝" w:hint="eastAsia"/>
+        </w:rPr>
+        <w:t xml:space="preserve"> Routledge</w:t>
+      </w:r>
+      <w:r>
+        <w:rPr>
+          <w:rFonts w:ascii="ＭＳ 明朝" w:eastAsia="ＭＳ 明朝" w:hAnsi="ＭＳ 明朝" w:hint="eastAsia"/>
+        </w:rPr>
+        <w:t>,</w:t>
+      </w:r>
+      <w:r>
+        <w:rPr>
+          <w:rFonts w:ascii="ＭＳ 明朝" w:eastAsia="ＭＳ 明朝" w:hAnsi="ＭＳ 明朝" w:hint="eastAsia"/>
+        </w:rPr>
+        <w:t>（</w:t>
+      </w:r>
+      <w:commentRangeStart w:id="88"/>
+      <w:r>
+        <w:rPr>
+          <w:rFonts w:ascii="ＭＳ 明朝" w:eastAsia="ＭＳ 明朝" w:hAnsi="ＭＳ 明朝" w:hint="eastAsia"/>
+        </w:rPr>
+        <w:t>=鳥飼玖美 子監訳</w:t>
+      </w:r>
+      <w:commentRangeEnd w:id="88"/>
+      <w:r>
+        <w:rPr>
+          <w:rStyle w:val="ac"/>
+        </w:rPr>
+        <w:commentReference w:id="88"/>
+      </w:r>
+      <w:r>
+        <w:rPr>
+          <w:rFonts w:ascii="ＭＳ 明朝" w:eastAsia="ＭＳ 明朝" w:hAnsi="ＭＳ 明朝" w:hint="eastAsia"/>
+        </w:rPr>
+        <w:t>. 2009.『翻訳学入門』みすず書房.）</w:t>
+      </w:r>
       <w:commentRangeEnd w:id="85"/>
       <w:r>
         <w:rPr>
@@ -16405,578 +16849,452 @@
         </w:rPr>
         <w:commentReference w:id="85"/>
       </w:r>
-      <w:r>
-        <w:rPr>
-          <w:rFonts w:ascii="ＭＳ 明朝" w:eastAsia="ＭＳ 明朝" w:hAnsi="ＭＳ 明朝" w:hint="eastAsia"/>
-        </w:rPr>
-        <w:t>2008</w:t>
-      </w:r>
-      <w:commentRangeStart w:id="86"/>
-      <w:r>
-        <w:rPr>
-          <w:rFonts w:ascii="ＭＳ 明朝" w:eastAsia="ＭＳ 明朝" w:hAnsi="ＭＳ 明朝" w:hint="eastAsia"/>
+    </w:p>
+    <w:p>
+      <w:pPr>
+        <w:rPr>
+          <w:rFonts w:ascii="ＭＳ 明朝" w:eastAsia="ＭＳ 明朝" w:hAnsi="ＭＳ 明朝"/>
+        </w:rPr>
+      </w:pPr>
+    </w:p>
+    <w:p>
+      <w:pPr>
+        <w:rPr>
+          <w:rFonts w:ascii="ＭＳ 明朝" w:eastAsia="ＭＳ 明朝" w:hAnsi="ＭＳ 明朝"/>
+        </w:rPr>
+      </w:pPr>
+      <w:commentRangeStart w:id="89"/>
+      <w:r>
+        <w:rPr>
+          <w:rFonts w:ascii="ＭＳ 明朝" w:eastAsia="ＭＳ 明朝" w:hAnsi="ＭＳ 明朝" w:hint="eastAsia"/>
+        </w:rPr>
+        <w:t>【文化的要素の定義】</w:t>
+      </w:r>
+      <w:commentRangeEnd w:id="89"/>
+      <w:r>
+        <w:rPr>
+          <w:rStyle w:val="ac"/>
+        </w:rPr>
+        <w:commentReference w:id="89"/>
+      </w:r>
+    </w:p>
+    <w:p>
+      <w:pPr>
+        <w:rPr>
+          <w:rFonts w:ascii="ＭＳ 明朝" w:eastAsia="ＭＳ 明朝" w:hAnsi="ＭＳ 明朝"/>
+        </w:rPr>
+      </w:pPr>
+      <w:r>
+        <w:rPr>
+          <w:rFonts w:ascii="ＭＳ 明朝" w:eastAsia="ＭＳ 明朝" w:hAnsi="ＭＳ 明朝"/>
+        </w:rPr>
+        <w:t>Newmark,</w:t>
+      </w:r>
+      <w:commentRangeStart w:id="90"/>
+      <w:r>
+        <w:rPr>
+          <w:rFonts w:ascii="ＭＳ 明朝" w:eastAsia="ＭＳ 明朝" w:hAnsi="ＭＳ 明朝"/>
+        </w:rPr>
+        <w:t>Peter</w:t>
+      </w:r>
+      <w:commentRangeEnd w:id="90"/>
+      <w:r>
+        <w:rPr>
+          <w:rStyle w:val="ac"/>
+        </w:rPr>
+        <w:commentReference w:id="90"/>
+      </w:r>
+      <w:commentRangeStart w:id="91"/>
+      <w:r>
+        <w:rPr>
+          <w:rFonts w:ascii="ＭＳ 明朝" w:eastAsia="ＭＳ 明朝" w:hAnsi="ＭＳ 明朝"/>
         </w:rPr>
         <w:t>,</w:t>
       </w:r>
-      <w:commentRangeEnd w:id="86"/>
+      <w:commentRangeEnd w:id="91"/>
       <w:r>
         <w:rPr>
           <w:rStyle w:val="ac"/>
         </w:rPr>
-        <w:commentReference w:id="86"/>
-      </w:r>
-      <w:r>
-        <w:rPr>
-          <w:rFonts w:ascii="ＭＳ 明朝" w:eastAsia="ＭＳ 明朝" w:hAnsi="ＭＳ 明朝" w:hint="eastAsia"/>
-        </w:rPr>
-        <w:t xml:space="preserve"> Introducing Translation Studies</w:t>
-      </w:r>
-      <w:r>
-        <w:rPr>
-          <w:rFonts w:ascii="ＭＳ 明朝" w:eastAsia="ＭＳ 明朝" w:hAnsi="ＭＳ 明朝" w:hint="eastAsia"/>
+        <w:commentReference w:id="91"/>
+      </w:r>
+      <w:r>
+        <w:rPr>
+          <w:rFonts w:ascii="ＭＳ 明朝" w:eastAsia="ＭＳ 明朝" w:hAnsi="ＭＳ 明朝"/>
+        </w:rPr>
+        <w:t>1988</w:t>
+      </w:r>
+      <w:commentRangeStart w:id="92"/>
+      <w:r>
+        <w:rPr>
+          <w:rFonts w:ascii="ＭＳ 明朝" w:eastAsia="ＭＳ 明朝" w:hAnsi="ＭＳ 明朝"/>
         </w:rPr>
         <w:t>,</w:t>
       </w:r>
-      <w:r>
-        <w:rPr>
-          <w:rFonts w:ascii="ＭＳ 明朝" w:eastAsia="ＭＳ 明朝" w:hAnsi="ＭＳ 明朝" w:hint="eastAsia"/>
-        </w:rPr>
-        <w:t xml:space="preserve"> Routledge</w:t>
-      </w:r>
-      <w:r>
-        <w:rPr>
-          <w:rFonts w:ascii="ＭＳ 明朝" w:eastAsia="ＭＳ 明朝" w:hAnsi="ＭＳ 明朝" w:hint="eastAsia"/>
+      <w:commentRangeEnd w:id="92"/>
+      <w:r>
+        <w:rPr>
+          <w:rStyle w:val="ac"/>
+        </w:rPr>
+        <w:commentReference w:id="92"/>
+      </w:r>
+      <w:commentRangeStart w:id="93"/>
+      <w:r>
+        <w:rPr>
+          <w:rFonts w:ascii="ＭＳ 明朝" w:eastAsia="ＭＳ 明朝" w:hAnsi="ＭＳ 明朝"/>
+        </w:rPr>
+        <w:t>A Textbook of Translation</w:t>
+      </w:r>
+      <w:commentRangeEnd w:id="93"/>
+      <w:r>
+        <w:rPr>
+          <w:rStyle w:val="ac"/>
+        </w:rPr>
+        <w:commentReference w:id="93"/>
+      </w:r>
+      <w:commentRangeStart w:id="94"/>
+      <w:r>
+        <w:rPr>
+          <w:rFonts w:ascii="ＭＳ 明朝" w:eastAsia="ＭＳ 明朝" w:hAnsi="ＭＳ 明朝"/>
         </w:rPr>
         <w:t>,</w:t>
       </w:r>
-      <w:r>
-        <w:rPr>
-          <w:rFonts w:ascii="ＭＳ 明朝" w:eastAsia="ＭＳ 明朝" w:hAnsi="ＭＳ 明朝" w:hint="eastAsia"/>
-        </w:rPr>
-        <w:t>（</w:t>
-      </w:r>
-      <w:commentRangeStart w:id="87"/>
-      <w:r>
-        <w:rPr>
-          <w:rFonts w:ascii="ＭＳ 明朝" w:eastAsia="ＭＳ 明朝" w:hAnsi="ＭＳ 明朝" w:hint="eastAsia"/>
-        </w:rPr>
-        <w:t>=鳥飼玖美 子監訳</w:t>
-      </w:r>
-      <w:commentRangeEnd w:id="87"/>
+      <w:commentRangeEnd w:id="94"/>
       <w:r>
         <w:rPr>
           <w:rStyle w:val="ac"/>
         </w:rPr>
-        <w:commentReference w:id="87"/>
-      </w:r>
-      <w:r>
-        <w:rPr>
-          <w:rFonts w:ascii="ＭＳ 明朝" w:eastAsia="ＭＳ 明朝" w:hAnsi="ＭＳ 明朝" w:hint="eastAsia"/>
-        </w:rPr>
-        <w:t>. 2009.『翻訳学入門』みすず書房.）</w:t>
-      </w:r>
-      <w:commentRangeEnd w:id="84"/>
+        <w:commentReference w:id="94"/>
+      </w:r>
+      <w:r>
+        <w:rPr>
+          <w:rFonts w:ascii="ＭＳ 明朝" w:eastAsia="ＭＳ 明朝" w:hAnsi="ＭＳ 明朝"/>
+        </w:rPr>
+        <w:t xml:space="preserve"> Prentice-Hall</w:t>
+      </w:r>
+      <w:r>
+        <w:rPr>
+          <w:rFonts w:ascii="ＭＳ 明朝" w:eastAsia="ＭＳ 明朝" w:hAnsi="ＭＳ 明朝" w:hint="eastAsia"/>
+        </w:rPr>
+        <w:t xml:space="preserve"> </w:t>
+      </w:r>
+      <w:r>
+        <w:rPr>
+          <w:rFonts w:ascii="ＭＳ 明朝" w:eastAsia="ＭＳ 明朝" w:hAnsi="ＭＳ 明朝"/>
+        </w:rPr>
+        <w:t>International</w:t>
+      </w:r>
+      <w:commentRangeStart w:id="95"/>
+      <w:r>
+        <w:rPr>
+          <w:rFonts w:ascii="ＭＳ 明朝" w:eastAsia="ＭＳ 明朝" w:hAnsi="ＭＳ 明朝"/>
+        </w:rPr>
+        <w:t>,New York</w:t>
+      </w:r>
+      <w:commentRangeEnd w:id="95"/>
       <w:r>
         <w:rPr>
           <w:rStyle w:val="ac"/>
         </w:rPr>
-        <w:commentReference w:id="84"/>
-      </w:r>
-    </w:p>
-    <w:p>
-      <w:pPr>
-        <w:rPr>
-          <w:rFonts w:ascii="ＭＳ 明朝" w:eastAsia="ＭＳ 明朝" w:hAnsi="ＭＳ 明朝"/>
-        </w:rPr>
-      </w:pPr>
-    </w:p>
-    <w:p>
-      <w:pPr>
-        <w:rPr>
-          <w:rFonts w:ascii="ＭＳ 明朝" w:eastAsia="ＭＳ 明朝" w:hAnsi="ＭＳ 明朝"/>
-        </w:rPr>
-      </w:pPr>
-      <w:commentRangeStart w:id="88"/>
-      <w:r>
-        <w:rPr>
-          <w:rFonts w:ascii="ＭＳ 明朝" w:eastAsia="ＭＳ 明朝" w:hAnsi="ＭＳ 明朝" w:hint="eastAsia"/>
-        </w:rPr>
-        <w:t>【文化的要素の定義】</w:t>
-      </w:r>
-      <w:commentRangeEnd w:id="88"/>
+        <w:commentReference w:id="95"/>
+      </w:r>
+      <w:r>
+        <w:rPr>
+          <w:rFonts w:ascii="ＭＳ 明朝" w:eastAsia="ＭＳ 明朝" w:hAnsi="ＭＳ 明朝"/>
+        </w:rPr>
+        <w:t>.</w:t>
+      </w:r>
+    </w:p>
+    <w:p>
+      <w:pPr>
+        <w:rPr>
+          <w:rFonts w:ascii="ＭＳ 明朝" w:eastAsia="ＭＳ 明朝" w:hAnsi="ＭＳ 明朝"/>
+        </w:rPr>
+      </w:pPr>
+      <w:r>
+        <w:rPr>
+          <w:rFonts w:ascii="ＭＳ 明朝" w:eastAsia="ＭＳ 明朝" w:hAnsi="ＭＳ 明朝" w:hint="eastAsia"/>
+        </w:rPr>
+        <w:t>【</w:t>
+      </w:r>
+      <w:r>
+        <w:rPr>
+          <w:rFonts w:ascii="ＭＳ 明朝" w:eastAsia="ＭＳ 明朝" w:hAnsi="ＭＳ 明朝" w:hint="eastAsia"/>
+        </w:rPr>
+        <w:t>技法関連</w:t>
+      </w:r>
+      <w:r>
+        <w:rPr>
+          <w:rFonts w:ascii="ＭＳ 明朝" w:eastAsia="ＭＳ 明朝" w:hAnsi="ＭＳ 明朝" w:hint="eastAsia"/>
+        </w:rPr>
+        <w:t>】</w:t>
+      </w:r>
+    </w:p>
+    <w:p>
+      <w:pPr>
+        <w:rPr>
+          <w:rFonts w:ascii="ＭＳ 明朝" w:eastAsia="ＭＳ 明朝" w:hAnsi="ＭＳ 明朝"/>
+          <w:szCs w:val="21"/>
+        </w:rPr>
+      </w:pPr>
+      <w:r>
+        <w:rPr>
+          <w:rFonts w:ascii="ＭＳ 明朝" w:eastAsia="ＭＳ 明朝" w:hAnsi="ＭＳ 明朝"/>
+          <w:szCs w:val="21"/>
+        </w:rPr>
+        <w:t xml:space="preserve">Vinay, J.-P., &amp; Darbelnet, J. </w:t>
+      </w:r>
+      <w:commentRangeStart w:id="96"/>
+      <w:r>
+        <w:rPr>
+          <w:rFonts w:ascii="ＭＳ 明朝" w:eastAsia="ＭＳ 明朝" w:hAnsi="ＭＳ 明朝"/>
+          <w:szCs w:val="21"/>
+        </w:rPr>
+        <w:t>(1995)</w:t>
+      </w:r>
+      <w:commentRangeEnd w:id="96"/>
       <w:r>
         <w:rPr>
           <w:rStyle w:val="ac"/>
         </w:rPr>
-        <w:commentReference w:id="88"/>
-      </w:r>
-    </w:p>
-    <w:p>
-      <w:pPr>
-        <w:rPr>
-          <w:rFonts w:ascii="ＭＳ 明朝" w:eastAsia="ＭＳ 明朝" w:hAnsi="ＭＳ 明朝"/>
-        </w:rPr>
-      </w:pPr>
-      <w:r>
-        <w:rPr>
-          <w:rFonts w:ascii="ＭＳ 明朝" w:eastAsia="ＭＳ 明朝" w:hAnsi="ＭＳ 明朝"/>
-        </w:rPr>
-        <w:t>Newmark,</w:t>
-      </w:r>
-      <w:commentRangeStart w:id="89"/>
-      <w:r>
-        <w:rPr>
-          <w:rFonts w:ascii="ＭＳ 明朝" w:eastAsia="ＭＳ 明朝" w:hAnsi="ＭＳ 明朝"/>
-        </w:rPr>
-        <w:t>Peter</w:t>
-      </w:r>
-      <w:commentRangeEnd w:id="89"/>
+        <w:commentReference w:id="96"/>
+      </w:r>
+      <w:r>
+        <w:rPr>
+          <w:rFonts w:ascii="ＭＳ 明朝" w:eastAsia="ＭＳ 明朝" w:hAnsi="ＭＳ 明朝"/>
+          <w:szCs w:val="21"/>
+        </w:rPr>
+        <w:t xml:space="preserve">. </w:t>
+      </w:r>
+      <w:commentRangeStart w:id="97"/>
+      <w:r>
+        <w:rPr>
+          <w:rFonts w:ascii="ＭＳ 明朝" w:eastAsia="ＭＳ 明朝" w:hAnsi="ＭＳ 明朝"/>
+          <w:szCs w:val="21"/>
+        </w:rPr>
+        <w:t>Comparative Stylistics of French and English: A Methodology for Translation</w:t>
+      </w:r>
+      <w:commentRangeEnd w:id="97"/>
       <w:r>
         <w:rPr>
           <w:rStyle w:val="ac"/>
         </w:rPr>
-        <w:commentReference w:id="89"/>
-      </w:r>
-      <w:commentRangeStart w:id="90"/>
-      <w:r>
-        <w:rPr>
-          <w:rFonts w:ascii="ＭＳ 明朝" w:eastAsia="ＭＳ 明朝" w:hAnsi="ＭＳ 明朝"/>
-        </w:rPr>
-        <w:t>,</w:t>
-      </w:r>
-      <w:commentRangeEnd w:id="90"/>
+        <w:commentReference w:id="97"/>
+      </w:r>
+      <w:r>
+        <w:rPr>
+          <w:rFonts w:ascii="ＭＳ 明朝" w:eastAsia="ＭＳ 明朝" w:hAnsi="ＭＳ 明朝"/>
+          <w:szCs w:val="21"/>
+        </w:rPr>
+        <w:t>. (J. C. Sager &amp; M. J. Hamel, Trans.). John Benjamins. (Original work published 1958)</w:t>
+      </w:r>
+    </w:p>
+    <w:p>
+      <w:pPr>
+        <w:rPr>
+          <w:rFonts w:ascii="ＭＳ 明朝" w:eastAsia="ＭＳ 明朝" w:hAnsi="ＭＳ 明朝"/>
+          <w:szCs w:val="21"/>
+        </w:rPr>
+      </w:pPr>
+    </w:p>
+    <w:p>
+      <w:pPr>
+        <w:rPr>
+          <w:rFonts w:ascii="ＭＳ 明朝" w:eastAsia="ＭＳ 明朝" w:hAnsi="ＭＳ 明朝"/>
+          <w:szCs w:val="21"/>
+        </w:rPr>
+      </w:pPr>
+      <w:r>
+        <w:rPr>
+          <w:rFonts w:ascii="ＭＳ 明朝" w:eastAsia="ＭＳ 明朝" w:hAnsi="ＭＳ 明朝"/>
+          <w:szCs w:val="21"/>
+        </w:rPr>
+        <w:t xml:space="preserve">Molina, L., &amp; Hurtado </w:t>
+      </w:r>
+      <w:commentRangeStart w:id="98"/>
+      <w:r>
+        <w:rPr>
+          <w:rFonts w:ascii="ＭＳ 明朝" w:eastAsia="ＭＳ 明朝" w:hAnsi="ＭＳ 明朝"/>
+          <w:szCs w:val="21"/>
+        </w:rPr>
+        <w:t>Albir</w:t>
+      </w:r>
+      <w:commentRangeEnd w:id="98"/>
       <w:r>
         <w:rPr>
           <w:rStyle w:val="ac"/>
         </w:rPr>
-        <w:commentReference w:id="90"/>
-      </w:r>
-      <w:r>
-        <w:rPr>
-          <w:rFonts w:ascii="ＭＳ 明朝" w:eastAsia="ＭＳ 明朝" w:hAnsi="ＭＳ 明朝"/>
-        </w:rPr>
-        <w:t>1988</w:t>
-      </w:r>
-      <w:commentRangeStart w:id="91"/>
-      <w:r>
-        <w:rPr>
-          <w:rFonts w:ascii="ＭＳ 明朝" w:eastAsia="ＭＳ 明朝" w:hAnsi="ＭＳ 明朝"/>
-        </w:rPr>
-        <w:t>,</w:t>
-      </w:r>
-      <w:commentRangeEnd w:id="91"/>
+        <w:commentReference w:id="98"/>
+      </w:r>
+      <w:r>
+        <w:rPr>
+          <w:rFonts w:ascii="ＭＳ 明朝" w:eastAsia="ＭＳ 明朝" w:hAnsi="ＭＳ 明朝"/>
+          <w:szCs w:val="21"/>
+        </w:rPr>
+        <w:t xml:space="preserve">, A. (2002). Translation Techniques Revisited: A Dynamic and Functionalist Approach. </w:t>
+      </w:r>
+      <w:commentRangeStart w:id="99"/>
+      <w:r>
+        <w:rPr>
+          <w:rFonts w:ascii="ＭＳ 明朝" w:eastAsia="ＭＳ 明朝" w:hAnsi="ＭＳ 明朝"/>
+          <w:szCs w:val="21"/>
+        </w:rPr>
+        <w:t>Meta: Journal des traducteurs / Meta: Translators' Journal, 47</w:t>
+      </w:r>
+      <w:commentRangeEnd w:id="99"/>
       <w:r>
         <w:rPr>
           <w:rStyle w:val="ac"/>
         </w:rPr>
-        <w:commentReference w:id="91"/>
-      </w:r>
-      <w:commentRangeStart w:id="92"/>
-      <w:r>
-        <w:rPr>
-          <w:rFonts w:ascii="ＭＳ 明朝" w:eastAsia="ＭＳ 明朝" w:hAnsi="ＭＳ 明朝"/>
-        </w:rPr>
-        <w:t>A Textbook of Translation</w:t>
-      </w:r>
-      <w:commentRangeEnd w:id="92"/>
+        <w:commentReference w:id="99"/>
+      </w:r>
+      <w:r>
+        <w:rPr>
+          <w:rFonts w:ascii="ＭＳ 明朝" w:eastAsia="ＭＳ 明朝" w:hAnsi="ＭＳ 明朝"/>
+          <w:szCs w:val="21"/>
+        </w:rPr>
+        <w:t>(4), 498–512.</w:t>
+      </w:r>
+    </w:p>
+    <w:p>
+      <w:pPr>
+        <w:rPr>
+          <w:rFonts w:ascii="ＭＳ 明朝" w:eastAsia="ＭＳ 明朝" w:hAnsi="ＭＳ 明朝"/>
+          <w:szCs w:val="21"/>
+        </w:rPr>
+      </w:pPr>
+    </w:p>
+    <w:p>
+      <w:pPr>
+        <w:rPr>
+          <w:rFonts w:ascii="ＭＳ 明朝" w:eastAsia="ＭＳ 明朝" w:hAnsi="ＭＳ 明朝"/>
+          <w:szCs w:val="21"/>
+        </w:rPr>
+      </w:pPr>
+      <w:r>
+        <w:rPr>
+          <w:rFonts w:ascii="ＭＳ 明朝" w:eastAsia="ＭＳ 明朝" w:hAnsi="ＭＳ 明朝" w:hint="eastAsia"/>
+          <w:szCs w:val="21"/>
+        </w:rPr>
+        <w:t>【</w:t>
+      </w:r>
+      <w:r>
+        <w:rPr>
+          <w:rFonts w:ascii="ＭＳ 明朝" w:eastAsia="ＭＳ 明朝" w:hAnsi="ＭＳ 明朝" w:hint="eastAsia"/>
+          <w:szCs w:val="21"/>
+        </w:rPr>
+        <w:t>スコポス理論関連</w:t>
+      </w:r>
+      <w:r>
+        <w:rPr>
+          <w:rFonts w:ascii="ＭＳ 明朝" w:eastAsia="ＭＳ 明朝" w:hAnsi="ＭＳ 明朝" w:hint="eastAsia"/>
+          <w:szCs w:val="21"/>
+        </w:rPr>
+        <w:t>】</w:t>
+      </w:r>
+    </w:p>
+    <w:p>
+      <w:pPr>
+        <w:rPr>
+          <w:rFonts w:ascii="ＭＳ 明朝" w:eastAsia="ＭＳ 明朝" w:hAnsi="ＭＳ 明朝"/>
+          <w:szCs w:val="21"/>
+        </w:rPr>
+      </w:pPr>
+      <w:r>
+        <w:rPr>
+          <w:rFonts w:ascii="ＭＳ 明朝" w:eastAsia="ＭＳ 明朝" w:hAnsi="ＭＳ 明朝" w:hint="eastAsia"/>
+          <w:szCs w:val="21"/>
+        </w:rPr>
+        <w:t xml:space="preserve">Vermeer, H. J. (1989). </w:t>
+      </w:r>
+      <w:commentRangeStart w:id="100"/>
+      <w:r>
+        <w:rPr>
+          <w:rFonts w:ascii="ＭＳ 明朝" w:eastAsia="ＭＳ 明朝" w:hAnsi="ＭＳ 明朝" w:hint="eastAsia"/>
+          <w:szCs w:val="21"/>
+        </w:rPr>
+        <w:t xml:space="preserve">Skopos and Commission in Translational </w:t>
+      </w:r>
+      <w:commentRangeStart w:id="101"/>
+      <w:r>
+        <w:rPr>
+          <w:rFonts w:ascii="ＭＳ 明朝" w:eastAsia="ＭＳ 明朝" w:hAnsi="ＭＳ 明朝" w:hint="eastAsia"/>
+          <w:szCs w:val="21"/>
+        </w:rPr>
+        <w:t>Action</w:t>
+      </w:r>
+      <w:commentRangeEnd w:id="100"/>
       <w:r>
         <w:rPr>
           <w:rStyle w:val="ac"/>
         </w:rPr>
-        <w:commentReference w:id="92"/>
-      </w:r>
-      <w:commentRangeStart w:id="93"/>
-      <w:r>
-        <w:rPr>
-          <w:rFonts w:ascii="ＭＳ 明朝" w:eastAsia="ＭＳ 明朝" w:hAnsi="ＭＳ 明朝"/>
-        </w:rPr>
-        <w:t>,</w:t>
-      </w:r>
-      <w:commentRangeEnd w:id="93"/>
+        <w:commentReference w:id="100"/>
+      </w:r>
+      <w:r>
+        <w:rPr>
+          <w:rFonts w:ascii="ＭＳ 明朝" w:eastAsia="ＭＳ 明朝" w:hAnsi="ＭＳ 明朝" w:hint="eastAsia"/>
+          <w:szCs w:val="21"/>
+        </w:rPr>
+        <w:t>.</w:t>
+      </w:r>
+      <w:commentRangeEnd w:id="101"/>
       <w:r>
         <w:rPr>
           <w:rStyle w:val="ac"/>
         </w:rPr>
-        <w:commentReference w:id="93"/>
-      </w:r>
-      <w:r>
-        <w:rPr>
-          <w:rFonts w:ascii="ＭＳ 明朝" w:eastAsia="ＭＳ 明朝" w:hAnsi="ＭＳ 明朝"/>
-        </w:rPr>
-        <w:t xml:space="preserve"> Prentice-Hall</w:t>
-      </w:r>
-      <w:r>
-        <w:rPr>
-          <w:rFonts w:ascii="ＭＳ 明朝" w:eastAsia="ＭＳ 明朝" w:hAnsi="ＭＳ 明朝" w:hint="eastAsia"/>
-        </w:rPr>
-        <w:t xml:space="preserve"> </w:t>
-      </w:r>
-      <w:proofErr w:type="spellStart"/>
-      <w:r>
-        <w:rPr>
-          <w:rFonts w:ascii="ＭＳ 明朝" w:eastAsia="ＭＳ 明朝" w:hAnsi="ＭＳ 明朝"/>
-        </w:rPr>
-        <w:t>International</w:t>
-      </w:r>
-      <w:commentRangeStart w:id="94"/>
-      <w:r>
-        <w:rPr>
-          <w:rFonts w:ascii="ＭＳ 明朝" w:eastAsia="ＭＳ 明朝" w:hAnsi="ＭＳ 明朝"/>
-        </w:rPr>
-        <w:t>,New</w:t>
-      </w:r>
-      <w:proofErr w:type="spellEnd"/>
-      <w:r>
-        <w:rPr>
-          <w:rFonts w:ascii="ＭＳ 明朝" w:eastAsia="ＭＳ 明朝" w:hAnsi="ＭＳ 明朝"/>
-        </w:rPr>
-        <w:t xml:space="preserve"> York</w:t>
-      </w:r>
-      <w:commentRangeEnd w:id="94"/>
+        <w:commentReference w:id="101"/>
+      </w:r>
+    </w:p>
+    <w:p>
+      <w:pPr>
+        <w:rPr>
+          <w:rFonts w:ascii="ＭＳ 明朝" w:eastAsia="ＭＳ 明朝" w:hAnsi="ＭＳ 明朝"/>
+          <w:szCs w:val="21"/>
+        </w:rPr>
+      </w:pPr>
+      <w:r>
+        <w:rPr>
+          <w:rFonts w:ascii="ＭＳ 明朝" w:eastAsia="ＭＳ 明朝" w:hAnsi="ＭＳ 明朝" w:hint="eastAsia"/>
+          <w:szCs w:val="21"/>
+        </w:rPr>
+        <w:t xml:space="preserve">Pym, A. (2014). </w:t>
+      </w:r>
+      <w:commentRangeStart w:id="102"/>
+      <w:r>
+        <w:rPr>
+          <w:rFonts w:ascii="ＭＳ 明朝" w:eastAsia="ＭＳ 明朝" w:hAnsi="ＭＳ 明朝" w:hint="eastAsia"/>
+          <w:szCs w:val="21"/>
+        </w:rPr>
+        <w:t>Exploring Translation Theories</w:t>
+      </w:r>
+      <w:commentRangeEnd w:id="102"/>
       <w:r>
         <w:rPr>
           <w:rStyle w:val="ac"/>
         </w:rPr>
-        <w:commentReference w:id="94"/>
-      </w:r>
-      <w:r>
-        <w:rPr>
-          <w:rFonts w:ascii="ＭＳ 明朝" w:eastAsia="ＭＳ 明朝" w:hAnsi="ＭＳ 明朝"/>
+        <w:commentReference w:id="102"/>
+      </w:r>
+      <w:r>
+        <w:rPr>
+          <w:rFonts w:ascii="ＭＳ 明朝" w:eastAsia="ＭＳ 明朝" w:hAnsi="ＭＳ 明朝" w:hint="eastAsia"/>
+          <w:szCs w:val="21"/>
         </w:rPr>
         <w:t>.</w:t>
       </w:r>
-    </w:p>
-    <w:p>
-      <w:pPr>
-        <w:rPr>
-          <w:rFonts w:ascii="ＭＳ 明朝" w:eastAsia="ＭＳ 明朝" w:hAnsi="ＭＳ 明朝"/>
-        </w:rPr>
-      </w:pPr>
-      <w:r>
-        <w:rPr>
-          <w:rFonts w:ascii="ＭＳ 明朝" w:eastAsia="ＭＳ 明朝" w:hAnsi="ＭＳ 明朝" w:hint="eastAsia"/>
-        </w:rPr>
-        <w:t>【</w:t>
-      </w:r>
-      <w:r>
-        <w:rPr>
-          <w:rFonts w:ascii="ＭＳ 明朝" w:eastAsia="ＭＳ 明朝" w:hAnsi="ＭＳ 明朝" w:hint="eastAsia"/>
-        </w:rPr>
-        <w:t>技法関連</w:t>
-      </w:r>
-      <w:r>
-        <w:rPr>
-          <w:rFonts w:ascii="ＭＳ 明朝" w:eastAsia="ＭＳ 明朝" w:hAnsi="ＭＳ 明朝" w:hint="eastAsia"/>
-        </w:rPr>
-        <w:t>】</w:t>
-      </w:r>
-    </w:p>
-    <w:p>
-      <w:pPr>
-        <w:rPr>
-          <w:rFonts w:ascii="ＭＳ 明朝" w:eastAsia="ＭＳ 明朝" w:hAnsi="ＭＳ 明朝"/>
+      <w:commentRangeStart w:id="103"/>
+      <w:r>
+        <w:rPr>
+          <w:rFonts w:ascii="ＭＳ 明朝" w:eastAsia="ＭＳ 明朝" w:hAnsi="ＭＳ 明朝" w:hint="eastAsia"/>
           <w:szCs w:val="21"/>
         </w:rPr>
-      </w:pPr>
-      <w:r>
-        <w:rPr>
-          <w:rFonts w:ascii="ＭＳ 明朝" w:eastAsia="ＭＳ 明朝" w:hAnsi="ＭＳ 明朝"/>
-          <w:szCs w:val="21"/>
-        </w:rPr>
-        <w:t xml:space="preserve">Vinay, J.-P., &amp; </w:t>
-      </w:r>
-      <w:proofErr w:type="spellStart"/>
-      <w:r>
-        <w:rPr>
-          <w:rFonts w:ascii="ＭＳ 明朝" w:eastAsia="ＭＳ 明朝" w:hAnsi="ＭＳ 明朝"/>
-          <w:szCs w:val="21"/>
-        </w:rPr>
-        <w:t>Darbelnet</w:t>
-      </w:r>
-      <w:proofErr w:type="spellEnd"/>
-      <w:r>
-        <w:rPr>
-          <w:rFonts w:ascii="ＭＳ 明朝" w:eastAsia="ＭＳ 明朝" w:hAnsi="ＭＳ 明朝"/>
-          <w:szCs w:val="21"/>
-        </w:rPr>
-        <w:t xml:space="preserve">, J. </w:t>
-      </w:r>
-      <w:commentRangeStart w:id="95"/>
-      <w:r>
-        <w:rPr>
-          <w:rFonts w:ascii="ＭＳ 明朝" w:eastAsia="ＭＳ 明朝" w:hAnsi="ＭＳ 明朝"/>
-          <w:szCs w:val="21"/>
-        </w:rPr>
-        <w:t>(1995)</w:t>
-      </w:r>
-      <w:commentRangeEnd w:id="95"/>
+        <w:t xml:space="preserve"> (Routledge)</w:t>
+      </w:r>
+      <w:commentRangeEnd w:id="103"/>
       <w:r>
         <w:rPr>
           <w:rStyle w:val="ac"/>
         </w:rPr>
-        <w:commentReference w:id="95"/>
-      </w:r>
-      <w:r>
-        <w:rPr>
-          <w:rFonts w:ascii="ＭＳ 明朝" w:eastAsia="ＭＳ 明朝" w:hAnsi="ＭＳ 明朝"/>
-          <w:szCs w:val="21"/>
-        </w:rPr>
-        <w:t xml:space="preserve">. </w:t>
-      </w:r>
-      <w:commentRangeStart w:id="96"/>
-      <w:r>
-        <w:rPr>
-          <w:rFonts w:ascii="ＭＳ 明朝" w:eastAsia="ＭＳ 明朝" w:hAnsi="ＭＳ 明朝"/>
-          <w:szCs w:val="21"/>
-        </w:rPr>
-        <w:t>Comparative Stylistics of French and English: A Methodology for Translation</w:t>
-      </w:r>
-      <w:commentRangeEnd w:id="96"/>
-      <w:r>
-        <w:rPr>
-          <w:rStyle w:val="ac"/>
-        </w:rPr>
-        <w:commentReference w:id="96"/>
-      </w:r>
-      <w:r>
-        <w:rPr>
-          <w:rFonts w:ascii="ＭＳ 明朝" w:eastAsia="ＭＳ 明朝" w:hAnsi="ＭＳ 明朝"/>
-          <w:szCs w:val="21"/>
-        </w:rPr>
-        <w:t>. (J. C. Sager &amp; M. J. Hamel, Trans.). John Benjamins. (Original work published 1958)</w:t>
-      </w:r>
-    </w:p>
-    <w:p>
-      <w:pPr>
-        <w:rPr>
-          <w:rFonts w:ascii="ＭＳ 明朝" w:eastAsia="ＭＳ 明朝" w:hAnsi="ＭＳ 明朝"/>
-          <w:szCs w:val="21"/>
-        </w:rPr>
-      </w:pPr>
-    </w:p>
-    <w:p>
-      <w:pPr>
-        <w:rPr>
-          <w:rFonts w:ascii="ＭＳ 明朝" w:eastAsia="ＭＳ 明朝" w:hAnsi="ＭＳ 明朝"/>
-          <w:szCs w:val="21"/>
-        </w:rPr>
-      </w:pPr>
-      <w:r>
-        <w:rPr>
-          <w:rFonts w:ascii="ＭＳ 明朝" w:eastAsia="ＭＳ 明朝" w:hAnsi="ＭＳ 明朝"/>
-          <w:szCs w:val="21"/>
-        </w:rPr>
-        <w:t xml:space="preserve">Molina, L., &amp; Hurtado </w:t>
-      </w:r>
-      <w:commentRangeStart w:id="97"/>
-      <w:r>
-        <w:rPr>
-          <w:rFonts w:ascii="ＭＳ 明朝" w:eastAsia="ＭＳ 明朝" w:hAnsi="ＭＳ 明朝"/>
-          <w:szCs w:val="21"/>
-        </w:rPr>
-        <w:t>Albir</w:t>
-      </w:r>
-      <w:commentRangeEnd w:id="97"/>
-      <w:r>
-        <w:rPr>
-          <w:rStyle w:val="ac"/>
-        </w:rPr>
-        <w:commentReference w:id="97"/>
-      </w:r>
-      <w:r>
-        <w:rPr>
-          <w:rFonts w:ascii="ＭＳ 明朝" w:eastAsia="ＭＳ 明朝" w:hAnsi="ＭＳ 明朝"/>
-          <w:szCs w:val="21"/>
-        </w:rPr>
-        <w:t xml:space="preserve">, A. (2002). Translation Techniques Revisited: A Dynamic and Functionalist Approach. </w:t>
-      </w:r>
-      <w:commentRangeStart w:id="98"/>
-      <w:r>
-        <w:rPr>
-          <w:rFonts w:ascii="ＭＳ 明朝" w:eastAsia="ＭＳ 明朝" w:hAnsi="ＭＳ 明朝"/>
-          <w:szCs w:val="21"/>
-        </w:rPr>
-        <w:t xml:space="preserve">Meta: Journal des </w:t>
-      </w:r>
-      <w:proofErr w:type="spellStart"/>
-      <w:r>
-        <w:rPr>
-          <w:rFonts w:ascii="ＭＳ 明朝" w:eastAsia="ＭＳ 明朝" w:hAnsi="ＭＳ 明朝"/>
-          <w:szCs w:val="21"/>
-        </w:rPr>
-        <w:t>traducteurs</w:t>
-      </w:r>
-      <w:proofErr w:type="spellEnd"/>
-      <w:r>
-        <w:rPr>
-          <w:rFonts w:ascii="ＭＳ 明朝" w:eastAsia="ＭＳ 明朝" w:hAnsi="ＭＳ 明朝"/>
-          <w:szCs w:val="21"/>
-        </w:rPr>
-        <w:t xml:space="preserve"> / Meta: Translators' Journal, 47</w:t>
-      </w:r>
-      <w:commentRangeEnd w:id="98"/>
-      <w:r>
-        <w:rPr>
-          <w:rStyle w:val="ac"/>
-        </w:rPr>
-        <w:commentReference w:id="98"/>
-      </w:r>
-      <w:r>
-        <w:rPr>
-          <w:rFonts w:ascii="ＭＳ 明朝" w:eastAsia="ＭＳ 明朝" w:hAnsi="ＭＳ 明朝"/>
-          <w:szCs w:val="21"/>
-        </w:rPr>
-        <w:t>(4), 498–512.</w:t>
-      </w:r>
-    </w:p>
-    <w:p>
-      <w:pPr>
-        <w:rPr>
-          <w:rFonts w:ascii="ＭＳ 明朝" w:eastAsia="ＭＳ 明朝" w:hAnsi="ＭＳ 明朝"/>
-          <w:szCs w:val="21"/>
-        </w:rPr>
-      </w:pPr>
-    </w:p>
-    <w:p>
-      <w:pPr>
-        <w:rPr>
-          <w:rFonts w:ascii="ＭＳ 明朝" w:eastAsia="ＭＳ 明朝" w:hAnsi="ＭＳ 明朝"/>
-          <w:szCs w:val="21"/>
-        </w:rPr>
-      </w:pPr>
-      <w:r>
-        <w:rPr>
-          <w:rFonts w:ascii="ＭＳ 明朝" w:eastAsia="ＭＳ 明朝" w:hAnsi="ＭＳ 明朝" w:hint="eastAsia"/>
-          <w:szCs w:val="21"/>
-        </w:rPr>
-        <w:t>【</w:t>
-      </w:r>
-      <w:r>
-        <w:rPr>
-          <w:rFonts w:ascii="ＭＳ 明朝" w:eastAsia="ＭＳ 明朝" w:hAnsi="ＭＳ 明朝" w:hint="eastAsia"/>
-          <w:szCs w:val="21"/>
-        </w:rPr>
-        <w:t>スコポス理論関連</w:t>
-      </w:r>
-      <w:r>
-        <w:rPr>
-          <w:rFonts w:ascii="ＭＳ 明朝" w:eastAsia="ＭＳ 明朝" w:hAnsi="ＭＳ 明朝" w:hint="eastAsia"/>
-          <w:szCs w:val="21"/>
-        </w:rPr>
-        <w:t>】</w:t>
-      </w:r>
-    </w:p>
-    <w:p>
-      <w:pPr>
-        <w:rPr>
-          <w:rFonts w:ascii="ＭＳ 明朝" w:eastAsia="ＭＳ 明朝" w:hAnsi="ＭＳ 明朝"/>
-          <w:szCs w:val="21"/>
-        </w:rPr>
-      </w:pPr>
-      <w:r>
-        <w:rPr>
-          <w:rFonts w:ascii="ＭＳ 明朝" w:eastAsia="ＭＳ 明朝" w:hAnsi="ＭＳ 明朝" w:hint="eastAsia"/>
-          <w:szCs w:val="21"/>
-        </w:rPr>
-        <w:t xml:space="preserve">Vermeer, H. J. (1989). </w:t>
-      </w:r>
-      <w:commentRangeStart w:id="99"/>
-      <w:proofErr w:type="spellStart"/>
-      <w:r>
-        <w:rPr>
-          <w:rFonts w:ascii="ＭＳ 明朝" w:eastAsia="ＭＳ 明朝" w:hAnsi="ＭＳ 明朝" w:hint="eastAsia"/>
-          <w:szCs w:val="21"/>
-        </w:rPr>
-        <w:t>Skopos</w:t>
-      </w:r>
-      <w:proofErr w:type="spellEnd"/>
-      <w:r>
-        <w:rPr>
-          <w:rFonts w:ascii="ＭＳ 明朝" w:eastAsia="ＭＳ 明朝" w:hAnsi="ＭＳ 明朝" w:hint="eastAsia"/>
-          <w:szCs w:val="21"/>
-        </w:rPr>
-        <w:t xml:space="preserve"> and Commission in Translational </w:t>
-      </w:r>
-      <w:commentRangeStart w:id="100"/>
-      <w:r>
-        <w:rPr>
-          <w:rFonts w:ascii="ＭＳ 明朝" w:eastAsia="ＭＳ 明朝" w:hAnsi="ＭＳ 明朝" w:hint="eastAsia"/>
-          <w:szCs w:val="21"/>
-        </w:rPr>
-        <w:t>Action</w:t>
-      </w:r>
-      <w:commentRangeEnd w:id="99"/>
-      <w:r>
-        <w:rPr>
-          <w:rStyle w:val="ac"/>
-        </w:rPr>
-        <w:commentReference w:id="99"/>
-      </w:r>
-      <w:r>
-        <w:rPr>
-          <w:rFonts w:ascii="ＭＳ 明朝" w:eastAsia="ＭＳ 明朝" w:hAnsi="ＭＳ 明朝" w:hint="eastAsia"/>
-          <w:szCs w:val="21"/>
-        </w:rPr>
-        <w:t>.</w:t>
-      </w:r>
-      <w:commentRangeEnd w:id="100"/>
-      <w:r>
-        <w:rPr>
-          <w:rStyle w:val="ac"/>
-        </w:rPr>
-        <w:commentReference w:id="100"/>
-      </w:r>
-    </w:p>
-    <w:p>
-      <w:pPr>
-        <w:rPr>
-          <w:rFonts w:ascii="ＭＳ 明朝" w:eastAsia="ＭＳ 明朝" w:hAnsi="ＭＳ 明朝"/>
-          <w:szCs w:val="21"/>
-        </w:rPr>
-      </w:pPr>
-      <w:r>
-        <w:rPr>
-          <w:rFonts w:ascii="ＭＳ 明朝" w:eastAsia="ＭＳ 明朝" w:hAnsi="ＭＳ 明朝" w:hint="eastAsia"/>
-          <w:szCs w:val="21"/>
-        </w:rPr>
-        <w:t xml:space="preserve">Pym, A. (2014). </w:t>
-      </w:r>
-      <w:commentRangeStart w:id="101"/>
-      <w:r>
-        <w:rPr>
-          <w:rFonts w:ascii="ＭＳ 明朝" w:eastAsia="ＭＳ 明朝" w:hAnsi="ＭＳ 明朝" w:hint="eastAsia"/>
-          <w:szCs w:val="21"/>
-        </w:rPr>
-        <w:t>Exploring Translation Theories</w:t>
-      </w:r>
-      <w:commentRangeEnd w:id="101"/>
-      <w:r>
-        <w:rPr>
-          <w:rStyle w:val="ac"/>
-        </w:rPr>
-        <w:commentReference w:id="101"/>
-      </w:r>
-      <w:r>
-        <w:rPr>
-          <w:rFonts w:ascii="ＭＳ 明朝" w:eastAsia="ＭＳ 明朝" w:hAnsi="ＭＳ 明朝" w:hint="eastAsia"/>
-          <w:szCs w:val="21"/>
-        </w:rPr>
-        <w:t>.</w:t>
-      </w:r>
-      <w:commentRangeStart w:id="102"/>
-      <w:r>
-        <w:rPr>
-          <w:rFonts w:ascii="ＭＳ 明朝" w:eastAsia="ＭＳ 明朝" w:hAnsi="ＭＳ 明朝" w:hint="eastAsia"/>
-          <w:szCs w:val="21"/>
-        </w:rPr>
-        <w:t xml:space="preserve"> (Routledge)</w:t>
-      </w:r>
-      <w:commentRangeEnd w:id="102"/>
-      <w:r>
-        <w:rPr>
-          <w:rStyle w:val="ac"/>
-        </w:rPr>
-        <w:commentReference w:id="102"/>
+        <w:commentReference w:id="103"/>
       </w:r>
     </w:p>
     <w:p>
@@ -17021,7 +17339,7 @@
         </w:rPr>
         <w:t xml:space="preserve">seful </w:t>
       </w:r>
-      <w:commentRangeStart w:id="103"/>
+      <w:commentRangeStart w:id="104"/>
       <w:r>
         <w:rPr>
           <w:rFonts w:eastAsiaTheme="minorHAnsi"/>
@@ -17029,12 +17347,12 @@
         </w:rPr>
         <w:t>Activity.</w:t>
       </w:r>
-      <w:commentRangeEnd w:id="103"/>
+      <w:commentRangeEnd w:id="104"/>
       <w:r>
         <w:rPr>
           <w:rStyle w:val="ac"/>
         </w:rPr>
-        <w:commentReference w:id="103"/>
+        <w:commentReference w:id="104"/>
       </w:r>
     </w:p>
     <w:p>
@@ -17057,29 +17375,13 @@
           <w:rFonts w:eastAsiaTheme="minorHAnsi" w:hint="eastAsia"/>
           <w:szCs w:val="21"/>
         </w:rPr>
-        <w:t>【Vinay＆</w:t>
-      </w:r>
-      <w:proofErr w:type="spellStart"/>
+        <w:t>【Vinay＆Darbelnetに対する批判</w:t>
+      </w:r>
       <w:r>
         <w:rPr>
           <w:rFonts w:eastAsiaTheme="minorHAnsi" w:hint="eastAsia"/>
           <w:szCs w:val="21"/>
         </w:rPr>
-        <w:t>Darbelnet</w:t>
-      </w:r>
-      <w:proofErr w:type="spellEnd"/>
-      <w:r>
-        <w:rPr>
-          <w:rFonts w:eastAsiaTheme="minorHAnsi" w:hint="eastAsia"/>
-          <w:szCs w:val="21"/>
-        </w:rPr>
-        <w:t>に対する批判</w:t>
-      </w:r>
-      <w:r>
-        <w:rPr>
-          <w:rFonts w:eastAsiaTheme="minorHAnsi" w:hint="eastAsia"/>
-          <w:szCs w:val="21"/>
-        </w:rPr>
         <w:t>】</w:t>
       </w:r>
     </w:p>
@@ -17097,7 +17399,7 @@
         </w:rPr>
         <w:t xml:space="preserve">Fawcett, </w:t>
       </w:r>
-      <w:commentRangeStart w:id="104"/>
+      <w:commentRangeStart w:id="105"/>
       <w:r>
         <w:rPr>
           <w:rFonts w:eastAsiaTheme="minorHAnsi"/>
@@ -17105,12 +17407,12 @@
         </w:rPr>
         <w:t>Peter</w:t>
       </w:r>
-      <w:commentRangeEnd w:id="104"/>
+      <w:commentRangeEnd w:id="105"/>
       <w:r>
         <w:rPr>
           <w:rStyle w:val="ac"/>
         </w:rPr>
-        <w:commentReference w:id="104"/>
+        <w:commentReference w:id="105"/>
       </w:r>
       <w:r>
         <w:rPr>
@@ -17119,7 +17421,7 @@
         </w:rPr>
         <w:t xml:space="preserve"> (1997). </w:t>
       </w:r>
-      <w:commentRangeStart w:id="105"/>
+      <w:commentRangeStart w:id="106"/>
       <w:r>
         <w:rPr>
           <w:rFonts w:eastAsiaTheme="minorHAnsi"/>
@@ -17127,12 +17429,12 @@
         </w:rPr>
         <w:t>Translation and Language: Linguistic Theories Explained</w:t>
       </w:r>
-      <w:commentRangeEnd w:id="105"/>
+      <w:commentRangeEnd w:id="106"/>
       <w:r>
         <w:rPr>
           <w:rStyle w:val="ac"/>
         </w:rPr>
-        <w:commentReference w:id="105"/>
+        <w:commentReference w:id="106"/>
       </w:r>
       <w:r>
         <w:rPr>
@@ -17141,7 +17443,7 @@
         </w:rPr>
         <w:t xml:space="preserve">. </w:t>
       </w:r>
-      <w:commentRangeStart w:id="106"/>
+      <w:commentRangeStart w:id="107"/>
       <w:r>
         <w:rPr>
           <w:rFonts w:eastAsiaTheme="minorHAnsi"/>
@@ -17149,12 +17451,12 @@
         </w:rPr>
         <w:t xml:space="preserve">Manchester: </w:t>
       </w:r>
-      <w:commentRangeEnd w:id="106"/>
+      <w:commentRangeEnd w:id="107"/>
       <w:r>
         <w:rPr>
           <w:rStyle w:val="ac"/>
         </w:rPr>
-        <w:commentReference w:id="106"/>
+        <w:commentReference w:id="107"/>
       </w:r>
       <w:r>
         <w:rPr>
@@ -17163,7 +17465,7 @@
         </w:rPr>
         <w:t>St. Jerome Publishing,</w:t>
       </w:r>
-      <w:commentRangeStart w:id="107"/>
+      <w:commentRangeStart w:id="108"/>
       <w:r>
         <w:rPr>
           <w:rFonts w:eastAsiaTheme="minorHAnsi"/>
@@ -17171,12 +17473,12 @@
         </w:rPr>
         <w:t xml:space="preserve"> 160 p.</w:t>
       </w:r>
-      <w:commentRangeEnd w:id="107"/>
+      <w:commentRangeEnd w:id="108"/>
       <w:r>
         <w:rPr>
           <w:rStyle w:val="ac"/>
         </w:rPr>
-        <w:commentReference w:id="107"/>
+        <w:commentReference w:id="108"/>
       </w:r>
     </w:p>
     <w:p>
@@ -18554,7 +18856,7 @@
       </w:r>
     </w:p>
   </w:comment>
-  <w:comment w:id="79" w:author="Masato YOSHIKAWA" w:date="2026-01-02T10:46:00Z" w:initials="MY">
+  <w:comment w:id="79" w:author="柊 矢沢" w:date="2026-01-10T12:01:00Z" w:initials="柊矢">
     <w:p>
       <w:pPr>
         <w:pStyle w:val="ad"/>
@@ -18566,23 +18868,23 @@
         <w:annotationRef/>
       </w:r>
       <w:r>
+        <w:t>AIによるとこれが使えるらしい</w:t>
+      </w:r>
+    </w:p>
+  </w:comment>
+  <w:comment w:id="80" w:author="Masato YOSHIKAWA" w:date="2026-01-02T10:46:00Z" w:initials="MY">
+    <w:p>
+      <w:pPr>
+        <w:pStyle w:val="ad"/>
+      </w:pPr>
+      <w:r>
+        <w:rPr>
+          <w:rStyle w:val="ac"/>
+        </w:rPr>
+        <w:annotationRef/>
+      </w:r>
+      <w:r>
         <w:t>内容で分けず，全てをひとまとめにし，苗字のアルファベット順でソートしてください</w:t>
-      </w:r>
-    </w:p>
-  </w:comment>
-  <w:comment w:id="80" w:author="Masato YOSHIKAWA" w:date="2026-01-02T10:45:00Z" w:initials="MY">
-    <w:p>
-      <w:pPr>
-        <w:pStyle w:val="ad"/>
-      </w:pPr>
-      <w:r>
-        <w:rPr>
-          <w:rStyle w:val="ac"/>
-        </w:rPr>
-        <w:annotationRef/>
-      </w:r>
-      <w:r>
-        <w:t>ピリオド</w:t>
       </w:r>
     </w:p>
   </w:comment>
@@ -18602,7 +18904,7 @@
       </w:r>
     </w:p>
   </w:comment>
-  <w:comment w:id="82" w:author="Masato YOSHIKAWA" w:date="2026-01-02T10:47:00Z" w:initials="MY">
+  <w:comment w:id="82" w:author="Masato YOSHIKAWA" w:date="2026-01-02T10:45:00Z" w:initials="MY">
     <w:p>
       <w:pPr>
         <w:pStyle w:val="ad"/>
@@ -18614,11 +18916,27 @@
         <w:annotationRef/>
       </w:r>
       <w:r>
+        <w:t>ピリオド</w:t>
+      </w:r>
+    </w:p>
+  </w:comment>
+  <w:comment w:id="83" w:author="Masato YOSHIKAWA" w:date="2026-01-02T10:47:00Z" w:initials="MY">
+    <w:p>
+      <w:pPr>
+        <w:pStyle w:val="ad"/>
+      </w:pPr>
+      <w:r>
+        <w:rPr>
+          <w:rStyle w:val="ac"/>
+        </w:rPr>
+        <w:annotationRef/>
+      </w:r>
+      <w:r>
         <w:t>出版社</w:t>
       </w:r>
     </w:p>
   </w:comment>
-  <w:comment w:id="83" w:author="Masato YOSHIKAWA" w:date="2026-01-02T10:46:00Z" w:initials="MY">
+  <w:comment w:id="84" w:author="Masato YOSHIKAWA" w:date="2026-01-02T10:46:00Z" w:initials="MY">
     <w:p>
       <w:pPr>
         <w:pStyle w:val="ad"/>
@@ -18634,7 +18952,7 @@
       </w:r>
     </w:p>
   </w:comment>
-  <w:comment w:id="85" w:author="Masato YOSHIKAWA" w:date="2026-01-02T10:45:00Z" w:initials="MY">
+  <w:comment w:id="86" w:author="Masato YOSHIKAWA" w:date="2026-01-02T10:45:00Z" w:initials="MY">
     <w:p>
       <w:pPr>
         <w:pStyle w:val="ad"/>
@@ -18650,7 +18968,7 @@
       </w:r>
     </w:p>
   </w:comment>
-  <w:comment w:id="86" w:author="Masato YOSHIKAWA" w:date="2026-01-02T10:46:00Z" w:initials="MY">
+  <w:comment w:id="87" w:author="Masato YOSHIKAWA" w:date="2026-01-02T10:46:00Z" w:initials="MY">
     <w:p>
       <w:pPr>
         <w:pStyle w:val="ad"/>
@@ -18666,7 +18984,7 @@
       </w:r>
     </w:p>
   </w:comment>
-  <w:comment w:id="87" w:author="Masato YOSHIKAWA" w:date="2026-01-02T10:47:00Z" w:initials="MY">
+  <w:comment w:id="88" w:author="Masato YOSHIKAWA" w:date="2026-01-02T10:47:00Z" w:initials="MY">
     <w:p>
       <w:pPr>
         <w:pStyle w:val="ad"/>
@@ -18682,7 +19000,7 @@
       </w:r>
     </w:p>
   </w:comment>
-  <w:comment w:id="84" w:author="Masato YOSHIKAWA" w:date="2026-01-02T10:49:00Z" w:initials="MY">
+  <w:comment w:id="85" w:author="Masato YOSHIKAWA" w:date="2026-01-02T10:49:00Z" w:initials="MY">
     <w:p>
       <w:pPr>
         <w:pStyle w:val="ad"/>
@@ -18698,7 +19016,7 @@
       </w:r>
     </w:p>
   </w:comment>
-  <w:comment w:id="88" w:author="Masato YOSHIKAWA" w:date="2026-01-02T10:45:00Z" w:initials="MY">
+  <w:comment w:id="89" w:author="Masato YOSHIKAWA" w:date="2026-01-02T10:45:00Z" w:initials="MY">
     <w:p>
       <w:pPr>
         <w:pStyle w:val="ad"/>
@@ -18711,22 +19029,6 @@
       </w:r>
       <w:r>
         <w:t>このような内容ごとの分類は不要です．一つにまとめてください</w:t>
-      </w:r>
-    </w:p>
-  </w:comment>
-  <w:comment w:id="89" w:author="Masato YOSHIKAWA" w:date="2026-01-02T10:48:00Z" w:initials="MY">
-    <w:p>
-      <w:pPr>
-        <w:pStyle w:val="ad"/>
-      </w:pPr>
-      <w:r>
-        <w:rPr>
-          <w:rStyle w:val="ac"/>
-        </w:rPr>
-        <w:annotationRef/>
-      </w:r>
-      <w:r>
-        <w:t>他の部分がイニシャル表記なので，ここも "P.” とすべきです</w:t>
       </w:r>
     </w:p>
   </w:comment>
@@ -18742,7 +19044,7 @@
         <w:annotationRef/>
       </w:r>
       <w:r>
-        <w:t>ピリオド</w:t>
+        <w:t>他の部分がイニシャル表記なので，ここも "P.” とすべきです</w:t>
       </w:r>
     </w:p>
   </w:comment>
@@ -18762,7 +19064,7 @@
       </w:r>
     </w:p>
   </w:comment>
-  <w:comment w:id="92" w:author="Masato YOSHIKAWA" w:date="2026-01-02T10:50:00Z" w:initials="MY">
+  <w:comment w:id="92" w:author="Masato YOSHIKAWA" w:date="2026-01-02T10:48:00Z" w:initials="MY">
     <w:p>
       <w:pPr>
         <w:pStyle w:val="ad"/>
@@ -18774,7 +19076,7 @@
         <w:annotationRef/>
       </w:r>
       <w:r>
-        <w:t>イタリックに</w:t>
+        <w:t>ピリオド</w:t>
       </w:r>
     </w:p>
   </w:comment>
@@ -18790,11 +19092,27 @@
         <w:annotationRef/>
       </w:r>
       <w:r>
+        <w:t>イタリックに</w:t>
+      </w:r>
+    </w:p>
+  </w:comment>
+  <w:comment w:id="94" w:author="Masato YOSHIKAWA" w:date="2026-01-02T10:50:00Z" w:initials="MY">
+    <w:p>
+      <w:pPr>
+        <w:pStyle w:val="ad"/>
+      </w:pPr>
+      <w:r>
+        <w:rPr>
+          <w:rStyle w:val="ac"/>
+        </w:rPr>
+        <w:annotationRef/>
+      </w:r>
+      <w:r>
         <w:t>ピリオド</w:t>
       </w:r>
     </w:p>
   </w:comment>
-  <w:comment w:id="94" w:author="Masato YOSHIKAWA" w:date="2026-01-02T10:51:00Z" w:initials="MY">
+  <w:comment w:id="95" w:author="Masato YOSHIKAWA" w:date="2026-01-02T10:51:00Z" w:initials="MY">
     <w:p>
       <w:pPr>
         <w:pStyle w:val="ad"/>
@@ -18810,7 +19128,7 @@
       </w:r>
     </w:p>
   </w:comment>
-  <w:comment w:id="95" w:author="Masato YOSHIKAWA" w:date="2026-01-02T10:48:00Z" w:initials="MY">
+  <w:comment w:id="96" w:author="Masato YOSHIKAWA" w:date="2026-01-02T10:48:00Z" w:initials="MY">
     <w:p>
       <w:pPr>
         <w:pStyle w:val="ad"/>
@@ -18826,7 +19144,7 @@
       </w:r>
     </w:p>
   </w:comment>
-  <w:comment w:id="96" w:author="Masato YOSHIKAWA" w:date="2026-01-02T10:51:00Z" w:initials="MY">
+  <w:comment w:id="97" w:author="Masato YOSHIKAWA" w:date="2026-01-02T10:51:00Z" w:initials="MY">
     <w:p>
       <w:pPr>
         <w:pStyle w:val="ad"/>
@@ -18839,22 +19157,6 @@
       </w:r>
       <w:r>
         <w:t>イタリックに</w:t>
-      </w:r>
-    </w:p>
-  </w:comment>
-  <w:comment w:id="97" w:author="Masato YOSHIKAWA" w:date="2026-01-02T10:50:00Z" w:initials="MY">
-    <w:p>
-      <w:pPr>
-        <w:pStyle w:val="ad"/>
-      </w:pPr>
-      <w:r>
-        <w:rPr>
-          <w:rStyle w:val="ac"/>
-        </w:rPr>
-        <w:annotationRef/>
-      </w:r>
-      <w:r>
-        <w:t>これはなんでしょう? Hurtado Albir という苗字ですか? そうでなければ Hurtado だけでよいと思います</w:t>
       </w:r>
     </w:p>
   </w:comment>
@@ -18870,11 +19172,11 @@
         <w:annotationRef/>
       </w:r>
       <w:r>
-        <w:t>イタリックに</w:t>
+        <w:t>これはなんでしょう? Hurtado Albir という苗字ですか? そうでなければ Hurtado だけでよいと思います</w:t>
       </w:r>
     </w:p>
   </w:comment>
-  <w:comment w:id="99" w:author="Masato YOSHIKAWA" w:date="2026-01-02T10:51:00Z" w:initials="MY">
+  <w:comment w:id="99" w:author="Masato YOSHIKAWA" w:date="2026-01-02T10:50:00Z" w:initials="MY">
     <w:p>
       <w:pPr>
         <w:pStyle w:val="ad"/>
@@ -18902,23 +19204,23 @@
         <w:annotationRef/>
       </w:r>
       <w:r>
+        <w:t>イタリックに</w:t>
+      </w:r>
+    </w:p>
+  </w:comment>
+  <w:comment w:id="101" w:author="Masato YOSHIKAWA" w:date="2026-01-02T10:51:00Z" w:initials="MY">
+    <w:p>
+      <w:pPr>
+        <w:pStyle w:val="ad"/>
+      </w:pPr>
+      <w:r>
+        <w:rPr>
+          <w:rStyle w:val="ac"/>
+        </w:rPr>
+        <w:annotationRef/>
+      </w:r>
+      <w:r>
         <w:t>出版社</w:t>
-      </w:r>
-    </w:p>
-  </w:comment>
-  <w:comment w:id="101" w:author="Masato YOSHIKAWA" w:date="2026-01-02T10:52:00Z" w:initials="MY">
-    <w:p>
-      <w:pPr>
-        <w:pStyle w:val="ad"/>
-      </w:pPr>
-      <w:r>
-        <w:rPr>
-          <w:rStyle w:val="ac"/>
-        </w:rPr>
-        <w:annotationRef/>
-      </w:r>
-      <w:r>
-        <w:t>イタリックに</w:t>
       </w:r>
     </w:p>
   </w:comment>
@@ -18934,7 +19236,7 @@
         <w:annotationRef/>
       </w:r>
       <w:r>
-        <w:t>括弧不要，末尾にピリオド</w:t>
+        <w:t>イタリックに</w:t>
       </w:r>
     </w:p>
   </w:comment>
@@ -18950,7 +19252,7 @@
         <w:annotationRef/>
       </w:r>
       <w:r>
-        <w:t>出版社．また，フォントが一部変わっています</w:t>
+        <w:t>括弧不要，末尾にピリオド</w:t>
       </w:r>
     </w:p>
   </w:comment>
@@ -18966,23 +19268,23 @@
         <w:annotationRef/>
       </w:r>
       <w:r>
+        <w:t>出版社．また，フォントが一部変わっています</w:t>
+      </w:r>
+    </w:p>
+  </w:comment>
+  <w:comment w:id="105" w:author="Masato YOSHIKAWA" w:date="2026-01-02T10:52:00Z" w:initials="MY">
+    <w:p>
+      <w:pPr>
+        <w:pStyle w:val="ad"/>
+      </w:pPr>
+      <w:r>
+        <w:rPr>
+          <w:rStyle w:val="ac"/>
+        </w:rPr>
+        <w:annotationRef/>
+      </w:r>
+      <w:r>
         <w:t>“P.”</w:t>
-      </w:r>
-    </w:p>
-  </w:comment>
-  <w:comment w:id="105" w:author="Masato YOSHIKAWA" w:date="2026-01-02T10:53:00Z" w:initials="MY">
-    <w:p>
-      <w:pPr>
-        <w:pStyle w:val="ad"/>
-      </w:pPr>
-      <w:r>
-        <w:rPr>
-          <w:rStyle w:val="ac"/>
-        </w:rPr>
-        <w:annotationRef/>
-      </w:r>
-      <w:r>
-        <w:t>書籍タイトルですか? であればイタリックに</w:t>
       </w:r>
     </w:p>
   </w:comment>
@@ -18998,11 +19300,27 @@
         <w:annotationRef/>
       </w:r>
       <w:r>
-        <w:t>出版地を入れるなら他のすべての書籍で．また入れ方も統一してください</w:t>
+        <w:t>書籍タイトルですか? であればイタリックに</w:t>
       </w:r>
     </w:p>
   </w:comment>
   <w:comment w:id="107" w:author="Masato YOSHIKAWA" w:date="2026-01-02T10:53:00Z" w:initials="MY">
+    <w:p>
+      <w:pPr>
+        <w:pStyle w:val="ad"/>
+      </w:pPr>
+      <w:r>
+        <w:rPr>
+          <w:rStyle w:val="ac"/>
+        </w:rPr>
+        <w:annotationRef/>
+      </w:r>
+      <w:r>
+        <w:t>出版地を入れるなら他のすべての書籍で．また入れ方も統一してください</w:t>
+      </w:r>
+    </w:p>
+  </w:comment>
+  <w:comment w:id="108" w:author="Masato YOSHIKAWA" w:date="2026-01-02T10:53:00Z" w:initials="MY">
     <w:p>
       <w:pPr>
         <w:pStyle w:val="ad"/>
@@ -19102,6 +19420,7 @@
   <w15:commentEx w15:paraId="38807D32" w15:done="0"/>
   <w15:commentEx w15:paraId="1885914C" w15:done="0"/>
   <w15:commentEx w15:paraId="6D2F3080" w15:done="0"/>
+  <w15:commentEx w15:paraId="286D17E6" w15:done="0"/>
   <w15:commentEx w15:paraId="79F5F522" w15:done="0"/>
   <w15:commentEx w15:paraId="32ED9B73" w15:done="0"/>
   <w15:commentEx w15:paraId="4884E6EB" w15:done="0"/>
@@ -19215,6 +19534,7 @@
   <w16cex:commentExtensible w16cex:durableId="23E88598" w16cex:dateUtc="2026-01-02T01:37:00Z"/>
   <w16cex:commentExtensible w16cex:durableId="2B57C5F7" w16cex:dateUtc="2026-01-02T01:38:00Z"/>
   <w16cex:commentExtensible w16cex:durableId="0C90EDDB" w16cex:dateUtc="2026-01-02T01:38:00Z"/>
+  <w16cex:commentExtensible w16cex:durableId="213849FB" w16cex:dateUtc="2026-01-10T03:01:00Z"/>
   <w16cex:commentExtensible w16cex:durableId="2B08B859" w16cex:dateUtc="2026-01-02T01:46:00Z"/>
   <w16cex:commentExtensible w16cex:durableId="17376297" w16cex:dateUtc="2026-01-02T01:45:00Z"/>
   <w16cex:commentExtensible w16cex:durableId="59CD6A19" w16cex:dateUtc="2026-01-02T01:45:00Z"/>
@@ -19328,6 +19648,7 @@
   <w16cid:commentId w16cid:paraId="38807D32" w16cid:durableId="23E88598"/>
   <w16cid:commentId w16cid:paraId="1885914C" w16cid:durableId="2B57C5F7"/>
   <w16cid:commentId w16cid:paraId="6D2F3080" w16cid:durableId="0C90EDDB"/>
+  <w16cid:commentId w16cid:paraId="286D17E6" w16cid:durableId="213849FB"/>
   <w16cid:commentId w16cid:paraId="79F5F522" w16cid:durableId="2B08B859"/>
   <w16cid:commentId w16cid:paraId="32ED9B73" w16cid:durableId="17376297"/>
   <w16cid:commentId w16cid:paraId="4884E6EB" w16cid:durableId="59CD6A19"/>
@@ -19871,6 +20192,119 @@
     </w:lvl>
   </w:abstractNum>
   <w:abstractNum w:abstractNumId="4" w15:restartNumberingAfterBreak="0">
+    <w:nsid w:val="0E174C19"/>
+    <w:multiLevelType w:val="multilevel"/>
+    <w:tmpl w:val="456E1C58"/>
+    <w:lvl w:ilvl="0">
+      <w:start w:val="5"/>
+      <w:numFmt w:val="decimal"/>
+      <w:lvlText w:val="%1"/>
+      <w:lvlJc w:val="left"/>
+      <w:pPr>
+        <w:ind w:left="360" w:hanging="360"/>
+      </w:pPr>
+      <w:rPr>
+        <w:rFonts w:hint="default"/>
+      </w:rPr>
+    </w:lvl>
+    <w:lvl w:ilvl="1">
+      <w:start w:val="4"/>
+      <w:numFmt w:val="decimal"/>
+      <w:lvlText w:val="%1.%2"/>
+      <w:lvlJc w:val="left"/>
+      <w:pPr>
+        <w:ind w:left="360" w:hanging="360"/>
+      </w:pPr>
+      <w:rPr>
+        <w:rFonts w:hint="default"/>
+      </w:rPr>
+    </w:lvl>
+    <w:lvl w:ilvl="2">
+      <w:start w:val="1"/>
+      <w:numFmt w:val="decimal"/>
+      <w:lvlText w:val="%1.%2.%3"/>
+      <w:lvlJc w:val="left"/>
+      <w:pPr>
+        <w:ind w:left="720" w:hanging="720"/>
+      </w:pPr>
+      <w:rPr>
+        <w:rFonts w:hint="default"/>
+      </w:rPr>
+    </w:lvl>
+    <w:lvl w:ilvl="3">
+      <w:start w:val="1"/>
+      <w:numFmt w:val="decimal"/>
+      <w:lvlText w:val="%1.%2.%3.%4"/>
+      <w:lvlJc w:val="left"/>
+      <w:pPr>
+        <w:ind w:left="1080" w:hanging="1080"/>
+      </w:pPr>
+      <w:rPr>
+        <w:rFonts w:hint="default"/>
+      </w:rPr>
+    </w:lvl>
+    <w:lvl w:ilvl="4">
+      <w:start w:val="1"/>
+      <w:numFmt w:val="decimal"/>
+      <w:lvlText w:val="%1.%2.%3.%4.%5"/>
+      <w:lvlJc w:val="left"/>
+      <w:pPr>
+        <w:ind w:left="1080" w:hanging="1080"/>
+      </w:pPr>
+      <w:rPr>
+        <w:rFonts w:hint="default"/>
+      </w:rPr>
+    </w:lvl>
+    <w:lvl w:ilvl="5">
+      <w:start w:val="1"/>
+      <w:numFmt w:val="decimal"/>
+      <w:lvlText w:val="%1.%2.%3.%4.%5.%6"/>
+      <w:lvlJc w:val="left"/>
+      <w:pPr>
+        <w:ind w:left="1440" w:hanging="1440"/>
+      </w:pPr>
+      <w:rPr>
+        <w:rFonts w:hint="default"/>
+      </w:rPr>
+    </w:lvl>
+    <w:lvl w:ilvl="6">
+      <w:start w:val="1"/>
+      <w:numFmt w:val="decimal"/>
+      <w:lvlText w:val="%1.%2.%3.%4.%5.%6.%7"/>
+      <w:lvlJc w:val="left"/>
+      <w:pPr>
+        <w:ind w:left="1440" w:hanging="1440"/>
+      </w:pPr>
+      <w:rPr>
+        <w:rFonts w:hint="default"/>
+      </w:rPr>
+    </w:lvl>
+    <w:lvl w:ilvl="7">
+      <w:start w:val="1"/>
+      <w:numFmt w:val="decimal"/>
+      <w:lvlText w:val="%1.%2.%3.%4.%5.%6.%7.%8"/>
+      <w:lvlJc w:val="left"/>
+      <w:pPr>
+        <w:ind w:left="1800" w:hanging="1800"/>
+      </w:pPr>
+      <w:rPr>
+        <w:rFonts w:hint="default"/>
+      </w:rPr>
+    </w:lvl>
+    <w:lvl w:ilvl="8">
+      <w:start w:val="1"/>
+      <w:numFmt w:val="decimal"/>
+      <w:lvlText w:val="%1.%2.%3.%4.%5.%6.%7.%8.%9"/>
+      <w:lvlJc w:val="left"/>
+      <w:pPr>
+        <w:ind w:left="1800" w:hanging="1800"/>
+      </w:pPr>
+      <w:rPr>
+        <w:rFonts w:hint="default"/>
+      </w:rPr>
+    </w:lvl>
+  </w:abstractNum>
+  <w:abstractNum w:abstractNumId="5" w15:restartNumberingAfterBreak="0">
     <w:nsid w:val="0FC226D6"/>
     <w:multiLevelType w:val="hybridMultilevel"/>
     <w:tmpl w:val="3FD8D462"/>
@@ -19983,7 +20417,7 @@
       </w:rPr>
     </w:lvl>
   </w:abstractNum>
-  <w:abstractNum w:abstractNumId="5" w15:restartNumberingAfterBreak="0">
+  <w:abstractNum w:abstractNumId="6" w15:restartNumberingAfterBreak="0">
     <w:nsid w:val="11AA53FF"/>
     <w:multiLevelType w:val="multilevel"/>
     <w:tmpl w:val="2B68B39E"/>
@@ -20132,7 +20566,7 @@
       </w:rPr>
     </w:lvl>
   </w:abstractNum>
-  <w:abstractNum w:abstractNumId="6" w15:restartNumberingAfterBreak="0">
+  <w:abstractNum w:abstractNumId="7" w15:restartNumberingAfterBreak="0">
     <w:nsid w:val="11DD76EB"/>
     <w:multiLevelType w:val="multilevel"/>
     <w:tmpl w:val="D2ACAC64"/>
@@ -20281,7 +20715,7 @@
       </w:rPr>
     </w:lvl>
   </w:abstractNum>
-  <w:abstractNum w:abstractNumId="7" w15:restartNumberingAfterBreak="0">
+  <w:abstractNum w:abstractNumId="8" w15:restartNumberingAfterBreak="0">
     <w:nsid w:val="138B679B"/>
     <w:multiLevelType w:val="multilevel"/>
     <w:tmpl w:val="09905EA6"/>
@@ -20430,7 +20864,7 @@
       </w:rPr>
     </w:lvl>
   </w:abstractNum>
-  <w:abstractNum w:abstractNumId="8" w15:restartNumberingAfterBreak="0">
+  <w:abstractNum w:abstractNumId="9" w15:restartNumberingAfterBreak="0">
     <w:nsid w:val="15301012"/>
     <w:multiLevelType w:val="hybridMultilevel"/>
     <w:tmpl w:val="746E3CBC"/>
@@ -20516,7 +20950,7 @@
       </w:pPr>
     </w:lvl>
   </w:abstractNum>
-  <w:abstractNum w:abstractNumId="9" w15:restartNumberingAfterBreak="0">
+  <w:abstractNum w:abstractNumId="10" w15:restartNumberingAfterBreak="0">
     <w:nsid w:val="1797280C"/>
     <w:multiLevelType w:val="multilevel"/>
     <w:tmpl w:val="3058F1CC"/>
@@ -20665,7 +21099,7 @@
       </w:rPr>
     </w:lvl>
   </w:abstractNum>
-  <w:abstractNum w:abstractNumId="10" w15:restartNumberingAfterBreak="0">
+  <w:abstractNum w:abstractNumId="11" w15:restartNumberingAfterBreak="0">
     <w:nsid w:val="1AE33D93"/>
     <w:multiLevelType w:val="multilevel"/>
     <w:tmpl w:val="D0DE5BE6"/>
@@ -20814,7 +21248,7 @@
       </w:rPr>
     </w:lvl>
   </w:abstractNum>
-  <w:abstractNum w:abstractNumId="11" w15:restartNumberingAfterBreak="0">
+  <w:abstractNum w:abstractNumId="12" w15:restartNumberingAfterBreak="0">
     <w:nsid w:val="1D1563E0"/>
     <w:multiLevelType w:val="multilevel"/>
     <w:tmpl w:val="B21C92CC"/>
@@ -20963,7 +21397,7 @@
       </w:rPr>
     </w:lvl>
   </w:abstractNum>
-  <w:abstractNum w:abstractNumId="12" w15:restartNumberingAfterBreak="0">
+  <w:abstractNum w:abstractNumId="13" w15:restartNumberingAfterBreak="0">
     <w:nsid w:val="239F555F"/>
     <w:multiLevelType w:val="multilevel"/>
     <w:tmpl w:val="D1B0FBAC"/>
@@ -21076,7 +21510,7 @@
       </w:rPr>
     </w:lvl>
   </w:abstractNum>
-  <w:abstractNum w:abstractNumId="13" w15:restartNumberingAfterBreak="0">
+  <w:abstractNum w:abstractNumId="14" w15:restartNumberingAfterBreak="0">
     <w:nsid w:val="247F55BA"/>
     <w:multiLevelType w:val="hybridMultilevel"/>
     <w:tmpl w:val="22E06376"/>
@@ -21162,7 +21596,7 @@
       </w:pPr>
     </w:lvl>
   </w:abstractNum>
-  <w:abstractNum w:abstractNumId="14" w15:restartNumberingAfterBreak="0">
+  <w:abstractNum w:abstractNumId="15" w15:restartNumberingAfterBreak="0">
     <w:nsid w:val="24A74ED5"/>
     <w:multiLevelType w:val="multilevel"/>
     <w:tmpl w:val="28386B6A"/>
@@ -21311,7 +21745,7 @@
       </w:rPr>
     </w:lvl>
   </w:abstractNum>
-  <w:abstractNum w:abstractNumId="15" w15:restartNumberingAfterBreak="0">
+  <w:abstractNum w:abstractNumId="16" w15:restartNumberingAfterBreak="0">
     <w:nsid w:val="2BBB4D6C"/>
     <w:multiLevelType w:val="hybridMultilevel"/>
     <w:tmpl w:val="A8A41110"/>
@@ -21424,7 +21858,120 @@
       </w:rPr>
     </w:lvl>
   </w:abstractNum>
-  <w:abstractNum w:abstractNumId="16" w15:restartNumberingAfterBreak="0">
+  <w:abstractNum w:abstractNumId="17" w15:restartNumberingAfterBreak="0">
+    <w:nsid w:val="2CD51377"/>
+    <w:multiLevelType w:val="multilevel"/>
+    <w:tmpl w:val="EFB6BEF6"/>
+    <w:lvl w:ilvl="0">
+      <w:start w:val="5"/>
+      <w:numFmt w:val="decimal"/>
+      <w:lvlText w:val="%1"/>
+      <w:lvlJc w:val="left"/>
+      <w:pPr>
+        <w:ind w:left="360" w:hanging="360"/>
+      </w:pPr>
+      <w:rPr>
+        <w:rFonts w:hint="default"/>
+      </w:rPr>
+    </w:lvl>
+    <w:lvl w:ilvl="1">
+      <w:start w:val="6"/>
+      <w:numFmt w:val="decimal"/>
+      <w:lvlText w:val="%1.%2"/>
+      <w:lvlJc w:val="left"/>
+      <w:pPr>
+        <w:ind w:left="360" w:hanging="360"/>
+      </w:pPr>
+      <w:rPr>
+        <w:rFonts w:hint="default"/>
+      </w:rPr>
+    </w:lvl>
+    <w:lvl w:ilvl="2">
+      <w:start w:val="1"/>
+      <w:numFmt w:val="decimal"/>
+      <w:lvlText w:val="%1.%2.%3"/>
+      <w:lvlJc w:val="left"/>
+      <w:pPr>
+        <w:ind w:left="720" w:hanging="720"/>
+      </w:pPr>
+      <w:rPr>
+        <w:rFonts w:hint="default"/>
+      </w:rPr>
+    </w:lvl>
+    <w:lvl w:ilvl="3">
+      <w:start w:val="1"/>
+      <w:numFmt w:val="decimal"/>
+      <w:lvlText w:val="%1.%2.%3.%4"/>
+      <w:lvlJc w:val="left"/>
+      <w:pPr>
+        <w:ind w:left="1080" w:hanging="1080"/>
+      </w:pPr>
+      <w:rPr>
+        <w:rFonts w:hint="default"/>
+      </w:rPr>
+    </w:lvl>
+    <w:lvl w:ilvl="4">
+      <w:start w:val="1"/>
+      <w:numFmt w:val="decimal"/>
+      <w:lvlText w:val="%1.%2.%3.%4.%5"/>
+      <w:lvlJc w:val="left"/>
+      <w:pPr>
+        <w:ind w:left="1080" w:hanging="1080"/>
+      </w:pPr>
+      <w:rPr>
+        <w:rFonts w:hint="default"/>
+      </w:rPr>
+    </w:lvl>
+    <w:lvl w:ilvl="5">
+      <w:start w:val="1"/>
+      <w:numFmt w:val="decimal"/>
+      <w:lvlText w:val="%1.%2.%3.%4.%5.%6"/>
+      <w:lvlJc w:val="left"/>
+      <w:pPr>
+        <w:ind w:left="1440" w:hanging="1440"/>
+      </w:pPr>
+      <w:rPr>
+        <w:rFonts w:hint="default"/>
+      </w:rPr>
+    </w:lvl>
+    <w:lvl w:ilvl="6">
+      <w:start w:val="1"/>
+      <w:numFmt w:val="decimal"/>
+      <w:lvlText w:val="%1.%2.%3.%4.%5.%6.%7"/>
+      <w:lvlJc w:val="left"/>
+      <w:pPr>
+        <w:ind w:left="1440" w:hanging="1440"/>
+      </w:pPr>
+      <w:rPr>
+        <w:rFonts w:hint="default"/>
+      </w:rPr>
+    </w:lvl>
+    <w:lvl w:ilvl="7">
+      <w:start w:val="1"/>
+      <w:numFmt w:val="decimal"/>
+      <w:lvlText w:val="%1.%2.%3.%4.%5.%6.%7.%8"/>
+      <w:lvlJc w:val="left"/>
+      <w:pPr>
+        <w:ind w:left="1800" w:hanging="1800"/>
+      </w:pPr>
+      <w:rPr>
+        <w:rFonts w:hint="default"/>
+      </w:rPr>
+    </w:lvl>
+    <w:lvl w:ilvl="8">
+      <w:start w:val="1"/>
+      <w:numFmt w:val="decimal"/>
+      <w:lvlText w:val="%1.%2.%3.%4.%5.%6.%7.%8.%9"/>
+      <w:lvlJc w:val="left"/>
+      <w:pPr>
+        <w:ind w:left="1800" w:hanging="1800"/>
+      </w:pPr>
+      <w:rPr>
+        <w:rFonts w:hint="default"/>
+      </w:rPr>
+    </w:lvl>
+  </w:abstractNum>
+  <w:abstractNum w:abstractNumId="18" w15:restartNumberingAfterBreak="0">
     <w:nsid w:val="32C55B82"/>
     <w:multiLevelType w:val="multilevel"/>
     <w:tmpl w:val="9F228504"/>
@@ -21573,7 +22120,7 @@
       </w:rPr>
     </w:lvl>
   </w:abstractNum>
-  <w:abstractNum w:abstractNumId="17" w15:restartNumberingAfterBreak="0">
+  <w:abstractNum w:abstractNumId="19" w15:restartNumberingAfterBreak="0">
     <w:nsid w:val="3E05006D"/>
     <w:multiLevelType w:val="multilevel"/>
     <w:tmpl w:val="28386B6A"/>
@@ -21722,7 +22269,7 @@
       </w:rPr>
     </w:lvl>
   </w:abstractNum>
-  <w:abstractNum w:abstractNumId="18" w15:restartNumberingAfterBreak="0">
+  <w:abstractNum w:abstractNumId="20" w15:restartNumberingAfterBreak="0">
     <w:nsid w:val="3E8F3C08"/>
     <w:multiLevelType w:val="multilevel"/>
     <w:tmpl w:val="F9CA599E"/>
@@ -21867,7 +22414,7 @@
       </w:rPr>
     </w:lvl>
   </w:abstractNum>
-  <w:abstractNum w:abstractNumId="19" w15:restartNumberingAfterBreak="0">
+  <w:abstractNum w:abstractNumId="21" w15:restartNumberingAfterBreak="0">
     <w:nsid w:val="42DD58BB"/>
     <w:multiLevelType w:val="hybridMultilevel"/>
     <w:tmpl w:val="6EA29CC2"/>
@@ -21980,7 +22527,7 @@
       </w:rPr>
     </w:lvl>
   </w:abstractNum>
-  <w:abstractNum w:abstractNumId="20" w15:restartNumberingAfterBreak="0">
+  <w:abstractNum w:abstractNumId="22" w15:restartNumberingAfterBreak="0">
     <w:nsid w:val="512362F8"/>
     <w:multiLevelType w:val="hybridMultilevel"/>
     <w:tmpl w:val="95BCE3C2"/>
@@ -22069,7 +22616,7 @@
       </w:pPr>
     </w:lvl>
   </w:abstractNum>
-  <w:abstractNum w:abstractNumId="21" w15:restartNumberingAfterBreak="0">
+  <w:abstractNum w:abstractNumId="23" w15:restartNumberingAfterBreak="0">
     <w:nsid w:val="51AC7AB0"/>
     <w:multiLevelType w:val="hybridMultilevel"/>
     <w:tmpl w:val="0D0AAA9C"/>
@@ -22182,7 +22729,7 @@
       </w:rPr>
     </w:lvl>
   </w:abstractNum>
-  <w:abstractNum w:abstractNumId="22" w15:restartNumberingAfterBreak="0">
+  <w:abstractNum w:abstractNumId="24" w15:restartNumberingAfterBreak="0">
     <w:nsid w:val="54DC4319"/>
     <w:multiLevelType w:val="hybridMultilevel"/>
     <w:tmpl w:val="BA562B24"/>
@@ -22271,7 +22818,7 @@
       </w:pPr>
     </w:lvl>
   </w:abstractNum>
-  <w:abstractNum w:abstractNumId="23" w15:restartNumberingAfterBreak="0">
+  <w:abstractNum w:abstractNumId="25" w15:restartNumberingAfterBreak="0">
     <w:nsid w:val="550015A3"/>
     <w:multiLevelType w:val="hybridMultilevel"/>
     <w:tmpl w:val="4DA87CE0"/>
@@ -22384,7 +22931,7 @@
       </w:rPr>
     </w:lvl>
   </w:abstractNum>
-  <w:abstractNum w:abstractNumId="24" w15:restartNumberingAfterBreak="0">
+  <w:abstractNum w:abstractNumId="26" w15:restartNumberingAfterBreak="0">
     <w:nsid w:val="57D301D3"/>
     <w:multiLevelType w:val="hybridMultilevel"/>
     <w:tmpl w:val="5FD62B3C"/>
@@ -22470,7 +23017,7 @@
       </w:pPr>
     </w:lvl>
   </w:abstractNum>
-  <w:abstractNum w:abstractNumId="25" w15:restartNumberingAfterBreak="0">
+  <w:abstractNum w:abstractNumId="27" w15:restartNumberingAfterBreak="0">
     <w:nsid w:val="58FD36B0"/>
     <w:multiLevelType w:val="multilevel"/>
     <w:tmpl w:val="28386B6A"/>
@@ -22619,7 +23166,156 @@
       </w:rPr>
     </w:lvl>
   </w:abstractNum>
-  <w:abstractNum w:abstractNumId="26" w15:restartNumberingAfterBreak="0">
+  <w:abstractNum w:abstractNumId="28" w15:restartNumberingAfterBreak="0">
+    <w:nsid w:val="5B3B33F1"/>
+    <w:multiLevelType w:val="multilevel"/>
+    <w:tmpl w:val="E60609AA"/>
+    <w:lvl w:ilvl="0">
+      <w:start w:val="1"/>
+      <w:numFmt w:val="bullet"/>
+      <w:lvlText w:val=""/>
+      <w:lvlJc w:val="left"/>
+      <w:pPr>
+        <w:tabs>
+          <w:tab w:val="num" w:pos="720"/>
+        </w:tabs>
+        <w:ind w:left="720" w:hanging="360"/>
+      </w:pPr>
+      <w:rPr>
+        <w:rFonts w:ascii="Symbol" w:hAnsi="Symbol" w:hint="default"/>
+        <w:sz w:val="20"/>
+      </w:rPr>
+    </w:lvl>
+    <w:lvl w:ilvl="1">
+      <w:start w:val="1"/>
+      <w:numFmt w:val="bullet"/>
+      <w:lvlText w:val="o"/>
+      <w:lvlJc w:val="left"/>
+      <w:pPr>
+        <w:tabs>
+          <w:tab w:val="num" w:pos="1440"/>
+        </w:tabs>
+        <w:ind w:left="1440" w:hanging="360"/>
+      </w:pPr>
+      <w:rPr>
+        <w:rFonts w:ascii="Courier New" w:hAnsi="Courier New" w:hint="default"/>
+        <w:sz w:val="20"/>
+      </w:rPr>
+    </w:lvl>
+    <w:lvl w:ilvl="2" w:tentative="1">
+      <w:start w:val="1"/>
+      <w:numFmt w:val="bullet"/>
+      <w:lvlText w:val=""/>
+      <w:lvlJc w:val="left"/>
+      <w:pPr>
+        <w:tabs>
+          <w:tab w:val="num" w:pos="2160"/>
+        </w:tabs>
+        <w:ind w:left="2160" w:hanging="360"/>
+      </w:pPr>
+      <w:rPr>
+        <w:rFonts w:ascii="Wingdings" w:hAnsi="Wingdings" w:hint="default"/>
+        <w:sz w:val="20"/>
+      </w:rPr>
+    </w:lvl>
+    <w:lvl w:ilvl="3" w:tentative="1">
+      <w:start w:val="1"/>
+      <w:numFmt w:val="bullet"/>
+      <w:lvlText w:val=""/>
+      <w:lvlJc w:val="left"/>
+      <w:pPr>
+        <w:tabs>
+          <w:tab w:val="num" w:pos="2880"/>
+        </w:tabs>
+        <w:ind w:left="2880" w:hanging="360"/>
+      </w:pPr>
+      <w:rPr>
+        <w:rFonts w:ascii="Wingdings" w:hAnsi="Wingdings" w:hint="default"/>
+        <w:sz w:val="20"/>
+      </w:rPr>
+    </w:lvl>
+    <w:lvl w:ilvl="4" w:tentative="1">
+      <w:start w:val="1"/>
+      <w:numFmt w:val="bullet"/>
+      <w:lvlText w:val=""/>
+      <w:lvlJc w:val="left"/>
+      <w:pPr>
+        <w:tabs>
+          <w:tab w:val="num" w:pos="3600"/>
+        </w:tabs>
+        <w:ind w:left="3600" w:hanging="360"/>
+      </w:pPr>
+      <w:rPr>
+        <w:rFonts w:ascii="Wingdings" w:hAnsi="Wingdings" w:hint="default"/>
+        <w:sz w:val="20"/>
+      </w:rPr>
+    </w:lvl>
+    <w:lvl w:ilvl="5" w:tentative="1">
+      <w:start w:val="1"/>
+      <w:numFmt w:val="bullet"/>
+      <w:lvlText w:val=""/>
+      <w:lvlJc w:val="left"/>
+      <w:pPr>
+        <w:tabs>
+          <w:tab w:val="num" w:pos="4320"/>
+        </w:tabs>
+        <w:ind w:left="4320" w:hanging="360"/>
+      </w:pPr>
+      <w:rPr>
+        <w:rFonts w:ascii="Wingdings" w:hAnsi="Wingdings" w:hint="default"/>
+        <w:sz w:val="20"/>
+      </w:rPr>
+    </w:lvl>
+    <w:lvl w:ilvl="6" w:tentative="1">
+      <w:start w:val="1"/>
+      <w:numFmt w:val="bullet"/>
+      <w:lvlText w:val=""/>
+      <w:lvlJc w:val="left"/>
+      <w:pPr>
+        <w:tabs>
+          <w:tab w:val="num" w:pos="5040"/>
+        </w:tabs>
+        <w:ind w:left="5040" w:hanging="360"/>
+      </w:pPr>
+      <w:rPr>
+        <w:rFonts w:ascii="Wingdings" w:hAnsi="Wingdings" w:hint="default"/>
+        <w:sz w:val="20"/>
+      </w:rPr>
+    </w:lvl>
+    <w:lvl w:ilvl="7" w:tentative="1">
+      <w:start w:val="1"/>
+      <w:numFmt w:val="bullet"/>
+      <w:lvlText w:val=""/>
+      <w:lvlJc w:val="left"/>
+      <w:pPr>
+        <w:tabs>
+          <w:tab w:val="num" w:pos="5760"/>
+        </w:tabs>
+        <w:ind w:left="5760" w:hanging="360"/>
+      </w:pPr>
+      <w:rPr>
+        <w:rFonts w:ascii="Wingdings" w:hAnsi="Wingdings" w:hint="default"/>
+        <w:sz w:val="20"/>
+      </w:rPr>
+    </w:lvl>
+    <w:lvl w:ilvl="8" w:tentative="1">
+      <w:start w:val="1"/>
+      <w:numFmt w:val="bullet"/>
+      <w:lvlText w:val=""/>
+      <w:lvlJc w:val="left"/>
+      <w:pPr>
+        <w:tabs>
+          <w:tab w:val="num" w:pos="6480"/>
+        </w:tabs>
+        <w:ind w:left="6480" w:hanging="360"/>
+      </w:pPr>
+      <w:rPr>
+        <w:rFonts w:ascii="Wingdings" w:hAnsi="Wingdings" w:hint="default"/>
+        <w:sz w:val="20"/>
+      </w:rPr>
+    </w:lvl>
+  </w:abstractNum>
+  <w:abstractNum w:abstractNumId="29" w15:restartNumberingAfterBreak="0">
     <w:nsid w:val="5BC30E24"/>
     <w:multiLevelType w:val="multilevel"/>
     <w:tmpl w:val="23BAF1E4"/>
@@ -22740,7 +23436,7 @@
       </w:rPr>
     </w:lvl>
   </w:abstractNum>
-  <w:abstractNum w:abstractNumId="27" w15:restartNumberingAfterBreak="0">
+  <w:abstractNum w:abstractNumId="30" w15:restartNumberingAfterBreak="0">
     <w:nsid w:val="65483DBB"/>
     <w:multiLevelType w:val="multilevel"/>
     <w:tmpl w:val="28386B6A"/>
@@ -22889,7 +23585,7 @@
       </w:rPr>
     </w:lvl>
   </w:abstractNum>
-  <w:abstractNum w:abstractNumId="28" w15:restartNumberingAfterBreak="0">
+  <w:abstractNum w:abstractNumId="31" w15:restartNumberingAfterBreak="0">
     <w:nsid w:val="66767FB6"/>
     <w:multiLevelType w:val="multilevel"/>
     <w:tmpl w:val="3FA04C0A"/>
@@ -23005,7 +23701,7 @@
       </w:pPr>
     </w:lvl>
   </w:abstractNum>
-  <w:abstractNum w:abstractNumId="29" w15:restartNumberingAfterBreak="0">
+  <w:abstractNum w:abstractNumId="32" w15:restartNumberingAfterBreak="0">
     <w:nsid w:val="71952AF3"/>
     <w:multiLevelType w:val="multilevel"/>
     <w:tmpl w:val="DD7C870E"/>
@@ -23118,7 +23814,7 @@
       </w:pPr>
     </w:lvl>
   </w:abstractNum>
-  <w:abstractNum w:abstractNumId="30" w15:restartNumberingAfterBreak="0">
+  <w:abstractNum w:abstractNumId="33" w15:restartNumberingAfterBreak="0">
     <w:nsid w:val="75725C74"/>
     <w:multiLevelType w:val="multilevel"/>
     <w:tmpl w:val="1CB6B0DA"/>
@@ -23267,7 +23963,7 @@
       </w:rPr>
     </w:lvl>
   </w:abstractNum>
-  <w:abstractNum w:abstractNumId="31" w15:restartNumberingAfterBreak="0">
+  <w:abstractNum w:abstractNumId="34" w15:restartNumberingAfterBreak="0">
     <w:nsid w:val="792719D8"/>
     <w:multiLevelType w:val="multilevel"/>
     <w:tmpl w:val="47505D84"/>
@@ -23380,7 +24076,7 @@
       </w:rPr>
     </w:lvl>
   </w:abstractNum>
-  <w:abstractNum w:abstractNumId="32" w15:restartNumberingAfterBreak="0">
+  <w:abstractNum w:abstractNumId="35" w15:restartNumberingAfterBreak="0">
     <w:nsid w:val="7B177094"/>
     <w:multiLevelType w:val="multilevel"/>
     <w:tmpl w:val="6E3446FC"/>
@@ -23493,7 +24189,7 @@
       </w:rPr>
     </w:lvl>
   </w:abstractNum>
-  <w:abstractNum w:abstractNumId="33" w15:restartNumberingAfterBreak="0">
+  <w:abstractNum w:abstractNumId="36" w15:restartNumberingAfterBreak="0">
     <w:nsid w:val="7C2A32E5"/>
     <w:multiLevelType w:val="multilevel"/>
     <w:tmpl w:val="8B64077A"/>
@@ -23642,7 +24338,7 @@
       </w:rPr>
     </w:lvl>
   </w:abstractNum>
-  <w:abstractNum w:abstractNumId="34" w15:restartNumberingAfterBreak="0">
+  <w:abstractNum w:abstractNumId="37" w15:restartNumberingAfterBreak="0">
     <w:nsid w:val="7F3B4BD4"/>
     <w:multiLevelType w:val="multilevel"/>
     <w:tmpl w:val="7660A140"/>
@@ -23791,7 +24487,7 @@
       </w:rPr>
     </w:lvl>
   </w:abstractNum>
-  <w:abstractNum w:abstractNumId="35" w15:restartNumberingAfterBreak="0">
+  <w:abstractNum w:abstractNumId="38" w15:restartNumberingAfterBreak="0">
     <w:nsid w:val="7F3C6355"/>
     <w:multiLevelType w:val="hybridMultilevel"/>
     <w:tmpl w:val="11BEFA78"/>
@@ -23878,112 +24574,121 @@
     </w:lvl>
   </w:abstractNum>
   <w:num w:numId="1" w16cid:durableId="1892887173">
-    <w:abstractNumId w:val="20"/>
+    <w:abstractNumId w:val="22"/>
   </w:num>
   <w:num w:numId="2" w16cid:durableId="1554195086">
-    <w:abstractNumId w:val="12"/>
+    <w:abstractNumId w:val="13"/>
   </w:num>
   <w:num w:numId="3" w16cid:durableId="1207065991">
-    <w:abstractNumId w:val="4"/>
+    <w:abstractNumId w:val="5"/>
   </w:num>
   <w:num w:numId="4" w16cid:durableId="1248923792">
+    <w:abstractNumId w:val="37"/>
+  </w:num>
+  <w:num w:numId="5" w16cid:durableId="645552123">
+    <w:abstractNumId w:val="6"/>
+  </w:num>
+  <w:num w:numId="6" w16cid:durableId="1991669947">
+    <w:abstractNumId w:val="7"/>
+  </w:num>
+  <w:num w:numId="7" w16cid:durableId="84885071">
+    <w:abstractNumId w:val="29"/>
+  </w:num>
+  <w:num w:numId="8" w16cid:durableId="511651134">
+    <w:abstractNumId w:val="25"/>
+  </w:num>
+  <w:num w:numId="9" w16cid:durableId="1551385246">
+    <w:abstractNumId w:val="32"/>
+  </w:num>
+  <w:num w:numId="10" w16cid:durableId="1347446117">
+    <w:abstractNumId w:val="31"/>
+  </w:num>
+  <w:num w:numId="11" w16cid:durableId="2060476968">
     <w:abstractNumId w:val="34"/>
   </w:num>
-  <w:num w:numId="5" w16cid:durableId="645552123">
-    <w:abstractNumId w:val="5"/>
+  <w:num w:numId="12" w16cid:durableId="1735927017">
+    <w:abstractNumId w:val="21"/>
   </w:num>
-  <w:num w:numId="6" w16cid:durableId="1991669947">
-    <w:abstractNumId w:val="6"/>
-  </w:num>
-  <w:num w:numId="7" w16cid:durableId="84885071">
-    <w:abstractNumId w:val="26"/>
-  </w:num>
-  <w:num w:numId="8" w16cid:durableId="511651134">
+  <w:num w:numId="13" w16cid:durableId="294256718">
     <w:abstractNumId w:val="23"/>
   </w:num>
-  <w:num w:numId="9" w16cid:durableId="1551385246">
-    <w:abstractNumId w:val="29"/>
-  </w:num>
-  <w:num w:numId="10" w16cid:durableId="1347446117">
-    <w:abstractNumId w:val="28"/>
-  </w:num>
-  <w:num w:numId="11" w16cid:durableId="2060476968">
-    <w:abstractNumId w:val="31"/>
-  </w:num>
-  <w:num w:numId="12" w16cid:durableId="1735927017">
-    <w:abstractNumId w:val="19"/>
-  </w:num>
-  <w:num w:numId="13" w16cid:durableId="294256718">
-    <w:abstractNumId w:val="21"/>
-  </w:num>
   <w:num w:numId="14" w16cid:durableId="2083792904">
-    <w:abstractNumId w:val="22"/>
+    <w:abstractNumId w:val="24"/>
   </w:num>
   <w:num w:numId="15" w16cid:durableId="1656839767">
-    <w:abstractNumId w:val="15"/>
+    <w:abstractNumId w:val="16"/>
   </w:num>
   <w:num w:numId="16" w16cid:durableId="605190195">
-    <w:abstractNumId w:val="30"/>
+    <w:abstractNumId w:val="33"/>
   </w:num>
   <w:num w:numId="17" w16cid:durableId="1906262543">
-    <w:abstractNumId w:val="10"/>
+    <w:abstractNumId w:val="11"/>
   </w:num>
   <w:num w:numId="18" w16cid:durableId="873687021">
     <w:abstractNumId w:val="2"/>
   </w:num>
   <w:num w:numId="19" w16cid:durableId="924918422">
-    <w:abstractNumId w:val="16"/>
+    <w:abstractNumId w:val="18"/>
   </w:num>
   <w:num w:numId="20" w16cid:durableId="1424569827">
-    <w:abstractNumId w:val="9"/>
+    <w:abstractNumId w:val="10"/>
   </w:num>
   <w:num w:numId="21" w16cid:durableId="102236406">
-    <w:abstractNumId w:val="33"/>
+    <w:abstractNumId w:val="36"/>
   </w:num>
   <w:num w:numId="22" w16cid:durableId="898707292">
-    <w:abstractNumId w:val="7"/>
+    <w:abstractNumId w:val="8"/>
   </w:num>
   <w:num w:numId="23" w16cid:durableId="218247608">
     <w:abstractNumId w:val="3"/>
   </w:num>
   <w:num w:numId="24" w16cid:durableId="360403394">
-    <w:abstractNumId w:val="11"/>
+    <w:abstractNumId w:val="12"/>
   </w:num>
   <w:num w:numId="25" w16cid:durableId="741024504">
-    <w:abstractNumId w:val="17"/>
+    <w:abstractNumId w:val="19"/>
   </w:num>
   <w:num w:numId="26" w16cid:durableId="89468487">
-    <w:abstractNumId w:val="18"/>
+    <w:abstractNumId w:val="20"/>
   </w:num>
   <w:num w:numId="27" w16cid:durableId="658004788">
-    <w:abstractNumId w:val="14"/>
+    <w:abstractNumId w:val="15"/>
   </w:num>
   <w:num w:numId="28" w16cid:durableId="1380744846">
-    <w:abstractNumId w:val="25"/>
+    <w:abstractNumId w:val="27"/>
   </w:num>
   <w:num w:numId="29" w16cid:durableId="855538765">
-    <w:abstractNumId w:val="27"/>
+    <w:abstractNumId w:val="30"/>
   </w:num>
   <w:num w:numId="30" w16cid:durableId="574778216">
     <w:abstractNumId w:val="1"/>
   </w:num>
   <w:num w:numId="31" w16cid:durableId="1374816883">
-    <w:abstractNumId w:val="13"/>
+    <w:abstractNumId w:val="14"/>
   </w:num>
   <w:num w:numId="32" w16cid:durableId="744305984">
-    <w:abstractNumId w:val="8"/>
+    <w:abstractNumId w:val="9"/>
   </w:num>
   <w:num w:numId="33" w16cid:durableId="1598901737">
     <w:abstractNumId w:val="0"/>
   </w:num>
   <w:num w:numId="34" w16cid:durableId="1924755639">
+    <w:abstractNumId w:val="38"/>
+  </w:num>
+  <w:num w:numId="35" w16cid:durableId="1312564218">
+    <w:abstractNumId w:val="26"/>
+  </w:num>
+  <w:num w:numId="36" w16cid:durableId="1074350908">
     <w:abstractNumId w:val="35"/>
   </w:num>
-  <w:num w:numId="35" w16cid:durableId="1312564218">
-    <w:abstractNumId w:val="24"/>
+  <w:num w:numId="37" w16cid:durableId="1672416856">
+    <w:abstractNumId w:val="4"/>
   </w:num>
-  <w:num w:numId="36" w16cid:durableId="1074350908">
-    <w:abstractNumId w:val="32"/>
+  <w:num w:numId="38" w16cid:durableId="159318137">
+    <w:abstractNumId w:val="28"/>
+  </w:num>
+  <w:num w:numId="39" w16cid:durableId="1194463779">
+    <w:abstractNumId w:val="17"/>
   </w:num>
 </w:numbering>
 </file>
@@ -23992,6 +24697,9 @@
 <w15:people xmlns:wpc="http://schemas.microsoft.com/office/word/2010/wordprocessingCanvas" xmlns:cx="http://schemas.microsoft.com/office/drawing/2014/chartex" xmlns:cx1="http://schemas.microsoft.com/office/drawing/2015/9/8/chartex" xmlns:cx2="http://schemas.microsoft.com/office/drawing/2015/10/21/chartex" xmlns:cx3="http://schemas.microsoft.com/office/drawing/2016/5/9/chartex" xmlns:cx4="http://schemas.microsoft.com/office/drawing/2016/5/10/chartex" xmlns:cx5="http://schemas.microsoft.com/office/drawing/2016/5/11/chartex" xmlns:cx6="http://schemas.microsoft.com/office/drawing/2016/5/12/chartex" xmlns:cx7="http://schemas.microsoft.com/office/drawing/2016/5/13/chartex" xmlns:cx8="http://schemas.microsoft.com/office/drawing/2016/5/14/chartex" xmlns:mc="http://schemas.openxmlformats.org/markup-compatibility/2006" xmlns:aink="http://schemas.microsoft.com/office/drawing/2016/ink" xmlns:am3d="http://schemas.microsoft.com/office/drawing/2017/model3d" xmlns:o="urn:schemas-microsoft-com:office:office" xmlns:oel="http://schemas.microsoft.com/office/2019/extlst" xmlns:r="http://schemas.openxmlformats.org/officeDocument/2006/relationships" xmlns:m="http://schemas.openxmlformats.org/officeDocument/2006/math" xmlns:v="urn:schemas-microsoft-com:vml" xmlns:wp14="http://schemas.microsoft.com/office/word/2010/wordprocessingDrawing" xmlns:wp="http://schemas.openxmlformats.org/drawingml/2006/wordprocessingDrawing" xmlns:w10="urn:schemas-microsoft-com:office:word" xmlns:w="http://schemas.openxmlformats.org/wordprocessingml/2006/main" xmlns:w14="http://schemas.microsoft.com/office/word/2010/wordml" xmlns:w15="http://schemas.microsoft.com/office/word/2012/wordml" xmlns:w16cex="http://schemas.microsoft.com/office/word/2018/wordml/cex" xmlns:w16cid="http://schemas.microsoft.com/office/word/2016/wordml/cid" xmlns:w16="http://schemas.microsoft.com/office/word/2018/wordml" xmlns:w16du="http://schemas.microsoft.com/office/word/2023/wordml/word16du" xmlns:w16sdtdh="http://schemas.microsoft.com/office/word/2020/wordml/sdtdatahash" xmlns:w16sdtfl="http://schemas.microsoft.com/office/word/2024/wordml/sdtformatlock" xmlns:w16se="http://schemas.microsoft.com/office/word/2015/wordml/symex" xmlns:wpg="http://schemas.microsoft.com/office/word/2010/wordprocessingGroup" xmlns:wpi="http://schemas.microsoft.com/office/word/2010/wordprocessingInk" xmlns:wne="http://schemas.microsoft.com/office/word/2006/wordml" xmlns:wps="http://schemas.microsoft.com/office/word/2010/wordprocessingShape" mc:Ignorable="w14 w15 w16se w16cid w16 w16cex w16sdtdh w16sdtfl w16du wp14">
   <w15:person w15:author="Masato YOSHIKAWA">
     <w15:presenceInfo w15:providerId="Windows Live" w15:userId="accbfb7289cc65fb"/>
+  </w15:person>
+  <w15:person w15:author="柊 矢沢">
+    <w15:presenceInfo w15:providerId="Windows Live" w15:userId="08f31ff36ec1290a"/>
   </w15:person>
 </w15:people>
 </file>
